--- a/tests/golden/thesis-layout.docx
+++ b/tests/golden/thesis-layout.docx
@@ -9328,8 +9328,10 @@
       <w:lvlJc w:val="left"/>
       <w:rPr>
         <w:rFonts w:ascii="TH Sarabun New" w:hAnsi="TH Sarabun New" w:cs="TH Sarabun New"/>
-        <w:sz w:val="30"/>
-        <w:szCs w:val="30"/>
+        <w:b/>
+        <w:bCs/>
+        <w:sz w:val="40"/>
+        <w:szCs w:val="40"/>
         <w:cs/>
         <w:lang w:val="en-US" w:bidi="th-TH"/>
       </w:rPr>
@@ -9342,8 +9344,11 @@
       <w:lvlJc w:val="left"/>
       <w:rPr>
         <w:rFonts w:ascii="TH Sarabun New" w:hAnsi="TH Sarabun New" w:cs="TH Sarabun New"/>
-        <w:sz w:val="30"/>
-        <w:szCs w:val="30"/>
+        <w:b/>
+        <w:bCs/>
+        <w:color w:val="1F4E79"/>
+        <w:sz w:val="36"/>
+        <w:szCs w:val="36"/>
         <w:cs/>
         <w:lang w:val="en-US" w:bidi="th-TH"/>
       </w:rPr>
@@ -9356,6 +9361,11 @@
       <w:lvlJc w:val="left"/>
       <w:rPr>
         <w:rFonts w:ascii="TH Sarabun New" w:hAnsi="TH Sarabun New" w:cs="TH Sarabun New"/>
+        <w:b/>
+        <w:bCs/>
+        <w:i/>
+        <w:iCs/>
+        <w:color w:val="2E75B6"/>
         <w:sz w:val="30"/>
         <w:szCs w:val="30"/>
         <w:cs/>
@@ -9370,6 +9380,10 @@
       <w:lvlJc w:val="left"/>
       <w:rPr>
         <w:rFonts w:ascii="TH Sarabun New" w:hAnsi="TH Sarabun New" w:cs="TH Sarabun New"/>
+        <w:b/>
+        <w:bCs/>
+        <w:i/>
+        <w:iCs/>
         <w:sz w:val="30"/>
         <w:szCs w:val="30"/>
         <w:cs/>
@@ -9384,6 +9398,8 @@
       <w:lvlJc w:val="left"/>
       <w:rPr>
         <w:rFonts w:ascii="TH Sarabun New" w:hAnsi="TH Sarabun New" w:cs="TH Sarabun New"/>
+        <w:b/>
+        <w:bCs/>
         <w:sz w:val="30"/>
         <w:szCs w:val="30"/>
         <w:cs/>
@@ -9398,6 +9414,8 @@
       <w:lvlJc w:val="left"/>
       <w:rPr>
         <w:rFonts w:ascii="TH Sarabun New" w:hAnsi="TH Sarabun New" w:cs="TH Sarabun New"/>
+        <w:i/>
+        <w:iCs/>
         <w:sz w:val="30"/>
         <w:szCs w:val="30"/>
         <w:cs/>
@@ -9457,8 +9475,10 @@
       <w:lvlJc w:val="left"/>
       <w:rPr>
         <w:rFonts w:ascii="TH Sarabun New" w:hAnsi="TH Sarabun New" w:cs="TH Sarabun New"/>
-        <w:sz w:val="30"/>
-        <w:szCs w:val="30"/>
+        <w:b/>
+        <w:bCs/>
+        <w:sz w:val="40"/>
+        <w:szCs w:val="40"/>
         <w:cs/>
         <w:lang w:val="en-US" w:bidi="th-TH"/>
       </w:rPr>
@@ -9471,8 +9491,11 @@
       <w:lvlJc w:val="left"/>
       <w:rPr>
         <w:rFonts w:ascii="TH Sarabun New" w:hAnsi="TH Sarabun New" w:cs="TH Sarabun New"/>
-        <w:sz w:val="30"/>
-        <w:szCs w:val="30"/>
+        <w:b/>
+        <w:bCs/>
+        <w:color w:val="1F4E79"/>
+        <w:sz w:val="36"/>
+        <w:szCs w:val="36"/>
         <w:cs/>
         <w:lang w:val="en-US" w:bidi="th-TH"/>
       </w:rPr>
@@ -9485,6 +9508,11 @@
       <w:lvlJc w:val="left"/>
       <w:rPr>
         <w:rFonts w:ascii="TH Sarabun New" w:hAnsi="TH Sarabun New" w:cs="TH Sarabun New"/>
+        <w:b/>
+        <w:bCs/>
+        <w:i/>
+        <w:iCs/>
+        <w:color w:val="2E75B6"/>
         <w:sz w:val="30"/>
         <w:szCs w:val="30"/>
         <w:cs/>
@@ -9499,6 +9527,10 @@
       <w:lvlJc w:val="left"/>
       <w:rPr>
         <w:rFonts w:ascii="TH Sarabun New" w:hAnsi="TH Sarabun New" w:cs="TH Sarabun New"/>
+        <w:b/>
+        <w:bCs/>
+        <w:i/>
+        <w:iCs/>
         <w:sz w:val="30"/>
         <w:szCs w:val="30"/>
         <w:cs/>
@@ -9513,6 +9545,8 @@
       <w:lvlJc w:val="left"/>
       <w:rPr>
         <w:rFonts w:ascii="TH Sarabun New" w:hAnsi="TH Sarabun New" w:cs="TH Sarabun New"/>
+        <w:b/>
+        <w:bCs/>
         <w:sz w:val="30"/>
         <w:szCs w:val="30"/>
         <w:cs/>
@@ -9527,6 +9561,8 @@
       <w:lvlJc w:val="left"/>
       <w:rPr>
         <w:rFonts w:ascii="TH Sarabun New" w:hAnsi="TH Sarabun New" w:cs="TH Sarabun New"/>
+        <w:i/>
+        <w:iCs/>
         <w:sz w:val="30"/>
         <w:szCs w:val="30"/>
         <w:cs/>

--- a/tests/golden/thesis-layout.docx
+++ b/tests/golden/thesis-layout.docx
@@ -1813,11 +1813,11 @@
       </w:pPr>
       <w:r>
         <w:rPr>
-          <w:rFonts w:ascii="Segoe UI Symbol" w:hAnsi="Segoe UI Symbol" w:cs="Segoe UI Symbol"/>
-          <w:cs/>
-          <w:lang w:val="en-US" w:bidi="th-TH"/>
-        </w:rPr>
-        <w:t xml:space="preserve">☑ </w:t>
+          <w:rFonts w:ascii="Arial" w:hAnsi="Arial" w:cs="Arial"/>
+          <w:cs/>
+          <w:lang w:val="en-US" w:bidi="th-TH"/>
+        </w:rPr>
+        <w:t xml:space="preserve">■ </w:t>
       </w:r>
       <w:r>
         <w:rPr>
@@ -1834,11 +1834,11 @@
       </w:pPr>
       <w:r>
         <w:rPr>
-          <w:rFonts w:ascii="Segoe UI Symbol" w:hAnsi="Segoe UI Symbol" w:cs="Segoe UI Symbol"/>
-          <w:cs/>
-          <w:lang w:val="en-US" w:bidi="th-TH"/>
-        </w:rPr>
-        <w:t xml:space="preserve">☑ </w:t>
+          <w:rFonts w:ascii="Arial" w:hAnsi="Arial" w:cs="Arial"/>
+          <w:cs/>
+          <w:lang w:val="en-US" w:bidi="th-TH"/>
+        </w:rPr>
+        <w:t xml:space="preserve">■ </w:t>
       </w:r>
       <w:r>
         <w:rPr>
@@ -1855,11 +1855,11 @@
       </w:pPr>
       <w:r>
         <w:rPr>
-          <w:rFonts w:ascii="Segoe UI Symbol" w:hAnsi="Segoe UI Symbol" w:cs="Segoe UI Symbol"/>
-          <w:cs/>
-          <w:lang w:val="en-US" w:bidi="th-TH"/>
-        </w:rPr>
-        <w:t xml:space="preserve">☐ </w:t>
+          <w:rFonts w:ascii="Arial" w:hAnsi="Arial" w:cs="Arial"/>
+          <w:cs/>
+          <w:lang w:val="en-US" w:bidi="th-TH"/>
+        </w:rPr>
+        <w:t xml:space="preserve">□ </w:t>
       </w:r>
       <w:r>
         <w:rPr>
@@ -1876,11 +1876,11 @@
       </w:pPr>
       <w:r>
         <w:rPr>
-          <w:rFonts w:ascii="Segoe UI Symbol" w:hAnsi="Segoe UI Symbol" w:cs="Segoe UI Symbol"/>
-          <w:cs/>
-          <w:lang w:val="en-US" w:bidi="th-TH"/>
-        </w:rPr>
-        <w:t xml:space="preserve">☐ </w:t>
+          <w:rFonts w:ascii="Arial" w:hAnsi="Arial" w:cs="Arial"/>
+          <w:cs/>
+          <w:lang w:val="en-US" w:bidi="th-TH"/>
+        </w:rPr>
+        <w:t xml:space="preserve">□ </w:t>
       </w:r>
       <w:r>
         <w:rPr>
@@ -7677,11 +7677,11 @@
       </w:pPr>
       <w:r>
         <w:rPr>
-          <w:rFonts w:ascii="Segoe UI Symbol" w:hAnsi="Segoe UI Symbol" w:cs="Segoe UI Symbol"/>
-          <w:cs/>
-          <w:lang w:val="en-US" w:bidi="th-TH"/>
-        </w:rPr>
-        <w:t xml:space="preserve">☐ </w:t>
+          <w:rFonts w:ascii="Arial" w:hAnsi="Arial" w:cs="Arial"/>
+          <w:cs/>
+          <w:lang w:val="en-US" w:bidi="th-TH"/>
+        </w:rPr>
+        <w:t xml:space="preserve">□ </w:t>
       </w:r>
       <w:r>
         <w:rPr>
@@ -7698,11 +7698,11 @@
       </w:pPr>
       <w:r>
         <w:rPr>
-          <w:rFonts w:ascii="Segoe UI Symbol" w:hAnsi="Segoe UI Symbol" w:cs="Segoe UI Symbol"/>
-          <w:cs/>
-          <w:lang w:val="en-US" w:bidi="th-TH"/>
-        </w:rPr>
-        <w:t xml:space="preserve">☐ </w:t>
+          <w:rFonts w:ascii="Arial" w:hAnsi="Arial" w:cs="Arial"/>
+          <w:cs/>
+          <w:lang w:val="en-US" w:bidi="th-TH"/>
+        </w:rPr>
+        <w:t xml:space="preserve">□ </w:t>
       </w:r>
       <w:r>
         <w:rPr>
@@ -7719,11 +7719,11 @@
       </w:pPr>
       <w:r>
         <w:rPr>
-          <w:rFonts w:ascii="Segoe UI Symbol" w:hAnsi="Segoe UI Symbol" w:cs="Segoe UI Symbol"/>
-          <w:cs/>
-          <w:lang w:val="en-US" w:bidi="th-TH"/>
-        </w:rPr>
-        <w:t xml:space="preserve">☑ </w:t>
+          <w:rFonts w:ascii="Arial" w:hAnsi="Arial" w:cs="Arial"/>
+          <w:cs/>
+          <w:lang w:val="en-US" w:bidi="th-TH"/>
+        </w:rPr>
+        <w:t xml:space="preserve">■ </w:t>
       </w:r>
       <w:r>
         <w:rPr>

--- a/tests/golden/thesis-layout.docx
+++ b/tests/golden/thesis-layout.docx
@@ -491,9 +491,6 @@
     <w:p>
       <w:pPr>
         <w:pStyle w:val="Heading1"/>
-        <w:numPr>
-          <w:numId w:val="0"/>
-        </w:numPr>
       </w:pPr>
       <w:r>
         <w:rPr>
@@ -561,9 +558,6 @@
     <w:p>
       <w:pPr>
         <w:pStyle w:val="Heading1"/>
-        <w:numPr>
-          <w:numId w:val="0"/>
-        </w:numPr>
       </w:pPr>
       <w:r>
         <w:rPr>
@@ -611,9 +605,6 @@
     <w:p>
       <w:pPr>
         <w:pStyle w:val="Heading1"/>
-        <w:numPr>
-          <w:numId w:val="0"/>
-        </w:numPr>
       </w:pPr>
       <w:r>
         <w:rPr>
@@ -662,9 +653,6 @@
     <w:p>
       <w:pPr>
         <w:pStyle w:val="Heading1"/>
-        <w:numPr>
-          <w:numId w:val="0"/>
-        </w:numPr>
       </w:pPr>
       <w:r>
         <w:rPr>
@@ -1106,9 +1094,6 @@
     <w:p>
       <w:pPr>
         <w:pStyle w:val="Heading1"/>
-        <w:numPr>
-          <w:numId w:val="0"/>
-        </w:numPr>
       </w:pPr>
       <w:r>
         <w:rPr>
@@ -1214,9 +1199,6 @@
     <w:p>
       <w:pPr>
         <w:pStyle w:val="Heading1"/>
-        <w:numPr>
-          <w:numId w:val="0"/>
-        </w:numPr>
       </w:pPr>
       <w:r>
         <w:rPr>
@@ -1316,7 +1298,7 @@
           <w:cs/>
           <w:lang w:val="en-US" w:bidi="th-TH"/>
         </w:rPr>
-        <w:t xml:space="preserve">บทนำ</w:t>
+        <w:t xml:space="preserve">บทที่ 1 บทนำ</w:t>
       </w:r>
     </w:p>
     <w:p>
@@ -1577,11 +1559,22 @@
     <w:p>
       <w:pPr>
         <w:pStyle w:val="ListParagraph"/>
-        <w:numPr>
-          <w:ilvl w:val="0"/>
-          <w:numId w:val="2"/>
-        </w:numPr>
-      </w:pPr>
+        <w:ind w:left="720" w:hanging="360"/>
+      </w:pPr>
+      <w:r>
+        <w:rPr>
+          <w:cs/>
+          <w:lang w:val="en-US" w:bidi="th-TH"/>
+        </w:rPr>
+        <w:t xml:space="preserve">1.</w:t>
+      </w:r>
+      <w:r>
+        <w:rPr>
+          <w:cs/>
+          <w:lang w:val="en-US" w:bidi="th-TH"/>
+        </w:rPr>
+        <w:tab/>
+      </w:r>
       <w:r>
         <w:rPr>
           <w:cs/>
@@ -1593,11 +1586,22 @@
     <w:p>
       <w:pPr>
         <w:pStyle w:val="ListParagraph"/>
-        <w:numPr>
-          <w:ilvl w:val="0"/>
-          <w:numId w:val="2"/>
-        </w:numPr>
-      </w:pPr>
+        <w:ind w:left="720" w:hanging="360"/>
+      </w:pPr>
+      <w:r>
+        <w:rPr>
+          <w:cs/>
+          <w:lang w:val="en-US" w:bidi="th-TH"/>
+        </w:rPr>
+        <w:t xml:space="preserve">2.</w:t>
+      </w:r>
+      <w:r>
+        <w:rPr>
+          <w:cs/>
+          <w:lang w:val="en-US" w:bidi="th-TH"/>
+        </w:rPr>
+        <w:tab/>
+      </w:r>
       <w:r>
         <w:rPr>
           <w:cs/>
@@ -1657,11 +1661,22 @@
     <w:p>
       <w:pPr>
         <w:pStyle w:val="ListParagraph"/>
-        <w:numPr>
-          <w:ilvl w:val="0"/>
-          <w:numId w:val="2"/>
-        </w:numPr>
-      </w:pPr>
+        <w:ind w:left="720" w:hanging="360"/>
+      </w:pPr>
+      <w:r>
+        <w:rPr>
+          <w:cs/>
+          <w:lang w:val="en-US" w:bidi="th-TH"/>
+        </w:rPr>
+        <w:t xml:space="preserve">3.</w:t>
+      </w:r>
+      <w:r>
+        <w:rPr>
+          <w:cs/>
+          <w:lang w:val="en-US" w:bidi="th-TH"/>
+        </w:rPr>
+        <w:tab/>
+      </w:r>
       <w:r>
         <w:rPr>
           <w:cs/>
@@ -1914,106 +1929,7 @@
           <w:cs/>
           <w:lang w:val="en-US" w:bidi="th-TH"/>
         </w:rPr>
-        <w:t xml:space="preserve">ตารางที่ </w:t>
-      </w:r>
-      <w:r>
-        <w:rPr>
-          <w:b/>
-          <w:bCs/>
-          <w:cs/>
-          <w:lang w:val="en-US" w:bidi="th-TH"/>
-        </w:rPr>
-        <w:fldChar w:fldCharType="begin"/>
-      </w:r>
-      <w:r>
-        <w:rPr>
-          <w:b/>
-          <w:bCs/>
-          <w:cs/>
-          <w:lang w:val="en-US" w:bidi="th-TH"/>
-        </w:rPr>
-        <w:instrText xml:space="preserve"> STYLEREF 1 \s </w:instrText>
-      </w:r>
-      <w:r>
-        <w:rPr>
-          <w:b/>
-          <w:bCs/>
-          <w:cs/>
-          <w:lang w:val="en-US" w:bidi="th-TH"/>
-        </w:rPr>
-        <w:fldChar w:fldCharType="separate"/>
-      </w:r>
-      <w:r>
-        <w:rPr>
-          <w:b/>
-          <w:bCs/>
-          <w:cs/>
-          <w:lang w:val="en-US" w:bidi="th-TH"/>
-        </w:rPr>
-        <w:t xml:space="preserve">1</w:t>
-      </w:r>
-      <w:r>
-        <w:rPr>
-          <w:b/>
-          <w:bCs/>
-          <w:cs/>
-          <w:lang w:val="en-US" w:bidi="th-TH"/>
-        </w:rPr>
-        <w:fldChar w:fldCharType="end"/>
-      </w:r>
-      <w:r>
-        <w:rPr>
-          <w:b/>
-          <w:bCs/>
-          <w:cs/>
-          <w:lang w:val="en-US" w:bidi="th-TH"/>
-        </w:rPr>
-        <w:t xml:space="preserve">-</w:t>
-      </w:r>
-      <w:r>
-        <w:rPr>
-          <w:b/>
-          <w:bCs/>
-          <w:cs/>
-          <w:lang w:val="en-US" w:bidi="th-TH"/>
-        </w:rPr>
-        <w:fldChar w:fldCharType="begin"/>
-      </w:r>
-      <w:r>
-        <w:rPr>
-          <w:b/>
-          <w:bCs/>
-          <w:cs/>
-          <w:lang w:val="en-US" w:bidi="th-TH"/>
-        </w:rPr>
-        <w:instrText xml:space="preserve"> SEQ Table \* ARABIC \s 1 </w:instrText>
-      </w:r>
-      <w:r>
-        <w:rPr>
-          <w:b/>
-          <w:bCs/>
-          <w:cs/>
-          <w:lang w:val="en-US" w:bidi="th-TH"/>
-        </w:rPr>
-        <w:fldChar w:fldCharType="separate"/>
-      </w:r>
-      <w:r>
-        <w:rPr>
-          <w:b/>
-          <w:bCs/>
-          <w:cs/>
-          <w:lang w:val="en-US" w:bidi="th-TH"/>
-        </w:rPr>
-        <w:t xml:space="preserve">1</w:t>
-      </w:r>
-      <w:r>
-        <w:rPr>
-          <w:b/>
-          <w:bCs/>
-          <w:cs/>
-          <w:lang w:val="en-US" w:bidi="th-TH"/>
-        </w:rPr>
-        <w:fldChar w:fldCharType="end"/>
+        <w:t xml:space="preserve">ตารางที่ 1-1</w:t>
       </w:r>
       <w:r>
         <w:rPr>
@@ -2300,7 +2216,7 @@
           <w:cs/>
           <w:lang w:val="en-US" w:bidi="th-TH"/>
         </w:rPr>
-        <w:t xml:space="preserve">ทฤษฎีและงานวิจัยที่เกี่ยวข้อง</w:t>
+        <w:t xml:space="preserve">บทที่ 2 ทฤษฎีและงานวิจัยที่เกี่ยวข้อง</w:t>
       </w:r>
     </w:p>
     <w:p>
@@ -2359,106 +2275,7 @@
           <w:cs/>
           <w:lang w:val="en-US" w:bidi="th-TH"/>
         </w:rPr>
-        <w:t xml:space="preserve">ตารางที่ </w:t>
-      </w:r>
-      <w:r>
-        <w:rPr>
-          <w:b/>
-          <w:bCs/>
-          <w:cs/>
-          <w:lang w:val="en-US" w:bidi="th-TH"/>
-        </w:rPr>
-        <w:fldChar w:fldCharType="begin"/>
-      </w:r>
-      <w:r>
-        <w:rPr>
-          <w:b/>
-          <w:bCs/>
-          <w:cs/>
-          <w:lang w:val="en-US" w:bidi="th-TH"/>
-        </w:rPr>
-        <w:instrText xml:space="preserve"> STYLEREF 1 \s </w:instrText>
-      </w:r>
-      <w:r>
-        <w:rPr>
-          <w:b/>
-          <w:bCs/>
-          <w:cs/>
-          <w:lang w:val="en-US" w:bidi="th-TH"/>
-        </w:rPr>
-        <w:fldChar w:fldCharType="separate"/>
-      </w:r>
-      <w:r>
-        <w:rPr>
-          <w:b/>
-          <w:bCs/>
-          <w:cs/>
-          <w:lang w:val="en-US" w:bidi="th-TH"/>
-        </w:rPr>
-        <w:t xml:space="preserve">2</w:t>
-      </w:r>
-      <w:r>
-        <w:rPr>
-          <w:b/>
-          <w:bCs/>
-          <w:cs/>
-          <w:lang w:val="en-US" w:bidi="th-TH"/>
-        </w:rPr>
-        <w:fldChar w:fldCharType="end"/>
-      </w:r>
-      <w:r>
-        <w:rPr>
-          <w:b/>
-          <w:bCs/>
-          <w:cs/>
-          <w:lang w:val="en-US" w:bidi="th-TH"/>
-        </w:rPr>
-        <w:t xml:space="preserve">-</w:t>
-      </w:r>
-      <w:r>
-        <w:rPr>
-          <w:b/>
-          <w:bCs/>
-          <w:cs/>
-          <w:lang w:val="en-US" w:bidi="th-TH"/>
-        </w:rPr>
-        <w:fldChar w:fldCharType="begin"/>
-      </w:r>
-      <w:r>
-        <w:rPr>
-          <w:b/>
-          <w:bCs/>
-          <w:cs/>
-          <w:lang w:val="en-US" w:bidi="th-TH"/>
-        </w:rPr>
-        <w:instrText xml:space="preserve"> SEQ Table \* ARABIC \s 1 </w:instrText>
-      </w:r>
-      <w:r>
-        <w:rPr>
-          <w:b/>
-          <w:bCs/>
-          <w:cs/>
-          <w:lang w:val="en-US" w:bidi="th-TH"/>
-        </w:rPr>
-        <w:fldChar w:fldCharType="separate"/>
-      </w:r>
-      <w:r>
-        <w:rPr>
-          <w:b/>
-          <w:bCs/>
-          <w:cs/>
-          <w:lang w:val="en-US" w:bidi="th-TH"/>
-        </w:rPr>
-        <w:t xml:space="preserve">1</w:t>
-      </w:r>
-      <w:r>
-        <w:rPr>
-          <w:b/>
-          <w:bCs/>
-          <w:cs/>
-          <w:lang w:val="en-US" w:bidi="th-TH"/>
-        </w:rPr>
-        <w:fldChar w:fldCharType="end"/>
+        <w:t xml:space="preserve">ตารางที่ 2-1</w:t>
       </w:r>
       <w:r>
         <w:rPr>
@@ -2837,106 +2654,7 @@
           <w:cs/>
           <w:lang w:val="en-US" w:bidi="th-TH"/>
         </w:rPr>
-        <w:t xml:space="preserve">รูปที่ </w:t>
-      </w:r>
-      <w:r>
-        <w:rPr>
-          <w:b/>
-          <w:bCs/>
-          <w:cs/>
-          <w:lang w:val="en-US" w:bidi="th-TH"/>
-        </w:rPr>
-        <w:fldChar w:fldCharType="begin"/>
-      </w:r>
-      <w:r>
-        <w:rPr>
-          <w:b/>
-          <w:bCs/>
-          <w:cs/>
-          <w:lang w:val="en-US" w:bidi="th-TH"/>
-        </w:rPr>
-        <w:instrText xml:space="preserve"> STYLEREF 1 \s </w:instrText>
-      </w:r>
-      <w:r>
-        <w:rPr>
-          <w:b/>
-          <w:bCs/>
-          <w:cs/>
-          <w:lang w:val="en-US" w:bidi="th-TH"/>
-        </w:rPr>
-        <w:fldChar w:fldCharType="separate"/>
-      </w:r>
-      <w:r>
-        <w:rPr>
-          <w:b/>
-          <w:bCs/>
-          <w:cs/>
-          <w:lang w:val="en-US" w:bidi="th-TH"/>
-        </w:rPr>
-        <w:t xml:space="preserve">2</w:t>
-      </w:r>
-      <w:r>
-        <w:rPr>
-          <w:b/>
-          <w:bCs/>
-          <w:cs/>
-          <w:lang w:val="en-US" w:bidi="th-TH"/>
-        </w:rPr>
-        <w:fldChar w:fldCharType="end"/>
-      </w:r>
-      <w:r>
-        <w:rPr>
-          <w:b/>
-          <w:bCs/>
-          <w:cs/>
-          <w:lang w:val="en-US" w:bidi="th-TH"/>
-        </w:rPr>
-        <w:t xml:space="preserve">-</w:t>
-      </w:r>
-      <w:r>
-        <w:rPr>
-          <w:b/>
-          <w:bCs/>
-          <w:cs/>
-          <w:lang w:val="en-US" w:bidi="th-TH"/>
-        </w:rPr>
-        <w:fldChar w:fldCharType="begin"/>
-      </w:r>
-      <w:r>
-        <w:rPr>
-          <w:b/>
-          <w:bCs/>
-          <w:cs/>
-          <w:lang w:val="en-US" w:bidi="th-TH"/>
-        </w:rPr>
-        <w:instrText xml:space="preserve"> SEQ Figure \* ARABIC \s 1 </w:instrText>
-      </w:r>
-      <w:r>
-        <w:rPr>
-          <w:b/>
-          <w:bCs/>
-          <w:cs/>
-          <w:lang w:val="en-US" w:bidi="th-TH"/>
-        </w:rPr>
-        <w:fldChar w:fldCharType="separate"/>
-      </w:r>
-      <w:r>
-        <w:rPr>
-          <w:b/>
-          <w:bCs/>
-          <w:cs/>
-          <w:lang w:val="en-US" w:bidi="th-TH"/>
-        </w:rPr>
-        <w:t xml:space="preserve">1</w:t>
-      </w:r>
-      <w:r>
-        <w:rPr>
-          <w:b/>
-          <w:bCs/>
-          <w:cs/>
-          <w:lang w:val="en-US" w:bidi="th-TH"/>
-        </w:rPr>
-        <w:fldChar w:fldCharType="end"/>
+        <w:t xml:space="preserve">รูปที่ 2-1</w:t>
       </w:r>
       <w:r>
         <w:rPr>
@@ -3068,7 +2786,7 @@
           <w:cs/>
           <w:lang w:val="en-US" w:bidi="th-TH"/>
         </w:rPr>
-        <w:t xml:space="preserve">วิธีดำเนินการวิจัย</w:t>
+        <w:t xml:space="preserve">บทที่ 3 วิธีดำเนินการวิจัย</w:t>
       </w:r>
     </w:p>
     <w:p>
@@ -3169,106 +2887,7 @@
           <w:cs/>
           <w:lang w:val="en-US" w:bidi="th-TH"/>
         </w:rPr>
-        <w:t xml:space="preserve">รูปที่ </w:t>
-      </w:r>
-      <w:r>
-        <w:rPr>
-          <w:b/>
-          <w:bCs/>
-          <w:cs/>
-          <w:lang w:val="en-US" w:bidi="th-TH"/>
-        </w:rPr>
-        <w:fldChar w:fldCharType="begin"/>
-      </w:r>
-      <w:r>
-        <w:rPr>
-          <w:b/>
-          <w:bCs/>
-          <w:cs/>
-          <w:lang w:val="en-US" w:bidi="th-TH"/>
-        </w:rPr>
-        <w:instrText xml:space="preserve"> STYLEREF 1 \s </w:instrText>
-      </w:r>
-      <w:r>
-        <w:rPr>
-          <w:b/>
-          <w:bCs/>
-          <w:cs/>
-          <w:lang w:val="en-US" w:bidi="th-TH"/>
-        </w:rPr>
-        <w:fldChar w:fldCharType="separate"/>
-      </w:r>
-      <w:r>
-        <w:rPr>
-          <w:b/>
-          <w:bCs/>
-          <w:cs/>
-          <w:lang w:val="en-US" w:bidi="th-TH"/>
-        </w:rPr>
-        <w:t xml:space="preserve">3</w:t>
-      </w:r>
-      <w:r>
-        <w:rPr>
-          <w:b/>
-          <w:bCs/>
-          <w:cs/>
-          <w:lang w:val="en-US" w:bidi="th-TH"/>
-        </w:rPr>
-        <w:fldChar w:fldCharType="end"/>
-      </w:r>
-      <w:r>
-        <w:rPr>
-          <w:b/>
-          <w:bCs/>
-          <w:cs/>
-          <w:lang w:val="en-US" w:bidi="th-TH"/>
-        </w:rPr>
-        <w:t xml:space="preserve">-</w:t>
-      </w:r>
-      <w:r>
-        <w:rPr>
-          <w:b/>
-          <w:bCs/>
-          <w:cs/>
-          <w:lang w:val="en-US" w:bidi="th-TH"/>
-        </w:rPr>
-        <w:fldChar w:fldCharType="begin"/>
-      </w:r>
-      <w:r>
-        <w:rPr>
-          <w:b/>
-          <w:bCs/>
-          <w:cs/>
-          <w:lang w:val="en-US" w:bidi="th-TH"/>
-        </w:rPr>
-        <w:instrText xml:space="preserve"> SEQ Figure \* ARABIC \s 1 </w:instrText>
-      </w:r>
-      <w:r>
-        <w:rPr>
-          <w:b/>
-          <w:bCs/>
-          <w:cs/>
-          <w:lang w:val="en-US" w:bidi="th-TH"/>
-        </w:rPr>
-        <w:fldChar w:fldCharType="separate"/>
-      </w:r>
-      <w:r>
-        <w:rPr>
-          <w:b/>
-          <w:bCs/>
-          <w:cs/>
-          <w:lang w:val="en-US" w:bidi="th-TH"/>
-        </w:rPr>
-        <w:t xml:space="preserve">1</w:t>
-      </w:r>
-      <w:r>
-        <w:rPr>
-          <w:b/>
-          <w:bCs/>
-          <w:cs/>
-          <w:lang w:val="en-US" w:bidi="th-TH"/>
-        </w:rPr>
-        <w:fldChar w:fldCharType="end"/>
+        <w:t xml:space="preserve">รูปที่ 3-1</w:t>
       </w:r>
       <w:r>
         <w:rPr>
@@ -3293,11 +2912,22 @@
     <w:p>
       <w:pPr>
         <w:pStyle w:val="ListParagraph"/>
-        <w:numPr>
-          <w:ilvl w:val="0"/>
-          <w:numId w:val="3"/>
-        </w:numPr>
-      </w:pPr>
+        <w:ind w:left="720" w:hanging="360"/>
+      </w:pPr>
+      <w:r>
+        <w:rPr>
+          <w:cs/>
+          <w:lang w:val="en-US" w:bidi="th-TH"/>
+        </w:rPr>
+        <w:t xml:space="preserve">1.</w:t>
+      </w:r>
+      <w:r>
+        <w:rPr>
+          <w:cs/>
+          <w:lang w:val="en-US" w:bidi="th-TH"/>
+        </w:rPr>
+        <w:tab/>
+      </w:r>
       <w:r>
         <w:rPr>
           <w:cs/>
@@ -3309,11 +2939,22 @@
     <w:p>
       <w:pPr>
         <w:pStyle w:val="ListParagraph"/>
-        <w:numPr>
-          <w:ilvl w:val="0"/>
-          <w:numId w:val="3"/>
-        </w:numPr>
-      </w:pPr>
+        <w:ind w:left="720" w:hanging="360"/>
+      </w:pPr>
+      <w:r>
+        <w:rPr>
+          <w:cs/>
+          <w:lang w:val="en-US" w:bidi="th-TH"/>
+        </w:rPr>
+        <w:t xml:space="preserve">2.</w:t>
+      </w:r>
+      <w:r>
+        <w:rPr>
+          <w:cs/>
+          <w:lang w:val="en-US" w:bidi="th-TH"/>
+        </w:rPr>
+        <w:tab/>
+      </w:r>
       <w:r>
         <w:rPr>
           <w:cs/>
@@ -3325,10 +2966,7 @@
     <w:p>
       <w:pPr>
         <w:pStyle w:val="ListParagraph"/>
-        <w:numPr>
-          <w:ilvl w:val="0"/>
-          <w:numId w:val="3"/>
-        </w:numPr>
+        <w:ind w:left="720" w:hanging="360"/>
         <w:sectPr>
           <w:pgSz w:w="18720" w:h="12240" w:orient="landscape"/>
           <w:pgMar w:top="1440" w:right="1440" w:bottom="1440" w:left="1440" w:header="720" w:footer="720" w:gutter="0"/>
@@ -3340,6 +2978,20 @@
           <w:cs/>
           <w:lang w:val="en-US" w:bidi="th-TH"/>
         </w:rPr>
+        <w:t xml:space="preserve">3.</w:t>
+      </w:r>
+      <w:r>
+        <w:rPr>
+          <w:cs/>
+          <w:lang w:val="en-US" w:bidi="th-TH"/>
+        </w:rPr>
+        <w:tab/>
+      </w:r>
+      <w:r>
+        <w:rPr>
+          <w:cs/>
+          <w:lang w:val="en-US" w:bidi="th-TH"/>
+        </w:rPr>
         <w:t xml:space="preserve">บันทึกภาพหน้าจอของทุกรายการที่ไม่ผ่าน พร้อมรุ่นของโปรแกรมที่ใช้</w:t>
       </w:r>
     </w:p>
@@ -3352,7 +3004,7 @@
           <w:cs/>
           <w:lang w:val="en-US" w:bidi="th-TH"/>
         </w:rPr>
-        <w:t xml:space="preserve">ผลการวิจัย</w:t>
+        <w:t xml:space="preserve">บทที่ 4 ผลการวิจัย</w:t>
       </w:r>
     </w:p>
     <w:p>
@@ -3377,106 +3029,7 @@
           <w:cs/>
           <w:lang w:val="en-US" w:bidi="th-TH"/>
         </w:rPr>
-        <w:t xml:space="preserve">ตารางที่ </w:t>
-      </w:r>
-      <w:r>
-        <w:rPr>
-          <w:b/>
-          <w:bCs/>
-          <w:cs/>
-          <w:lang w:val="en-US" w:bidi="th-TH"/>
-        </w:rPr>
-        <w:fldChar w:fldCharType="begin"/>
-      </w:r>
-      <w:r>
-        <w:rPr>
-          <w:b/>
-          <w:bCs/>
-          <w:cs/>
-          <w:lang w:val="en-US" w:bidi="th-TH"/>
-        </w:rPr>
-        <w:instrText xml:space="preserve"> STYLEREF 1 \s </w:instrText>
-      </w:r>
-      <w:r>
-        <w:rPr>
-          <w:b/>
-          <w:bCs/>
-          <w:cs/>
-          <w:lang w:val="en-US" w:bidi="th-TH"/>
-        </w:rPr>
-        <w:fldChar w:fldCharType="separate"/>
-      </w:r>
-      <w:r>
-        <w:rPr>
-          <w:b/>
-          <w:bCs/>
-          <w:cs/>
-          <w:lang w:val="en-US" w:bidi="th-TH"/>
-        </w:rPr>
-        <w:t xml:space="preserve">4</w:t>
-      </w:r>
-      <w:r>
-        <w:rPr>
-          <w:b/>
-          <w:bCs/>
-          <w:cs/>
-          <w:lang w:val="en-US" w:bidi="th-TH"/>
-        </w:rPr>
-        <w:fldChar w:fldCharType="end"/>
-      </w:r>
-      <w:r>
-        <w:rPr>
-          <w:b/>
-          <w:bCs/>
-          <w:cs/>
-          <w:lang w:val="en-US" w:bidi="th-TH"/>
-        </w:rPr>
-        <w:t xml:space="preserve">-</w:t>
-      </w:r>
-      <w:r>
-        <w:rPr>
-          <w:b/>
-          <w:bCs/>
-          <w:cs/>
-          <w:lang w:val="en-US" w:bidi="th-TH"/>
-        </w:rPr>
-        <w:fldChar w:fldCharType="begin"/>
-      </w:r>
-      <w:r>
-        <w:rPr>
-          <w:b/>
-          <w:bCs/>
-          <w:cs/>
-          <w:lang w:val="en-US" w:bidi="th-TH"/>
-        </w:rPr>
-        <w:instrText xml:space="preserve"> SEQ Table \* ARABIC \s 1 </w:instrText>
-      </w:r>
-      <w:r>
-        <w:rPr>
-          <w:b/>
-          <w:bCs/>
-          <w:cs/>
-          <w:lang w:val="en-US" w:bidi="th-TH"/>
-        </w:rPr>
-        <w:fldChar w:fldCharType="separate"/>
-      </w:r>
-      <w:r>
-        <w:rPr>
-          <w:b/>
-          <w:bCs/>
-          <w:cs/>
-          <w:lang w:val="en-US" w:bidi="th-TH"/>
-        </w:rPr>
-        <w:t xml:space="preserve">1</w:t>
-      </w:r>
-      <w:r>
-        <w:rPr>
-          <w:b/>
-          <w:bCs/>
-          <w:cs/>
-          <w:lang w:val="en-US" w:bidi="th-TH"/>
-        </w:rPr>
-        <w:fldChar w:fldCharType="end"/>
+        <w:t xml:space="preserve">ตารางที่ 4-1</w:t>
       </w:r>
       <w:r>
         <w:rPr>
@@ -7314,106 +6867,7 @@
           <w:cs/>
           <w:lang w:val="en-US" w:bidi="th-TH"/>
         </w:rPr>
-        <w:t xml:space="preserve">รูปที่ </w:t>
-      </w:r>
-      <w:r>
-        <w:rPr>
-          <w:b/>
-          <w:bCs/>
-          <w:cs/>
-          <w:lang w:val="en-US" w:bidi="th-TH"/>
-        </w:rPr>
-        <w:fldChar w:fldCharType="begin"/>
-      </w:r>
-      <w:r>
-        <w:rPr>
-          <w:b/>
-          <w:bCs/>
-          <w:cs/>
-          <w:lang w:val="en-US" w:bidi="th-TH"/>
-        </w:rPr>
-        <w:instrText xml:space="preserve"> STYLEREF 1 \s </w:instrText>
-      </w:r>
-      <w:r>
-        <w:rPr>
-          <w:b/>
-          <w:bCs/>
-          <w:cs/>
-          <w:lang w:val="en-US" w:bidi="th-TH"/>
-        </w:rPr>
-        <w:fldChar w:fldCharType="separate"/>
-      </w:r>
-      <w:r>
-        <w:rPr>
-          <w:b/>
-          <w:bCs/>
-          <w:cs/>
-          <w:lang w:val="en-US" w:bidi="th-TH"/>
-        </w:rPr>
-        <w:t xml:space="preserve">4</w:t>
-      </w:r>
-      <w:r>
-        <w:rPr>
-          <w:b/>
-          <w:bCs/>
-          <w:cs/>
-          <w:lang w:val="en-US" w:bidi="th-TH"/>
-        </w:rPr>
-        <w:fldChar w:fldCharType="end"/>
-      </w:r>
-      <w:r>
-        <w:rPr>
-          <w:b/>
-          <w:bCs/>
-          <w:cs/>
-          <w:lang w:val="en-US" w:bidi="th-TH"/>
-        </w:rPr>
-        <w:t xml:space="preserve">-</w:t>
-      </w:r>
-      <w:r>
-        <w:rPr>
-          <w:b/>
-          <w:bCs/>
-          <w:cs/>
-          <w:lang w:val="en-US" w:bidi="th-TH"/>
-        </w:rPr>
-        <w:fldChar w:fldCharType="begin"/>
-      </w:r>
-      <w:r>
-        <w:rPr>
-          <w:b/>
-          <w:bCs/>
-          <w:cs/>
-          <w:lang w:val="en-US" w:bidi="th-TH"/>
-        </w:rPr>
-        <w:instrText xml:space="preserve"> SEQ Figure \* ARABIC \s 1 </w:instrText>
-      </w:r>
-      <w:r>
-        <w:rPr>
-          <w:b/>
-          <w:bCs/>
-          <w:cs/>
-          <w:lang w:val="en-US" w:bidi="th-TH"/>
-        </w:rPr>
-        <w:fldChar w:fldCharType="separate"/>
-      </w:r>
-      <w:r>
-        <w:rPr>
-          <w:b/>
-          <w:bCs/>
-          <w:cs/>
-          <w:lang w:val="en-US" w:bidi="th-TH"/>
-        </w:rPr>
-        <w:t xml:space="preserve">1</w:t>
-      </w:r>
-      <w:r>
-        <w:rPr>
-          <w:b/>
-          <w:bCs/>
-          <w:cs/>
-          <w:lang w:val="en-US" w:bidi="th-TH"/>
-        </w:rPr>
-        <w:fldChar w:fldCharType="end"/>
+        <w:t xml:space="preserve">รูปที่ 4-1</w:t>
       </w:r>
       <w:r>
         <w:rPr>
@@ -7432,7 +6886,7 @@
           <w:cs/>
           <w:lang w:val="en-US" w:bidi="th-TH"/>
         </w:rPr>
-        <w:t xml:space="preserve">สรุป อภิปรายผล และข้อเสนอแนะ</w:t>
+        <w:t xml:space="preserve">บทที่ 5 สรุป อภิปรายผล และข้อเสนอแนะ</w:t>
       </w:r>
     </w:p>
     <w:p>
@@ -7516,9 +6970,6 @@
     <w:p>
       <w:pPr>
         <w:pStyle w:val="Heading1"/>
-        <w:numPr>
-          <w:numId w:val="0"/>
-        </w:numPr>
       </w:pPr>
       <w:r>
         <w:rPr>
@@ -7635,17 +7086,13 @@
     <w:p>
       <w:pPr>
         <w:pStyle w:val="Heading1"/>
-        <w:numPr>
-          <w:ilvl w:val="0"/>
-          <w:numId w:val="5"/>
-        </w:numPr>
-      </w:pPr>
-      <w:r>
-        <w:rPr>
-          <w:cs/>
-          <w:lang w:val="en-US" w:bidi="th-TH"/>
-        </w:rPr>
-        <w:t xml:space="preserve">แบบสอบถามที่ใช้ในการวิจัย</w:t>
+      </w:pPr>
+      <w:r>
+        <w:rPr>
+          <w:cs/>
+          <w:lang w:val="en-US" w:bidi="th-TH"/>
+        </w:rPr>
+        <w:t xml:space="preserve">ภาคผนวก ก แบบสอบถามที่ใช้ในการวิจัย</w:t>
       </w:r>
     </w:p>
     <w:p>
@@ -7745,106 +7192,7 @@
           <w:cs/>
           <w:lang w:val="en-US" w:bidi="th-TH"/>
         </w:rPr>
-        <w:t xml:space="preserve">ตารางที่ </w:t>
-      </w:r>
-      <w:r>
-        <w:rPr>
-          <w:b/>
-          <w:bCs/>
-          <w:cs/>
-          <w:lang w:val="en-US" w:bidi="th-TH"/>
-        </w:rPr>
-        <w:fldChar w:fldCharType="begin"/>
-      </w:r>
-      <w:r>
-        <w:rPr>
-          <w:b/>
-          <w:bCs/>
-          <w:cs/>
-          <w:lang w:val="en-US" w:bidi="th-TH"/>
-        </w:rPr>
-        <w:instrText xml:space="preserve"> STYLEREF 1 \s </w:instrText>
-      </w:r>
-      <w:r>
-        <w:rPr>
-          <w:b/>
-          <w:bCs/>
-          <w:cs/>
-          <w:lang w:val="en-US" w:bidi="th-TH"/>
-        </w:rPr>
-        <w:fldChar w:fldCharType="separate"/>
-      </w:r>
-      <w:r>
-        <w:rPr>
-          <w:b/>
-          <w:bCs/>
-          <w:cs/>
-          <w:lang w:val="en-US" w:bidi="th-TH"/>
-        </w:rPr>
-        <w:t xml:space="preserve">ก</w:t>
-      </w:r>
-      <w:r>
-        <w:rPr>
-          <w:b/>
-          <w:bCs/>
-          <w:cs/>
-          <w:lang w:val="en-US" w:bidi="th-TH"/>
-        </w:rPr>
-        <w:fldChar w:fldCharType="end"/>
-      </w:r>
-      <w:r>
-        <w:rPr>
-          <w:b/>
-          <w:bCs/>
-          <w:cs/>
-          <w:lang w:val="en-US" w:bidi="th-TH"/>
-        </w:rPr>
-        <w:t xml:space="preserve">-</w:t>
-      </w:r>
-      <w:r>
-        <w:rPr>
-          <w:b/>
-          <w:bCs/>
-          <w:cs/>
-          <w:lang w:val="en-US" w:bidi="th-TH"/>
-        </w:rPr>
-        <w:fldChar w:fldCharType="begin"/>
-      </w:r>
-      <w:r>
-        <w:rPr>
-          <w:b/>
-          <w:bCs/>
-          <w:cs/>
-          <w:lang w:val="en-US" w:bidi="th-TH"/>
-        </w:rPr>
-        <w:instrText xml:space="preserve"> SEQ Table \* ARABIC \s 1 </w:instrText>
-      </w:r>
-      <w:r>
-        <w:rPr>
-          <w:b/>
-          <w:bCs/>
-          <w:cs/>
-          <w:lang w:val="en-US" w:bidi="th-TH"/>
-        </w:rPr>
-        <w:fldChar w:fldCharType="separate"/>
-      </w:r>
-      <w:r>
-        <w:rPr>
-          <w:b/>
-          <w:bCs/>
-          <w:cs/>
-          <w:lang w:val="en-US" w:bidi="th-TH"/>
-        </w:rPr>
-        <w:t xml:space="preserve">1</w:t>
-      </w:r>
-      <w:r>
-        <w:rPr>
-          <w:b/>
-          <w:bCs/>
-          <w:cs/>
-          <w:lang w:val="en-US" w:bidi="th-TH"/>
-        </w:rPr>
-        <w:fldChar w:fldCharType="end"/>
+        <w:t xml:space="preserve">ตารางที่ ก-1</w:t>
       </w:r>
       <w:r>
         <w:rPr>
@@ -8082,17 +7430,13 @@
     <w:p>
       <w:pPr>
         <w:pStyle w:val="Heading1"/>
-        <w:numPr>
-          <w:ilvl w:val="0"/>
-          <w:numId w:val="5"/>
-        </w:numPr>
-      </w:pPr>
-      <w:r>
-        <w:rPr>
-          <w:cs/>
-          <w:lang w:val="en-US" w:bidi="th-TH"/>
-        </w:rPr>
-        <w:t xml:space="preserve">ผลการตรวจสอบความเที่ยงตรงของเครื่องมือ</w:t>
+      </w:pPr>
+      <w:r>
+        <w:rPr>
+          <w:cs/>
+          <w:lang w:val="en-US" w:bidi="th-TH"/>
+        </w:rPr>
+        <w:t xml:space="preserve">ภาคผนวก ข ผลการตรวจสอบความเที่ยงตรงของเครื่องมือ</w:t>
       </w:r>
     </w:p>
     <w:p>
@@ -8107,106 +7451,7 @@
           <w:cs/>
           <w:lang w:val="en-US" w:bidi="th-TH"/>
         </w:rPr>
-        <w:t xml:space="preserve">ตารางที่ </w:t>
-      </w:r>
-      <w:r>
-        <w:rPr>
-          <w:b/>
-          <w:bCs/>
-          <w:cs/>
-          <w:lang w:val="en-US" w:bidi="th-TH"/>
-        </w:rPr>
-        <w:fldChar w:fldCharType="begin"/>
-      </w:r>
-      <w:r>
-        <w:rPr>
-          <w:b/>
-          <w:bCs/>
-          <w:cs/>
-          <w:lang w:val="en-US" w:bidi="th-TH"/>
-        </w:rPr>
-        <w:instrText xml:space="preserve"> STYLEREF 1 \s </w:instrText>
-      </w:r>
-      <w:r>
-        <w:rPr>
-          <w:b/>
-          <w:bCs/>
-          <w:cs/>
-          <w:lang w:val="en-US" w:bidi="th-TH"/>
-        </w:rPr>
-        <w:fldChar w:fldCharType="separate"/>
-      </w:r>
-      <w:r>
-        <w:rPr>
-          <w:b/>
-          <w:bCs/>
-          <w:cs/>
-          <w:lang w:val="en-US" w:bidi="th-TH"/>
-        </w:rPr>
-        <w:t xml:space="preserve">ข</w:t>
-      </w:r>
-      <w:r>
-        <w:rPr>
-          <w:b/>
-          <w:bCs/>
-          <w:cs/>
-          <w:lang w:val="en-US" w:bidi="th-TH"/>
-        </w:rPr>
-        <w:fldChar w:fldCharType="end"/>
-      </w:r>
-      <w:r>
-        <w:rPr>
-          <w:b/>
-          <w:bCs/>
-          <w:cs/>
-          <w:lang w:val="en-US" w:bidi="th-TH"/>
-        </w:rPr>
-        <w:t xml:space="preserve">-</w:t>
-      </w:r>
-      <w:r>
-        <w:rPr>
-          <w:b/>
-          <w:bCs/>
-          <w:cs/>
-          <w:lang w:val="en-US" w:bidi="th-TH"/>
-        </w:rPr>
-        <w:fldChar w:fldCharType="begin"/>
-      </w:r>
-      <w:r>
-        <w:rPr>
-          <w:b/>
-          <w:bCs/>
-          <w:cs/>
-          <w:lang w:val="en-US" w:bidi="th-TH"/>
-        </w:rPr>
-        <w:instrText xml:space="preserve"> SEQ Table \* ARABIC \s 1 </w:instrText>
-      </w:r>
-      <w:r>
-        <w:rPr>
-          <w:b/>
-          <w:bCs/>
-          <w:cs/>
-          <w:lang w:val="en-US" w:bidi="th-TH"/>
-        </w:rPr>
-        <w:fldChar w:fldCharType="separate"/>
-      </w:r>
-      <w:r>
-        <w:rPr>
-          <w:b/>
-          <w:bCs/>
-          <w:cs/>
-          <w:lang w:val="en-US" w:bidi="th-TH"/>
-        </w:rPr>
-        <w:t xml:space="preserve">1</w:t>
-      </w:r>
-      <w:r>
-        <w:rPr>
-          <w:b/>
-          <w:bCs/>
-          <w:cs/>
-          <w:lang w:val="en-US" w:bidi="th-TH"/>
-        </w:rPr>
-        <w:fldChar w:fldCharType="end"/>
+        <w:t xml:space="preserve">ตารางที่ ข-1</w:t>
       </w:r>
       <w:r>
         <w:rPr>
@@ -8681,106 +7926,7 @@
           <w:cs/>
           <w:lang w:val="en-US" w:bidi="th-TH"/>
         </w:rPr>
-        <w:t xml:space="preserve">รูปที่ </w:t>
-      </w:r>
-      <w:r>
-        <w:rPr>
-          <w:b/>
-          <w:bCs/>
-          <w:cs/>
-          <w:lang w:val="en-US" w:bidi="th-TH"/>
-        </w:rPr>
-        <w:fldChar w:fldCharType="begin"/>
-      </w:r>
-      <w:r>
-        <w:rPr>
-          <w:b/>
-          <w:bCs/>
-          <w:cs/>
-          <w:lang w:val="en-US" w:bidi="th-TH"/>
-        </w:rPr>
-        <w:instrText xml:space="preserve"> STYLEREF 1 \s </w:instrText>
-      </w:r>
-      <w:r>
-        <w:rPr>
-          <w:b/>
-          <w:bCs/>
-          <w:cs/>
-          <w:lang w:val="en-US" w:bidi="th-TH"/>
-        </w:rPr>
-        <w:fldChar w:fldCharType="separate"/>
-      </w:r>
-      <w:r>
-        <w:rPr>
-          <w:b/>
-          <w:bCs/>
-          <w:cs/>
-          <w:lang w:val="en-US" w:bidi="th-TH"/>
-        </w:rPr>
-        <w:t xml:space="preserve">ข</w:t>
-      </w:r>
-      <w:r>
-        <w:rPr>
-          <w:b/>
-          <w:bCs/>
-          <w:cs/>
-          <w:lang w:val="en-US" w:bidi="th-TH"/>
-        </w:rPr>
-        <w:fldChar w:fldCharType="end"/>
-      </w:r>
-      <w:r>
-        <w:rPr>
-          <w:b/>
-          <w:bCs/>
-          <w:cs/>
-          <w:lang w:val="en-US" w:bidi="th-TH"/>
-        </w:rPr>
-        <w:t xml:space="preserve">-</w:t>
-      </w:r>
-      <w:r>
-        <w:rPr>
-          <w:b/>
-          <w:bCs/>
-          <w:cs/>
-          <w:lang w:val="en-US" w:bidi="th-TH"/>
-        </w:rPr>
-        <w:fldChar w:fldCharType="begin"/>
-      </w:r>
-      <w:r>
-        <w:rPr>
-          <w:b/>
-          <w:bCs/>
-          <w:cs/>
-          <w:lang w:val="en-US" w:bidi="th-TH"/>
-        </w:rPr>
-        <w:instrText xml:space="preserve"> SEQ Figure \* ARABIC \s 1 </w:instrText>
-      </w:r>
-      <w:r>
-        <w:rPr>
-          <w:b/>
-          <w:bCs/>
-          <w:cs/>
-          <w:lang w:val="en-US" w:bidi="th-TH"/>
-        </w:rPr>
-        <w:fldChar w:fldCharType="separate"/>
-      </w:r>
-      <w:r>
-        <w:rPr>
-          <w:b/>
-          <w:bCs/>
-          <w:cs/>
-          <w:lang w:val="en-US" w:bidi="th-TH"/>
-        </w:rPr>
-        <w:t xml:space="preserve">1</w:t>
-      </w:r>
-      <w:r>
-        <w:rPr>
-          <w:b/>
-          <w:bCs/>
-          <w:cs/>
-          <w:lang w:val="en-US" w:bidi="th-TH"/>
-        </w:rPr>
-        <w:fldChar w:fldCharType="end"/>
+        <w:t xml:space="preserve">รูปที่ ข-1</w:t>
       </w:r>
       <w:r>
         <w:rPr>
@@ -8793,17 +7939,13 @@
     <w:p>
       <w:pPr>
         <w:pStyle w:val="Heading1"/>
-        <w:numPr>
-          <w:ilvl w:val="0"/>
-          <w:numId w:val="5"/>
-        </w:numPr>
-      </w:pPr>
-      <w:r>
-        <w:rPr>
-          <w:cs/>
-          <w:lang w:val="en-US" w:bidi="th-TH"/>
-        </w:rPr>
-        <w:t xml:space="preserve">ตัวอย่างไฟล์ Markdown ที่ใช้ทดสอบ</w:t>
+      </w:pPr>
+      <w:r>
+        <w:rPr>
+          <w:cs/>
+          <w:lang w:val="en-US" w:bidi="th-TH"/>
+        </w:rPr>
+        <w:t xml:space="preserve">ภาคผนวก ค ตัวอย่างไฟล์ Markdown ที่ใช้ทดสอบ</w:t>
       </w:r>
     </w:p>
     <w:p>
@@ -8898,9 +8040,6 @@
     <w:p>
       <w:pPr>
         <w:pStyle w:val="Heading1"/>
-        <w:numPr>
-          <w:numId w:val="0"/>
-        </w:numPr>
       </w:pPr>
       <w:r>
         <w:rPr>
@@ -9170,468 +8309,8 @@
       </w:rPr>
     </w:lvl>
   </w:abstractNum>
-  <w:abstractNum w:abstractNumId="1">
-    <w:multiLevelType w:val="hybridMultilevel"/>
-    <w:lvl w:ilvl="0">
-      <w:start w:val="1"/>
-      <w:numFmt w:val="decimal"/>
-      <w:lvlText w:val="%1."/>
-      <w:lvlJc w:val="left"/>
-      <w:pPr>
-        <w:ind w:left="720" w:hanging="360"/>
-      </w:pPr>
-      <w:rPr>
-        <w:rFonts w:ascii="TH Sarabun New" w:hAnsi="TH Sarabun New" w:cs="TH Sarabun New"/>
-        <w:sz w:val="30"/>
-        <w:szCs w:val="30"/>
-        <w:cs/>
-        <w:lang w:val="en-US" w:bidi="th-TH"/>
-      </w:rPr>
-    </w:lvl>
-    <w:lvl w:ilvl="1">
-      <w:start w:val="1"/>
-      <w:numFmt w:val="decimal"/>
-      <w:lvlText w:val="%2."/>
-      <w:lvlJc w:val="left"/>
-      <w:pPr>
-        <w:ind w:left="1440" w:hanging="360"/>
-      </w:pPr>
-      <w:rPr>
-        <w:rFonts w:ascii="TH Sarabun New" w:hAnsi="TH Sarabun New" w:cs="TH Sarabun New"/>
-        <w:sz w:val="30"/>
-        <w:szCs w:val="30"/>
-        <w:cs/>
-        <w:lang w:val="en-US" w:bidi="th-TH"/>
-      </w:rPr>
-    </w:lvl>
-    <w:lvl w:ilvl="2">
-      <w:start w:val="1"/>
-      <w:numFmt w:val="decimal"/>
-      <w:lvlText w:val="%3."/>
-      <w:lvlJc w:val="left"/>
-      <w:pPr>
-        <w:ind w:left="2160" w:hanging="360"/>
-      </w:pPr>
-      <w:rPr>
-        <w:rFonts w:ascii="TH Sarabun New" w:hAnsi="TH Sarabun New" w:cs="TH Sarabun New"/>
-        <w:sz w:val="30"/>
-        <w:szCs w:val="30"/>
-        <w:cs/>
-        <w:lang w:val="en-US" w:bidi="th-TH"/>
-      </w:rPr>
-    </w:lvl>
-    <w:lvl w:ilvl="3">
-      <w:start w:val="1"/>
-      <w:numFmt w:val="decimal"/>
-      <w:lvlText w:val="%4."/>
-      <w:lvlJc w:val="left"/>
-      <w:pPr>
-        <w:ind w:left="2880" w:hanging="360"/>
-      </w:pPr>
-      <w:rPr>
-        <w:rFonts w:ascii="TH Sarabun New" w:hAnsi="TH Sarabun New" w:cs="TH Sarabun New"/>
-        <w:sz w:val="30"/>
-        <w:szCs w:val="30"/>
-        <w:cs/>
-        <w:lang w:val="en-US" w:bidi="th-TH"/>
-      </w:rPr>
-    </w:lvl>
-    <w:lvl w:ilvl="4">
-      <w:start w:val="1"/>
-      <w:numFmt w:val="decimal"/>
-      <w:lvlText w:val="%5."/>
-      <w:lvlJc w:val="left"/>
-      <w:pPr>
-        <w:ind w:left="3600" w:hanging="360"/>
-      </w:pPr>
-      <w:rPr>
-        <w:rFonts w:ascii="TH Sarabun New" w:hAnsi="TH Sarabun New" w:cs="TH Sarabun New"/>
-        <w:sz w:val="30"/>
-        <w:szCs w:val="30"/>
-        <w:cs/>
-        <w:lang w:val="en-US" w:bidi="th-TH"/>
-      </w:rPr>
-    </w:lvl>
-    <w:lvl w:ilvl="5">
-      <w:start w:val="1"/>
-      <w:numFmt w:val="decimal"/>
-      <w:lvlText w:val="%6."/>
-      <w:lvlJc w:val="left"/>
-      <w:pPr>
-        <w:ind w:left="4320" w:hanging="360"/>
-      </w:pPr>
-      <w:rPr>
-        <w:rFonts w:ascii="TH Sarabun New" w:hAnsi="TH Sarabun New" w:cs="TH Sarabun New"/>
-        <w:sz w:val="30"/>
-        <w:szCs w:val="30"/>
-        <w:cs/>
-        <w:lang w:val="en-US" w:bidi="th-TH"/>
-      </w:rPr>
-    </w:lvl>
-    <w:lvl w:ilvl="6">
-      <w:start w:val="1"/>
-      <w:numFmt w:val="decimal"/>
-      <w:lvlText w:val="%7."/>
-      <w:lvlJc w:val="left"/>
-      <w:pPr>
-        <w:ind w:left="5040" w:hanging="360"/>
-      </w:pPr>
-      <w:rPr>
-        <w:rFonts w:ascii="TH Sarabun New" w:hAnsi="TH Sarabun New" w:cs="TH Sarabun New"/>
-        <w:sz w:val="30"/>
-        <w:szCs w:val="30"/>
-        <w:cs/>
-        <w:lang w:val="en-US" w:bidi="th-TH"/>
-      </w:rPr>
-    </w:lvl>
-    <w:lvl w:ilvl="7">
-      <w:start w:val="1"/>
-      <w:numFmt w:val="decimal"/>
-      <w:lvlText w:val="%8."/>
-      <w:lvlJc w:val="left"/>
-      <w:pPr>
-        <w:ind w:left="5760" w:hanging="360"/>
-      </w:pPr>
-      <w:rPr>
-        <w:rFonts w:ascii="TH Sarabun New" w:hAnsi="TH Sarabun New" w:cs="TH Sarabun New"/>
-        <w:sz w:val="30"/>
-        <w:szCs w:val="30"/>
-        <w:cs/>
-        <w:lang w:val="en-US" w:bidi="th-TH"/>
-      </w:rPr>
-    </w:lvl>
-    <w:lvl w:ilvl="8">
-      <w:start w:val="1"/>
-      <w:numFmt w:val="decimal"/>
-      <w:lvlText w:val="%9."/>
-      <w:lvlJc w:val="left"/>
-      <w:pPr>
-        <w:ind w:left="6480" w:hanging="360"/>
-      </w:pPr>
-      <w:rPr>
-        <w:rFonts w:ascii="TH Sarabun New" w:hAnsi="TH Sarabun New" w:cs="TH Sarabun New"/>
-        <w:sz w:val="30"/>
-        <w:szCs w:val="30"/>
-        <w:cs/>
-        <w:lang w:val="en-US" w:bidi="th-TH"/>
-      </w:rPr>
-    </w:lvl>
-  </w:abstractNum>
-  <w:abstractNum w:abstractNumId="2">
-    <w:multiLevelType w:val="multilevel"/>
-    <w:lvl w:ilvl="0">
-      <w:start w:val="1"/>
-      <w:numFmt w:val="decimal"/>
-      <w:pStyle w:val="Heading1"/>
-      <w:suff w:val="space"/>
-      <w:lvlText w:val="บทที่ %1"/>
-      <w:lvlJc w:val="left"/>
-      <w:rPr>
-        <w:rFonts w:ascii="TH Sarabun New" w:hAnsi="TH Sarabun New" w:cs="TH Sarabun New"/>
-        <w:b/>
-        <w:bCs/>
-        <w:sz w:val="40"/>
-        <w:szCs w:val="40"/>
-        <w:cs/>
-        <w:lang w:val="en-US" w:bidi="th-TH"/>
-      </w:rPr>
-    </w:lvl>
-    <w:lvl w:ilvl="1">
-      <w:start w:val="1"/>
-      <w:numFmt w:val="decimal"/>
-      <w:suff w:val="space"/>
-      <w:lvlText w:val="%1.%2"/>
-      <w:lvlJc w:val="left"/>
-      <w:rPr>
-        <w:rFonts w:ascii="TH Sarabun New" w:hAnsi="TH Sarabun New" w:cs="TH Sarabun New"/>
-        <w:b/>
-        <w:bCs/>
-        <w:color w:val="1F4E79"/>
-        <w:sz w:val="36"/>
-        <w:szCs w:val="36"/>
-        <w:cs/>
-        <w:lang w:val="en-US" w:bidi="th-TH"/>
-      </w:rPr>
-    </w:lvl>
-    <w:lvl w:ilvl="2">
-      <w:start w:val="1"/>
-      <w:numFmt w:val="decimal"/>
-      <w:suff w:val="space"/>
-      <w:lvlText w:val="%1.%2.%3"/>
-      <w:lvlJc w:val="left"/>
-      <w:rPr>
-        <w:rFonts w:ascii="TH Sarabun New" w:hAnsi="TH Sarabun New" w:cs="TH Sarabun New"/>
-        <w:b/>
-        <w:bCs/>
-        <w:i/>
-        <w:iCs/>
-        <w:color w:val="2E75B6"/>
-        <w:sz w:val="30"/>
-        <w:szCs w:val="30"/>
-        <w:cs/>
-        <w:lang w:val="en-US" w:bidi="th-TH"/>
-      </w:rPr>
-    </w:lvl>
-    <w:lvl w:ilvl="3">
-      <w:start w:val="1"/>
-      <w:numFmt w:val="decimal"/>
-      <w:suff w:val="space"/>
-      <w:lvlText w:val="%1.%2.%3.%4"/>
-      <w:lvlJc w:val="left"/>
-      <w:rPr>
-        <w:rFonts w:ascii="TH Sarabun New" w:hAnsi="TH Sarabun New" w:cs="TH Sarabun New"/>
-        <w:b/>
-        <w:bCs/>
-        <w:i/>
-        <w:iCs/>
-        <w:sz w:val="30"/>
-        <w:szCs w:val="30"/>
-        <w:cs/>
-        <w:lang w:val="en-US" w:bidi="th-TH"/>
-      </w:rPr>
-    </w:lvl>
-    <w:lvl w:ilvl="4">
-      <w:start w:val="1"/>
-      <w:numFmt w:val="decimal"/>
-      <w:suff w:val="space"/>
-      <w:lvlText w:val="%1.%2.%3.%4.%5"/>
-      <w:lvlJc w:val="left"/>
-      <w:rPr>
-        <w:rFonts w:ascii="TH Sarabun New" w:hAnsi="TH Sarabun New" w:cs="TH Sarabun New"/>
-        <w:b/>
-        <w:bCs/>
-        <w:sz w:val="30"/>
-        <w:szCs w:val="30"/>
-        <w:cs/>
-        <w:lang w:val="en-US" w:bidi="th-TH"/>
-      </w:rPr>
-    </w:lvl>
-    <w:lvl w:ilvl="5">
-      <w:start w:val="1"/>
-      <w:numFmt w:val="decimal"/>
-      <w:suff w:val="space"/>
-      <w:lvlText w:val="%1.%2.%3.%4.%5.%6"/>
-      <w:lvlJc w:val="left"/>
-      <w:rPr>
-        <w:rFonts w:ascii="TH Sarabun New" w:hAnsi="TH Sarabun New" w:cs="TH Sarabun New"/>
-        <w:i/>
-        <w:iCs/>
-        <w:sz w:val="30"/>
-        <w:szCs w:val="30"/>
-        <w:cs/>
-        <w:lang w:val="en-US" w:bidi="th-TH"/>
-      </w:rPr>
-    </w:lvl>
-    <w:lvl w:ilvl="6">
-      <w:start w:val="1"/>
-      <w:numFmt w:val="decimal"/>
-      <w:suff w:val="space"/>
-      <w:lvlText w:val="%1.%2.%3.%4.%5.%6.%7"/>
-      <w:lvlJc w:val="left"/>
-      <w:rPr>
-        <w:rFonts w:ascii="TH Sarabun New" w:hAnsi="TH Sarabun New" w:cs="TH Sarabun New"/>
-        <w:sz w:val="30"/>
-        <w:szCs w:val="30"/>
-        <w:cs/>
-        <w:lang w:val="en-US" w:bidi="th-TH"/>
-      </w:rPr>
-    </w:lvl>
-    <w:lvl w:ilvl="7">
-      <w:start w:val="1"/>
-      <w:numFmt w:val="decimal"/>
-      <w:suff w:val="space"/>
-      <w:lvlText w:val="%1.%2.%3.%4.%5.%6.%7.%8"/>
-      <w:lvlJc w:val="left"/>
-      <w:rPr>
-        <w:rFonts w:ascii="TH Sarabun New" w:hAnsi="TH Sarabun New" w:cs="TH Sarabun New"/>
-        <w:sz w:val="30"/>
-        <w:szCs w:val="30"/>
-        <w:cs/>
-        <w:lang w:val="en-US" w:bidi="th-TH"/>
-      </w:rPr>
-    </w:lvl>
-    <w:lvl w:ilvl="8">
-      <w:start w:val="1"/>
-      <w:numFmt w:val="decimal"/>
-      <w:suff w:val="space"/>
-      <w:lvlText w:val="%1.%2.%3.%4.%5.%6.%7.%8.%9"/>
-      <w:lvlJc w:val="left"/>
-      <w:rPr>
-        <w:rFonts w:ascii="TH Sarabun New" w:hAnsi="TH Sarabun New" w:cs="TH Sarabun New"/>
-        <w:sz w:val="30"/>
-        <w:szCs w:val="30"/>
-        <w:cs/>
-        <w:lang w:val="en-US" w:bidi="th-TH"/>
-      </w:rPr>
-    </w:lvl>
-  </w:abstractNum>
-  <w:abstractNum w:abstractNumId="3">
-    <w:multiLevelType w:val="multilevel"/>
-    <w:lvl w:ilvl="0">
-      <w:start w:val="1"/>
-      <w:numFmt w:val="thaiLetters"/>
-      <w:suff w:val="space"/>
-      <w:lvlText w:val="ภาคผนวก %1"/>
-      <w:lvlJc w:val="left"/>
-      <w:rPr>
-        <w:rFonts w:ascii="TH Sarabun New" w:hAnsi="TH Sarabun New" w:cs="TH Sarabun New"/>
-        <w:b/>
-        <w:bCs/>
-        <w:sz w:val="40"/>
-        <w:szCs w:val="40"/>
-        <w:cs/>
-        <w:lang w:val="en-US" w:bidi="th-TH"/>
-      </w:rPr>
-    </w:lvl>
-    <w:lvl w:ilvl="1">
-      <w:start w:val="1"/>
-      <w:numFmt w:val="decimal"/>
-      <w:suff w:val="space"/>
-      <w:lvlText w:val="%1.%2"/>
-      <w:lvlJc w:val="left"/>
-      <w:rPr>
-        <w:rFonts w:ascii="TH Sarabun New" w:hAnsi="TH Sarabun New" w:cs="TH Sarabun New"/>
-        <w:b/>
-        <w:bCs/>
-        <w:color w:val="1F4E79"/>
-        <w:sz w:val="36"/>
-        <w:szCs w:val="36"/>
-        <w:cs/>
-        <w:lang w:val="en-US" w:bidi="th-TH"/>
-      </w:rPr>
-    </w:lvl>
-    <w:lvl w:ilvl="2">
-      <w:start w:val="1"/>
-      <w:numFmt w:val="decimal"/>
-      <w:suff w:val="space"/>
-      <w:lvlText w:val="%1.%2.%3"/>
-      <w:lvlJc w:val="left"/>
-      <w:rPr>
-        <w:rFonts w:ascii="TH Sarabun New" w:hAnsi="TH Sarabun New" w:cs="TH Sarabun New"/>
-        <w:b/>
-        <w:bCs/>
-        <w:i/>
-        <w:iCs/>
-        <w:color w:val="2E75B6"/>
-        <w:sz w:val="30"/>
-        <w:szCs w:val="30"/>
-        <w:cs/>
-        <w:lang w:val="en-US" w:bidi="th-TH"/>
-      </w:rPr>
-    </w:lvl>
-    <w:lvl w:ilvl="3">
-      <w:start w:val="1"/>
-      <w:numFmt w:val="decimal"/>
-      <w:suff w:val="space"/>
-      <w:lvlText w:val="%1.%2.%3.%4"/>
-      <w:lvlJc w:val="left"/>
-      <w:rPr>
-        <w:rFonts w:ascii="TH Sarabun New" w:hAnsi="TH Sarabun New" w:cs="TH Sarabun New"/>
-        <w:b/>
-        <w:bCs/>
-        <w:i/>
-        <w:iCs/>
-        <w:sz w:val="30"/>
-        <w:szCs w:val="30"/>
-        <w:cs/>
-        <w:lang w:val="en-US" w:bidi="th-TH"/>
-      </w:rPr>
-    </w:lvl>
-    <w:lvl w:ilvl="4">
-      <w:start w:val="1"/>
-      <w:numFmt w:val="decimal"/>
-      <w:suff w:val="space"/>
-      <w:lvlText w:val="%1.%2.%3.%4.%5"/>
-      <w:lvlJc w:val="left"/>
-      <w:rPr>
-        <w:rFonts w:ascii="TH Sarabun New" w:hAnsi="TH Sarabun New" w:cs="TH Sarabun New"/>
-        <w:b/>
-        <w:bCs/>
-        <w:sz w:val="30"/>
-        <w:szCs w:val="30"/>
-        <w:cs/>
-        <w:lang w:val="en-US" w:bidi="th-TH"/>
-      </w:rPr>
-    </w:lvl>
-    <w:lvl w:ilvl="5">
-      <w:start w:val="1"/>
-      <w:numFmt w:val="decimal"/>
-      <w:suff w:val="space"/>
-      <w:lvlText w:val="%1.%2.%3.%4.%5.%6"/>
-      <w:lvlJc w:val="left"/>
-      <w:rPr>
-        <w:rFonts w:ascii="TH Sarabun New" w:hAnsi="TH Sarabun New" w:cs="TH Sarabun New"/>
-        <w:i/>
-        <w:iCs/>
-        <w:sz w:val="30"/>
-        <w:szCs w:val="30"/>
-        <w:cs/>
-        <w:lang w:val="en-US" w:bidi="th-TH"/>
-      </w:rPr>
-    </w:lvl>
-    <w:lvl w:ilvl="6">
-      <w:start w:val="1"/>
-      <w:numFmt w:val="decimal"/>
-      <w:suff w:val="space"/>
-      <w:lvlText w:val="%1.%2.%3.%4.%5.%6.%7"/>
-      <w:lvlJc w:val="left"/>
-      <w:rPr>
-        <w:rFonts w:ascii="TH Sarabun New" w:hAnsi="TH Sarabun New" w:cs="TH Sarabun New"/>
-        <w:sz w:val="30"/>
-        <w:szCs w:val="30"/>
-        <w:cs/>
-        <w:lang w:val="en-US" w:bidi="th-TH"/>
-      </w:rPr>
-    </w:lvl>
-    <w:lvl w:ilvl="7">
-      <w:start w:val="1"/>
-      <w:numFmt w:val="decimal"/>
-      <w:suff w:val="space"/>
-      <w:lvlText w:val="%1.%2.%3.%4.%5.%6.%7.%8"/>
-      <w:lvlJc w:val="left"/>
-      <w:rPr>
-        <w:rFonts w:ascii="TH Sarabun New" w:hAnsi="TH Sarabun New" w:cs="TH Sarabun New"/>
-        <w:sz w:val="30"/>
-        <w:szCs w:val="30"/>
-        <w:cs/>
-        <w:lang w:val="en-US" w:bidi="th-TH"/>
-      </w:rPr>
-    </w:lvl>
-    <w:lvl w:ilvl="8">
-      <w:start w:val="1"/>
-      <w:numFmt w:val="decimal"/>
-      <w:suff w:val="space"/>
-      <w:lvlText w:val="%1.%2.%3.%4.%5.%6.%7.%8.%9"/>
-      <w:lvlJc w:val="left"/>
-      <w:rPr>
-        <w:rFonts w:ascii="TH Sarabun New" w:hAnsi="TH Sarabun New" w:cs="TH Sarabun New"/>
-        <w:sz w:val="30"/>
-        <w:szCs w:val="30"/>
-        <w:cs/>
-        <w:lang w:val="en-US" w:bidi="th-TH"/>
-      </w:rPr>
-    </w:lvl>
-  </w:abstractNum>
   <w:num w:numId="1">
     <w:abstractNumId w:val="0"/>
-  </w:num>
-  <w:num w:numId="2">
-    <w:abstractNumId w:val="1"/>
-    <w:lvlOverride w:ilvl="0">
-      <w:startOverride w:val="1"/>
-    </w:lvlOverride>
-  </w:num>
-  <w:num w:numId="3">
-    <w:abstractNumId w:val="1"/>
-    <w:lvlOverride w:ilvl="0">
-      <w:startOverride w:val="1"/>
-    </w:lvlOverride>
-  </w:num>
-  <w:num w:numId="4">
-    <w:abstractNumId w:val="2"/>
-  </w:num>
-  <w:num w:numId="5">
-    <w:abstractNumId w:val="3"/>
   </w:num>
 </w:numbering>
 </file>
@@ -9673,10 +8352,6 @@
     <w:pPr>
       <w:keepNext/>
       <w:keepLines/>
-      <w:numPr>
-        <w:ilvl w:val="0"/>
-        <w:numId w:val="4"/>
-      </w:numPr>
       <w:spacing w:before="240" w:after="240"/>
       <w:jc w:val="center"/>
       <w:outlineLvl w:val="0"/>

--- a/tests/golden/thesis-layout.docx
+++ b/tests/golden/thesis-layout.docx
@@ -5,426 +5,1058 @@
     <w:p>
       <w:pPr>
         <w:pStyle w:val="TOC1"/>
-      </w:pPr>
-      <w:r>
-        <w:rPr>
-          <w:cs/>
-          <w:lang w:val="en-US" w:bidi="th-TH"/>
-        </w:rPr>
-        <w:fldChar w:fldCharType="begin"/>
-      </w:r>
-      <w:r>
-        <w:rPr>
-          <w:cs/>
-          <w:lang w:val="en-US" w:bidi="th-TH"/>
-        </w:rPr>
-        <w:instrText xml:space="preserve"> TOC \o "1-3" \h \z \u </w:instrText>
-      </w:r>
-      <w:r>
-        <w:rPr>
-          <w:cs/>
-          <w:lang w:val="en-US" w:bidi="th-TH"/>
-        </w:rPr>
-        <w:fldChar w:fldCharType="separate"/>
-      </w:r>
-      <w:r>
-        <w:rPr>
-          <w:cs/>
-          <w:lang w:val="en-US" w:bidi="th-TH"/>
-        </w:rPr>
-        <w:t xml:space="preserve">บทคัดย่อ</w:t>
-      </w:r>
+        <w:tabs>
+          <w:tab w:val="right" w:leader="dot" w:pos="15840"/>
+        </w:tabs>
+      </w:pPr>
+      <w:hyperlink w:anchor="_Toc90000005">
+        <w:r>
+          <w:rPr>
+            <w:cs/>
+            <w:lang w:val="en-US" w:bidi="th-TH"/>
+          </w:rPr>
+          <w:t xml:space="preserve">บทคัดย่อ</w:t>
+        </w:r>
+        <w:r>
+          <w:tab/>
+        </w:r>
+        <w:r>
+          <w:fldChar w:fldCharType="begin"/>
+        </w:r>
+        <w:r>
+          <w:instrText xml:space="preserve"> PAGEREF _Toc90000005 \h </w:instrText>
+        </w:r>
+        <w:r>
+          <w:fldChar w:fldCharType="separate"/>
+        </w:r>
+        <w:r>
+          <w:fldChar w:fldCharType="end"/>
+        </w:r>
+      </w:hyperlink>
     </w:p>
     <w:p>
       <w:pPr>
         <w:pStyle w:val="TOC1"/>
-      </w:pPr>
-      <w:r>
-        <w:rPr>
-          <w:cs/>
-          <w:lang w:val="en-US" w:bidi="th-TH"/>
-        </w:rPr>
-        <w:t xml:space="preserve">Abstract</w:t>
-      </w:r>
+        <w:tabs>
+          <w:tab w:val="right" w:leader="dot" w:pos="15840"/>
+        </w:tabs>
+      </w:pPr>
+      <w:hyperlink w:anchor="_Toc90000010">
+        <w:r>
+          <w:rPr>
+            <w:cs/>
+            <w:lang w:val="en-US" w:bidi="th-TH"/>
+          </w:rPr>
+          <w:t xml:space="preserve">Abstract</w:t>
+        </w:r>
+        <w:r>
+          <w:tab/>
+        </w:r>
+        <w:r>
+          <w:fldChar w:fldCharType="begin"/>
+        </w:r>
+        <w:r>
+          <w:instrText xml:space="preserve"> PAGEREF _Toc90000010 \h </w:instrText>
+        </w:r>
+        <w:r>
+          <w:fldChar w:fldCharType="separate"/>
+        </w:r>
+        <w:r>
+          <w:fldChar w:fldCharType="end"/>
+        </w:r>
+      </w:hyperlink>
     </w:p>
     <w:p>
       <w:pPr>
         <w:pStyle w:val="TOC1"/>
-      </w:pPr>
-      <w:r>
-        <w:rPr>
-          <w:cs/>
-          <w:lang w:val="en-US" w:bidi="th-TH"/>
-        </w:rPr>
-        <w:t xml:space="preserve">กิตติกรรมประกาศ</w:t>
-      </w:r>
+        <w:tabs>
+          <w:tab w:val="right" w:leader="dot" w:pos="15840"/>
+        </w:tabs>
+      </w:pPr>
+      <w:hyperlink w:anchor="_Toc90000013">
+        <w:r>
+          <w:rPr>
+            <w:cs/>
+            <w:lang w:val="en-US" w:bidi="th-TH"/>
+          </w:rPr>
+          <w:t xml:space="preserve">กิตติกรรมประกาศ</w:t>
+        </w:r>
+        <w:r>
+          <w:tab/>
+        </w:r>
+        <w:r>
+          <w:fldChar w:fldCharType="begin"/>
+        </w:r>
+        <w:r>
+          <w:instrText xml:space="preserve"> PAGEREF _Toc90000013 \h </w:instrText>
+        </w:r>
+        <w:r>
+          <w:fldChar w:fldCharType="separate"/>
+        </w:r>
+        <w:r>
+          <w:fldChar w:fldCharType="end"/>
+        </w:r>
+      </w:hyperlink>
     </w:p>
     <w:p>
       <w:pPr>
         <w:pStyle w:val="TOC1"/>
-      </w:pPr>
-      <w:r>
-        <w:rPr>
-          <w:cs/>
-          <w:lang w:val="en-US" w:bidi="th-TH"/>
-        </w:rPr>
-        <w:t xml:space="preserve">สารบัญ</w:t>
-      </w:r>
+        <w:tabs>
+          <w:tab w:val="right" w:leader="dot" w:pos="15840"/>
+        </w:tabs>
+      </w:pPr>
+      <w:hyperlink w:anchor="_Toc90000017">
+        <w:r>
+          <w:rPr>
+            <w:cs/>
+            <w:lang w:val="en-US" w:bidi="th-TH"/>
+          </w:rPr>
+          <w:t xml:space="preserve">สารบัญ</w:t>
+        </w:r>
+        <w:r>
+          <w:tab/>
+        </w:r>
+        <w:r>
+          <w:fldChar w:fldCharType="begin"/>
+        </w:r>
+        <w:r>
+          <w:instrText xml:space="preserve"> PAGEREF _Toc90000017 \h </w:instrText>
+        </w:r>
+        <w:r>
+          <w:fldChar w:fldCharType="separate"/>
+        </w:r>
+        <w:r>
+          <w:fldChar w:fldCharType="end"/>
+        </w:r>
+      </w:hyperlink>
     </w:p>
     <w:p>
       <w:pPr>
         <w:pStyle w:val="TOC1"/>
-      </w:pPr>
-      <w:r>
-        <w:rPr>
-          <w:cs/>
-          <w:lang w:val="en-US" w:bidi="th-TH"/>
-        </w:rPr>
-        <w:t xml:space="preserve">สารบัญตาราง</w:t>
-      </w:r>
+        <w:tabs>
+          <w:tab w:val="right" w:leader="dot" w:pos="15840"/>
+        </w:tabs>
+      </w:pPr>
+      <w:hyperlink w:anchor="_Toc90000019">
+        <w:r>
+          <w:rPr>
+            <w:cs/>
+            <w:lang w:val="en-US" w:bidi="th-TH"/>
+          </w:rPr>
+          <w:t xml:space="preserve">สารบัญตาราง</w:t>
+        </w:r>
+        <w:r>
+          <w:tab/>
+        </w:r>
+        <w:r>
+          <w:fldChar w:fldCharType="begin"/>
+        </w:r>
+        <w:r>
+          <w:instrText xml:space="preserve"> PAGEREF _Toc90000019 \h </w:instrText>
+        </w:r>
+        <w:r>
+          <w:fldChar w:fldCharType="separate"/>
+        </w:r>
+        <w:r>
+          <w:fldChar w:fldCharType="end"/>
+        </w:r>
+      </w:hyperlink>
     </w:p>
     <w:p>
       <w:pPr>
         <w:pStyle w:val="TOC1"/>
-      </w:pPr>
-      <w:r>
-        <w:rPr>
-          <w:cs/>
-          <w:lang w:val="en-US" w:bidi="th-TH"/>
-        </w:rPr>
-        <w:t xml:space="preserve">สารบัญภาพ</w:t>
-      </w:r>
+        <w:tabs>
+          <w:tab w:val="right" w:leader="dot" w:pos="15840"/>
+        </w:tabs>
+      </w:pPr>
+      <w:hyperlink w:anchor="_Toc90000021">
+        <w:r>
+          <w:rPr>
+            <w:cs/>
+            <w:lang w:val="en-US" w:bidi="th-TH"/>
+          </w:rPr>
+          <w:t xml:space="preserve">สารบัญภาพ</w:t>
+        </w:r>
+        <w:r>
+          <w:tab/>
+        </w:r>
+        <w:r>
+          <w:fldChar w:fldCharType="begin"/>
+        </w:r>
+        <w:r>
+          <w:instrText xml:space="preserve"> PAGEREF _Toc90000021 \h </w:instrText>
+        </w:r>
+        <w:r>
+          <w:fldChar w:fldCharType="separate"/>
+        </w:r>
+        <w:r>
+          <w:fldChar w:fldCharType="end"/>
+        </w:r>
+      </w:hyperlink>
     </w:p>
     <w:p>
       <w:pPr>
         <w:pStyle w:val="TOC1"/>
-      </w:pPr>
-      <w:r>
-        <w:rPr>
-          <w:cs/>
-          <w:lang w:val="en-US" w:bidi="th-TH"/>
-        </w:rPr>
-        <w:t xml:space="preserve">บทที่ 1 บทนำ</w:t>
-      </w:r>
+        <w:tabs>
+          <w:tab w:val="right" w:leader="dot" w:pos="15840"/>
+        </w:tabs>
+      </w:pPr>
+      <w:hyperlink w:anchor="_Toc90000023">
+        <w:r>
+          <w:rPr>
+            <w:cs/>
+            <w:lang w:val="en-US" w:bidi="th-TH"/>
+          </w:rPr>
+          <w:t xml:space="preserve">บทที่ 1 บทนำ</w:t>
+        </w:r>
+        <w:r>
+          <w:tab/>
+        </w:r>
+        <w:r>
+          <w:fldChar w:fldCharType="begin"/>
+        </w:r>
+        <w:r>
+          <w:instrText xml:space="preserve"> PAGEREF _Toc90000023 \h </w:instrText>
+        </w:r>
+        <w:r>
+          <w:fldChar w:fldCharType="separate"/>
+        </w:r>
+        <w:r>
+          <w:fldChar w:fldCharType="end"/>
+        </w:r>
+      </w:hyperlink>
     </w:p>
     <w:p>
       <w:pPr>
         <w:pStyle w:val="TOC2"/>
-      </w:pPr>
-      <w:r>
-        <w:rPr>
-          <w:cs/>
-          <w:lang w:val="en-US" w:bidi="th-TH"/>
-        </w:rPr>
-        <w:t xml:space="preserve">ความเป็นมาและความสำคัญของปัญหา</w:t>
-      </w:r>
+        <w:tabs>
+          <w:tab w:val="right" w:leader="dot" w:pos="15840"/>
+        </w:tabs>
+      </w:pPr>
+      <w:hyperlink w:anchor="_Toc90000024">
+        <w:r>
+          <w:rPr>
+            <w:cs/>
+            <w:lang w:val="en-US" w:bidi="th-TH"/>
+          </w:rPr>
+          <w:t xml:space="preserve">ความเป็นมาและความสำคัญของปัญหา</w:t>
+        </w:r>
+        <w:r>
+          <w:tab/>
+        </w:r>
+        <w:r>
+          <w:fldChar w:fldCharType="begin"/>
+        </w:r>
+        <w:r>
+          <w:instrText xml:space="preserve"> PAGEREF _Toc90000024 \h </w:instrText>
+        </w:r>
+        <w:r>
+          <w:fldChar w:fldCharType="separate"/>
+        </w:r>
+        <w:r>
+          <w:fldChar w:fldCharType="end"/>
+        </w:r>
+      </w:hyperlink>
     </w:p>
     <w:p>
       <w:pPr>
         <w:pStyle w:val="TOC2"/>
-      </w:pPr>
-      <w:r>
-        <w:rPr>
-          <w:cs/>
-          <w:lang w:val="en-US" w:bidi="th-TH"/>
-        </w:rPr>
-        <w:t xml:space="preserve">วัตถุประสงค์ของการวิจัย</w:t>
-      </w:r>
+        <w:tabs>
+          <w:tab w:val="right" w:leader="dot" w:pos="15840"/>
+        </w:tabs>
+      </w:pPr>
+      <w:hyperlink w:anchor="_Toc90000028">
+        <w:r>
+          <w:rPr>
+            <w:cs/>
+            <w:lang w:val="en-US" w:bidi="th-TH"/>
+          </w:rPr>
+          <w:t xml:space="preserve">วัตถุประสงค์ของการวิจัย</w:t>
+        </w:r>
+        <w:r>
+          <w:tab/>
+        </w:r>
+        <w:r>
+          <w:fldChar w:fldCharType="begin"/>
+        </w:r>
+        <w:r>
+          <w:instrText xml:space="preserve"> PAGEREF _Toc90000028 \h </w:instrText>
+        </w:r>
+        <w:r>
+          <w:fldChar w:fldCharType="separate"/>
+        </w:r>
+        <w:r>
+          <w:fldChar w:fldCharType="end"/>
+        </w:r>
+      </w:hyperlink>
     </w:p>
     <w:p>
       <w:pPr>
         <w:pStyle w:val="TOC2"/>
-      </w:pPr>
-      <w:r>
-        <w:rPr>
-          <w:cs/>
-          <w:lang w:val="en-US" w:bidi="th-TH"/>
-        </w:rPr>
-        <w:t xml:space="preserve">ขอบเขตของการวิจัย</w:t>
-      </w:r>
+        <w:tabs>
+          <w:tab w:val="right" w:leader="dot" w:pos="15840"/>
+        </w:tabs>
+      </w:pPr>
+      <w:hyperlink w:anchor="_Toc90000030">
+        <w:r>
+          <w:rPr>
+            <w:cs/>
+            <w:lang w:val="en-US" w:bidi="th-TH"/>
+          </w:rPr>
+          <w:t xml:space="preserve">ขอบเขตของการวิจัย</w:t>
+        </w:r>
+        <w:r>
+          <w:tab/>
+        </w:r>
+        <w:r>
+          <w:fldChar w:fldCharType="begin"/>
+        </w:r>
+        <w:r>
+          <w:instrText xml:space="preserve"> PAGEREF _Toc90000030 \h </w:instrText>
+        </w:r>
+        <w:r>
+          <w:fldChar w:fldCharType="separate"/>
+        </w:r>
+        <w:r>
+          <w:fldChar w:fldCharType="end"/>
+        </w:r>
+      </w:hyperlink>
     </w:p>
     <w:p>
       <w:pPr>
         <w:pStyle w:val="TOC3"/>
-      </w:pPr>
-      <w:r>
-        <w:rPr>
-          <w:cs/>
-          <w:lang w:val="en-US" w:bidi="th-TH"/>
-        </w:rPr>
-        <w:t xml:space="preserve">ขอบเขตด้านเนื้อหา</w:t>
-      </w:r>
+        <w:tabs>
+          <w:tab w:val="right" w:leader="dot" w:pos="15840"/>
+        </w:tabs>
+      </w:pPr>
+      <w:hyperlink w:anchor="_Toc90000031">
+        <w:r>
+          <w:rPr>
+            <w:cs/>
+            <w:lang w:val="en-US" w:bidi="th-TH"/>
+          </w:rPr>
+          <w:t xml:space="preserve">ขอบเขตด้านเนื้อหา</w:t>
+        </w:r>
+        <w:r>
+          <w:tab/>
+        </w:r>
+        <w:r>
+          <w:fldChar w:fldCharType="begin"/>
+        </w:r>
+        <w:r>
+          <w:instrText xml:space="preserve"> PAGEREF _Toc90000031 \h </w:instrText>
+        </w:r>
+        <w:r>
+          <w:fldChar w:fldCharType="separate"/>
+        </w:r>
+        <w:r>
+          <w:fldChar w:fldCharType="end"/>
+        </w:r>
+      </w:hyperlink>
     </w:p>
     <w:p>
       <w:pPr>
         <w:pStyle w:val="TOC3"/>
-      </w:pPr>
-      <w:r>
-        <w:rPr>
-          <w:cs/>
-          <w:lang w:val="en-US" w:bidi="th-TH"/>
-        </w:rPr>
-        <w:t xml:space="preserve">ขอบเขตด้านเวลา</w:t>
-      </w:r>
+        <w:tabs>
+          <w:tab w:val="right" w:leader="dot" w:pos="15840"/>
+        </w:tabs>
+      </w:pPr>
+      <w:hyperlink w:anchor="_Toc90000034">
+        <w:r>
+          <w:rPr>
+            <w:cs/>
+            <w:lang w:val="en-US" w:bidi="th-TH"/>
+          </w:rPr>
+          <w:t xml:space="preserve">ขอบเขตด้านเวลา</w:t>
+        </w:r>
+        <w:r>
+          <w:tab/>
+        </w:r>
+        <w:r>
+          <w:fldChar w:fldCharType="begin"/>
+        </w:r>
+        <w:r>
+          <w:instrText xml:space="preserve"> PAGEREF _Toc90000034 \h </w:instrText>
+        </w:r>
+        <w:r>
+          <w:fldChar w:fldCharType="separate"/>
+        </w:r>
+        <w:r>
+          <w:fldChar w:fldCharType="end"/>
+        </w:r>
+      </w:hyperlink>
     </w:p>
     <w:p>
       <w:pPr>
         <w:pStyle w:val="TOC2"/>
-      </w:pPr>
-      <w:r>
-        <w:rPr>
-          <w:cs/>
-          <w:lang w:val="en-US" w:bidi="th-TH"/>
-        </w:rPr>
-        <w:t xml:space="preserve">ประโยชน์ที่คาดว่าจะได้รับ</w:t>
-      </w:r>
+        <w:tabs>
+          <w:tab w:val="right" w:leader="dot" w:pos="15840"/>
+        </w:tabs>
+      </w:pPr>
+      <w:hyperlink w:anchor="_Toc90000037">
+        <w:r>
+          <w:rPr>
+            <w:cs/>
+            <w:lang w:val="en-US" w:bidi="th-TH"/>
+          </w:rPr>
+          <w:t xml:space="preserve">ประโยชน์ที่คาดว่าจะได้รับ</w:t>
+        </w:r>
+        <w:r>
+          <w:tab/>
+        </w:r>
+        <w:r>
+          <w:fldChar w:fldCharType="begin"/>
+        </w:r>
+        <w:r>
+          <w:instrText xml:space="preserve"> PAGEREF _Toc90000037 \h </w:instrText>
+        </w:r>
+        <w:r>
+          <w:fldChar w:fldCharType="separate"/>
+        </w:r>
+        <w:r>
+          <w:fldChar w:fldCharType="end"/>
+        </w:r>
+      </w:hyperlink>
     </w:p>
     <w:p>
       <w:pPr>
         <w:pStyle w:val="TOC1"/>
-      </w:pPr>
-      <w:r>
-        <w:rPr>
-          <w:cs/>
-          <w:lang w:val="en-US" w:bidi="th-TH"/>
-        </w:rPr>
-        <w:t xml:space="preserve">บทที่ 2 ทฤษฎีและงานวิจัยที่เกี่ยวข้อง</w:t>
-      </w:r>
+        <w:tabs>
+          <w:tab w:val="right" w:leader="dot" w:pos="15840"/>
+        </w:tabs>
+      </w:pPr>
+      <w:hyperlink w:anchor="_Toc90000040">
+        <w:r>
+          <w:rPr>
+            <w:cs/>
+            <w:lang w:val="en-US" w:bidi="th-TH"/>
+          </w:rPr>
+          <w:t xml:space="preserve">บทที่ 2 ทฤษฎีและงานวิจัยที่เกี่ยวข้อง</w:t>
+        </w:r>
+        <w:r>
+          <w:tab/>
+        </w:r>
+        <w:r>
+          <w:fldChar w:fldCharType="begin"/>
+        </w:r>
+        <w:r>
+          <w:instrText xml:space="preserve"> PAGEREF _Toc90000040 \h </w:instrText>
+        </w:r>
+        <w:r>
+          <w:fldChar w:fldCharType="separate"/>
+        </w:r>
+        <w:r>
+          <w:fldChar w:fldCharType="end"/>
+        </w:r>
+      </w:hyperlink>
     </w:p>
     <w:p>
       <w:pPr>
         <w:pStyle w:val="TOC2"/>
-      </w:pPr>
-      <w:r>
-        <w:rPr>
-          <w:cs/>
-          <w:lang w:val="en-US" w:bidi="th-TH"/>
-        </w:rPr>
-        <w:t xml:space="preserve">ลักษณะของอักษรไทยในเอกสารดิจิทัล</w:t>
-      </w:r>
+        <w:tabs>
+          <w:tab w:val="right" w:leader="dot" w:pos="15840"/>
+        </w:tabs>
+      </w:pPr>
+      <w:hyperlink w:anchor="_Toc90000041">
+        <w:r>
+          <w:rPr>
+            <w:cs/>
+            <w:lang w:val="en-US" w:bidi="th-TH"/>
+          </w:rPr>
+          <w:t xml:space="preserve">ลักษณะของอักษรไทยในเอกสารดิจิทัล</w:t>
+        </w:r>
+        <w:r>
+          <w:tab/>
+        </w:r>
+        <w:r>
+          <w:fldChar w:fldCharType="begin"/>
+        </w:r>
+        <w:r>
+          <w:instrText xml:space="preserve"> PAGEREF _Toc90000041 \h </w:instrText>
+        </w:r>
+        <w:r>
+          <w:fldChar w:fldCharType="separate"/>
+        </w:r>
+        <w:r>
+          <w:fldChar w:fldCharType="end"/>
+        </w:r>
+      </w:hyperlink>
     </w:p>
     <w:p>
       <w:pPr>
         <w:pStyle w:val="TOC2"/>
-      </w:pPr>
-      <w:r>
-        <w:rPr>
-          <w:cs/>
-          <w:lang w:val="en-US" w:bidi="th-TH"/>
-        </w:rPr>
-        <w:t xml:space="preserve">รูปแบบไฟล์ Office Open XML</w:t>
-      </w:r>
+        <w:tabs>
+          <w:tab w:val="right" w:leader="dot" w:pos="15840"/>
+        </w:tabs>
+      </w:pPr>
+      <w:hyperlink w:anchor="_Toc90000049">
+        <w:r>
+          <w:rPr>
+            <w:cs/>
+            <w:lang w:val="en-US" w:bidi="th-TH"/>
+          </w:rPr>
+          <w:t xml:space="preserve">รูปแบบไฟล์ Office Open XML</w:t>
+        </w:r>
+        <w:r>
+          <w:tab/>
+        </w:r>
+        <w:r>
+          <w:fldChar w:fldCharType="begin"/>
+        </w:r>
+        <w:r>
+          <w:instrText xml:space="preserve"> PAGEREF _Toc90000049 \h </w:instrText>
+        </w:r>
+        <w:r>
+          <w:fldChar w:fldCharType="separate"/>
+        </w:r>
+        <w:r>
+          <w:fldChar w:fldCharType="end"/>
+        </w:r>
+      </w:hyperlink>
     </w:p>
     <w:p>
       <w:pPr>
         <w:pStyle w:val="TOC2"/>
-      </w:pPr>
-      <w:r>
-        <w:rPr>
-          <w:cs/>
-          <w:lang w:val="en-US" w:bidi="th-TH"/>
-        </w:rPr>
-        <w:t xml:space="preserve">งานวิจัยที่เกี่ยวข้อง</w:t>
-      </w:r>
+        <w:tabs>
+          <w:tab w:val="right" w:leader="dot" w:pos="15840"/>
+        </w:tabs>
+      </w:pPr>
+      <w:hyperlink w:anchor="_Toc90000052">
+        <w:r>
+          <w:rPr>
+            <w:cs/>
+            <w:lang w:val="en-US" w:bidi="th-TH"/>
+          </w:rPr>
+          <w:t xml:space="preserve">งานวิจัยที่เกี่ยวข้อง</w:t>
+        </w:r>
+        <w:r>
+          <w:tab/>
+        </w:r>
+        <w:r>
+          <w:fldChar w:fldCharType="begin"/>
+        </w:r>
+        <w:r>
+          <w:instrText xml:space="preserve"> PAGEREF _Toc90000052 \h </w:instrText>
+        </w:r>
+        <w:r>
+          <w:fldChar w:fldCharType="separate"/>
+        </w:r>
+        <w:r>
+          <w:fldChar w:fldCharType="end"/>
+        </w:r>
+      </w:hyperlink>
     </w:p>
     <w:p>
       <w:pPr>
         <w:pStyle w:val="TOC1"/>
-      </w:pPr>
-      <w:r>
-        <w:rPr>
-          <w:cs/>
-          <w:lang w:val="en-US" w:bidi="th-TH"/>
-        </w:rPr>
-        <w:t xml:space="preserve">บทที่ 3 วิธีดำเนินการวิจัย</w:t>
-      </w:r>
+        <w:tabs>
+          <w:tab w:val="right" w:leader="dot" w:pos="15840"/>
+        </w:tabs>
+      </w:pPr>
+      <w:hyperlink w:anchor="_Toc90000054">
+        <w:r>
+          <w:rPr>
+            <w:cs/>
+            <w:lang w:val="en-US" w:bidi="th-TH"/>
+          </w:rPr>
+          <w:t xml:space="preserve">บทที่ 3 วิธีดำเนินการวิจัย</w:t>
+        </w:r>
+        <w:r>
+          <w:tab/>
+        </w:r>
+        <w:r>
+          <w:fldChar w:fldCharType="begin"/>
+        </w:r>
+        <w:r>
+          <w:instrText xml:space="preserve"> PAGEREF _Toc90000054 \h </w:instrText>
+        </w:r>
+        <w:r>
+          <w:fldChar w:fldCharType="separate"/>
+        </w:r>
+        <w:r>
+          <w:fldChar w:fldCharType="end"/>
+        </w:r>
+      </w:hyperlink>
     </w:p>
     <w:p>
       <w:pPr>
         <w:pStyle w:val="TOC2"/>
-      </w:pPr>
-      <w:r>
-        <w:rPr>
-          <w:cs/>
-          <w:lang w:val="en-US" w:bidi="th-TH"/>
-        </w:rPr>
-        <w:t xml:space="preserve">ประชากรและกลุ่มตัวอย่าง</w:t>
-      </w:r>
+        <w:tabs>
+          <w:tab w:val="right" w:leader="dot" w:pos="15840"/>
+        </w:tabs>
+      </w:pPr>
+      <w:hyperlink w:anchor="_Toc90000055">
+        <w:r>
+          <w:rPr>
+            <w:cs/>
+            <w:lang w:val="en-US" w:bidi="th-TH"/>
+          </w:rPr>
+          <w:t xml:space="preserve">ประชากรและกลุ่มตัวอย่าง</w:t>
+        </w:r>
+        <w:r>
+          <w:tab/>
+        </w:r>
+        <w:r>
+          <w:fldChar w:fldCharType="begin"/>
+        </w:r>
+        <w:r>
+          <w:instrText xml:space="preserve"> PAGEREF _Toc90000055 \h </w:instrText>
+        </w:r>
+        <w:r>
+          <w:fldChar w:fldCharType="separate"/>
+        </w:r>
+        <w:r>
+          <w:fldChar w:fldCharType="end"/>
+        </w:r>
+      </w:hyperlink>
     </w:p>
     <w:p>
       <w:pPr>
         <w:pStyle w:val="TOC2"/>
-      </w:pPr>
-      <w:r>
-        <w:rPr>
-          <w:cs/>
-          <w:lang w:val="en-US" w:bidi="th-TH"/>
-        </w:rPr>
-        <w:t xml:space="preserve">เครื่องมือที่ใช้ในการวิจัย</w:t>
-      </w:r>
+        <w:tabs>
+          <w:tab w:val="right" w:leader="dot" w:pos="15840"/>
+        </w:tabs>
+      </w:pPr>
+      <w:hyperlink w:anchor="_Toc90000057">
+        <w:r>
+          <w:rPr>
+            <w:cs/>
+            <w:lang w:val="en-US" w:bidi="th-TH"/>
+          </w:rPr>
+          <w:t xml:space="preserve">เครื่องมือที่ใช้ในการวิจัย</w:t>
+        </w:r>
+        <w:r>
+          <w:tab/>
+        </w:r>
+        <w:r>
+          <w:fldChar w:fldCharType="begin"/>
+        </w:r>
+        <w:r>
+          <w:instrText xml:space="preserve"> PAGEREF _Toc90000057 \h </w:instrText>
+        </w:r>
+        <w:r>
+          <w:fldChar w:fldCharType="separate"/>
+        </w:r>
+        <w:r>
+          <w:fldChar w:fldCharType="end"/>
+        </w:r>
+      </w:hyperlink>
     </w:p>
     <w:p>
       <w:pPr>
         <w:pStyle w:val="TOC2"/>
-      </w:pPr>
-      <w:r>
-        <w:rPr>
-          <w:cs/>
-          <w:lang w:val="en-US" w:bidi="th-TH"/>
-        </w:rPr>
-        <w:t xml:space="preserve">การเก็บรวบรวมข้อมูล</w:t>
-      </w:r>
+        <w:tabs>
+          <w:tab w:val="right" w:leader="dot" w:pos="15840"/>
+        </w:tabs>
+      </w:pPr>
+      <w:hyperlink w:anchor="_Toc90000061">
+        <w:r>
+          <w:rPr>
+            <w:cs/>
+            <w:lang w:val="en-US" w:bidi="th-TH"/>
+          </w:rPr>
+          <w:t xml:space="preserve">การเก็บรวบรวมข้อมูล</w:t>
+        </w:r>
+        <w:r>
+          <w:tab/>
+        </w:r>
+        <w:r>
+          <w:fldChar w:fldCharType="begin"/>
+        </w:r>
+        <w:r>
+          <w:instrText xml:space="preserve"> PAGEREF _Toc90000061 \h </w:instrText>
+        </w:r>
+        <w:r>
+          <w:fldChar w:fldCharType="separate"/>
+        </w:r>
+        <w:r>
+          <w:fldChar w:fldCharType="end"/>
+        </w:r>
+      </w:hyperlink>
     </w:p>
     <w:p>
       <w:pPr>
         <w:pStyle w:val="TOC1"/>
-      </w:pPr>
-      <w:r>
-        <w:rPr>
-          <w:cs/>
-          <w:lang w:val="en-US" w:bidi="th-TH"/>
-        </w:rPr>
-        <w:t xml:space="preserve">บทที่ 4 ผลการวิจัย</w:t>
-      </w:r>
+        <w:tabs>
+          <w:tab w:val="right" w:leader="dot" w:pos="15840"/>
+        </w:tabs>
+      </w:pPr>
+      <w:hyperlink w:anchor="_Toc90000063">
+        <w:r>
+          <w:rPr>
+            <w:cs/>
+            <w:lang w:val="en-US" w:bidi="th-TH"/>
+          </w:rPr>
+          <w:t xml:space="preserve">บทที่ 4 ผลการวิจัย</w:t>
+        </w:r>
+        <w:r>
+          <w:tab/>
+        </w:r>
+        <w:r>
+          <w:fldChar w:fldCharType="begin"/>
+        </w:r>
+        <w:r>
+          <w:instrText xml:space="preserve"> PAGEREF _Toc90000063 \h </w:instrText>
+        </w:r>
+        <w:r>
+          <w:fldChar w:fldCharType="separate"/>
+        </w:r>
+        <w:r>
+          <w:fldChar w:fldCharType="end"/>
+        </w:r>
+      </w:hyperlink>
     </w:p>
     <w:p>
       <w:pPr>
         <w:pStyle w:val="TOC1"/>
-      </w:pPr>
-      <w:r>
-        <w:rPr>
-          <w:cs/>
-          <w:lang w:val="en-US" w:bidi="th-TH"/>
-        </w:rPr>
-        <w:t xml:space="preserve">บทที่ 5 สรุป อภิปรายผล และข้อเสนอแนะ</w:t>
-      </w:r>
+        <w:tabs>
+          <w:tab w:val="right" w:leader="dot" w:pos="15840"/>
+        </w:tabs>
+      </w:pPr>
+      <w:hyperlink w:anchor="_Toc90000069">
+        <w:r>
+          <w:rPr>
+            <w:cs/>
+            <w:lang w:val="en-US" w:bidi="th-TH"/>
+          </w:rPr>
+          <w:t xml:space="preserve">บทที่ 5 สรุป อภิปรายผล และข้อเสนอแนะ</w:t>
+        </w:r>
+        <w:r>
+          <w:tab/>
+        </w:r>
+        <w:r>
+          <w:fldChar w:fldCharType="begin"/>
+        </w:r>
+        <w:r>
+          <w:instrText xml:space="preserve"> PAGEREF _Toc90000069 \h </w:instrText>
+        </w:r>
+        <w:r>
+          <w:fldChar w:fldCharType="separate"/>
+        </w:r>
+        <w:r>
+          <w:fldChar w:fldCharType="end"/>
+        </w:r>
+      </w:hyperlink>
     </w:p>
     <w:p>
       <w:pPr>
         <w:pStyle w:val="TOC2"/>
-      </w:pPr>
-      <w:r>
-        <w:rPr>
-          <w:cs/>
-          <w:lang w:val="en-US" w:bidi="th-TH"/>
-        </w:rPr>
-        <w:t xml:space="preserve">สรุปผลการวิจัย</w:t>
-      </w:r>
+        <w:tabs>
+          <w:tab w:val="right" w:leader="dot" w:pos="15840"/>
+        </w:tabs>
+      </w:pPr>
+      <w:hyperlink w:anchor="_Toc90000070">
+        <w:r>
+          <w:rPr>
+            <w:cs/>
+            <w:lang w:val="en-US" w:bidi="th-TH"/>
+          </w:rPr>
+          <w:t xml:space="preserve">สรุปผลการวิจัย</w:t>
+        </w:r>
+        <w:r>
+          <w:tab/>
+        </w:r>
+        <w:r>
+          <w:fldChar w:fldCharType="begin"/>
+        </w:r>
+        <w:r>
+          <w:instrText xml:space="preserve"> PAGEREF _Toc90000070 \h </w:instrText>
+        </w:r>
+        <w:r>
+          <w:fldChar w:fldCharType="separate"/>
+        </w:r>
+        <w:r>
+          <w:fldChar w:fldCharType="end"/>
+        </w:r>
+      </w:hyperlink>
     </w:p>
     <w:p>
       <w:pPr>
         <w:pStyle w:val="TOC2"/>
-      </w:pPr>
-      <w:r>
-        <w:rPr>
-          <w:cs/>
-          <w:lang w:val="en-US" w:bidi="th-TH"/>
-        </w:rPr>
-        <w:t xml:space="preserve">อภิปรายผล</w:t>
-      </w:r>
+        <w:tabs>
+          <w:tab w:val="right" w:leader="dot" w:pos="15840"/>
+        </w:tabs>
+      </w:pPr>
+      <w:hyperlink w:anchor="_Toc90000072">
+        <w:r>
+          <w:rPr>
+            <w:cs/>
+            <w:lang w:val="en-US" w:bidi="th-TH"/>
+          </w:rPr>
+          <w:t xml:space="preserve">อภิปรายผล</w:t>
+        </w:r>
+        <w:r>
+          <w:tab/>
+        </w:r>
+        <w:r>
+          <w:fldChar w:fldCharType="begin"/>
+        </w:r>
+        <w:r>
+          <w:instrText xml:space="preserve"> PAGEREF _Toc90000072 \h </w:instrText>
+        </w:r>
+        <w:r>
+          <w:fldChar w:fldCharType="separate"/>
+        </w:r>
+        <w:r>
+          <w:fldChar w:fldCharType="end"/>
+        </w:r>
+      </w:hyperlink>
     </w:p>
     <w:p>
       <w:pPr>
         <w:pStyle w:val="TOC2"/>
-      </w:pPr>
-      <w:r>
-        <w:rPr>
-          <w:cs/>
-          <w:lang w:val="en-US" w:bidi="th-TH"/>
-        </w:rPr>
-        <w:t xml:space="preserve">ข้อเสนอแนะ</w:t>
-      </w:r>
+        <w:tabs>
+          <w:tab w:val="right" w:leader="dot" w:pos="15840"/>
+        </w:tabs>
+      </w:pPr>
+      <w:hyperlink w:anchor="_Toc90000074">
+        <w:r>
+          <w:rPr>
+            <w:cs/>
+            <w:lang w:val="en-US" w:bidi="th-TH"/>
+          </w:rPr>
+          <w:t xml:space="preserve">ข้อเสนอแนะ</w:t>
+        </w:r>
+        <w:r>
+          <w:tab/>
+        </w:r>
+        <w:r>
+          <w:fldChar w:fldCharType="begin"/>
+        </w:r>
+        <w:r>
+          <w:instrText xml:space="preserve"> PAGEREF _Toc90000074 \h </w:instrText>
+        </w:r>
+        <w:r>
+          <w:fldChar w:fldCharType="separate"/>
+        </w:r>
+        <w:r>
+          <w:fldChar w:fldCharType="end"/>
+        </w:r>
+      </w:hyperlink>
     </w:p>
     <w:p>
       <w:pPr>
         <w:pStyle w:val="TOC1"/>
-      </w:pPr>
-      <w:r>
-        <w:rPr>
-          <w:cs/>
-          <w:lang w:val="en-US" w:bidi="th-TH"/>
-        </w:rPr>
-        <w:t xml:space="preserve">บรรณานุกรม</w:t>
-      </w:r>
+        <w:tabs>
+          <w:tab w:val="right" w:leader="dot" w:pos="15840"/>
+        </w:tabs>
+      </w:pPr>
+      <w:hyperlink w:anchor="_Toc90000077">
+        <w:r>
+          <w:rPr>
+            <w:cs/>
+            <w:lang w:val="en-US" w:bidi="th-TH"/>
+          </w:rPr>
+          <w:t xml:space="preserve">บรรณานุกรม</w:t>
+        </w:r>
+        <w:r>
+          <w:tab/>
+        </w:r>
+        <w:r>
+          <w:fldChar w:fldCharType="begin"/>
+        </w:r>
+        <w:r>
+          <w:instrText xml:space="preserve"> PAGEREF _Toc90000077 \h </w:instrText>
+        </w:r>
+        <w:r>
+          <w:fldChar w:fldCharType="separate"/>
+        </w:r>
+        <w:r>
+          <w:fldChar w:fldCharType="end"/>
+        </w:r>
+      </w:hyperlink>
     </w:p>
     <w:p>
       <w:pPr>
         <w:pStyle w:val="TOC1"/>
-      </w:pPr>
-      <w:r>
-        <w:rPr>
-          <w:cs/>
-          <w:lang w:val="en-US" w:bidi="th-TH"/>
-        </w:rPr>
-        <w:t xml:space="preserve">ภาคผนวก ก แบบสอบถามที่ใช้ในการวิจัย</w:t>
-      </w:r>
+        <w:tabs>
+          <w:tab w:val="right" w:leader="dot" w:pos="15840"/>
+        </w:tabs>
+      </w:pPr>
+      <w:hyperlink w:anchor="_Toc90000081">
+        <w:r>
+          <w:rPr>
+            <w:cs/>
+            <w:lang w:val="en-US" w:bidi="th-TH"/>
+          </w:rPr>
+          <w:t xml:space="preserve">ภาคผนวก ก แบบสอบถามที่ใช้ในการวิจัย</w:t>
+        </w:r>
+        <w:r>
+          <w:tab/>
+        </w:r>
+        <w:r>
+          <w:fldChar w:fldCharType="begin"/>
+        </w:r>
+        <w:r>
+          <w:instrText xml:space="preserve"> PAGEREF _Toc90000081 \h </w:instrText>
+        </w:r>
+        <w:r>
+          <w:fldChar w:fldCharType="separate"/>
+        </w:r>
+        <w:r>
+          <w:fldChar w:fldCharType="end"/>
+        </w:r>
+      </w:hyperlink>
     </w:p>
     <w:p>
       <w:pPr>
         <w:pStyle w:val="TOC2"/>
-      </w:pPr>
-      <w:r>
-        <w:rPr>
-          <w:cs/>
-          <w:lang w:val="en-US" w:bidi="th-TH"/>
-        </w:rPr>
-        <w:t xml:space="preserve">ส่วนที่ 1 ข้อมูลทั่วไปของผู้ตอบแบบสอบถาม</w:t>
-      </w:r>
+        <w:tabs>
+          <w:tab w:val="right" w:leader="dot" w:pos="15840"/>
+        </w:tabs>
+      </w:pPr>
+      <w:hyperlink w:anchor="_Toc90000082">
+        <w:r>
+          <w:rPr>
+            <w:cs/>
+            <w:lang w:val="en-US" w:bidi="th-TH"/>
+          </w:rPr>
+          <w:t xml:space="preserve">ส่วนที่ 1 ข้อมูลทั่วไปของผู้ตอบแบบสอบถาม</w:t>
+        </w:r>
+        <w:r>
+          <w:tab/>
+        </w:r>
+        <w:r>
+          <w:fldChar w:fldCharType="begin"/>
+        </w:r>
+        <w:r>
+          <w:instrText xml:space="preserve"> PAGEREF _Toc90000082 \h </w:instrText>
+        </w:r>
+        <w:r>
+          <w:fldChar w:fldCharType="separate"/>
+        </w:r>
+        <w:r>
+          <w:fldChar w:fldCharType="end"/>
+        </w:r>
+      </w:hyperlink>
     </w:p>
     <w:p>
       <w:pPr>
         <w:pStyle w:val="TOC2"/>
-      </w:pPr>
-      <w:r>
-        <w:rPr>
-          <w:cs/>
-          <w:lang w:val="en-US" w:bidi="th-TH"/>
-        </w:rPr>
-        <w:t xml:space="preserve">ส่วนที่ 2 ความคิดเห็นต่อระบบ</w:t>
-      </w:r>
+        <w:tabs>
+          <w:tab w:val="right" w:leader="dot" w:pos="15840"/>
+        </w:tabs>
+      </w:pPr>
+      <w:hyperlink w:anchor="_Toc90000087">
+        <w:r>
+          <w:rPr>
+            <w:cs/>
+            <w:lang w:val="en-US" w:bidi="th-TH"/>
+          </w:rPr>
+          <w:t xml:space="preserve">ส่วนที่ 2 ความคิดเห็นต่อระบบ</w:t>
+        </w:r>
+        <w:r>
+          <w:tab/>
+        </w:r>
+        <w:r>
+          <w:fldChar w:fldCharType="begin"/>
+        </w:r>
+        <w:r>
+          <w:instrText xml:space="preserve"> PAGEREF _Toc90000087 \h </w:instrText>
+        </w:r>
+        <w:r>
+          <w:fldChar w:fldCharType="separate"/>
+        </w:r>
+        <w:r>
+          <w:fldChar w:fldCharType="end"/>
+        </w:r>
+      </w:hyperlink>
     </w:p>
     <w:p>
       <w:pPr>
         <w:pStyle w:val="TOC1"/>
-      </w:pPr>
-      <w:r>
-        <w:rPr>
-          <w:cs/>
-          <w:lang w:val="en-US" w:bidi="th-TH"/>
-        </w:rPr>
-        <w:t xml:space="preserve">ภาคผนวก ข ผลการตรวจสอบความเที่ยงตรงของเครื่องมือ</w:t>
-      </w:r>
+        <w:tabs>
+          <w:tab w:val="right" w:leader="dot" w:pos="15840"/>
+        </w:tabs>
+      </w:pPr>
+      <w:hyperlink w:anchor="_Toc90000089">
+        <w:r>
+          <w:rPr>
+            <w:cs/>
+            <w:lang w:val="en-US" w:bidi="th-TH"/>
+          </w:rPr>
+          <w:t xml:space="preserve">ภาคผนวก ข ผลการตรวจสอบความเที่ยงตรงของเครื่องมือ</w:t>
+        </w:r>
+        <w:r>
+          <w:tab/>
+        </w:r>
+        <w:r>
+          <w:fldChar w:fldCharType="begin"/>
+        </w:r>
+        <w:r>
+          <w:instrText xml:space="preserve"> PAGEREF _Toc90000089 \h </w:instrText>
+        </w:r>
+        <w:r>
+          <w:fldChar w:fldCharType="separate"/>
+        </w:r>
+        <w:r>
+          <w:fldChar w:fldCharType="end"/>
+        </w:r>
+      </w:hyperlink>
     </w:p>
     <w:p>
       <w:pPr>
         <w:pStyle w:val="TOC1"/>
-      </w:pPr>
-      <w:r>
-        <w:rPr>
-          <w:cs/>
-          <w:lang w:val="en-US" w:bidi="th-TH"/>
-        </w:rPr>
-        <w:t xml:space="preserve">ภาคผนวก ค ตัวอย่างไฟล์ Markdown ที่ใช้ทดสอบ</w:t>
-      </w:r>
+        <w:tabs>
+          <w:tab w:val="right" w:leader="dot" w:pos="15840"/>
+        </w:tabs>
+      </w:pPr>
+      <w:hyperlink w:anchor="_Toc90000094">
+        <w:r>
+          <w:rPr>
+            <w:cs/>
+            <w:lang w:val="en-US" w:bidi="th-TH"/>
+          </w:rPr>
+          <w:t xml:space="preserve">ภาคผนวก ค ตัวอย่างไฟล์ Markdown ที่ใช้ทดสอบ</w:t>
+        </w:r>
+        <w:r>
+          <w:tab/>
+        </w:r>
+        <w:r>
+          <w:fldChar w:fldCharType="begin"/>
+        </w:r>
+        <w:r>
+          <w:instrText xml:space="preserve"> PAGEREF _Toc90000094 \h </w:instrText>
+        </w:r>
+        <w:r>
+          <w:fldChar w:fldCharType="separate"/>
+        </w:r>
+        <w:r>
+          <w:fldChar w:fldCharType="end"/>
+        </w:r>
+      </w:hyperlink>
     </w:p>
     <w:p>
       <w:pPr>
         <w:pStyle w:val="TOC1"/>
-      </w:pPr>
-      <w:r>
-        <w:rPr>
-          <w:cs/>
-          <w:lang w:val="en-US" w:bidi="th-TH"/>
-        </w:rPr>
-        <w:t xml:space="preserve">ประวัติผู้เขียน</w:t>
-      </w:r>
-      <w:r>
-        <w:rPr>
-          <w:cs/>
-          <w:lang w:val="en-US" w:bidi="th-TH"/>
-        </w:rPr>
-        <w:fldChar w:fldCharType="end"/>
-      </w:r>
+        <w:tabs>
+          <w:tab w:val="right" w:leader="dot" w:pos="15840"/>
+        </w:tabs>
+      </w:pPr>
+      <w:hyperlink w:anchor="_Toc90000096">
+        <w:r>
+          <w:rPr>
+            <w:cs/>
+            <w:lang w:val="en-US" w:bidi="th-TH"/>
+          </w:rPr>
+          <w:t xml:space="preserve">ประวัติผู้เขียน</w:t>
+        </w:r>
+        <w:r>
+          <w:tab/>
+        </w:r>
+        <w:r>
+          <w:fldChar w:fldCharType="begin"/>
+        </w:r>
+        <w:r>
+          <w:instrText xml:space="preserve"> PAGEREF _Toc90000096 \h </w:instrText>
+        </w:r>
+        <w:r>
+          <w:fldChar w:fldCharType="separate"/>
+        </w:r>
+        <w:r>
+          <w:fldChar w:fldCharType="end"/>
+        </w:r>
+      </w:hyperlink>
     </w:p>
     <w:p>
       <w:pPr/>
@@ -492,6 +1124,8 @@
       <w:pPr>
         <w:pStyle w:val="Heading1"/>
       </w:pPr>
+      <w:bookmarkStart w:id="6" w:name="_Toc90000005"/>
+      <w:bookmarkEnd w:id="6"/>
       <w:r>
         <w:rPr>
           <w:cs/>
@@ -559,6 +1193,8 @@
       <w:pPr>
         <w:pStyle w:val="Heading1"/>
       </w:pPr>
+      <w:bookmarkStart w:id="11" w:name="_Toc90000010"/>
+      <w:bookmarkEnd w:id="11"/>
       <w:r>
         <w:rPr>
           <w:cs/>
@@ -606,6 +1242,8 @@
       <w:pPr>
         <w:pStyle w:val="Heading1"/>
       </w:pPr>
+      <w:bookmarkStart w:id="14" w:name="_Toc90000013"/>
+      <w:bookmarkEnd w:id="14"/>
       <w:r>
         <w:rPr>
           <w:cs/>
@@ -654,6 +1292,8 @@
       <w:pPr>
         <w:pStyle w:val="Heading1"/>
       </w:pPr>
+      <w:bookmarkStart w:id="18" w:name="_Toc90000017"/>
+      <w:bookmarkEnd w:id="18"/>
       <w:r>
         <w:rPr>
           <w:cs/>
@@ -665,436 +1305,1070 @@
     <w:p>
       <w:pPr>
         <w:pStyle w:val="TOC1"/>
-      </w:pPr>
-      <w:r>
-        <w:rPr>
-          <w:cs/>
-          <w:lang w:val="en-US" w:bidi="th-TH"/>
-        </w:rPr>
-        <w:fldChar w:fldCharType="begin"/>
-      </w:r>
-      <w:r>
-        <w:rPr>
-          <w:cs/>
-          <w:lang w:val="en-US" w:bidi="th-TH"/>
-        </w:rPr>
-        <w:instrText xml:space="preserve"> TOC \o "1-3" \h \z \u </w:instrText>
-      </w:r>
-      <w:r>
-        <w:rPr>
-          <w:cs/>
-          <w:lang w:val="en-US" w:bidi="th-TH"/>
-        </w:rPr>
-        <w:fldChar w:fldCharType="separate"/>
-      </w:r>
-      <w:r>
-        <w:rPr>
-          <w:cs/>
-          <w:lang w:val="en-US" w:bidi="th-TH"/>
-        </w:rPr>
-        <w:t xml:space="preserve">บทคัดย่อ</w:t>
-      </w:r>
+        <w:tabs>
+          <w:tab w:val="right" w:leader="dot" w:pos="15840"/>
+        </w:tabs>
+      </w:pPr>
+      <w:hyperlink w:anchor="_Toc90000005">
+        <w:r>
+          <w:rPr>
+            <w:cs/>
+            <w:lang w:val="en-US" w:bidi="th-TH"/>
+          </w:rPr>
+          <w:t xml:space="preserve">บทคัดย่อ</w:t>
+        </w:r>
+        <w:r>
+          <w:tab/>
+        </w:r>
+        <w:r>
+          <w:fldChar w:fldCharType="begin"/>
+        </w:r>
+        <w:r>
+          <w:instrText xml:space="preserve"> PAGEREF _Toc90000005 \h </w:instrText>
+        </w:r>
+        <w:r>
+          <w:fldChar w:fldCharType="separate"/>
+        </w:r>
+        <w:r>
+          <w:fldChar w:fldCharType="end"/>
+        </w:r>
+      </w:hyperlink>
     </w:p>
     <w:p>
       <w:pPr>
         <w:pStyle w:val="TOC1"/>
-      </w:pPr>
-      <w:r>
-        <w:rPr>
-          <w:cs/>
-          <w:lang w:val="en-US" w:bidi="th-TH"/>
-        </w:rPr>
-        <w:t xml:space="preserve">Abstract</w:t>
-      </w:r>
+        <w:tabs>
+          <w:tab w:val="right" w:leader="dot" w:pos="15840"/>
+        </w:tabs>
+      </w:pPr>
+      <w:hyperlink w:anchor="_Toc90000010">
+        <w:r>
+          <w:rPr>
+            <w:cs/>
+            <w:lang w:val="en-US" w:bidi="th-TH"/>
+          </w:rPr>
+          <w:t xml:space="preserve">Abstract</w:t>
+        </w:r>
+        <w:r>
+          <w:tab/>
+        </w:r>
+        <w:r>
+          <w:fldChar w:fldCharType="begin"/>
+        </w:r>
+        <w:r>
+          <w:instrText xml:space="preserve"> PAGEREF _Toc90000010 \h </w:instrText>
+        </w:r>
+        <w:r>
+          <w:fldChar w:fldCharType="separate"/>
+        </w:r>
+        <w:r>
+          <w:fldChar w:fldCharType="end"/>
+        </w:r>
+      </w:hyperlink>
     </w:p>
     <w:p>
       <w:pPr>
         <w:pStyle w:val="TOC1"/>
-      </w:pPr>
-      <w:r>
-        <w:rPr>
-          <w:cs/>
-          <w:lang w:val="en-US" w:bidi="th-TH"/>
-        </w:rPr>
-        <w:t xml:space="preserve">กิตติกรรมประกาศ</w:t>
-      </w:r>
+        <w:tabs>
+          <w:tab w:val="right" w:leader="dot" w:pos="15840"/>
+        </w:tabs>
+      </w:pPr>
+      <w:hyperlink w:anchor="_Toc90000013">
+        <w:r>
+          <w:rPr>
+            <w:cs/>
+            <w:lang w:val="en-US" w:bidi="th-TH"/>
+          </w:rPr>
+          <w:t xml:space="preserve">กิตติกรรมประกาศ</w:t>
+        </w:r>
+        <w:r>
+          <w:tab/>
+        </w:r>
+        <w:r>
+          <w:fldChar w:fldCharType="begin"/>
+        </w:r>
+        <w:r>
+          <w:instrText xml:space="preserve"> PAGEREF _Toc90000013 \h </w:instrText>
+        </w:r>
+        <w:r>
+          <w:fldChar w:fldCharType="separate"/>
+        </w:r>
+        <w:r>
+          <w:fldChar w:fldCharType="end"/>
+        </w:r>
+      </w:hyperlink>
     </w:p>
     <w:p>
       <w:pPr>
         <w:pStyle w:val="TOC1"/>
-      </w:pPr>
-      <w:r>
-        <w:rPr>
-          <w:cs/>
-          <w:lang w:val="en-US" w:bidi="th-TH"/>
-        </w:rPr>
-        <w:t xml:space="preserve">สารบัญ</w:t>
-      </w:r>
+        <w:tabs>
+          <w:tab w:val="right" w:leader="dot" w:pos="15840"/>
+        </w:tabs>
+      </w:pPr>
+      <w:hyperlink w:anchor="_Toc90000017">
+        <w:r>
+          <w:rPr>
+            <w:cs/>
+            <w:lang w:val="en-US" w:bidi="th-TH"/>
+          </w:rPr>
+          <w:t xml:space="preserve">สารบัญ</w:t>
+        </w:r>
+        <w:r>
+          <w:tab/>
+        </w:r>
+        <w:r>
+          <w:fldChar w:fldCharType="begin"/>
+        </w:r>
+        <w:r>
+          <w:instrText xml:space="preserve"> PAGEREF _Toc90000017 \h </w:instrText>
+        </w:r>
+        <w:r>
+          <w:fldChar w:fldCharType="separate"/>
+        </w:r>
+        <w:r>
+          <w:fldChar w:fldCharType="end"/>
+        </w:r>
+      </w:hyperlink>
     </w:p>
     <w:p>
       <w:pPr>
         <w:pStyle w:val="TOC1"/>
-      </w:pPr>
-      <w:r>
-        <w:rPr>
-          <w:cs/>
-          <w:lang w:val="en-US" w:bidi="th-TH"/>
-        </w:rPr>
-        <w:t xml:space="preserve">สารบัญตาราง</w:t>
-      </w:r>
+        <w:tabs>
+          <w:tab w:val="right" w:leader="dot" w:pos="15840"/>
+        </w:tabs>
+      </w:pPr>
+      <w:hyperlink w:anchor="_Toc90000019">
+        <w:r>
+          <w:rPr>
+            <w:cs/>
+            <w:lang w:val="en-US" w:bidi="th-TH"/>
+          </w:rPr>
+          <w:t xml:space="preserve">สารบัญตาราง</w:t>
+        </w:r>
+        <w:r>
+          <w:tab/>
+        </w:r>
+        <w:r>
+          <w:fldChar w:fldCharType="begin"/>
+        </w:r>
+        <w:r>
+          <w:instrText xml:space="preserve"> PAGEREF _Toc90000019 \h </w:instrText>
+        </w:r>
+        <w:r>
+          <w:fldChar w:fldCharType="separate"/>
+        </w:r>
+        <w:r>
+          <w:fldChar w:fldCharType="end"/>
+        </w:r>
+      </w:hyperlink>
     </w:p>
     <w:p>
       <w:pPr>
         <w:pStyle w:val="TOC1"/>
-      </w:pPr>
-      <w:r>
-        <w:rPr>
-          <w:cs/>
-          <w:lang w:val="en-US" w:bidi="th-TH"/>
-        </w:rPr>
-        <w:t xml:space="preserve">สารบัญภาพ</w:t>
-      </w:r>
+        <w:tabs>
+          <w:tab w:val="right" w:leader="dot" w:pos="15840"/>
+        </w:tabs>
+      </w:pPr>
+      <w:hyperlink w:anchor="_Toc90000021">
+        <w:r>
+          <w:rPr>
+            <w:cs/>
+            <w:lang w:val="en-US" w:bidi="th-TH"/>
+          </w:rPr>
+          <w:t xml:space="preserve">สารบัญภาพ</w:t>
+        </w:r>
+        <w:r>
+          <w:tab/>
+        </w:r>
+        <w:r>
+          <w:fldChar w:fldCharType="begin"/>
+        </w:r>
+        <w:r>
+          <w:instrText xml:space="preserve"> PAGEREF _Toc90000021 \h </w:instrText>
+        </w:r>
+        <w:r>
+          <w:fldChar w:fldCharType="separate"/>
+        </w:r>
+        <w:r>
+          <w:fldChar w:fldCharType="end"/>
+        </w:r>
+      </w:hyperlink>
     </w:p>
     <w:p>
       <w:pPr>
         <w:pStyle w:val="TOC1"/>
-      </w:pPr>
-      <w:r>
-        <w:rPr>
-          <w:cs/>
-          <w:lang w:val="en-US" w:bidi="th-TH"/>
-        </w:rPr>
-        <w:t xml:space="preserve">บทที่ 1 บทนำ</w:t>
-      </w:r>
+        <w:tabs>
+          <w:tab w:val="right" w:leader="dot" w:pos="15840"/>
+        </w:tabs>
+      </w:pPr>
+      <w:hyperlink w:anchor="_Toc90000023">
+        <w:r>
+          <w:rPr>
+            <w:cs/>
+            <w:lang w:val="en-US" w:bidi="th-TH"/>
+          </w:rPr>
+          <w:t xml:space="preserve">บทที่ 1 บทนำ</w:t>
+        </w:r>
+        <w:r>
+          <w:tab/>
+        </w:r>
+        <w:r>
+          <w:fldChar w:fldCharType="begin"/>
+        </w:r>
+        <w:r>
+          <w:instrText xml:space="preserve"> PAGEREF _Toc90000023 \h </w:instrText>
+        </w:r>
+        <w:r>
+          <w:fldChar w:fldCharType="separate"/>
+        </w:r>
+        <w:r>
+          <w:fldChar w:fldCharType="end"/>
+        </w:r>
+      </w:hyperlink>
     </w:p>
     <w:p>
       <w:pPr>
         <w:pStyle w:val="TOC2"/>
-      </w:pPr>
-      <w:r>
-        <w:rPr>
-          <w:cs/>
-          <w:lang w:val="en-US" w:bidi="th-TH"/>
-        </w:rPr>
-        <w:t xml:space="preserve">ความเป็นมาและความสำคัญของปัญหา</w:t>
-      </w:r>
+        <w:tabs>
+          <w:tab w:val="right" w:leader="dot" w:pos="15840"/>
+        </w:tabs>
+      </w:pPr>
+      <w:hyperlink w:anchor="_Toc90000024">
+        <w:r>
+          <w:rPr>
+            <w:cs/>
+            <w:lang w:val="en-US" w:bidi="th-TH"/>
+          </w:rPr>
+          <w:t xml:space="preserve">ความเป็นมาและความสำคัญของปัญหา</w:t>
+        </w:r>
+        <w:r>
+          <w:tab/>
+        </w:r>
+        <w:r>
+          <w:fldChar w:fldCharType="begin"/>
+        </w:r>
+        <w:r>
+          <w:instrText xml:space="preserve"> PAGEREF _Toc90000024 \h </w:instrText>
+        </w:r>
+        <w:r>
+          <w:fldChar w:fldCharType="separate"/>
+        </w:r>
+        <w:r>
+          <w:fldChar w:fldCharType="end"/>
+        </w:r>
+      </w:hyperlink>
     </w:p>
     <w:p>
       <w:pPr>
         <w:pStyle w:val="TOC2"/>
-      </w:pPr>
-      <w:r>
-        <w:rPr>
-          <w:cs/>
-          <w:lang w:val="en-US" w:bidi="th-TH"/>
-        </w:rPr>
-        <w:t xml:space="preserve">วัตถุประสงค์ของการวิจัย</w:t>
-      </w:r>
+        <w:tabs>
+          <w:tab w:val="right" w:leader="dot" w:pos="15840"/>
+        </w:tabs>
+      </w:pPr>
+      <w:hyperlink w:anchor="_Toc90000028">
+        <w:r>
+          <w:rPr>
+            <w:cs/>
+            <w:lang w:val="en-US" w:bidi="th-TH"/>
+          </w:rPr>
+          <w:t xml:space="preserve">วัตถุประสงค์ของการวิจัย</w:t>
+        </w:r>
+        <w:r>
+          <w:tab/>
+        </w:r>
+        <w:r>
+          <w:fldChar w:fldCharType="begin"/>
+        </w:r>
+        <w:r>
+          <w:instrText xml:space="preserve"> PAGEREF _Toc90000028 \h </w:instrText>
+        </w:r>
+        <w:r>
+          <w:fldChar w:fldCharType="separate"/>
+        </w:r>
+        <w:r>
+          <w:fldChar w:fldCharType="end"/>
+        </w:r>
+      </w:hyperlink>
     </w:p>
     <w:p>
       <w:pPr>
         <w:pStyle w:val="TOC2"/>
-      </w:pPr>
-      <w:r>
-        <w:rPr>
-          <w:cs/>
-          <w:lang w:val="en-US" w:bidi="th-TH"/>
-        </w:rPr>
-        <w:t xml:space="preserve">ขอบเขตของการวิจัย</w:t>
-      </w:r>
+        <w:tabs>
+          <w:tab w:val="right" w:leader="dot" w:pos="15840"/>
+        </w:tabs>
+      </w:pPr>
+      <w:hyperlink w:anchor="_Toc90000030">
+        <w:r>
+          <w:rPr>
+            <w:cs/>
+            <w:lang w:val="en-US" w:bidi="th-TH"/>
+          </w:rPr>
+          <w:t xml:space="preserve">ขอบเขตของการวิจัย</w:t>
+        </w:r>
+        <w:r>
+          <w:tab/>
+        </w:r>
+        <w:r>
+          <w:fldChar w:fldCharType="begin"/>
+        </w:r>
+        <w:r>
+          <w:instrText xml:space="preserve"> PAGEREF _Toc90000030 \h </w:instrText>
+        </w:r>
+        <w:r>
+          <w:fldChar w:fldCharType="separate"/>
+        </w:r>
+        <w:r>
+          <w:fldChar w:fldCharType="end"/>
+        </w:r>
+      </w:hyperlink>
     </w:p>
     <w:p>
       <w:pPr>
         <w:pStyle w:val="TOC3"/>
-      </w:pPr>
-      <w:r>
-        <w:rPr>
-          <w:cs/>
-          <w:lang w:val="en-US" w:bidi="th-TH"/>
-        </w:rPr>
-        <w:t xml:space="preserve">ขอบเขตด้านเนื้อหา</w:t>
-      </w:r>
+        <w:tabs>
+          <w:tab w:val="right" w:leader="dot" w:pos="15840"/>
+        </w:tabs>
+      </w:pPr>
+      <w:hyperlink w:anchor="_Toc90000031">
+        <w:r>
+          <w:rPr>
+            <w:cs/>
+            <w:lang w:val="en-US" w:bidi="th-TH"/>
+          </w:rPr>
+          <w:t xml:space="preserve">ขอบเขตด้านเนื้อหา</w:t>
+        </w:r>
+        <w:r>
+          <w:tab/>
+        </w:r>
+        <w:r>
+          <w:fldChar w:fldCharType="begin"/>
+        </w:r>
+        <w:r>
+          <w:instrText xml:space="preserve"> PAGEREF _Toc90000031 \h </w:instrText>
+        </w:r>
+        <w:r>
+          <w:fldChar w:fldCharType="separate"/>
+        </w:r>
+        <w:r>
+          <w:fldChar w:fldCharType="end"/>
+        </w:r>
+      </w:hyperlink>
     </w:p>
     <w:p>
       <w:pPr>
         <w:pStyle w:val="TOC3"/>
-      </w:pPr>
-      <w:r>
-        <w:rPr>
-          <w:cs/>
-          <w:lang w:val="en-US" w:bidi="th-TH"/>
-        </w:rPr>
-        <w:t xml:space="preserve">ขอบเขตด้านเวลา</w:t>
-      </w:r>
+        <w:tabs>
+          <w:tab w:val="right" w:leader="dot" w:pos="15840"/>
+        </w:tabs>
+      </w:pPr>
+      <w:hyperlink w:anchor="_Toc90000034">
+        <w:r>
+          <w:rPr>
+            <w:cs/>
+            <w:lang w:val="en-US" w:bidi="th-TH"/>
+          </w:rPr>
+          <w:t xml:space="preserve">ขอบเขตด้านเวลา</w:t>
+        </w:r>
+        <w:r>
+          <w:tab/>
+        </w:r>
+        <w:r>
+          <w:fldChar w:fldCharType="begin"/>
+        </w:r>
+        <w:r>
+          <w:instrText xml:space="preserve"> PAGEREF _Toc90000034 \h </w:instrText>
+        </w:r>
+        <w:r>
+          <w:fldChar w:fldCharType="separate"/>
+        </w:r>
+        <w:r>
+          <w:fldChar w:fldCharType="end"/>
+        </w:r>
+      </w:hyperlink>
     </w:p>
     <w:p>
       <w:pPr>
         <w:pStyle w:val="TOC2"/>
-      </w:pPr>
-      <w:r>
-        <w:rPr>
-          <w:cs/>
-          <w:lang w:val="en-US" w:bidi="th-TH"/>
-        </w:rPr>
-        <w:t xml:space="preserve">ประโยชน์ที่คาดว่าจะได้รับ</w:t>
-      </w:r>
+        <w:tabs>
+          <w:tab w:val="right" w:leader="dot" w:pos="15840"/>
+        </w:tabs>
+      </w:pPr>
+      <w:hyperlink w:anchor="_Toc90000037">
+        <w:r>
+          <w:rPr>
+            <w:cs/>
+            <w:lang w:val="en-US" w:bidi="th-TH"/>
+          </w:rPr>
+          <w:t xml:space="preserve">ประโยชน์ที่คาดว่าจะได้รับ</w:t>
+        </w:r>
+        <w:r>
+          <w:tab/>
+        </w:r>
+        <w:r>
+          <w:fldChar w:fldCharType="begin"/>
+        </w:r>
+        <w:r>
+          <w:instrText xml:space="preserve"> PAGEREF _Toc90000037 \h </w:instrText>
+        </w:r>
+        <w:r>
+          <w:fldChar w:fldCharType="separate"/>
+        </w:r>
+        <w:r>
+          <w:fldChar w:fldCharType="end"/>
+        </w:r>
+      </w:hyperlink>
     </w:p>
     <w:p>
       <w:pPr>
         <w:pStyle w:val="TOC1"/>
-      </w:pPr>
-      <w:r>
-        <w:rPr>
-          <w:cs/>
-          <w:lang w:val="en-US" w:bidi="th-TH"/>
-        </w:rPr>
-        <w:t xml:space="preserve">บทที่ 2 ทฤษฎีและงานวิจัยที่เกี่ยวข้อง</w:t>
-      </w:r>
+        <w:tabs>
+          <w:tab w:val="right" w:leader="dot" w:pos="15840"/>
+        </w:tabs>
+      </w:pPr>
+      <w:hyperlink w:anchor="_Toc90000040">
+        <w:r>
+          <w:rPr>
+            <w:cs/>
+            <w:lang w:val="en-US" w:bidi="th-TH"/>
+          </w:rPr>
+          <w:t xml:space="preserve">บทที่ 2 ทฤษฎีและงานวิจัยที่เกี่ยวข้อง</w:t>
+        </w:r>
+        <w:r>
+          <w:tab/>
+        </w:r>
+        <w:r>
+          <w:fldChar w:fldCharType="begin"/>
+        </w:r>
+        <w:r>
+          <w:instrText xml:space="preserve"> PAGEREF _Toc90000040 \h </w:instrText>
+        </w:r>
+        <w:r>
+          <w:fldChar w:fldCharType="separate"/>
+        </w:r>
+        <w:r>
+          <w:fldChar w:fldCharType="end"/>
+        </w:r>
+      </w:hyperlink>
     </w:p>
     <w:p>
       <w:pPr>
         <w:pStyle w:val="TOC2"/>
-      </w:pPr>
-      <w:r>
-        <w:rPr>
-          <w:cs/>
-          <w:lang w:val="en-US" w:bidi="th-TH"/>
-        </w:rPr>
-        <w:t xml:space="preserve">ลักษณะของอักษรไทยในเอกสารดิจิทัล</w:t>
-      </w:r>
+        <w:tabs>
+          <w:tab w:val="right" w:leader="dot" w:pos="15840"/>
+        </w:tabs>
+      </w:pPr>
+      <w:hyperlink w:anchor="_Toc90000041">
+        <w:r>
+          <w:rPr>
+            <w:cs/>
+            <w:lang w:val="en-US" w:bidi="th-TH"/>
+          </w:rPr>
+          <w:t xml:space="preserve">ลักษณะของอักษรไทยในเอกสารดิจิทัล</w:t>
+        </w:r>
+        <w:r>
+          <w:tab/>
+        </w:r>
+        <w:r>
+          <w:fldChar w:fldCharType="begin"/>
+        </w:r>
+        <w:r>
+          <w:instrText xml:space="preserve"> PAGEREF _Toc90000041 \h </w:instrText>
+        </w:r>
+        <w:r>
+          <w:fldChar w:fldCharType="separate"/>
+        </w:r>
+        <w:r>
+          <w:fldChar w:fldCharType="end"/>
+        </w:r>
+      </w:hyperlink>
     </w:p>
     <w:p>
       <w:pPr>
         <w:pStyle w:val="TOC2"/>
-      </w:pPr>
-      <w:r>
-        <w:rPr>
-          <w:cs/>
-          <w:lang w:val="en-US" w:bidi="th-TH"/>
-        </w:rPr>
-        <w:t xml:space="preserve">รูปแบบไฟล์ Office Open XML</w:t>
-      </w:r>
+        <w:tabs>
+          <w:tab w:val="right" w:leader="dot" w:pos="15840"/>
+        </w:tabs>
+      </w:pPr>
+      <w:hyperlink w:anchor="_Toc90000049">
+        <w:r>
+          <w:rPr>
+            <w:cs/>
+            <w:lang w:val="en-US" w:bidi="th-TH"/>
+          </w:rPr>
+          <w:t xml:space="preserve">รูปแบบไฟล์ Office Open XML</w:t>
+        </w:r>
+        <w:r>
+          <w:tab/>
+        </w:r>
+        <w:r>
+          <w:fldChar w:fldCharType="begin"/>
+        </w:r>
+        <w:r>
+          <w:instrText xml:space="preserve"> PAGEREF _Toc90000049 \h </w:instrText>
+        </w:r>
+        <w:r>
+          <w:fldChar w:fldCharType="separate"/>
+        </w:r>
+        <w:r>
+          <w:fldChar w:fldCharType="end"/>
+        </w:r>
+      </w:hyperlink>
     </w:p>
     <w:p>
       <w:pPr>
         <w:pStyle w:val="TOC2"/>
-      </w:pPr>
-      <w:r>
-        <w:rPr>
-          <w:cs/>
-          <w:lang w:val="en-US" w:bidi="th-TH"/>
-        </w:rPr>
-        <w:t xml:space="preserve">งานวิจัยที่เกี่ยวข้อง</w:t>
-      </w:r>
+        <w:tabs>
+          <w:tab w:val="right" w:leader="dot" w:pos="15840"/>
+        </w:tabs>
+      </w:pPr>
+      <w:hyperlink w:anchor="_Toc90000052">
+        <w:r>
+          <w:rPr>
+            <w:cs/>
+            <w:lang w:val="en-US" w:bidi="th-TH"/>
+          </w:rPr>
+          <w:t xml:space="preserve">งานวิจัยที่เกี่ยวข้อง</w:t>
+        </w:r>
+        <w:r>
+          <w:tab/>
+        </w:r>
+        <w:r>
+          <w:fldChar w:fldCharType="begin"/>
+        </w:r>
+        <w:r>
+          <w:instrText xml:space="preserve"> PAGEREF _Toc90000052 \h </w:instrText>
+        </w:r>
+        <w:r>
+          <w:fldChar w:fldCharType="separate"/>
+        </w:r>
+        <w:r>
+          <w:fldChar w:fldCharType="end"/>
+        </w:r>
+      </w:hyperlink>
     </w:p>
     <w:p>
       <w:pPr>
         <w:pStyle w:val="TOC1"/>
-      </w:pPr>
-      <w:r>
-        <w:rPr>
-          <w:cs/>
-          <w:lang w:val="en-US" w:bidi="th-TH"/>
-        </w:rPr>
-        <w:t xml:space="preserve">บทที่ 3 วิธีดำเนินการวิจัย</w:t>
-      </w:r>
+        <w:tabs>
+          <w:tab w:val="right" w:leader="dot" w:pos="15840"/>
+        </w:tabs>
+      </w:pPr>
+      <w:hyperlink w:anchor="_Toc90000054">
+        <w:r>
+          <w:rPr>
+            <w:cs/>
+            <w:lang w:val="en-US" w:bidi="th-TH"/>
+          </w:rPr>
+          <w:t xml:space="preserve">บทที่ 3 วิธีดำเนินการวิจัย</w:t>
+        </w:r>
+        <w:r>
+          <w:tab/>
+        </w:r>
+        <w:r>
+          <w:fldChar w:fldCharType="begin"/>
+        </w:r>
+        <w:r>
+          <w:instrText xml:space="preserve"> PAGEREF _Toc90000054 \h </w:instrText>
+        </w:r>
+        <w:r>
+          <w:fldChar w:fldCharType="separate"/>
+        </w:r>
+        <w:r>
+          <w:fldChar w:fldCharType="end"/>
+        </w:r>
+      </w:hyperlink>
     </w:p>
     <w:p>
       <w:pPr>
         <w:pStyle w:val="TOC2"/>
-      </w:pPr>
-      <w:r>
-        <w:rPr>
-          <w:cs/>
-          <w:lang w:val="en-US" w:bidi="th-TH"/>
-        </w:rPr>
-        <w:t xml:space="preserve">ประชากรและกลุ่มตัวอย่าง</w:t>
-      </w:r>
+        <w:tabs>
+          <w:tab w:val="right" w:leader="dot" w:pos="15840"/>
+        </w:tabs>
+      </w:pPr>
+      <w:hyperlink w:anchor="_Toc90000055">
+        <w:r>
+          <w:rPr>
+            <w:cs/>
+            <w:lang w:val="en-US" w:bidi="th-TH"/>
+          </w:rPr>
+          <w:t xml:space="preserve">ประชากรและกลุ่มตัวอย่าง</w:t>
+        </w:r>
+        <w:r>
+          <w:tab/>
+        </w:r>
+        <w:r>
+          <w:fldChar w:fldCharType="begin"/>
+        </w:r>
+        <w:r>
+          <w:instrText xml:space="preserve"> PAGEREF _Toc90000055 \h </w:instrText>
+        </w:r>
+        <w:r>
+          <w:fldChar w:fldCharType="separate"/>
+        </w:r>
+        <w:r>
+          <w:fldChar w:fldCharType="end"/>
+        </w:r>
+      </w:hyperlink>
     </w:p>
     <w:p>
       <w:pPr>
         <w:pStyle w:val="TOC2"/>
-      </w:pPr>
-      <w:r>
-        <w:rPr>
-          <w:cs/>
-          <w:lang w:val="en-US" w:bidi="th-TH"/>
-        </w:rPr>
-        <w:t xml:space="preserve">เครื่องมือที่ใช้ในการวิจัย</w:t>
-      </w:r>
+        <w:tabs>
+          <w:tab w:val="right" w:leader="dot" w:pos="15840"/>
+        </w:tabs>
+      </w:pPr>
+      <w:hyperlink w:anchor="_Toc90000057">
+        <w:r>
+          <w:rPr>
+            <w:cs/>
+            <w:lang w:val="en-US" w:bidi="th-TH"/>
+          </w:rPr>
+          <w:t xml:space="preserve">เครื่องมือที่ใช้ในการวิจัย</w:t>
+        </w:r>
+        <w:r>
+          <w:tab/>
+        </w:r>
+        <w:r>
+          <w:fldChar w:fldCharType="begin"/>
+        </w:r>
+        <w:r>
+          <w:instrText xml:space="preserve"> PAGEREF _Toc90000057 \h </w:instrText>
+        </w:r>
+        <w:r>
+          <w:fldChar w:fldCharType="separate"/>
+        </w:r>
+        <w:r>
+          <w:fldChar w:fldCharType="end"/>
+        </w:r>
+      </w:hyperlink>
     </w:p>
     <w:p>
       <w:pPr>
         <w:pStyle w:val="TOC2"/>
-      </w:pPr>
-      <w:r>
-        <w:rPr>
-          <w:cs/>
-          <w:lang w:val="en-US" w:bidi="th-TH"/>
-        </w:rPr>
-        <w:t xml:space="preserve">การเก็บรวบรวมข้อมูล</w:t>
-      </w:r>
+        <w:tabs>
+          <w:tab w:val="right" w:leader="dot" w:pos="15840"/>
+        </w:tabs>
+      </w:pPr>
+      <w:hyperlink w:anchor="_Toc90000061">
+        <w:r>
+          <w:rPr>
+            <w:cs/>
+            <w:lang w:val="en-US" w:bidi="th-TH"/>
+          </w:rPr>
+          <w:t xml:space="preserve">การเก็บรวบรวมข้อมูล</w:t>
+        </w:r>
+        <w:r>
+          <w:tab/>
+        </w:r>
+        <w:r>
+          <w:fldChar w:fldCharType="begin"/>
+        </w:r>
+        <w:r>
+          <w:instrText xml:space="preserve"> PAGEREF _Toc90000061 \h </w:instrText>
+        </w:r>
+        <w:r>
+          <w:fldChar w:fldCharType="separate"/>
+        </w:r>
+        <w:r>
+          <w:fldChar w:fldCharType="end"/>
+        </w:r>
+      </w:hyperlink>
     </w:p>
     <w:p>
       <w:pPr>
         <w:pStyle w:val="TOC1"/>
-      </w:pPr>
-      <w:r>
-        <w:rPr>
-          <w:cs/>
-          <w:lang w:val="en-US" w:bidi="th-TH"/>
-        </w:rPr>
-        <w:t xml:space="preserve">บทที่ 4 ผลการวิจัย</w:t>
-      </w:r>
+        <w:tabs>
+          <w:tab w:val="right" w:leader="dot" w:pos="15840"/>
+        </w:tabs>
+      </w:pPr>
+      <w:hyperlink w:anchor="_Toc90000063">
+        <w:r>
+          <w:rPr>
+            <w:cs/>
+            <w:lang w:val="en-US" w:bidi="th-TH"/>
+          </w:rPr>
+          <w:t xml:space="preserve">บทที่ 4 ผลการวิจัย</w:t>
+        </w:r>
+        <w:r>
+          <w:tab/>
+        </w:r>
+        <w:r>
+          <w:fldChar w:fldCharType="begin"/>
+        </w:r>
+        <w:r>
+          <w:instrText xml:space="preserve"> PAGEREF _Toc90000063 \h </w:instrText>
+        </w:r>
+        <w:r>
+          <w:fldChar w:fldCharType="separate"/>
+        </w:r>
+        <w:r>
+          <w:fldChar w:fldCharType="end"/>
+        </w:r>
+      </w:hyperlink>
     </w:p>
     <w:p>
       <w:pPr>
         <w:pStyle w:val="TOC1"/>
-      </w:pPr>
-      <w:r>
-        <w:rPr>
-          <w:cs/>
-          <w:lang w:val="en-US" w:bidi="th-TH"/>
-        </w:rPr>
-        <w:t xml:space="preserve">บทที่ 5 สรุป อภิปรายผล และข้อเสนอแนะ</w:t>
-      </w:r>
+        <w:tabs>
+          <w:tab w:val="right" w:leader="dot" w:pos="15840"/>
+        </w:tabs>
+      </w:pPr>
+      <w:hyperlink w:anchor="_Toc90000069">
+        <w:r>
+          <w:rPr>
+            <w:cs/>
+            <w:lang w:val="en-US" w:bidi="th-TH"/>
+          </w:rPr>
+          <w:t xml:space="preserve">บทที่ 5 สรุป อภิปรายผล และข้อเสนอแนะ</w:t>
+        </w:r>
+        <w:r>
+          <w:tab/>
+        </w:r>
+        <w:r>
+          <w:fldChar w:fldCharType="begin"/>
+        </w:r>
+        <w:r>
+          <w:instrText xml:space="preserve"> PAGEREF _Toc90000069 \h </w:instrText>
+        </w:r>
+        <w:r>
+          <w:fldChar w:fldCharType="separate"/>
+        </w:r>
+        <w:r>
+          <w:fldChar w:fldCharType="end"/>
+        </w:r>
+      </w:hyperlink>
     </w:p>
     <w:p>
       <w:pPr>
         <w:pStyle w:val="TOC2"/>
-      </w:pPr>
-      <w:r>
-        <w:rPr>
-          <w:cs/>
-          <w:lang w:val="en-US" w:bidi="th-TH"/>
-        </w:rPr>
-        <w:t xml:space="preserve">สรุปผลการวิจัย</w:t>
-      </w:r>
+        <w:tabs>
+          <w:tab w:val="right" w:leader="dot" w:pos="15840"/>
+        </w:tabs>
+      </w:pPr>
+      <w:hyperlink w:anchor="_Toc90000070">
+        <w:r>
+          <w:rPr>
+            <w:cs/>
+            <w:lang w:val="en-US" w:bidi="th-TH"/>
+          </w:rPr>
+          <w:t xml:space="preserve">สรุปผลการวิจัย</w:t>
+        </w:r>
+        <w:r>
+          <w:tab/>
+        </w:r>
+        <w:r>
+          <w:fldChar w:fldCharType="begin"/>
+        </w:r>
+        <w:r>
+          <w:instrText xml:space="preserve"> PAGEREF _Toc90000070 \h </w:instrText>
+        </w:r>
+        <w:r>
+          <w:fldChar w:fldCharType="separate"/>
+        </w:r>
+        <w:r>
+          <w:fldChar w:fldCharType="end"/>
+        </w:r>
+      </w:hyperlink>
     </w:p>
     <w:p>
       <w:pPr>
         <w:pStyle w:val="TOC2"/>
-      </w:pPr>
-      <w:r>
-        <w:rPr>
-          <w:cs/>
-          <w:lang w:val="en-US" w:bidi="th-TH"/>
-        </w:rPr>
-        <w:t xml:space="preserve">อภิปรายผล</w:t>
-      </w:r>
+        <w:tabs>
+          <w:tab w:val="right" w:leader="dot" w:pos="15840"/>
+        </w:tabs>
+      </w:pPr>
+      <w:hyperlink w:anchor="_Toc90000072">
+        <w:r>
+          <w:rPr>
+            <w:cs/>
+            <w:lang w:val="en-US" w:bidi="th-TH"/>
+          </w:rPr>
+          <w:t xml:space="preserve">อภิปรายผล</w:t>
+        </w:r>
+        <w:r>
+          <w:tab/>
+        </w:r>
+        <w:r>
+          <w:fldChar w:fldCharType="begin"/>
+        </w:r>
+        <w:r>
+          <w:instrText xml:space="preserve"> PAGEREF _Toc90000072 \h </w:instrText>
+        </w:r>
+        <w:r>
+          <w:fldChar w:fldCharType="separate"/>
+        </w:r>
+        <w:r>
+          <w:fldChar w:fldCharType="end"/>
+        </w:r>
+      </w:hyperlink>
     </w:p>
     <w:p>
       <w:pPr>
         <w:pStyle w:val="TOC2"/>
-      </w:pPr>
-      <w:r>
-        <w:rPr>
-          <w:cs/>
-          <w:lang w:val="en-US" w:bidi="th-TH"/>
-        </w:rPr>
-        <w:t xml:space="preserve">ข้อเสนอแนะ</w:t>
-      </w:r>
+        <w:tabs>
+          <w:tab w:val="right" w:leader="dot" w:pos="15840"/>
+        </w:tabs>
+      </w:pPr>
+      <w:hyperlink w:anchor="_Toc90000074">
+        <w:r>
+          <w:rPr>
+            <w:cs/>
+            <w:lang w:val="en-US" w:bidi="th-TH"/>
+          </w:rPr>
+          <w:t xml:space="preserve">ข้อเสนอแนะ</w:t>
+        </w:r>
+        <w:r>
+          <w:tab/>
+        </w:r>
+        <w:r>
+          <w:fldChar w:fldCharType="begin"/>
+        </w:r>
+        <w:r>
+          <w:instrText xml:space="preserve"> PAGEREF _Toc90000074 \h </w:instrText>
+        </w:r>
+        <w:r>
+          <w:fldChar w:fldCharType="separate"/>
+        </w:r>
+        <w:r>
+          <w:fldChar w:fldCharType="end"/>
+        </w:r>
+      </w:hyperlink>
     </w:p>
     <w:p>
       <w:pPr>
         <w:pStyle w:val="TOC1"/>
-      </w:pPr>
-      <w:r>
-        <w:rPr>
-          <w:cs/>
-          <w:lang w:val="en-US" w:bidi="th-TH"/>
-        </w:rPr>
-        <w:t xml:space="preserve">บรรณานุกรม</w:t>
-      </w:r>
+        <w:tabs>
+          <w:tab w:val="right" w:leader="dot" w:pos="15840"/>
+        </w:tabs>
+      </w:pPr>
+      <w:hyperlink w:anchor="_Toc90000077">
+        <w:r>
+          <w:rPr>
+            <w:cs/>
+            <w:lang w:val="en-US" w:bidi="th-TH"/>
+          </w:rPr>
+          <w:t xml:space="preserve">บรรณานุกรม</w:t>
+        </w:r>
+        <w:r>
+          <w:tab/>
+        </w:r>
+        <w:r>
+          <w:fldChar w:fldCharType="begin"/>
+        </w:r>
+        <w:r>
+          <w:instrText xml:space="preserve"> PAGEREF _Toc90000077 \h </w:instrText>
+        </w:r>
+        <w:r>
+          <w:fldChar w:fldCharType="separate"/>
+        </w:r>
+        <w:r>
+          <w:fldChar w:fldCharType="end"/>
+        </w:r>
+      </w:hyperlink>
     </w:p>
     <w:p>
       <w:pPr>
         <w:pStyle w:val="TOC1"/>
-      </w:pPr>
-      <w:r>
-        <w:rPr>
-          <w:cs/>
-          <w:lang w:val="en-US" w:bidi="th-TH"/>
-        </w:rPr>
-        <w:t xml:space="preserve">ภาคผนวก ก แบบสอบถามที่ใช้ในการวิจัย</w:t>
-      </w:r>
+        <w:tabs>
+          <w:tab w:val="right" w:leader="dot" w:pos="15840"/>
+        </w:tabs>
+      </w:pPr>
+      <w:hyperlink w:anchor="_Toc90000081">
+        <w:r>
+          <w:rPr>
+            <w:cs/>
+            <w:lang w:val="en-US" w:bidi="th-TH"/>
+          </w:rPr>
+          <w:t xml:space="preserve">ภาคผนวก ก แบบสอบถามที่ใช้ในการวิจัย</w:t>
+        </w:r>
+        <w:r>
+          <w:tab/>
+        </w:r>
+        <w:r>
+          <w:fldChar w:fldCharType="begin"/>
+        </w:r>
+        <w:r>
+          <w:instrText xml:space="preserve"> PAGEREF _Toc90000081 \h </w:instrText>
+        </w:r>
+        <w:r>
+          <w:fldChar w:fldCharType="separate"/>
+        </w:r>
+        <w:r>
+          <w:fldChar w:fldCharType="end"/>
+        </w:r>
+      </w:hyperlink>
     </w:p>
     <w:p>
       <w:pPr>
         <w:pStyle w:val="TOC2"/>
-      </w:pPr>
-      <w:r>
-        <w:rPr>
-          <w:cs/>
-          <w:lang w:val="en-US" w:bidi="th-TH"/>
-        </w:rPr>
-        <w:t xml:space="preserve">ส่วนที่ 1 ข้อมูลทั่วไปของผู้ตอบแบบสอบถาม</w:t>
-      </w:r>
+        <w:tabs>
+          <w:tab w:val="right" w:leader="dot" w:pos="15840"/>
+        </w:tabs>
+      </w:pPr>
+      <w:hyperlink w:anchor="_Toc90000082">
+        <w:r>
+          <w:rPr>
+            <w:cs/>
+            <w:lang w:val="en-US" w:bidi="th-TH"/>
+          </w:rPr>
+          <w:t xml:space="preserve">ส่วนที่ 1 ข้อมูลทั่วไปของผู้ตอบแบบสอบถาม</w:t>
+        </w:r>
+        <w:r>
+          <w:tab/>
+        </w:r>
+        <w:r>
+          <w:fldChar w:fldCharType="begin"/>
+        </w:r>
+        <w:r>
+          <w:instrText xml:space="preserve"> PAGEREF _Toc90000082 \h </w:instrText>
+        </w:r>
+        <w:r>
+          <w:fldChar w:fldCharType="separate"/>
+        </w:r>
+        <w:r>
+          <w:fldChar w:fldCharType="end"/>
+        </w:r>
+      </w:hyperlink>
     </w:p>
     <w:p>
       <w:pPr>
         <w:pStyle w:val="TOC2"/>
-      </w:pPr>
-      <w:r>
-        <w:rPr>
-          <w:cs/>
-          <w:lang w:val="en-US" w:bidi="th-TH"/>
-        </w:rPr>
-        <w:t xml:space="preserve">ส่วนที่ 2 ความคิดเห็นต่อระบบ</w:t>
-      </w:r>
+        <w:tabs>
+          <w:tab w:val="right" w:leader="dot" w:pos="15840"/>
+        </w:tabs>
+      </w:pPr>
+      <w:hyperlink w:anchor="_Toc90000087">
+        <w:r>
+          <w:rPr>
+            <w:cs/>
+            <w:lang w:val="en-US" w:bidi="th-TH"/>
+          </w:rPr>
+          <w:t xml:space="preserve">ส่วนที่ 2 ความคิดเห็นต่อระบบ</w:t>
+        </w:r>
+        <w:r>
+          <w:tab/>
+        </w:r>
+        <w:r>
+          <w:fldChar w:fldCharType="begin"/>
+        </w:r>
+        <w:r>
+          <w:instrText xml:space="preserve"> PAGEREF _Toc90000087 \h </w:instrText>
+        </w:r>
+        <w:r>
+          <w:fldChar w:fldCharType="separate"/>
+        </w:r>
+        <w:r>
+          <w:fldChar w:fldCharType="end"/>
+        </w:r>
+      </w:hyperlink>
     </w:p>
     <w:p>
       <w:pPr>
         <w:pStyle w:val="TOC1"/>
-      </w:pPr>
-      <w:r>
-        <w:rPr>
-          <w:cs/>
-          <w:lang w:val="en-US" w:bidi="th-TH"/>
-        </w:rPr>
-        <w:t xml:space="preserve">ภาคผนวก ข ผลการตรวจสอบความเที่ยงตรงของเครื่องมือ</w:t>
-      </w:r>
+        <w:tabs>
+          <w:tab w:val="right" w:leader="dot" w:pos="15840"/>
+        </w:tabs>
+      </w:pPr>
+      <w:hyperlink w:anchor="_Toc90000089">
+        <w:r>
+          <w:rPr>
+            <w:cs/>
+            <w:lang w:val="en-US" w:bidi="th-TH"/>
+          </w:rPr>
+          <w:t xml:space="preserve">ภาคผนวก ข ผลการตรวจสอบความเที่ยงตรงของเครื่องมือ</w:t>
+        </w:r>
+        <w:r>
+          <w:tab/>
+        </w:r>
+        <w:r>
+          <w:fldChar w:fldCharType="begin"/>
+        </w:r>
+        <w:r>
+          <w:instrText xml:space="preserve"> PAGEREF _Toc90000089 \h </w:instrText>
+        </w:r>
+        <w:r>
+          <w:fldChar w:fldCharType="separate"/>
+        </w:r>
+        <w:r>
+          <w:fldChar w:fldCharType="end"/>
+        </w:r>
+      </w:hyperlink>
     </w:p>
     <w:p>
       <w:pPr>
         <w:pStyle w:val="TOC1"/>
-      </w:pPr>
-      <w:r>
-        <w:rPr>
-          <w:cs/>
-          <w:lang w:val="en-US" w:bidi="th-TH"/>
-        </w:rPr>
-        <w:t xml:space="preserve">ภาคผนวก ค ตัวอย่างไฟล์ Markdown ที่ใช้ทดสอบ</w:t>
-      </w:r>
+        <w:tabs>
+          <w:tab w:val="right" w:leader="dot" w:pos="15840"/>
+        </w:tabs>
+      </w:pPr>
+      <w:hyperlink w:anchor="_Toc90000094">
+        <w:r>
+          <w:rPr>
+            <w:cs/>
+            <w:lang w:val="en-US" w:bidi="th-TH"/>
+          </w:rPr>
+          <w:t xml:space="preserve">ภาคผนวก ค ตัวอย่างไฟล์ Markdown ที่ใช้ทดสอบ</w:t>
+        </w:r>
+        <w:r>
+          <w:tab/>
+        </w:r>
+        <w:r>
+          <w:fldChar w:fldCharType="begin"/>
+        </w:r>
+        <w:r>
+          <w:instrText xml:space="preserve"> PAGEREF _Toc90000094 \h </w:instrText>
+        </w:r>
+        <w:r>
+          <w:fldChar w:fldCharType="separate"/>
+        </w:r>
+        <w:r>
+          <w:fldChar w:fldCharType="end"/>
+        </w:r>
+      </w:hyperlink>
     </w:p>
     <w:p>
       <w:pPr>
         <w:pStyle w:val="TOC1"/>
+        <w:tabs>
+          <w:tab w:val="right" w:leader="dot" w:pos="15840"/>
+        </w:tabs>
         <w:sectPr>
           <w:pgSz w:w="18720" w:h="12240" w:orient="landscape"/>
           <w:pgMar w:top="1440" w:right="1440" w:bottom="1440" w:left="1440" w:header="720" w:footer="720" w:gutter="0"/>
           <w:pgNumType w:fmt="thaiLetters"/>
         </w:sectPr>
       </w:pPr>
-      <w:r>
-        <w:rPr>
-          <w:cs/>
-          <w:lang w:val="en-US" w:bidi="th-TH"/>
-        </w:rPr>
-        <w:t xml:space="preserve">ประวัติผู้เขียน</w:t>
-      </w:r>
-      <w:r>
-        <w:rPr>
-          <w:cs/>
-          <w:lang w:val="en-US" w:bidi="th-TH"/>
-        </w:rPr>
-        <w:fldChar w:fldCharType="end"/>
-      </w:r>
+      <w:hyperlink w:anchor="_Toc90000096">
+        <w:r>
+          <w:rPr>
+            <w:cs/>
+            <w:lang w:val="en-US" w:bidi="th-TH"/>
+          </w:rPr>
+          <w:t xml:space="preserve">ประวัติผู้เขียน</w:t>
+        </w:r>
+        <w:r>
+          <w:tab/>
+        </w:r>
+        <w:r>
+          <w:fldChar w:fldCharType="begin"/>
+        </w:r>
+        <w:r>
+          <w:instrText xml:space="preserve"> PAGEREF _Toc90000096 \h </w:instrText>
+        </w:r>
+        <w:r>
+          <w:fldChar w:fldCharType="separate"/>
+        </w:r>
+        <w:r>
+          <w:fldChar w:fldCharType="end"/>
+        </w:r>
+      </w:hyperlink>
     </w:p>
     <w:p>
       <w:pPr>
         <w:pStyle w:val="Heading1"/>
       </w:pPr>
+      <w:bookmarkStart w:id="20" w:name="_Toc90000019"/>
+      <w:bookmarkEnd w:id="20"/>
       <w:r>
         <w:rPr>
           <w:cs/>
@@ -1106,100 +2380,174 @@
     <w:p>
       <w:pPr>
         <w:pStyle w:val="TOC1"/>
-      </w:pPr>
-      <w:r>
-        <w:rPr>
-          <w:cs/>
-          <w:lang w:val="en-US" w:bidi="th-TH"/>
-        </w:rPr>
-        <w:fldChar w:fldCharType="begin"/>
-      </w:r>
-      <w:r>
-        <w:rPr>
-          <w:cs/>
-          <w:lang w:val="en-US" w:bidi="th-TH"/>
-        </w:rPr>
-        <w:instrText xml:space="preserve"> TOC \h \z \c "Table" </w:instrText>
-      </w:r>
-      <w:r>
-        <w:rPr>
-          <w:cs/>
-          <w:lang w:val="en-US" w:bidi="th-TH"/>
-        </w:rPr>
-        <w:fldChar w:fldCharType="separate"/>
-      </w:r>
-      <w:r>
-        <w:rPr>
-          <w:cs/>
-          <w:lang w:val="en-US" w:bidi="th-TH"/>
-        </w:rPr>
-        <w:t xml:space="preserve">ตารางที่ 1-1 ประโยชน์ที่คาดว่าจะได้รับจำแนกตามกลุ่มผู้ใช้</w:t>
-      </w:r>
+        <w:tabs>
+          <w:tab w:val="right" w:leader="dot" w:pos="15840"/>
+        </w:tabs>
+      </w:pPr>
+      <w:hyperlink w:anchor="_Toc90000038">
+        <w:r>
+          <w:rPr>
+            <w:cs/>
+            <w:lang w:val="en-US" w:bidi="th-TH"/>
+          </w:rPr>
+          <w:t xml:space="preserve">ตารางที่ 1-1 ประโยชน์ที่คาดว่าจะได้รับจำแนกตามกลุ่มผู้ใช้</w:t>
+        </w:r>
+        <w:r>
+          <w:tab/>
+        </w:r>
+        <w:r>
+          <w:fldChar w:fldCharType="begin"/>
+        </w:r>
+        <w:r>
+          <w:instrText xml:space="preserve"> PAGEREF _Toc90000038 \h </w:instrText>
+        </w:r>
+        <w:r>
+          <w:fldChar w:fldCharType="separate"/>
+        </w:r>
+        <w:r>
+          <w:fldChar w:fldCharType="end"/>
+        </w:r>
+      </w:hyperlink>
     </w:p>
     <w:p>
       <w:pPr>
         <w:pStyle w:val="TOC1"/>
-      </w:pPr>
-      <w:r>
-        <w:rPr>
-          <w:cs/>
-          <w:lang w:val="en-US" w:bidi="th-TH"/>
-        </w:rPr>
-        <w:t xml:space="preserve">ตารางที่ 2-1 เปรียบเทียบคุณสมบัติข้อความละตินและข้อความ complex script</w:t>
-      </w:r>
+        <w:tabs>
+          <w:tab w:val="right" w:leader="dot" w:pos="15840"/>
+        </w:tabs>
+      </w:pPr>
+      <w:hyperlink w:anchor="_Toc90000045">
+        <w:r>
+          <w:rPr>
+            <w:cs/>
+            <w:lang w:val="en-US" w:bidi="th-TH"/>
+          </w:rPr>
+          <w:t xml:space="preserve">ตารางที่ 2-1 เปรียบเทียบคุณสมบัติข้อความละตินและข้อความ complex script</w:t>
+        </w:r>
+        <w:r>
+          <w:tab/>
+        </w:r>
+        <w:r>
+          <w:fldChar w:fldCharType="begin"/>
+        </w:r>
+        <w:r>
+          <w:instrText xml:space="preserve"> PAGEREF _Toc90000045 \h </w:instrText>
+        </w:r>
+        <w:r>
+          <w:fldChar w:fldCharType="separate"/>
+        </w:r>
+        <w:r>
+          <w:fldChar w:fldCharType="end"/>
+        </w:r>
+      </w:hyperlink>
     </w:p>
     <w:p>
       <w:pPr>
         <w:pStyle w:val="TOC1"/>
-      </w:pPr>
-      <w:r>
-        <w:rPr>
-          <w:cs/>
-          <w:lang w:val="en-US" w:bidi="th-TH"/>
-        </w:rPr>
-        <w:t xml:space="preserve">ตารางที่ 4-1 ผลการตรวจการแสดงผลจำแนกตามรายการตรวจ</w:t>
-      </w:r>
+        <w:tabs>
+          <w:tab w:val="right" w:leader="dot" w:pos="15840"/>
+        </w:tabs>
+      </w:pPr>
+      <w:hyperlink w:anchor="_Toc90000065">
+        <w:r>
+          <w:rPr>
+            <w:cs/>
+            <w:lang w:val="en-US" w:bidi="th-TH"/>
+          </w:rPr>
+          <w:t xml:space="preserve">ตารางที่ 4-1 ผลการตรวจการแสดงผลจำแนกตามรายการตรวจ</w:t>
+        </w:r>
+        <w:r>
+          <w:tab/>
+        </w:r>
+        <w:r>
+          <w:fldChar w:fldCharType="begin"/>
+        </w:r>
+        <w:r>
+          <w:instrText xml:space="preserve"> PAGEREF _Toc90000065 \h </w:instrText>
+        </w:r>
+        <w:r>
+          <w:fldChar w:fldCharType="separate"/>
+        </w:r>
+        <w:r>
+          <w:fldChar w:fldCharType="end"/>
+        </w:r>
+      </w:hyperlink>
     </w:p>
     <w:p>
       <w:pPr>
         <w:pStyle w:val="TOC1"/>
-      </w:pPr>
-      <w:r>
-        <w:rPr>
-          <w:cs/>
-          <w:lang w:val="en-US" w:bidi="th-TH"/>
-        </w:rPr>
-        <w:t xml:space="preserve">ตารางที่ ก-1 ข้อมูลทั่วไปของผู้ตอบแบบสอบถาม</w:t>
-      </w:r>
+        <w:tabs>
+          <w:tab w:val="right" w:leader="dot" w:pos="15840"/>
+        </w:tabs>
+      </w:pPr>
+      <w:hyperlink w:anchor="_Toc90000085">
+        <w:r>
+          <w:rPr>
+            <w:cs/>
+            <w:lang w:val="en-US" w:bidi="th-TH"/>
+          </w:rPr>
+          <w:t xml:space="preserve">ตารางที่ ก-1 ข้อมูลทั่วไปของผู้ตอบแบบสอบถาม</w:t>
+        </w:r>
+        <w:r>
+          <w:tab/>
+        </w:r>
+        <w:r>
+          <w:fldChar w:fldCharType="begin"/>
+        </w:r>
+        <w:r>
+          <w:instrText xml:space="preserve"> PAGEREF _Toc90000085 \h </w:instrText>
+        </w:r>
+        <w:r>
+          <w:fldChar w:fldCharType="separate"/>
+        </w:r>
+        <w:r>
+          <w:fldChar w:fldCharType="end"/>
+        </w:r>
+      </w:hyperlink>
     </w:p>
     <w:p>
       <w:pPr>
         <w:pStyle w:val="TOC1"/>
+        <w:tabs>
+          <w:tab w:val="right" w:leader="dot" w:pos="15840"/>
+        </w:tabs>
         <w:sectPr>
           <w:pgSz w:w="18720" w:h="12240" w:orient="landscape"/>
           <w:pgMar w:top="1440" w:right="1440" w:bottom="1440" w:left="1440" w:header="720" w:footer="720" w:gutter="0"/>
           <w:pgNumType w:fmt="thaiLetters"/>
         </w:sectPr>
       </w:pPr>
-      <w:r>
-        <w:rPr>
-          <w:cs/>
-          <w:lang w:val="en-US" w:bidi="th-TH"/>
-        </w:rPr>
-        <w:t xml:space="preserve">ตารางที่ ข-1 ค่าดัชนีความสอดคล้องของแบบประเมิน</w:t>
-      </w:r>
-      <w:r>
-        <w:rPr>
-          <w:cs/>
-          <w:lang w:val="en-US" w:bidi="th-TH"/>
-        </w:rPr>
-        <w:fldChar w:fldCharType="end"/>
-      </w:r>
+      <w:hyperlink w:anchor="_Toc90000090">
+        <w:r>
+          <w:rPr>
+            <w:cs/>
+            <w:lang w:val="en-US" w:bidi="th-TH"/>
+          </w:rPr>
+          <w:t xml:space="preserve">ตารางที่ ข-1 ค่าดัชนีความสอดคล้องของแบบประเมิน</w:t>
+        </w:r>
+        <w:r>
+          <w:tab/>
+        </w:r>
+        <w:r>
+          <w:fldChar w:fldCharType="begin"/>
+        </w:r>
+        <w:r>
+          <w:instrText xml:space="preserve"> PAGEREF _Toc90000090 \h </w:instrText>
+        </w:r>
+        <w:r>
+          <w:fldChar w:fldCharType="separate"/>
+        </w:r>
+        <w:r>
+          <w:fldChar w:fldCharType="end"/>
+        </w:r>
+      </w:hyperlink>
     </w:p>
     <w:p>
       <w:pPr>
         <w:pStyle w:val="Heading1"/>
       </w:pPr>
+      <w:bookmarkStart w:id="22" w:name="_Toc90000021"/>
+      <w:bookmarkEnd w:id="22"/>
       <w:r>
         <w:rPr>
           <w:cs/>
@@ -1211,88 +2559,142 @@
     <w:p>
       <w:pPr>
         <w:pStyle w:val="TOC1"/>
-      </w:pPr>
-      <w:r>
-        <w:rPr>
-          <w:cs/>
-          <w:lang w:val="en-US" w:bidi="th-TH"/>
-        </w:rPr>
-        <w:fldChar w:fldCharType="begin"/>
-      </w:r>
-      <w:r>
-        <w:rPr>
-          <w:cs/>
-          <w:lang w:val="en-US" w:bidi="th-TH"/>
-        </w:rPr>
-        <w:instrText xml:space="preserve"> TOC \h \z \c "Figure" </w:instrText>
-      </w:r>
-      <w:r>
-        <w:rPr>
-          <w:cs/>
-          <w:lang w:val="en-US" w:bidi="th-TH"/>
-        </w:rPr>
-        <w:fldChar w:fldCharType="separate"/>
-      </w:r>
-      <w:r>
-        <w:rPr>
-          <w:cs/>
-          <w:lang w:val="en-US" w:bidi="th-TH"/>
-        </w:rPr>
-        <w:t xml:space="preserve">รูปที่ 2-1 อัตราการแสดงผลถูกต้องจำแนกตามประเภทเอกสาร</w:t>
-      </w:r>
+        <w:tabs>
+          <w:tab w:val="right" w:leader="dot" w:pos="15840"/>
+        </w:tabs>
+      </w:pPr>
+      <w:hyperlink w:anchor="_Toc90000048">
+        <w:r>
+          <w:rPr>
+            <w:cs/>
+            <w:lang w:val="en-US" w:bidi="th-TH"/>
+          </w:rPr>
+          <w:t xml:space="preserve">รูปที่ 2-1 อัตราการแสดงผลถูกต้องจำแนกตามประเภทเอกสาร</w:t>
+        </w:r>
+        <w:r>
+          <w:tab/>
+        </w:r>
+        <w:r>
+          <w:fldChar w:fldCharType="begin"/>
+        </w:r>
+        <w:r>
+          <w:instrText xml:space="preserve"> PAGEREF _Toc90000048 \h </w:instrText>
+        </w:r>
+        <w:r>
+          <w:fldChar w:fldCharType="separate"/>
+        </w:r>
+        <w:r>
+          <w:fldChar w:fldCharType="end"/>
+        </w:r>
+      </w:hyperlink>
     </w:p>
     <w:p>
       <w:pPr>
         <w:pStyle w:val="TOC1"/>
-      </w:pPr>
-      <w:r>
-        <w:rPr>
-          <w:cs/>
-          <w:lang w:val="en-US" w:bidi="th-TH"/>
-        </w:rPr>
-        <w:t xml:space="preserve">รูปที่ 3-1 ขั้นตอนการทำงานของระบบสร้างเอกสาร</w:t>
-      </w:r>
+        <w:tabs>
+          <w:tab w:val="right" w:leader="dot" w:pos="15840"/>
+        </w:tabs>
+      </w:pPr>
+      <w:hyperlink w:anchor="_Toc90000060">
+        <w:r>
+          <w:rPr>
+            <w:cs/>
+            <w:lang w:val="en-US" w:bidi="th-TH"/>
+          </w:rPr>
+          <w:t xml:space="preserve">รูปที่ 3-1 ขั้นตอนการทำงานของระบบสร้างเอกสาร</w:t>
+        </w:r>
+        <w:r>
+          <w:tab/>
+        </w:r>
+        <w:r>
+          <w:fldChar w:fldCharType="begin"/>
+        </w:r>
+        <w:r>
+          <w:instrText xml:space="preserve"> PAGEREF _Toc90000060 \h </w:instrText>
+        </w:r>
+        <w:r>
+          <w:fldChar w:fldCharType="separate"/>
+        </w:r>
+        <w:r>
+          <w:fldChar w:fldCharType="end"/>
+        </w:r>
+      </w:hyperlink>
     </w:p>
     <w:p>
       <w:pPr>
         <w:pStyle w:val="TOC1"/>
-      </w:pPr>
-      <w:r>
-        <w:rPr>
-          <w:cs/>
-          <w:lang w:val="en-US" w:bidi="th-TH"/>
-        </w:rPr>
-        <w:t xml:space="preserve">รูปที่ 4-1 สรุปผลการตรวจจำแนกตามโปรแกรม</w:t>
-      </w:r>
+        <w:tabs>
+          <w:tab w:val="right" w:leader="dot" w:pos="15840"/>
+        </w:tabs>
+      </w:pPr>
+      <w:hyperlink w:anchor="_Toc90000068">
+        <w:r>
+          <w:rPr>
+            <w:cs/>
+            <w:lang w:val="en-US" w:bidi="th-TH"/>
+          </w:rPr>
+          <w:t xml:space="preserve">รูปที่ 4-1 สรุปผลการตรวจจำแนกตามโปรแกรม</w:t>
+        </w:r>
+        <w:r>
+          <w:tab/>
+        </w:r>
+        <w:r>
+          <w:fldChar w:fldCharType="begin"/>
+        </w:r>
+        <w:r>
+          <w:instrText xml:space="preserve"> PAGEREF _Toc90000068 \h </w:instrText>
+        </w:r>
+        <w:r>
+          <w:fldChar w:fldCharType="separate"/>
+        </w:r>
+        <w:r>
+          <w:fldChar w:fldCharType="end"/>
+        </w:r>
+      </w:hyperlink>
     </w:p>
     <w:p>
       <w:pPr>
         <w:pStyle w:val="TOC1"/>
+        <w:tabs>
+          <w:tab w:val="right" w:leader="dot" w:pos="15840"/>
+        </w:tabs>
         <w:sectPr>
           <w:pgSz w:w="18720" w:h="12240" w:orient="landscape"/>
           <w:pgMar w:top="1440" w:right="1440" w:bottom="1440" w:left="1440" w:header="720" w:footer="720" w:gutter="0"/>
           <w:pgNumType w:fmt="thaiLetters"/>
         </w:sectPr>
       </w:pPr>
-      <w:r>
-        <w:rPr>
-          <w:cs/>
-          <w:lang w:val="en-US" w:bidi="th-TH"/>
-        </w:rPr>
-        <w:t xml:space="preserve">รูปที่ ข-1 ขั้นตอนการตรวจสอบความเที่ยงตรง</w:t>
-      </w:r>
-      <w:r>
-        <w:rPr>
-          <w:cs/>
-          <w:lang w:val="en-US" w:bidi="th-TH"/>
-        </w:rPr>
-        <w:fldChar w:fldCharType="end"/>
-      </w:r>
+      <w:hyperlink w:anchor="_Toc90000093">
+        <w:r>
+          <w:rPr>
+            <w:cs/>
+            <w:lang w:val="en-US" w:bidi="th-TH"/>
+          </w:rPr>
+          <w:t xml:space="preserve">รูปที่ ข-1 ขั้นตอนการตรวจสอบความเที่ยงตรง</w:t>
+        </w:r>
+        <w:r>
+          <w:tab/>
+        </w:r>
+        <w:r>
+          <w:fldChar w:fldCharType="begin"/>
+        </w:r>
+        <w:r>
+          <w:instrText xml:space="preserve"> PAGEREF _Toc90000093 \h </w:instrText>
+        </w:r>
+        <w:r>
+          <w:fldChar w:fldCharType="separate"/>
+        </w:r>
+        <w:r>
+          <w:fldChar w:fldCharType="end"/>
+        </w:r>
+      </w:hyperlink>
     </w:p>
     <w:p>
       <w:pPr>
         <w:pStyle w:val="Heading1"/>
       </w:pPr>
+      <w:bookmarkStart w:id="24" w:name="_Toc90000023"/>
+      <w:bookmarkEnd w:id="24"/>
       <w:r>
         <w:rPr>
           <w:cs/>
@@ -1305,6 +2707,8 @@
       <w:pPr>
         <w:pStyle w:val="Heading2"/>
       </w:pPr>
+      <w:bookmarkStart w:id="25" w:name="_Toc90000024"/>
+      <w:bookmarkEnd w:id="25"/>
       <w:r>
         <w:rPr>
           <w:cs/>
@@ -1548,6 +2952,8 @@
       <w:pPr>
         <w:pStyle w:val="Heading2"/>
       </w:pPr>
+      <w:bookmarkStart w:id="29" w:name="_Toc90000028"/>
+      <w:bookmarkEnd w:id="29"/>
       <w:r>
         <w:rPr>
           <w:cs/>
@@ -1689,6 +3095,8 @@
       <w:pPr>
         <w:pStyle w:val="Heading2"/>
       </w:pPr>
+      <w:bookmarkStart w:id="31" w:name="_Toc90000030"/>
+      <w:bookmarkEnd w:id="31"/>
       <w:r>
         <w:rPr>
           <w:cs/>
@@ -1701,6 +3109,8 @@
       <w:pPr>
         <w:pStyle w:val="Heading3"/>
       </w:pPr>
+      <w:bookmarkStart w:id="32" w:name="_Toc90000031"/>
+      <w:bookmarkEnd w:id="32"/>
       <w:r>
         <w:rPr>
           <w:cs/>
@@ -1803,6 +3213,8 @@
       <w:pPr>
         <w:pStyle w:val="Heading3"/>
       </w:pPr>
+      <w:bookmarkStart w:id="35" w:name="_Toc90000034"/>
+      <w:bookmarkEnd w:id="35"/>
       <w:r>
         <w:rPr>
           <w:cs/>
@@ -1909,6 +3321,8 @@
       <w:pPr>
         <w:pStyle w:val="Heading2"/>
       </w:pPr>
+      <w:bookmarkStart w:id="38" w:name="_Toc90000037"/>
+      <w:bookmarkEnd w:id="38"/>
       <w:r>
         <w:rPr>
           <w:cs/>
@@ -1922,6 +3336,8 @@
         <w:pStyle w:val="Caption"/>
         <w:keepNext/>
       </w:pPr>
+      <w:bookmarkStart w:id="39" w:name="_Toc90000038"/>
+      <w:bookmarkEnd w:id="39"/>
       <w:r>
         <w:rPr>
           <w:b/>
@@ -2211,6 +3627,8 @@
       <w:pPr>
         <w:pStyle w:val="Heading1"/>
       </w:pPr>
+      <w:bookmarkStart w:id="41" w:name="_Toc90000040"/>
+      <w:bookmarkEnd w:id="41"/>
       <w:r>
         <w:rPr>
           <w:cs/>
@@ -2223,6 +3641,8 @@
       <w:pPr>
         <w:pStyle w:val="Heading2"/>
       </w:pPr>
+      <w:bookmarkStart w:id="42" w:name="_Toc90000041"/>
+      <w:bookmarkEnd w:id="42"/>
       <w:r>
         <w:rPr>
           <w:cs/>
@@ -2268,6 +3688,8 @@
         <w:pStyle w:val="Caption"/>
         <w:keepNext/>
       </w:pPr>
+      <w:bookmarkStart w:id="46" w:name="_Toc90000045"/>
+      <w:bookmarkEnd w:id="46"/>
       <w:r>
         <w:rPr>
           <w:b/>
@@ -2647,6 +4069,8 @@
         <w:pStyle w:val="Caption"/>
         <w:jc w:val="center"/>
       </w:pPr>
+      <w:bookmarkStart w:id="49" w:name="_Toc90000048"/>
+      <w:bookmarkEnd w:id="49"/>
       <w:r>
         <w:rPr>
           <w:b/>
@@ -2668,6 +4092,8 @@
       <w:pPr>
         <w:pStyle w:val="Heading2"/>
       </w:pPr>
+      <w:bookmarkStart w:id="50" w:name="_Toc90000049"/>
+      <w:bookmarkEnd w:id="50"/>
       <w:r>
         <w:rPr>
           <w:cs/>
@@ -2753,6 +4179,8 @@
       <w:pPr>
         <w:pStyle w:val="Heading2"/>
       </w:pPr>
+      <w:bookmarkStart w:id="53" w:name="_Toc90000052"/>
+      <w:bookmarkEnd w:id="53"/>
       <w:r>
         <w:rPr>
           <w:cs/>
@@ -2781,6 +4209,8 @@
       <w:pPr>
         <w:pStyle w:val="Heading1"/>
       </w:pPr>
+      <w:bookmarkStart w:id="55" w:name="_Toc90000054"/>
+      <w:bookmarkEnd w:id="55"/>
       <w:r>
         <w:rPr>
           <w:cs/>
@@ -2793,6 +4223,8 @@
       <w:pPr>
         <w:pStyle w:val="Heading2"/>
       </w:pPr>
+      <w:bookmarkStart w:id="56" w:name="_Toc90000055"/>
+      <w:bookmarkEnd w:id="56"/>
       <w:r>
         <w:rPr>
           <w:cs/>
@@ -2815,6 +4247,8 @@
       <w:pPr>
         <w:pStyle w:val="Heading2"/>
       </w:pPr>
+      <w:bookmarkStart w:id="58" w:name="_Toc90000057"/>
+      <w:bookmarkEnd w:id="58"/>
       <w:r>
         <w:rPr>
           <w:cs/>
@@ -2880,6 +4314,8 @@
         <w:pStyle w:val="Caption"/>
         <w:jc w:val="center"/>
       </w:pPr>
+      <w:bookmarkStart w:id="61" w:name="_Toc90000060"/>
+      <w:bookmarkEnd w:id="61"/>
       <w:r>
         <w:rPr>
           <w:b/>
@@ -2901,6 +4337,8 @@
       <w:pPr>
         <w:pStyle w:val="Heading2"/>
       </w:pPr>
+      <w:bookmarkStart w:id="62" w:name="_Toc90000061"/>
+      <w:bookmarkEnd w:id="62"/>
       <w:r>
         <w:rPr>
           <w:cs/>
@@ -2999,6 +4437,8 @@
       <w:pPr>
         <w:pStyle w:val="Heading1"/>
       </w:pPr>
+      <w:bookmarkStart w:id="64" w:name="_Toc90000063"/>
+      <w:bookmarkEnd w:id="64"/>
       <w:r>
         <w:rPr>
           <w:cs/>
@@ -3022,6 +4462,8 @@
         <w:pStyle w:val="Caption"/>
         <w:keepNext/>
       </w:pPr>
+      <w:bookmarkStart w:id="66" w:name="_Toc90000065"/>
+      <w:bookmarkEnd w:id="66"/>
       <w:r>
         <w:rPr>
           <w:b/>
@@ -6860,6 +8302,8 @@
           <w:pgNumType w:fmt="decimal"/>
         </w:sectPr>
       </w:pPr>
+      <w:bookmarkStart w:id="69" w:name="_Toc90000068"/>
+      <w:bookmarkEnd w:id="69"/>
       <w:r>
         <w:rPr>
           <w:b/>
@@ -6881,6 +8325,8 @@
       <w:pPr>
         <w:pStyle w:val="Heading1"/>
       </w:pPr>
+      <w:bookmarkStart w:id="70" w:name="_Toc90000069"/>
+      <w:bookmarkEnd w:id="70"/>
       <w:r>
         <w:rPr>
           <w:cs/>
@@ -6893,6 +8339,8 @@
       <w:pPr>
         <w:pStyle w:val="Heading2"/>
       </w:pPr>
+      <w:bookmarkStart w:id="71" w:name="_Toc90000070"/>
+      <w:bookmarkEnd w:id="71"/>
       <w:r>
         <w:rPr>
           <w:cs/>
@@ -6915,6 +8363,8 @@
       <w:pPr>
         <w:pStyle w:val="Heading2"/>
       </w:pPr>
+      <w:bookmarkStart w:id="73" w:name="_Toc90000072"/>
+      <w:bookmarkEnd w:id="73"/>
       <w:r>
         <w:rPr>
           <w:cs/>
@@ -6937,6 +8387,8 @@
       <w:pPr>
         <w:pStyle w:val="Heading2"/>
       </w:pPr>
+      <w:bookmarkStart w:id="75" w:name="_Toc90000074"/>
+      <w:bookmarkEnd w:id="75"/>
       <w:r>
         <w:rPr>
           <w:cs/>
@@ -6971,6 +8423,8 @@
       <w:pPr>
         <w:pStyle w:val="Heading1"/>
       </w:pPr>
+      <w:bookmarkStart w:id="78" w:name="_Toc90000077"/>
+      <w:bookmarkEnd w:id="78"/>
       <w:r>
         <w:rPr>
           <w:cs/>
@@ -7087,6 +8541,8 @@
       <w:pPr>
         <w:pStyle w:val="Heading1"/>
       </w:pPr>
+      <w:bookmarkStart w:id="82" w:name="_Toc90000081"/>
+      <w:bookmarkEnd w:id="82"/>
       <w:r>
         <w:rPr>
           <w:cs/>
@@ -7099,6 +8555,8 @@
       <w:pPr>
         <w:pStyle w:val="Heading2"/>
       </w:pPr>
+      <w:bookmarkStart w:id="83" w:name="_Toc90000082"/>
+      <w:bookmarkEnd w:id="83"/>
       <w:r>
         <w:rPr>
           <w:cs/>
@@ -7185,6 +8643,8 @@
         <w:pStyle w:val="Caption"/>
         <w:keepNext/>
       </w:pPr>
+      <w:bookmarkStart w:id="86" w:name="_Toc90000085"/>
+      <w:bookmarkEnd w:id="86"/>
       <w:r>
         <w:rPr>
           <w:b/>
@@ -7403,6 +8863,8 @@
       <w:pPr>
         <w:pStyle w:val="Heading2"/>
       </w:pPr>
+      <w:bookmarkStart w:id="88" w:name="_Toc90000087"/>
+      <w:bookmarkEnd w:id="88"/>
       <w:r>
         <w:rPr>
           <w:cs/>
@@ -7431,6 +8893,8 @@
       <w:pPr>
         <w:pStyle w:val="Heading1"/>
       </w:pPr>
+      <w:bookmarkStart w:id="90" w:name="_Toc90000089"/>
+      <w:bookmarkEnd w:id="90"/>
       <w:r>
         <w:rPr>
           <w:cs/>
@@ -7444,6 +8908,8 @@
         <w:pStyle w:val="Caption"/>
         <w:keepNext/>
       </w:pPr>
+      <w:bookmarkStart w:id="91" w:name="_Toc90000090"/>
+      <w:bookmarkEnd w:id="91"/>
       <w:r>
         <w:rPr>
           <w:b/>
@@ -7919,6 +9385,8 @@
           <w:pgNumType w:fmt="decimal"/>
         </w:sectPr>
       </w:pPr>
+      <w:bookmarkStart w:id="94" w:name="_Toc90000093"/>
+      <w:bookmarkEnd w:id="94"/>
       <w:r>
         <w:rPr>
           <w:b/>
@@ -7940,6 +9408,8 @@
       <w:pPr>
         <w:pStyle w:val="Heading1"/>
       </w:pPr>
+      <w:bookmarkStart w:id="95" w:name="_Toc90000094"/>
+      <w:bookmarkEnd w:id="95"/>
       <w:r>
         <w:rPr>
           <w:cs/>
@@ -8041,6 +9511,8 @@
       <w:pPr>
         <w:pStyle w:val="Heading1"/>
       </w:pPr>
+      <w:bookmarkStart w:id="97" w:name="_Toc90000096"/>
+      <w:bookmarkEnd w:id="97"/>
       <w:r>
         <w:rPr>
           <w:cs/>

--- a/tests/golden/thesis-layout.docx
+++ b/tests/golden/thesis-layout.docx
@@ -5,1058 +5,426 @@
     <w:p>
       <w:pPr>
         <w:pStyle w:val="TOC1"/>
-        <w:tabs>
-          <w:tab w:val="right" w:leader="dot" w:pos="15840"/>
-        </w:tabs>
-      </w:pPr>
-      <w:hyperlink w:anchor="_Toc90000005">
-        <w:r>
-          <w:rPr>
-            <w:cs/>
-            <w:lang w:val="en-US" w:bidi="th-TH"/>
-          </w:rPr>
-          <w:t xml:space="preserve">บทคัดย่อ</w:t>
-        </w:r>
-        <w:r>
-          <w:tab/>
-        </w:r>
-        <w:r>
-          <w:fldChar w:fldCharType="begin"/>
-        </w:r>
-        <w:r>
-          <w:instrText xml:space="preserve"> PAGEREF _Toc90000005 \h </w:instrText>
-        </w:r>
-        <w:r>
-          <w:fldChar w:fldCharType="separate"/>
-        </w:r>
-        <w:r>
-          <w:fldChar w:fldCharType="end"/>
-        </w:r>
-      </w:hyperlink>
+      </w:pPr>
+      <w:r>
+        <w:rPr>
+          <w:cs/>
+          <w:lang w:val="en-US" w:bidi="th-TH"/>
+        </w:rPr>
+        <w:fldChar w:fldCharType="begin"/>
+      </w:r>
+      <w:r>
+        <w:rPr>
+          <w:cs/>
+          <w:lang w:val="en-US" w:bidi="th-TH"/>
+        </w:rPr>
+        <w:instrText xml:space="preserve"> TOC \o "1-3" \h \z \u </w:instrText>
+      </w:r>
+      <w:r>
+        <w:rPr>
+          <w:cs/>
+          <w:lang w:val="en-US" w:bidi="th-TH"/>
+        </w:rPr>
+        <w:fldChar w:fldCharType="separate"/>
+      </w:r>
+      <w:r>
+        <w:rPr>
+          <w:cs/>
+          <w:lang w:val="en-US" w:bidi="th-TH"/>
+        </w:rPr>
+        <w:t xml:space="preserve">บทคัดย่อ</w:t>
+      </w:r>
     </w:p>
     <w:p>
       <w:pPr>
         <w:pStyle w:val="TOC1"/>
-        <w:tabs>
-          <w:tab w:val="right" w:leader="dot" w:pos="15840"/>
-        </w:tabs>
-      </w:pPr>
-      <w:hyperlink w:anchor="_Toc90000010">
-        <w:r>
-          <w:rPr>
-            <w:cs/>
-            <w:lang w:val="en-US" w:bidi="th-TH"/>
-          </w:rPr>
-          <w:t xml:space="preserve">Abstract</w:t>
-        </w:r>
-        <w:r>
-          <w:tab/>
-        </w:r>
-        <w:r>
-          <w:fldChar w:fldCharType="begin"/>
-        </w:r>
-        <w:r>
-          <w:instrText xml:space="preserve"> PAGEREF _Toc90000010 \h </w:instrText>
-        </w:r>
-        <w:r>
-          <w:fldChar w:fldCharType="separate"/>
-        </w:r>
-        <w:r>
-          <w:fldChar w:fldCharType="end"/>
-        </w:r>
-      </w:hyperlink>
+      </w:pPr>
+      <w:r>
+        <w:rPr>
+          <w:cs/>
+          <w:lang w:val="en-US" w:bidi="th-TH"/>
+        </w:rPr>
+        <w:t xml:space="preserve">Abstract</w:t>
+      </w:r>
     </w:p>
     <w:p>
       <w:pPr>
         <w:pStyle w:val="TOC1"/>
-        <w:tabs>
-          <w:tab w:val="right" w:leader="dot" w:pos="15840"/>
-        </w:tabs>
-      </w:pPr>
-      <w:hyperlink w:anchor="_Toc90000013">
-        <w:r>
-          <w:rPr>
-            <w:cs/>
-            <w:lang w:val="en-US" w:bidi="th-TH"/>
-          </w:rPr>
-          <w:t xml:space="preserve">กิตติกรรมประกาศ</w:t>
-        </w:r>
-        <w:r>
-          <w:tab/>
-        </w:r>
-        <w:r>
-          <w:fldChar w:fldCharType="begin"/>
-        </w:r>
-        <w:r>
-          <w:instrText xml:space="preserve"> PAGEREF _Toc90000013 \h </w:instrText>
-        </w:r>
-        <w:r>
-          <w:fldChar w:fldCharType="separate"/>
-        </w:r>
-        <w:r>
-          <w:fldChar w:fldCharType="end"/>
-        </w:r>
-      </w:hyperlink>
+      </w:pPr>
+      <w:r>
+        <w:rPr>
+          <w:cs/>
+          <w:lang w:val="en-US" w:bidi="th-TH"/>
+        </w:rPr>
+        <w:t xml:space="preserve">กิตติกรรมประกาศ</w:t>
+      </w:r>
     </w:p>
     <w:p>
       <w:pPr>
         <w:pStyle w:val="TOC1"/>
-        <w:tabs>
-          <w:tab w:val="right" w:leader="dot" w:pos="15840"/>
-        </w:tabs>
-      </w:pPr>
-      <w:hyperlink w:anchor="_Toc90000017">
-        <w:r>
-          <w:rPr>
-            <w:cs/>
-            <w:lang w:val="en-US" w:bidi="th-TH"/>
-          </w:rPr>
-          <w:t xml:space="preserve">สารบัญ</w:t>
-        </w:r>
-        <w:r>
-          <w:tab/>
-        </w:r>
-        <w:r>
-          <w:fldChar w:fldCharType="begin"/>
-        </w:r>
-        <w:r>
-          <w:instrText xml:space="preserve"> PAGEREF _Toc90000017 \h </w:instrText>
-        </w:r>
-        <w:r>
-          <w:fldChar w:fldCharType="separate"/>
-        </w:r>
-        <w:r>
-          <w:fldChar w:fldCharType="end"/>
-        </w:r>
-      </w:hyperlink>
+      </w:pPr>
+      <w:r>
+        <w:rPr>
+          <w:cs/>
+          <w:lang w:val="en-US" w:bidi="th-TH"/>
+        </w:rPr>
+        <w:t xml:space="preserve">สารบัญ</w:t>
+      </w:r>
     </w:p>
     <w:p>
       <w:pPr>
         <w:pStyle w:val="TOC1"/>
-        <w:tabs>
-          <w:tab w:val="right" w:leader="dot" w:pos="15840"/>
-        </w:tabs>
-      </w:pPr>
-      <w:hyperlink w:anchor="_Toc90000019">
-        <w:r>
-          <w:rPr>
-            <w:cs/>
-            <w:lang w:val="en-US" w:bidi="th-TH"/>
-          </w:rPr>
-          <w:t xml:space="preserve">สารบัญตาราง</w:t>
-        </w:r>
-        <w:r>
-          <w:tab/>
-        </w:r>
-        <w:r>
-          <w:fldChar w:fldCharType="begin"/>
-        </w:r>
-        <w:r>
-          <w:instrText xml:space="preserve"> PAGEREF _Toc90000019 \h </w:instrText>
-        </w:r>
-        <w:r>
-          <w:fldChar w:fldCharType="separate"/>
-        </w:r>
-        <w:r>
-          <w:fldChar w:fldCharType="end"/>
-        </w:r>
-      </w:hyperlink>
+      </w:pPr>
+      <w:r>
+        <w:rPr>
+          <w:cs/>
+          <w:lang w:val="en-US" w:bidi="th-TH"/>
+        </w:rPr>
+        <w:t xml:space="preserve">สารบัญตาราง</w:t>
+      </w:r>
     </w:p>
     <w:p>
       <w:pPr>
         <w:pStyle w:val="TOC1"/>
-        <w:tabs>
-          <w:tab w:val="right" w:leader="dot" w:pos="15840"/>
-        </w:tabs>
-      </w:pPr>
-      <w:hyperlink w:anchor="_Toc90000021">
-        <w:r>
-          <w:rPr>
-            <w:cs/>
-            <w:lang w:val="en-US" w:bidi="th-TH"/>
-          </w:rPr>
-          <w:t xml:space="preserve">สารบัญภาพ</w:t>
-        </w:r>
-        <w:r>
-          <w:tab/>
-        </w:r>
-        <w:r>
-          <w:fldChar w:fldCharType="begin"/>
-        </w:r>
-        <w:r>
-          <w:instrText xml:space="preserve"> PAGEREF _Toc90000021 \h </w:instrText>
-        </w:r>
-        <w:r>
-          <w:fldChar w:fldCharType="separate"/>
-        </w:r>
-        <w:r>
-          <w:fldChar w:fldCharType="end"/>
-        </w:r>
-      </w:hyperlink>
+      </w:pPr>
+      <w:r>
+        <w:rPr>
+          <w:cs/>
+          <w:lang w:val="en-US" w:bidi="th-TH"/>
+        </w:rPr>
+        <w:t xml:space="preserve">สารบัญภาพ</w:t>
+      </w:r>
     </w:p>
     <w:p>
       <w:pPr>
         <w:pStyle w:val="TOC1"/>
-        <w:tabs>
-          <w:tab w:val="right" w:leader="dot" w:pos="15840"/>
-        </w:tabs>
-      </w:pPr>
-      <w:hyperlink w:anchor="_Toc90000023">
-        <w:r>
-          <w:rPr>
-            <w:cs/>
-            <w:lang w:val="en-US" w:bidi="th-TH"/>
-          </w:rPr>
-          <w:t xml:space="preserve">บทที่ 1 บทนำ</w:t>
-        </w:r>
-        <w:r>
-          <w:tab/>
-        </w:r>
-        <w:r>
-          <w:fldChar w:fldCharType="begin"/>
-        </w:r>
-        <w:r>
-          <w:instrText xml:space="preserve"> PAGEREF _Toc90000023 \h </w:instrText>
-        </w:r>
-        <w:r>
-          <w:fldChar w:fldCharType="separate"/>
-        </w:r>
-        <w:r>
-          <w:fldChar w:fldCharType="end"/>
-        </w:r>
-      </w:hyperlink>
+      </w:pPr>
+      <w:r>
+        <w:rPr>
+          <w:cs/>
+          <w:lang w:val="en-US" w:bidi="th-TH"/>
+        </w:rPr>
+        <w:t xml:space="preserve">บทที่ 1 บทนำ</w:t>
+      </w:r>
     </w:p>
     <w:p>
       <w:pPr>
         <w:pStyle w:val="TOC2"/>
-        <w:tabs>
-          <w:tab w:val="right" w:leader="dot" w:pos="15840"/>
-        </w:tabs>
-      </w:pPr>
-      <w:hyperlink w:anchor="_Toc90000024">
-        <w:r>
-          <w:rPr>
-            <w:cs/>
-            <w:lang w:val="en-US" w:bidi="th-TH"/>
-          </w:rPr>
-          <w:t xml:space="preserve">ความเป็นมาและความสำคัญของปัญหา</w:t>
-        </w:r>
-        <w:r>
-          <w:tab/>
-        </w:r>
-        <w:r>
-          <w:fldChar w:fldCharType="begin"/>
-        </w:r>
-        <w:r>
-          <w:instrText xml:space="preserve"> PAGEREF _Toc90000024 \h </w:instrText>
-        </w:r>
-        <w:r>
-          <w:fldChar w:fldCharType="separate"/>
-        </w:r>
-        <w:r>
-          <w:fldChar w:fldCharType="end"/>
-        </w:r>
-      </w:hyperlink>
+      </w:pPr>
+      <w:r>
+        <w:rPr>
+          <w:cs/>
+          <w:lang w:val="en-US" w:bidi="th-TH"/>
+        </w:rPr>
+        <w:t xml:space="preserve">ความเป็นมาและความสำคัญของปัญหา</w:t>
+      </w:r>
     </w:p>
     <w:p>
       <w:pPr>
         <w:pStyle w:val="TOC2"/>
-        <w:tabs>
-          <w:tab w:val="right" w:leader="dot" w:pos="15840"/>
-        </w:tabs>
-      </w:pPr>
-      <w:hyperlink w:anchor="_Toc90000028">
-        <w:r>
-          <w:rPr>
-            <w:cs/>
-            <w:lang w:val="en-US" w:bidi="th-TH"/>
-          </w:rPr>
-          <w:t xml:space="preserve">วัตถุประสงค์ของการวิจัย</w:t>
-        </w:r>
-        <w:r>
-          <w:tab/>
-        </w:r>
-        <w:r>
-          <w:fldChar w:fldCharType="begin"/>
-        </w:r>
-        <w:r>
-          <w:instrText xml:space="preserve"> PAGEREF _Toc90000028 \h </w:instrText>
-        </w:r>
-        <w:r>
-          <w:fldChar w:fldCharType="separate"/>
-        </w:r>
-        <w:r>
-          <w:fldChar w:fldCharType="end"/>
-        </w:r>
-      </w:hyperlink>
+      </w:pPr>
+      <w:r>
+        <w:rPr>
+          <w:cs/>
+          <w:lang w:val="en-US" w:bidi="th-TH"/>
+        </w:rPr>
+        <w:t xml:space="preserve">วัตถุประสงค์ของการวิจัย</w:t>
+      </w:r>
     </w:p>
     <w:p>
       <w:pPr>
         <w:pStyle w:val="TOC2"/>
-        <w:tabs>
-          <w:tab w:val="right" w:leader="dot" w:pos="15840"/>
-        </w:tabs>
-      </w:pPr>
-      <w:hyperlink w:anchor="_Toc90000030">
-        <w:r>
-          <w:rPr>
-            <w:cs/>
-            <w:lang w:val="en-US" w:bidi="th-TH"/>
-          </w:rPr>
-          <w:t xml:space="preserve">ขอบเขตของการวิจัย</w:t>
-        </w:r>
-        <w:r>
-          <w:tab/>
-        </w:r>
-        <w:r>
-          <w:fldChar w:fldCharType="begin"/>
-        </w:r>
-        <w:r>
-          <w:instrText xml:space="preserve"> PAGEREF _Toc90000030 \h </w:instrText>
-        </w:r>
-        <w:r>
-          <w:fldChar w:fldCharType="separate"/>
-        </w:r>
-        <w:r>
-          <w:fldChar w:fldCharType="end"/>
-        </w:r>
-      </w:hyperlink>
+      </w:pPr>
+      <w:r>
+        <w:rPr>
+          <w:cs/>
+          <w:lang w:val="en-US" w:bidi="th-TH"/>
+        </w:rPr>
+        <w:t xml:space="preserve">ขอบเขตของการวิจัย</w:t>
+      </w:r>
     </w:p>
     <w:p>
       <w:pPr>
         <w:pStyle w:val="TOC3"/>
-        <w:tabs>
-          <w:tab w:val="right" w:leader="dot" w:pos="15840"/>
-        </w:tabs>
-      </w:pPr>
-      <w:hyperlink w:anchor="_Toc90000031">
-        <w:r>
-          <w:rPr>
-            <w:cs/>
-            <w:lang w:val="en-US" w:bidi="th-TH"/>
-          </w:rPr>
-          <w:t xml:space="preserve">ขอบเขตด้านเนื้อหา</w:t>
-        </w:r>
-        <w:r>
-          <w:tab/>
-        </w:r>
-        <w:r>
-          <w:fldChar w:fldCharType="begin"/>
-        </w:r>
-        <w:r>
-          <w:instrText xml:space="preserve"> PAGEREF _Toc90000031 \h </w:instrText>
-        </w:r>
-        <w:r>
-          <w:fldChar w:fldCharType="separate"/>
-        </w:r>
-        <w:r>
-          <w:fldChar w:fldCharType="end"/>
-        </w:r>
-      </w:hyperlink>
+      </w:pPr>
+      <w:r>
+        <w:rPr>
+          <w:cs/>
+          <w:lang w:val="en-US" w:bidi="th-TH"/>
+        </w:rPr>
+        <w:t xml:space="preserve">ขอบเขตด้านเนื้อหา</w:t>
+      </w:r>
     </w:p>
     <w:p>
       <w:pPr>
         <w:pStyle w:val="TOC3"/>
-        <w:tabs>
-          <w:tab w:val="right" w:leader="dot" w:pos="15840"/>
-        </w:tabs>
-      </w:pPr>
-      <w:hyperlink w:anchor="_Toc90000034">
-        <w:r>
-          <w:rPr>
-            <w:cs/>
-            <w:lang w:val="en-US" w:bidi="th-TH"/>
-          </w:rPr>
-          <w:t xml:space="preserve">ขอบเขตด้านเวลา</w:t>
-        </w:r>
-        <w:r>
-          <w:tab/>
-        </w:r>
-        <w:r>
-          <w:fldChar w:fldCharType="begin"/>
-        </w:r>
-        <w:r>
-          <w:instrText xml:space="preserve"> PAGEREF _Toc90000034 \h </w:instrText>
-        </w:r>
-        <w:r>
-          <w:fldChar w:fldCharType="separate"/>
-        </w:r>
-        <w:r>
-          <w:fldChar w:fldCharType="end"/>
-        </w:r>
-      </w:hyperlink>
+      </w:pPr>
+      <w:r>
+        <w:rPr>
+          <w:cs/>
+          <w:lang w:val="en-US" w:bidi="th-TH"/>
+        </w:rPr>
+        <w:t xml:space="preserve">ขอบเขตด้านเวลา</w:t>
+      </w:r>
     </w:p>
     <w:p>
       <w:pPr>
         <w:pStyle w:val="TOC2"/>
-        <w:tabs>
-          <w:tab w:val="right" w:leader="dot" w:pos="15840"/>
-        </w:tabs>
-      </w:pPr>
-      <w:hyperlink w:anchor="_Toc90000037">
-        <w:r>
-          <w:rPr>
-            <w:cs/>
-            <w:lang w:val="en-US" w:bidi="th-TH"/>
-          </w:rPr>
-          <w:t xml:space="preserve">ประโยชน์ที่คาดว่าจะได้รับ</w:t>
-        </w:r>
-        <w:r>
-          <w:tab/>
-        </w:r>
-        <w:r>
-          <w:fldChar w:fldCharType="begin"/>
-        </w:r>
-        <w:r>
-          <w:instrText xml:space="preserve"> PAGEREF _Toc90000037 \h </w:instrText>
-        </w:r>
-        <w:r>
-          <w:fldChar w:fldCharType="separate"/>
-        </w:r>
-        <w:r>
-          <w:fldChar w:fldCharType="end"/>
-        </w:r>
-      </w:hyperlink>
+      </w:pPr>
+      <w:r>
+        <w:rPr>
+          <w:cs/>
+          <w:lang w:val="en-US" w:bidi="th-TH"/>
+        </w:rPr>
+        <w:t xml:space="preserve">ประโยชน์ที่คาดว่าจะได้รับ</w:t>
+      </w:r>
     </w:p>
     <w:p>
       <w:pPr>
         <w:pStyle w:val="TOC1"/>
-        <w:tabs>
-          <w:tab w:val="right" w:leader="dot" w:pos="15840"/>
-        </w:tabs>
-      </w:pPr>
-      <w:hyperlink w:anchor="_Toc90000040">
-        <w:r>
-          <w:rPr>
-            <w:cs/>
-            <w:lang w:val="en-US" w:bidi="th-TH"/>
-          </w:rPr>
-          <w:t xml:space="preserve">บทที่ 2 ทฤษฎีและงานวิจัยที่เกี่ยวข้อง</w:t>
-        </w:r>
-        <w:r>
-          <w:tab/>
-        </w:r>
-        <w:r>
-          <w:fldChar w:fldCharType="begin"/>
-        </w:r>
-        <w:r>
-          <w:instrText xml:space="preserve"> PAGEREF _Toc90000040 \h </w:instrText>
-        </w:r>
-        <w:r>
-          <w:fldChar w:fldCharType="separate"/>
-        </w:r>
-        <w:r>
-          <w:fldChar w:fldCharType="end"/>
-        </w:r>
-      </w:hyperlink>
+      </w:pPr>
+      <w:r>
+        <w:rPr>
+          <w:cs/>
+          <w:lang w:val="en-US" w:bidi="th-TH"/>
+        </w:rPr>
+        <w:t xml:space="preserve">บทที่ 2 ทฤษฎีและงานวิจัยที่เกี่ยวข้อง</w:t>
+      </w:r>
     </w:p>
     <w:p>
       <w:pPr>
         <w:pStyle w:val="TOC2"/>
-        <w:tabs>
-          <w:tab w:val="right" w:leader="dot" w:pos="15840"/>
-        </w:tabs>
-      </w:pPr>
-      <w:hyperlink w:anchor="_Toc90000041">
-        <w:r>
-          <w:rPr>
-            <w:cs/>
-            <w:lang w:val="en-US" w:bidi="th-TH"/>
-          </w:rPr>
-          <w:t xml:space="preserve">ลักษณะของอักษรไทยในเอกสารดิจิทัล</w:t>
-        </w:r>
-        <w:r>
-          <w:tab/>
-        </w:r>
-        <w:r>
-          <w:fldChar w:fldCharType="begin"/>
-        </w:r>
-        <w:r>
-          <w:instrText xml:space="preserve"> PAGEREF _Toc90000041 \h </w:instrText>
-        </w:r>
-        <w:r>
-          <w:fldChar w:fldCharType="separate"/>
-        </w:r>
-        <w:r>
-          <w:fldChar w:fldCharType="end"/>
-        </w:r>
-      </w:hyperlink>
+      </w:pPr>
+      <w:r>
+        <w:rPr>
+          <w:cs/>
+          <w:lang w:val="en-US" w:bidi="th-TH"/>
+        </w:rPr>
+        <w:t xml:space="preserve">ลักษณะของอักษรไทยในเอกสารดิจิทัล</w:t>
+      </w:r>
     </w:p>
     <w:p>
       <w:pPr>
         <w:pStyle w:val="TOC2"/>
-        <w:tabs>
-          <w:tab w:val="right" w:leader="dot" w:pos="15840"/>
-        </w:tabs>
-      </w:pPr>
-      <w:hyperlink w:anchor="_Toc90000049">
-        <w:r>
-          <w:rPr>
-            <w:cs/>
-            <w:lang w:val="en-US" w:bidi="th-TH"/>
-          </w:rPr>
-          <w:t xml:space="preserve">รูปแบบไฟล์ Office Open XML</w:t>
-        </w:r>
-        <w:r>
-          <w:tab/>
-        </w:r>
-        <w:r>
-          <w:fldChar w:fldCharType="begin"/>
-        </w:r>
-        <w:r>
-          <w:instrText xml:space="preserve"> PAGEREF _Toc90000049 \h </w:instrText>
-        </w:r>
-        <w:r>
-          <w:fldChar w:fldCharType="separate"/>
-        </w:r>
-        <w:r>
-          <w:fldChar w:fldCharType="end"/>
-        </w:r>
-      </w:hyperlink>
+      </w:pPr>
+      <w:r>
+        <w:rPr>
+          <w:cs/>
+          <w:lang w:val="en-US" w:bidi="th-TH"/>
+        </w:rPr>
+        <w:t xml:space="preserve">รูปแบบไฟล์ Office Open XML</w:t>
+      </w:r>
     </w:p>
     <w:p>
       <w:pPr>
         <w:pStyle w:val="TOC2"/>
-        <w:tabs>
-          <w:tab w:val="right" w:leader="dot" w:pos="15840"/>
-        </w:tabs>
-      </w:pPr>
-      <w:hyperlink w:anchor="_Toc90000052">
-        <w:r>
-          <w:rPr>
-            <w:cs/>
-            <w:lang w:val="en-US" w:bidi="th-TH"/>
-          </w:rPr>
-          <w:t xml:space="preserve">งานวิจัยที่เกี่ยวข้อง</w:t>
-        </w:r>
-        <w:r>
-          <w:tab/>
-        </w:r>
-        <w:r>
-          <w:fldChar w:fldCharType="begin"/>
-        </w:r>
-        <w:r>
-          <w:instrText xml:space="preserve"> PAGEREF _Toc90000052 \h </w:instrText>
-        </w:r>
-        <w:r>
-          <w:fldChar w:fldCharType="separate"/>
-        </w:r>
-        <w:r>
-          <w:fldChar w:fldCharType="end"/>
-        </w:r>
-      </w:hyperlink>
+      </w:pPr>
+      <w:r>
+        <w:rPr>
+          <w:cs/>
+          <w:lang w:val="en-US" w:bidi="th-TH"/>
+        </w:rPr>
+        <w:t xml:space="preserve">งานวิจัยที่เกี่ยวข้อง</w:t>
+      </w:r>
     </w:p>
     <w:p>
       <w:pPr>
         <w:pStyle w:val="TOC1"/>
-        <w:tabs>
-          <w:tab w:val="right" w:leader="dot" w:pos="15840"/>
-        </w:tabs>
-      </w:pPr>
-      <w:hyperlink w:anchor="_Toc90000054">
-        <w:r>
-          <w:rPr>
-            <w:cs/>
-            <w:lang w:val="en-US" w:bidi="th-TH"/>
-          </w:rPr>
-          <w:t xml:space="preserve">บทที่ 3 วิธีดำเนินการวิจัย</w:t>
-        </w:r>
-        <w:r>
-          <w:tab/>
-        </w:r>
-        <w:r>
-          <w:fldChar w:fldCharType="begin"/>
-        </w:r>
-        <w:r>
-          <w:instrText xml:space="preserve"> PAGEREF _Toc90000054 \h </w:instrText>
-        </w:r>
-        <w:r>
-          <w:fldChar w:fldCharType="separate"/>
-        </w:r>
-        <w:r>
-          <w:fldChar w:fldCharType="end"/>
-        </w:r>
-      </w:hyperlink>
+      </w:pPr>
+      <w:r>
+        <w:rPr>
+          <w:cs/>
+          <w:lang w:val="en-US" w:bidi="th-TH"/>
+        </w:rPr>
+        <w:t xml:space="preserve">บทที่ 3 วิธีดำเนินการวิจัย</w:t>
+      </w:r>
     </w:p>
     <w:p>
       <w:pPr>
         <w:pStyle w:val="TOC2"/>
-        <w:tabs>
-          <w:tab w:val="right" w:leader="dot" w:pos="15840"/>
-        </w:tabs>
-      </w:pPr>
-      <w:hyperlink w:anchor="_Toc90000055">
-        <w:r>
-          <w:rPr>
-            <w:cs/>
-            <w:lang w:val="en-US" w:bidi="th-TH"/>
-          </w:rPr>
-          <w:t xml:space="preserve">ประชากรและกลุ่มตัวอย่าง</w:t>
-        </w:r>
-        <w:r>
-          <w:tab/>
-        </w:r>
-        <w:r>
-          <w:fldChar w:fldCharType="begin"/>
-        </w:r>
-        <w:r>
-          <w:instrText xml:space="preserve"> PAGEREF _Toc90000055 \h </w:instrText>
-        </w:r>
-        <w:r>
-          <w:fldChar w:fldCharType="separate"/>
-        </w:r>
-        <w:r>
-          <w:fldChar w:fldCharType="end"/>
-        </w:r>
-      </w:hyperlink>
+      </w:pPr>
+      <w:r>
+        <w:rPr>
+          <w:cs/>
+          <w:lang w:val="en-US" w:bidi="th-TH"/>
+        </w:rPr>
+        <w:t xml:space="preserve">ประชากรและกลุ่มตัวอย่าง</w:t>
+      </w:r>
     </w:p>
     <w:p>
       <w:pPr>
         <w:pStyle w:val="TOC2"/>
-        <w:tabs>
-          <w:tab w:val="right" w:leader="dot" w:pos="15840"/>
-        </w:tabs>
-      </w:pPr>
-      <w:hyperlink w:anchor="_Toc90000057">
-        <w:r>
-          <w:rPr>
-            <w:cs/>
-            <w:lang w:val="en-US" w:bidi="th-TH"/>
-          </w:rPr>
-          <w:t xml:space="preserve">เครื่องมือที่ใช้ในการวิจัย</w:t>
-        </w:r>
-        <w:r>
-          <w:tab/>
-        </w:r>
-        <w:r>
-          <w:fldChar w:fldCharType="begin"/>
-        </w:r>
-        <w:r>
-          <w:instrText xml:space="preserve"> PAGEREF _Toc90000057 \h </w:instrText>
-        </w:r>
-        <w:r>
-          <w:fldChar w:fldCharType="separate"/>
-        </w:r>
-        <w:r>
-          <w:fldChar w:fldCharType="end"/>
-        </w:r>
-      </w:hyperlink>
+      </w:pPr>
+      <w:r>
+        <w:rPr>
+          <w:cs/>
+          <w:lang w:val="en-US" w:bidi="th-TH"/>
+        </w:rPr>
+        <w:t xml:space="preserve">เครื่องมือที่ใช้ในการวิจัย</w:t>
+      </w:r>
     </w:p>
     <w:p>
       <w:pPr>
         <w:pStyle w:val="TOC2"/>
-        <w:tabs>
-          <w:tab w:val="right" w:leader="dot" w:pos="15840"/>
-        </w:tabs>
-      </w:pPr>
-      <w:hyperlink w:anchor="_Toc90000061">
-        <w:r>
-          <w:rPr>
-            <w:cs/>
-            <w:lang w:val="en-US" w:bidi="th-TH"/>
-          </w:rPr>
-          <w:t xml:space="preserve">การเก็บรวบรวมข้อมูล</w:t>
-        </w:r>
-        <w:r>
-          <w:tab/>
-        </w:r>
-        <w:r>
-          <w:fldChar w:fldCharType="begin"/>
-        </w:r>
-        <w:r>
-          <w:instrText xml:space="preserve"> PAGEREF _Toc90000061 \h </w:instrText>
-        </w:r>
-        <w:r>
-          <w:fldChar w:fldCharType="separate"/>
-        </w:r>
-        <w:r>
-          <w:fldChar w:fldCharType="end"/>
-        </w:r>
-      </w:hyperlink>
+      </w:pPr>
+      <w:r>
+        <w:rPr>
+          <w:cs/>
+          <w:lang w:val="en-US" w:bidi="th-TH"/>
+        </w:rPr>
+        <w:t xml:space="preserve">การเก็บรวบรวมข้อมูล</w:t>
+      </w:r>
     </w:p>
     <w:p>
       <w:pPr>
         <w:pStyle w:val="TOC1"/>
-        <w:tabs>
-          <w:tab w:val="right" w:leader="dot" w:pos="15840"/>
-        </w:tabs>
-      </w:pPr>
-      <w:hyperlink w:anchor="_Toc90000063">
-        <w:r>
-          <w:rPr>
-            <w:cs/>
-            <w:lang w:val="en-US" w:bidi="th-TH"/>
-          </w:rPr>
-          <w:t xml:space="preserve">บทที่ 4 ผลการวิจัย</w:t>
-        </w:r>
-        <w:r>
-          <w:tab/>
-        </w:r>
-        <w:r>
-          <w:fldChar w:fldCharType="begin"/>
-        </w:r>
-        <w:r>
-          <w:instrText xml:space="preserve"> PAGEREF _Toc90000063 \h </w:instrText>
-        </w:r>
-        <w:r>
-          <w:fldChar w:fldCharType="separate"/>
-        </w:r>
-        <w:r>
-          <w:fldChar w:fldCharType="end"/>
-        </w:r>
-      </w:hyperlink>
+      </w:pPr>
+      <w:r>
+        <w:rPr>
+          <w:cs/>
+          <w:lang w:val="en-US" w:bidi="th-TH"/>
+        </w:rPr>
+        <w:t xml:space="preserve">บทที่ 4 ผลการวิจัย</w:t>
+      </w:r>
     </w:p>
     <w:p>
       <w:pPr>
         <w:pStyle w:val="TOC1"/>
-        <w:tabs>
-          <w:tab w:val="right" w:leader="dot" w:pos="15840"/>
-        </w:tabs>
-      </w:pPr>
-      <w:hyperlink w:anchor="_Toc90000069">
-        <w:r>
-          <w:rPr>
-            <w:cs/>
-            <w:lang w:val="en-US" w:bidi="th-TH"/>
-          </w:rPr>
-          <w:t xml:space="preserve">บทที่ 5 สรุป อภิปรายผล และข้อเสนอแนะ</w:t>
-        </w:r>
-        <w:r>
-          <w:tab/>
-        </w:r>
-        <w:r>
-          <w:fldChar w:fldCharType="begin"/>
-        </w:r>
-        <w:r>
-          <w:instrText xml:space="preserve"> PAGEREF _Toc90000069 \h </w:instrText>
-        </w:r>
-        <w:r>
-          <w:fldChar w:fldCharType="separate"/>
-        </w:r>
-        <w:r>
-          <w:fldChar w:fldCharType="end"/>
-        </w:r>
-      </w:hyperlink>
+      </w:pPr>
+      <w:r>
+        <w:rPr>
+          <w:cs/>
+          <w:lang w:val="en-US" w:bidi="th-TH"/>
+        </w:rPr>
+        <w:t xml:space="preserve">บทที่ 5 สรุป อภิปรายผล และข้อเสนอแนะ</w:t>
+      </w:r>
     </w:p>
     <w:p>
       <w:pPr>
         <w:pStyle w:val="TOC2"/>
-        <w:tabs>
-          <w:tab w:val="right" w:leader="dot" w:pos="15840"/>
-        </w:tabs>
-      </w:pPr>
-      <w:hyperlink w:anchor="_Toc90000070">
-        <w:r>
-          <w:rPr>
-            <w:cs/>
-            <w:lang w:val="en-US" w:bidi="th-TH"/>
-          </w:rPr>
-          <w:t xml:space="preserve">สรุปผลการวิจัย</w:t>
-        </w:r>
-        <w:r>
-          <w:tab/>
-        </w:r>
-        <w:r>
-          <w:fldChar w:fldCharType="begin"/>
-        </w:r>
-        <w:r>
-          <w:instrText xml:space="preserve"> PAGEREF _Toc90000070 \h </w:instrText>
-        </w:r>
-        <w:r>
-          <w:fldChar w:fldCharType="separate"/>
-        </w:r>
-        <w:r>
-          <w:fldChar w:fldCharType="end"/>
-        </w:r>
-      </w:hyperlink>
+      </w:pPr>
+      <w:r>
+        <w:rPr>
+          <w:cs/>
+          <w:lang w:val="en-US" w:bidi="th-TH"/>
+        </w:rPr>
+        <w:t xml:space="preserve">สรุปผลการวิจัย</w:t>
+      </w:r>
     </w:p>
     <w:p>
       <w:pPr>
         <w:pStyle w:val="TOC2"/>
-        <w:tabs>
-          <w:tab w:val="right" w:leader="dot" w:pos="15840"/>
-        </w:tabs>
-      </w:pPr>
-      <w:hyperlink w:anchor="_Toc90000072">
-        <w:r>
-          <w:rPr>
-            <w:cs/>
-            <w:lang w:val="en-US" w:bidi="th-TH"/>
-          </w:rPr>
-          <w:t xml:space="preserve">อภิปรายผล</w:t>
-        </w:r>
-        <w:r>
-          <w:tab/>
-        </w:r>
-        <w:r>
-          <w:fldChar w:fldCharType="begin"/>
-        </w:r>
-        <w:r>
-          <w:instrText xml:space="preserve"> PAGEREF _Toc90000072 \h </w:instrText>
-        </w:r>
-        <w:r>
-          <w:fldChar w:fldCharType="separate"/>
-        </w:r>
-        <w:r>
-          <w:fldChar w:fldCharType="end"/>
-        </w:r>
-      </w:hyperlink>
+      </w:pPr>
+      <w:r>
+        <w:rPr>
+          <w:cs/>
+          <w:lang w:val="en-US" w:bidi="th-TH"/>
+        </w:rPr>
+        <w:t xml:space="preserve">อภิปรายผล</w:t>
+      </w:r>
     </w:p>
     <w:p>
       <w:pPr>
         <w:pStyle w:val="TOC2"/>
-        <w:tabs>
-          <w:tab w:val="right" w:leader="dot" w:pos="15840"/>
-        </w:tabs>
-      </w:pPr>
-      <w:hyperlink w:anchor="_Toc90000074">
-        <w:r>
-          <w:rPr>
-            <w:cs/>
-            <w:lang w:val="en-US" w:bidi="th-TH"/>
-          </w:rPr>
-          <w:t xml:space="preserve">ข้อเสนอแนะ</w:t>
-        </w:r>
-        <w:r>
-          <w:tab/>
-        </w:r>
-        <w:r>
-          <w:fldChar w:fldCharType="begin"/>
-        </w:r>
-        <w:r>
-          <w:instrText xml:space="preserve"> PAGEREF _Toc90000074 \h </w:instrText>
-        </w:r>
-        <w:r>
-          <w:fldChar w:fldCharType="separate"/>
-        </w:r>
-        <w:r>
-          <w:fldChar w:fldCharType="end"/>
-        </w:r>
-      </w:hyperlink>
+      </w:pPr>
+      <w:r>
+        <w:rPr>
+          <w:cs/>
+          <w:lang w:val="en-US" w:bidi="th-TH"/>
+        </w:rPr>
+        <w:t xml:space="preserve">ข้อเสนอแนะ</w:t>
+      </w:r>
     </w:p>
     <w:p>
       <w:pPr>
         <w:pStyle w:val="TOC1"/>
-        <w:tabs>
-          <w:tab w:val="right" w:leader="dot" w:pos="15840"/>
-        </w:tabs>
-      </w:pPr>
-      <w:hyperlink w:anchor="_Toc90000077">
-        <w:r>
-          <w:rPr>
-            <w:cs/>
-            <w:lang w:val="en-US" w:bidi="th-TH"/>
-          </w:rPr>
-          <w:t xml:space="preserve">บรรณานุกรม</w:t>
-        </w:r>
-        <w:r>
-          <w:tab/>
-        </w:r>
-        <w:r>
-          <w:fldChar w:fldCharType="begin"/>
-        </w:r>
-        <w:r>
-          <w:instrText xml:space="preserve"> PAGEREF _Toc90000077 \h </w:instrText>
-        </w:r>
-        <w:r>
-          <w:fldChar w:fldCharType="separate"/>
-        </w:r>
-        <w:r>
-          <w:fldChar w:fldCharType="end"/>
-        </w:r>
-      </w:hyperlink>
+      </w:pPr>
+      <w:r>
+        <w:rPr>
+          <w:cs/>
+          <w:lang w:val="en-US" w:bidi="th-TH"/>
+        </w:rPr>
+        <w:t xml:space="preserve">บรรณานุกรม</w:t>
+      </w:r>
     </w:p>
     <w:p>
       <w:pPr>
         <w:pStyle w:val="TOC1"/>
-        <w:tabs>
-          <w:tab w:val="right" w:leader="dot" w:pos="15840"/>
-        </w:tabs>
-      </w:pPr>
-      <w:hyperlink w:anchor="_Toc90000081">
-        <w:r>
-          <w:rPr>
-            <w:cs/>
-            <w:lang w:val="en-US" w:bidi="th-TH"/>
-          </w:rPr>
-          <w:t xml:space="preserve">ภาคผนวก ก แบบสอบถามที่ใช้ในการวิจัย</w:t>
-        </w:r>
-        <w:r>
-          <w:tab/>
-        </w:r>
-        <w:r>
-          <w:fldChar w:fldCharType="begin"/>
-        </w:r>
-        <w:r>
-          <w:instrText xml:space="preserve"> PAGEREF _Toc90000081 \h </w:instrText>
-        </w:r>
-        <w:r>
-          <w:fldChar w:fldCharType="separate"/>
-        </w:r>
-        <w:r>
-          <w:fldChar w:fldCharType="end"/>
-        </w:r>
-      </w:hyperlink>
+      </w:pPr>
+      <w:r>
+        <w:rPr>
+          <w:cs/>
+          <w:lang w:val="en-US" w:bidi="th-TH"/>
+        </w:rPr>
+        <w:t xml:space="preserve">ภาคผนวก ก แบบสอบถามที่ใช้ในการวิจัย</w:t>
+      </w:r>
     </w:p>
     <w:p>
       <w:pPr>
         <w:pStyle w:val="TOC2"/>
-        <w:tabs>
-          <w:tab w:val="right" w:leader="dot" w:pos="15840"/>
-        </w:tabs>
-      </w:pPr>
-      <w:hyperlink w:anchor="_Toc90000082">
-        <w:r>
-          <w:rPr>
-            <w:cs/>
-            <w:lang w:val="en-US" w:bidi="th-TH"/>
-          </w:rPr>
-          <w:t xml:space="preserve">ส่วนที่ 1 ข้อมูลทั่วไปของผู้ตอบแบบสอบถาม</w:t>
-        </w:r>
-        <w:r>
-          <w:tab/>
-        </w:r>
-        <w:r>
-          <w:fldChar w:fldCharType="begin"/>
-        </w:r>
-        <w:r>
-          <w:instrText xml:space="preserve"> PAGEREF _Toc90000082 \h </w:instrText>
-        </w:r>
-        <w:r>
-          <w:fldChar w:fldCharType="separate"/>
-        </w:r>
-        <w:r>
-          <w:fldChar w:fldCharType="end"/>
-        </w:r>
-      </w:hyperlink>
+      </w:pPr>
+      <w:r>
+        <w:rPr>
+          <w:cs/>
+          <w:lang w:val="en-US" w:bidi="th-TH"/>
+        </w:rPr>
+        <w:t xml:space="preserve">ส่วนที่ 1 ข้อมูลทั่วไปของผู้ตอบแบบสอบถาม</w:t>
+      </w:r>
     </w:p>
     <w:p>
       <w:pPr>
         <w:pStyle w:val="TOC2"/>
-        <w:tabs>
-          <w:tab w:val="right" w:leader="dot" w:pos="15840"/>
-        </w:tabs>
-      </w:pPr>
-      <w:hyperlink w:anchor="_Toc90000087">
-        <w:r>
-          <w:rPr>
-            <w:cs/>
-            <w:lang w:val="en-US" w:bidi="th-TH"/>
-          </w:rPr>
-          <w:t xml:space="preserve">ส่วนที่ 2 ความคิดเห็นต่อระบบ</w:t>
-        </w:r>
-        <w:r>
-          <w:tab/>
-        </w:r>
-        <w:r>
-          <w:fldChar w:fldCharType="begin"/>
-        </w:r>
-        <w:r>
-          <w:instrText xml:space="preserve"> PAGEREF _Toc90000087 \h </w:instrText>
-        </w:r>
-        <w:r>
-          <w:fldChar w:fldCharType="separate"/>
-        </w:r>
-        <w:r>
-          <w:fldChar w:fldCharType="end"/>
-        </w:r>
-      </w:hyperlink>
+      </w:pPr>
+      <w:r>
+        <w:rPr>
+          <w:cs/>
+          <w:lang w:val="en-US" w:bidi="th-TH"/>
+        </w:rPr>
+        <w:t xml:space="preserve">ส่วนที่ 2 ความคิดเห็นต่อระบบ</w:t>
+      </w:r>
     </w:p>
     <w:p>
       <w:pPr>
         <w:pStyle w:val="TOC1"/>
-        <w:tabs>
-          <w:tab w:val="right" w:leader="dot" w:pos="15840"/>
-        </w:tabs>
-      </w:pPr>
-      <w:hyperlink w:anchor="_Toc90000089">
-        <w:r>
-          <w:rPr>
-            <w:cs/>
-            <w:lang w:val="en-US" w:bidi="th-TH"/>
-          </w:rPr>
-          <w:t xml:space="preserve">ภาคผนวก ข ผลการตรวจสอบความเที่ยงตรงของเครื่องมือ</w:t>
-        </w:r>
-        <w:r>
-          <w:tab/>
-        </w:r>
-        <w:r>
-          <w:fldChar w:fldCharType="begin"/>
-        </w:r>
-        <w:r>
-          <w:instrText xml:space="preserve"> PAGEREF _Toc90000089 \h </w:instrText>
-        </w:r>
-        <w:r>
-          <w:fldChar w:fldCharType="separate"/>
-        </w:r>
-        <w:r>
-          <w:fldChar w:fldCharType="end"/>
-        </w:r>
-      </w:hyperlink>
+      </w:pPr>
+      <w:r>
+        <w:rPr>
+          <w:cs/>
+          <w:lang w:val="en-US" w:bidi="th-TH"/>
+        </w:rPr>
+        <w:t xml:space="preserve">ภาคผนวก ข ผลการตรวจสอบความเที่ยงตรงของเครื่องมือ</w:t>
+      </w:r>
     </w:p>
     <w:p>
       <w:pPr>
         <w:pStyle w:val="TOC1"/>
-        <w:tabs>
-          <w:tab w:val="right" w:leader="dot" w:pos="15840"/>
-        </w:tabs>
-      </w:pPr>
-      <w:hyperlink w:anchor="_Toc90000094">
-        <w:r>
-          <w:rPr>
-            <w:cs/>
-            <w:lang w:val="en-US" w:bidi="th-TH"/>
-          </w:rPr>
-          <w:t xml:space="preserve">ภาคผนวก ค ตัวอย่างไฟล์ Markdown ที่ใช้ทดสอบ</w:t>
-        </w:r>
-        <w:r>
-          <w:tab/>
-        </w:r>
-        <w:r>
-          <w:fldChar w:fldCharType="begin"/>
-        </w:r>
-        <w:r>
-          <w:instrText xml:space="preserve"> PAGEREF _Toc90000094 \h </w:instrText>
-        </w:r>
-        <w:r>
-          <w:fldChar w:fldCharType="separate"/>
-        </w:r>
-        <w:r>
-          <w:fldChar w:fldCharType="end"/>
-        </w:r>
-      </w:hyperlink>
+      </w:pPr>
+      <w:r>
+        <w:rPr>
+          <w:cs/>
+          <w:lang w:val="en-US" w:bidi="th-TH"/>
+        </w:rPr>
+        <w:t xml:space="preserve">ภาคผนวก ค ตัวอย่างไฟล์ Markdown ที่ใช้ทดสอบ</w:t>
+      </w:r>
     </w:p>
     <w:p>
       <w:pPr>
         <w:pStyle w:val="TOC1"/>
-        <w:tabs>
-          <w:tab w:val="right" w:leader="dot" w:pos="15840"/>
-        </w:tabs>
-      </w:pPr>
-      <w:hyperlink w:anchor="_Toc90000096">
-        <w:r>
-          <w:rPr>
-            <w:cs/>
-            <w:lang w:val="en-US" w:bidi="th-TH"/>
-          </w:rPr>
-          <w:t xml:space="preserve">ประวัติผู้เขียน</w:t>
-        </w:r>
-        <w:r>
-          <w:tab/>
-        </w:r>
-        <w:r>
-          <w:fldChar w:fldCharType="begin"/>
-        </w:r>
-        <w:r>
-          <w:instrText xml:space="preserve"> PAGEREF _Toc90000096 \h </w:instrText>
-        </w:r>
-        <w:r>
-          <w:fldChar w:fldCharType="separate"/>
-        </w:r>
-        <w:r>
-          <w:fldChar w:fldCharType="end"/>
-        </w:r>
-      </w:hyperlink>
+      </w:pPr>
+      <w:r>
+        <w:rPr>
+          <w:cs/>
+          <w:lang w:val="en-US" w:bidi="th-TH"/>
+        </w:rPr>
+        <w:t xml:space="preserve">ประวัติผู้เขียน</w:t>
+      </w:r>
+      <w:r>
+        <w:rPr>
+          <w:cs/>
+          <w:lang w:val="en-US" w:bidi="th-TH"/>
+        </w:rPr>
+        <w:fldChar w:fldCharType="end"/>
+      </w:r>
     </w:p>
     <w:p>
       <w:pPr/>
@@ -1124,8 +492,6 @@
       <w:pPr>
         <w:pStyle w:val="Heading1"/>
       </w:pPr>
-      <w:bookmarkStart w:id="6" w:name="_Toc90000005"/>
-      <w:bookmarkEnd w:id="6"/>
       <w:r>
         <w:rPr>
           <w:cs/>
@@ -1193,8 +559,6 @@
       <w:pPr>
         <w:pStyle w:val="Heading1"/>
       </w:pPr>
-      <w:bookmarkStart w:id="11" w:name="_Toc90000010"/>
-      <w:bookmarkEnd w:id="11"/>
       <w:r>
         <w:rPr>
           <w:cs/>
@@ -1242,8 +606,6 @@
       <w:pPr>
         <w:pStyle w:val="Heading1"/>
       </w:pPr>
-      <w:bookmarkStart w:id="14" w:name="_Toc90000013"/>
-      <w:bookmarkEnd w:id="14"/>
       <w:r>
         <w:rPr>
           <w:cs/>
@@ -1292,8 +654,6 @@
       <w:pPr>
         <w:pStyle w:val="Heading1"/>
       </w:pPr>
-      <w:bookmarkStart w:id="18" w:name="_Toc90000017"/>
-      <w:bookmarkEnd w:id="18"/>
       <w:r>
         <w:rPr>
           <w:cs/>
@@ -1305,1070 +665,436 @@
     <w:p>
       <w:pPr>
         <w:pStyle w:val="TOC1"/>
-        <w:tabs>
-          <w:tab w:val="right" w:leader="dot" w:pos="15840"/>
-        </w:tabs>
-      </w:pPr>
-      <w:hyperlink w:anchor="_Toc90000005">
-        <w:r>
-          <w:rPr>
-            <w:cs/>
-            <w:lang w:val="en-US" w:bidi="th-TH"/>
-          </w:rPr>
-          <w:t xml:space="preserve">บทคัดย่อ</w:t>
-        </w:r>
-        <w:r>
-          <w:tab/>
-        </w:r>
-        <w:r>
-          <w:fldChar w:fldCharType="begin"/>
-        </w:r>
-        <w:r>
-          <w:instrText xml:space="preserve"> PAGEREF _Toc90000005 \h </w:instrText>
-        </w:r>
-        <w:r>
-          <w:fldChar w:fldCharType="separate"/>
-        </w:r>
-        <w:r>
-          <w:fldChar w:fldCharType="end"/>
-        </w:r>
-      </w:hyperlink>
+      </w:pPr>
+      <w:r>
+        <w:rPr>
+          <w:cs/>
+          <w:lang w:val="en-US" w:bidi="th-TH"/>
+        </w:rPr>
+        <w:fldChar w:fldCharType="begin"/>
+      </w:r>
+      <w:r>
+        <w:rPr>
+          <w:cs/>
+          <w:lang w:val="en-US" w:bidi="th-TH"/>
+        </w:rPr>
+        <w:instrText xml:space="preserve"> TOC \o "1-3" \h \z \u </w:instrText>
+      </w:r>
+      <w:r>
+        <w:rPr>
+          <w:cs/>
+          <w:lang w:val="en-US" w:bidi="th-TH"/>
+        </w:rPr>
+        <w:fldChar w:fldCharType="separate"/>
+      </w:r>
+      <w:r>
+        <w:rPr>
+          <w:cs/>
+          <w:lang w:val="en-US" w:bidi="th-TH"/>
+        </w:rPr>
+        <w:t xml:space="preserve">บทคัดย่อ</w:t>
+      </w:r>
     </w:p>
     <w:p>
       <w:pPr>
         <w:pStyle w:val="TOC1"/>
-        <w:tabs>
-          <w:tab w:val="right" w:leader="dot" w:pos="15840"/>
-        </w:tabs>
-      </w:pPr>
-      <w:hyperlink w:anchor="_Toc90000010">
-        <w:r>
-          <w:rPr>
-            <w:cs/>
-            <w:lang w:val="en-US" w:bidi="th-TH"/>
-          </w:rPr>
-          <w:t xml:space="preserve">Abstract</w:t>
-        </w:r>
-        <w:r>
-          <w:tab/>
-        </w:r>
-        <w:r>
-          <w:fldChar w:fldCharType="begin"/>
-        </w:r>
-        <w:r>
-          <w:instrText xml:space="preserve"> PAGEREF _Toc90000010 \h </w:instrText>
-        </w:r>
-        <w:r>
-          <w:fldChar w:fldCharType="separate"/>
-        </w:r>
-        <w:r>
-          <w:fldChar w:fldCharType="end"/>
-        </w:r>
-      </w:hyperlink>
+      </w:pPr>
+      <w:r>
+        <w:rPr>
+          <w:cs/>
+          <w:lang w:val="en-US" w:bidi="th-TH"/>
+        </w:rPr>
+        <w:t xml:space="preserve">Abstract</w:t>
+      </w:r>
     </w:p>
     <w:p>
       <w:pPr>
         <w:pStyle w:val="TOC1"/>
-        <w:tabs>
-          <w:tab w:val="right" w:leader="dot" w:pos="15840"/>
-        </w:tabs>
-      </w:pPr>
-      <w:hyperlink w:anchor="_Toc90000013">
-        <w:r>
-          <w:rPr>
-            <w:cs/>
-            <w:lang w:val="en-US" w:bidi="th-TH"/>
-          </w:rPr>
-          <w:t xml:space="preserve">กิตติกรรมประกาศ</w:t>
-        </w:r>
-        <w:r>
-          <w:tab/>
-        </w:r>
-        <w:r>
-          <w:fldChar w:fldCharType="begin"/>
-        </w:r>
-        <w:r>
-          <w:instrText xml:space="preserve"> PAGEREF _Toc90000013 \h </w:instrText>
-        </w:r>
-        <w:r>
-          <w:fldChar w:fldCharType="separate"/>
-        </w:r>
-        <w:r>
-          <w:fldChar w:fldCharType="end"/>
-        </w:r>
-      </w:hyperlink>
+      </w:pPr>
+      <w:r>
+        <w:rPr>
+          <w:cs/>
+          <w:lang w:val="en-US" w:bidi="th-TH"/>
+        </w:rPr>
+        <w:t xml:space="preserve">กิตติกรรมประกาศ</w:t>
+      </w:r>
     </w:p>
     <w:p>
       <w:pPr>
         <w:pStyle w:val="TOC1"/>
-        <w:tabs>
-          <w:tab w:val="right" w:leader="dot" w:pos="15840"/>
-        </w:tabs>
-      </w:pPr>
-      <w:hyperlink w:anchor="_Toc90000017">
-        <w:r>
-          <w:rPr>
-            <w:cs/>
-            <w:lang w:val="en-US" w:bidi="th-TH"/>
-          </w:rPr>
-          <w:t xml:space="preserve">สารบัญ</w:t>
-        </w:r>
-        <w:r>
-          <w:tab/>
-        </w:r>
-        <w:r>
-          <w:fldChar w:fldCharType="begin"/>
-        </w:r>
-        <w:r>
-          <w:instrText xml:space="preserve"> PAGEREF _Toc90000017 \h </w:instrText>
-        </w:r>
-        <w:r>
-          <w:fldChar w:fldCharType="separate"/>
-        </w:r>
-        <w:r>
-          <w:fldChar w:fldCharType="end"/>
-        </w:r>
-      </w:hyperlink>
+      </w:pPr>
+      <w:r>
+        <w:rPr>
+          <w:cs/>
+          <w:lang w:val="en-US" w:bidi="th-TH"/>
+        </w:rPr>
+        <w:t xml:space="preserve">สารบัญ</w:t>
+      </w:r>
     </w:p>
     <w:p>
       <w:pPr>
         <w:pStyle w:val="TOC1"/>
-        <w:tabs>
-          <w:tab w:val="right" w:leader="dot" w:pos="15840"/>
-        </w:tabs>
-      </w:pPr>
-      <w:hyperlink w:anchor="_Toc90000019">
-        <w:r>
-          <w:rPr>
-            <w:cs/>
-            <w:lang w:val="en-US" w:bidi="th-TH"/>
-          </w:rPr>
-          <w:t xml:space="preserve">สารบัญตาราง</w:t>
-        </w:r>
-        <w:r>
-          <w:tab/>
-        </w:r>
-        <w:r>
-          <w:fldChar w:fldCharType="begin"/>
-        </w:r>
-        <w:r>
-          <w:instrText xml:space="preserve"> PAGEREF _Toc90000019 \h </w:instrText>
-        </w:r>
-        <w:r>
-          <w:fldChar w:fldCharType="separate"/>
-        </w:r>
-        <w:r>
-          <w:fldChar w:fldCharType="end"/>
-        </w:r>
-      </w:hyperlink>
+      </w:pPr>
+      <w:r>
+        <w:rPr>
+          <w:cs/>
+          <w:lang w:val="en-US" w:bidi="th-TH"/>
+        </w:rPr>
+        <w:t xml:space="preserve">สารบัญตาราง</w:t>
+      </w:r>
     </w:p>
     <w:p>
       <w:pPr>
         <w:pStyle w:val="TOC1"/>
-        <w:tabs>
-          <w:tab w:val="right" w:leader="dot" w:pos="15840"/>
-        </w:tabs>
-      </w:pPr>
-      <w:hyperlink w:anchor="_Toc90000021">
-        <w:r>
-          <w:rPr>
-            <w:cs/>
-            <w:lang w:val="en-US" w:bidi="th-TH"/>
-          </w:rPr>
-          <w:t xml:space="preserve">สารบัญภาพ</w:t>
-        </w:r>
-        <w:r>
-          <w:tab/>
-        </w:r>
-        <w:r>
-          <w:fldChar w:fldCharType="begin"/>
-        </w:r>
-        <w:r>
-          <w:instrText xml:space="preserve"> PAGEREF _Toc90000021 \h </w:instrText>
-        </w:r>
-        <w:r>
-          <w:fldChar w:fldCharType="separate"/>
-        </w:r>
-        <w:r>
-          <w:fldChar w:fldCharType="end"/>
-        </w:r>
-      </w:hyperlink>
+      </w:pPr>
+      <w:r>
+        <w:rPr>
+          <w:cs/>
+          <w:lang w:val="en-US" w:bidi="th-TH"/>
+        </w:rPr>
+        <w:t xml:space="preserve">สารบัญภาพ</w:t>
+      </w:r>
     </w:p>
     <w:p>
       <w:pPr>
         <w:pStyle w:val="TOC1"/>
-        <w:tabs>
-          <w:tab w:val="right" w:leader="dot" w:pos="15840"/>
-        </w:tabs>
-      </w:pPr>
-      <w:hyperlink w:anchor="_Toc90000023">
-        <w:r>
-          <w:rPr>
-            <w:cs/>
-            <w:lang w:val="en-US" w:bidi="th-TH"/>
-          </w:rPr>
-          <w:t xml:space="preserve">บทที่ 1 บทนำ</w:t>
-        </w:r>
-        <w:r>
-          <w:tab/>
-        </w:r>
-        <w:r>
-          <w:fldChar w:fldCharType="begin"/>
-        </w:r>
-        <w:r>
-          <w:instrText xml:space="preserve"> PAGEREF _Toc90000023 \h </w:instrText>
-        </w:r>
-        <w:r>
-          <w:fldChar w:fldCharType="separate"/>
-        </w:r>
-        <w:r>
-          <w:fldChar w:fldCharType="end"/>
-        </w:r>
-      </w:hyperlink>
+      </w:pPr>
+      <w:r>
+        <w:rPr>
+          <w:cs/>
+          <w:lang w:val="en-US" w:bidi="th-TH"/>
+        </w:rPr>
+        <w:t xml:space="preserve">บทที่ 1 บทนำ</w:t>
+      </w:r>
     </w:p>
     <w:p>
       <w:pPr>
         <w:pStyle w:val="TOC2"/>
-        <w:tabs>
-          <w:tab w:val="right" w:leader="dot" w:pos="15840"/>
-        </w:tabs>
-      </w:pPr>
-      <w:hyperlink w:anchor="_Toc90000024">
-        <w:r>
-          <w:rPr>
-            <w:cs/>
-            <w:lang w:val="en-US" w:bidi="th-TH"/>
-          </w:rPr>
-          <w:t xml:space="preserve">ความเป็นมาและความสำคัญของปัญหา</w:t>
-        </w:r>
-        <w:r>
-          <w:tab/>
-        </w:r>
-        <w:r>
-          <w:fldChar w:fldCharType="begin"/>
-        </w:r>
-        <w:r>
-          <w:instrText xml:space="preserve"> PAGEREF _Toc90000024 \h </w:instrText>
-        </w:r>
-        <w:r>
-          <w:fldChar w:fldCharType="separate"/>
-        </w:r>
-        <w:r>
-          <w:fldChar w:fldCharType="end"/>
-        </w:r>
-      </w:hyperlink>
+      </w:pPr>
+      <w:r>
+        <w:rPr>
+          <w:cs/>
+          <w:lang w:val="en-US" w:bidi="th-TH"/>
+        </w:rPr>
+        <w:t xml:space="preserve">ความเป็นมาและความสำคัญของปัญหา</w:t>
+      </w:r>
     </w:p>
     <w:p>
       <w:pPr>
         <w:pStyle w:val="TOC2"/>
-        <w:tabs>
-          <w:tab w:val="right" w:leader="dot" w:pos="15840"/>
-        </w:tabs>
-      </w:pPr>
-      <w:hyperlink w:anchor="_Toc90000028">
-        <w:r>
-          <w:rPr>
-            <w:cs/>
-            <w:lang w:val="en-US" w:bidi="th-TH"/>
-          </w:rPr>
-          <w:t xml:space="preserve">วัตถุประสงค์ของการวิจัย</w:t>
-        </w:r>
-        <w:r>
-          <w:tab/>
-        </w:r>
-        <w:r>
-          <w:fldChar w:fldCharType="begin"/>
-        </w:r>
-        <w:r>
-          <w:instrText xml:space="preserve"> PAGEREF _Toc90000028 \h </w:instrText>
-        </w:r>
-        <w:r>
-          <w:fldChar w:fldCharType="separate"/>
-        </w:r>
-        <w:r>
-          <w:fldChar w:fldCharType="end"/>
-        </w:r>
-      </w:hyperlink>
+      </w:pPr>
+      <w:r>
+        <w:rPr>
+          <w:cs/>
+          <w:lang w:val="en-US" w:bidi="th-TH"/>
+        </w:rPr>
+        <w:t xml:space="preserve">วัตถุประสงค์ของการวิจัย</w:t>
+      </w:r>
     </w:p>
     <w:p>
       <w:pPr>
         <w:pStyle w:val="TOC2"/>
-        <w:tabs>
-          <w:tab w:val="right" w:leader="dot" w:pos="15840"/>
-        </w:tabs>
-      </w:pPr>
-      <w:hyperlink w:anchor="_Toc90000030">
-        <w:r>
-          <w:rPr>
-            <w:cs/>
-            <w:lang w:val="en-US" w:bidi="th-TH"/>
-          </w:rPr>
-          <w:t xml:space="preserve">ขอบเขตของการวิจัย</w:t>
-        </w:r>
-        <w:r>
-          <w:tab/>
-        </w:r>
-        <w:r>
-          <w:fldChar w:fldCharType="begin"/>
-        </w:r>
-        <w:r>
-          <w:instrText xml:space="preserve"> PAGEREF _Toc90000030 \h </w:instrText>
-        </w:r>
-        <w:r>
-          <w:fldChar w:fldCharType="separate"/>
-        </w:r>
-        <w:r>
-          <w:fldChar w:fldCharType="end"/>
-        </w:r>
-      </w:hyperlink>
+      </w:pPr>
+      <w:r>
+        <w:rPr>
+          <w:cs/>
+          <w:lang w:val="en-US" w:bidi="th-TH"/>
+        </w:rPr>
+        <w:t xml:space="preserve">ขอบเขตของการวิจัย</w:t>
+      </w:r>
     </w:p>
     <w:p>
       <w:pPr>
         <w:pStyle w:val="TOC3"/>
-        <w:tabs>
-          <w:tab w:val="right" w:leader="dot" w:pos="15840"/>
-        </w:tabs>
-      </w:pPr>
-      <w:hyperlink w:anchor="_Toc90000031">
-        <w:r>
-          <w:rPr>
-            <w:cs/>
-            <w:lang w:val="en-US" w:bidi="th-TH"/>
-          </w:rPr>
-          <w:t xml:space="preserve">ขอบเขตด้านเนื้อหา</w:t>
-        </w:r>
-        <w:r>
-          <w:tab/>
-        </w:r>
-        <w:r>
-          <w:fldChar w:fldCharType="begin"/>
-        </w:r>
-        <w:r>
-          <w:instrText xml:space="preserve"> PAGEREF _Toc90000031 \h </w:instrText>
-        </w:r>
-        <w:r>
-          <w:fldChar w:fldCharType="separate"/>
-        </w:r>
-        <w:r>
-          <w:fldChar w:fldCharType="end"/>
-        </w:r>
-      </w:hyperlink>
+      </w:pPr>
+      <w:r>
+        <w:rPr>
+          <w:cs/>
+          <w:lang w:val="en-US" w:bidi="th-TH"/>
+        </w:rPr>
+        <w:t xml:space="preserve">ขอบเขตด้านเนื้อหา</w:t>
+      </w:r>
     </w:p>
     <w:p>
       <w:pPr>
         <w:pStyle w:val="TOC3"/>
-        <w:tabs>
-          <w:tab w:val="right" w:leader="dot" w:pos="15840"/>
-        </w:tabs>
-      </w:pPr>
-      <w:hyperlink w:anchor="_Toc90000034">
-        <w:r>
-          <w:rPr>
-            <w:cs/>
-            <w:lang w:val="en-US" w:bidi="th-TH"/>
-          </w:rPr>
-          <w:t xml:space="preserve">ขอบเขตด้านเวลา</w:t>
-        </w:r>
-        <w:r>
-          <w:tab/>
-        </w:r>
-        <w:r>
-          <w:fldChar w:fldCharType="begin"/>
-        </w:r>
-        <w:r>
-          <w:instrText xml:space="preserve"> PAGEREF _Toc90000034 \h </w:instrText>
-        </w:r>
-        <w:r>
-          <w:fldChar w:fldCharType="separate"/>
-        </w:r>
-        <w:r>
-          <w:fldChar w:fldCharType="end"/>
-        </w:r>
-      </w:hyperlink>
+      </w:pPr>
+      <w:r>
+        <w:rPr>
+          <w:cs/>
+          <w:lang w:val="en-US" w:bidi="th-TH"/>
+        </w:rPr>
+        <w:t xml:space="preserve">ขอบเขตด้านเวลา</w:t>
+      </w:r>
     </w:p>
     <w:p>
       <w:pPr>
         <w:pStyle w:val="TOC2"/>
-        <w:tabs>
-          <w:tab w:val="right" w:leader="dot" w:pos="15840"/>
-        </w:tabs>
-      </w:pPr>
-      <w:hyperlink w:anchor="_Toc90000037">
-        <w:r>
-          <w:rPr>
-            <w:cs/>
-            <w:lang w:val="en-US" w:bidi="th-TH"/>
-          </w:rPr>
-          <w:t xml:space="preserve">ประโยชน์ที่คาดว่าจะได้รับ</w:t>
-        </w:r>
-        <w:r>
-          <w:tab/>
-        </w:r>
-        <w:r>
-          <w:fldChar w:fldCharType="begin"/>
-        </w:r>
-        <w:r>
-          <w:instrText xml:space="preserve"> PAGEREF _Toc90000037 \h </w:instrText>
-        </w:r>
-        <w:r>
-          <w:fldChar w:fldCharType="separate"/>
-        </w:r>
-        <w:r>
-          <w:fldChar w:fldCharType="end"/>
-        </w:r>
-      </w:hyperlink>
+      </w:pPr>
+      <w:r>
+        <w:rPr>
+          <w:cs/>
+          <w:lang w:val="en-US" w:bidi="th-TH"/>
+        </w:rPr>
+        <w:t xml:space="preserve">ประโยชน์ที่คาดว่าจะได้รับ</w:t>
+      </w:r>
     </w:p>
     <w:p>
       <w:pPr>
         <w:pStyle w:val="TOC1"/>
-        <w:tabs>
-          <w:tab w:val="right" w:leader="dot" w:pos="15840"/>
-        </w:tabs>
-      </w:pPr>
-      <w:hyperlink w:anchor="_Toc90000040">
-        <w:r>
-          <w:rPr>
-            <w:cs/>
-            <w:lang w:val="en-US" w:bidi="th-TH"/>
-          </w:rPr>
-          <w:t xml:space="preserve">บทที่ 2 ทฤษฎีและงานวิจัยที่เกี่ยวข้อง</w:t>
-        </w:r>
-        <w:r>
-          <w:tab/>
-        </w:r>
-        <w:r>
-          <w:fldChar w:fldCharType="begin"/>
-        </w:r>
-        <w:r>
-          <w:instrText xml:space="preserve"> PAGEREF _Toc90000040 \h </w:instrText>
-        </w:r>
-        <w:r>
-          <w:fldChar w:fldCharType="separate"/>
-        </w:r>
-        <w:r>
-          <w:fldChar w:fldCharType="end"/>
-        </w:r>
-      </w:hyperlink>
+      </w:pPr>
+      <w:r>
+        <w:rPr>
+          <w:cs/>
+          <w:lang w:val="en-US" w:bidi="th-TH"/>
+        </w:rPr>
+        <w:t xml:space="preserve">บทที่ 2 ทฤษฎีและงานวิจัยที่เกี่ยวข้อง</w:t>
+      </w:r>
     </w:p>
     <w:p>
       <w:pPr>
         <w:pStyle w:val="TOC2"/>
-        <w:tabs>
-          <w:tab w:val="right" w:leader="dot" w:pos="15840"/>
-        </w:tabs>
-      </w:pPr>
-      <w:hyperlink w:anchor="_Toc90000041">
-        <w:r>
-          <w:rPr>
-            <w:cs/>
-            <w:lang w:val="en-US" w:bidi="th-TH"/>
-          </w:rPr>
-          <w:t xml:space="preserve">ลักษณะของอักษรไทยในเอกสารดิจิทัล</w:t>
-        </w:r>
-        <w:r>
-          <w:tab/>
-        </w:r>
-        <w:r>
-          <w:fldChar w:fldCharType="begin"/>
-        </w:r>
-        <w:r>
-          <w:instrText xml:space="preserve"> PAGEREF _Toc90000041 \h </w:instrText>
-        </w:r>
-        <w:r>
-          <w:fldChar w:fldCharType="separate"/>
-        </w:r>
-        <w:r>
-          <w:fldChar w:fldCharType="end"/>
-        </w:r>
-      </w:hyperlink>
+      </w:pPr>
+      <w:r>
+        <w:rPr>
+          <w:cs/>
+          <w:lang w:val="en-US" w:bidi="th-TH"/>
+        </w:rPr>
+        <w:t xml:space="preserve">ลักษณะของอักษรไทยในเอกสารดิจิทัล</w:t>
+      </w:r>
     </w:p>
     <w:p>
       <w:pPr>
         <w:pStyle w:val="TOC2"/>
-        <w:tabs>
-          <w:tab w:val="right" w:leader="dot" w:pos="15840"/>
-        </w:tabs>
-      </w:pPr>
-      <w:hyperlink w:anchor="_Toc90000049">
-        <w:r>
-          <w:rPr>
-            <w:cs/>
-            <w:lang w:val="en-US" w:bidi="th-TH"/>
-          </w:rPr>
-          <w:t xml:space="preserve">รูปแบบไฟล์ Office Open XML</w:t>
-        </w:r>
-        <w:r>
-          <w:tab/>
-        </w:r>
-        <w:r>
-          <w:fldChar w:fldCharType="begin"/>
-        </w:r>
-        <w:r>
-          <w:instrText xml:space="preserve"> PAGEREF _Toc90000049 \h </w:instrText>
-        </w:r>
-        <w:r>
-          <w:fldChar w:fldCharType="separate"/>
-        </w:r>
-        <w:r>
-          <w:fldChar w:fldCharType="end"/>
-        </w:r>
-      </w:hyperlink>
+      </w:pPr>
+      <w:r>
+        <w:rPr>
+          <w:cs/>
+          <w:lang w:val="en-US" w:bidi="th-TH"/>
+        </w:rPr>
+        <w:t xml:space="preserve">รูปแบบไฟล์ Office Open XML</w:t>
+      </w:r>
     </w:p>
     <w:p>
       <w:pPr>
         <w:pStyle w:val="TOC2"/>
-        <w:tabs>
-          <w:tab w:val="right" w:leader="dot" w:pos="15840"/>
-        </w:tabs>
-      </w:pPr>
-      <w:hyperlink w:anchor="_Toc90000052">
-        <w:r>
-          <w:rPr>
-            <w:cs/>
-            <w:lang w:val="en-US" w:bidi="th-TH"/>
-          </w:rPr>
-          <w:t xml:space="preserve">งานวิจัยที่เกี่ยวข้อง</w:t>
-        </w:r>
-        <w:r>
-          <w:tab/>
-        </w:r>
-        <w:r>
-          <w:fldChar w:fldCharType="begin"/>
-        </w:r>
-        <w:r>
-          <w:instrText xml:space="preserve"> PAGEREF _Toc90000052 \h </w:instrText>
-        </w:r>
-        <w:r>
-          <w:fldChar w:fldCharType="separate"/>
-        </w:r>
-        <w:r>
-          <w:fldChar w:fldCharType="end"/>
-        </w:r>
-      </w:hyperlink>
+      </w:pPr>
+      <w:r>
+        <w:rPr>
+          <w:cs/>
+          <w:lang w:val="en-US" w:bidi="th-TH"/>
+        </w:rPr>
+        <w:t xml:space="preserve">งานวิจัยที่เกี่ยวข้อง</w:t>
+      </w:r>
     </w:p>
     <w:p>
       <w:pPr>
         <w:pStyle w:val="TOC1"/>
-        <w:tabs>
-          <w:tab w:val="right" w:leader="dot" w:pos="15840"/>
-        </w:tabs>
-      </w:pPr>
-      <w:hyperlink w:anchor="_Toc90000054">
-        <w:r>
-          <w:rPr>
-            <w:cs/>
-            <w:lang w:val="en-US" w:bidi="th-TH"/>
-          </w:rPr>
-          <w:t xml:space="preserve">บทที่ 3 วิธีดำเนินการวิจัย</w:t>
-        </w:r>
-        <w:r>
-          <w:tab/>
-        </w:r>
-        <w:r>
-          <w:fldChar w:fldCharType="begin"/>
-        </w:r>
-        <w:r>
-          <w:instrText xml:space="preserve"> PAGEREF _Toc90000054 \h </w:instrText>
-        </w:r>
-        <w:r>
-          <w:fldChar w:fldCharType="separate"/>
-        </w:r>
-        <w:r>
-          <w:fldChar w:fldCharType="end"/>
-        </w:r>
-      </w:hyperlink>
+      </w:pPr>
+      <w:r>
+        <w:rPr>
+          <w:cs/>
+          <w:lang w:val="en-US" w:bidi="th-TH"/>
+        </w:rPr>
+        <w:t xml:space="preserve">บทที่ 3 วิธีดำเนินการวิจัย</w:t>
+      </w:r>
     </w:p>
     <w:p>
       <w:pPr>
         <w:pStyle w:val="TOC2"/>
-        <w:tabs>
-          <w:tab w:val="right" w:leader="dot" w:pos="15840"/>
-        </w:tabs>
-      </w:pPr>
-      <w:hyperlink w:anchor="_Toc90000055">
-        <w:r>
-          <w:rPr>
-            <w:cs/>
-            <w:lang w:val="en-US" w:bidi="th-TH"/>
-          </w:rPr>
-          <w:t xml:space="preserve">ประชากรและกลุ่มตัวอย่าง</w:t>
-        </w:r>
-        <w:r>
-          <w:tab/>
-        </w:r>
-        <w:r>
-          <w:fldChar w:fldCharType="begin"/>
-        </w:r>
-        <w:r>
-          <w:instrText xml:space="preserve"> PAGEREF _Toc90000055 \h </w:instrText>
-        </w:r>
-        <w:r>
-          <w:fldChar w:fldCharType="separate"/>
-        </w:r>
-        <w:r>
-          <w:fldChar w:fldCharType="end"/>
-        </w:r>
-      </w:hyperlink>
+      </w:pPr>
+      <w:r>
+        <w:rPr>
+          <w:cs/>
+          <w:lang w:val="en-US" w:bidi="th-TH"/>
+        </w:rPr>
+        <w:t xml:space="preserve">ประชากรและกลุ่มตัวอย่าง</w:t>
+      </w:r>
     </w:p>
     <w:p>
       <w:pPr>
         <w:pStyle w:val="TOC2"/>
-        <w:tabs>
-          <w:tab w:val="right" w:leader="dot" w:pos="15840"/>
-        </w:tabs>
-      </w:pPr>
-      <w:hyperlink w:anchor="_Toc90000057">
-        <w:r>
-          <w:rPr>
-            <w:cs/>
-            <w:lang w:val="en-US" w:bidi="th-TH"/>
-          </w:rPr>
-          <w:t xml:space="preserve">เครื่องมือที่ใช้ในการวิจัย</w:t>
-        </w:r>
-        <w:r>
-          <w:tab/>
-        </w:r>
-        <w:r>
-          <w:fldChar w:fldCharType="begin"/>
-        </w:r>
-        <w:r>
-          <w:instrText xml:space="preserve"> PAGEREF _Toc90000057 \h </w:instrText>
-        </w:r>
-        <w:r>
-          <w:fldChar w:fldCharType="separate"/>
-        </w:r>
-        <w:r>
-          <w:fldChar w:fldCharType="end"/>
-        </w:r>
-      </w:hyperlink>
+      </w:pPr>
+      <w:r>
+        <w:rPr>
+          <w:cs/>
+          <w:lang w:val="en-US" w:bidi="th-TH"/>
+        </w:rPr>
+        <w:t xml:space="preserve">เครื่องมือที่ใช้ในการวิจัย</w:t>
+      </w:r>
     </w:p>
     <w:p>
       <w:pPr>
         <w:pStyle w:val="TOC2"/>
-        <w:tabs>
-          <w:tab w:val="right" w:leader="dot" w:pos="15840"/>
-        </w:tabs>
-      </w:pPr>
-      <w:hyperlink w:anchor="_Toc90000061">
-        <w:r>
-          <w:rPr>
-            <w:cs/>
-            <w:lang w:val="en-US" w:bidi="th-TH"/>
-          </w:rPr>
-          <w:t xml:space="preserve">การเก็บรวบรวมข้อมูล</w:t>
-        </w:r>
-        <w:r>
-          <w:tab/>
-        </w:r>
-        <w:r>
-          <w:fldChar w:fldCharType="begin"/>
-        </w:r>
-        <w:r>
-          <w:instrText xml:space="preserve"> PAGEREF _Toc90000061 \h </w:instrText>
-        </w:r>
-        <w:r>
-          <w:fldChar w:fldCharType="separate"/>
-        </w:r>
-        <w:r>
-          <w:fldChar w:fldCharType="end"/>
-        </w:r>
-      </w:hyperlink>
+      </w:pPr>
+      <w:r>
+        <w:rPr>
+          <w:cs/>
+          <w:lang w:val="en-US" w:bidi="th-TH"/>
+        </w:rPr>
+        <w:t xml:space="preserve">การเก็บรวบรวมข้อมูล</w:t>
+      </w:r>
     </w:p>
     <w:p>
       <w:pPr>
         <w:pStyle w:val="TOC1"/>
-        <w:tabs>
-          <w:tab w:val="right" w:leader="dot" w:pos="15840"/>
-        </w:tabs>
-      </w:pPr>
-      <w:hyperlink w:anchor="_Toc90000063">
-        <w:r>
-          <w:rPr>
-            <w:cs/>
-            <w:lang w:val="en-US" w:bidi="th-TH"/>
-          </w:rPr>
-          <w:t xml:space="preserve">บทที่ 4 ผลการวิจัย</w:t>
-        </w:r>
-        <w:r>
-          <w:tab/>
-        </w:r>
-        <w:r>
-          <w:fldChar w:fldCharType="begin"/>
-        </w:r>
-        <w:r>
-          <w:instrText xml:space="preserve"> PAGEREF _Toc90000063 \h </w:instrText>
-        </w:r>
-        <w:r>
-          <w:fldChar w:fldCharType="separate"/>
-        </w:r>
-        <w:r>
-          <w:fldChar w:fldCharType="end"/>
-        </w:r>
-      </w:hyperlink>
+      </w:pPr>
+      <w:r>
+        <w:rPr>
+          <w:cs/>
+          <w:lang w:val="en-US" w:bidi="th-TH"/>
+        </w:rPr>
+        <w:t xml:space="preserve">บทที่ 4 ผลการวิจัย</w:t>
+      </w:r>
     </w:p>
     <w:p>
       <w:pPr>
         <w:pStyle w:val="TOC1"/>
-        <w:tabs>
-          <w:tab w:val="right" w:leader="dot" w:pos="15840"/>
-        </w:tabs>
-      </w:pPr>
-      <w:hyperlink w:anchor="_Toc90000069">
-        <w:r>
-          <w:rPr>
-            <w:cs/>
-            <w:lang w:val="en-US" w:bidi="th-TH"/>
-          </w:rPr>
-          <w:t xml:space="preserve">บทที่ 5 สรุป อภิปรายผล และข้อเสนอแนะ</w:t>
-        </w:r>
-        <w:r>
-          <w:tab/>
-        </w:r>
-        <w:r>
-          <w:fldChar w:fldCharType="begin"/>
-        </w:r>
-        <w:r>
-          <w:instrText xml:space="preserve"> PAGEREF _Toc90000069 \h </w:instrText>
-        </w:r>
-        <w:r>
-          <w:fldChar w:fldCharType="separate"/>
-        </w:r>
-        <w:r>
-          <w:fldChar w:fldCharType="end"/>
-        </w:r>
-      </w:hyperlink>
+      </w:pPr>
+      <w:r>
+        <w:rPr>
+          <w:cs/>
+          <w:lang w:val="en-US" w:bidi="th-TH"/>
+        </w:rPr>
+        <w:t xml:space="preserve">บทที่ 5 สรุป อภิปรายผล และข้อเสนอแนะ</w:t>
+      </w:r>
     </w:p>
     <w:p>
       <w:pPr>
         <w:pStyle w:val="TOC2"/>
-        <w:tabs>
-          <w:tab w:val="right" w:leader="dot" w:pos="15840"/>
-        </w:tabs>
-      </w:pPr>
-      <w:hyperlink w:anchor="_Toc90000070">
-        <w:r>
-          <w:rPr>
-            <w:cs/>
-            <w:lang w:val="en-US" w:bidi="th-TH"/>
-          </w:rPr>
-          <w:t xml:space="preserve">สรุปผลการวิจัย</w:t>
-        </w:r>
-        <w:r>
-          <w:tab/>
-        </w:r>
-        <w:r>
-          <w:fldChar w:fldCharType="begin"/>
-        </w:r>
-        <w:r>
-          <w:instrText xml:space="preserve"> PAGEREF _Toc90000070 \h </w:instrText>
-        </w:r>
-        <w:r>
-          <w:fldChar w:fldCharType="separate"/>
-        </w:r>
-        <w:r>
-          <w:fldChar w:fldCharType="end"/>
-        </w:r>
-      </w:hyperlink>
+      </w:pPr>
+      <w:r>
+        <w:rPr>
+          <w:cs/>
+          <w:lang w:val="en-US" w:bidi="th-TH"/>
+        </w:rPr>
+        <w:t xml:space="preserve">สรุปผลการวิจัย</w:t>
+      </w:r>
     </w:p>
     <w:p>
       <w:pPr>
         <w:pStyle w:val="TOC2"/>
-        <w:tabs>
-          <w:tab w:val="right" w:leader="dot" w:pos="15840"/>
-        </w:tabs>
-      </w:pPr>
-      <w:hyperlink w:anchor="_Toc90000072">
-        <w:r>
-          <w:rPr>
-            <w:cs/>
-            <w:lang w:val="en-US" w:bidi="th-TH"/>
-          </w:rPr>
-          <w:t xml:space="preserve">อภิปรายผล</w:t>
-        </w:r>
-        <w:r>
-          <w:tab/>
-        </w:r>
-        <w:r>
-          <w:fldChar w:fldCharType="begin"/>
-        </w:r>
-        <w:r>
-          <w:instrText xml:space="preserve"> PAGEREF _Toc90000072 \h </w:instrText>
-        </w:r>
-        <w:r>
-          <w:fldChar w:fldCharType="separate"/>
-        </w:r>
-        <w:r>
-          <w:fldChar w:fldCharType="end"/>
-        </w:r>
-      </w:hyperlink>
+      </w:pPr>
+      <w:r>
+        <w:rPr>
+          <w:cs/>
+          <w:lang w:val="en-US" w:bidi="th-TH"/>
+        </w:rPr>
+        <w:t xml:space="preserve">อภิปรายผล</w:t>
+      </w:r>
     </w:p>
     <w:p>
       <w:pPr>
         <w:pStyle w:val="TOC2"/>
-        <w:tabs>
-          <w:tab w:val="right" w:leader="dot" w:pos="15840"/>
-        </w:tabs>
-      </w:pPr>
-      <w:hyperlink w:anchor="_Toc90000074">
-        <w:r>
-          <w:rPr>
-            <w:cs/>
-            <w:lang w:val="en-US" w:bidi="th-TH"/>
-          </w:rPr>
-          <w:t xml:space="preserve">ข้อเสนอแนะ</w:t>
-        </w:r>
-        <w:r>
-          <w:tab/>
-        </w:r>
-        <w:r>
-          <w:fldChar w:fldCharType="begin"/>
-        </w:r>
-        <w:r>
-          <w:instrText xml:space="preserve"> PAGEREF _Toc90000074 \h </w:instrText>
-        </w:r>
-        <w:r>
-          <w:fldChar w:fldCharType="separate"/>
-        </w:r>
-        <w:r>
-          <w:fldChar w:fldCharType="end"/>
-        </w:r>
-      </w:hyperlink>
+      </w:pPr>
+      <w:r>
+        <w:rPr>
+          <w:cs/>
+          <w:lang w:val="en-US" w:bidi="th-TH"/>
+        </w:rPr>
+        <w:t xml:space="preserve">ข้อเสนอแนะ</w:t>
+      </w:r>
     </w:p>
     <w:p>
       <w:pPr>
         <w:pStyle w:val="TOC1"/>
-        <w:tabs>
-          <w:tab w:val="right" w:leader="dot" w:pos="15840"/>
-        </w:tabs>
-      </w:pPr>
-      <w:hyperlink w:anchor="_Toc90000077">
-        <w:r>
-          <w:rPr>
-            <w:cs/>
-            <w:lang w:val="en-US" w:bidi="th-TH"/>
-          </w:rPr>
-          <w:t xml:space="preserve">บรรณานุกรม</w:t>
-        </w:r>
-        <w:r>
-          <w:tab/>
-        </w:r>
-        <w:r>
-          <w:fldChar w:fldCharType="begin"/>
-        </w:r>
-        <w:r>
-          <w:instrText xml:space="preserve"> PAGEREF _Toc90000077 \h </w:instrText>
-        </w:r>
-        <w:r>
-          <w:fldChar w:fldCharType="separate"/>
-        </w:r>
-        <w:r>
-          <w:fldChar w:fldCharType="end"/>
-        </w:r>
-      </w:hyperlink>
+      </w:pPr>
+      <w:r>
+        <w:rPr>
+          <w:cs/>
+          <w:lang w:val="en-US" w:bidi="th-TH"/>
+        </w:rPr>
+        <w:t xml:space="preserve">บรรณานุกรม</w:t>
+      </w:r>
     </w:p>
     <w:p>
       <w:pPr>
         <w:pStyle w:val="TOC1"/>
-        <w:tabs>
-          <w:tab w:val="right" w:leader="dot" w:pos="15840"/>
-        </w:tabs>
-      </w:pPr>
-      <w:hyperlink w:anchor="_Toc90000081">
-        <w:r>
-          <w:rPr>
-            <w:cs/>
-            <w:lang w:val="en-US" w:bidi="th-TH"/>
-          </w:rPr>
-          <w:t xml:space="preserve">ภาคผนวก ก แบบสอบถามที่ใช้ในการวิจัย</w:t>
-        </w:r>
-        <w:r>
-          <w:tab/>
-        </w:r>
-        <w:r>
-          <w:fldChar w:fldCharType="begin"/>
-        </w:r>
-        <w:r>
-          <w:instrText xml:space="preserve"> PAGEREF _Toc90000081 \h </w:instrText>
-        </w:r>
-        <w:r>
-          <w:fldChar w:fldCharType="separate"/>
-        </w:r>
-        <w:r>
-          <w:fldChar w:fldCharType="end"/>
-        </w:r>
-      </w:hyperlink>
+      </w:pPr>
+      <w:r>
+        <w:rPr>
+          <w:cs/>
+          <w:lang w:val="en-US" w:bidi="th-TH"/>
+        </w:rPr>
+        <w:t xml:space="preserve">ภาคผนวก ก แบบสอบถามที่ใช้ในการวิจัย</w:t>
+      </w:r>
     </w:p>
     <w:p>
       <w:pPr>
         <w:pStyle w:val="TOC2"/>
-        <w:tabs>
-          <w:tab w:val="right" w:leader="dot" w:pos="15840"/>
-        </w:tabs>
-      </w:pPr>
-      <w:hyperlink w:anchor="_Toc90000082">
-        <w:r>
-          <w:rPr>
-            <w:cs/>
-            <w:lang w:val="en-US" w:bidi="th-TH"/>
-          </w:rPr>
-          <w:t xml:space="preserve">ส่วนที่ 1 ข้อมูลทั่วไปของผู้ตอบแบบสอบถาม</w:t>
-        </w:r>
-        <w:r>
-          <w:tab/>
-        </w:r>
-        <w:r>
-          <w:fldChar w:fldCharType="begin"/>
-        </w:r>
-        <w:r>
-          <w:instrText xml:space="preserve"> PAGEREF _Toc90000082 \h </w:instrText>
-        </w:r>
-        <w:r>
-          <w:fldChar w:fldCharType="separate"/>
-        </w:r>
-        <w:r>
-          <w:fldChar w:fldCharType="end"/>
-        </w:r>
-      </w:hyperlink>
+      </w:pPr>
+      <w:r>
+        <w:rPr>
+          <w:cs/>
+          <w:lang w:val="en-US" w:bidi="th-TH"/>
+        </w:rPr>
+        <w:t xml:space="preserve">ส่วนที่ 1 ข้อมูลทั่วไปของผู้ตอบแบบสอบถาม</w:t>
+      </w:r>
     </w:p>
     <w:p>
       <w:pPr>
         <w:pStyle w:val="TOC2"/>
-        <w:tabs>
-          <w:tab w:val="right" w:leader="dot" w:pos="15840"/>
-        </w:tabs>
-      </w:pPr>
-      <w:hyperlink w:anchor="_Toc90000087">
-        <w:r>
-          <w:rPr>
-            <w:cs/>
-            <w:lang w:val="en-US" w:bidi="th-TH"/>
-          </w:rPr>
-          <w:t xml:space="preserve">ส่วนที่ 2 ความคิดเห็นต่อระบบ</w:t>
-        </w:r>
-        <w:r>
-          <w:tab/>
-        </w:r>
-        <w:r>
-          <w:fldChar w:fldCharType="begin"/>
-        </w:r>
-        <w:r>
-          <w:instrText xml:space="preserve"> PAGEREF _Toc90000087 \h </w:instrText>
-        </w:r>
-        <w:r>
-          <w:fldChar w:fldCharType="separate"/>
-        </w:r>
-        <w:r>
-          <w:fldChar w:fldCharType="end"/>
-        </w:r>
-      </w:hyperlink>
+      </w:pPr>
+      <w:r>
+        <w:rPr>
+          <w:cs/>
+          <w:lang w:val="en-US" w:bidi="th-TH"/>
+        </w:rPr>
+        <w:t xml:space="preserve">ส่วนที่ 2 ความคิดเห็นต่อระบบ</w:t>
+      </w:r>
     </w:p>
     <w:p>
       <w:pPr>
         <w:pStyle w:val="TOC1"/>
-        <w:tabs>
-          <w:tab w:val="right" w:leader="dot" w:pos="15840"/>
-        </w:tabs>
-      </w:pPr>
-      <w:hyperlink w:anchor="_Toc90000089">
-        <w:r>
-          <w:rPr>
-            <w:cs/>
-            <w:lang w:val="en-US" w:bidi="th-TH"/>
-          </w:rPr>
-          <w:t xml:space="preserve">ภาคผนวก ข ผลการตรวจสอบความเที่ยงตรงของเครื่องมือ</w:t>
-        </w:r>
-        <w:r>
-          <w:tab/>
-        </w:r>
-        <w:r>
-          <w:fldChar w:fldCharType="begin"/>
-        </w:r>
-        <w:r>
-          <w:instrText xml:space="preserve"> PAGEREF _Toc90000089 \h </w:instrText>
-        </w:r>
-        <w:r>
-          <w:fldChar w:fldCharType="separate"/>
-        </w:r>
-        <w:r>
-          <w:fldChar w:fldCharType="end"/>
-        </w:r>
-      </w:hyperlink>
+      </w:pPr>
+      <w:r>
+        <w:rPr>
+          <w:cs/>
+          <w:lang w:val="en-US" w:bidi="th-TH"/>
+        </w:rPr>
+        <w:t xml:space="preserve">ภาคผนวก ข ผลการตรวจสอบความเที่ยงตรงของเครื่องมือ</w:t>
+      </w:r>
     </w:p>
     <w:p>
       <w:pPr>
         <w:pStyle w:val="TOC1"/>
-        <w:tabs>
-          <w:tab w:val="right" w:leader="dot" w:pos="15840"/>
-        </w:tabs>
-      </w:pPr>
-      <w:hyperlink w:anchor="_Toc90000094">
-        <w:r>
-          <w:rPr>
-            <w:cs/>
-            <w:lang w:val="en-US" w:bidi="th-TH"/>
-          </w:rPr>
-          <w:t xml:space="preserve">ภาคผนวก ค ตัวอย่างไฟล์ Markdown ที่ใช้ทดสอบ</w:t>
-        </w:r>
-        <w:r>
-          <w:tab/>
-        </w:r>
-        <w:r>
-          <w:fldChar w:fldCharType="begin"/>
-        </w:r>
-        <w:r>
-          <w:instrText xml:space="preserve"> PAGEREF _Toc90000094 \h </w:instrText>
-        </w:r>
-        <w:r>
-          <w:fldChar w:fldCharType="separate"/>
-        </w:r>
-        <w:r>
-          <w:fldChar w:fldCharType="end"/>
-        </w:r>
-      </w:hyperlink>
+      </w:pPr>
+      <w:r>
+        <w:rPr>
+          <w:cs/>
+          <w:lang w:val="en-US" w:bidi="th-TH"/>
+        </w:rPr>
+        <w:t xml:space="preserve">ภาคผนวก ค ตัวอย่างไฟล์ Markdown ที่ใช้ทดสอบ</w:t>
+      </w:r>
     </w:p>
     <w:p>
       <w:pPr>
         <w:pStyle w:val="TOC1"/>
-        <w:tabs>
-          <w:tab w:val="right" w:leader="dot" w:pos="15840"/>
-        </w:tabs>
         <w:sectPr>
           <w:pgSz w:w="18720" w:h="12240" w:orient="landscape"/>
           <w:pgMar w:top="1440" w:right="1440" w:bottom="1440" w:left="1440" w:header="720" w:footer="720" w:gutter="0"/>
           <w:pgNumType w:fmt="thaiLetters"/>
         </w:sectPr>
       </w:pPr>
-      <w:hyperlink w:anchor="_Toc90000096">
-        <w:r>
-          <w:rPr>
-            <w:cs/>
-            <w:lang w:val="en-US" w:bidi="th-TH"/>
-          </w:rPr>
-          <w:t xml:space="preserve">ประวัติผู้เขียน</w:t>
-        </w:r>
-        <w:r>
-          <w:tab/>
-        </w:r>
-        <w:r>
-          <w:fldChar w:fldCharType="begin"/>
-        </w:r>
-        <w:r>
-          <w:instrText xml:space="preserve"> PAGEREF _Toc90000096 \h </w:instrText>
-        </w:r>
-        <w:r>
-          <w:fldChar w:fldCharType="separate"/>
-        </w:r>
-        <w:r>
-          <w:fldChar w:fldCharType="end"/>
-        </w:r>
-      </w:hyperlink>
+      <w:r>
+        <w:rPr>
+          <w:cs/>
+          <w:lang w:val="en-US" w:bidi="th-TH"/>
+        </w:rPr>
+        <w:t xml:space="preserve">ประวัติผู้เขียน</w:t>
+      </w:r>
+      <w:r>
+        <w:rPr>
+          <w:cs/>
+          <w:lang w:val="en-US" w:bidi="th-TH"/>
+        </w:rPr>
+        <w:fldChar w:fldCharType="end"/>
+      </w:r>
     </w:p>
     <w:p>
       <w:pPr>
         <w:pStyle w:val="Heading1"/>
       </w:pPr>
-      <w:bookmarkStart w:id="20" w:name="_Toc90000019"/>
-      <w:bookmarkEnd w:id="20"/>
       <w:r>
         <w:rPr>
           <w:cs/>
@@ -2380,174 +1106,100 @@
     <w:p>
       <w:pPr>
         <w:pStyle w:val="TOC1"/>
-        <w:tabs>
-          <w:tab w:val="right" w:leader="dot" w:pos="15840"/>
-        </w:tabs>
-      </w:pPr>
-      <w:hyperlink w:anchor="_Toc90000038">
-        <w:r>
-          <w:rPr>
-            <w:cs/>
-            <w:lang w:val="en-US" w:bidi="th-TH"/>
-          </w:rPr>
-          <w:t xml:space="preserve">ตารางที่ 1-1 ประโยชน์ที่คาดว่าจะได้รับจำแนกตามกลุ่มผู้ใช้</w:t>
-        </w:r>
-        <w:r>
-          <w:tab/>
-        </w:r>
-        <w:r>
-          <w:fldChar w:fldCharType="begin"/>
-        </w:r>
-        <w:r>
-          <w:instrText xml:space="preserve"> PAGEREF _Toc90000038 \h </w:instrText>
-        </w:r>
-        <w:r>
-          <w:fldChar w:fldCharType="separate"/>
-        </w:r>
-        <w:r>
-          <w:fldChar w:fldCharType="end"/>
-        </w:r>
-      </w:hyperlink>
+      </w:pPr>
+      <w:r>
+        <w:rPr>
+          <w:cs/>
+          <w:lang w:val="en-US" w:bidi="th-TH"/>
+        </w:rPr>
+        <w:fldChar w:fldCharType="begin"/>
+      </w:r>
+      <w:r>
+        <w:rPr>
+          <w:cs/>
+          <w:lang w:val="en-US" w:bidi="th-TH"/>
+        </w:rPr>
+        <w:instrText xml:space="preserve"> TOC \h \z \t "Table Caption,1" </w:instrText>
+      </w:r>
+      <w:r>
+        <w:rPr>
+          <w:cs/>
+          <w:lang w:val="en-US" w:bidi="th-TH"/>
+        </w:rPr>
+        <w:fldChar w:fldCharType="separate"/>
+      </w:r>
+      <w:r>
+        <w:rPr>
+          <w:cs/>
+          <w:lang w:val="en-US" w:bidi="th-TH"/>
+        </w:rPr>
+        <w:t xml:space="preserve">ตารางที่ 1-1 ประโยชน์ที่คาดว่าจะได้รับจำแนกตามกลุ่มผู้ใช้</w:t>
+      </w:r>
     </w:p>
     <w:p>
       <w:pPr>
         <w:pStyle w:val="TOC1"/>
-        <w:tabs>
-          <w:tab w:val="right" w:leader="dot" w:pos="15840"/>
-        </w:tabs>
-      </w:pPr>
-      <w:hyperlink w:anchor="_Toc90000045">
-        <w:r>
-          <w:rPr>
-            <w:cs/>
-            <w:lang w:val="en-US" w:bidi="th-TH"/>
-          </w:rPr>
-          <w:t xml:space="preserve">ตารางที่ 2-1 เปรียบเทียบคุณสมบัติข้อความละตินและข้อความ complex script</w:t>
-        </w:r>
-        <w:r>
-          <w:tab/>
-        </w:r>
-        <w:r>
-          <w:fldChar w:fldCharType="begin"/>
-        </w:r>
-        <w:r>
-          <w:instrText xml:space="preserve"> PAGEREF _Toc90000045 \h </w:instrText>
-        </w:r>
-        <w:r>
-          <w:fldChar w:fldCharType="separate"/>
-        </w:r>
-        <w:r>
-          <w:fldChar w:fldCharType="end"/>
-        </w:r>
-      </w:hyperlink>
+      </w:pPr>
+      <w:r>
+        <w:rPr>
+          <w:cs/>
+          <w:lang w:val="en-US" w:bidi="th-TH"/>
+        </w:rPr>
+        <w:t xml:space="preserve">ตารางที่ 2-1 เปรียบเทียบคุณสมบัติข้อความละตินและข้อความ complex script</w:t>
+      </w:r>
     </w:p>
     <w:p>
       <w:pPr>
         <w:pStyle w:val="TOC1"/>
-        <w:tabs>
-          <w:tab w:val="right" w:leader="dot" w:pos="15840"/>
-        </w:tabs>
-      </w:pPr>
-      <w:hyperlink w:anchor="_Toc90000065">
-        <w:r>
-          <w:rPr>
-            <w:cs/>
-            <w:lang w:val="en-US" w:bidi="th-TH"/>
-          </w:rPr>
-          <w:t xml:space="preserve">ตารางที่ 4-1 ผลการตรวจการแสดงผลจำแนกตามรายการตรวจ</w:t>
-        </w:r>
-        <w:r>
-          <w:tab/>
-        </w:r>
-        <w:r>
-          <w:fldChar w:fldCharType="begin"/>
-        </w:r>
-        <w:r>
-          <w:instrText xml:space="preserve"> PAGEREF _Toc90000065 \h </w:instrText>
-        </w:r>
-        <w:r>
-          <w:fldChar w:fldCharType="separate"/>
-        </w:r>
-        <w:r>
-          <w:fldChar w:fldCharType="end"/>
-        </w:r>
-      </w:hyperlink>
+      </w:pPr>
+      <w:r>
+        <w:rPr>
+          <w:cs/>
+          <w:lang w:val="en-US" w:bidi="th-TH"/>
+        </w:rPr>
+        <w:t xml:space="preserve">ตารางที่ 4-1 ผลการตรวจการแสดงผลจำแนกตามรายการตรวจ</w:t>
+      </w:r>
     </w:p>
     <w:p>
       <w:pPr>
         <w:pStyle w:val="TOC1"/>
-        <w:tabs>
-          <w:tab w:val="right" w:leader="dot" w:pos="15840"/>
-        </w:tabs>
-      </w:pPr>
-      <w:hyperlink w:anchor="_Toc90000085">
-        <w:r>
-          <w:rPr>
-            <w:cs/>
-            <w:lang w:val="en-US" w:bidi="th-TH"/>
-          </w:rPr>
-          <w:t xml:space="preserve">ตารางที่ ก-1 ข้อมูลทั่วไปของผู้ตอบแบบสอบถาม</w:t>
-        </w:r>
-        <w:r>
-          <w:tab/>
-        </w:r>
-        <w:r>
-          <w:fldChar w:fldCharType="begin"/>
-        </w:r>
-        <w:r>
-          <w:instrText xml:space="preserve"> PAGEREF _Toc90000085 \h </w:instrText>
-        </w:r>
-        <w:r>
-          <w:fldChar w:fldCharType="separate"/>
-        </w:r>
-        <w:r>
-          <w:fldChar w:fldCharType="end"/>
-        </w:r>
-      </w:hyperlink>
+      </w:pPr>
+      <w:r>
+        <w:rPr>
+          <w:cs/>
+          <w:lang w:val="en-US" w:bidi="th-TH"/>
+        </w:rPr>
+        <w:t xml:space="preserve">ตารางที่ ก-1 ข้อมูลทั่วไปของผู้ตอบแบบสอบถาม</w:t>
+      </w:r>
     </w:p>
     <w:p>
       <w:pPr>
         <w:pStyle w:val="TOC1"/>
-        <w:tabs>
-          <w:tab w:val="right" w:leader="dot" w:pos="15840"/>
-        </w:tabs>
         <w:sectPr>
           <w:pgSz w:w="18720" w:h="12240" w:orient="landscape"/>
           <w:pgMar w:top="1440" w:right="1440" w:bottom="1440" w:left="1440" w:header="720" w:footer="720" w:gutter="0"/>
           <w:pgNumType w:fmt="thaiLetters"/>
         </w:sectPr>
       </w:pPr>
-      <w:hyperlink w:anchor="_Toc90000090">
-        <w:r>
-          <w:rPr>
-            <w:cs/>
-            <w:lang w:val="en-US" w:bidi="th-TH"/>
-          </w:rPr>
-          <w:t xml:space="preserve">ตารางที่ ข-1 ค่าดัชนีความสอดคล้องของแบบประเมิน</w:t>
-        </w:r>
-        <w:r>
-          <w:tab/>
-        </w:r>
-        <w:r>
-          <w:fldChar w:fldCharType="begin"/>
-        </w:r>
-        <w:r>
-          <w:instrText xml:space="preserve"> PAGEREF _Toc90000090 \h </w:instrText>
-        </w:r>
-        <w:r>
-          <w:fldChar w:fldCharType="separate"/>
-        </w:r>
-        <w:r>
-          <w:fldChar w:fldCharType="end"/>
-        </w:r>
-      </w:hyperlink>
+      <w:r>
+        <w:rPr>
+          <w:cs/>
+          <w:lang w:val="en-US" w:bidi="th-TH"/>
+        </w:rPr>
+        <w:t xml:space="preserve">ตารางที่ ข-1 ค่าดัชนีความสอดคล้องของแบบประเมิน</w:t>
+      </w:r>
+      <w:r>
+        <w:rPr>
+          <w:cs/>
+          <w:lang w:val="en-US" w:bidi="th-TH"/>
+        </w:rPr>
+        <w:fldChar w:fldCharType="end"/>
+      </w:r>
     </w:p>
     <w:p>
       <w:pPr>
         <w:pStyle w:val="Heading1"/>
       </w:pPr>
-      <w:bookmarkStart w:id="22" w:name="_Toc90000021"/>
-      <w:bookmarkEnd w:id="22"/>
       <w:r>
         <w:rPr>
           <w:cs/>
@@ -2559,142 +1211,88 @@
     <w:p>
       <w:pPr>
         <w:pStyle w:val="TOC1"/>
-        <w:tabs>
-          <w:tab w:val="right" w:leader="dot" w:pos="15840"/>
-        </w:tabs>
-      </w:pPr>
-      <w:hyperlink w:anchor="_Toc90000048">
-        <w:r>
-          <w:rPr>
-            <w:cs/>
-            <w:lang w:val="en-US" w:bidi="th-TH"/>
-          </w:rPr>
-          <w:t xml:space="preserve">รูปที่ 2-1 อัตราการแสดงผลถูกต้องจำแนกตามประเภทเอกสาร</w:t>
-        </w:r>
-        <w:r>
-          <w:tab/>
-        </w:r>
-        <w:r>
-          <w:fldChar w:fldCharType="begin"/>
-        </w:r>
-        <w:r>
-          <w:instrText xml:space="preserve"> PAGEREF _Toc90000048 \h </w:instrText>
-        </w:r>
-        <w:r>
-          <w:fldChar w:fldCharType="separate"/>
-        </w:r>
-        <w:r>
-          <w:fldChar w:fldCharType="end"/>
-        </w:r>
-      </w:hyperlink>
+      </w:pPr>
+      <w:r>
+        <w:rPr>
+          <w:cs/>
+          <w:lang w:val="en-US" w:bidi="th-TH"/>
+        </w:rPr>
+        <w:fldChar w:fldCharType="begin"/>
+      </w:r>
+      <w:r>
+        <w:rPr>
+          <w:cs/>
+          <w:lang w:val="en-US" w:bidi="th-TH"/>
+        </w:rPr>
+        <w:instrText xml:space="preserve"> TOC \h \z \t "Figure Caption,1" </w:instrText>
+      </w:r>
+      <w:r>
+        <w:rPr>
+          <w:cs/>
+          <w:lang w:val="en-US" w:bidi="th-TH"/>
+        </w:rPr>
+        <w:fldChar w:fldCharType="separate"/>
+      </w:r>
+      <w:r>
+        <w:rPr>
+          <w:cs/>
+          <w:lang w:val="en-US" w:bidi="th-TH"/>
+        </w:rPr>
+        <w:t xml:space="preserve">รูปที่ 2-1 อัตราการแสดงผลถูกต้องจำแนกตามประเภทเอกสาร</w:t>
+      </w:r>
     </w:p>
     <w:p>
       <w:pPr>
         <w:pStyle w:val="TOC1"/>
-        <w:tabs>
-          <w:tab w:val="right" w:leader="dot" w:pos="15840"/>
-        </w:tabs>
-      </w:pPr>
-      <w:hyperlink w:anchor="_Toc90000060">
-        <w:r>
-          <w:rPr>
-            <w:cs/>
-            <w:lang w:val="en-US" w:bidi="th-TH"/>
-          </w:rPr>
-          <w:t xml:space="preserve">รูปที่ 3-1 ขั้นตอนการทำงานของระบบสร้างเอกสาร</w:t>
-        </w:r>
-        <w:r>
-          <w:tab/>
-        </w:r>
-        <w:r>
-          <w:fldChar w:fldCharType="begin"/>
-        </w:r>
-        <w:r>
-          <w:instrText xml:space="preserve"> PAGEREF _Toc90000060 \h </w:instrText>
-        </w:r>
-        <w:r>
-          <w:fldChar w:fldCharType="separate"/>
-        </w:r>
-        <w:r>
-          <w:fldChar w:fldCharType="end"/>
-        </w:r>
-      </w:hyperlink>
+      </w:pPr>
+      <w:r>
+        <w:rPr>
+          <w:cs/>
+          <w:lang w:val="en-US" w:bidi="th-TH"/>
+        </w:rPr>
+        <w:t xml:space="preserve">รูปที่ 3-1 ขั้นตอนการทำงานของระบบสร้างเอกสาร</w:t>
+      </w:r>
     </w:p>
     <w:p>
       <w:pPr>
         <w:pStyle w:val="TOC1"/>
-        <w:tabs>
-          <w:tab w:val="right" w:leader="dot" w:pos="15840"/>
-        </w:tabs>
-      </w:pPr>
-      <w:hyperlink w:anchor="_Toc90000068">
-        <w:r>
-          <w:rPr>
-            <w:cs/>
-            <w:lang w:val="en-US" w:bidi="th-TH"/>
-          </w:rPr>
-          <w:t xml:space="preserve">รูปที่ 4-1 สรุปผลการตรวจจำแนกตามโปรแกรม</w:t>
-        </w:r>
-        <w:r>
-          <w:tab/>
-        </w:r>
-        <w:r>
-          <w:fldChar w:fldCharType="begin"/>
-        </w:r>
-        <w:r>
-          <w:instrText xml:space="preserve"> PAGEREF _Toc90000068 \h </w:instrText>
-        </w:r>
-        <w:r>
-          <w:fldChar w:fldCharType="separate"/>
-        </w:r>
-        <w:r>
-          <w:fldChar w:fldCharType="end"/>
-        </w:r>
-      </w:hyperlink>
+      </w:pPr>
+      <w:r>
+        <w:rPr>
+          <w:cs/>
+          <w:lang w:val="en-US" w:bidi="th-TH"/>
+        </w:rPr>
+        <w:t xml:space="preserve">รูปที่ 4-1 สรุปผลการตรวจจำแนกตามโปรแกรม</w:t>
+      </w:r>
     </w:p>
     <w:p>
       <w:pPr>
         <w:pStyle w:val="TOC1"/>
-        <w:tabs>
-          <w:tab w:val="right" w:leader="dot" w:pos="15840"/>
-        </w:tabs>
         <w:sectPr>
           <w:pgSz w:w="18720" w:h="12240" w:orient="landscape"/>
           <w:pgMar w:top="1440" w:right="1440" w:bottom="1440" w:left="1440" w:header="720" w:footer="720" w:gutter="0"/>
           <w:pgNumType w:fmt="thaiLetters"/>
         </w:sectPr>
       </w:pPr>
-      <w:hyperlink w:anchor="_Toc90000093">
-        <w:r>
-          <w:rPr>
-            <w:cs/>
-            <w:lang w:val="en-US" w:bidi="th-TH"/>
-          </w:rPr>
-          <w:t xml:space="preserve">รูปที่ ข-1 ขั้นตอนการตรวจสอบความเที่ยงตรง</w:t>
-        </w:r>
-        <w:r>
-          <w:tab/>
-        </w:r>
-        <w:r>
-          <w:fldChar w:fldCharType="begin"/>
-        </w:r>
-        <w:r>
-          <w:instrText xml:space="preserve"> PAGEREF _Toc90000093 \h </w:instrText>
-        </w:r>
-        <w:r>
-          <w:fldChar w:fldCharType="separate"/>
-        </w:r>
-        <w:r>
-          <w:fldChar w:fldCharType="end"/>
-        </w:r>
-      </w:hyperlink>
+      <w:r>
+        <w:rPr>
+          <w:cs/>
+          <w:lang w:val="en-US" w:bidi="th-TH"/>
+        </w:rPr>
+        <w:t xml:space="preserve">รูปที่ ข-1 ขั้นตอนการตรวจสอบความเที่ยงตรง</w:t>
+      </w:r>
+      <w:r>
+        <w:rPr>
+          <w:cs/>
+          <w:lang w:val="en-US" w:bidi="th-TH"/>
+        </w:rPr>
+        <w:fldChar w:fldCharType="end"/>
+      </w:r>
     </w:p>
     <w:p>
       <w:pPr>
         <w:pStyle w:val="Heading1"/>
       </w:pPr>
-      <w:bookmarkStart w:id="24" w:name="_Toc90000023"/>
-      <w:bookmarkEnd w:id="24"/>
       <w:r>
         <w:rPr>
           <w:cs/>
@@ -2707,8 +1305,6 @@
       <w:pPr>
         <w:pStyle w:val="Heading2"/>
       </w:pPr>
-      <w:bookmarkStart w:id="25" w:name="_Toc90000024"/>
-      <w:bookmarkEnd w:id="25"/>
       <w:r>
         <w:rPr>
           <w:cs/>
@@ -2952,8 +1548,6 @@
       <w:pPr>
         <w:pStyle w:val="Heading2"/>
       </w:pPr>
-      <w:bookmarkStart w:id="29" w:name="_Toc90000028"/>
-      <w:bookmarkEnd w:id="29"/>
       <w:r>
         <w:rPr>
           <w:cs/>
@@ -3095,8 +1689,6 @@
       <w:pPr>
         <w:pStyle w:val="Heading2"/>
       </w:pPr>
-      <w:bookmarkStart w:id="31" w:name="_Toc90000030"/>
-      <w:bookmarkEnd w:id="31"/>
       <w:r>
         <w:rPr>
           <w:cs/>
@@ -3109,8 +1701,6 @@
       <w:pPr>
         <w:pStyle w:val="Heading3"/>
       </w:pPr>
-      <w:bookmarkStart w:id="32" w:name="_Toc90000031"/>
-      <w:bookmarkEnd w:id="32"/>
       <w:r>
         <w:rPr>
           <w:cs/>
@@ -3213,8 +1803,6 @@
       <w:pPr>
         <w:pStyle w:val="Heading3"/>
       </w:pPr>
-      <w:bookmarkStart w:id="35" w:name="_Toc90000034"/>
-      <w:bookmarkEnd w:id="35"/>
       <w:r>
         <w:rPr>
           <w:cs/>
@@ -3321,8 +1909,6 @@
       <w:pPr>
         <w:pStyle w:val="Heading2"/>
       </w:pPr>
-      <w:bookmarkStart w:id="38" w:name="_Toc90000037"/>
-      <w:bookmarkEnd w:id="38"/>
       <w:r>
         <w:rPr>
           <w:cs/>
@@ -3333,11 +1919,9 @@
     </w:p>
     <w:p>
       <w:pPr>
-        <w:pStyle w:val="Caption"/>
+        <w:pStyle w:val="TableCaption"/>
         <w:keepNext/>
       </w:pPr>
-      <w:bookmarkStart w:id="39" w:name="_Toc90000038"/>
-      <w:bookmarkEnd w:id="39"/>
       <w:r>
         <w:rPr>
           <w:b/>
@@ -3627,8 +2211,6 @@
       <w:pPr>
         <w:pStyle w:val="Heading1"/>
       </w:pPr>
-      <w:bookmarkStart w:id="41" w:name="_Toc90000040"/>
-      <w:bookmarkEnd w:id="41"/>
       <w:r>
         <w:rPr>
           <w:cs/>
@@ -3641,8 +2223,6 @@
       <w:pPr>
         <w:pStyle w:val="Heading2"/>
       </w:pPr>
-      <w:bookmarkStart w:id="42" w:name="_Toc90000041"/>
-      <w:bookmarkEnd w:id="42"/>
       <w:r>
         <w:rPr>
           <w:cs/>
@@ -3685,11 +2265,9 @@
     </w:p>
     <w:p>
       <w:pPr>
-        <w:pStyle w:val="Caption"/>
+        <w:pStyle w:val="TableCaption"/>
         <w:keepNext/>
       </w:pPr>
-      <w:bookmarkStart w:id="46" w:name="_Toc90000045"/>
-      <w:bookmarkEnd w:id="46"/>
       <w:r>
         <w:rPr>
           <w:b/>
@@ -4066,11 +2644,9 @@
     </w:p>
     <w:p>
       <w:pPr>
-        <w:pStyle w:val="Caption"/>
+        <w:pStyle w:val="FigureCaption"/>
         <w:jc w:val="center"/>
       </w:pPr>
-      <w:bookmarkStart w:id="49" w:name="_Toc90000048"/>
-      <w:bookmarkEnd w:id="49"/>
       <w:r>
         <w:rPr>
           <w:b/>
@@ -4092,8 +2668,6 @@
       <w:pPr>
         <w:pStyle w:val="Heading2"/>
       </w:pPr>
-      <w:bookmarkStart w:id="50" w:name="_Toc90000049"/>
-      <w:bookmarkEnd w:id="50"/>
       <w:r>
         <w:rPr>
           <w:cs/>
@@ -4179,8 +2753,6 @@
       <w:pPr>
         <w:pStyle w:val="Heading2"/>
       </w:pPr>
-      <w:bookmarkStart w:id="53" w:name="_Toc90000052"/>
-      <w:bookmarkEnd w:id="53"/>
       <w:r>
         <w:rPr>
           <w:cs/>
@@ -4209,8 +2781,6 @@
       <w:pPr>
         <w:pStyle w:val="Heading1"/>
       </w:pPr>
-      <w:bookmarkStart w:id="55" w:name="_Toc90000054"/>
-      <w:bookmarkEnd w:id="55"/>
       <w:r>
         <w:rPr>
           <w:cs/>
@@ -4223,8 +2793,6 @@
       <w:pPr>
         <w:pStyle w:val="Heading2"/>
       </w:pPr>
-      <w:bookmarkStart w:id="56" w:name="_Toc90000055"/>
-      <w:bookmarkEnd w:id="56"/>
       <w:r>
         <w:rPr>
           <w:cs/>
@@ -4247,8 +2815,6 @@
       <w:pPr>
         <w:pStyle w:val="Heading2"/>
       </w:pPr>
-      <w:bookmarkStart w:id="58" w:name="_Toc90000057"/>
-      <w:bookmarkEnd w:id="58"/>
       <w:r>
         <w:rPr>
           <w:cs/>
@@ -4311,11 +2877,9 @@
     </w:p>
     <w:p>
       <w:pPr>
-        <w:pStyle w:val="Caption"/>
+        <w:pStyle w:val="FigureCaption"/>
         <w:jc w:val="center"/>
       </w:pPr>
-      <w:bookmarkStart w:id="61" w:name="_Toc90000060"/>
-      <w:bookmarkEnd w:id="61"/>
       <w:r>
         <w:rPr>
           <w:b/>
@@ -4337,8 +2901,6 @@
       <w:pPr>
         <w:pStyle w:val="Heading2"/>
       </w:pPr>
-      <w:bookmarkStart w:id="62" w:name="_Toc90000061"/>
-      <w:bookmarkEnd w:id="62"/>
       <w:r>
         <w:rPr>
           <w:cs/>
@@ -4437,8 +2999,6 @@
       <w:pPr>
         <w:pStyle w:val="Heading1"/>
       </w:pPr>
-      <w:bookmarkStart w:id="64" w:name="_Toc90000063"/>
-      <w:bookmarkEnd w:id="64"/>
       <w:r>
         <w:rPr>
           <w:cs/>
@@ -4459,11 +3019,9 @@
     </w:p>
     <w:p>
       <w:pPr>
-        <w:pStyle w:val="Caption"/>
+        <w:pStyle w:val="TableCaption"/>
         <w:keepNext/>
       </w:pPr>
-      <w:bookmarkStart w:id="66" w:name="_Toc90000065"/>
-      <w:bookmarkEnd w:id="66"/>
       <w:r>
         <w:rPr>
           <w:b/>
@@ -8294,7 +6852,7 @@
     </w:p>
     <w:p>
       <w:pPr>
-        <w:pStyle w:val="Caption"/>
+        <w:pStyle w:val="FigureCaption"/>
         <w:jc w:val="center"/>
         <w:sectPr>
           <w:pgSz w:w="18720" w:h="12240" w:orient="landscape"/>
@@ -8302,8 +6860,6 @@
           <w:pgNumType w:fmt="decimal"/>
         </w:sectPr>
       </w:pPr>
-      <w:bookmarkStart w:id="69" w:name="_Toc90000068"/>
-      <w:bookmarkEnd w:id="69"/>
       <w:r>
         <w:rPr>
           <w:b/>
@@ -8325,8 +6881,6 @@
       <w:pPr>
         <w:pStyle w:val="Heading1"/>
       </w:pPr>
-      <w:bookmarkStart w:id="70" w:name="_Toc90000069"/>
-      <w:bookmarkEnd w:id="70"/>
       <w:r>
         <w:rPr>
           <w:cs/>
@@ -8339,8 +6893,6 @@
       <w:pPr>
         <w:pStyle w:val="Heading2"/>
       </w:pPr>
-      <w:bookmarkStart w:id="71" w:name="_Toc90000070"/>
-      <w:bookmarkEnd w:id="71"/>
       <w:r>
         <w:rPr>
           <w:cs/>
@@ -8363,8 +6915,6 @@
       <w:pPr>
         <w:pStyle w:val="Heading2"/>
       </w:pPr>
-      <w:bookmarkStart w:id="73" w:name="_Toc90000072"/>
-      <w:bookmarkEnd w:id="73"/>
       <w:r>
         <w:rPr>
           <w:cs/>
@@ -8387,8 +6937,6 @@
       <w:pPr>
         <w:pStyle w:val="Heading2"/>
       </w:pPr>
-      <w:bookmarkStart w:id="75" w:name="_Toc90000074"/>
-      <w:bookmarkEnd w:id="75"/>
       <w:r>
         <w:rPr>
           <w:cs/>
@@ -8423,8 +6971,6 @@
       <w:pPr>
         <w:pStyle w:val="Heading1"/>
       </w:pPr>
-      <w:bookmarkStart w:id="78" w:name="_Toc90000077"/>
-      <w:bookmarkEnd w:id="78"/>
       <w:r>
         <w:rPr>
           <w:cs/>
@@ -8541,8 +7087,6 @@
       <w:pPr>
         <w:pStyle w:val="Heading1"/>
       </w:pPr>
-      <w:bookmarkStart w:id="82" w:name="_Toc90000081"/>
-      <w:bookmarkEnd w:id="82"/>
       <w:r>
         <w:rPr>
           <w:cs/>
@@ -8555,8 +7099,6 @@
       <w:pPr>
         <w:pStyle w:val="Heading2"/>
       </w:pPr>
-      <w:bookmarkStart w:id="83" w:name="_Toc90000082"/>
-      <w:bookmarkEnd w:id="83"/>
       <w:r>
         <w:rPr>
           <w:cs/>
@@ -8640,11 +7182,9 @@
     </w:p>
     <w:p>
       <w:pPr>
-        <w:pStyle w:val="Caption"/>
+        <w:pStyle w:val="TableCaption"/>
         <w:keepNext/>
       </w:pPr>
-      <w:bookmarkStart w:id="86" w:name="_Toc90000085"/>
-      <w:bookmarkEnd w:id="86"/>
       <w:r>
         <w:rPr>
           <w:b/>
@@ -8863,8 +7403,6 @@
       <w:pPr>
         <w:pStyle w:val="Heading2"/>
       </w:pPr>
-      <w:bookmarkStart w:id="88" w:name="_Toc90000087"/>
-      <w:bookmarkEnd w:id="88"/>
       <w:r>
         <w:rPr>
           <w:cs/>
@@ -8893,8 +7431,6 @@
       <w:pPr>
         <w:pStyle w:val="Heading1"/>
       </w:pPr>
-      <w:bookmarkStart w:id="90" w:name="_Toc90000089"/>
-      <w:bookmarkEnd w:id="90"/>
       <w:r>
         <w:rPr>
           <w:cs/>
@@ -8905,11 +7441,9 @@
     </w:p>
     <w:p>
       <w:pPr>
-        <w:pStyle w:val="Caption"/>
+        <w:pStyle w:val="TableCaption"/>
         <w:keepNext/>
       </w:pPr>
-      <w:bookmarkStart w:id="91" w:name="_Toc90000090"/>
-      <w:bookmarkEnd w:id="91"/>
       <w:r>
         <w:rPr>
           <w:b/>
@@ -9377,7 +7911,7 @@
     </w:p>
     <w:p>
       <w:pPr>
-        <w:pStyle w:val="Caption"/>
+        <w:pStyle w:val="FigureCaption"/>
         <w:jc w:val="center"/>
         <w:sectPr>
           <w:pgSz w:w="18720" w:h="12240" w:orient="landscape"/>
@@ -9385,8 +7919,6 @@
           <w:pgNumType w:fmt="decimal"/>
         </w:sectPr>
       </w:pPr>
-      <w:bookmarkStart w:id="94" w:name="_Toc90000093"/>
-      <w:bookmarkEnd w:id="94"/>
       <w:r>
         <w:rPr>
           <w:b/>
@@ -9408,8 +7940,6 @@
       <w:pPr>
         <w:pStyle w:val="Heading1"/>
       </w:pPr>
-      <w:bookmarkStart w:id="95" w:name="_Toc90000094"/>
-      <w:bookmarkEnd w:id="95"/>
       <w:r>
         <w:rPr>
           <w:cs/>
@@ -9511,8 +8041,6 @@
       <w:pPr>
         <w:pStyle w:val="Heading1"/>
       </w:pPr>
-      <w:bookmarkStart w:id="97" w:name="_Toc90000096"/>
-      <w:bookmarkEnd w:id="97"/>
       <w:r>
         <w:rPr>
           <w:cs/>
@@ -10045,6 +8573,16 @@
       <w:szCs w:val="30"/>
     </w:rPr>
   </w:style>
+  <w:style w:type="paragraph" w:styleId="FigureCaption">
+    <w:name w:val="Figure Caption"/>
+    <w:basedOn w:val="Caption"/>
+    <w:next w:val="Normal"/>
+  </w:style>
+  <w:style w:type="paragraph" w:styleId="TableCaption">
+    <w:name w:val="Table Caption"/>
+    <w:basedOn w:val="Caption"/>
+    <w:next w:val="Normal"/>
+  </w:style>
   <w:style w:type="paragraph" w:styleId="TableofFigures">
     <w:name w:val="table of figures"/>
     <w:basedOn w:val="Normal"/>

--- a/tests/golden/thesis-layout.docx
+++ b/tests/golden/thesis-layout.docx
@@ -491,6 +491,9 @@
     <w:p>
       <w:pPr>
         <w:pStyle w:val="Heading1"/>
+        <w:numPr>
+          <w:numId w:val="0"/>
+        </w:numPr>
       </w:pPr>
       <w:r>
         <w:rPr>
@@ -558,6 +561,9 @@
     <w:p>
       <w:pPr>
         <w:pStyle w:val="Heading1"/>
+        <w:numPr>
+          <w:numId w:val="0"/>
+        </w:numPr>
       </w:pPr>
       <w:r>
         <w:rPr>
@@ -605,6 +611,9 @@
     <w:p>
       <w:pPr>
         <w:pStyle w:val="Heading1"/>
+        <w:numPr>
+          <w:numId w:val="0"/>
+        </w:numPr>
       </w:pPr>
       <w:r>
         <w:rPr>
@@ -653,6 +662,9 @@
     <w:p>
       <w:pPr>
         <w:pStyle w:val="Heading1"/>
+        <w:numPr>
+          <w:numId w:val="0"/>
+        </w:numPr>
       </w:pPr>
       <w:r>
         <w:rPr>
@@ -1094,6 +1106,9 @@
     <w:p>
       <w:pPr>
         <w:pStyle w:val="Heading1"/>
+        <w:numPr>
+          <w:numId w:val="0"/>
+        </w:numPr>
       </w:pPr>
       <w:r>
         <w:rPr>
@@ -1199,6 +1214,9 @@
     <w:p>
       <w:pPr>
         <w:pStyle w:val="Heading1"/>
+        <w:numPr>
+          <w:numId w:val="0"/>
+        </w:numPr>
       </w:pPr>
       <w:r>
         <w:rPr>
@@ -1298,7 +1316,7 @@
           <w:cs/>
           <w:lang w:val="en-US" w:bidi="th-TH"/>
         </w:rPr>
-        <w:t xml:space="preserve">บทที่ 1 บทนำ</w:t>
+        <w:t xml:space="preserve">บทนำ</w:t>
       </w:r>
     </w:p>
     <w:p>
@@ -1559,22 +1577,11 @@
     <w:p>
       <w:pPr>
         <w:pStyle w:val="ListParagraph"/>
-        <w:ind w:left="720" w:hanging="360"/>
-      </w:pPr>
-      <w:r>
-        <w:rPr>
-          <w:cs/>
-          <w:lang w:val="en-US" w:bidi="th-TH"/>
-        </w:rPr>
-        <w:t xml:space="preserve">1.</w:t>
-      </w:r>
-      <w:r>
-        <w:rPr>
-          <w:cs/>
-          <w:lang w:val="en-US" w:bidi="th-TH"/>
-        </w:rPr>
-        <w:tab/>
-      </w:r>
+        <w:numPr>
+          <w:ilvl w:val="0"/>
+          <w:numId w:val="2"/>
+        </w:numPr>
+      </w:pPr>
       <w:r>
         <w:rPr>
           <w:cs/>
@@ -1586,22 +1593,11 @@
     <w:p>
       <w:pPr>
         <w:pStyle w:val="ListParagraph"/>
-        <w:ind w:left="720" w:hanging="360"/>
-      </w:pPr>
-      <w:r>
-        <w:rPr>
-          <w:cs/>
-          <w:lang w:val="en-US" w:bidi="th-TH"/>
-        </w:rPr>
-        <w:t xml:space="preserve">2.</w:t>
-      </w:r>
-      <w:r>
-        <w:rPr>
-          <w:cs/>
-          <w:lang w:val="en-US" w:bidi="th-TH"/>
-        </w:rPr>
-        <w:tab/>
-      </w:r>
+        <w:numPr>
+          <w:ilvl w:val="0"/>
+          <w:numId w:val="2"/>
+        </w:numPr>
+      </w:pPr>
       <w:r>
         <w:rPr>
           <w:cs/>
@@ -1661,22 +1657,11 @@
     <w:p>
       <w:pPr>
         <w:pStyle w:val="ListParagraph"/>
-        <w:ind w:left="720" w:hanging="360"/>
-      </w:pPr>
-      <w:r>
-        <w:rPr>
-          <w:cs/>
-          <w:lang w:val="en-US" w:bidi="th-TH"/>
-        </w:rPr>
-        <w:t xml:space="preserve">3.</w:t>
-      </w:r>
-      <w:r>
-        <w:rPr>
-          <w:cs/>
-          <w:lang w:val="en-US" w:bidi="th-TH"/>
-        </w:rPr>
-        <w:tab/>
-      </w:r>
+        <w:numPr>
+          <w:ilvl w:val="0"/>
+          <w:numId w:val="2"/>
+        </w:numPr>
+      </w:pPr>
       <w:r>
         <w:rPr>
           <w:cs/>
@@ -2216,7 +2201,7 @@
           <w:cs/>
           <w:lang w:val="en-US" w:bidi="th-TH"/>
         </w:rPr>
-        <w:t xml:space="preserve">บทที่ 2 ทฤษฎีและงานวิจัยที่เกี่ยวข้อง</w:t>
+        <w:t xml:space="preserve">ทฤษฎีและงานวิจัยที่เกี่ยวข้อง</w:t>
       </w:r>
     </w:p>
     <w:p>
@@ -2786,7 +2771,7 @@
           <w:cs/>
           <w:lang w:val="en-US" w:bidi="th-TH"/>
         </w:rPr>
-        <w:t xml:space="preserve">บทที่ 3 วิธีดำเนินการวิจัย</w:t>
+        <w:t xml:space="preserve">วิธีดำเนินการวิจัย</w:t>
       </w:r>
     </w:p>
     <w:p>
@@ -2912,22 +2897,11 @@
     <w:p>
       <w:pPr>
         <w:pStyle w:val="ListParagraph"/>
-        <w:ind w:left="720" w:hanging="360"/>
-      </w:pPr>
-      <w:r>
-        <w:rPr>
-          <w:cs/>
-          <w:lang w:val="en-US" w:bidi="th-TH"/>
-        </w:rPr>
-        <w:t xml:space="preserve">1.</w:t>
-      </w:r>
-      <w:r>
-        <w:rPr>
-          <w:cs/>
-          <w:lang w:val="en-US" w:bidi="th-TH"/>
-        </w:rPr>
-        <w:tab/>
-      </w:r>
+        <w:numPr>
+          <w:ilvl w:val="0"/>
+          <w:numId w:val="3"/>
+        </w:numPr>
+      </w:pPr>
       <w:r>
         <w:rPr>
           <w:cs/>
@@ -2939,22 +2913,11 @@
     <w:p>
       <w:pPr>
         <w:pStyle w:val="ListParagraph"/>
-        <w:ind w:left="720" w:hanging="360"/>
-      </w:pPr>
-      <w:r>
-        <w:rPr>
-          <w:cs/>
-          <w:lang w:val="en-US" w:bidi="th-TH"/>
-        </w:rPr>
-        <w:t xml:space="preserve">2.</w:t>
-      </w:r>
-      <w:r>
-        <w:rPr>
-          <w:cs/>
-          <w:lang w:val="en-US" w:bidi="th-TH"/>
-        </w:rPr>
-        <w:tab/>
-      </w:r>
+        <w:numPr>
+          <w:ilvl w:val="0"/>
+          <w:numId w:val="3"/>
+        </w:numPr>
+      </w:pPr>
       <w:r>
         <w:rPr>
           <w:cs/>
@@ -2966,7 +2929,10 @@
     <w:p>
       <w:pPr>
         <w:pStyle w:val="ListParagraph"/>
-        <w:ind w:left="720" w:hanging="360"/>
+        <w:numPr>
+          <w:ilvl w:val="0"/>
+          <w:numId w:val="3"/>
+        </w:numPr>
         <w:sectPr>
           <w:pgSz w:w="18720" w:h="12240" w:orient="landscape"/>
           <w:pgMar w:top="1440" w:right="1440" w:bottom="1440" w:left="1440" w:header="720" w:footer="720" w:gutter="0"/>
@@ -2978,20 +2944,6 @@
           <w:cs/>
           <w:lang w:val="en-US" w:bidi="th-TH"/>
         </w:rPr>
-        <w:t xml:space="preserve">3.</w:t>
-      </w:r>
-      <w:r>
-        <w:rPr>
-          <w:cs/>
-          <w:lang w:val="en-US" w:bidi="th-TH"/>
-        </w:rPr>
-        <w:tab/>
-      </w:r>
-      <w:r>
-        <w:rPr>
-          <w:cs/>
-          <w:lang w:val="en-US" w:bidi="th-TH"/>
-        </w:rPr>
         <w:t xml:space="preserve">บันทึกภาพหน้าจอของทุกรายการที่ไม่ผ่าน พร้อมรุ่นของโปรแกรมที่ใช้</w:t>
       </w:r>
     </w:p>
@@ -3004,7 +2956,7 @@
           <w:cs/>
           <w:lang w:val="en-US" w:bidi="th-TH"/>
         </w:rPr>
-        <w:t xml:space="preserve">บทที่ 4 ผลการวิจัย</w:t>
+        <w:t xml:space="preserve">ผลการวิจัย</w:t>
       </w:r>
     </w:p>
     <w:p>
@@ -6886,7 +6838,7 @@
           <w:cs/>
           <w:lang w:val="en-US" w:bidi="th-TH"/>
         </w:rPr>
-        <w:t xml:space="preserve">บทที่ 5 สรุป อภิปรายผล และข้อเสนอแนะ</w:t>
+        <w:t xml:space="preserve">สรุป อภิปรายผล และข้อเสนอแนะ</w:t>
       </w:r>
     </w:p>
     <w:p>
@@ -6970,6 +6922,9 @@
     <w:p>
       <w:pPr>
         <w:pStyle w:val="Heading1"/>
+        <w:numPr>
+          <w:numId w:val="0"/>
+        </w:numPr>
       </w:pPr>
       <w:r>
         <w:rPr>
@@ -7086,13 +7041,17 @@
     <w:p>
       <w:pPr>
         <w:pStyle w:val="Heading1"/>
-      </w:pPr>
-      <w:r>
-        <w:rPr>
-          <w:cs/>
-          <w:lang w:val="en-US" w:bidi="th-TH"/>
-        </w:rPr>
-        <w:t xml:space="preserve">ภาคผนวก ก แบบสอบถามที่ใช้ในการวิจัย</w:t>
+        <w:numPr>
+          <w:ilvl w:val="0"/>
+          <w:numId w:val="5"/>
+        </w:numPr>
+      </w:pPr>
+      <w:r>
+        <w:rPr>
+          <w:cs/>
+          <w:lang w:val="en-US" w:bidi="th-TH"/>
+        </w:rPr>
+        <w:t xml:space="preserve">แบบสอบถามที่ใช้ในการวิจัย</w:t>
       </w:r>
     </w:p>
     <w:p>
@@ -7430,13 +7389,17 @@
     <w:p>
       <w:pPr>
         <w:pStyle w:val="Heading1"/>
-      </w:pPr>
-      <w:r>
-        <w:rPr>
-          <w:cs/>
-          <w:lang w:val="en-US" w:bidi="th-TH"/>
-        </w:rPr>
-        <w:t xml:space="preserve">ภาคผนวก ข ผลการตรวจสอบความเที่ยงตรงของเครื่องมือ</w:t>
+        <w:numPr>
+          <w:ilvl w:val="0"/>
+          <w:numId w:val="5"/>
+        </w:numPr>
+      </w:pPr>
+      <w:r>
+        <w:rPr>
+          <w:cs/>
+          <w:lang w:val="en-US" w:bidi="th-TH"/>
+        </w:rPr>
+        <w:t xml:space="preserve">ผลการตรวจสอบความเที่ยงตรงของเครื่องมือ</w:t>
       </w:r>
     </w:p>
     <w:p>
@@ -7939,13 +7902,17 @@
     <w:p>
       <w:pPr>
         <w:pStyle w:val="Heading1"/>
-      </w:pPr>
-      <w:r>
-        <w:rPr>
-          <w:cs/>
-          <w:lang w:val="en-US" w:bidi="th-TH"/>
-        </w:rPr>
-        <w:t xml:space="preserve">ภาคผนวก ค ตัวอย่างไฟล์ Markdown ที่ใช้ทดสอบ</w:t>
+        <w:numPr>
+          <w:ilvl w:val="0"/>
+          <w:numId w:val="5"/>
+        </w:numPr>
+      </w:pPr>
+      <w:r>
+        <w:rPr>
+          <w:cs/>
+          <w:lang w:val="en-US" w:bidi="th-TH"/>
+        </w:rPr>
+        <w:t xml:space="preserve">ตัวอย่างไฟล์ Markdown ที่ใช้ทดสอบ</w:t>
       </w:r>
     </w:p>
     <w:p>
@@ -8040,6 +8007,9 @@
     <w:p>
       <w:pPr>
         <w:pStyle w:val="Heading1"/>
+        <w:numPr>
+          <w:numId w:val="0"/>
+        </w:numPr>
       </w:pPr>
       <w:r>
         <w:rPr>
@@ -8309,8 +8279,468 @@
       </w:rPr>
     </w:lvl>
   </w:abstractNum>
+  <w:abstractNum w:abstractNumId="1">
+    <w:multiLevelType w:val="hybridMultilevel"/>
+    <w:lvl w:ilvl="0">
+      <w:start w:val="1"/>
+      <w:numFmt w:val="decimal"/>
+      <w:lvlText w:val="%1."/>
+      <w:lvlJc w:val="left"/>
+      <w:pPr>
+        <w:ind w:left="720" w:hanging="360"/>
+      </w:pPr>
+      <w:rPr>
+        <w:rFonts w:ascii="TH Sarabun New" w:hAnsi="TH Sarabun New" w:cs="TH Sarabun New"/>
+        <w:sz w:val="30"/>
+        <w:szCs w:val="30"/>
+        <w:cs/>
+        <w:lang w:val="en-US" w:bidi="th-TH"/>
+      </w:rPr>
+    </w:lvl>
+    <w:lvl w:ilvl="1">
+      <w:start w:val="1"/>
+      <w:numFmt w:val="decimal"/>
+      <w:lvlText w:val="%2."/>
+      <w:lvlJc w:val="left"/>
+      <w:pPr>
+        <w:ind w:left="1440" w:hanging="360"/>
+      </w:pPr>
+      <w:rPr>
+        <w:rFonts w:ascii="TH Sarabun New" w:hAnsi="TH Sarabun New" w:cs="TH Sarabun New"/>
+        <w:sz w:val="30"/>
+        <w:szCs w:val="30"/>
+        <w:cs/>
+        <w:lang w:val="en-US" w:bidi="th-TH"/>
+      </w:rPr>
+    </w:lvl>
+    <w:lvl w:ilvl="2">
+      <w:start w:val="1"/>
+      <w:numFmt w:val="decimal"/>
+      <w:lvlText w:val="%3."/>
+      <w:lvlJc w:val="left"/>
+      <w:pPr>
+        <w:ind w:left="2160" w:hanging="360"/>
+      </w:pPr>
+      <w:rPr>
+        <w:rFonts w:ascii="TH Sarabun New" w:hAnsi="TH Sarabun New" w:cs="TH Sarabun New"/>
+        <w:sz w:val="30"/>
+        <w:szCs w:val="30"/>
+        <w:cs/>
+        <w:lang w:val="en-US" w:bidi="th-TH"/>
+      </w:rPr>
+    </w:lvl>
+    <w:lvl w:ilvl="3">
+      <w:start w:val="1"/>
+      <w:numFmt w:val="decimal"/>
+      <w:lvlText w:val="%4."/>
+      <w:lvlJc w:val="left"/>
+      <w:pPr>
+        <w:ind w:left="2880" w:hanging="360"/>
+      </w:pPr>
+      <w:rPr>
+        <w:rFonts w:ascii="TH Sarabun New" w:hAnsi="TH Sarabun New" w:cs="TH Sarabun New"/>
+        <w:sz w:val="30"/>
+        <w:szCs w:val="30"/>
+        <w:cs/>
+        <w:lang w:val="en-US" w:bidi="th-TH"/>
+      </w:rPr>
+    </w:lvl>
+    <w:lvl w:ilvl="4">
+      <w:start w:val="1"/>
+      <w:numFmt w:val="decimal"/>
+      <w:lvlText w:val="%5."/>
+      <w:lvlJc w:val="left"/>
+      <w:pPr>
+        <w:ind w:left="3600" w:hanging="360"/>
+      </w:pPr>
+      <w:rPr>
+        <w:rFonts w:ascii="TH Sarabun New" w:hAnsi="TH Sarabun New" w:cs="TH Sarabun New"/>
+        <w:sz w:val="30"/>
+        <w:szCs w:val="30"/>
+        <w:cs/>
+        <w:lang w:val="en-US" w:bidi="th-TH"/>
+      </w:rPr>
+    </w:lvl>
+    <w:lvl w:ilvl="5">
+      <w:start w:val="1"/>
+      <w:numFmt w:val="decimal"/>
+      <w:lvlText w:val="%6."/>
+      <w:lvlJc w:val="left"/>
+      <w:pPr>
+        <w:ind w:left="4320" w:hanging="360"/>
+      </w:pPr>
+      <w:rPr>
+        <w:rFonts w:ascii="TH Sarabun New" w:hAnsi="TH Sarabun New" w:cs="TH Sarabun New"/>
+        <w:sz w:val="30"/>
+        <w:szCs w:val="30"/>
+        <w:cs/>
+        <w:lang w:val="en-US" w:bidi="th-TH"/>
+      </w:rPr>
+    </w:lvl>
+    <w:lvl w:ilvl="6">
+      <w:start w:val="1"/>
+      <w:numFmt w:val="decimal"/>
+      <w:lvlText w:val="%7."/>
+      <w:lvlJc w:val="left"/>
+      <w:pPr>
+        <w:ind w:left="5040" w:hanging="360"/>
+      </w:pPr>
+      <w:rPr>
+        <w:rFonts w:ascii="TH Sarabun New" w:hAnsi="TH Sarabun New" w:cs="TH Sarabun New"/>
+        <w:sz w:val="30"/>
+        <w:szCs w:val="30"/>
+        <w:cs/>
+        <w:lang w:val="en-US" w:bidi="th-TH"/>
+      </w:rPr>
+    </w:lvl>
+    <w:lvl w:ilvl="7">
+      <w:start w:val="1"/>
+      <w:numFmt w:val="decimal"/>
+      <w:lvlText w:val="%8."/>
+      <w:lvlJc w:val="left"/>
+      <w:pPr>
+        <w:ind w:left="5760" w:hanging="360"/>
+      </w:pPr>
+      <w:rPr>
+        <w:rFonts w:ascii="TH Sarabun New" w:hAnsi="TH Sarabun New" w:cs="TH Sarabun New"/>
+        <w:sz w:val="30"/>
+        <w:szCs w:val="30"/>
+        <w:cs/>
+        <w:lang w:val="en-US" w:bidi="th-TH"/>
+      </w:rPr>
+    </w:lvl>
+    <w:lvl w:ilvl="8">
+      <w:start w:val="1"/>
+      <w:numFmt w:val="decimal"/>
+      <w:lvlText w:val="%9."/>
+      <w:lvlJc w:val="left"/>
+      <w:pPr>
+        <w:ind w:left="6480" w:hanging="360"/>
+      </w:pPr>
+      <w:rPr>
+        <w:rFonts w:ascii="TH Sarabun New" w:hAnsi="TH Sarabun New" w:cs="TH Sarabun New"/>
+        <w:sz w:val="30"/>
+        <w:szCs w:val="30"/>
+        <w:cs/>
+        <w:lang w:val="en-US" w:bidi="th-TH"/>
+      </w:rPr>
+    </w:lvl>
+  </w:abstractNum>
+  <w:abstractNum w:abstractNumId="2">
+    <w:multiLevelType w:val="multilevel"/>
+    <w:lvl w:ilvl="0">
+      <w:start w:val="1"/>
+      <w:numFmt w:val="decimal"/>
+      <w:pStyle w:val="Heading1"/>
+      <w:suff w:val="space"/>
+      <w:lvlText w:val="บทที่ %1"/>
+      <w:lvlJc w:val="left"/>
+      <w:rPr>
+        <w:rFonts w:ascii="TH Sarabun New" w:hAnsi="TH Sarabun New" w:cs="TH Sarabun New"/>
+        <w:b/>
+        <w:bCs/>
+        <w:sz w:val="40"/>
+        <w:szCs w:val="40"/>
+        <w:cs/>
+        <w:lang w:val="en-US" w:bidi="th-TH"/>
+      </w:rPr>
+    </w:lvl>
+    <w:lvl w:ilvl="1">
+      <w:start w:val="1"/>
+      <w:numFmt w:val="decimal"/>
+      <w:suff w:val="space"/>
+      <w:lvlText w:val="%1.%2"/>
+      <w:lvlJc w:val="left"/>
+      <w:rPr>
+        <w:rFonts w:ascii="TH Sarabun New" w:hAnsi="TH Sarabun New" w:cs="TH Sarabun New"/>
+        <w:b/>
+        <w:bCs/>
+        <w:color w:val="1F4E79"/>
+        <w:sz w:val="36"/>
+        <w:szCs w:val="36"/>
+        <w:cs/>
+        <w:lang w:val="en-US" w:bidi="th-TH"/>
+      </w:rPr>
+    </w:lvl>
+    <w:lvl w:ilvl="2">
+      <w:start w:val="1"/>
+      <w:numFmt w:val="decimal"/>
+      <w:suff w:val="space"/>
+      <w:lvlText w:val="%1.%2.%3"/>
+      <w:lvlJc w:val="left"/>
+      <w:rPr>
+        <w:rFonts w:ascii="TH Sarabun New" w:hAnsi="TH Sarabun New" w:cs="TH Sarabun New"/>
+        <w:b/>
+        <w:bCs/>
+        <w:i/>
+        <w:iCs/>
+        <w:color w:val="2E75B6"/>
+        <w:sz w:val="30"/>
+        <w:szCs w:val="30"/>
+        <w:cs/>
+        <w:lang w:val="en-US" w:bidi="th-TH"/>
+      </w:rPr>
+    </w:lvl>
+    <w:lvl w:ilvl="3">
+      <w:start w:val="1"/>
+      <w:numFmt w:val="decimal"/>
+      <w:suff w:val="space"/>
+      <w:lvlText w:val="%1.%2.%3.%4"/>
+      <w:lvlJc w:val="left"/>
+      <w:rPr>
+        <w:rFonts w:ascii="TH Sarabun New" w:hAnsi="TH Sarabun New" w:cs="TH Sarabun New"/>
+        <w:b/>
+        <w:bCs/>
+        <w:i/>
+        <w:iCs/>
+        <w:sz w:val="30"/>
+        <w:szCs w:val="30"/>
+        <w:cs/>
+        <w:lang w:val="en-US" w:bidi="th-TH"/>
+      </w:rPr>
+    </w:lvl>
+    <w:lvl w:ilvl="4">
+      <w:start w:val="1"/>
+      <w:numFmt w:val="decimal"/>
+      <w:suff w:val="space"/>
+      <w:lvlText w:val="%1.%2.%3.%4.%5"/>
+      <w:lvlJc w:val="left"/>
+      <w:rPr>
+        <w:rFonts w:ascii="TH Sarabun New" w:hAnsi="TH Sarabun New" w:cs="TH Sarabun New"/>
+        <w:b/>
+        <w:bCs/>
+        <w:sz w:val="30"/>
+        <w:szCs w:val="30"/>
+        <w:cs/>
+        <w:lang w:val="en-US" w:bidi="th-TH"/>
+      </w:rPr>
+    </w:lvl>
+    <w:lvl w:ilvl="5">
+      <w:start w:val="1"/>
+      <w:numFmt w:val="decimal"/>
+      <w:suff w:val="space"/>
+      <w:lvlText w:val="%1.%2.%3.%4.%5.%6"/>
+      <w:lvlJc w:val="left"/>
+      <w:rPr>
+        <w:rFonts w:ascii="TH Sarabun New" w:hAnsi="TH Sarabun New" w:cs="TH Sarabun New"/>
+        <w:i/>
+        <w:iCs/>
+        <w:sz w:val="30"/>
+        <w:szCs w:val="30"/>
+        <w:cs/>
+        <w:lang w:val="en-US" w:bidi="th-TH"/>
+      </w:rPr>
+    </w:lvl>
+    <w:lvl w:ilvl="6">
+      <w:start w:val="1"/>
+      <w:numFmt w:val="decimal"/>
+      <w:suff w:val="space"/>
+      <w:lvlText w:val="%1.%2.%3.%4.%5.%6.%7"/>
+      <w:lvlJc w:val="left"/>
+      <w:rPr>
+        <w:rFonts w:ascii="TH Sarabun New" w:hAnsi="TH Sarabun New" w:cs="TH Sarabun New"/>
+        <w:sz w:val="30"/>
+        <w:szCs w:val="30"/>
+        <w:cs/>
+        <w:lang w:val="en-US" w:bidi="th-TH"/>
+      </w:rPr>
+    </w:lvl>
+    <w:lvl w:ilvl="7">
+      <w:start w:val="1"/>
+      <w:numFmt w:val="decimal"/>
+      <w:suff w:val="space"/>
+      <w:lvlText w:val="%1.%2.%3.%4.%5.%6.%7.%8"/>
+      <w:lvlJc w:val="left"/>
+      <w:rPr>
+        <w:rFonts w:ascii="TH Sarabun New" w:hAnsi="TH Sarabun New" w:cs="TH Sarabun New"/>
+        <w:sz w:val="30"/>
+        <w:szCs w:val="30"/>
+        <w:cs/>
+        <w:lang w:val="en-US" w:bidi="th-TH"/>
+      </w:rPr>
+    </w:lvl>
+    <w:lvl w:ilvl="8">
+      <w:start w:val="1"/>
+      <w:numFmt w:val="decimal"/>
+      <w:suff w:val="space"/>
+      <w:lvlText w:val="%1.%2.%3.%4.%5.%6.%7.%8.%9"/>
+      <w:lvlJc w:val="left"/>
+      <w:rPr>
+        <w:rFonts w:ascii="TH Sarabun New" w:hAnsi="TH Sarabun New" w:cs="TH Sarabun New"/>
+        <w:sz w:val="30"/>
+        <w:szCs w:val="30"/>
+        <w:cs/>
+        <w:lang w:val="en-US" w:bidi="th-TH"/>
+      </w:rPr>
+    </w:lvl>
+  </w:abstractNum>
+  <w:abstractNum w:abstractNumId="3">
+    <w:multiLevelType w:val="multilevel"/>
+    <w:lvl w:ilvl="0">
+      <w:start w:val="1"/>
+      <w:numFmt w:val="thaiLetters"/>
+      <w:suff w:val="space"/>
+      <w:lvlText w:val="ภาคผนวก %1"/>
+      <w:lvlJc w:val="left"/>
+      <w:rPr>
+        <w:rFonts w:ascii="TH Sarabun New" w:hAnsi="TH Sarabun New" w:cs="TH Sarabun New"/>
+        <w:b/>
+        <w:bCs/>
+        <w:sz w:val="40"/>
+        <w:szCs w:val="40"/>
+        <w:cs/>
+        <w:lang w:val="en-US" w:bidi="th-TH"/>
+      </w:rPr>
+    </w:lvl>
+    <w:lvl w:ilvl="1">
+      <w:start w:val="1"/>
+      <w:numFmt w:val="decimal"/>
+      <w:suff w:val="space"/>
+      <w:lvlText w:val="%1.%2"/>
+      <w:lvlJc w:val="left"/>
+      <w:rPr>
+        <w:rFonts w:ascii="TH Sarabun New" w:hAnsi="TH Sarabun New" w:cs="TH Sarabun New"/>
+        <w:b/>
+        <w:bCs/>
+        <w:color w:val="1F4E79"/>
+        <w:sz w:val="36"/>
+        <w:szCs w:val="36"/>
+        <w:cs/>
+        <w:lang w:val="en-US" w:bidi="th-TH"/>
+      </w:rPr>
+    </w:lvl>
+    <w:lvl w:ilvl="2">
+      <w:start w:val="1"/>
+      <w:numFmt w:val="decimal"/>
+      <w:suff w:val="space"/>
+      <w:lvlText w:val="%1.%2.%3"/>
+      <w:lvlJc w:val="left"/>
+      <w:rPr>
+        <w:rFonts w:ascii="TH Sarabun New" w:hAnsi="TH Sarabun New" w:cs="TH Sarabun New"/>
+        <w:b/>
+        <w:bCs/>
+        <w:i/>
+        <w:iCs/>
+        <w:color w:val="2E75B6"/>
+        <w:sz w:val="30"/>
+        <w:szCs w:val="30"/>
+        <w:cs/>
+        <w:lang w:val="en-US" w:bidi="th-TH"/>
+      </w:rPr>
+    </w:lvl>
+    <w:lvl w:ilvl="3">
+      <w:start w:val="1"/>
+      <w:numFmt w:val="decimal"/>
+      <w:suff w:val="space"/>
+      <w:lvlText w:val="%1.%2.%3.%4"/>
+      <w:lvlJc w:val="left"/>
+      <w:rPr>
+        <w:rFonts w:ascii="TH Sarabun New" w:hAnsi="TH Sarabun New" w:cs="TH Sarabun New"/>
+        <w:b/>
+        <w:bCs/>
+        <w:i/>
+        <w:iCs/>
+        <w:sz w:val="30"/>
+        <w:szCs w:val="30"/>
+        <w:cs/>
+        <w:lang w:val="en-US" w:bidi="th-TH"/>
+      </w:rPr>
+    </w:lvl>
+    <w:lvl w:ilvl="4">
+      <w:start w:val="1"/>
+      <w:numFmt w:val="decimal"/>
+      <w:suff w:val="space"/>
+      <w:lvlText w:val="%1.%2.%3.%4.%5"/>
+      <w:lvlJc w:val="left"/>
+      <w:rPr>
+        <w:rFonts w:ascii="TH Sarabun New" w:hAnsi="TH Sarabun New" w:cs="TH Sarabun New"/>
+        <w:b/>
+        <w:bCs/>
+        <w:sz w:val="30"/>
+        <w:szCs w:val="30"/>
+        <w:cs/>
+        <w:lang w:val="en-US" w:bidi="th-TH"/>
+      </w:rPr>
+    </w:lvl>
+    <w:lvl w:ilvl="5">
+      <w:start w:val="1"/>
+      <w:numFmt w:val="decimal"/>
+      <w:suff w:val="space"/>
+      <w:lvlText w:val="%1.%2.%3.%4.%5.%6"/>
+      <w:lvlJc w:val="left"/>
+      <w:rPr>
+        <w:rFonts w:ascii="TH Sarabun New" w:hAnsi="TH Sarabun New" w:cs="TH Sarabun New"/>
+        <w:i/>
+        <w:iCs/>
+        <w:sz w:val="30"/>
+        <w:szCs w:val="30"/>
+        <w:cs/>
+        <w:lang w:val="en-US" w:bidi="th-TH"/>
+      </w:rPr>
+    </w:lvl>
+    <w:lvl w:ilvl="6">
+      <w:start w:val="1"/>
+      <w:numFmt w:val="decimal"/>
+      <w:suff w:val="space"/>
+      <w:lvlText w:val="%1.%2.%3.%4.%5.%6.%7"/>
+      <w:lvlJc w:val="left"/>
+      <w:rPr>
+        <w:rFonts w:ascii="TH Sarabun New" w:hAnsi="TH Sarabun New" w:cs="TH Sarabun New"/>
+        <w:sz w:val="30"/>
+        <w:szCs w:val="30"/>
+        <w:cs/>
+        <w:lang w:val="en-US" w:bidi="th-TH"/>
+      </w:rPr>
+    </w:lvl>
+    <w:lvl w:ilvl="7">
+      <w:start w:val="1"/>
+      <w:numFmt w:val="decimal"/>
+      <w:suff w:val="space"/>
+      <w:lvlText w:val="%1.%2.%3.%4.%5.%6.%7.%8"/>
+      <w:lvlJc w:val="left"/>
+      <w:rPr>
+        <w:rFonts w:ascii="TH Sarabun New" w:hAnsi="TH Sarabun New" w:cs="TH Sarabun New"/>
+        <w:sz w:val="30"/>
+        <w:szCs w:val="30"/>
+        <w:cs/>
+        <w:lang w:val="en-US" w:bidi="th-TH"/>
+      </w:rPr>
+    </w:lvl>
+    <w:lvl w:ilvl="8">
+      <w:start w:val="1"/>
+      <w:numFmt w:val="decimal"/>
+      <w:suff w:val="space"/>
+      <w:lvlText w:val="%1.%2.%3.%4.%5.%6.%7.%8.%9"/>
+      <w:lvlJc w:val="left"/>
+      <w:rPr>
+        <w:rFonts w:ascii="TH Sarabun New" w:hAnsi="TH Sarabun New" w:cs="TH Sarabun New"/>
+        <w:sz w:val="30"/>
+        <w:szCs w:val="30"/>
+        <w:cs/>
+        <w:lang w:val="en-US" w:bidi="th-TH"/>
+      </w:rPr>
+    </w:lvl>
+  </w:abstractNum>
   <w:num w:numId="1">
     <w:abstractNumId w:val="0"/>
+  </w:num>
+  <w:num w:numId="2">
+    <w:abstractNumId w:val="1"/>
+    <w:lvlOverride w:ilvl="0">
+      <w:startOverride w:val="1"/>
+    </w:lvlOverride>
+  </w:num>
+  <w:num w:numId="3">
+    <w:abstractNumId w:val="1"/>
+    <w:lvlOverride w:ilvl="0">
+      <w:startOverride w:val="1"/>
+    </w:lvlOverride>
+  </w:num>
+  <w:num w:numId="4">
+    <w:abstractNumId w:val="2"/>
+  </w:num>
+  <w:num w:numId="5">
+    <w:abstractNumId w:val="3"/>
   </w:num>
 </w:numbering>
 </file>
@@ -8352,6 +8782,10 @@
     <w:pPr>
       <w:keepNext/>
       <w:keepLines/>
+      <w:numPr>
+        <w:ilvl w:val="0"/>
+        <w:numId w:val="4"/>
+      </w:numPr>
       <w:spacing w:before="240" w:after="240"/>
       <w:jc w:val="center"/>
       <w:outlineLvl w:val="0"/>

--- a/tests/golden/thesis-layout.docx
+++ b/tests/golden/thesis-layout.docx
@@ -491,9 +491,6 @@
     <w:p>
       <w:pPr>
         <w:pStyle w:val="Heading1"/>
-        <w:numPr>
-          <w:numId w:val="0"/>
-        </w:numPr>
       </w:pPr>
       <w:r>
         <w:rPr>
@@ -561,9 +558,6 @@
     <w:p>
       <w:pPr>
         <w:pStyle w:val="Heading1"/>
-        <w:numPr>
-          <w:numId w:val="0"/>
-        </w:numPr>
       </w:pPr>
       <w:r>
         <w:rPr>
@@ -611,9 +605,6 @@
     <w:p>
       <w:pPr>
         <w:pStyle w:val="Heading1"/>
-        <w:numPr>
-          <w:numId w:val="0"/>
-        </w:numPr>
       </w:pPr>
       <w:r>
         <w:rPr>
@@ -662,9 +653,6 @@
     <w:p>
       <w:pPr>
         <w:pStyle w:val="Heading1"/>
-        <w:numPr>
-          <w:numId w:val="0"/>
-        </w:numPr>
       </w:pPr>
       <w:r>
         <w:rPr>
@@ -1106,9 +1094,6 @@
     <w:p>
       <w:pPr>
         <w:pStyle w:val="Heading1"/>
-        <w:numPr>
-          <w:numId w:val="0"/>
-        </w:numPr>
       </w:pPr>
       <w:r>
         <w:rPr>
@@ -1214,9 +1199,6 @@
     <w:p>
       <w:pPr>
         <w:pStyle w:val="Heading1"/>
-        <w:numPr>
-          <w:numId w:val="0"/>
-        </w:numPr>
       </w:pPr>
       <w:r>
         <w:rPr>
@@ -1316,7 +1298,7 @@
           <w:cs/>
           <w:lang w:val="en-US" w:bidi="th-TH"/>
         </w:rPr>
-        <w:t xml:space="preserve">บทนำ</w:t>
+        <w:t xml:space="preserve">บทที่ 1 บทนำ</w:t>
       </w:r>
     </w:p>
     <w:p>
@@ -1577,11 +1559,22 @@
     <w:p>
       <w:pPr>
         <w:pStyle w:val="ListParagraph"/>
-        <w:numPr>
-          <w:ilvl w:val="0"/>
-          <w:numId w:val="2"/>
-        </w:numPr>
-      </w:pPr>
+        <w:ind w:left="720" w:hanging="360"/>
+      </w:pPr>
+      <w:r>
+        <w:rPr>
+          <w:cs/>
+          <w:lang w:val="en-US" w:bidi="th-TH"/>
+        </w:rPr>
+        <w:t xml:space="preserve">1.</w:t>
+      </w:r>
+      <w:r>
+        <w:rPr>
+          <w:cs/>
+          <w:lang w:val="en-US" w:bidi="th-TH"/>
+        </w:rPr>
+        <w:tab/>
+      </w:r>
       <w:r>
         <w:rPr>
           <w:cs/>
@@ -1593,11 +1586,22 @@
     <w:p>
       <w:pPr>
         <w:pStyle w:val="ListParagraph"/>
-        <w:numPr>
-          <w:ilvl w:val="0"/>
-          <w:numId w:val="2"/>
-        </w:numPr>
-      </w:pPr>
+        <w:ind w:left="720" w:hanging="360"/>
+      </w:pPr>
+      <w:r>
+        <w:rPr>
+          <w:cs/>
+          <w:lang w:val="en-US" w:bidi="th-TH"/>
+        </w:rPr>
+        <w:t xml:space="preserve">2.</w:t>
+      </w:r>
+      <w:r>
+        <w:rPr>
+          <w:cs/>
+          <w:lang w:val="en-US" w:bidi="th-TH"/>
+        </w:rPr>
+        <w:tab/>
+      </w:r>
       <w:r>
         <w:rPr>
           <w:cs/>
@@ -1657,11 +1661,22 @@
     <w:p>
       <w:pPr>
         <w:pStyle w:val="ListParagraph"/>
-        <w:numPr>
-          <w:ilvl w:val="0"/>
-          <w:numId w:val="2"/>
-        </w:numPr>
-      </w:pPr>
+        <w:ind w:left="720" w:hanging="360"/>
+      </w:pPr>
+      <w:r>
+        <w:rPr>
+          <w:cs/>
+          <w:lang w:val="en-US" w:bidi="th-TH"/>
+        </w:rPr>
+        <w:t xml:space="preserve">3.</w:t>
+      </w:r>
+      <w:r>
+        <w:rPr>
+          <w:cs/>
+          <w:lang w:val="en-US" w:bidi="th-TH"/>
+        </w:rPr>
+        <w:tab/>
+      </w:r>
       <w:r>
         <w:rPr>
           <w:cs/>
@@ -2201,7 +2216,7 @@
           <w:cs/>
           <w:lang w:val="en-US" w:bidi="th-TH"/>
         </w:rPr>
-        <w:t xml:space="preserve">ทฤษฎีและงานวิจัยที่เกี่ยวข้อง</w:t>
+        <w:t xml:space="preserve">บทที่ 2 ทฤษฎีและงานวิจัยที่เกี่ยวข้อง</w:t>
       </w:r>
     </w:p>
     <w:p>
@@ -2771,7 +2786,7 @@
           <w:cs/>
           <w:lang w:val="en-US" w:bidi="th-TH"/>
         </w:rPr>
-        <w:t xml:space="preserve">วิธีดำเนินการวิจัย</w:t>
+        <w:t xml:space="preserve">บทที่ 3 วิธีดำเนินการวิจัย</w:t>
       </w:r>
     </w:p>
     <w:p>
@@ -2897,11 +2912,22 @@
     <w:p>
       <w:pPr>
         <w:pStyle w:val="ListParagraph"/>
-        <w:numPr>
-          <w:ilvl w:val="0"/>
-          <w:numId w:val="3"/>
-        </w:numPr>
-      </w:pPr>
+        <w:ind w:left="720" w:hanging="360"/>
+      </w:pPr>
+      <w:r>
+        <w:rPr>
+          <w:cs/>
+          <w:lang w:val="en-US" w:bidi="th-TH"/>
+        </w:rPr>
+        <w:t xml:space="preserve">1.</w:t>
+      </w:r>
+      <w:r>
+        <w:rPr>
+          <w:cs/>
+          <w:lang w:val="en-US" w:bidi="th-TH"/>
+        </w:rPr>
+        <w:tab/>
+      </w:r>
       <w:r>
         <w:rPr>
           <w:cs/>
@@ -2913,11 +2939,22 @@
     <w:p>
       <w:pPr>
         <w:pStyle w:val="ListParagraph"/>
-        <w:numPr>
-          <w:ilvl w:val="0"/>
-          <w:numId w:val="3"/>
-        </w:numPr>
-      </w:pPr>
+        <w:ind w:left="720" w:hanging="360"/>
+      </w:pPr>
+      <w:r>
+        <w:rPr>
+          <w:cs/>
+          <w:lang w:val="en-US" w:bidi="th-TH"/>
+        </w:rPr>
+        <w:t xml:space="preserve">2.</w:t>
+      </w:r>
+      <w:r>
+        <w:rPr>
+          <w:cs/>
+          <w:lang w:val="en-US" w:bidi="th-TH"/>
+        </w:rPr>
+        <w:tab/>
+      </w:r>
       <w:r>
         <w:rPr>
           <w:cs/>
@@ -2929,10 +2966,7 @@
     <w:p>
       <w:pPr>
         <w:pStyle w:val="ListParagraph"/>
-        <w:numPr>
-          <w:ilvl w:val="0"/>
-          <w:numId w:val="3"/>
-        </w:numPr>
+        <w:ind w:left="720" w:hanging="360"/>
         <w:sectPr>
           <w:pgSz w:w="18720" w:h="12240" w:orient="landscape"/>
           <w:pgMar w:top="1440" w:right="1440" w:bottom="1440" w:left="1440" w:header="720" w:footer="720" w:gutter="0"/>
@@ -2944,6 +2978,20 @@
           <w:cs/>
           <w:lang w:val="en-US" w:bidi="th-TH"/>
         </w:rPr>
+        <w:t xml:space="preserve">3.</w:t>
+      </w:r>
+      <w:r>
+        <w:rPr>
+          <w:cs/>
+          <w:lang w:val="en-US" w:bidi="th-TH"/>
+        </w:rPr>
+        <w:tab/>
+      </w:r>
+      <w:r>
+        <w:rPr>
+          <w:cs/>
+          <w:lang w:val="en-US" w:bidi="th-TH"/>
+        </w:rPr>
         <w:t xml:space="preserve">บันทึกภาพหน้าจอของทุกรายการที่ไม่ผ่าน พร้อมรุ่นของโปรแกรมที่ใช้</w:t>
       </w:r>
     </w:p>
@@ -2956,7 +3004,7 @@
           <w:cs/>
           <w:lang w:val="en-US" w:bidi="th-TH"/>
         </w:rPr>
-        <w:t xml:space="preserve">ผลการวิจัย</w:t>
+        <w:t xml:space="preserve">บทที่ 4 ผลการวิจัย</w:t>
       </w:r>
     </w:p>
     <w:p>
@@ -6838,7 +6886,7 @@
           <w:cs/>
           <w:lang w:val="en-US" w:bidi="th-TH"/>
         </w:rPr>
-        <w:t xml:space="preserve">สรุป อภิปรายผล และข้อเสนอแนะ</w:t>
+        <w:t xml:space="preserve">บทที่ 5 สรุป อภิปรายผล และข้อเสนอแนะ</w:t>
       </w:r>
     </w:p>
     <w:p>
@@ -6922,9 +6970,6 @@
     <w:p>
       <w:pPr>
         <w:pStyle w:val="Heading1"/>
-        <w:numPr>
-          <w:numId w:val="0"/>
-        </w:numPr>
       </w:pPr>
       <w:r>
         <w:rPr>
@@ -7041,17 +7086,13 @@
     <w:p>
       <w:pPr>
         <w:pStyle w:val="Heading1"/>
-        <w:numPr>
-          <w:ilvl w:val="0"/>
-          <w:numId w:val="5"/>
-        </w:numPr>
-      </w:pPr>
-      <w:r>
-        <w:rPr>
-          <w:cs/>
-          <w:lang w:val="en-US" w:bidi="th-TH"/>
-        </w:rPr>
-        <w:t xml:space="preserve">แบบสอบถามที่ใช้ในการวิจัย</w:t>
+      </w:pPr>
+      <w:r>
+        <w:rPr>
+          <w:cs/>
+          <w:lang w:val="en-US" w:bidi="th-TH"/>
+        </w:rPr>
+        <w:t xml:space="preserve">ภาคผนวก ก แบบสอบถามที่ใช้ในการวิจัย</w:t>
       </w:r>
     </w:p>
     <w:p>
@@ -7389,17 +7430,13 @@
     <w:p>
       <w:pPr>
         <w:pStyle w:val="Heading1"/>
-        <w:numPr>
-          <w:ilvl w:val="0"/>
-          <w:numId w:val="5"/>
-        </w:numPr>
-      </w:pPr>
-      <w:r>
-        <w:rPr>
-          <w:cs/>
-          <w:lang w:val="en-US" w:bidi="th-TH"/>
-        </w:rPr>
-        <w:t xml:space="preserve">ผลการตรวจสอบความเที่ยงตรงของเครื่องมือ</w:t>
+      </w:pPr>
+      <w:r>
+        <w:rPr>
+          <w:cs/>
+          <w:lang w:val="en-US" w:bidi="th-TH"/>
+        </w:rPr>
+        <w:t xml:space="preserve">ภาคผนวก ข ผลการตรวจสอบความเที่ยงตรงของเครื่องมือ</w:t>
       </w:r>
     </w:p>
     <w:p>
@@ -7902,17 +7939,13 @@
     <w:p>
       <w:pPr>
         <w:pStyle w:val="Heading1"/>
-        <w:numPr>
-          <w:ilvl w:val="0"/>
-          <w:numId w:val="5"/>
-        </w:numPr>
-      </w:pPr>
-      <w:r>
-        <w:rPr>
-          <w:cs/>
-          <w:lang w:val="en-US" w:bidi="th-TH"/>
-        </w:rPr>
-        <w:t xml:space="preserve">ตัวอย่างไฟล์ Markdown ที่ใช้ทดสอบ</w:t>
+      </w:pPr>
+      <w:r>
+        <w:rPr>
+          <w:cs/>
+          <w:lang w:val="en-US" w:bidi="th-TH"/>
+        </w:rPr>
+        <w:t xml:space="preserve">ภาคผนวก ค ตัวอย่างไฟล์ Markdown ที่ใช้ทดสอบ</w:t>
       </w:r>
     </w:p>
     <w:p>
@@ -8007,9 +8040,6 @@
     <w:p>
       <w:pPr>
         <w:pStyle w:val="Heading1"/>
-        <w:numPr>
-          <w:numId w:val="0"/>
-        </w:numPr>
       </w:pPr>
       <w:r>
         <w:rPr>
@@ -8279,468 +8309,8 @@
       </w:rPr>
     </w:lvl>
   </w:abstractNum>
-  <w:abstractNum w:abstractNumId="1">
-    <w:multiLevelType w:val="hybridMultilevel"/>
-    <w:lvl w:ilvl="0">
-      <w:start w:val="1"/>
-      <w:numFmt w:val="decimal"/>
-      <w:lvlText w:val="%1."/>
-      <w:lvlJc w:val="left"/>
-      <w:pPr>
-        <w:ind w:left="720" w:hanging="360"/>
-      </w:pPr>
-      <w:rPr>
-        <w:rFonts w:ascii="TH Sarabun New" w:hAnsi="TH Sarabun New" w:cs="TH Sarabun New"/>
-        <w:sz w:val="30"/>
-        <w:szCs w:val="30"/>
-        <w:cs/>
-        <w:lang w:val="en-US" w:bidi="th-TH"/>
-      </w:rPr>
-    </w:lvl>
-    <w:lvl w:ilvl="1">
-      <w:start w:val="1"/>
-      <w:numFmt w:val="decimal"/>
-      <w:lvlText w:val="%2."/>
-      <w:lvlJc w:val="left"/>
-      <w:pPr>
-        <w:ind w:left="1440" w:hanging="360"/>
-      </w:pPr>
-      <w:rPr>
-        <w:rFonts w:ascii="TH Sarabun New" w:hAnsi="TH Sarabun New" w:cs="TH Sarabun New"/>
-        <w:sz w:val="30"/>
-        <w:szCs w:val="30"/>
-        <w:cs/>
-        <w:lang w:val="en-US" w:bidi="th-TH"/>
-      </w:rPr>
-    </w:lvl>
-    <w:lvl w:ilvl="2">
-      <w:start w:val="1"/>
-      <w:numFmt w:val="decimal"/>
-      <w:lvlText w:val="%3."/>
-      <w:lvlJc w:val="left"/>
-      <w:pPr>
-        <w:ind w:left="2160" w:hanging="360"/>
-      </w:pPr>
-      <w:rPr>
-        <w:rFonts w:ascii="TH Sarabun New" w:hAnsi="TH Sarabun New" w:cs="TH Sarabun New"/>
-        <w:sz w:val="30"/>
-        <w:szCs w:val="30"/>
-        <w:cs/>
-        <w:lang w:val="en-US" w:bidi="th-TH"/>
-      </w:rPr>
-    </w:lvl>
-    <w:lvl w:ilvl="3">
-      <w:start w:val="1"/>
-      <w:numFmt w:val="decimal"/>
-      <w:lvlText w:val="%4."/>
-      <w:lvlJc w:val="left"/>
-      <w:pPr>
-        <w:ind w:left="2880" w:hanging="360"/>
-      </w:pPr>
-      <w:rPr>
-        <w:rFonts w:ascii="TH Sarabun New" w:hAnsi="TH Sarabun New" w:cs="TH Sarabun New"/>
-        <w:sz w:val="30"/>
-        <w:szCs w:val="30"/>
-        <w:cs/>
-        <w:lang w:val="en-US" w:bidi="th-TH"/>
-      </w:rPr>
-    </w:lvl>
-    <w:lvl w:ilvl="4">
-      <w:start w:val="1"/>
-      <w:numFmt w:val="decimal"/>
-      <w:lvlText w:val="%5."/>
-      <w:lvlJc w:val="left"/>
-      <w:pPr>
-        <w:ind w:left="3600" w:hanging="360"/>
-      </w:pPr>
-      <w:rPr>
-        <w:rFonts w:ascii="TH Sarabun New" w:hAnsi="TH Sarabun New" w:cs="TH Sarabun New"/>
-        <w:sz w:val="30"/>
-        <w:szCs w:val="30"/>
-        <w:cs/>
-        <w:lang w:val="en-US" w:bidi="th-TH"/>
-      </w:rPr>
-    </w:lvl>
-    <w:lvl w:ilvl="5">
-      <w:start w:val="1"/>
-      <w:numFmt w:val="decimal"/>
-      <w:lvlText w:val="%6."/>
-      <w:lvlJc w:val="left"/>
-      <w:pPr>
-        <w:ind w:left="4320" w:hanging="360"/>
-      </w:pPr>
-      <w:rPr>
-        <w:rFonts w:ascii="TH Sarabun New" w:hAnsi="TH Sarabun New" w:cs="TH Sarabun New"/>
-        <w:sz w:val="30"/>
-        <w:szCs w:val="30"/>
-        <w:cs/>
-        <w:lang w:val="en-US" w:bidi="th-TH"/>
-      </w:rPr>
-    </w:lvl>
-    <w:lvl w:ilvl="6">
-      <w:start w:val="1"/>
-      <w:numFmt w:val="decimal"/>
-      <w:lvlText w:val="%7."/>
-      <w:lvlJc w:val="left"/>
-      <w:pPr>
-        <w:ind w:left="5040" w:hanging="360"/>
-      </w:pPr>
-      <w:rPr>
-        <w:rFonts w:ascii="TH Sarabun New" w:hAnsi="TH Sarabun New" w:cs="TH Sarabun New"/>
-        <w:sz w:val="30"/>
-        <w:szCs w:val="30"/>
-        <w:cs/>
-        <w:lang w:val="en-US" w:bidi="th-TH"/>
-      </w:rPr>
-    </w:lvl>
-    <w:lvl w:ilvl="7">
-      <w:start w:val="1"/>
-      <w:numFmt w:val="decimal"/>
-      <w:lvlText w:val="%8."/>
-      <w:lvlJc w:val="left"/>
-      <w:pPr>
-        <w:ind w:left="5760" w:hanging="360"/>
-      </w:pPr>
-      <w:rPr>
-        <w:rFonts w:ascii="TH Sarabun New" w:hAnsi="TH Sarabun New" w:cs="TH Sarabun New"/>
-        <w:sz w:val="30"/>
-        <w:szCs w:val="30"/>
-        <w:cs/>
-        <w:lang w:val="en-US" w:bidi="th-TH"/>
-      </w:rPr>
-    </w:lvl>
-    <w:lvl w:ilvl="8">
-      <w:start w:val="1"/>
-      <w:numFmt w:val="decimal"/>
-      <w:lvlText w:val="%9."/>
-      <w:lvlJc w:val="left"/>
-      <w:pPr>
-        <w:ind w:left="6480" w:hanging="360"/>
-      </w:pPr>
-      <w:rPr>
-        <w:rFonts w:ascii="TH Sarabun New" w:hAnsi="TH Sarabun New" w:cs="TH Sarabun New"/>
-        <w:sz w:val="30"/>
-        <w:szCs w:val="30"/>
-        <w:cs/>
-        <w:lang w:val="en-US" w:bidi="th-TH"/>
-      </w:rPr>
-    </w:lvl>
-  </w:abstractNum>
-  <w:abstractNum w:abstractNumId="2">
-    <w:multiLevelType w:val="multilevel"/>
-    <w:lvl w:ilvl="0">
-      <w:start w:val="1"/>
-      <w:numFmt w:val="decimal"/>
-      <w:pStyle w:val="Heading1"/>
-      <w:suff w:val="space"/>
-      <w:lvlText w:val="บทที่ %1"/>
-      <w:lvlJc w:val="left"/>
-      <w:rPr>
-        <w:rFonts w:ascii="TH Sarabun New" w:hAnsi="TH Sarabun New" w:cs="TH Sarabun New"/>
-        <w:b/>
-        <w:bCs/>
-        <w:sz w:val="40"/>
-        <w:szCs w:val="40"/>
-        <w:cs/>
-        <w:lang w:val="en-US" w:bidi="th-TH"/>
-      </w:rPr>
-    </w:lvl>
-    <w:lvl w:ilvl="1">
-      <w:start w:val="1"/>
-      <w:numFmt w:val="decimal"/>
-      <w:suff w:val="space"/>
-      <w:lvlText w:val="%1.%2"/>
-      <w:lvlJc w:val="left"/>
-      <w:rPr>
-        <w:rFonts w:ascii="TH Sarabun New" w:hAnsi="TH Sarabun New" w:cs="TH Sarabun New"/>
-        <w:b/>
-        <w:bCs/>
-        <w:color w:val="1F4E79"/>
-        <w:sz w:val="36"/>
-        <w:szCs w:val="36"/>
-        <w:cs/>
-        <w:lang w:val="en-US" w:bidi="th-TH"/>
-      </w:rPr>
-    </w:lvl>
-    <w:lvl w:ilvl="2">
-      <w:start w:val="1"/>
-      <w:numFmt w:val="decimal"/>
-      <w:suff w:val="space"/>
-      <w:lvlText w:val="%1.%2.%3"/>
-      <w:lvlJc w:val="left"/>
-      <w:rPr>
-        <w:rFonts w:ascii="TH Sarabun New" w:hAnsi="TH Sarabun New" w:cs="TH Sarabun New"/>
-        <w:b/>
-        <w:bCs/>
-        <w:i/>
-        <w:iCs/>
-        <w:color w:val="2E75B6"/>
-        <w:sz w:val="30"/>
-        <w:szCs w:val="30"/>
-        <w:cs/>
-        <w:lang w:val="en-US" w:bidi="th-TH"/>
-      </w:rPr>
-    </w:lvl>
-    <w:lvl w:ilvl="3">
-      <w:start w:val="1"/>
-      <w:numFmt w:val="decimal"/>
-      <w:suff w:val="space"/>
-      <w:lvlText w:val="%1.%2.%3.%4"/>
-      <w:lvlJc w:val="left"/>
-      <w:rPr>
-        <w:rFonts w:ascii="TH Sarabun New" w:hAnsi="TH Sarabun New" w:cs="TH Sarabun New"/>
-        <w:b/>
-        <w:bCs/>
-        <w:i/>
-        <w:iCs/>
-        <w:sz w:val="30"/>
-        <w:szCs w:val="30"/>
-        <w:cs/>
-        <w:lang w:val="en-US" w:bidi="th-TH"/>
-      </w:rPr>
-    </w:lvl>
-    <w:lvl w:ilvl="4">
-      <w:start w:val="1"/>
-      <w:numFmt w:val="decimal"/>
-      <w:suff w:val="space"/>
-      <w:lvlText w:val="%1.%2.%3.%4.%5"/>
-      <w:lvlJc w:val="left"/>
-      <w:rPr>
-        <w:rFonts w:ascii="TH Sarabun New" w:hAnsi="TH Sarabun New" w:cs="TH Sarabun New"/>
-        <w:b/>
-        <w:bCs/>
-        <w:sz w:val="30"/>
-        <w:szCs w:val="30"/>
-        <w:cs/>
-        <w:lang w:val="en-US" w:bidi="th-TH"/>
-      </w:rPr>
-    </w:lvl>
-    <w:lvl w:ilvl="5">
-      <w:start w:val="1"/>
-      <w:numFmt w:val="decimal"/>
-      <w:suff w:val="space"/>
-      <w:lvlText w:val="%1.%2.%3.%4.%5.%6"/>
-      <w:lvlJc w:val="left"/>
-      <w:rPr>
-        <w:rFonts w:ascii="TH Sarabun New" w:hAnsi="TH Sarabun New" w:cs="TH Sarabun New"/>
-        <w:i/>
-        <w:iCs/>
-        <w:sz w:val="30"/>
-        <w:szCs w:val="30"/>
-        <w:cs/>
-        <w:lang w:val="en-US" w:bidi="th-TH"/>
-      </w:rPr>
-    </w:lvl>
-    <w:lvl w:ilvl="6">
-      <w:start w:val="1"/>
-      <w:numFmt w:val="decimal"/>
-      <w:suff w:val="space"/>
-      <w:lvlText w:val="%1.%2.%3.%4.%5.%6.%7"/>
-      <w:lvlJc w:val="left"/>
-      <w:rPr>
-        <w:rFonts w:ascii="TH Sarabun New" w:hAnsi="TH Sarabun New" w:cs="TH Sarabun New"/>
-        <w:sz w:val="30"/>
-        <w:szCs w:val="30"/>
-        <w:cs/>
-        <w:lang w:val="en-US" w:bidi="th-TH"/>
-      </w:rPr>
-    </w:lvl>
-    <w:lvl w:ilvl="7">
-      <w:start w:val="1"/>
-      <w:numFmt w:val="decimal"/>
-      <w:suff w:val="space"/>
-      <w:lvlText w:val="%1.%2.%3.%4.%5.%6.%7.%8"/>
-      <w:lvlJc w:val="left"/>
-      <w:rPr>
-        <w:rFonts w:ascii="TH Sarabun New" w:hAnsi="TH Sarabun New" w:cs="TH Sarabun New"/>
-        <w:sz w:val="30"/>
-        <w:szCs w:val="30"/>
-        <w:cs/>
-        <w:lang w:val="en-US" w:bidi="th-TH"/>
-      </w:rPr>
-    </w:lvl>
-    <w:lvl w:ilvl="8">
-      <w:start w:val="1"/>
-      <w:numFmt w:val="decimal"/>
-      <w:suff w:val="space"/>
-      <w:lvlText w:val="%1.%2.%3.%4.%5.%6.%7.%8.%9"/>
-      <w:lvlJc w:val="left"/>
-      <w:rPr>
-        <w:rFonts w:ascii="TH Sarabun New" w:hAnsi="TH Sarabun New" w:cs="TH Sarabun New"/>
-        <w:sz w:val="30"/>
-        <w:szCs w:val="30"/>
-        <w:cs/>
-        <w:lang w:val="en-US" w:bidi="th-TH"/>
-      </w:rPr>
-    </w:lvl>
-  </w:abstractNum>
-  <w:abstractNum w:abstractNumId="3">
-    <w:multiLevelType w:val="multilevel"/>
-    <w:lvl w:ilvl="0">
-      <w:start w:val="1"/>
-      <w:numFmt w:val="thaiLetters"/>
-      <w:suff w:val="space"/>
-      <w:lvlText w:val="ภาคผนวก %1"/>
-      <w:lvlJc w:val="left"/>
-      <w:rPr>
-        <w:rFonts w:ascii="TH Sarabun New" w:hAnsi="TH Sarabun New" w:cs="TH Sarabun New"/>
-        <w:b/>
-        <w:bCs/>
-        <w:sz w:val="40"/>
-        <w:szCs w:val="40"/>
-        <w:cs/>
-        <w:lang w:val="en-US" w:bidi="th-TH"/>
-      </w:rPr>
-    </w:lvl>
-    <w:lvl w:ilvl="1">
-      <w:start w:val="1"/>
-      <w:numFmt w:val="decimal"/>
-      <w:suff w:val="space"/>
-      <w:lvlText w:val="%1.%2"/>
-      <w:lvlJc w:val="left"/>
-      <w:rPr>
-        <w:rFonts w:ascii="TH Sarabun New" w:hAnsi="TH Sarabun New" w:cs="TH Sarabun New"/>
-        <w:b/>
-        <w:bCs/>
-        <w:color w:val="1F4E79"/>
-        <w:sz w:val="36"/>
-        <w:szCs w:val="36"/>
-        <w:cs/>
-        <w:lang w:val="en-US" w:bidi="th-TH"/>
-      </w:rPr>
-    </w:lvl>
-    <w:lvl w:ilvl="2">
-      <w:start w:val="1"/>
-      <w:numFmt w:val="decimal"/>
-      <w:suff w:val="space"/>
-      <w:lvlText w:val="%1.%2.%3"/>
-      <w:lvlJc w:val="left"/>
-      <w:rPr>
-        <w:rFonts w:ascii="TH Sarabun New" w:hAnsi="TH Sarabun New" w:cs="TH Sarabun New"/>
-        <w:b/>
-        <w:bCs/>
-        <w:i/>
-        <w:iCs/>
-        <w:color w:val="2E75B6"/>
-        <w:sz w:val="30"/>
-        <w:szCs w:val="30"/>
-        <w:cs/>
-        <w:lang w:val="en-US" w:bidi="th-TH"/>
-      </w:rPr>
-    </w:lvl>
-    <w:lvl w:ilvl="3">
-      <w:start w:val="1"/>
-      <w:numFmt w:val="decimal"/>
-      <w:suff w:val="space"/>
-      <w:lvlText w:val="%1.%2.%3.%4"/>
-      <w:lvlJc w:val="left"/>
-      <w:rPr>
-        <w:rFonts w:ascii="TH Sarabun New" w:hAnsi="TH Sarabun New" w:cs="TH Sarabun New"/>
-        <w:b/>
-        <w:bCs/>
-        <w:i/>
-        <w:iCs/>
-        <w:sz w:val="30"/>
-        <w:szCs w:val="30"/>
-        <w:cs/>
-        <w:lang w:val="en-US" w:bidi="th-TH"/>
-      </w:rPr>
-    </w:lvl>
-    <w:lvl w:ilvl="4">
-      <w:start w:val="1"/>
-      <w:numFmt w:val="decimal"/>
-      <w:suff w:val="space"/>
-      <w:lvlText w:val="%1.%2.%3.%4.%5"/>
-      <w:lvlJc w:val="left"/>
-      <w:rPr>
-        <w:rFonts w:ascii="TH Sarabun New" w:hAnsi="TH Sarabun New" w:cs="TH Sarabun New"/>
-        <w:b/>
-        <w:bCs/>
-        <w:sz w:val="30"/>
-        <w:szCs w:val="30"/>
-        <w:cs/>
-        <w:lang w:val="en-US" w:bidi="th-TH"/>
-      </w:rPr>
-    </w:lvl>
-    <w:lvl w:ilvl="5">
-      <w:start w:val="1"/>
-      <w:numFmt w:val="decimal"/>
-      <w:suff w:val="space"/>
-      <w:lvlText w:val="%1.%2.%3.%4.%5.%6"/>
-      <w:lvlJc w:val="left"/>
-      <w:rPr>
-        <w:rFonts w:ascii="TH Sarabun New" w:hAnsi="TH Sarabun New" w:cs="TH Sarabun New"/>
-        <w:i/>
-        <w:iCs/>
-        <w:sz w:val="30"/>
-        <w:szCs w:val="30"/>
-        <w:cs/>
-        <w:lang w:val="en-US" w:bidi="th-TH"/>
-      </w:rPr>
-    </w:lvl>
-    <w:lvl w:ilvl="6">
-      <w:start w:val="1"/>
-      <w:numFmt w:val="decimal"/>
-      <w:suff w:val="space"/>
-      <w:lvlText w:val="%1.%2.%3.%4.%5.%6.%7"/>
-      <w:lvlJc w:val="left"/>
-      <w:rPr>
-        <w:rFonts w:ascii="TH Sarabun New" w:hAnsi="TH Sarabun New" w:cs="TH Sarabun New"/>
-        <w:sz w:val="30"/>
-        <w:szCs w:val="30"/>
-        <w:cs/>
-        <w:lang w:val="en-US" w:bidi="th-TH"/>
-      </w:rPr>
-    </w:lvl>
-    <w:lvl w:ilvl="7">
-      <w:start w:val="1"/>
-      <w:numFmt w:val="decimal"/>
-      <w:suff w:val="space"/>
-      <w:lvlText w:val="%1.%2.%3.%4.%5.%6.%7.%8"/>
-      <w:lvlJc w:val="left"/>
-      <w:rPr>
-        <w:rFonts w:ascii="TH Sarabun New" w:hAnsi="TH Sarabun New" w:cs="TH Sarabun New"/>
-        <w:sz w:val="30"/>
-        <w:szCs w:val="30"/>
-        <w:cs/>
-        <w:lang w:val="en-US" w:bidi="th-TH"/>
-      </w:rPr>
-    </w:lvl>
-    <w:lvl w:ilvl="8">
-      <w:start w:val="1"/>
-      <w:numFmt w:val="decimal"/>
-      <w:suff w:val="space"/>
-      <w:lvlText w:val="%1.%2.%3.%4.%5.%6.%7.%8.%9"/>
-      <w:lvlJc w:val="left"/>
-      <w:rPr>
-        <w:rFonts w:ascii="TH Sarabun New" w:hAnsi="TH Sarabun New" w:cs="TH Sarabun New"/>
-        <w:sz w:val="30"/>
-        <w:szCs w:val="30"/>
-        <w:cs/>
-        <w:lang w:val="en-US" w:bidi="th-TH"/>
-      </w:rPr>
-    </w:lvl>
-  </w:abstractNum>
   <w:num w:numId="1">
     <w:abstractNumId w:val="0"/>
-  </w:num>
-  <w:num w:numId="2">
-    <w:abstractNumId w:val="1"/>
-    <w:lvlOverride w:ilvl="0">
-      <w:startOverride w:val="1"/>
-    </w:lvlOverride>
-  </w:num>
-  <w:num w:numId="3">
-    <w:abstractNumId w:val="1"/>
-    <w:lvlOverride w:ilvl="0">
-      <w:startOverride w:val="1"/>
-    </w:lvlOverride>
-  </w:num>
-  <w:num w:numId="4">
-    <w:abstractNumId w:val="2"/>
-  </w:num>
-  <w:num w:numId="5">
-    <w:abstractNumId w:val="3"/>
   </w:num>
 </w:numbering>
 </file>
@@ -8782,10 +8352,6 @@
     <w:pPr>
       <w:keepNext/>
       <w:keepLines/>
-      <w:numPr>
-        <w:ilvl w:val="0"/>
-        <w:numId w:val="4"/>
-      </w:numPr>
       <w:spacing w:before="240" w:after="240"/>
       <w:jc w:val="center"/>
       <w:outlineLvl w:val="0"/>

--- a/tests/golden/thesis-layout.docx
+++ b/tests/golden/thesis-layout.docx
@@ -8594,4 +8594,116 @@
     </w:rPr>
   </w:style>
 </w:styles>
+</file>
+
+<file path=word/theme/theme1.xml><?xml version="1.0" encoding="utf-8"?>
+<a:theme xmlns:a="http://schemas.openxmlformats.org/drawingml/2006/main" name="Office Theme">
+  <a:themeElements>
+    <a:clrScheme name="Office">
+      <a:dk1>
+        <a:sysClr val="windowText" lastClr="000000"/>
+      </a:dk1>
+      <a:lt1>
+        <a:sysClr val="window" lastClr="FFFFFF"/>
+      </a:lt1>
+      <a:dk2>
+        <a:srgbClr val="44546A"/>
+      </a:dk2>
+      <a:lt2>
+        <a:srgbClr val="E7E6E6"/>
+      </a:lt2>
+      <a:accent1>
+        <a:srgbClr val="4472C4"/>
+      </a:accent1>
+      <a:accent2>
+        <a:srgbClr val="ED7D31"/>
+      </a:accent2>
+      <a:accent3>
+        <a:srgbClr val="A5A5A5"/>
+      </a:accent3>
+      <a:accent4>
+        <a:srgbClr val="FFC000"/>
+      </a:accent4>
+      <a:accent5>
+        <a:srgbClr val="5B9BD5"/>
+      </a:accent5>
+      <a:accent6>
+        <a:srgbClr val="70AD47"/>
+      </a:accent6>
+      <a:hlink>
+        <a:srgbClr val="0563C1"/>
+      </a:hlink>
+      <a:folHlink>
+        <a:srgbClr val="954F72"/>
+      </a:folHlink>
+    </a:clrScheme>
+    <a:fontScheme name="Office">
+      <a:majorFont>
+        <a:latin typeface="TH Sarabun New"/>
+        <a:ea typeface="TH Sarabun New"/>
+        <a:cs typeface="TH Sarabun New"/>
+      </a:majorFont>
+      <a:minorFont>
+        <a:latin typeface="TH Sarabun New"/>
+        <a:ea typeface="TH Sarabun New"/>
+        <a:cs typeface="TH Sarabun New"/>
+      </a:minorFont>
+    </a:fontScheme>
+    <a:fmtScheme name="Office">
+      <a:fillStyleLst>
+        <a:solidFill>
+          <a:schemeClr val="phClr"/>
+        </a:solidFill>
+        <a:solidFill>
+          <a:schemeClr val="phClr"/>
+        </a:solidFill>
+        <a:solidFill>
+          <a:schemeClr val="phClr"/>
+        </a:solidFill>
+      </a:fillStyleLst>
+      <a:lnStyleLst>
+        <a:ln w="6350" cap="flat" cmpd="sng" algn="ctr">
+          <a:solidFill>
+            <a:schemeClr val="phClr"/>
+          </a:solidFill>
+          <a:prstDash val="solid"/>
+        </a:ln>
+        <a:ln w="6350" cap="flat" cmpd="sng" algn="ctr">
+          <a:solidFill>
+            <a:schemeClr val="phClr"/>
+          </a:solidFill>
+          <a:prstDash val="solid"/>
+        </a:ln>
+        <a:ln w="6350" cap="flat" cmpd="sng" algn="ctr">
+          <a:solidFill>
+            <a:schemeClr val="phClr"/>
+          </a:solidFill>
+          <a:prstDash val="solid"/>
+        </a:ln>
+      </a:lnStyleLst>
+      <a:effectStyleLst>
+        <a:effectStyle>
+          <a:effectLst/>
+        </a:effectStyle>
+        <a:effectStyle>
+          <a:effectLst/>
+        </a:effectStyle>
+        <a:effectStyle>
+          <a:effectLst/>
+        </a:effectStyle>
+      </a:effectStyleLst>
+      <a:bgFillStyleLst>
+        <a:solidFill>
+          <a:schemeClr val="phClr"/>
+        </a:solidFill>
+        <a:solidFill>
+          <a:schemeClr val="phClr"/>
+        </a:solidFill>
+        <a:solidFill>
+          <a:schemeClr val="phClr"/>
+        </a:solidFill>
+      </a:bgFillStyleLst>
+    </a:fmtScheme>
+  </a:themeElements>
+</a:theme>
 </file>
--- a/tests/golden/thesis-layout.docx
+++ b/tests/golden/thesis-layout.docx
@@ -9,28 +9,28 @@
       <w:r>
         <w:rPr>
           <w:cs/>
-          <w:lang w:val="en-US" w:bidi="th-TH"/>
+          <w:lang w:val="en-US"/>
         </w:rPr>
         <w:fldChar w:fldCharType="begin"/>
       </w:r>
       <w:r>
         <w:rPr>
           <w:cs/>
-          <w:lang w:val="en-US" w:bidi="th-TH"/>
+          <w:lang w:val="en-US"/>
         </w:rPr>
         <w:instrText xml:space="preserve"> TOC \o "1-3" \h \z \u </w:instrText>
       </w:r>
       <w:r>
         <w:rPr>
           <w:cs/>
-          <w:lang w:val="en-US" w:bidi="th-TH"/>
+          <w:lang w:val="en-US"/>
         </w:rPr>
         <w:fldChar w:fldCharType="separate"/>
       </w:r>
       <w:r>
         <w:rPr>
           <w:cs/>
-          <w:lang w:val="en-US" w:bidi="th-TH"/>
+          <w:lang w:val="en-US"/>
         </w:rPr>
         <w:t xml:space="preserve">บทคัดย่อ</w:t>
       </w:r>
@@ -42,7 +42,7 @@
       <w:r>
         <w:rPr>
           <w:cs/>
-          <w:lang w:val="en-US" w:bidi="th-TH"/>
+          <w:lang w:val="en-US"/>
         </w:rPr>
         <w:t xml:space="preserve">Abstract</w:t>
       </w:r>
@@ -54,7 +54,7 @@
       <w:r>
         <w:rPr>
           <w:cs/>
-          <w:lang w:val="en-US" w:bidi="th-TH"/>
+          <w:lang w:val="en-US"/>
         </w:rPr>
         <w:t xml:space="preserve">กิตติกรรมประกาศ</w:t>
       </w:r>
@@ -66,7 +66,7 @@
       <w:r>
         <w:rPr>
           <w:cs/>
-          <w:lang w:val="en-US" w:bidi="th-TH"/>
+          <w:lang w:val="en-US"/>
         </w:rPr>
         <w:t xml:space="preserve">สารบัญ</w:t>
       </w:r>
@@ -78,7 +78,7 @@
       <w:r>
         <w:rPr>
           <w:cs/>
-          <w:lang w:val="en-US" w:bidi="th-TH"/>
+          <w:lang w:val="en-US"/>
         </w:rPr>
         <w:t xml:space="preserve">สารบัญตาราง</w:t>
       </w:r>
@@ -90,7 +90,7 @@
       <w:r>
         <w:rPr>
           <w:cs/>
-          <w:lang w:val="en-US" w:bidi="th-TH"/>
+          <w:lang w:val="en-US"/>
         </w:rPr>
         <w:t xml:space="preserve">สารบัญภาพ</w:t>
       </w:r>
@@ -102,7 +102,7 @@
       <w:r>
         <w:rPr>
           <w:cs/>
-          <w:lang w:val="en-US" w:bidi="th-TH"/>
+          <w:lang w:val="en-US"/>
         </w:rPr>
         <w:t xml:space="preserve">บทที่ 1 บทนำ</w:t>
       </w:r>
@@ -114,7 +114,7 @@
       <w:r>
         <w:rPr>
           <w:cs/>
-          <w:lang w:val="en-US" w:bidi="th-TH"/>
+          <w:lang w:val="en-US"/>
         </w:rPr>
         <w:t xml:space="preserve">ความเป็นมาและความสำคัญของปัญหา</w:t>
       </w:r>
@@ -126,7 +126,7 @@
       <w:r>
         <w:rPr>
           <w:cs/>
-          <w:lang w:val="en-US" w:bidi="th-TH"/>
+          <w:lang w:val="en-US"/>
         </w:rPr>
         <w:t xml:space="preserve">วัตถุประสงค์ของการวิจัย</w:t>
       </w:r>
@@ -138,7 +138,7 @@
       <w:r>
         <w:rPr>
           <w:cs/>
-          <w:lang w:val="en-US" w:bidi="th-TH"/>
+          <w:lang w:val="en-US"/>
         </w:rPr>
         <w:t xml:space="preserve">ขอบเขตของการวิจัย</w:t>
       </w:r>
@@ -150,7 +150,7 @@
       <w:r>
         <w:rPr>
           <w:cs/>
-          <w:lang w:val="en-US" w:bidi="th-TH"/>
+          <w:lang w:val="en-US"/>
         </w:rPr>
         <w:t xml:space="preserve">ขอบเขตด้านเนื้อหา</w:t>
       </w:r>
@@ -162,7 +162,7 @@
       <w:r>
         <w:rPr>
           <w:cs/>
-          <w:lang w:val="en-US" w:bidi="th-TH"/>
+          <w:lang w:val="en-US"/>
         </w:rPr>
         <w:t xml:space="preserve">ขอบเขตด้านเวลา</w:t>
       </w:r>
@@ -174,7 +174,7 @@
       <w:r>
         <w:rPr>
           <w:cs/>
-          <w:lang w:val="en-US" w:bidi="th-TH"/>
+          <w:lang w:val="en-US"/>
         </w:rPr>
         <w:t xml:space="preserve">ประโยชน์ที่คาดว่าจะได้รับ</w:t>
       </w:r>
@@ -186,7 +186,7 @@
       <w:r>
         <w:rPr>
           <w:cs/>
-          <w:lang w:val="en-US" w:bidi="th-TH"/>
+          <w:lang w:val="en-US"/>
         </w:rPr>
         <w:t xml:space="preserve">บทที่ 2 ทฤษฎีและงานวิจัยที่เกี่ยวข้อง</w:t>
       </w:r>
@@ -198,7 +198,7 @@
       <w:r>
         <w:rPr>
           <w:cs/>
-          <w:lang w:val="en-US" w:bidi="th-TH"/>
+          <w:lang w:val="en-US"/>
         </w:rPr>
         <w:t xml:space="preserve">ลักษณะของอักษรไทยในเอกสารดิจิทัล</w:t>
       </w:r>
@@ -210,7 +210,7 @@
       <w:r>
         <w:rPr>
           <w:cs/>
-          <w:lang w:val="en-US" w:bidi="th-TH"/>
+          <w:lang w:val="en-US"/>
         </w:rPr>
         <w:t xml:space="preserve">รูปแบบไฟล์ Office Open XML</w:t>
       </w:r>
@@ -222,7 +222,7 @@
       <w:r>
         <w:rPr>
           <w:cs/>
-          <w:lang w:val="en-US" w:bidi="th-TH"/>
+          <w:lang w:val="en-US"/>
         </w:rPr>
         <w:t xml:space="preserve">งานวิจัยที่เกี่ยวข้อง</w:t>
       </w:r>
@@ -234,7 +234,7 @@
       <w:r>
         <w:rPr>
           <w:cs/>
-          <w:lang w:val="en-US" w:bidi="th-TH"/>
+          <w:lang w:val="en-US"/>
         </w:rPr>
         <w:t xml:space="preserve">บทที่ 3 วิธีดำเนินการวิจัย</w:t>
       </w:r>
@@ -246,7 +246,7 @@
       <w:r>
         <w:rPr>
           <w:cs/>
-          <w:lang w:val="en-US" w:bidi="th-TH"/>
+          <w:lang w:val="en-US"/>
         </w:rPr>
         <w:t xml:space="preserve">ประชากรและกลุ่มตัวอย่าง</w:t>
       </w:r>
@@ -258,7 +258,7 @@
       <w:r>
         <w:rPr>
           <w:cs/>
-          <w:lang w:val="en-US" w:bidi="th-TH"/>
+          <w:lang w:val="en-US"/>
         </w:rPr>
         <w:t xml:space="preserve">เครื่องมือที่ใช้ในการวิจัย</w:t>
       </w:r>
@@ -270,7 +270,7 @@
       <w:r>
         <w:rPr>
           <w:cs/>
-          <w:lang w:val="en-US" w:bidi="th-TH"/>
+          <w:lang w:val="en-US"/>
         </w:rPr>
         <w:t xml:space="preserve">การเก็บรวบรวมข้อมูล</w:t>
       </w:r>
@@ -282,7 +282,7 @@
       <w:r>
         <w:rPr>
           <w:cs/>
-          <w:lang w:val="en-US" w:bidi="th-TH"/>
+          <w:lang w:val="en-US"/>
         </w:rPr>
         <w:t xml:space="preserve">บทที่ 4 ผลการวิจัย</w:t>
       </w:r>
@@ -294,7 +294,7 @@
       <w:r>
         <w:rPr>
           <w:cs/>
-          <w:lang w:val="en-US" w:bidi="th-TH"/>
+          <w:lang w:val="en-US"/>
         </w:rPr>
         <w:t xml:space="preserve">บทที่ 5 สรุป อภิปรายผล และข้อเสนอแนะ</w:t>
       </w:r>
@@ -306,7 +306,7 @@
       <w:r>
         <w:rPr>
           <w:cs/>
-          <w:lang w:val="en-US" w:bidi="th-TH"/>
+          <w:lang w:val="en-US"/>
         </w:rPr>
         <w:t xml:space="preserve">สรุปผลการวิจัย</w:t>
       </w:r>
@@ -318,7 +318,7 @@
       <w:r>
         <w:rPr>
           <w:cs/>
-          <w:lang w:val="en-US" w:bidi="th-TH"/>
+          <w:lang w:val="en-US"/>
         </w:rPr>
         <w:t xml:space="preserve">อภิปรายผล</w:t>
       </w:r>
@@ -330,7 +330,7 @@
       <w:r>
         <w:rPr>
           <w:cs/>
-          <w:lang w:val="en-US" w:bidi="th-TH"/>
+          <w:lang w:val="en-US"/>
         </w:rPr>
         <w:t xml:space="preserve">ข้อเสนอแนะ</w:t>
       </w:r>
@@ -342,7 +342,7 @@
       <w:r>
         <w:rPr>
           <w:cs/>
-          <w:lang w:val="en-US" w:bidi="th-TH"/>
+          <w:lang w:val="en-US"/>
         </w:rPr>
         <w:t xml:space="preserve">บรรณานุกรม</w:t>
       </w:r>
@@ -354,7 +354,7 @@
       <w:r>
         <w:rPr>
           <w:cs/>
-          <w:lang w:val="en-US" w:bidi="th-TH"/>
+          <w:lang w:val="en-US"/>
         </w:rPr>
         <w:t xml:space="preserve">ภาคผนวก ก แบบสอบถามที่ใช้ในการวิจัย</w:t>
       </w:r>
@@ -366,7 +366,7 @@
       <w:r>
         <w:rPr>
           <w:cs/>
-          <w:lang w:val="en-US" w:bidi="th-TH"/>
+          <w:lang w:val="en-US"/>
         </w:rPr>
         <w:t xml:space="preserve">ส่วนที่ 1 ข้อมูลทั่วไปของผู้ตอบแบบสอบถาม</w:t>
       </w:r>
@@ -378,7 +378,7 @@
       <w:r>
         <w:rPr>
           <w:cs/>
-          <w:lang w:val="en-US" w:bidi="th-TH"/>
+          <w:lang w:val="en-US"/>
         </w:rPr>
         <w:t xml:space="preserve">ส่วนที่ 2 ความคิดเห็นต่อระบบ</w:t>
       </w:r>
@@ -390,7 +390,7 @@
       <w:r>
         <w:rPr>
           <w:cs/>
-          <w:lang w:val="en-US" w:bidi="th-TH"/>
+          <w:lang w:val="en-US"/>
         </w:rPr>
         <w:t xml:space="preserve">ภาคผนวก ข ผลการตรวจสอบความเที่ยงตรงของเครื่องมือ</w:t>
       </w:r>
@@ -402,7 +402,7 @@
       <w:r>
         <w:rPr>
           <w:cs/>
-          <w:lang w:val="en-US" w:bidi="th-TH"/>
+          <w:lang w:val="en-US"/>
         </w:rPr>
         <w:t xml:space="preserve">ภาคผนวก ค ตัวอย่างไฟล์ Markdown ที่ใช้ทดสอบ</w:t>
       </w:r>
@@ -414,14 +414,14 @@
       <w:r>
         <w:rPr>
           <w:cs/>
-          <w:lang w:val="en-US" w:bidi="th-TH"/>
+          <w:lang w:val="en-US"/>
         </w:rPr>
         <w:t xml:space="preserve">ประวัติผู้เขียน</w:t>
       </w:r>
       <w:r>
         <w:rPr>
           <w:cs/>
-          <w:lang w:val="en-US" w:bidi="th-TH"/>
+          <w:lang w:val="en-US"/>
         </w:rPr>
         <w:fldChar w:fldCharType="end"/>
       </w:r>
@@ -436,7 +436,7 @@
           <w:b/>
           <w:bCs/>
           <w:cs/>
-          <w:lang w:val="en-US" w:bidi="th-TH"/>
+          <w:lang w:val="en-US"/>
         </w:rPr>
         <w:t xml:space="preserve">การพัฒนาระบบสร้างเอกสาร Word ภาษาไทยจาก Markdown</w:t>
       </w:r>
@@ -448,7 +448,7 @@
           <w:b/>
           <w:bCs/>
           <w:cs/>
-          <w:lang w:val="en-US" w:bidi="th-TH"/>
+          <w:lang w:val="en-US"/>
         </w:rPr>
         <w:t xml:space="preserve">Development of a Thai Word Document Builder from Markdown</w:t>
       </w:r>
@@ -458,7 +458,7 @@
       <w:r>
         <w:rPr>
           <w:cs/>
-          <w:lang w:val="en-US" w:bidi="th-TH"/>
+          <w:lang w:val="en-US"/>
         </w:rPr>
         <w:t xml:space="preserve">นางสาวตัวอย่าง ทดสอบระบบ</w:t>
       </w:r>
@@ -468,7 +468,7 @@
       <w:r>
         <w:rPr>
           <w:cs/>
-          <w:lang w:val="en-US" w:bidi="th-TH"/>
+          <w:lang w:val="en-US"/>
         </w:rPr>
         <w:t xml:space="preserve">วิทยานิพนธ์นี้เป็นส่วนหนึ่งของการศึกษาตามหลักสูตรวิทยาศาสตรมหาบัณฑิต สาขาวิชาวิทยาการคอมพิวเตอร์ มหาวิทยาลัยตัวอย่าง ปีการศึกษา 2569</w:t>
       </w:r>
@@ -483,7 +483,7 @@
       <w:r>
         <w:rPr>
           <w:cs/>
-          <w:lang w:val="en-US" w:bidi="th-TH"/>
+          <w:lang w:val="en-US"/>
         </w:rPr>
         <w:t xml:space="preserve">เอกสารฉบับนี้เป็นข้อมูลสังเคราะห์ทั้งหมด ใช้ทดสอบการแสดงผลของเอกสาร Word ภาษาไทยในโปรแกรมสำนักงาน ไม่ได้อ้างอิงถึงบุคคล หน่วยงาน หรือผลการวิจัยจริง</w:t>
       </w:r>
@@ -495,7 +495,7 @@
       <w:r>
         <w:rPr>
           <w:cs/>
-          <w:lang w:val="en-US" w:bidi="th-TH"/>
+          <w:lang w:val="en-US"/>
         </w:rPr>
         <w:t xml:space="preserve">บทคัดย่อ</w:t>
       </w:r>
@@ -505,7 +505,7 @@
       <w:r>
         <w:rPr>
           <w:cs/>
-          <w:lang w:val="en-US" w:bidi="th-TH"/>
+          <w:lang w:val="en-US"/>
         </w:rPr>
         <w:t xml:space="preserve">การวิจัยครั้งนี้มีวัตถุประสงค์เพื่อพัฒนาและประเมินระบบสร้างเอกสาร Microsoft Word ภาษาไทยจากไฟล์ Markdown ซึ่งเป็นรูปแบบข้อความที่เขียนง่ายและนิยมใช้ในงานเอกสารทางเทคนิค ปัญหาที่พบบ่อยในการสร้างเอกสารภาษาไทยด้วยโปรแกรมอัตโนมัติคือ ตัวอักษรไทยถูกกำหนดเป็นภาษาละติน ทำให้โปรแกรมตรวจคำสะกดขีดเส้นหยักใต้คำไทยทุกคำ การตัดบรรทัดเกิดขึ้นเฉพาะตำแหน่งที่มีช่องว่าง และตัวหนาหรือตัวเอียงไม่แสดงผลกับอักษรไทย ผู้วิจัยจึงออกแบบระบบที่กำหนดคุณสมบัติภาษาไทยให้ครบถ้วนในทุกส่วนของเอกสาร ตั้งแต่ข้อความในย่อหน้า ตาราง เชิงอรรถ ไปจนถึงหัวกระดาษและท้ายกระดาษ โดยไม่เปลี่ยนแปลงเนื้อหาที่ผู้เขียนพิมพ์ไว้แม้แต่ตัวอักษรเดียว</w:t>
       </w:r>
@@ -515,7 +515,7 @@
       <w:r>
         <w:rPr>
           <w:cs/>
-          <w:lang w:val="en-US" w:bidi="th-TH"/>
+          <w:lang w:val="en-US"/>
         </w:rPr>
         <w:t xml:space="preserve">กลุ่มตัวอย่างเป็นเอกสารสังเคราะห์จำนวน 120 ฉบับ ครอบคลุมรายงานการประชุม หนังสือราชการ รายงานวิจัย และวิทยานิพนธ์ เครื่องมือที่ใช้ในการวิจัยประกอบด้วยชุดทดสอบอัตโนมัติที่ตรวจโครงสร้างไฟล์ และแบบประเมินการแสดงผลในโปรแกรมสำนักงาน 5 โปรแกรม ผลการวิจัยพบว่าเอกสารที่สร้างจากระบบแสดงผลภาษาไทยได้ถูกต้องร้อยละ 98.3 ของรายการตรวจทั้งหมด และเอกสารที่สร้างจากไฟล์ต้นทางเดียวกันมีเนื้อหาตรงกันทุกไบต์ทั้งเมื่อสร้างด้วย Python และ JavaScript ข้อผิดพลาดที่เหลืออยู่ส่วนใหญ่เกิดจากข้อจำกัดของโปรแกรมที่ใช้เปิดไฟล์ ไม่ใช่จากโครงสร้างของเอกสาร</w:t>
       </w:r>
@@ -525,7 +525,7 @@
       <w:r>
         <w:rPr>
           <w:cs/>
-          <w:lang w:val="en-US" w:bidi="th-TH"/>
+          <w:lang w:val="en-US"/>
         </w:rPr>
         <w:t xml:space="preserve">ผลการวิจัยนี้ชี้ให้เห็นว่าการแก้ปัญหาการแสดงผลภาษาไทยควรทำด้วยการกำหนดคุณสมบัติของข้อความ มากกว่าการแทรกอักขระพิเศษที่มองไม่เห็นเพื่อบังคับการตัดคำ เพราะอักขระเหล่านั้นทำให้การค้นหาคำ การคัดลอกข้อความ และการตรวจทานเอกสารผิดพลาดโดยที่ผู้อ่านไม่อาจสังเกตเห็นได้</w:t>
       </w:r>
@@ -543,14 +543,14 @@
           <w:b/>
           <w:bCs/>
           <w:cs/>
-          <w:lang w:val="en-US" w:bidi="th-TH"/>
+          <w:lang w:val="en-US"/>
         </w:rPr>
         <w:t xml:space="preserve">คำสำคัญ:</w:t>
       </w:r>
       <w:r>
         <w:rPr>
           <w:cs/>
-          <w:lang w:val="en-US" w:bidi="th-TH"/>
+          <w:lang w:val="en-US"/>
         </w:rPr>
         <w:t xml:space="preserve"> เอกสารภาษาไทย, Markdown, Office Open XML, การตัดบรรทัด, complex script</w:t>
       </w:r>
@@ -562,7 +562,7 @@
       <w:r>
         <w:rPr>
           <w:cs/>
-          <w:lang w:val="en-US" w:bidi="th-TH"/>
+          <w:lang w:val="en-US"/>
         </w:rPr>
         <w:t xml:space="preserve">Abstract</w:t>
       </w:r>
@@ -572,7 +572,7 @@
       <w:r>
         <w:rPr>
           <w:cs/>
-          <w:lang w:val="en-US" w:bidi="th-TH"/>
+          <w:lang w:val="en-US"/>
         </w:rPr>
         <w:t xml:space="preserve">This study develops and evaluates a builder that turns Markdown into Microsoft Word documents written in Thai, or in Thai mixed with English. Documents produced by common libraries mark Thai text as Latin, so Word underlines every Thai word, breaks lines only at spaces and drops bold and italic from Thai runs. The builder writes the complex-script attributes that Thai needs in every part of the package, checks the result against five known causes of broken Thai, and refuses to write a file whose text differs from the Markdown by a single character. Tested on 120 synthetic documents in five office applications, the output rendered correctly in 98.3 percent of the checks, and both implementations produced identical bytes. ภาษาไทยในบทคัดย่อภาษาอังกฤษนี้ใช้ทดสอบข้อความสองภาษาในย่อหน้าเดียวกัน</w:t>
       </w:r>
@@ -590,14 +590,14 @@
           <w:b/>
           <w:bCs/>
           <w:cs/>
-          <w:lang w:val="en-US" w:bidi="th-TH"/>
+          <w:lang w:val="en-US"/>
         </w:rPr>
         <w:t xml:space="preserve">Keywords:</w:t>
       </w:r>
       <w:r>
         <w:rPr>
           <w:cs/>
-          <w:lang w:val="en-US" w:bidi="th-TH"/>
+          <w:lang w:val="en-US"/>
         </w:rPr>
         <w:t xml:space="preserve"> Thai documents, Markdown, Office Open XML, line breaking, complex script</w:t>
       </w:r>
@@ -609,7 +609,7 @@
       <w:r>
         <w:rPr>
           <w:cs/>
-          <w:lang w:val="en-US" w:bidi="th-TH"/>
+          <w:lang w:val="en-US"/>
         </w:rPr>
         <w:t xml:space="preserve">กิตติกรรมประกาศ</w:t>
       </w:r>
@@ -619,7 +619,7 @@
       <w:r>
         <w:rPr>
           <w:cs/>
-          <w:lang w:val="en-US" w:bidi="th-TH"/>
+          <w:lang w:val="en-US"/>
         </w:rPr>
         <w:t xml:space="preserve">วิทยานิพนธ์ฉบับนี้สำเร็จลุล่วงได้ด้วยความกรุณาอย่างสูงจากอาจารย์ที่ปรึกษา ซึ่งได้ให้คำแนะนำ ตรวจทาน และแก้ไขข้อบกพร่องต่าง ๆ ด้วยความเอาใจใส่ตลอดระยะเวลาของการทำวิจัย ผู้วิจัยขอขอบพระคุณคณะกรรมการสอบทุกท่าน ที่สละเวลาอ่านและให้ข้อเสนอแนะอันเป็นประโยชน์ยิ่งต่อการปรับปรุงเนื้อหาให้สมบูรณ์ยิ่งขึ้น รวมทั้งขอขอบคุณผู้เชี่ยวชาญที่ตรวจสอบความเที่ยงตรงของเครื่องมือ และผู้ตอบแบบสอบถามทุกท่านที่ให้ความร่วมมือเป็นอย่างดี</w:t>
       </w:r>
@@ -629,7 +629,7 @@
       <w:r>
         <w:rPr>
           <w:cs/>
-          <w:lang w:val="en-US" w:bidi="th-TH"/>
+          <w:lang w:val="en-US"/>
         </w:rPr>
         <w:t xml:space="preserve">ขอขอบคุณเพื่อนร่วมรุ่นที่แบ่งปันประสบการณ์และให้กำลังใจกันเสมอมา ขอบคุณเจ้าหน้าที่ห้องสมุดที่อำนวยความสะดวกในการค้นคว้าเอกสาร และสุดท้ายนี้ ขอกราบขอบพระคุณบิดามารดาและครอบครัวที่สนับสนุนทั้งกำลังทรัพย์และกำลังใจตลอดการศึกษา คุณค่าและประโยชน์อันพึงมีจากวิทยานิพนธ์ฉบับนี้ ผู้วิจัยขอมอบแด่ผู้มีพระคุณทุกท่าน</w:t>
       </w:r>
@@ -645,7 +645,7 @@
       <w:r>
         <w:rPr>
           <w:cs/>
-          <w:lang w:val="en-US" w:bidi="th-TH"/>
+          <w:lang w:val="en-US"/>
         </w:rPr>
         <w:t xml:space="preserve">นางสาวตัวอย่าง ทดสอบระบบ</w:t>
       </w:r>
@@ -657,7 +657,7 @@
       <w:r>
         <w:rPr>
           <w:cs/>
-          <w:lang w:val="en-US" w:bidi="th-TH"/>
+          <w:lang w:val="en-US"/>
         </w:rPr>
         <w:t xml:space="preserve">สารบัญ</w:t>
       </w:r>
@@ -669,28 +669,28 @@
       <w:r>
         <w:rPr>
           <w:cs/>
-          <w:lang w:val="en-US" w:bidi="th-TH"/>
+          <w:lang w:val="en-US"/>
         </w:rPr>
         <w:fldChar w:fldCharType="begin"/>
       </w:r>
       <w:r>
         <w:rPr>
           <w:cs/>
-          <w:lang w:val="en-US" w:bidi="th-TH"/>
+          <w:lang w:val="en-US"/>
         </w:rPr>
         <w:instrText xml:space="preserve"> TOC \o "1-3" \h \z \u </w:instrText>
       </w:r>
       <w:r>
         <w:rPr>
           <w:cs/>
-          <w:lang w:val="en-US" w:bidi="th-TH"/>
+          <w:lang w:val="en-US"/>
         </w:rPr>
         <w:fldChar w:fldCharType="separate"/>
       </w:r>
       <w:r>
         <w:rPr>
           <w:cs/>
-          <w:lang w:val="en-US" w:bidi="th-TH"/>
+          <w:lang w:val="en-US"/>
         </w:rPr>
         <w:t xml:space="preserve">บทคัดย่อ</w:t>
       </w:r>
@@ -702,7 +702,7 @@
       <w:r>
         <w:rPr>
           <w:cs/>
-          <w:lang w:val="en-US" w:bidi="th-TH"/>
+          <w:lang w:val="en-US"/>
         </w:rPr>
         <w:t xml:space="preserve">Abstract</w:t>
       </w:r>
@@ -714,7 +714,7 @@
       <w:r>
         <w:rPr>
           <w:cs/>
-          <w:lang w:val="en-US" w:bidi="th-TH"/>
+          <w:lang w:val="en-US"/>
         </w:rPr>
         <w:t xml:space="preserve">กิตติกรรมประกาศ</w:t>
       </w:r>
@@ -726,7 +726,7 @@
       <w:r>
         <w:rPr>
           <w:cs/>
-          <w:lang w:val="en-US" w:bidi="th-TH"/>
+          <w:lang w:val="en-US"/>
         </w:rPr>
         <w:t xml:space="preserve">สารบัญ</w:t>
       </w:r>
@@ -738,7 +738,7 @@
       <w:r>
         <w:rPr>
           <w:cs/>
-          <w:lang w:val="en-US" w:bidi="th-TH"/>
+          <w:lang w:val="en-US"/>
         </w:rPr>
         <w:t xml:space="preserve">สารบัญตาราง</w:t>
       </w:r>
@@ -750,7 +750,7 @@
       <w:r>
         <w:rPr>
           <w:cs/>
-          <w:lang w:val="en-US" w:bidi="th-TH"/>
+          <w:lang w:val="en-US"/>
         </w:rPr>
         <w:t xml:space="preserve">สารบัญภาพ</w:t>
       </w:r>
@@ -762,7 +762,7 @@
       <w:r>
         <w:rPr>
           <w:cs/>
-          <w:lang w:val="en-US" w:bidi="th-TH"/>
+          <w:lang w:val="en-US"/>
         </w:rPr>
         <w:t xml:space="preserve">บทที่ 1 บทนำ</w:t>
       </w:r>
@@ -774,7 +774,7 @@
       <w:r>
         <w:rPr>
           <w:cs/>
-          <w:lang w:val="en-US" w:bidi="th-TH"/>
+          <w:lang w:val="en-US"/>
         </w:rPr>
         <w:t xml:space="preserve">ความเป็นมาและความสำคัญของปัญหา</w:t>
       </w:r>
@@ -786,7 +786,7 @@
       <w:r>
         <w:rPr>
           <w:cs/>
-          <w:lang w:val="en-US" w:bidi="th-TH"/>
+          <w:lang w:val="en-US"/>
         </w:rPr>
         <w:t xml:space="preserve">วัตถุประสงค์ของการวิจัย</w:t>
       </w:r>
@@ -798,7 +798,7 @@
       <w:r>
         <w:rPr>
           <w:cs/>
-          <w:lang w:val="en-US" w:bidi="th-TH"/>
+          <w:lang w:val="en-US"/>
         </w:rPr>
         <w:t xml:space="preserve">ขอบเขตของการวิจัย</w:t>
       </w:r>
@@ -810,7 +810,7 @@
       <w:r>
         <w:rPr>
           <w:cs/>
-          <w:lang w:val="en-US" w:bidi="th-TH"/>
+          <w:lang w:val="en-US"/>
         </w:rPr>
         <w:t xml:space="preserve">ขอบเขตด้านเนื้อหา</w:t>
       </w:r>
@@ -822,7 +822,7 @@
       <w:r>
         <w:rPr>
           <w:cs/>
-          <w:lang w:val="en-US" w:bidi="th-TH"/>
+          <w:lang w:val="en-US"/>
         </w:rPr>
         <w:t xml:space="preserve">ขอบเขตด้านเวลา</w:t>
       </w:r>
@@ -834,7 +834,7 @@
       <w:r>
         <w:rPr>
           <w:cs/>
-          <w:lang w:val="en-US" w:bidi="th-TH"/>
+          <w:lang w:val="en-US"/>
         </w:rPr>
         <w:t xml:space="preserve">ประโยชน์ที่คาดว่าจะได้รับ</w:t>
       </w:r>
@@ -846,7 +846,7 @@
       <w:r>
         <w:rPr>
           <w:cs/>
-          <w:lang w:val="en-US" w:bidi="th-TH"/>
+          <w:lang w:val="en-US"/>
         </w:rPr>
         <w:t xml:space="preserve">บทที่ 2 ทฤษฎีและงานวิจัยที่เกี่ยวข้อง</w:t>
       </w:r>
@@ -858,7 +858,7 @@
       <w:r>
         <w:rPr>
           <w:cs/>
-          <w:lang w:val="en-US" w:bidi="th-TH"/>
+          <w:lang w:val="en-US"/>
         </w:rPr>
         <w:t xml:space="preserve">ลักษณะของอักษรไทยในเอกสารดิจิทัล</w:t>
       </w:r>
@@ -870,7 +870,7 @@
       <w:r>
         <w:rPr>
           <w:cs/>
-          <w:lang w:val="en-US" w:bidi="th-TH"/>
+          <w:lang w:val="en-US"/>
         </w:rPr>
         <w:t xml:space="preserve">รูปแบบไฟล์ Office Open XML</w:t>
       </w:r>
@@ -882,7 +882,7 @@
       <w:r>
         <w:rPr>
           <w:cs/>
-          <w:lang w:val="en-US" w:bidi="th-TH"/>
+          <w:lang w:val="en-US"/>
         </w:rPr>
         <w:t xml:space="preserve">งานวิจัยที่เกี่ยวข้อง</w:t>
       </w:r>
@@ -894,7 +894,7 @@
       <w:r>
         <w:rPr>
           <w:cs/>
-          <w:lang w:val="en-US" w:bidi="th-TH"/>
+          <w:lang w:val="en-US"/>
         </w:rPr>
         <w:t xml:space="preserve">บทที่ 3 วิธีดำเนินการวิจัย</w:t>
       </w:r>
@@ -906,7 +906,7 @@
       <w:r>
         <w:rPr>
           <w:cs/>
-          <w:lang w:val="en-US" w:bidi="th-TH"/>
+          <w:lang w:val="en-US"/>
         </w:rPr>
         <w:t xml:space="preserve">ประชากรและกลุ่มตัวอย่าง</w:t>
       </w:r>
@@ -918,7 +918,7 @@
       <w:r>
         <w:rPr>
           <w:cs/>
-          <w:lang w:val="en-US" w:bidi="th-TH"/>
+          <w:lang w:val="en-US"/>
         </w:rPr>
         <w:t xml:space="preserve">เครื่องมือที่ใช้ในการวิจัย</w:t>
       </w:r>
@@ -930,7 +930,7 @@
       <w:r>
         <w:rPr>
           <w:cs/>
-          <w:lang w:val="en-US" w:bidi="th-TH"/>
+          <w:lang w:val="en-US"/>
         </w:rPr>
         <w:t xml:space="preserve">การเก็บรวบรวมข้อมูล</w:t>
       </w:r>
@@ -942,7 +942,7 @@
       <w:r>
         <w:rPr>
           <w:cs/>
-          <w:lang w:val="en-US" w:bidi="th-TH"/>
+          <w:lang w:val="en-US"/>
         </w:rPr>
         <w:t xml:space="preserve">บทที่ 4 ผลการวิจัย</w:t>
       </w:r>
@@ -954,7 +954,7 @@
       <w:r>
         <w:rPr>
           <w:cs/>
-          <w:lang w:val="en-US" w:bidi="th-TH"/>
+          <w:lang w:val="en-US"/>
         </w:rPr>
         <w:t xml:space="preserve">บทที่ 5 สรุป อภิปรายผล และข้อเสนอแนะ</w:t>
       </w:r>
@@ -966,7 +966,7 @@
       <w:r>
         <w:rPr>
           <w:cs/>
-          <w:lang w:val="en-US" w:bidi="th-TH"/>
+          <w:lang w:val="en-US"/>
         </w:rPr>
         <w:t xml:space="preserve">สรุปผลการวิจัย</w:t>
       </w:r>
@@ -978,7 +978,7 @@
       <w:r>
         <w:rPr>
           <w:cs/>
-          <w:lang w:val="en-US" w:bidi="th-TH"/>
+          <w:lang w:val="en-US"/>
         </w:rPr>
         <w:t xml:space="preserve">อภิปรายผล</w:t>
       </w:r>
@@ -990,7 +990,7 @@
       <w:r>
         <w:rPr>
           <w:cs/>
-          <w:lang w:val="en-US" w:bidi="th-TH"/>
+          <w:lang w:val="en-US"/>
         </w:rPr>
         <w:t xml:space="preserve">ข้อเสนอแนะ</w:t>
       </w:r>
@@ -1002,7 +1002,7 @@
       <w:r>
         <w:rPr>
           <w:cs/>
-          <w:lang w:val="en-US" w:bidi="th-TH"/>
+          <w:lang w:val="en-US"/>
         </w:rPr>
         <w:t xml:space="preserve">บรรณานุกรม</w:t>
       </w:r>
@@ -1014,7 +1014,7 @@
       <w:r>
         <w:rPr>
           <w:cs/>
-          <w:lang w:val="en-US" w:bidi="th-TH"/>
+          <w:lang w:val="en-US"/>
         </w:rPr>
         <w:t xml:space="preserve">ภาคผนวก ก แบบสอบถามที่ใช้ในการวิจัย</w:t>
       </w:r>
@@ -1026,7 +1026,7 @@
       <w:r>
         <w:rPr>
           <w:cs/>
-          <w:lang w:val="en-US" w:bidi="th-TH"/>
+          <w:lang w:val="en-US"/>
         </w:rPr>
         <w:t xml:space="preserve">ส่วนที่ 1 ข้อมูลทั่วไปของผู้ตอบแบบสอบถาม</w:t>
       </w:r>
@@ -1038,7 +1038,7 @@
       <w:r>
         <w:rPr>
           <w:cs/>
-          <w:lang w:val="en-US" w:bidi="th-TH"/>
+          <w:lang w:val="en-US"/>
         </w:rPr>
         <w:t xml:space="preserve">ส่วนที่ 2 ความคิดเห็นต่อระบบ</w:t>
       </w:r>
@@ -1050,7 +1050,7 @@
       <w:r>
         <w:rPr>
           <w:cs/>
-          <w:lang w:val="en-US" w:bidi="th-TH"/>
+          <w:lang w:val="en-US"/>
         </w:rPr>
         <w:t xml:space="preserve">ภาคผนวก ข ผลการตรวจสอบความเที่ยงตรงของเครื่องมือ</w:t>
       </w:r>
@@ -1062,7 +1062,7 @@
       <w:r>
         <w:rPr>
           <w:cs/>
-          <w:lang w:val="en-US" w:bidi="th-TH"/>
+          <w:lang w:val="en-US"/>
         </w:rPr>
         <w:t xml:space="preserve">ภาคผนวก ค ตัวอย่างไฟล์ Markdown ที่ใช้ทดสอบ</w:t>
       </w:r>
@@ -1079,14 +1079,14 @@
       <w:r>
         <w:rPr>
           <w:cs/>
-          <w:lang w:val="en-US" w:bidi="th-TH"/>
+          <w:lang w:val="en-US"/>
         </w:rPr>
         <w:t xml:space="preserve">ประวัติผู้เขียน</w:t>
       </w:r>
       <w:r>
         <w:rPr>
           <w:cs/>
-          <w:lang w:val="en-US" w:bidi="th-TH"/>
+          <w:lang w:val="en-US"/>
         </w:rPr>
         <w:fldChar w:fldCharType="end"/>
       </w:r>
@@ -1098,7 +1098,7 @@
       <w:r>
         <w:rPr>
           <w:cs/>
-          <w:lang w:val="en-US" w:bidi="th-TH"/>
+          <w:lang w:val="en-US"/>
         </w:rPr>
         <w:t xml:space="preserve">สารบัญตาราง</w:t>
       </w:r>
@@ -1110,28 +1110,28 @@
       <w:r>
         <w:rPr>
           <w:cs/>
-          <w:lang w:val="en-US" w:bidi="th-TH"/>
+          <w:lang w:val="en-US"/>
         </w:rPr>
         <w:fldChar w:fldCharType="begin"/>
       </w:r>
       <w:r>
         <w:rPr>
           <w:cs/>
-          <w:lang w:val="en-US" w:bidi="th-TH"/>
+          <w:lang w:val="en-US"/>
         </w:rPr>
         <w:instrText xml:space="preserve"> TOC \h \z \t "Table Caption,1" </w:instrText>
       </w:r>
       <w:r>
         <w:rPr>
           <w:cs/>
-          <w:lang w:val="en-US" w:bidi="th-TH"/>
+          <w:lang w:val="en-US"/>
         </w:rPr>
         <w:fldChar w:fldCharType="separate"/>
       </w:r>
       <w:r>
         <w:rPr>
           <w:cs/>
-          <w:lang w:val="en-US" w:bidi="th-TH"/>
+          <w:lang w:val="en-US"/>
         </w:rPr>
         <w:t xml:space="preserve">ตารางที่ 1-1 ประโยชน์ที่คาดว่าจะได้รับจำแนกตามกลุ่มผู้ใช้</w:t>
       </w:r>
@@ -1143,7 +1143,7 @@
       <w:r>
         <w:rPr>
           <w:cs/>
-          <w:lang w:val="en-US" w:bidi="th-TH"/>
+          <w:lang w:val="en-US"/>
         </w:rPr>
         <w:t xml:space="preserve">ตารางที่ 2-1 เปรียบเทียบคุณสมบัติข้อความละตินและข้อความ complex script</w:t>
       </w:r>
@@ -1155,7 +1155,7 @@
       <w:r>
         <w:rPr>
           <w:cs/>
-          <w:lang w:val="en-US" w:bidi="th-TH"/>
+          <w:lang w:val="en-US"/>
         </w:rPr>
         <w:t xml:space="preserve">ตารางที่ 4-1 ผลการตรวจการแสดงผลจำแนกตามรายการตรวจ</w:t>
       </w:r>
@@ -1167,7 +1167,7 @@
       <w:r>
         <w:rPr>
           <w:cs/>
-          <w:lang w:val="en-US" w:bidi="th-TH"/>
+          <w:lang w:val="en-US"/>
         </w:rPr>
         <w:t xml:space="preserve">ตารางที่ ก-1 ข้อมูลทั่วไปของผู้ตอบแบบสอบถาม</w:t>
       </w:r>
@@ -1184,14 +1184,14 @@
       <w:r>
         <w:rPr>
           <w:cs/>
-          <w:lang w:val="en-US" w:bidi="th-TH"/>
+          <w:lang w:val="en-US"/>
         </w:rPr>
         <w:t xml:space="preserve">ตารางที่ ข-1 ค่าดัชนีความสอดคล้องของแบบประเมิน</w:t>
       </w:r>
       <w:r>
         <w:rPr>
           <w:cs/>
-          <w:lang w:val="en-US" w:bidi="th-TH"/>
+          <w:lang w:val="en-US"/>
         </w:rPr>
         <w:fldChar w:fldCharType="end"/>
       </w:r>
@@ -1203,7 +1203,7 @@
       <w:r>
         <w:rPr>
           <w:cs/>
-          <w:lang w:val="en-US" w:bidi="th-TH"/>
+          <w:lang w:val="en-US"/>
         </w:rPr>
         <w:t xml:space="preserve">สารบัญภาพ</w:t>
       </w:r>
@@ -1215,28 +1215,28 @@
       <w:r>
         <w:rPr>
           <w:cs/>
-          <w:lang w:val="en-US" w:bidi="th-TH"/>
+          <w:lang w:val="en-US"/>
         </w:rPr>
         <w:fldChar w:fldCharType="begin"/>
       </w:r>
       <w:r>
         <w:rPr>
           <w:cs/>
-          <w:lang w:val="en-US" w:bidi="th-TH"/>
+          <w:lang w:val="en-US"/>
         </w:rPr>
         <w:instrText xml:space="preserve"> TOC \h \z \t "Figure Caption,1" </w:instrText>
       </w:r>
       <w:r>
         <w:rPr>
           <w:cs/>
-          <w:lang w:val="en-US" w:bidi="th-TH"/>
+          <w:lang w:val="en-US"/>
         </w:rPr>
         <w:fldChar w:fldCharType="separate"/>
       </w:r>
       <w:r>
         <w:rPr>
           <w:cs/>
-          <w:lang w:val="en-US" w:bidi="th-TH"/>
+          <w:lang w:val="en-US"/>
         </w:rPr>
         <w:t xml:space="preserve">รูปที่ 2-1 อัตราการแสดงผลถูกต้องจำแนกตามประเภทเอกสาร</w:t>
       </w:r>
@@ -1248,7 +1248,7 @@
       <w:r>
         <w:rPr>
           <w:cs/>
-          <w:lang w:val="en-US" w:bidi="th-TH"/>
+          <w:lang w:val="en-US"/>
         </w:rPr>
         <w:t xml:space="preserve">รูปที่ 3-1 ขั้นตอนการทำงานของระบบสร้างเอกสาร</w:t>
       </w:r>
@@ -1260,7 +1260,7 @@
       <w:r>
         <w:rPr>
           <w:cs/>
-          <w:lang w:val="en-US" w:bidi="th-TH"/>
+          <w:lang w:val="en-US"/>
         </w:rPr>
         <w:t xml:space="preserve">รูปที่ 4-1 สรุปผลการตรวจจำแนกตามโปรแกรม</w:t>
       </w:r>
@@ -1277,14 +1277,14 @@
       <w:r>
         <w:rPr>
           <w:cs/>
-          <w:lang w:val="en-US" w:bidi="th-TH"/>
+          <w:lang w:val="en-US"/>
         </w:rPr>
         <w:t xml:space="preserve">รูปที่ ข-1 ขั้นตอนการตรวจสอบความเที่ยงตรง</w:t>
       </w:r>
       <w:r>
         <w:rPr>
           <w:cs/>
-          <w:lang w:val="en-US" w:bidi="th-TH"/>
+          <w:lang w:val="en-US"/>
         </w:rPr>
         <w:fldChar w:fldCharType="end"/>
       </w:r>
@@ -1296,7 +1296,7 @@
       <w:r>
         <w:rPr>
           <w:cs/>
-          <w:lang w:val="en-US" w:bidi="th-TH"/>
+          <w:lang w:val="en-US"/>
         </w:rPr>
         <w:t xml:space="preserve">บทที่ 1 บทนำ</w:t>
       </w:r>
@@ -1308,7 +1308,7 @@
       <w:r>
         <w:rPr>
           <w:cs/>
-          <w:lang w:val="en-US" w:bidi="th-TH"/>
+          <w:lang w:val="en-US"/>
         </w:rPr>
         <w:t xml:space="preserve">ความเป็นมาและความสำคัญของปัญหา</w:t>
       </w:r>
@@ -1318,7 +1318,7 @@
       <w:r>
         <w:rPr>
           <w:cs/>
-          <w:lang w:val="en-US" w:bidi="th-TH"/>
+          <w:lang w:val="en-US"/>
         </w:rPr>
         <w:t xml:space="preserve">ปัจจุบันหน่วยงานภาครัฐและภาคเอกชนจำนวนมากเปลี่ยนมาจัดทำเอกสารด้วยระบบอัตโนมัติ ไม่ว่าจะเป็นรายงานประจำเดือน หนังสือแจ้งเวียน หรือเอกสารประกอบการประชุม ข้อมูลเหล่านี้มักถูกเขียนหรือสร้างขึ้นในรูปแบบข้อความธรรมดาก่อน แล้วจึงแปลงเป็นไฟล์ Word เพื่อส่งต่อให้ผู้รับที่คุ้นเคยกับโปรแกรมสำนักงาน </w:t>
       </w:r>
@@ -1327,14 +1327,14 @@
           <w:b/>
           <w:bCs/>
           <w:cs/>
-          <w:lang w:val="en-US" w:bidi="th-TH"/>
+          <w:lang w:val="en-US"/>
         </w:rPr>
         <w:t xml:space="preserve">ปัญหาสำคัญ</w:t>
       </w:r>
       <w:r>
         <w:rPr>
           <w:cs/>
-          <w:lang w:val="en-US" w:bidi="th-TH"/>
+          <w:lang w:val="en-US"/>
         </w:rPr>
         <w:t xml:space="preserve"> คือเครื่องมือแปลงเอกสารส่วนใหญ่ถูกออกแบบมาสำหรับภาษาที่ใช้อักษรละติน เมื่อนำมาใช้กับภาษาไทยจึงเกิดความผิดปกติหลายประการ เช่น </w:t>
       </w:r>
@@ -1343,14 +1343,14 @@
           <w:i/>
           <w:iCs/>
           <w:cs/>
-          <w:lang w:val="en-US" w:bidi="th-TH"/>
+          <w:lang w:val="en-US"/>
         </w:rPr>
         <w:t xml:space="preserve">เส้นหยักสีแดงใต้คำที่สะกดถูกต้อง</w:t>
       </w:r>
       <w:r>
         <w:rPr>
           <w:cs/>
-          <w:lang w:val="en-US" w:bidi="th-TH"/>
+          <w:lang w:val="en-US"/>
         </w:rPr>
         <w:t xml:space="preserve"> การตัดบรรทัดกลางคำ และตัวอักษรที่ควรเป็นตัวหนากลับแสดงเป็นตัวปกติ </w:t>
       </w:r>
@@ -1358,14 +1358,14 @@
         <w:rPr>
           <w:strike/>
           <w:cs/>
-          <w:lang w:val="en-US" w:bidi="th-TH"/>
+          <w:lang w:val="en-US"/>
         </w:rPr>
         <w:t xml:space="preserve">ซึ่งผู้ใช้มักแก้ด้วยการเว้นวรรคระหว่างคำ</w:t>
       </w:r>
       <w:r>
         <w:rPr>
           <w:cs/>
-          <w:lang w:val="en-US" w:bidi="th-TH"/>
+          <w:lang w:val="en-US"/>
         </w:rPr>
         <w:t xml:space="preserve"> ซึ่งผู้ใช้มักพยายามแก้ด้วยวิธีที่ทำให้เนื้อหาเปลี่ยนไปจากต้นฉบับ</w:t>
       </w:r>
@@ -1373,7 +1373,7 @@
         <w:rPr>
           <w:rStyle w:val="FootnoteReference"/>
           <w:cs/>
-          <w:lang w:val="en-US" w:bidi="th-TH"/>
+          <w:lang w:val="en-US"/>
         </w:rPr>
         <w:footnoteReference w:id="1"/>
       </w:r>
@@ -1383,7 +1383,7 @@
       <w:r>
         <w:rPr>
           <w:cs/>
-          <w:lang w:val="en-US" w:bidi="th-TH"/>
+          <w:lang w:val="en-US"/>
         </w:rPr>
         <w:t xml:space="preserve">จากการสำรวจเบื้องต้นในหน่วยงานตัวอย่างพบว่า เจ้าหน้าที่ใช้เวลาเฉลี่ย 25 นาทีต่อเอกสารหนึ่งฉบับในการแก้ไขรูปแบบหลังการแปลง โดยเฉพาะการเลือกฟอนต์ใหม่ การปรับระยะบรรทัด และการลบช่องว่างที่เกินมา งานเหล่านี้ไม่เพิ่มคุณค่าให้กับเนื้อหา แต่เพิ่มโอกาสที่เอกสารจะผิดพลาด ผู้วิจัยจึงสนใจศึกษาว่าหากกำหนดคุณสมบัติภาษาไทยให้ถูกต้องตั้งแต่ขั้นตอนการสร้างไฟล์ จะช่วยลดภาระดังกล่าวได้มากเพียงใด ดูรายละเอียดของข้อกำหนดได้ที่ </w:t>
       </w:r>
@@ -1392,7 +1392,7 @@
           <w:rPr>
             <w:rStyle w:val="Hyperlink"/>
             <w:cs/>
-            <w:lang w:val="en-US" w:bidi="th-TH"/>
+            <w:lang w:val="en-US"/>
           </w:rPr>
           <w:t xml:space="preserve">ECMA-376</w:t>
         </w:r>
@@ -1400,7 +1400,7 @@
       <w:r>
         <w:rPr>
           <w:cs/>
-          <w:lang w:val="en-US" w:bidi="th-TH"/>
+          <w:lang w:val="en-US"/>
         </w:rPr>
         <w:t xml:space="preserve"> และตัวอย่างการใช้งานที่ </w:t>
       </w:r>
@@ -1409,7 +1409,7 @@
           <w:rPr>
             <w:rStyle w:val="Hyperlink"/>
             <w:cs/>
-            <w:lang w:val="en-US" w:bidi="th-TH"/>
+            <w:lang w:val="en-US"/>
           </w:rPr>
           <w:t xml:space="preserve">https://example.com/thai-docx</w:t>
         </w:r>
@@ -1417,7 +1417,7 @@
       <w:r>
         <w:rPr>
           <w:cs/>
-          <w:lang w:val="en-US" w:bidi="th-TH"/>
+          <w:lang w:val="en-US"/>
         </w:rPr>
         <w:t xml:space="preserve"> ซึ่งเป็นที่อยู่สมมติสำหรับการทดสอบลิงก์</w:t>
       </w:r>
@@ -1425,7 +1425,7 @@
         <w:rPr>
           <w:rStyle w:val="FootnoteReference"/>
           <w:cs/>
-          <w:lang w:val="en-US" w:bidi="th-TH"/>
+          <w:lang w:val="en-US"/>
         </w:rPr>
         <w:footnoteReference w:id="2"/>
       </w:r>
@@ -1435,7 +1435,7 @@
       <w:r>
         <w:rPr>
           <w:cs/>
-          <w:lang w:val="en-US" w:bidi="th-TH"/>
+          <w:lang w:val="en-US"/>
         </w:rPr>
         <w:t xml:space="preserve">นอกจากนี้ งานเอกสารทางวิชาการยังมีองค์ประกอบเฉพาะที่ต้องการความถูกต้องสูง ได้แก่ สูตรทางเคมีอย่าง H</w:t>
       </w:r>
@@ -1443,14 +1443,14 @@
         <w:rPr>
           <w:vertAlign w:val="subscript"/>
           <w:cs/>
-          <w:lang w:val="en-US" w:bidi="th-TH"/>
+          <w:lang w:val="en-US"/>
         </w:rPr>
         <w:t xml:space="preserve">2</w:t>
       </w:r>
       <w:r>
         <w:rPr>
           <w:cs/>
-          <w:lang w:val="en-US" w:bidi="th-TH"/>
+          <w:lang w:val="en-US"/>
         </w:rPr>
         <w:t xml:space="preserve">SO</w:t>
       </w:r>
@@ -1458,14 +1458,14 @@
         <w:rPr>
           <w:vertAlign w:val="subscript"/>
           <w:cs/>
-          <w:lang w:val="en-US" w:bidi="th-TH"/>
+          <w:lang w:val="en-US"/>
         </w:rPr>
         <w:t xml:space="preserve">4</w:t>
       </w:r>
       <w:r>
         <w:rPr>
           <w:cs/>
-          <w:lang w:val="en-US" w:bidi="th-TH"/>
+          <w:lang w:val="en-US"/>
         </w:rPr>
         <w:t xml:space="preserve"> ค่ายกกำลังอย่าง 10</w:t>
       </w:r>
@@ -1473,14 +1473,14 @@
         <w:rPr>
           <w:vertAlign w:val="superscript"/>
           <w:cs/>
-          <w:lang w:val="en-US" w:bidi="th-TH"/>
+          <w:lang w:val="en-US"/>
         </w:rPr>
         <w:t xml:space="preserve">6</w:t>
       </w:r>
       <w:r>
         <w:rPr>
           <w:cs/>
-          <w:lang w:val="en-US" w:bidi="th-TH"/>
+          <w:lang w:val="en-US"/>
         </w:rPr>
         <w:t xml:space="preserve"> คำที่ต้อง</w:t>
       </w:r>
@@ -1488,14 +1488,14 @@
         <w:rPr>
           <w:u w:val="single"/>
           <w:cs/>
-          <w:lang w:val="en-US" w:bidi="th-TH"/>
+          <w:lang w:val="en-US"/>
         </w:rPr>
         <w:t xml:space="preserve">ขีดเส้นใต้</w:t>
       </w:r>
       <w:r>
         <w:rPr>
           <w:cs/>
-          <w:lang w:val="en-US" w:bidi="th-TH"/>
+          <w:lang w:val="en-US"/>
         </w:rPr>
         <w:t xml:space="preserve">เพื่อเน้น และคำสั่งแป้นพิมพ์อย่าง </w:t>
       </w:r>
@@ -1503,14 +1503,14 @@
         <w:rPr>
           <w:rFonts w:ascii="Consolas" w:hAnsi="Consolas" w:cs="TH Sarabun New"/>
           <w:cs/>
-          <w:lang w:val="en-US" w:bidi="th-TH"/>
+          <w:lang w:val="en-US"/>
         </w:rPr>
         <w:t xml:space="preserve">Ctrl</w:t>
       </w:r>
       <w:r>
         <w:rPr>
           <w:cs/>
-          <w:lang w:val="en-US" w:bidi="th-TH"/>
+          <w:lang w:val="en-US"/>
         </w:rPr>
         <w:t xml:space="preserve"> + </w:t>
       </w:r>
@@ -1518,28 +1518,28 @@
         <w:rPr>
           <w:rFonts w:ascii="Consolas" w:hAnsi="Consolas" w:cs="TH Sarabun New"/>
           <w:cs/>
-          <w:lang w:val="en-US" w:bidi="th-TH"/>
+          <w:lang w:val="en-US"/>
         </w:rPr>
         <w:t xml:space="preserve">S</w:t>
       </w:r>
       <w:r>
         <w:rPr>
           <w:cs/>
-          <w:lang w:val="en-US" w:bidi="th-TH"/>
+          <w:lang w:val="en-US"/>
         </w:rPr>
         <w:t xml:space="preserve"> องค์ประกอบเหล่านี้ต้องแสดงผลได้ถูกต้องเช่นเดียวกับข้อความภาษาไทยทั่วไป</w:t>
       </w:r>
       <w:r>
         <w:rPr>
           <w:cs/>
-          <w:lang w:val="en-US" w:bidi="th-TH"/>
+          <w:lang w:val="en-US"/>
         </w:rPr>
         <w:br/>
       </w:r>
       <w:r>
         <w:rPr>
           <w:cs/>
-          <w:lang w:val="en-US" w:bidi="th-TH"/>
+          <w:lang w:val="en-US"/>
         </w:rPr>
         <w:t xml:space="preserve">บรรทัดนี้ขึ้นต้นหลังการขึ้นบรรทัดใหม่แบบ hard break เพื่อทดสอบว่าข้อความยังคงอยู่ในย่อหน้าเดียวกัน</w:t>
       </w:r>
@@ -1551,7 +1551,7 @@
       <w:r>
         <w:rPr>
           <w:cs/>
-          <w:lang w:val="en-US" w:bidi="th-TH"/>
+          <w:lang w:val="en-US"/>
         </w:rPr>
         <w:t xml:space="preserve">วัตถุประสงค์ของการวิจัย</w:t>
       </w:r>
@@ -1564,21 +1564,21 @@
       <w:r>
         <w:rPr>
           <w:cs/>
-          <w:lang w:val="en-US" w:bidi="th-TH"/>
+          <w:lang w:val="en-US"/>
         </w:rPr>
         <w:t xml:space="preserve">1.</w:t>
       </w:r>
       <w:r>
         <w:rPr>
           <w:cs/>
-          <w:lang w:val="en-US" w:bidi="th-TH"/>
+          <w:lang w:val="en-US"/>
         </w:rPr>
         <w:tab/>
       </w:r>
       <w:r>
         <w:rPr>
           <w:cs/>
-          <w:lang w:val="en-US" w:bidi="th-TH"/>
+          <w:lang w:val="en-US"/>
         </w:rPr>
         <w:t xml:space="preserve">เพื่อพัฒนาระบบสร้างเอกสาร Word ภาษาไทยจากไฟล์ Markdown ที่กำหนดคุณสมบัติภาษาไทยได้ครบถ้วนในทุกส่วนของเอกสาร</w:t>
       </w:r>
@@ -1591,21 +1591,21 @@
       <w:r>
         <w:rPr>
           <w:cs/>
-          <w:lang w:val="en-US" w:bidi="th-TH"/>
+          <w:lang w:val="en-US"/>
         </w:rPr>
         <w:t xml:space="preserve">2.</w:t>
       </w:r>
       <w:r>
         <w:rPr>
           <w:cs/>
-          <w:lang w:val="en-US" w:bidi="th-TH"/>
+          <w:lang w:val="en-US"/>
         </w:rPr>
         <w:tab/>
       </w:r>
       <w:r>
         <w:rPr>
           <w:cs/>
-          <w:lang w:val="en-US" w:bidi="th-TH"/>
+          <w:lang w:val="en-US"/>
         </w:rPr>
         <w:t xml:space="preserve">เพื่อประเมินความถูกต้องของการแสดงผลในโปรแกรมสำนักงาน 5 โปรแกรม ได้แก่</w:t>
       </w:r>
@@ -1621,7 +1621,7 @@
       <w:r>
         <w:rPr>
           <w:cs/>
-          <w:lang w:val="en-US" w:bidi="th-TH"/>
+          <w:lang w:val="en-US"/>
         </w:rPr>
         <w:t xml:space="preserve">Microsoft Word 365 บน Windows และ Word บน macOS</w:t>
       </w:r>
@@ -1637,7 +1637,7 @@
       <w:r>
         <w:rPr>
           <w:cs/>
-          <w:lang w:val="en-US" w:bidi="th-TH"/>
+          <w:lang w:val="en-US"/>
         </w:rPr>
         <w:t xml:space="preserve">LibreOffice Writer และ WPS Writer</w:t>
       </w:r>
@@ -1653,7 +1653,7 @@
       <w:r>
         <w:rPr>
           <w:cs/>
-          <w:lang w:val="en-US" w:bidi="th-TH"/>
+          <w:lang w:val="en-US"/>
         </w:rPr>
         <w:t xml:space="preserve">Google Docs</w:t>
       </w:r>
@@ -1666,21 +1666,21 @@
       <w:r>
         <w:rPr>
           <w:cs/>
-          <w:lang w:val="en-US" w:bidi="th-TH"/>
+          <w:lang w:val="en-US"/>
         </w:rPr>
         <w:t xml:space="preserve">3.</w:t>
       </w:r>
       <w:r>
         <w:rPr>
           <w:cs/>
-          <w:lang w:val="en-US" w:bidi="th-TH"/>
+          <w:lang w:val="en-US"/>
         </w:rPr>
         <w:tab/>
       </w:r>
       <w:r>
         <w:rPr>
           <w:cs/>
-          <w:lang w:val="en-US" w:bidi="th-TH"/>
+          <w:lang w:val="en-US"/>
         </w:rPr>
         <w:t xml:space="preserve">เพื่อเปรียบเทียบเวลาที่ใช้แก้ไขรูปแบบเอกสารก่อนและหลังใช้ระบบ</w:t>
       </w:r>
@@ -1692,7 +1692,7 @@
       <w:r>
         <w:rPr>
           <w:cs/>
-          <w:lang w:val="en-US" w:bidi="th-TH"/>
+          <w:lang w:val="en-US"/>
         </w:rPr>
         <w:t xml:space="preserve">ขอบเขตของการวิจัย</w:t>
       </w:r>
@@ -1704,7 +1704,7 @@
       <w:r>
         <w:rPr>
           <w:cs/>
-          <w:lang w:val="en-US" w:bidi="th-TH"/>
+          <w:lang w:val="en-US"/>
         </w:rPr>
         <w:t xml:space="preserve">ขอบเขตด้านเนื้อหา</w:t>
       </w:r>
@@ -1714,7 +1714,7 @@
       <w:r>
         <w:rPr>
           <w:cs/>
-          <w:lang w:val="en-US" w:bidi="th-TH"/>
+          <w:lang w:val="en-US"/>
         </w:rPr>
         <w:t xml:space="preserve">การวิจัยครั้งนี้ครอบคลุมองค์ประกอบของเอกสารที่พบบ่อยในงานเอกสารภาษาไทย ได้แก่</w:t>
       </w:r>
@@ -1730,7 +1730,7 @@
       <w:r>
         <w:rPr>
           <w:cs/>
-          <w:lang w:val="en-US" w:bidi="th-TH"/>
+          <w:lang w:val="en-US"/>
         </w:rPr>
         <w:t xml:space="preserve">หัวข้อหลายระดับ ย่อหน้า และข้อความที่ยกมา</w:t>
       </w:r>
@@ -1746,7 +1746,7 @@
       <w:r>
         <w:rPr>
           <w:cs/>
-          <w:lang w:val="en-US" w:bidi="th-TH"/>
+          <w:lang w:val="en-US"/>
         </w:rPr>
         <w:t xml:space="preserve">รายการแบบสัญลักษณ์และแบบลำดับเลข รวมถึงรายการซ้อนหลายชั้น</w:t>
       </w:r>
@@ -1762,7 +1762,7 @@
       <w:r>
         <w:rPr>
           <w:cs/>
-          <w:lang w:val="en-US" w:bidi="th-TH"/>
+          <w:lang w:val="en-US"/>
         </w:rPr>
         <w:t xml:space="preserve">รายการชั้นที่สองที่มีข้อความยาวจนต้องตัดบรรทัดเพื่อทดสอบการเยื้องของบรรทัดถัดไปในรายการ</w:t>
       </w:r>
@@ -1778,7 +1778,7 @@
       <w:r>
         <w:rPr>
           <w:cs/>
-          <w:lang w:val="en-US" w:bidi="th-TH"/>
+          <w:lang w:val="en-US"/>
         </w:rPr>
         <w:t xml:space="preserve">รายการชั้นที่สาม</w:t>
       </w:r>
@@ -1794,7 +1794,7 @@
       <w:r>
         <w:rPr>
           <w:cs/>
-          <w:lang w:val="en-US" w:bidi="th-TH"/>
+          <w:lang w:val="en-US"/>
         </w:rPr>
         <w:t xml:space="preserve">ตาราง รูปภาพ เชิงอรรถ ลิงก์ และโค้ด</w:t>
       </w:r>
@@ -1806,7 +1806,7 @@
       <w:r>
         <w:rPr>
           <w:cs/>
-          <w:lang w:val="en-US" w:bidi="th-TH"/>
+          <w:lang w:val="en-US"/>
         </w:rPr>
         <w:t xml:space="preserve">ขอบเขตด้านเวลา</w:t>
       </w:r>
@@ -1816,7 +1816,7 @@
       <w:r>
         <w:rPr>
           <w:cs/>
-          <w:lang w:val="en-US" w:bidi="th-TH"/>
+          <w:lang w:val="en-US"/>
         </w:rPr>
         <w:t xml:space="preserve">ระยะเวลาดำเนินการวิจัยตั้งแต่เดือนมิถุนายน 2568 ถึงเดือนพฤษภาคม 2569 รวม 12 เดือน โดยแบ่งงานเป็นขั้นตอนดังนี้</w:t>
       </w:r>
@@ -1830,14 +1830,14 @@
         <w:rPr>
           <w:rFonts w:ascii="Arial" w:hAnsi="Arial" w:cs="Arial"/>
           <w:cs/>
-          <w:lang w:val="en-US" w:bidi="th-TH"/>
+          <w:lang w:val="en-US"/>
         </w:rPr>
         <w:t xml:space="preserve">■ </w:t>
       </w:r>
       <w:r>
         <w:rPr>
           <w:cs/>
-          <w:lang w:val="en-US" w:bidi="th-TH"/>
+          <w:lang w:val="en-US"/>
         </w:rPr>
         <w:t xml:space="preserve">ศึกษาข้อกำหนดของรูปแบบไฟล์และทบทวนวรรณกรรม</w:t>
       </w:r>
@@ -1851,14 +1851,14 @@
         <w:rPr>
           <w:rFonts w:ascii="Arial" w:hAnsi="Arial" w:cs="Arial"/>
           <w:cs/>
-          <w:lang w:val="en-US" w:bidi="th-TH"/>
+          <w:lang w:val="en-US"/>
         </w:rPr>
         <w:t xml:space="preserve">■ </w:t>
       </w:r>
       <w:r>
         <w:rPr>
           <w:cs/>
-          <w:lang w:val="en-US" w:bidi="th-TH"/>
+          <w:lang w:val="en-US"/>
         </w:rPr>
         <w:t xml:space="preserve">พัฒนาระบบและชุดทดสอบอัตโนมัติ</w:t>
       </w:r>
@@ -1872,14 +1872,14 @@
         <w:rPr>
           <w:rFonts w:ascii="Arial" w:hAnsi="Arial" w:cs="Arial"/>
           <w:cs/>
-          <w:lang w:val="en-US" w:bidi="th-TH"/>
+          <w:lang w:val="en-US"/>
         </w:rPr>
         <w:t xml:space="preserve">□ </w:t>
       </w:r>
       <w:r>
         <w:rPr>
           <w:cs/>
-          <w:lang w:val="en-US" w:bidi="th-TH"/>
+          <w:lang w:val="en-US"/>
         </w:rPr>
         <w:t xml:space="preserve">ทดสอบกับผู้ใช้งานจริงในหน่วยงานตัวอย่าง</w:t>
       </w:r>
@@ -1893,14 +1893,14 @@
         <w:rPr>
           <w:rFonts w:ascii="Arial" w:hAnsi="Arial" w:cs="Arial"/>
           <w:cs/>
-          <w:lang w:val="en-US" w:bidi="th-TH"/>
+          <w:lang w:val="en-US"/>
         </w:rPr>
         <w:t xml:space="preserve">□ </w:t>
       </w:r>
       <w:r>
         <w:rPr>
           <w:cs/>
-          <w:lang w:val="en-US" w:bidi="th-TH"/>
+          <w:lang w:val="en-US"/>
         </w:rPr>
         <w:t xml:space="preserve">เผยแพร่ผลการวิจัย</w:t>
       </w:r>
@@ -1912,7 +1912,7 @@
       <w:r>
         <w:rPr>
           <w:cs/>
-          <w:lang w:val="en-US" w:bidi="th-TH"/>
+          <w:lang w:val="en-US"/>
         </w:rPr>
         <w:t xml:space="preserve">ประโยชน์ที่คาดว่าจะได้รับ</w:t>
       </w:r>
@@ -1927,14 +1927,14 @@
           <w:b/>
           <w:bCs/>
           <w:cs/>
-          <w:lang w:val="en-US" w:bidi="th-TH"/>
+          <w:lang w:val="en-US"/>
         </w:rPr>
         <w:t xml:space="preserve">ตารางที่ 1-1</w:t>
       </w:r>
       <w:r>
         <w:rPr>
           <w:cs/>
-          <w:lang w:val="en-US" w:bidi="th-TH"/>
+          <w:lang w:val="en-US"/>
         </w:rPr>
         <w:t xml:space="preserve"> ประโยชน์ที่คาดว่าจะได้รับจำแนกตามกลุ่มผู้ใช้</w:t>
       </w:r>
@@ -1975,7 +1975,7 @@
                 <w:b/>
                 <w:bCs/>
                 <w:cs/>
-                <w:lang w:val="en-US" w:bidi="th-TH"/>
+                <w:lang w:val="en-US"/>
               </w:rPr>
               <w:t xml:space="preserve">กลุ่มผู้ใช้</w:t>
             </w:r>
@@ -1994,7 +1994,7 @@
                 <w:b/>
                 <w:bCs/>
                 <w:cs/>
-                <w:lang w:val="en-US" w:bidi="th-TH"/>
+                <w:lang w:val="en-US"/>
               </w:rPr>
               <w:t xml:space="preserve">ประโยชน์ที่คาดว่าจะได้รับ</w:t>
             </w:r>
@@ -2014,7 +2014,7 @@
                 <w:b/>
                 <w:bCs/>
                 <w:cs/>
-                <w:lang w:val="en-US" w:bidi="th-TH"/>
+                <w:lang w:val="en-US"/>
               </w:rPr>
               <w:t xml:space="preserve">ระดับ</w:t>
             </w:r>
@@ -2033,7 +2033,7 @@
             <w:r>
               <w:rPr>
                 <w:cs/>
-                <w:lang w:val="en-US" w:bidi="th-TH"/>
+                <w:lang w:val="en-US"/>
               </w:rPr>
               <w:t xml:space="preserve">เจ้าหน้าที่ธุรการ</w:t>
             </w:r>
@@ -2050,7 +2050,7 @@
             <w:r>
               <w:rPr>
                 <w:cs/>
-                <w:lang w:val="en-US" w:bidi="th-TH"/>
+                <w:lang w:val="en-US"/>
               </w:rPr>
               <w:t xml:space="preserve">ลดเวลาแก้ไขรูปแบบเอกสารหลังการแปลง และลดความผิดพลาดจากการพิมพ์ซ้ำ</w:t>
             </w:r>
@@ -2068,7 +2068,7 @@
             <w:r>
               <w:rPr>
                 <w:cs/>
-                <w:lang w:val="en-US" w:bidi="th-TH"/>
+                <w:lang w:val="en-US"/>
               </w:rPr>
               <w:t xml:space="preserve">สูง</w:t>
             </w:r>
@@ -2087,7 +2087,7 @@
             <w:r>
               <w:rPr>
                 <w:cs/>
-                <w:lang w:val="en-US" w:bidi="th-TH"/>
+                <w:lang w:val="en-US"/>
               </w:rPr>
               <w:t xml:space="preserve">นักวิจัยและนักศึกษา</w:t>
             </w:r>
@@ -2104,7 +2104,7 @@
             <w:r>
               <w:rPr>
                 <w:cs/>
-                <w:lang w:val="en-US" w:bidi="th-TH"/>
+                <w:lang w:val="en-US"/>
               </w:rPr>
               <w:t xml:space="preserve">จัดทำรายงานและวิทยานิพนธ์ที่มีเลขบท ชื่อตาราง และสารบัญได้จากไฟล์ข้อความ</w:t>
             </w:r>
@@ -2122,7 +2122,7 @@
             <w:r>
               <w:rPr>
                 <w:cs/>
-                <w:lang w:val="en-US" w:bidi="th-TH"/>
+                <w:lang w:val="en-US"/>
               </w:rPr>
               <w:t xml:space="preserve">สูง</w:t>
             </w:r>
@@ -2141,7 +2141,7 @@
             <w:r>
               <w:rPr>
                 <w:cs/>
-                <w:lang w:val="en-US" w:bidi="th-TH"/>
+                <w:lang w:val="en-US"/>
               </w:rPr>
               <w:t xml:space="preserve">ผู้พัฒนาระบบ</w:t>
             </w:r>
@@ -2158,21 +2158,21 @@
             <w:r>
               <w:rPr>
                 <w:cs/>
-                <w:lang w:val="en-US" w:bidi="th-TH"/>
+                <w:lang w:val="en-US"/>
               </w:rPr>
               <w:t xml:space="preserve">นำไปใช้ร่วมกับระบบสร้างเอกสารอัตโนมัติ</w:t>
             </w:r>
             <w:r>
               <w:rPr>
                 <w:cs/>
-                <w:lang w:val="en-US" w:bidi="th-TH"/>
+                <w:lang w:val="en-US"/>
               </w:rPr>
               <w:br/>
             </w:r>
             <w:r>
               <w:rPr>
                 <w:cs/>
-                <w:lang w:val="en-US" w:bidi="th-TH"/>
+                <w:lang w:val="en-US"/>
               </w:rPr>
               <w:t xml:space="preserve">โดยไม่ต้องติดตั้งไลบรารีเพิ่ม</w:t>
             </w:r>
@@ -2190,7 +2190,7 @@
             <w:r>
               <w:rPr>
                 <w:cs/>
-                <w:lang w:val="en-US" w:bidi="th-TH"/>
+                <w:lang w:val="en-US"/>
               </w:rPr>
               <w:t xml:space="preserve">ปานกลาง</w:t>
             </w:r>
@@ -2214,7 +2214,7 @@
       <w:r>
         <w:rPr>
           <w:cs/>
-          <w:lang w:val="en-US" w:bidi="th-TH"/>
+          <w:lang w:val="en-US"/>
         </w:rPr>
         <w:t xml:space="preserve">บทที่ 2 ทฤษฎีและงานวิจัยที่เกี่ยวข้อง</w:t>
       </w:r>
@@ -2226,7 +2226,7 @@
       <w:r>
         <w:rPr>
           <w:cs/>
-          <w:lang w:val="en-US" w:bidi="th-TH"/>
+          <w:lang w:val="en-US"/>
         </w:rPr>
         <w:t xml:space="preserve">ลักษณะของอักษรไทยในเอกสารดิจิทัล</w:t>
       </w:r>
@@ -2236,7 +2236,7 @@
       <w:r>
         <w:rPr>
           <w:cs/>
-          <w:lang w:val="en-US" w:bidi="th-TH"/>
+          <w:lang w:val="en-US"/>
         </w:rPr>
         <w:t xml:space="preserve">อักษรไทยเป็นระบบการเขียนแบบอักษรสระประกอบ ซึ่งสระและวรรณยุกต์อาจวางอยู่ด้านบน ด้านล่าง ด้านหน้า หรือด้านหลังของพยัญชนะ และภาษาไทยไม่เว้นวรรคระหว่างคำ แต่เว้นวรรคระหว่างวลีหรือประโยค โปรแกรมประมวลผลคำจึงต้องอาศัยพจนานุกรมในการหาตำแหน่งตัดบรรทัด ในรูปแบบไฟล์ Office Open XML ข้อความภาษาไทยจัดเป็นข้อความกลุ่ม complex script ซึ่งมีคุณสมบัติฟอนต์ ขนาด ตัวหนา และตัวเอียง แยกจากข้อความละติน หากกำหนดเฉพาะคุณสมบัติฝั่งละติน ข้อความไทยจะใช้ค่าตั้งต้นของโปรแกรมแทน ซึ่งมักเป็นฟอนต์และขนาดที่ไม่ตรงกับที่ผู้เขียนต้องการ ปัญหานี้อธิบายได้ว่าทำไมเอกสารบางฉบับจึงแสดงตัวหนาได้ในภาษาอังกฤษ แต่ไม่แสดงในภาษาไทย</w:t>
       </w:r>
@@ -2248,7 +2248,7 @@
       <w:r>
         <w:rPr>
           <w:cs/>
-          <w:lang w:val="en-US" w:bidi="th-TH"/>
+          <w:lang w:val="en-US"/>
         </w:rPr>
         <w:t xml:space="preserve">"ข้อความภาษาไทยที่ถูกกำหนดเป็นภาษาอื่น จะถูกตรวจคำสะกดและตัดบรรทัดตามกฎของภาษานั้นผลที่ผู้อ่านเห็นจึงเป็นเอกสารที่ดูผิดทั้งที่เนื้อหาถูกต้องทุกตัวอักษร"</w:t>
       </w:r>
@@ -2258,7 +2258,7 @@
       <w:r>
         <w:rPr>
           <w:cs/>
-          <w:lang w:val="en-US" w:bidi="th-TH"/>
+          <w:lang w:val="en-US"/>
         </w:rPr>
         <w:t xml:space="preserve">การตัดบรรทัดภาษาไทยในโปรแกรม Word ขึ้นอยู่กับภาษาที่กำหนดให้ข้อความ เมื่อข้อความถูกกำหนดเป็นภาษาไทย โปรแกรมจะใช้พจนานุกรมภาษาไทยหาขอบเขตของคำ และตัดบรรทัดระหว่างคำได้อย่างเป็นธรรมชาติ แต่เมื่อข้อความถูกกำหนดเป็นภาษาอังกฤษ โปรแกรมจะมองข้อความไทยทั้งประโยคเป็นคำเดียวที่ยาวมาก และตัดบรรทัดได้เฉพาะตำแหน่งที่มีช่องว่าง ผลที่ได้คือบรรทัดยาวไม่เท่ากันและมีช่องว่างขนาดใหญ่ท้ายบรรทัด โดยเฉพาะเมื่อจัดข้อความแบบกระจายหรือชิดขอบทั้งสองด้าน</w:t>
       </w:r>
@@ -2273,14 +2273,14 @@
           <w:b/>
           <w:bCs/>
           <w:cs/>
-          <w:lang w:val="en-US" w:bidi="th-TH"/>
+          <w:lang w:val="en-US"/>
         </w:rPr>
         <w:t xml:space="preserve">ตารางที่ 2-1</w:t>
       </w:r>
       <w:r>
         <w:rPr>
           <w:cs/>
-          <w:lang w:val="en-US" w:bidi="th-TH"/>
+          <w:lang w:val="en-US"/>
         </w:rPr>
         <w:t xml:space="preserve"> เปรียบเทียบคุณสมบัติข้อความละตินและข้อความ complex script</w:t>
       </w:r>
@@ -2321,7 +2321,7 @@
                 <w:b/>
                 <w:bCs/>
                 <w:cs/>
-                <w:lang w:val="en-US" w:bidi="th-TH"/>
+                <w:lang w:val="en-US"/>
               </w:rPr>
               <w:t xml:space="preserve">คุณสมบัติ</w:t>
             </w:r>
@@ -2341,7 +2341,7 @@
                 <w:b/>
                 <w:bCs/>
                 <w:cs/>
-                <w:lang w:val="en-US" w:bidi="th-TH"/>
+                <w:lang w:val="en-US"/>
               </w:rPr>
               <w:t xml:space="preserve">ข้อความละติน</w:t>
             </w:r>
@@ -2361,7 +2361,7 @@
                 <w:b/>
                 <w:bCs/>
                 <w:cs/>
-                <w:lang w:val="en-US" w:bidi="th-TH"/>
+                <w:lang w:val="en-US"/>
               </w:rPr>
               <w:t xml:space="preserve">ข้อความ complex script</w:t>
             </w:r>
@@ -2380,7 +2380,7 @@
             <w:r>
               <w:rPr>
                 <w:cs/>
-                <w:lang w:val="en-US" w:bidi="th-TH"/>
+                <w:lang w:val="en-US"/>
               </w:rPr>
               <w:t xml:space="preserve">ฟอนต์</w:t>
             </w:r>
@@ -2399,7 +2399,7 @@
               <w:rPr>
                 <w:rFonts w:ascii="Consolas" w:hAnsi="Consolas" w:cs="TH Sarabun New"/>
                 <w:cs/>
-                <w:lang w:val="en-US" w:bidi="th-TH"/>
+                <w:lang w:val="en-US"/>
               </w:rPr>
               <w:t xml:space="preserve">w:ascii</w:t>
             </w:r>
@@ -2418,7 +2418,7 @@
               <w:rPr>
                 <w:rFonts w:ascii="Consolas" w:hAnsi="Consolas" w:cs="TH Sarabun New"/>
                 <w:cs/>
-                <w:lang w:val="en-US" w:bidi="th-TH"/>
+                <w:lang w:val="en-US"/>
               </w:rPr>
               <w:t xml:space="preserve">w:cs</w:t>
             </w:r>
@@ -2437,7 +2437,7 @@
             <w:r>
               <w:rPr>
                 <w:cs/>
-                <w:lang w:val="en-US" w:bidi="th-TH"/>
+                <w:lang w:val="en-US"/>
               </w:rPr>
               <w:t xml:space="preserve">ขนาด</w:t>
             </w:r>
@@ -2456,7 +2456,7 @@
               <w:rPr>
                 <w:rFonts w:ascii="Consolas" w:hAnsi="Consolas" w:cs="TH Sarabun New"/>
                 <w:cs/>
-                <w:lang w:val="en-US" w:bidi="th-TH"/>
+                <w:lang w:val="en-US"/>
               </w:rPr>
               <w:t xml:space="preserve">w:sz</w:t>
             </w:r>
@@ -2475,7 +2475,7 @@
               <w:rPr>
                 <w:rFonts w:ascii="Consolas" w:hAnsi="Consolas" w:cs="TH Sarabun New"/>
                 <w:cs/>
-                <w:lang w:val="en-US" w:bidi="th-TH"/>
+                <w:lang w:val="en-US"/>
               </w:rPr>
               <w:t xml:space="preserve">w:szCs</w:t>
             </w:r>
@@ -2494,7 +2494,7 @@
             <w:r>
               <w:rPr>
                 <w:cs/>
-                <w:lang w:val="en-US" w:bidi="th-TH"/>
+                <w:lang w:val="en-US"/>
               </w:rPr>
               <w:t xml:space="preserve">ตัวหนา</w:t>
             </w:r>
@@ -2513,7 +2513,7 @@
               <w:rPr>
                 <w:rFonts w:ascii="Consolas" w:hAnsi="Consolas" w:cs="TH Sarabun New"/>
                 <w:cs/>
-                <w:lang w:val="en-US" w:bidi="th-TH"/>
+                <w:lang w:val="en-US"/>
               </w:rPr>
               <w:t xml:space="preserve">w:b</w:t>
             </w:r>
@@ -2532,7 +2532,7 @@
               <w:rPr>
                 <w:rFonts w:ascii="Consolas" w:hAnsi="Consolas" w:cs="TH Sarabun New"/>
                 <w:cs/>
-                <w:lang w:val="en-US" w:bidi="th-TH"/>
+                <w:lang w:val="en-US"/>
               </w:rPr>
               <w:t xml:space="preserve">w:bCs</w:t>
             </w:r>
@@ -2551,7 +2551,7 @@
             <w:r>
               <w:rPr>
                 <w:cs/>
-                <w:lang w:val="en-US" w:bidi="th-TH"/>
+                <w:lang w:val="en-US"/>
               </w:rPr>
               <w:t xml:space="preserve">ตัวเอียง</w:t>
             </w:r>
@@ -2570,7 +2570,7 @@
               <w:rPr>
                 <w:rFonts w:ascii="Consolas" w:hAnsi="Consolas" w:cs="TH Sarabun New"/>
                 <w:cs/>
-                <w:lang w:val="en-US" w:bidi="th-TH"/>
+                <w:lang w:val="en-US"/>
               </w:rPr>
               <w:t xml:space="preserve">w:i</w:t>
             </w:r>
@@ -2589,7 +2589,7 @@
               <w:rPr>
                 <w:rFonts w:ascii="Consolas" w:hAnsi="Consolas" w:cs="TH Sarabun New"/>
                 <w:cs/>
-                <w:lang w:val="en-US" w:bidi="th-TH"/>
+                <w:lang w:val="en-US"/>
               </w:rPr>
               <w:t xml:space="preserve">w:iCs</w:t>
             </w:r>
@@ -2607,7 +2607,7 @@
       <w:r>
         <w:rPr>
           <w:cs/>
-          <w:lang w:val="en-US" w:bidi="th-TH"/>
+          <w:lang w:val="en-US"/>
         </w:rPr>
         <w:drawing>
           <wp:inline distT="0" distB="0" distL="0" distR="0">
@@ -2652,14 +2652,14 @@
           <w:b/>
           <w:bCs/>
           <w:cs/>
-          <w:lang w:val="en-US" w:bidi="th-TH"/>
+          <w:lang w:val="en-US"/>
         </w:rPr>
         <w:t xml:space="preserve">รูปที่ 2-1</w:t>
       </w:r>
       <w:r>
         <w:rPr>
           <w:cs/>
-          <w:lang w:val="en-US" w:bidi="th-TH"/>
+          <w:lang w:val="en-US"/>
         </w:rPr>
         <w:t xml:space="preserve"> อัตราการแสดงผลถูกต้องจำแนกตามประเภทเอกสาร</w:t>
       </w:r>
@@ -2671,7 +2671,7 @@
       <w:r>
         <w:rPr>
           <w:cs/>
-          <w:lang w:val="en-US" w:bidi="th-TH"/>
+          <w:lang w:val="en-US"/>
         </w:rPr>
         <w:t xml:space="preserve">รูปแบบไฟล์ Office Open XML</w:t>
       </w:r>
@@ -2681,7 +2681,7 @@
       <w:r>
         <w:rPr>
           <w:cs/>
-          <w:lang w:val="en-US" w:bidi="th-TH"/>
+          <w:lang w:val="en-US"/>
         </w:rPr>
         <w:t xml:space="preserve">ไฟล์ .docx เป็นไฟล์ zip ที่บรรจุเอกสาร XML หลายส่วน ส่วนที่สำคัญที่สุดคือ </w:t>
       </w:r>
@@ -2689,14 +2689,14 @@
         <w:rPr>
           <w:rFonts w:ascii="Consolas" w:hAnsi="Consolas" w:cs="TH Sarabun New"/>
           <w:cs/>
-          <w:lang w:val="en-US" w:bidi="th-TH"/>
+          <w:lang w:val="en-US"/>
         </w:rPr>
         <w:t xml:space="preserve">word/document.xml</w:t>
       </w:r>
       <w:r>
         <w:rPr>
           <w:cs/>
-          <w:lang w:val="en-US" w:bidi="th-TH"/>
+          <w:lang w:val="en-US"/>
         </w:rPr>
         <w:t xml:space="preserve"> ซึ่งเก็บเนื้อหาของเอกสาร ตัวอย่างข้อความไทยหนึ่งช่วงที่กำหนดคุณสมบัติครบถ้วนมีลักษณะดังนี้</w:t>
       </w:r>
@@ -2708,7 +2708,7 @@
       <w:r>
         <w:rPr>
           <w:cs/>
-          <w:lang w:val="en-US" w:bidi="th-TH"/>
+          <w:lang w:val="en-US"/>
         </w:rPr>
         <w:t xml:space="preserve">&lt;w:r&gt;</w:t>
       </w:r>
@@ -2720,7 +2720,7 @@
       <w:r>
         <w:rPr>
           <w:cs/>
-          <w:lang w:val="en-US" w:bidi="th-TH"/>
+          <w:lang w:val="en-US"/>
         </w:rPr>
         <w:t xml:space="preserve">  &lt;w:rPr&gt;&lt;w:b/&gt;&lt;w:bCs/&gt;&lt;w:cs/&gt;&lt;w:lang w:val="en-US" w:bidi="th-TH"/&gt;&lt;/w:rPr&gt;</w:t>
       </w:r>
@@ -2732,7 +2732,7 @@
       <w:r>
         <w:rPr>
           <w:cs/>
-          <w:lang w:val="en-US" w:bidi="th-TH"/>
+          <w:lang w:val="en-US"/>
         </w:rPr>
         <w:t xml:space="preserve">  &lt;w:t&gt;ข้อความภาษาไทย&lt;/w:t&gt;</w:t>
       </w:r>
@@ -2744,7 +2744,7 @@
       <w:r>
         <w:rPr>
           <w:cs/>
-          <w:lang w:val="en-US" w:bidi="th-TH"/>
+          <w:lang w:val="en-US"/>
         </w:rPr>
         <w:t xml:space="preserve">&lt;/w:r&gt;</w:t>
       </w:r>
@@ -2756,7 +2756,7 @@
       <w:r>
         <w:rPr>
           <w:cs/>
-          <w:lang w:val="en-US" w:bidi="th-TH"/>
+          <w:lang w:val="en-US"/>
         </w:rPr>
         <w:t xml:space="preserve">งานวิจัยที่เกี่ยวข้อง</w:t>
       </w:r>
@@ -2772,7 +2772,7 @@
       <w:r>
         <w:rPr>
           <w:cs/>
-          <w:lang w:val="en-US" w:bidi="th-TH"/>
+          <w:lang w:val="en-US"/>
         </w:rPr>
         <w:t xml:space="preserve">งานวิจัยที่ผ่านมาเกี่ยวกับการสร้างเอกสารอัตโนมัติส่วนใหญ่มุ่งเน้นภาษาอังกฤษ งานที่ศึกษาภาษาไทยโดยตรงยังมีจำนวนน้อย และมักแก้ปัญหาการตัดคำด้วยการแทรกอักขระที่มองไม่เห็น ซึ่งทำให้เนื้อหาของเอกสารเปลี่ยนไปจากต้นฉบับ งานวิจัยนี้เลือกแนวทางที่ต่างออกไป คือกำหนดคุณสมบัติภาษาให้ถูกต้องแล้วปล่อยให้โปรแกรมตัดคำด้วยพจนานุกรมของตนเอง</w:t>
       </w:r>
@@ -2784,7 +2784,7 @@
       <w:r>
         <w:rPr>
           <w:cs/>
-          <w:lang w:val="en-US" w:bidi="th-TH"/>
+          <w:lang w:val="en-US"/>
         </w:rPr>
         <w:t xml:space="preserve">บทที่ 3 วิธีดำเนินการวิจัย</w:t>
       </w:r>
@@ -2796,7 +2796,7 @@
       <w:r>
         <w:rPr>
           <w:cs/>
-          <w:lang w:val="en-US" w:bidi="th-TH"/>
+          <w:lang w:val="en-US"/>
         </w:rPr>
         <w:t xml:space="preserve">ประชากรและกลุ่มตัวอย่าง</w:t>
       </w:r>
@@ -2806,7 +2806,7 @@
       <w:r>
         <w:rPr>
           <w:cs/>
-          <w:lang w:val="en-US" w:bidi="th-TH"/>
+          <w:lang w:val="en-US"/>
         </w:rPr>
         <w:t xml:space="preserve">ประชากรในการวิจัยครั้งนี้คือเอกสารภาษาไทยที่หน่วยงานตัวอย่างจัดทำขึ้นในปีงบประมาณ 2568 ผู้วิจัยสร้างเอกสารสังเคราะห์ ที่มีโครงสร้างเลียนแบบเอกสารจริง โดยไม่ใช้ข้อมูลส่วนบุคคลหรือข้อมูลของหน่วยงานใด ๆ เอกสารแต่ละฉบับประกอบด้วยหัวข้อหลายระดับ ย่อหน้ายาว รายการลำดับเลข ตาราง รูปภาพ เชิงอรรถ และลิงก์ เพื่อให้ครอบคลุมองค์ประกอบที่พบในเอกสารจริงมากที่สุด จากนั้นสุ่มแบ่งเอกสารออกเป็นกลุ่มพัฒนาและกลุ่มทดสอบในอัตราส่วน 70 ต่อ 30</w:t>
       </w:r>
@@ -2818,7 +2818,7 @@
       <w:r>
         <w:rPr>
           <w:cs/>
-          <w:lang w:val="en-US" w:bidi="th-TH"/>
+          <w:lang w:val="en-US"/>
         </w:rPr>
         <w:t xml:space="preserve">เครื่องมือที่ใช้ในการวิจัย</w:t>
       </w:r>
@@ -2828,7 +2828,7 @@
       <w:r>
         <w:rPr>
           <w:cs/>
-          <w:lang w:val="en-US" w:bidi="th-TH"/>
+          <w:lang w:val="en-US"/>
         </w:rPr>
         <w:t xml:space="preserve">เครื่องมือที่ใช้ประกอบด้วยระบบสร้างเอกสาร ชุดทดสอบอัตโนมัติ และแบบประเมินการแสดงผล ขั้นตอนการทำงานของระบบแสดงดังภาพต่อไปนี้</w:t>
       </w:r>
@@ -2840,7 +2840,7 @@
       <w:r>
         <w:rPr>
           <w:cs/>
-          <w:lang w:val="en-US" w:bidi="th-TH"/>
+          <w:lang w:val="en-US"/>
         </w:rPr>
         <w:drawing>
           <wp:inline distT="0" distB="0" distL="0" distR="0">
@@ -2885,14 +2885,14 @@
           <w:b/>
           <w:bCs/>
           <w:cs/>
-          <w:lang w:val="en-US" w:bidi="th-TH"/>
+          <w:lang w:val="en-US"/>
         </w:rPr>
         <w:t xml:space="preserve">รูปที่ 3-1</w:t>
       </w:r>
       <w:r>
         <w:rPr>
           <w:cs/>
-          <w:lang w:val="en-US" w:bidi="th-TH"/>
+          <w:lang w:val="en-US"/>
         </w:rPr>
         <w:t xml:space="preserve"> ขั้นตอนการทำงานของระบบสร้างเอกสาร</w:t>
       </w:r>
@@ -2904,7 +2904,7 @@
       <w:r>
         <w:rPr>
           <w:cs/>
-          <w:lang w:val="en-US" w:bidi="th-TH"/>
+          <w:lang w:val="en-US"/>
         </w:rPr>
         <w:t xml:space="preserve">การเก็บรวบรวมข้อมูล</w:t>
       </w:r>
@@ -2917,21 +2917,21 @@
       <w:r>
         <w:rPr>
           <w:cs/>
-          <w:lang w:val="en-US" w:bidi="th-TH"/>
+          <w:lang w:val="en-US"/>
         </w:rPr>
         <w:t xml:space="preserve">1.</w:t>
       </w:r>
       <w:r>
         <w:rPr>
           <w:cs/>
-          <w:lang w:val="en-US" w:bidi="th-TH"/>
+          <w:lang w:val="en-US"/>
         </w:rPr>
         <w:tab/>
       </w:r>
       <w:r>
         <w:rPr>
           <w:cs/>
-          <w:lang w:val="en-US" w:bidi="th-TH"/>
+          <w:lang w:val="en-US"/>
         </w:rPr>
         <w:t xml:space="preserve">สร้างเอกสารจากไฟล์ Markdown ทุกฉบับด้วยทั้งสองภาษาโปรแกรม และเทียบไฟล์ผลลัพธ์ทีละไบต์</w:t>
       </w:r>
@@ -2944,21 +2944,21 @@
       <w:r>
         <w:rPr>
           <w:cs/>
-          <w:lang w:val="en-US" w:bidi="th-TH"/>
+          <w:lang w:val="en-US"/>
         </w:rPr>
         <w:t xml:space="preserve">2.</w:t>
       </w:r>
       <w:r>
         <w:rPr>
           <w:cs/>
-          <w:lang w:val="en-US" w:bidi="th-TH"/>
+          <w:lang w:val="en-US"/>
         </w:rPr>
         <w:tab/>
       </w:r>
       <w:r>
         <w:rPr>
           <w:cs/>
-          <w:lang w:val="en-US" w:bidi="th-TH"/>
+          <w:lang w:val="en-US"/>
         </w:rPr>
         <w:t xml:space="preserve">เปิดเอกสารในโปรแกรมสำนักงานแต่ละโปรแกรม แล้วบันทึกผลตามแบบประเมิน</w:t>
       </w:r>
@@ -2976,21 +2976,21 @@
       <w:r>
         <w:rPr>
           <w:cs/>
-          <w:lang w:val="en-US" w:bidi="th-TH"/>
+          <w:lang w:val="en-US"/>
         </w:rPr>
         <w:t xml:space="preserve">3.</w:t>
       </w:r>
       <w:r>
         <w:rPr>
           <w:cs/>
-          <w:lang w:val="en-US" w:bidi="th-TH"/>
+          <w:lang w:val="en-US"/>
         </w:rPr>
         <w:tab/>
       </w:r>
       <w:r>
         <w:rPr>
           <w:cs/>
-          <w:lang w:val="en-US" w:bidi="th-TH"/>
+          <w:lang w:val="en-US"/>
         </w:rPr>
         <w:t xml:space="preserve">บันทึกภาพหน้าจอของทุกรายการที่ไม่ผ่าน พร้อมรุ่นของโปรแกรมที่ใช้</w:t>
       </w:r>
@@ -3002,7 +3002,7 @@
       <w:r>
         <w:rPr>
           <w:cs/>
-          <w:lang w:val="en-US" w:bidi="th-TH"/>
+          <w:lang w:val="en-US"/>
         </w:rPr>
         <w:t xml:space="preserve">บทที่ 4 ผลการวิจัย</w:t>
       </w:r>
@@ -3012,7 +3012,7 @@
       <w:r>
         <w:rPr>
           <w:cs/>
-          <w:lang w:val="en-US" w:bidi="th-TH"/>
+          <w:lang w:val="en-US"/>
         </w:rPr>
         <w:t xml:space="preserve">ผลการทดสอบเอกสารทั้ง 120 ฉบับในโปรแกรมสำนักงาน 5 โปรแกรม แสดงในตารางต่อไปนี้ โดยแต่ละแถวคือรายการตรวจหนึ่งรายการ คอลัมน์ผ่านและไม่ผ่านนับเป็นจำนวนเอกสาร ตารางนี้มีความยาวหลายหน้า จึงใช้ทดสอบการแสดงแถวหัวตารางซ้ำทุกหน้าด้วย ผลโดยรวมพบว่ารายการที่เกี่ยวกับภาษาไทยโดยตรงผ่านเกือบทั้งหมด ส่วนรายการที่ไม่ผ่านเกิดกับโปรแกรมที่ไม่รองรับรูปแบบบางอย่าง เช่น การจัดข้อความแบบกระจายแบบไทย และการอัปเดตสารบัญอัตโนมัติ</w:t>
       </w:r>
@@ -3027,14 +3027,14 @@
           <w:b/>
           <w:bCs/>
           <w:cs/>
-          <w:lang w:val="en-US" w:bidi="th-TH"/>
+          <w:lang w:val="en-US"/>
         </w:rPr>
         <w:t xml:space="preserve">ตารางที่ 4-1</w:t>
       </w:r>
       <w:r>
         <w:rPr>
           <w:cs/>
-          <w:lang w:val="en-US" w:bidi="th-TH"/>
+          <w:lang w:val="en-US"/>
         </w:rPr>
         <w:t xml:space="preserve"> ผลการตรวจการแสดงผลจำแนกตามรายการตรวจ</w:t>
       </w:r>
@@ -3078,7 +3078,7 @@
                 <w:b/>
                 <w:bCs/>
                 <w:cs/>
-                <w:lang w:val="en-US" w:bidi="th-TH"/>
+                <w:lang w:val="en-US"/>
               </w:rPr>
               <w:t xml:space="preserve">ลำดับ</w:t>
             </w:r>
@@ -3097,7 +3097,7 @@
                 <w:b/>
                 <w:bCs/>
                 <w:cs/>
-                <w:lang w:val="en-US" w:bidi="th-TH"/>
+                <w:lang w:val="en-US"/>
               </w:rPr>
               <w:t xml:space="preserve">รายการตรวจ</w:t>
             </w:r>
@@ -3117,7 +3117,7 @@
                 <w:b/>
                 <w:bCs/>
                 <w:cs/>
-                <w:lang w:val="en-US" w:bidi="th-TH"/>
+                <w:lang w:val="en-US"/>
               </w:rPr>
               <w:t xml:space="preserve">ผ่าน</w:t>
             </w:r>
@@ -3137,7 +3137,7 @@
                 <w:b/>
                 <w:bCs/>
                 <w:cs/>
-                <w:lang w:val="en-US" w:bidi="th-TH"/>
+                <w:lang w:val="en-US"/>
               </w:rPr>
               <w:t xml:space="preserve">ไม่ผ่าน</w:t>
             </w:r>
@@ -3157,7 +3157,7 @@
                 <w:b/>
                 <w:bCs/>
                 <w:cs/>
-                <w:lang w:val="en-US" w:bidi="th-TH"/>
+                <w:lang w:val="en-US"/>
               </w:rPr>
               <w:t xml:space="preserve">ร้อยละที่ผ่าน</w:t>
             </w:r>
@@ -3177,7 +3177,7 @@
             <w:r>
               <w:rPr>
                 <w:cs/>
-                <w:lang w:val="en-US" w:bidi="th-TH"/>
+                <w:lang w:val="en-US"/>
               </w:rPr>
               <w:t xml:space="preserve">1</w:t>
             </w:r>
@@ -3194,7 +3194,7 @@
             <w:r>
               <w:rPr>
                 <w:cs/>
-                <w:lang w:val="en-US" w:bidi="th-TH"/>
+                <w:lang w:val="en-US"/>
               </w:rPr>
               <w:t xml:space="preserve">ฟอนต์ภาษาไทยถูกต้อง</w:t>
             </w:r>
@@ -3212,7 +3212,7 @@
             <w:r>
               <w:rPr>
                 <w:cs/>
-                <w:lang w:val="en-US" w:bidi="th-TH"/>
+                <w:lang w:val="en-US"/>
               </w:rPr>
               <w:t xml:space="preserve">118</w:t>
             </w:r>
@@ -3230,7 +3230,7 @@
             <w:r>
               <w:rPr>
                 <w:cs/>
-                <w:lang w:val="en-US" w:bidi="th-TH"/>
+                <w:lang w:val="en-US"/>
               </w:rPr>
               <w:t xml:space="preserve">2</w:t>
             </w:r>
@@ -3248,7 +3248,7 @@
             <w:r>
               <w:rPr>
                 <w:cs/>
-                <w:lang w:val="en-US" w:bidi="th-TH"/>
+                <w:lang w:val="en-US"/>
               </w:rPr>
               <w:t xml:space="preserve">98.3</w:t>
             </w:r>
@@ -3268,7 +3268,7 @@
             <w:r>
               <w:rPr>
                 <w:cs/>
-                <w:lang w:val="en-US" w:bidi="th-TH"/>
+                <w:lang w:val="en-US"/>
               </w:rPr>
               <w:t xml:space="preserve">2</w:t>
             </w:r>
@@ -3285,7 +3285,7 @@
             <w:r>
               <w:rPr>
                 <w:cs/>
-                <w:lang w:val="en-US" w:bidi="th-TH"/>
+                <w:lang w:val="en-US"/>
               </w:rPr>
               <w:t xml:space="preserve">ไม่มีเส้นหยักใต้คำที่สะกดถูก</w:t>
             </w:r>
@@ -3303,7 +3303,7 @@
             <w:r>
               <w:rPr>
                 <w:cs/>
-                <w:lang w:val="en-US" w:bidi="th-TH"/>
+                <w:lang w:val="en-US"/>
               </w:rPr>
               <w:t xml:space="preserve">120</w:t>
             </w:r>
@@ -3321,7 +3321,7 @@
             <w:r>
               <w:rPr>
                 <w:cs/>
-                <w:lang w:val="en-US" w:bidi="th-TH"/>
+                <w:lang w:val="en-US"/>
               </w:rPr>
               <w:t xml:space="preserve">0</w:t>
             </w:r>
@@ -3339,7 +3339,7 @@
             <w:r>
               <w:rPr>
                 <w:cs/>
-                <w:lang w:val="en-US" w:bidi="th-TH"/>
+                <w:lang w:val="en-US"/>
               </w:rPr>
               <w:t xml:space="preserve">100.0</w:t>
             </w:r>
@@ -3359,7 +3359,7 @@
             <w:r>
               <w:rPr>
                 <w:cs/>
-                <w:lang w:val="en-US" w:bidi="th-TH"/>
+                <w:lang w:val="en-US"/>
               </w:rPr>
               <w:t xml:space="preserve">3</w:t>
             </w:r>
@@ -3376,7 +3376,7 @@
             <w:r>
               <w:rPr>
                 <w:cs/>
-                <w:lang w:val="en-US" w:bidi="th-TH"/>
+                <w:lang w:val="en-US"/>
               </w:rPr>
               <w:t xml:space="preserve">ตัดบรรทัดภายในคำไทย</w:t>
             </w:r>
@@ -3394,7 +3394,7 @@
             <w:r>
               <w:rPr>
                 <w:cs/>
-                <w:lang w:val="en-US" w:bidi="th-TH"/>
+                <w:lang w:val="en-US"/>
               </w:rPr>
               <w:t xml:space="preserve">117</w:t>
             </w:r>
@@ -3412,7 +3412,7 @@
             <w:r>
               <w:rPr>
                 <w:cs/>
-                <w:lang w:val="en-US" w:bidi="th-TH"/>
+                <w:lang w:val="en-US"/>
               </w:rPr>
               <w:t xml:space="preserve">3</w:t>
             </w:r>
@@ -3430,7 +3430,7 @@
             <w:r>
               <w:rPr>
                 <w:cs/>
-                <w:lang w:val="en-US" w:bidi="th-TH"/>
+                <w:lang w:val="en-US"/>
               </w:rPr>
               <w:t xml:space="preserve">97.5</w:t>
             </w:r>
@@ -3450,7 +3450,7 @@
             <w:r>
               <w:rPr>
                 <w:cs/>
-                <w:lang w:val="en-US" w:bidi="th-TH"/>
+                <w:lang w:val="en-US"/>
               </w:rPr>
               <w:t xml:space="preserve">4</w:t>
             </w:r>
@@ -3467,7 +3467,7 @@
             <w:r>
               <w:rPr>
                 <w:cs/>
-                <w:lang w:val="en-US" w:bidi="th-TH"/>
+                <w:lang w:val="en-US"/>
               </w:rPr>
               <w:t xml:space="preserve">ตัวหนาแสดงกับอักษรไทย</w:t>
             </w:r>
@@ -3485,7 +3485,7 @@
             <w:r>
               <w:rPr>
                 <w:cs/>
-                <w:lang w:val="en-US" w:bidi="th-TH"/>
+                <w:lang w:val="en-US"/>
               </w:rPr>
               <w:t xml:space="preserve">120</w:t>
             </w:r>
@@ -3503,7 +3503,7 @@
             <w:r>
               <w:rPr>
                 <w:cs/>
-                <w:lang w:val="en-US" w:bidi="th-TH"/>
+                <w:lang w:val="en-US"/>
               </w:rPr>
               <w:t xml:space="preserve">0</w:t>
             </w:r>
@@ -3521,7 +3521,7 @@
             <w:r>
               <w:rPr>
                 <w:cs/>
-                <w:lang w:val="en-US" w:bidi="th-TH"/>
+                <w:lang w:val="en-US"/>
               </w:rPr>
               <w:t xml:space="preserve">100.0</w:t>
             </w:r>
@@ -3541,7 +3541,7 @@
             <w:r>
               <w:rPr>
                 <w:cs/>
-                <w:lang w:val="en-US" w:bidi="th-TH"/>
+                <w:lang w:val="en-US"/>
               </w:rPr>
               <w:t xml:space="preserve">5</w:t>
             </w:r>
@@ -3558,7 +3558,7 @@
             <w:r>
               <w:rPr>
                 <w:cs/>
-                <w:lang w:val="en-US" w:bidi="th-TH"/>
+                <w:lang w:val="en-US"/>
               </w:rPr>
               <w:t xml:space="preserve">ตัวเอียงแสดงกับอักษรไทย</w:t>
             </w:r>
@@ -3576,7 +3576,7 @@
             <w:r>
               <w:rPr>
                 <w:cs/>
-                <w:lang w:val="en-US" w:bidi="th-TH"/>
+                <w:lang w:val="en-US"/>
               </w:rPr>
               <w:t xml:space="preserve">119</w:t>
             </w:r>
@@ -3594,7 +3594,7 @@
             <w:r>
               <w:rPr>
                 <w:cs/>
-                <w:lang w:val="en-US" w:bidi="th-TH"/>
+                <w:lang w:val="en-US"/>
               </w:rPr>
               <w:t xml:space="preserve">1</w:t>
             </w:r>
@@ -3612,7 +3612,7 @@
             <w:r>
               <w:rPr>
                 <w:cs/>
-                <w:lang w:val="en-US" w:bidi="th-TH"/>
+                <w:lang w:val="en-US"/>
               </w:rPr>
               <w:t xml:space="preserve">99.1</w:t>
             </w:r>
@@ -3632,7 +3632,7 @@
             <w:r>
               <w:rPr>
                 <w:cs/>
-                <w:lang w:val="en-US" w:bidi="th-TH"/>
+                <w:lang w:val="en-US"/>
               </w:rPr>
               <w:t xml:space="preserve">6</w:t>
             </w:r>
@@ -3649,7 +3649,7 @@
             <w:r>
               <w:rPr>
                 <w:cs/>
-                <w:lang w:val="en-US" w:bidi="th-TH"/>
+                <w:lang w:val="en-US"/>
               </w:rPr>
               <w:t xml:space="preserve">สัญลักษณ์รายการแสดงเป็นจุด</w:t>
             </w:r>
@@ -3667,7 +3667,7 @@
             <w:r>
               <w:rPr>
                 <w:cs/>
-                <w:lang w:val="en-US" w:bidi="th-TH"/>
+                <w:lang w:val="en-US"/>
               </w:rPr>
               <w:t xml:space="preserve">120</w:t>
             </w:r>
@@ -3685,7 +3685,7 @@
             <w:r>
               <w:rPr>
                 <w:cs/>
-                <w:lang w:val="en-US" w:bidi="th-TH"/>
+                <w:lang w:val="en-US"/>
               </w:rPr>
               <w:t xml:space="preserve">0</w:t>
             </w:r>
@@ -3703,7 +3703,7 @@
             <w:r>
               <w:rPr>
                 <w:cs/>
-                <w:lang w:val="en-US" w:bidi="th-TH"/>
+                <w:lang w:val="en-US"/>
               </w:rPr>
               <w:t xml:space="preserve">100.0</w:t>
             </w:r>
@@ -3723,7 +3723,7 @@
             <w:r>
               <w:rPr>
                 <w:cs/>
-                <w:lang w:val="en-US" w:bidi="th-TH"/>
+                <w:lang w:val="en-US"/>
               </w:rPr>
               <w:t xml:space="preserve">7</w:t>
             </w:r>
@@ -3740,7 +3740,7 @@
             <w:r>
               <w:rPr>
                 <w:cs/>
-                <w:lang w:val="en-US" w:bidi="th-TH"/>
+                <w:lang w:val="en-US"/>
               </w:rPr>
               <w:t xml:space="preserve">เลขลำดับรายการต่อเนื่อง</w:t>
             </w:r>
@@ -3758,7 +3758,7 @@
             <w:r>
               <w:rPr>
                 <w:cs/>
-                <w:lang w:val="en-US" w:bidi="th-TH"/>
+                <w:lang w:val="en-US"/>
               </w:rPr>
               <w:t xml:space="preserve">116</w:t>
             </w:r>
@@ -3776,7 +3776,7 @@
             <w:r>
               <w:rPr>
                 <w:cs/>
-                <w:lang w:val="en-US" w:bidi="th-TH"/>
+                <w:lang w:val="en-US"/>
               </w:rPr>
               <w:t xml:space="preserve">4</w:t>
             </w:r>
@@ -3794,7 +3794,7 @@
             <w:r>
               <w:rPr>
                 <w:cs/>
-                <w:lang w:val="en-US" w:bidi="th-TH"/>
+                <w:lang w:val="en-US"/>
               </w:rPr>
               <w:t xml:space="preserve">96.6</w:t>
             </w:r>
@@ -3814,7 +3814,7 @@
             <w:r>
               <w:rPr>
                 <w:cs/>
-                <w:lang w:val="en-US" w:bidi="th-TH"/>
+                <w:lang w:val="en-US"/>
               </w:rPr>
               <w:t xml:space="preserve">8</w:t>
             </w:r>
@@ -3831,7 +3831,7 @@
             <w:r>
               <w:rPr>
                 <w:cs/>
-                <w:lang w:val="en-US" w:bidi="th-TH"/>
+                <w:lang w:val="en-US"/>
               </w:rPr>
               <w:t xml:space="preserve">ตารางไม่ล้นหน้ากระดาษ</w:t>
             </w:r>
@@ -3849,7 +3849,7 @@
             <w:r>
               <w:rPr>
                 <w:cs/>
-                <w:lang w:val="en-US" w:bidi="th-TH"/>
+                <w:lang w:val="en-US"/>
               </w:rPr>
               <w:t xml:space="preserve">120</w:t>
             </w:r>
@@ -3867,7 +3867,7 @@
             <w:r>
               <w:rPr>
                 <w:cs/>
-                <w:lang w:val="en-US" w:bidi="th-TH"/>
+                <w:lang w:val="en-US"/>
               </w:rPr>
               <w:t xml:space="preserve">0</w:t>
             </w:r>
@@ -3885,7 +3885,7 @@
             <w:r>
               <w:rPr>
                 <w:cs/>
-                <w:lang w:val="en-US" w:bidi="th-TH"/>
+                <w:lang w:val="en-US"/>
               </w:rPr>
               <w:t xml:space="preserve">100.0</w:t>
             </w:r>
@@ -3905,7 +3905,7 @@
             <w:r>
               <w:rPr>
                 <w:cs/>
-                <w:lang w:val="en-US" w:bidi="th-TH"/>
+                <w:lang w:val="en-US"/>
               </w:rPr>
               <w:t xml:space="preserve">9</w:t>
             </w:r>
@@ -3922,7 +3922,7 @@
             <w:r>
               <w:rPr>
                 <w:cs/>
-                <w:lang w:val="en-US" w:bidi="th-TH"/>
+                <w:lang w:val="en-US"/>
               </w:rPr>
               <w:t xml:space="preserve">แถวหัวตารางซ้ำทุกหน้า</w:t>
             </w:r>
@@ -3940,7 +3940,7 @@
             <w:r>
               <w:rPr>
                 <w:cs/>
-                <w:lang w:val="en-US" w:bidi="th-TH"/>
+                <w:lang w:val="en-US"/>
               </w:rPr>
               <w:t xml:space="preserve">112</w:t>
             </w:r>
@@ -3958,7 +3958,7 @@
             <w:r>
               <w:rPr>
                 <w:cs/>
-                <w:lang w:val="en-US" w:bidi="th-TH"/>
+                <w:lang w:val="en-US"/>
               </w:rPr>
               <w:t xml:space="preserve">8</w:t>
             </w:r>
@@ -3976,7 +3976,7 @@
             <w:r>
               <w:rPr>
                 <w:cs/>
-                <w:lang w:val="en-US" w:bidi="th-TH"/>
+                <w:lang w:val="en-US"/>
               </w:rPr>
               <w:t xml:space="preserve">93.3</w:t>
             </w:r>
@@ -3996,7 +3996,7 @@
             <w:r>
               <w:rPr>
                 <w:cs/>
-                <w:lang w:val="en-US" w:bidi="th-TH"/>
+                <w:lang w:val="en-US"/>
               </w:rPr>
               <w:t xml:space="preserve">10</w:t>
             </w:r>
@@ -4013,7 +4013,7 @@
             <w:r>
               <w:rPr>
                 <w:cs/>
-                <w:lang w:val="en-US" w:bidi="th-TH"/>
+                <w:lang w:val="en-US"/>
               </w:rPr>
               <w:t xml:space="preserve">ลิงก์เปิดได้</w:t>
             </w:r>
@@ -4031,7 +4031,7 @@
             <w:r>
               <w:rPr>
                 <w:cs/>
-                <w:lang w:val="en-US" w:bidi="th-TH"/>
+                <w:lang w:val="en-US"/>
               </w:rPr>
               <w:t xml:space="preserve">120</w:t>
             </w:r>
@@ -4049,7 +4049,7 @@
             <w:r>
               <w:rPr>
                 <w:cs/>
-                <w:lang w:val="en-US" w:bidi="th-TH"/>
+                <w:lang w:val="en-US"/>
               </w:rPr>
               <w:t xml:space="preserve">0</w:t>
             </w:r>
@@ -4067,7 +4067,7 @@
             <w:r>
               <w:rPr>
                 <w:cs/>
-                <w:lang w:val="en-US" w:bidi="th-TH"/>
+                <w:lang w:val="en-US"/>
               </w:rPr>
               <w:t xml:space="preserve">100.0</w:t>
             </w:r>
@@ -4087,7 +4087,7 @@
             <w:r>
               <w:rPr>
                 <w:cs/>
-                <w:lang w:val="en-US" w:bidi="th-TH"/>
+                <w:lang w:val="en-US"/>
               </w:rPr>
               <w:t xml:space="preserve">11</w:t>
             </w:r>
@@ -4104,7 +4104,7 @@
             <w:r>
               <w:rPr>
                 <w:cs/>
-                <w:lang w:val="en-US" w:bidi="th-TH"/>
+                <w:lang w:val="en-US"/>
               </w:rPr>
               <w:t xml:space="preserve">เชิงอรรถอยู่ท้ายหน้า</w:t>
             </w:r>
@@ -4122,7 +4122,7 @@
             <w:r>
               <w:rPr>
                 <w:cs/>
-                <w:lang w:val="en-US" w:bidi="th-TH"/>
+                <w:lang w:val="en-US"/>
               </w:rPr>
               <w:t xml:space="preserve">115</w:t>
             </w:r>
@@ -4140,7 +4140,7 @@
             <w:r>
               <w:rPr>
                 <w:cs/>
-                <w:lang w:val="en-US" w:bidi="th-TH"/>
+                <w:lang w:val="en-US"/>
               </w:rPr>
               <w:t xml:space="preserve">5</w:t>
             </w:r>
@@ -4158,7 +4158,7 @@
             <w:r>
               <w:rPr>
                 <w:cs/>
-                <w:lang w:val="en-US" w:bidi="th-TH"/>
+                <w:lang w:val="en-US"/>
               </w:rPr>
               <w:t xml:space="preserve">95.8</w:t>
             </w:r>
@@ -4178,7 +4178,7 @@
             <w:r>
               <w:rPr>
                 <w:cs/>
-                <w:lang w:val="en-US" w:bidi="th-TH"/>
+                <w:lang w:val="en-US"/>
               </w:rPr>
               <w:t xml:space="preserve">12</w:t>
             </w:r>
@@ -4195,7 +4195,7 @@
             <w:r>
               <w:rPr>
                 <w:cs/>
-                <w:lang w:val="en-US" w:bidi="th-TH"/>
+                <w:lang w:val="en-US"/>
               </w:rPr>
               <w:t xml:space="preserve">รูปภาพไม่ล้นหน้ากระดาษ</w:t>
             </w:r>
@@ -4213,7 +4213,7 @@
             <w:r>
               <w:rPr>
                 <w:cs/>
-                <w:lang w:val="en-US" w:bidi="th-TH"/>
+                <w:lang w:val="en-US"/>
               </w:rPr>
               <w:t xml:space="preserve">120</w:t>
             </w:r>
@@ -4231,7 +4231,7 @@
             <w:r>
               <w:rPr>
                 <w:cs/>
-                <w:lang w:val="en-US" w:bidi="th-TH"/>
+                <w:lang w:val="en-US"/>
               </w:rPr>
               <w:t xml:space="preserve">0</w:t>
             </w:r>
@@ -4249,7 +4249,7 @@
             <w:r>
               <w:rPr>
                 <w:cs/>
-                <w:lang w:val="en-US" w:bidi="th-TH"/>
+                <w:lang w:val="en-US"/>
               </w:rPr>
               <w:t xml:space="preserve">100.0</w:t>
             </w:r>
@@ -4269,7 +4269,7 @@
             <w:r>
               <w:rPr>
                 <w:cs/>
-                <w:lang w:val="en-US" w:bidi="th-TH"/>
+                <w:lang w:val="en-US"/>
               </w:rPr>
               <w:t xml:space="preserve">13</w:t>
             </w:r>
@@ -4286,7 +4286,7 @@
             <w:r>
               <w:rPr>
                 <w:cs/>
-                <w:lang w:val="en-US" w:bidi="th-TH"/>
+                <w:lang w:val="en-US"/>
               </w:rPr>
               <w:t xml:space="preserve">ช่องทำเครื่องหมายแสดงผล</w:t>
             </w:r>
@@ -4304,7 +4304,7 @@
             <w:r>
               <w:rPr>
                 <w:cs/>
-                <w:lang w:val="en-US" w:bidi="th-TH"/>
+                <w:lang w:val="en-US"/>
               </w:rPr>
               <w:t xml:space="preserve">114</w:t>
             </w:r>
@@ -4322,7 +4322,7 @@
             <w:r>
               <w:rPr>
                 <w:cs/>
-                <w:lang w:val="en-US" w:bidi="th-TH"/>
+                <w:lang w:val="en-US"/>
               </w:rPr>
               <w:t xml:space="preserve">6</w:t>
             </w:r>
@@ -4340,7 +4340,7 @@
             <w:r>
               <w:rPr>
                 <w:cs/>
-                <w:lang w:val="en-US" w:bidi="th-TH"/>
+                <w:lang w:val="en-US"/>
               </w:rPr>
               <w:t xml:space="preserve">95.0</w:t>
             </w:r>
@@ -4360,7 +4360,7 @@
             <w:r>
               <w:rPr>
                 <w:cs/>
-                <w:lang w:val="en-US" w:bidi="th-TH"/>
+                <w:lang w:val="en-US"/>
               </w:rPr>
               <w:t xml:space="preserve">14</w:t>
             </w:r>
@@ -4377,7 +4377,7 @@
             <w:r>
               <w:rPr>
                 <w:cs/>
-                <w:lang w:val="en-US" w:bidi="th-TH"/>
+                <w:lang w:val="en-US"/>
               </w:rPr>
               <w:t xml:space="preserve">หัวข้อมีรูปแบบตามที่กำหนด</w:t>
             </w:r>
@@ -4395,7 +4395,7 @@
             <w:r>
               <w:rPr>
                 <w:cs/>
-                <w:lang w:val="en-US" w:bidi="th-TH"/>
+                <w:lang w:val="en-US"/>
               </w:rPr>
               <w:t xml:space="preserve">119</w:t>
             </w:r>
@@ -4413,7 +4413,7 @@
             <w:r>
               <w:rPr>
                 <w:cs/>
-                <w:lang w:val="en-US" w:bidi="th-TH"/>
+                <w:lang w:val="en-US"/>
               </w:rPr>
               <w:t xml:space="preserve">1</w:t>
             </w:r>
@@ -4431,7 +4431,7 @@
             <w:r>
               <w:rPr>
                 <w:cs/>
-                <w:lang w:val="en-US" w:bidi="th-TH"/>
+                <w:lang w:val="en-US"/>
               </w:rPr>
               <w:t xml:space="preserve">99.1</w:t>
             </w:r>
@@ -4451,7 +4451,7 @@
             <w:r>
               <w:rPr>
                 <w:cs/>
-                <w:lang w:val="en-US" w:bidi="th-TH"/>
+                <w:lang w:val="en-US"/>
               </w:rPr>
               <w:t xml:space="preserve">15</w:t>
             </w:r>
@@ -4468,7 +4468,7 @@
             <w:r>
               <w:rPr>
                 <w:cs/>
-                <w:lang w:val="en-US" w:bidi="th-TH"/>
+                <w:lang w:val="en-US"/>
               </w:rPr>
               <w:t xml:space="preserve">เลขบทแสดงถูกต้อง</w:t>
             </w:r>
@@ -4486,7 +4486,7 @@
             <w:r>
               <w:rPr>
                 <w:cs/>
-                <w:lang w:val="en-US" w:bidi="th-TH"/>
+                <w:lang w:val="en-US"/>
               </w:rPr>
               <w:t xml:space="preserve">118</w:t>
             </w:r>
@@ -4504,7 +4504,7 @@
             <w:r>
               <w:rPr>
                 <w:cs/>
-                <w:lang w:val="en-US" w:bidi="th-TH"/>
+                <w:lang w:val="en-US"/>
               </w:rPr>
               <w:t xml:space="preserve">2</w:t>
             </w:r>
@@ -4522,7 +4522,7 @@
             <w:r>
               <w:rPr>
                 <w:cs/>
-                <w:lang w:val="en-US" w:bidi="th-TH"/>
+                <w:lang w:val="en-US"/>
               </w:rPr>
               <w:t xml:space="preserve">98.3</w:t>
             </w:r>
@@ -4542,7 +4542,7 @@
             <w:r>
               <w:rPr>
                 <w:cs/>
-                <w:lang w:val="en-US" w:bidi="th-TH"/>
+                <w:lang w:val="en-US"/>
               </w:rPr>
               <w:t xml:space="preserve">16</w:t>
             </w:r>
@@ -4559,7 +4559,7 @@
             <w:r>
               <w:rPr>
                 <w:cs/>
-                <w:lang w:val="en-US" w:bidi="th-TH"/>
+                <w:lang w:val="en-US"/>
               </w:rPr>
               <w:t xml:space="preserve">ชื่อตารางมีเลขบท</w:t>
             </w:r>
@@ -4577,7 +4577,7 @@
             <w:r>
               <w:rPr>
                 <w:cs/>
-                <w:lang w:val="en-US" w:bidi="th-TH"/>
+                <w:lang w:val="en-US"/>
               </w:rPr>
               <w:t xml:space="preserve">117</w:t>
             </w:r>
@@ -4595,7 +4595,7 @@
             <w:r>
               <w:rPr>
                 <w:cs/>
-                <w:lang w:val="en-US" w:bidi="th-TH"/>
+                <w:lang w:val="en-US"/>
               </w:rPr>
               <w:t xml:space="preserve">3</w:t>
             </w:r>
@@ -4613,7 +4613,7 @@
             <w:r>
               <w:rPr>
                 <w:cs/>
-                <w:lang w:val="en-US" w:bidi="th-TH"/>
+                <w:lang w:val="en-US"/>
               </w:rPr>
               <w:t xml:space="preserve">97.5</w:t>
             </w:r>
@@ -4633,7 +4633,7 @@
             <w:r>
               <w:rPr>
                 <w:cs/>
-                <w:lang w:val="en-US" w:bidi="th-TH"/>
+                <w:lang w:val="en-US"/>
               </w:rPr>
               <w:t xml:space="preserve">17</w:t>
             </w:r>
@@ -4650,7 +4650,7 @@
             <w:r>
               <w:rPr>
                 <w:cs/>
-                <w:lang w:val="en-US" w:bidi="th-TH"/>
+                <w:lang w:val="en-US"/>
               </w:rPr>
               <w:t xml:space="preserve">ชื่อรูปมีเลขบท</w:t>
             </w:r>
@@ -4668,7 +4668,7 @@
             <w:r>
               <w:rPr>
                 <w:cs/>
-                <w:lang w:val="en-US" w:bidi="th-TH"/>
+                <w:lang w:val="en-US"/>
               </w:rPr>
               <w:t xml:space="preserve">117</w:t>
             </w:r>
@@ -4686,7 +4686,7 @@
             <w:r>
               <w:rPr>
                 <w:cs/>
-                <w:lang w:val="en-US" w:bidi="th-TH"/>
+                <w:lang w:val="en-US"/>
               </w:rPr>
               <w:t xml:space="preserve">3</w:t>
             </w:r>
@@ -4704,7 +4704,7 @@
             <w:r>
               <w:rPr>
                 <w:cs/>
-                <w:lang w:val="en-US" w:bidi="th-TH"/>
+                <w:lang w:val="en-US"/>
               </w:rPr>
               <w:t xml:space="preserve">97.5</w:t>
             </w:r>
@@ -4724,7 +4724,7 @@
             <w:r>
               <w:rPr>
                 <w:cs/>
-                <w:lang w:val="en-US" w:bidi="th-TH"/>
+                <w:lang w:val="en-US"/>
               </w:rPr>
               <w:t xml:space="preserve">18</w:t>
             </w:r>
@@ -4741,7 +4741,7 @@
             <w:r>
               <w:rPr>
                 <w:cs/>
-                <w:lang w:val="en-US" w:bidi="th-TH"/>
+                <w:lang w:val="en-US"/>
               </w:rPr>
               <w:t xml:space="preserve">สารบัญมีเลขหน้า</w:t>
             </w:r>
@@ -4759,7 +4759,7 @@
             <w:r>
               <w:rPr>
                 <w:cs/>
-                <w:lang w:val="en-US" w:bidi="th-TH"/>
+                <w:lang w:val="en-US"/>
               </w:rPr>
               <w:t xml:space="preserve">104</w:t>
             </w:r>
@@ -4777,7 +4777,7 @@
             <w:r>
               <w:rPr>
                 <w:cs/>
-                <w:lang w:val="en-US" w:bidi="th-TH"/>
+                <w:lang w:val="en-US"/>
               </w:rPr>
               <w:t xml:space="preserve">16</w:t>
             </w:r>
@@ -4795,7 +4795,7 @@
             <w:r>
               <w:rPr>
                 <w:cs/>
-                <w:lang w:val="en-US" w:bidi="th-TH"/>
+                <w:lang w:val="en-US"/>
               </w:rPr>
               <w:t xml:space="preserve">86.6</w:t>
             </w:r>
@@ -4815,7 +4815,7 @@
             <w:r>
               <w:rPr>
                 <w:cs/>
-                <w:lang w:val="en-US" w:bidi="th-TH"/>
+                <w:lang w:val="en-US"/>
               </w:rPr>
               <w:t xml:space="preserve">19</w:t>
             </w:r>
@@ -4832,7 +4832,7 @@
             <w:r>
               <w:rPr>
                 <w:cs/>
-                <w:lang w:val="en-US" w:bidi="th-TH"/>
+                <w:lang w:val="en-US"/>
               </w:rPr>
               <w:t xml:space="preserve">สารบัญตารางครบ</w:t>
             </w:r>
@@ -4850,7 +4850,7 @@
             <w:r>
               <w:rPr>
                 <w:cs/>
-                <w:lang w:val="en-US" w:bidi="th-TH"/>
+                <w:lang w:val="en-US"/>
               </w:rPr>
               <w:t xml:space="preserve">106</w:t>
             </w:r>
@@ -4868,7 +4868,7 @@
             <w:r>
               <w:rPr>
                 <w:cs/>
-                <w:lang w:val="en-US" w:bidi="th-TH"/>
+                <w:lang w:val="en-US"/>
               </w:rPr>
               <w:t xml:space="preserve">14</w:t>
             </w:r>
@@ -4886,7 +4886,7 @@
             <w:r>
               <w:rPr>
                 <w:cs/>
-                <w:lang w:val="en-US" w:bidi="th-TH"/>
+                <w:lang w:val="en-US"/>
               </w:rPr>
               <w:t xml:space="preserve">88.3</w:t>
             </w:r>
@@ -4906,7 +4906,7 @@
             <w:r>
               <w:rPr>
                 <w:cs/>
-                <w:lang w:val="en-US" w:bidi="th-TH"/>
+                <w:lang w:val="en-US"/>
               </w:rPr>
               <w:t xml:space="preserve">20</w:t>
             </w:r>
@@ -4923,7 +4923,7 @@
             <w:r>
               <w:rPr>
                 <w:cs/>
-                <w:lang w:val="en-US" w:bidi="th-TH"/>
+                <w:lang w:val="en-US"/>
               </w:rPr>
               <w:t xml:space="preserve">สารบัญภาพครบ</w:t>
             </w:r>
@@ -4941,7 +4941,7 @@
             <w:r>
               <w:rPr>
                 <w:cs/>
-                <w:lang w:val="en-US" w:bidi="th-TH"/>
+                <w:lang w:val="en-US"/>
               </w:rPr>
               <w:t xml:space="preserve">106</w:t>
             </w:r>
@@ -4959,7 +4959,7 @@
             <w:r>
               <w:rPr>
                 <w:cs/>
-                <w:lang w:val="en-US" w:bidi="th-TH"/>
+                <w:lang w:val="en-US"/>
               </w:rPr>
               <w:t xml:space="preserve">14</w:t>
             </w:r>
@@ -4977,7 +4977,7 @@
             <w:r>
               <w:rPr>
                 <w:cs/>
-                <w:lang w:val="en-US" w:bidi="th-TH"/>
+                <w:lang w:val="en-US"/>
               </w:rPr>
               <w:t xml:space="preserve">88.3</w:t>
             </w:r>
@@ -4997,7 +4997,7 @@
             <w:r>
               <w:rPr>
                 <w:cs/>
-                <w:lang w:val="en-US" w:bidi="th-TH"/>
+                <w:lang w:val="en-US"/>
               </w:rPr>
               <w:t xml:space="preserve">21</w:t>
             </w:r>
@@ -5014,7 +5014,7 @@
             <w:r>
               <w:rPr>
                 <w:cs/>
-                <w:lang w:val="en-US" w:bidi="th-TH"/>
+                <w:lang w:val="en-US"/>
               </w:rPr>
               <w:t xml:space="preserve">เลขหน้าส่วนหน้าเป็นตัวอักษร</w:t>
             </w:r>
@@ -5032,7 +5032,7 @@
             <w:r>
               <w:rPr>
                 <w:cs/>
-                <w:lang w:val="en-US" w:bidi="th-TH"/>
+                <w:lang w:val="en-US"/>
               </w:rPr>
               <w:t xml:space="preserve">111</w:t>
             </w:r>
@@ -5050,7 +5050,7 @@
             <w:r>
               <w:rPr>
                 <w:cs/>
-                <w:lang w:val="en-US" w:bidi="th-TH"/>
+                <w:lang w:val="en-US"/>
               </w:rPr>
               <w:t xml:space="preserve">9</w:t>
             </w:r>
@@ -5068,7 +5068,7 @@
             <w:r>
               <w:rPr>
                 <w:cs/>
-                <w:lang w:val="en-US" w:bidi="th-TH"/>
+                <w:lang w:val="en-US"/>
               </w:rPr>
               <w:t xml:space="preserve">92.5</w:t>
             </w:r>
@@ -5088,7 +5088,7 @@
             <w:r>
               <w:rPr>
                 <w:cs/>
-                <w:lang w:val="en-US" w:bidi="th-TH"/>
+                <w:lang w:val="en-US"/>
               </w:rPr>
               <w:t xml:space="preserve">22</w:t>
             </w:r>
@@ -5105,7 +5105,7 @@
             <w:r>
               <w:rPr>
                 <w:cs/>
-                <w:lang w:val="en-US" w:bidi="th-TH"/>
+                <w:lang w:val="en-US"/>
               </w:rPr>
               <w:t xml:space="preserve">บทใหม่ขึ้นหน้าใหม่</w:t>
             </w:r>
@@ -5123,7 +5123,7 @@
             <w:r>
               <w:rPr>
                 <w:cs/>
-                <w:lang w:val="en-US" w:bidi="th-TH"/>
+                <w:lang w:val="en-US"/>
               </w:rPr>
               <w:t xml:space="preserve">120</w:t>
             </w:r>
@@ -5141,7 +5141,7 @@
             <w:r>
               <w:rPr>
                 <w:cs/>
-                <w:lang w:val="en-US" w:bidi="th-TH"/>
+                <w:lang w:val="en-US"/>
               </w:rPr>
               <w:t xml:space="preserve">0</w:t>
             </w:r>
@@ -5159,7 +5159,7 @@
             <w:r>
               <w:rPr>
                 <w:cs/>
-                <w:lang w:val="en-US" w:bidi="th-TH"/>
+                <w:lang w:val="en-US"/>
               </w:rPr>
               <w:t xml:space="preserve">100.0</w:t>
             </w:r>
@@ -5179,7 +5179,7 @@
             <w:r>
               <w:rPr>
                 <w:cs/>
-                <w:lang w:val="en-US" w:bidi="th-TH"/>
+                <w:lang w:val="en-US"/>
               </w:rPr>
               <w:t xml:space="preserve">23</w:t>
             </w:r>
@@ -5196,7 +5196,7 @@
             <w:r>
               <w:rPr>
                 <w:cs/>
-                <w:lang w:val="en-US" w:bidi="th-TH"/>
+                <w:lang w:val="en-US"/>
               </w:rPr>
               <w:t xml:space="preserve">เลขภาคผนวกเป็นตัวอักษร</w:t>
             </w:r>
@@ -5214,7 +5214,7 @@
             <w:r>
               <w:rPr>
                 <w:cs/>
-                <w:lang w:val="en-US" w:bidi="th-TH"/>
+                <w:lang w:val="en-US"/>
               </w:rPr>
               <w:t xml:space="preserve">113</w:t>
             </w:r>
@@ -5232,7 +5232,7 @@
             <w:r>
               <w:rPr>
                 <w:cs/>
-                <w:lang w:val="en-US" w:bidi="th-TH"/>
+                <w:lang w:val="en-US"/>
               </w:rPr>
               <w:t xml:space="preserve">7</w:t>
             </w:r>
@@ -5250,7 +5250,7 @@
             <w:r>
               <w:rPr>
                 <w:cs/>
-                <w:lang w:val="en-US" w:bidi="th-TH"/>
+                <w:lang w:val="en-US"/>
               </w:rPr>
               <w:t xml:space="preserve">94.1</w:t>
             </w:r>
@@ -5270,7 +5270,7 @@
             <w:r>
               <w:rPr>
                 <w:cs/>
-                <w:lang w:val="en-US" w:bidi="th-TH"/>
+                <w:lang w:val="en-US"/>
               </w:rPr>
               <w:t xml:space="preserve">24</w:t>
             </w:r>
@@ -5287,7 +5287,7 @@
             <w:r>
               <w:rPr>
                 <w:cs/>
-                <w:lang w:val="en-US" w:bidi="th-TH"/>
+                <w:lang w:val="en-US"/>
               </w:rPr>
               <w:t xml:space="preserve">หัวกระดาษแสดงข้อความ</w:t>
             </w:r>
@@ -5305,7 +5305,7 @@
             <w:r>
               <w:rPr>
                 <w:cs/>
-                <w:lang w:val="en-US" w:bidi="th-TH"/>
+                <w:lang w:val="en-US"/>
               </w:rPr>
               <w:t xml:space="preserve">120</w:t>
             </w:r>
@@ -5323,7 +5323,7 @@
             <w:r>
               <w:rPr>
                 <w:cs/>
-                <w:lang w:val="en-US" w:bidi="th-TH"/>
+                <w:lang w:val="en-US"/>
               </w:rPr>
               <w:t xml:space="preserve">0</w:t>
             </w:r>
@@ -5341,7 +5341,7 @@
             <w:r>
               <w:rPr>
                 <w:cs/>
-                <w:lang w:val="en-US" w:bidi="th-TH"/>
+                <w:lang w:val="en-US"/>
               </w:rPr>
               <w:t xml:space="preserve">100.0</w:t>
             </w:r>
@@ -5361,7 +5361,7 @@
             <w:r>
               <w:rPr>
                 <w:cs/>
-                <w:lang w:val="en-US" w:bidi="th-TH"/>
+                <w:lang w:val="en-US"/>
               </w:rPr>
               <w:t xml:space="preserve">25</w:t>
             </w:r>
@@ -5378,7 +5378,7 @@
             <w:r>
               <w:rPr>
                 <w:cs/>
-                <w:lang w:val="en-US" w:bidi="th-TH"/>
+                <w:lang w:val="en-US"/>
               </w:rPr>
               <w:t xml:space="preserve">ท้ายกระดาษแสดงเลขหน้า</w:t>
             </w:r>
@@ -5396,7 +5396,7 @@
             <w:r>
               <w:rPr>
                 <w:cs/>
-                <w:lang w:val="en-US" w:bidi="th-TH"/>
+                <w:lang w:val="en-US"/>
               </w:rPr>
               <w:t xml:space="preserve">120</w:t>
             </w:r>
@@ -5414,7 +5414,7 @@
             <w:r>
               <w:rPr>
                 <w:cs/>
-                <w:lang w:val="en-US" w:bidi="th-TH"/>
+                <w:lang w:val="en-US"/>
               </w:rPr>
               <w:t xml:space="preserve">0</w:t>
             </w:r>
@@ -5432,7 +5432,7 @@
             <w:r>
               <w:rPr>
                 <w:cs/>
-                <w:lang w:val="en-US" w:bidi="th-TH"/>
+                <w:lang w:val="en-US"/>
               </w:rPr>
               <w:t xml:space="preserve">100.0</w:t>
             </w:r>
@@ -5452,7 +5452,7 @@
             <w:r>
               <w:rPr>
                 <w:cs/>
-                <w:lang w:val="en-US" w:bidi="th-TH"/>
+                <w:lang w:val="en-US"/>
               </w:rPr>
               <w:t xml:space="preserve">26</w:t>
             </w:r>
@@ -5469,7 +5469,7 @@
             <w:r>
               <w:rPr>
                 <w:cs/>
-                <w:lang w:val="en-US" w:bidi="th-TH"/>
+                <w:lang w:val="en-US"/>
               </w:rPr>
               <w:t xml:space="preserve">ระยะบรรทัดตามที่กำหนด</w:t>
             </w:r>
@@ -5487,7 +5487,7 @@
             <w:r>
               <w:rPr>
                 <w:cs/>
-                <w:lang w:val="en-US" w:bidi="th-TH"/>
+                <w:lang w:val="en-US"/>
               </w:rPr>
               <w:t xml:space="preserve">118</w:t>
             </w:r>
@@ -5505,7 +5505,7 @@
             <w:r>
               <w:rPr>
                 <w:cs/>
-                <w:lang w:val="en-US" w:bidi="th-TH"/>
+                <w:lang w:val="en-US"/>
               </w:rPr>
               <w:t xml:space="preserve">2</w:t>
             </w:r>
@@ -5523,7 +5523,7 @@
             <w:r>
               <w:rPr>
                 <w:cs/>
-                <w:lang w:val="en-US" w:bidi="th-TH"/>
+                <w:lang w:val="en-US"/>
               </w:rPr>
               <w:t xml:space="preserve">98.3</w:t>
             </w:r>
@@ -5543,7 +5543,7 @@
             <w:r>
               <w:rPr>
                 <w:cs/>
-                <w:lang w:val="en-US" w:bidi="th-TH"/>
+                <w:lang w:val="en-US"/>
               </w:rPr>
               <w:t xml:space="preserve">27</w:t>
             </w:r>
@@ -5560,7 +5560,7 @@
             <w:r>
               <w:rPr>
                 <w:cs/>
-                <w:lang w:val="en-US" w:bidi="th-TH"/>
+                <w:lang w:val="en-US"/>
               </w:rPr>
               <w:t xml:space="preserve">การเยื้องบรรทัดแรก</w:t>
             </w:r>
@@ -5578,7 +5578,7 @@
             <w:r>
               <w:rPr>
                 <w:cs/>
-                <w:lang w:val="en-US" w:bidi="th-TH"/>
+                <w:lang w:val="en-US"/>
               </w:rPr>
               <w:t xml:space="preserve">119</w:t>
             </w:r>
@@ -5596,7 +5596,7 @@
             <w:r>
               <w:rPr>
                 <w:cs/>
-                <w:lang w:val="en-US" w:bidi="th-TH"/>
+                <w:lang w:val="en-US"/>
               </w:rPr>
               <w:t xml:space="preserve">1</w:t>
             </w:r>
@@ -5614,7 +5614,7 @@
             <w:r>
               <w:rPr>
                 <w:cs/>
-                <w:lang w:val="en-US" w:bidi="th-TH"/>
+                <w:lang w:val="en-US"/>
               </w:rPr>
               <w:t xml:space="preserve">99.1</w:t>
             </w:r>
@@ -5634,7 +5634,7 @@
             <w:r>
               <w:rPr>
                 <w:cs/>
-                <w:lang w:val="en-US" w:bidi="th-TH"/>
+                <w:lang w:val="en-US"/>
               </w:rPr>
               <w:t xml:space="preserve">28</w:t>
             </w:r>
@@ -5651,7 +5651,7 @@
             <w:r>
               <w:rPr>
                 <w:cs/>
-                <w:lang w:val="en-US" w:bidi="th-TH"/>
+                <w:lang w:val="en-US"/>
               </w:rPr>
               <w:t xml:space="preserve">การจัดข้อความแบบกระจาย</w:t>
             </w:r>
@@ -5669,7 +5669,7 @@
             <w:r>
               <w:rPr>
                 <w:cs/>
-                <w:lang w:val="en-US" w:bidi="th-TH"/>
+                <w:lang w:val="en-US"/>
               </w:rPr>
               <w:t xml:space="preserve">96</w:t>
             </w:r>
@@ -5687,7 +5687,7 @@
             <w:r>
               <w:rPr>
                 <w:cs/>
-                <w:lang w:val="en-US" w:bidi="th-TH"/>
+                <w:lang w:val="en-US"/>
               </w:rPr>
               <w:t xml:space="preserve">24</w:t>
             </w:r>
@@ -5705,7 +5705,7 @@
             <w:r>
               <w:rPr>
                 <w:cs/>
-                <w:lang w:val="en-US" w:bidi="th-TH"/>
+                <w:lang w:val="en-US"/>
               </w:rPr>
               <w:t xml:space="preserve">80.0</w:t>
             </w:r>
@@ -5725,7 +5725,7 @@
             <w:r>
               <w:rPr>
                 <w:cs/>
-                <w:lang w:val="en-US" w:bidi="th-TH"/>
+                <w:lang w:val="en-US"/>
               </w:rPr>
               <w:t xml:space="preserve">29</w:t>
             </w:r>
@@ -5742,7 +5742,7 @@
             <w:r>
               <w:rPr>
                 <w:cs/>
-                <w:lang w:val="en-US" w:bidi="th-TH"/>
+                <w:lang w:val="en-US"/>
               </w:rPr>
               <w:t xml:space="preserve">เลขไทยในเลขหน้า</w:t>
             </w:r>
@@ -5760,7 +5760,7 @@
             <w:r>
               <w:rPr>
                 <w:cs/>
-                <w:lang w:val="en-US" w:bidi="th-TH"/>
+                <w:lang w:val="en-US"/>
               </w:rPr>
               <w:t xml:space="preserve">109</w:t>
             </w:r>
@@ -5778,7 +5778,7 @@
             <w:r>
               <w:rPr>
                 <w:cs/>
-                <w:lang w:val="en-US" w:bidi="th-TH"/>
+                <w:lang w:val="en-US"/>
               </w:rPr>
               <w:t xml:space="preserve">11</w:t>
             </w:r>
@@ -5796,7 +5796,7 @@
             <w:r>
               <w:rPr>
                 <w:cs/>
-                <w:lang w:val="en-US" w:bidi="th-TH"/>
+                <w:lang w:val="en-US"/>
               </w:rPr>
               <w:t xml:space="preserve">90.8</w:t>
             </w:r>
@@ -5816,7 +5816,7 @@
             <w:r>
               <w:rPr>
                 <w:cs/>
-                <w:lang w:val="en-US" w:bidi="th-TH"/>
+                <w:lang w:val="en-US"/>
               </w:rPr>
               <w:t xml:space="preserve">30</w:t>
             </w:r>
@@ -5833,7 +5833,7 @@
             <w:r>
               <w:rPr>
                 <w:cs/>
-                <w:lang w:val="en-US" w:bidi="th-TH"/>
+                <w:lang w:val="en-US"/>
               </w:rPr>
               <w:t xml:space="preserve">ขนาดกระดาษถูกต้อง</w:t>
             </w:r>
@@ -5851,7 +5851,7 @@
             <w:r>
               <w:rPr>
                 <w:cs/>
-                <w:lang w:val="en-US" w:bidi="th-TH"/>
+                <w:lang w:val="en-US"/>
               </w:rPr>
               <w:t xml:space="preserve">120</w:t>
             </w:r>
@@ -5869,7 +5869,7 @@
             <w:r>
               <w:rPr>
                 <w:cs/>
-                <w:lang w:val="en-US" w:bidi="th-TH"/>
+                <w:lang w:val="en-US"/>
               </w:rPr>
               <w:t xml:space="preserve">0</w:t>
             </w:r>
@@ -5887,7 +5887,7 @@
             <w:r>
               <w:rPr>
                 <w:cs/>
-                <w:lang w:val="en-US" w:bidi="th-TH"/>
+                <w:lang w:val="en-US"/>
               </w:rPr>
               <w:t xml:space="preserve">100.0</w:t>
             </w:r>
@@ -5907,7 +5907,7 @@
             <w:r>
               <w:rPr>
                 <w:cs/>
-                <w:lang w:val="en-US" w:bidi="th-TH"/>
+                <w:lang w:val="en-US"/>
               </w:rPr>
               <w:t xml:space="preserve">31</w:t>
             </w:r>
@@ -5924,7 +5924,7 @@
             <w:r>
               <w:rPr>
                 <w:cs/>
-                <w:lang w:val="en-US" w:bidi="th-TH"/>
+                <w:lang w:val="en-US"/>
               </w:rPr>
               <w:t xml:space="preserve">ขอบกระดาษถูกต้อง</w:t>
             </w:r>
@@ -5942,7 +5942,7 @@
             <w:r>
               <w:rPr>
                 <w:cs/>
-                <w:lang w:val="en-US" w:bidi="th-TH"/>
+                <w:lang w:val="en-US"/>
               </w:rPr>
               <w:t xml:space="preserve">120</w:t>
             </w:r>
@@ -5960,7 +5960,7 @@
             <w:r>
               <w:rPr>
                 <w:cs/>
-                <w:lang w:val="en-US" w:bidi="th-TH"/>
+                <w:lang w:val="en-US"/>
               </w:rPr>
               <w:t xml:space="preserve">0</w:t>
             </w:r>
@@ -5978,7 +5978,7 @@
             <w:r>
               <w:rPr>
                 <w:cs/>
-                <w:lang w:val="en-US" w:bidi="th-TH"/>
+                <w:lang w:val="en-US"/>
               </w:rPr>
               <w:t xml:space="preserve">100.0</w:t>
             </w:r>
@@ -5998,7 +5998,7 @@
             <w:r>
               <w:rPr>
                 <w:cs/>
-                <w:lang w:val="en-US" w:bidi="th-TH"/>
+                <w:lang w:val="en-US"/>
               </w:rPr>
               <w:t xml:space="preserve">32</w:t>
             </w:r>
@@ -6015,7 +6015,7 @@
             <w:r>
               <w:rPr>
                 <w:cs/>
-                <w:lang w:val="en-US" w:bidi="th-TH"/>
+                <w:lang w:val="en-US"/>
               </w:rPr>
               <w:t xml:space="preserve">ข้อความยกมาเยื้องเข้า</w:t>
             </w:r>
@@ -6033,7 +6033,7 @@
             <w:r>
               <w:rPr>
                 <w:cs/>
-                <w:lang w:val="en-US" w:bidi="th-TH"/>
+                <w:lang w:val="en-US"/>
               </w:rPr>
               <w:t xml:space="preserve">120</w:t>
             </w:r>
@@ -6051,7 +6051,7 @@
             <w:r>
               <w:rPr>
                 <w:cs/>
-                <w:lang w:val="en-US" w:bidi="th-TH"/>
+                <w:lang w:val="en-US"/>
               </w:rPr>
               <w:t xml:space="preserve">0</w:t>
             </w:r>
@@ -6069,7 +6069,7 @@
             <w:r>
               <w:rPr>
                 <w:cs/>
-                <w:lang w:val="en-US" w:bidi="th-TH"/>
+                <w:lang w:val="en-US"/>
               </w:rPr>
               <w:t xml:space="preserve">100.0</w:t>
             </w:r>
@@ -6089,7 +6089,7 @@
             <w:r>
               <w:rPr>
                 <w:cs/>
-                <w:lang w:val="en-US" w:bidi="th-TH"/>
+                <w:lang w:val="en-US"/>
               </w:rPr>
               <w:t xml:space="preserve">33</w:t>
             </w:r>
@@ -6106,7 +6106,7 @@
             <w:r>
               <w:rPr>
                 <w:cs/>
-                <w:lang w:val="en-US" w:bidi="th-TH"/>
+                <w:lang w:val="en-US"/>
               </w:rPr>
               <w:t xml:space="preserve">โค้ดใช้ฟอนต์ความกว้างคงที่</w:t>
             </w:r>
@@ -6124,7 +6124,7 @@
             <w:r>
               <w:rPr>
                 <w:cs/>
-                <w:lang w:val="en-US" w:bidi="th-TH"/>
+                <w:lang w:val="en-US"/>
               </w:rPr>
               <w:t xml:space="preserve">118</w:t>
             </w:r>
@@ -6142,7 +6142,7 @@
             <w:r>
               <w:rPr>
                 <w:cs/>
-                <w:lang w:val="en-US" w:bidi="th-TH"/>
+                <w:lang w:val="en-US"/>
               </w:rPr>
               <w:t xml:space="preserve">2</w:t>
             </w:r>
@@ -6160,7 +6160,7 @@
             <w:r>
               <w:rPr>
                 <w:cs/>
-                <w:lang w:val="en-US" w:bidi="th-TH"/>
+                <w:lang w:val="en-US"/>
               </w:rPr>
               <w:t xml:space="preserve">98.3</w:t>
             </w:r>
@@ -6180,7 +6180,7 @@
             <w:r>
               <w:rPr>
                 <w:cs/>
-                <w:lang w:val="en-US" w:bidi="th-TH"/>
+                <w:lang w:val="en-US"/>
               </w:rPr>
               <w:t xml:space="preserve">34</w:t>
             </w:r>
@@ -6197,7 +6197,7 @@
             <w:r>
               <w:rPr>
                 <w:cs/>
-                <w:lang w:val="en-US" w:bidi="th-TH"/>
+                <w:lang w:val="en-US"/>
               </w:rPr>
               <w:t xml:space="preserve">ตัวยกและตัวห้อย</w:t>
             </w:r>
@@ -6215,7 +6215,7 @@
             <w:r>
               <w:rPr>
                 <w:cs/>
-                <w:lang w:val="en-US" w:bidi="th-TH"/>
+                <w:lang w:val="en-US"/>
               </w:rPr>
               <w:t xml:space="preserve">120</w:t>
             </w:r>
@@ -6233,7 +6233,7 @@
             <w:r>
               <w:rPr>
                 <w:cs/>
-                <w:lang w:val="en-US" w:bidi="th-TH"/>
+                <w:lang w:val="en-US"/>
               </w:rPr>
               <w:t xml:space="preserve">0</w:t>
             </w:r>
@@ -6251,7 +6251,7 @@
             <w:r>
               <w:rPr>
                 <w:cs/>
-                <w:lang w:val="en-US" w:bidi="th-TH"/>
+                <w:lang w:val="en-US"/>
               </w:rPr>
               <w:t xml:space="preserve">100.0</w:t>
             </w:r>
@@ -6271,7 +6271,7 @@
             <w:r>
               <w:rPr>
                 <w:cs/>
-                <w:lang w:val="en-US" w:bidi="th-TH"/>
+                <w:lang w:val="en-US"/>
               </w:rPr>
               <w:t xml:space="preserve">35</w:t>
             </w:r>
@@ -6288,7 +6288,7 @@
             <w:r>
               <w:rPr>
                 <w:cs/>
-                <w:lang w:val="en-US" w:bidi="th-TH"/>
+                <w:lang w:val="en-US"/>
               </w:rPr>
               <w:t xml:space="preserve">ขีดเส้นใต้แสดงผล</w:t>
             </w:r>
@@ -6306,7 +6306,7 @@
             <w:r>
               <w:rPr>
                 <w:cs/>
-                <w:lang w:val="en-US" w:bidi="th-TH"/>
+                <w:lang w:val="en-US"/>
               </w:rPr>
               <w:t xml:space="preserve">120</w:t>
             </w:r>
@@ -6324,7 +6324,7 @@
             <w:r>
               <w:rPr>
                 <w:cs/>
-                <w:lang w:val="en-US" w:bidi="th-TH"/>
+                <w:lang w:val="en-US"/>
               </w:rPr>
               <w:t xml:space="preserve">0</w:t>
             </w:r>
@@ -6342,7 +6342,7 @@
             <w:r>
               <w:rPr>
                 <w:cs/>
-                <w:lang w:val="en-US" w:bidi="th-TH"/>
+                <w:lang w:val="en-US"/>
               </w:rPr>
               <w:t xml:space="preserve">100.0</w:t>
             </w:r>
@@ -6362,7 +6362,7 @@
             <w:r>
               <w:rPr>
                 <w:cs/>
-                <w:lang w:val="en-US" w:bidi="th-TH"/>
+                <w:lang w:val="en-US"/>
               </w:rPr>
               <w:t xml:space="preserve">36</w:t>
             </w:r>
@@ -6379,7 +6379,7 @@
             <w:r>
               <w:rPr>
                 <w:cs/>
-                <w:lang w:val="en-US" w:bidi="th-TH"/>
+                <w:lang w:val="en-US"/>
               </w:rPr>
               <w:t xml:space="preserve">ขีดฆ่าแสดงผล</w:t>
             </w:r>
@@ -6397,7 +6397,7 @@
             <w:r>
               <w:rPr>
                 <w:cs/>
-                <w:lang w:val="en-US" w:bidi="th-TH"/>
+                <w:lang w:val="en-US"/>
               </w:rPr>
               <w:t xml:space="preserve">120</w:t>
             </w:r>
@@ -6415,7 +6415,7 @@
             <w:r>
               <w:rPr>
                 <w:cs/>
-                <w:lang w:val="en-US" w:bidi="th-TH"/>
+                <w:lang w:val="en-US"/>
               </w:rPr>
               <w:t xml:space="preserve">0</w:t>
             </w:r>
@@ -6433,7 +6433,7 @@
             <w:r>
               <w:rPr>
                 <w:cs/>
-                <w:lang w:val="en-US" w:bidi="th-TH"/>
+                <w:lang w:val="en-US"/>
               </w:rPr>
               <w:t xml:space="preserve">100.0</w:t>
             </w:r>
@@ -6453,7 +6453,7 @@
             <w:r>
               <w:rPr>
                 <w:cs/>
-                <w:lang w:val="en-US" w:bidi="th-TH"/>
+                <w:lang w:val="en-US"/>
               </w:rPr>
               <w:t xml:space="preserve">37</w:t>
             </w:r>
@@ -6470,7 +6470,7 @@
             <w:r>
               <w:rPr>
                 <w:cs/>
-                <w:lang w:val="en-US" w:bidi="th-TH"/>
+                <w:lang w:val="en-US"/>
               </w:rPr>
               <w:t xml:space="preserve">คุณสมบัติเอกสารมีชื่อเรื่อง</w:t>
             </w:r>
@@ -6488,7 +6488,7 @@
             <w:r>
               <w:rPr>
                 <w:cs/>
-                <w:lang w:val="en-US" w:bidi="th-TH"/>
+                <w:lang w:val="en-US"/>
               </w:rPr>
               <w:t xml:space="preserve">120</w:t>
             </w:r>
@@ -6506,7 +6506,7 @@
             <w:r>
               <w:rPr>
                 <w:cs/>
-                <w:lang w:val="en-US" w:bidi="th-TH"/>
+                <w:lang w:val="en-US"/>
               </w:rPr>
               <w:t xml:space="preserve">0</w:t>
             </w:r>
@@ -6524,7 +6524,7 @@
             <w:r>
               <w:rPr>
                 <w:cs/>
-                <w:lang w:val="en-US" w:bidi="th-TH"/>
+                <w:lang w:val="en-US"/>
               </w:rPr>
               <w:t xml:space="preserve">100.0</w:t>
             </w:r>
@@ -6544,7 +6544,7 @@
             <w:r>
               <w:rPr>
                 <w:cs/>
-                <w:lang w:val="en-US" w:bidi="th-TH"/>
+                <w:lang w:val="en-US"/>
               </w:rPr>
               <w:t xml:space="preserve">38</w:t>
             </w:r>
@@ -6561,7 +6561,7 @@
             <w:r>
               <w:rPr>
                 <w:cs/>
-                <w:lang w:val="en-US" w:bidi="th-TH"/>
+                <w:lang w:val="en-US"/>
               </w:rPr>
               <w:t xml:space="preserve">ไม่มีอักขระที่มองไม่เห็น</w:t>
             </w:r>
@@ -6579,7 +6579,7 @@
             <w:r>
               <w:rPr>
                 <w:cs/>
-                <w:lang w:val="en-US" w:bidi="th-TH"/>
+                <w:lang w:val="en-US"/>
               </w:rPr>
               <w:t xml:space="preserve">120</w:t>
             </w:r>
@@ -6597,7 +6597,7 @@
             <w:r>
               <w:rPr>
                 <w:cs/>
-                <w:lang w:val="en-US" w:bidi="th-TH"/>
+                <w:lang w:val="en-US"/>
               </w:rPr>
               <w:t xml:space="preserve">0</w:t>
             </w:r>
@@ -6615,7 +6615,7 @@
             <w:r>
               <w:rPr>
                 <w:cs/>
-                <w:lang w:val="en-US" w:bidi="th-TH"/>
+                <w:lang w:val="en-US"/>
               </w:rPr>
               <w:t xml:space="preserve">100.0</w:t>
             </w:r>
@@ -6635,7 +6635,7 @@
             <w:r>
               <w:rPr>
                 <w:cs/>
-                <w:lang w:val="en-US" w:bidi="th-TH"/>
+                <w:lang w:val="en-US"/>
               </w:rPr>
               <w:t xml:space="preserve">39</w:t>
             </w:r>
@@ -6652,7 +6652,7 @@
             <w:r>
               <w:rPr>
                 <w:cs/>
-                <w:lang w:val="en-US" w:bidi="th-TH"/>
+                <w:lang w:val="en-US"/>
               </w:rPr>
               <w:t xml:space="preserve">เปิดไฟล์ได้โดยไม่มีคำเตือน</w:t>
             </w:r>
@@ -6670,7 +6670,7 @@
             <w:r>
               <w:rPr>
                 <w:cs/>
-                <w:lang w:val="en-US" w:bidi="th-TH"/>
+                <w:lang w:val="en-US"/>
               </w:rPr>
               <w:t xml:space="preserve">117</w:t>
             </w:r>
@@ -6688,7 +6688,7 @@
             <w:r>
               <w:rPr>
                 <w:cs/>
-                <w:lang w:val="en-US" w:bidi="th-TH"/>
+                <w:lang w:val="en-US"/>
               </w:rPr>
               <w:t xml:space="preserve">3</w:t>
             </w:r>
@@ -6706,7 +6706,7 @@
             <w:r>
               <w:rPr>
                 <w:cs/>
-                <w:lang w:val="en-US" w:bidi="th-TH"/>
+                <w:lang w:val="en-US"/>
               </w:rPr>
               <w:t xml:space="preserve">97.5</w:t>
             </w:r>
@@ -6726,7 +6726,7 @@
             <w:r>
               <w:rPr>
                 <w:cs/>
-                <w:lang w:val="en-US" w:bidi="th-TH"/>
+                <w:lang w:val="en-US"/>
               </w:rPr>
               <w:t xml:space="preserve">40</w:t>
             </w:r>
@@ -6743,7 +6743,7 @@
             <w:r>
               <w:rPr>
                 <w:cs/>
-                <w:lang w:val="en-US" w:bidi="th-TH"/>
+                <w:lang w:val="en-US"/>
               </w:rPr>
               <w:t xml:space="preserve">เนื้อหาตรงกับต้นฉบับ</w:t>
             </w:r>
@@ -6761,7 +6761,7 @@
             <w:r>
               <w:rPr>
                 <w:cs/>
-                <w:lang w:val="en-US" w:bidi="th-TH"/>
+                <w:lang w:val="en-US"/>
               </w:rPr>
               <w:t xml:space="preserve">120</w:t>
             </w:r>
@@ -6779,7 +6779,7 @@
             <w:r>
               <w:rPr>
                 <w:cs/>
-                <w:lang w:val="en-US" w:bidi="th-TH"/>
+                <w:lang w:val="en-US"/>
               </w:rPr>
               <w:t xml:space="preserve">0</w:t>
             </w:r>
@@ -6797,7 +6797,7 @@
             <w:r>
               <w:rPr>
                 <w:cs/>
-                <w:lang w:val="en-US" w:bidi="th-TH"/>
+                <w:lang w:val="en-US"/>
               </w:rPr>
               <w:t xml:space="preserve">100.0</w:t>
             </w:r>
@@ -6815,7 +6815,7 @@
       <w:r>
         <w:rPr>
           <w:cs/>
-          <w:lang w:val="en-US" w:bidi="th-TH"/>
+          <w:lang w:val="en-US"/>
         </w:rPr>
         <w:drawing>
           <wp:inline distT="0" distB="0" distL="0" distR="0">
@@ -6865,14 +6865,14 @@
           <w:b/>
           <w:bCs/>
           <w:cs/>
-          <w:lang w:val="en-US" w:bidi="th-TH"/>
+          <w:lang w:val="en-US"/>
         </w:rPr>
         <w:t xml:space="preserve">รูปที่ 4-1</w:t>
       </w:r>
       <w:r>
         <w:rPr>
           <w:cs/>
-          <w:lang w:val="en-US" w:bidi="th-TH"/>
+          <w:lang w:val="en-US"/>
         </w:rPr>
         <w:t xml:space="preserve"> สรุปผลการตรวจจำแนกตามโปรแกรม</w:t>
       </w:r>
@@ -6884,7 +6884,7 @@
       <w:r>
         <w:rPr>
           <w:cs/>
-          <w:lang w:val="en-US" w:bidi="th-TH"/>
+          <w:lang w:val="en-US"/>
         </w:rPr>
         <w:t xml:space="preserve">บทที่ 5 สรุป อภิปรายผล และข้อเสนอแนะ</w:t>
       </w:r>
@@ -6896,7 +6896,7 @@
       <w:r>
         <w:rPr>
           <w:cs/>
-          <w:lang w:val="en-US" w:bidi="th-TH"/>
+          <w:lang w:val="en-US"/>
         </w:rPr>
         <w:t xml:space="preserve">สรุปผลการวิจัย</w:t>
       </w:r>
@@ -6906,7 +6906,7 @@
       <w:r>
         <w:rPr>
           <w:cs/>
-          <w:lang w:val="en-US" w:bidi="th-TH"/>
+          <w:lang w:val="en-US"/>
         </w:rPr>
         <w:t xml:space="preserve">ระบบที่พัฒนาขึ้นสร้างเอกสาร Word ภาษาไทยที่แสดงผลถูกต้องในโปรแกรมสำนักงานทั้ง 5 โปรแกรม โดยไม่เปลี่ยนแปลงเนื้อหาของต้นฉบับ และให้ผลลัพธ์ตรงกันทุกไบต์ทั้งสองภาษาโปรแกรม</w:t>
       </w:r>
@@ -6918,7 +6918,7 @@
       <w:r>
         <w:rPr>
           <w:cs/>
-          <w:lang w:val="en-US" w:bidi="th-TH"/>
+          <w:lang w:val="en-US"/>
         </w:rPr>
         <w:t xml:space="preserve">อภิปรายผล</w:t>
       </w:r>
@@ -6928,7 +6928,7 @@
       <w:r>
         <w:rPr>
           <w:cs/>
-          <w:lang w:val="en-US" w:bidi="th-TH"/>
+          <w:lang w:val="en-US"/>
         </w:rPr>
         <w:t xml:space="preserve">ผลการวิจัยสอดคล้องกับสมมติฐานที่ว่าการกำหนดคุณสมบัติภาษาไทยให้ครบถ้วนตั้งแต่ขั้นตอนการสร้างไฟล์ ช่วยให้เอกสารแสดงผลได้ถูกต้องโดยไม่ต้องแก้ไขภายหลัง ประเด็นที่น่าสนใจคือโปรแกรมแต่ละโปรแกรมอ่านคุณสมบัติเดียวกันต่างกันเล็กน้อย ตัวอย่างเช่น บางโปรแกรมแสดงการจัดแบบกระจายแบบไทยเป็นการจัดชิดขอบทั้งสองด้าน และบางโปรแกรมไม่อัปเดตเลขหน้าในสารบัญจนกว่าผู้ใช้จะสั่งเอง ข้อแตกต่างเหล่านี้ไม่ทำให้เนื้อหาผิดพลาด แต่ผู้จัดทำเอกสารควรตรวจผลลัพธ์ในโปรแกรมที่ผู้รับจะใช้จริงก่อนส่งมอบทุกครั้ง</w:t>
       </w:r>
@@ -6940,7 +6940,7 @@
       <w:r>
         <w:rPr>
           <w:cs/>
-          <w:lang w:val="en-US" w:bidi="th-TH"/>
+          <w:lang w:val="en-US"/>
         </w:rPr>
         <w:t xml:space="preserve">ข้อเสนอแนะ</w:t>
       </w:r>
@@ -6950,7 +6950,7 @@
       <w:r>
         <w:rPr>
           <w:cs/>
-          <w:lang w:val="en-US" w:bidi="th-TH"/>
+          <w:lang w:val="en-US"/>
         </w:rPr>
         <w:t xml:space="preserve">ข้อเสนอแนะสำหรับการวิจัยครั้งต่อไป ได้แก่ การขยายขอบเขตไปยังภาษาอื่นในกลุ่ม complex script เช่น ภาษาลาว ภาษาเขมร และภาษาพม่า การรองรับสูตรคณิตศาสตร์ในรูปแบบที่แก้ไขได้ในโปรแกรม และการศึกษาความพึงพอใจของผู้ใช้งานจริงในระยะยาว นอกจากนี้ ควรศึกษาการสร้างเอกสารแบบหลายส่วนที่มีการวางหน้ากระดาษต่างกันในเอกสารเดียว เช่น หน้าตารางแนวนอนภายในเอกสารแนวตั้ง</w:t>
       </w:r>
@@ -6974,7 +6974,7 @@
       <w:r>
         <w:rPr>
           <w:cs/>
-          <w:lang w:val="en-US" w:bidi="th-TH"/>
+          <w:lang w:val="en-US"/>
         </w:rPr>
         <w:t xml:space="preserve">บรรณานุกรม</w:t>
       </w:r>
@@ -6984,7 +6984,7 @@
       <w:r>
         <w:rPr>
           <w:cs/>
-          <w:lang w:val="en-US" w:bidi="th-TH"/>
+          <w:lang w:val="en-US"/>
         </w:rPr>
         <w:t xml:space="preserve">Ecma International. (2021). </w:t>
       </w:r>
@@ -6993,14 +6993,14 @@
           <w:i/>
           <w:iCs/>
           <w:cs/>
-          <w:lang w:val="en-US" w:bidi="th-TH"/>
+          <w:lang w:val="en-US"/>
         </w:rPr>
         <w:t xml:space="preserve">ECMA-376: Office Open XML File Formats</w:t>
       </w:r>
       <w:r>
         <w:rPr>
           <w:cs/>
-          <w:lang w:val="en-US" w:bidi="th-TH"/>
+          <w:lang w:val="en-US"/>
         </w:rPr>
         <w:t xml:space="preserve"> (5th ed.). </w:t>
       </w:r>
@@ -7009,7 +7009,7 @@
           <w:rPr>
             <w:rStyle w:val="Hyperlink"/>
             <w:cs/>
-            <w:lang w:val="en-US" w:bidi="th-TH"/>
+            <w:lang w:val="en-US"/>
           </w:rPr>
           <w:t xml:space="preserve">https://ecma-international.org/publications-and-standards/standards/ecma-376/</w:t>
         </w:r>
@@ -7020,7 +7020,7 @@
       <w:r>
         <w:rPr>
           <w:cs/>
-          <w:lang w:val="en-US" w:bidi="th-TH"/>
+          <w:lang w:val="en-US"/>
         </w:rPr>
         <w:t xml:space="preserve">CommonMark. (2024). </w:t>
       </w:r>
@@ -7029,14 +7029,14 @@
           <w:i/>
           <w:iCs/>
           <w:cs/>
-          <w:lang w:val="en-US" w:bidi="th-TH"/>
+          <w:lang w:val="en-US"/>
         </w:rPr>
         <w:t xml:space="preserve">CommonMark Spec</w:t>
       </w:r>
       <w:r>
         <w:rPr>
           <w:cs/>
-          <w:lang w:val="en-US" w:bidi="th-TH"/>
+          <w:lang w:val="en-US"/>
         </w:rPr>
         <w:t xml:space="preserve"> (Version 0.31.2). </w:t>
       </w:r>
@@ -7045,7 +7045,7 @@
           <w:rPr>
             <w:rStyle w:val="Hyperlink"/>
             <w:cs/>
-            <w:lang w:val="en-US" w:bidi="th-TH"/>
+            <w:lang w:val="en-US"/>
           </w:rPr>
           <w:t xml:space="preserve">https://spec.commonmark.org/0.31.2/</w:t>
         </w:r>
@@ -7062,7 +7062,7 @@
       <w:r>
         <w:rPr>
           <w:cs/>
-          <w:lang w:val="en-US" w:bidi="th-TH"/>
+          <w:lang w:val="en-US"/>
         </w:rPr>
         <w:t xml:space="preserve">ตัวอย่าง ทดสอบระบบ. (2568). การตัดบรรทัดภาษาไทยในเอกสารอิเล็กทรอนิกส์. </w:t>
       </w:r>
@@ -7071,14 +7071,14 @@
           <w:i/>
           <w:iCs/>
           <w:cs/>
-          <w:lang w:val="en-US" w:bidi="th-TH"/>
+          <w:lang w:val="en-US"/>
         </w:rPr>
         <w:t xml:space="preserve">วารสารสมมติด้านเทคโนโลยีสารสนเทศ</w:t>
       </w:r>
       <w:r>
         <w:rPr>
           <w:cs/>
-          <w:lang w:val="en-US" w:bidi="th-TH"/>
+          <w:lang w:val="en-US"/>
         </w:rPr>
         <w:t xml:space="preserve">, 12(3), 45–60.</w:t>
       </w:r>
@@ -7090,7 +7090,7 @@
       <w:r>
         <w:rPr>
           <w:cs/>
-          <w:lang w:val="en-US" w:bidi="th-TH"/>
+          <w:lang w:val="en-US"/>
         </w:rPr>
         <w:t xml:space="preserve">ภาคผนวก ก แบบสอบถามที่ใช้ในการวิจัย</w:t>
       </w:r>
@@ -7102,7 +7102,7 @@
       <w:r>
         <w:rPr>
           <w:cs/>
-          <w:lang w:val="en-US" w:bidi="th-TH"/>
+          <w:lang w:val="en-US"/>
         </w:rPr>
         <w:t xml:space="preserve">ส่วนที่ 1 ข้อมูลทั่วไปของผู้ตอบแบบสอบถาม</w:t>
       </w:r>
@@ -7112,7 +7112,7 @@
       <w:r>
         <w:rPr>
           <w:cs/>
-          <w:lang w:val="en-US" w:bidi="th-TH"/>
+          <w:lang w:val="en-US"/>
         </w:rPr>
         <w:t xml:space="preserve">คำชี้แจง โปรดทำเครื่องหมายในช่องที่ตรงกับข้อมูลของท่าน</w:t>
       </w:r>
@@ -7126,14 +7126,14 @@
         <w:rPr>
           <w:rFonts w:ascii="Arial" w:hAnsi="Arial" w:cs="Arial"/>
           <w:cs/>
-          <w:lang w:val="en-US" w:bidi="th-TH"/>
+          <w:lang w:val="en-US"/>
         </w:rPr>
         <w:t xml:space="preserve">□ </w:t>
       </w:r>
       <w:r>
         <w:rPr>
           <w:cs/>
-          <w:lang w:val="en-US" w:bidi="th-TH"/>
+          <w:lang w:val="en-US"/>
         </w:rPr>
         <w:t xml:space="preserve">เจ้าหน้าที่ธุรการ</w:t>
       </w:r>
@@ -7147,14 +7147,14 @@
         <w:rPr>
           <w:rFonts w:ascii="Arial" w:hAnsi="Arial" w:cs="Arial"/>
           <w:cs/>
-          <w:lang w:val="en-US" w:bidi="th-TH"/>
+          <w:lang w:val="en-US"/>
         </w:rPr>
         <w:t xml:space="preserve">□ </w:t>
       </w:r>
       <w:r>
         <w:rPr>
           <w:cs/>
-          <w:lang w:val="en-US" w:bidi="th-TH"/>
+          <w:lang w:val="en-US"/>
         </w:rPr>
         <w:t xml:space="preserve">นักวิจัยหรืออาจารย์</w:t>
       </w:r>
@@ -7168,14 +7168,14 @@
         <w:rPr>
           <w:rFonts w:ascii="Arial" w:hAnsi="Arial" w:cs="Arial"/>
           <w:cs/>
-          <w:lang w:val="en-US" w:bidi="th-TH"/>
+          <w:lang w:val="en-US"/>
         </w:rPr>
         <w:t xml:space="preserve">■ </w:t>
       </w:r>
       <w:r>
         <w:rPr>
           <w:cs/>
-          <w:lang w:val="en-US" w:bidi="th-TH"/>
+          <w:lang w:val="en-US"/>
         </w:rPr>
         <w:t xml:space="preserve">นักศึกษา</w:t>
       </w:r>
@@ -7190,14 +7190,14 @@
           <w:b/>
           <w:bCs/>
           <w:cs/>
-          <w:lang w:val="en-US" w:bidi="th-TH"/>
+          <w:lang w:val="en-US"/>
         </w:rPr>
         <w:t xml:space="preserve">ตารางที่ ก-1</w:t>
       </w:r>
       <w:r>
         <w:rPr>
           <w:cs/>
-          <w:lang w:val="en-US" w:bidi="th-TH"/>
+          <w:lang w:val="en-US"/>
         </w:rPr>
         <w:t xml:space="preserve"> ข้อมูลทั่วไปของผู้ตอบแบบสอบถาม</w:t>
       </w:r>
@@ -7238,7 +7238,7 @@
                 <w:b/>
                 <w:bCs/>
                 <w:cs/>
-                <w:lang w:val="en-US" w:bidi="th-TH"/>
+                <w:lang w:val="en-US"/>
               </w:rPr>
               <w:t xml:space="preserve">ข้อมูล</w:t>
             </w:r>
@@ -7258,7 +7258,7 @@
                 <w:b/>
                 <w:bCs/>
                 <w:cs/>
-                <w:lang w:val="en-US" w:bidi="th-TH"/>
+                <w:lang w:val="en-US"/>
               </w:rPr>
               <w:t xml:space="preserve">จำนวน</w:t>
             </w:r>
@@ -7278,7 +7278,7 @@
                 <w:b/>
                 <w:bCs/>
                 <w:cs/>
-                <w:lang w:val="en-US" w:bidi="th-TH"/>
+                <w:lang w:val="en-US"/>
               </w:rPr>
               <w:t xml:space="preserve">ร้อยละ</w:t>
             </w:r>
@@ -7297,7 +7297,7 @@
             <w:r>
               <w:rPr>
                 <w:cs/>
-                <w:lang w:val="en-US" w:bidi="th-TH"/>
+                <w:lang w:val="en-US"/>
               </w:rPr>
               <w:t xml:space="preserve">เพศหญิง</w:t>
             </w:r>
@@ -7315,7 +7315,7 @@
             <w:r>
               <w:rPr>
                 <w:cs/>
-                <w:lang w:val="en-US" w:bidi="th-TH"/>
+                <w:lang w:val="en-US"/>
               </w:rPr>
               <w:t xml:space="preserve">72</w:t>
             </w:r>
@@ -7333,7 +7333,7 @@
             <w:r>
               <w:rPr>
                 <w:cs/>
-                <w:lang w:val="en-US" w:bidi="th-TH"/>
+                <w:lang w:val="en-US"/>
               </w:rPr>
               <w:t xml:space="preserve">60.0</w:t>
             </w:r>
@@ -7352,7 +7352,7 @@
             <w:r>
               <w:rPr>
                 <w:cs/>
-                <w:lang w:val="en-US" w:bidi="th-TH"/>
+                <w:lang w:val="en-US"/>
               </w:rPr>
               <w:t xml:space="preserve">เพศชาย</w:t>
             </w:r>
@@ -7370,7 +7370,7 @@
             <w:r>
               <w:rPr>
                 <w:cs/>
-                <w:lang w:val="en-US" w:bidi="th-TH"/>
+                <w:lang w:val="en-US"/>
               </w:rPr>
               <w:t xml:space="preserve">48</w:t>
             </w:r>
@@ -7388,7 +7388,7 @@
             <w:r>
               <w:rPr>
                 <w:cs/>
-                <w:lang w:val="en-US" w:bidi="th-TH"/>
+                <w:lang w:val="en-US"/>
               </w:rPr>
               <w:t xml:space="preserve">40.0</w:t>
             </w:r>
@@ -7406,7 +7406,7 @@
       <w:r>
         <w:rPr>
           <w:cs/>
-          <w:lang w:val="en-US" w:bidi="th-TH"/>
+          <w:lang w:val="en-US"/>
         </w:rPr>
         <w:t xml:space="preserve">ส่วนที่ 2 ความคิดเห็นต่อระบบ</w:t>
       </w:r>
@@ -7422,7 +7422,7 @@
       <w:r>
         <w:rPr>
           <w:cs/>
-          <w:lang w:val="en-US" w:bidi="th-TH"/>
+          <w:lang w:val="en-US"/>
         </w:rPr>
         <w:t xml:space="preserve">ท่านคิดว่าระบบนี้ช่วยลดเวลาในการจัดทำเอกสารได้มากน้อยเพียงใด โปรดให้เหตุผลประกอบ</w:t>
       </w:r>
@@ -7434,7 +7434,7 @@
       <w:r>
         <w:rPr>
           <w:cs/>
-          <w:lang w:val="en-US" w:bidi="th-TH"/>
+          <w:lang w:val="en-US"/>
         </w:rPr>
         <w:t xml:space="preserve">ภาคผนวก ข ผลการตรวจสอบความเที่ยงตรงของเครื่องมือ</w:t>
       </w:r>
@@ -7449,14 +7449,14 @@
           <w:b/>
           <w:bCs/>
           <w:cs/>
-          <w:lang w:val="en-US" w:bidi="th-TH"/>
+          <w:lang w:val="en-US"/>
         </w:rPr>
         <w:t xml:space="preserve">ตารางที่ ข-1</w:t>
       </w:r>
       <w:r>
         <w:rPr>
           <w:cs/>
-          <w:lang w:val="en-US" w:bidi="th-TH"/>
+          <w:lang w:val="en-US"/>
         </w:rPr>
         <w:t xml:space="preserve"> ค่าดัชนีความสอดคล้องของแบบประเมิน</w:t>
       </w:r>
@@ -7500,7 +7500,7 @@
                 <w:b/>
                 <w:bCs/>
                 <w:cs/>
-                <w:lang w:val="en-US" w:bidi="th-TH"/>
+                <w:lang w:val="en-US"/>
               </w:rPr>
               <w:t xml:space="preserve">ข้อ</w:t>
             </w:r>
@@ -7520,7 +7520,7 @@
                 <w:b/>
                 <w:bCs/>
                 <w:cs/>
-                <w:lang w:val="en-US" w:bidi="th-TH"/>
+                <w:lang w:val="en-US"/>
               </w:rPr>
               <w:t xml:space="preserve">ผู้เชี่ยวชาญคนที่ 1</w:t>
             </w:r>
@@ -7540,7 +7540,7 @@
                 <w:b/>
                 <w:bCs/>
                 <w:cs/>
-                <w:lang w:val="en-US" w:bidi="th-TH"/>
+                <w:lang w:val="en-US"/>
               </w:rPr>
               <w:t xml:space="preserve">ผู้เชี่ยวชาญคนที่ 2</w:t>
             </w:r>
@@ -7560,7 +7560,7 @@
                 <w:b/>
                 <w:bCs/>
                 <w:cs/>
-                <w:lang w:val="en-US" w:bidi="th-TH"/>
+                <w:lang w:val="en-US"/>
               </w:rPr>
               <w:t xml:space="preserve">ผู้เชี่ยวชาญคนที่ 3</w:t>
             </w:r>
@@ -7580,7 +7580,7 @@
                 <w:b/>
                 <w:bCs/>
                 <w:cs/>
-                <w:lang w:val="en-US" w:bidi="th-TH"/>
+                <w:lang w:val="en-US"/>
               </w:rPr>
               <w:t xml:space="preserve">IOC</w:t>
             </w:r>
@@ -7600,7 +7600,7 @@
             <w:r>
               <w:rPr>
                 <w:cs/>
-                <w:lang w:val="en-US" w:bidi="th-TH"/>
+                <w:lang w:val="en-US"/>
               </w:rPr>
               <w:t xml:space="preserve">1</w:t>
             </w:r>
@@ -7618,7 +7618,7 @@
             <w:r>
               <w:rPr>
                 <w:cs/>
-                <w:lang w:val="en-US" w:bidi="th-TH"/>
+                <w:lang w:val="en-US"/>
               </w:rPr>
               <w:t xml:space="preserve">+1</w:t>
             </w:r>
@@ -7636,7 +7636,7 @@
             <w:r>
               <w:rPr>
                 <w:cs/>
-                <w:lang w:val="en-US" w:bidi="th-TH"/>
+                <w:lang w:val="en-US"/>
               </w:rPr>
               <w:t xml:space="preserve">+1</w:t>
             </w:r>
@@ -7654,7 +7654,7 @@
             <w:r>
               <w:rPr>
                 <w:cs/>
-                <w:lang w:val="en-US" w:bidi="th-TH"/>
+                <w:lang w:val="en-US"/>
               </w:rPr>
               <w:t xml:space="preserve">+1</w:t>
             </w:r>
@@ -7672,7 +7672,7 @@
             <w:r>
               <w:rPr>
                 <w:cs/>
-                <w:lang w:val="en-US" w:bidi="th-TH"/>
+                <w:lang w:val="en-US"/>
               </w:rPr>
               <w:t xml:space="preserve">1.00</w:t>
             </w:r>
@@ -7692,7 +7692,7 @@
             <w:r>
               <w:rPr>
                 <w:cs/>
-                <w:lang w:val="en-US" w:bidi="th-TH"/>
+                <w:lang w:val="en-US"/>
               </w:rPr>
               <w:t xml:space="preserve">2</w:t>
             </w:r>
@@ -7710,7 +7710,7 @@
             <w:r>
               <w:rPr>
                 <w:cs/>
-                <w:lang w:val="en-US" w:bidi="th-TH"/>
+                <w:lang w:val="en-US"/>
               </w:rPr>
               <w:t xml:space="preserve">+1</w:t>
             </w:r>
@@ -7728,7 +7728,7 @@
             <w:r>
               <w:rPr>
                 <w:cs/>
-                <w:lang w:val="en-US" w:bidi="th-TH"/>
+                <w:lang w:val="en-US"/>
               </w:rPr>
               <w:t xml:space="preserve">0</w:t>
             </w:r>
@@ -7746,7 +7746,7 @@
             <w:r>
               <w:rPr>
                 <w:cs/>
-                <w:lang w:val="en-US" w:bidi="th-TH"/>
+                <w:lang w:val="en-US"/>
               </w:rPr>
               <w:t xml:space="preserve">+1</w:t>
             </w:r>
@@ -7764,7 +7764,7 @@
             <w:r>
               <w:rPr>
                 <w:cs/>
-                <w:lang w:val="en-US" w:bidi="th-TH"/>
+                <w:lang w:val="en-US"/>
               </w:rPr>
               <w:t xml:space="preserve">0.67</w:t>
             </w:r>
@@ -7784,7 +7784,7 @@
             <w:r>
               <w:rPr>
                 <w:cs/>
-                <w:lang w:val="en-US" w:bidi="th-TH"/>
+                <w:lang w:val="en-US"/>
               </w:rPr>
               <w:t xml:space="preserve">3</w:t>
             </w:r>
@@ -7802,7 +7802,7 @@
             <w:r>
               <w:rPr>
                 <w:cs/>
-                <w:lang w:val="en-US" w:bidi="th-TH"/>
+                <w:lang w:val="en-US"/>
               </w:rPr>
               <w:t xml:space="preserve">+1</w:t>
             </w:r>
@@ -7820,7 +7820,7 @@
             <w:r>
               <w:rPr>
                 <w:cs/>
-                <w:lang w:val="en-US" w:bidi="th-TH"/>
+                <w:lang w:val="en-US"/>
               </w:rPr>
               <w:t xml:space="preserve">+1</w:t>
             </w:r>
@@ -7838,7 +7838,7 @@
             <w:r>
               <w:rPr>
                 <w:cs/>
-                <w:lang w:val="en-US" w:bidi="th-TH"/>
+                <w:lang w:val="en-US"/>
               </w:rPr>
               <w:t xml:space="preserve">+1</w:t>
             </w:r>
@@ -7856,7 +7856,7 @@
             <w:r>
               <w:rPr>
                 <w:cs/>
-                <w:lang w:val="en-US" w:bidi="th-TH"/>
+                <w:lang w:val="en-US"/>
               </w:rPr>
               <w:t xml:space="preserve">1.00</w:t>
             </w:r>
@@ -7874,7 +7874,7 @@
       <w:r>
         <w:rPr>
           <w:cs/>
-          <w:lang w:val="en-US" w:bidi="th-TH"/>
+          <w:lang w:val="en-US"/>
         </w:rPr>
         <w:drawing>
           <wp:inline distT="0" distB="0" distL="0" distR="0">
@@ -7924,14 +7924,14 @@
           <w:b/>
           <w:bCs/>
           <w:cs/>
-          <w:lang w:val="en-US" w:bidi="th-TH"/>
+          <w:lang w:val="en-US"/>
         </w:rPr>
         <w:t xml:space="preserve">รูปที่ ข-1</w:t>
       </w:r>
       <w:r>
         <w:rPr>
           <w:cs/>
-          <w:lang w:val="en-US" w:bidi="th-TH"/>
+          <w:lang w:val="en-US"/>
         </w:rPr>
         <w:t xml:space="preserve"> ขั้นตอนการตรวจสอบความเที่ยงตรง</w:t>
       </w:r>
@@ -7943,7 +7943,7 @@
       <w:r>
         <w:rPr>
           <w:cs/>
-          <w:lang w:val="en-US" w:bidi="th-TH"/>
+          <w:lang w:val="en-US"/>
         </w:rPr>
         <w:t xml:space="preserve">ภาคผนวก ค ตัวอย่างไฟล์ Markdown ที่ใช้ทดสอบ</w:t>
       </w:r>
@@ -7955,7 +7955,7 @@
       <w:r>
         <w:rPr>
           <w:cs/>
-          <w:lang w:val="en-US" w:bidi="th-TH"/>
+          <w:lang w:val="en-US"/>
         </w:rPr>
         <w:t xml:space="preserve"># บทนำ</w:t>
       </w:r>
@@ -7967,7 +7967,7 @@
       <w:r>
         <w:rPr>
           <w:cs/>
-          <w:lang w:val="en-US" w:bidi="th-TH"/>
+          <w:lang w:val="en-US"/>
         </w:rPr>
         <w:t xml:space="preserve"/>
       </w:r>
@@ -7979,7 +7979,7 @@
       <w:r>
         <w:rPr>
           <w:cs/>
-          <w:lang w:val="en-US" w:bidi="th-TH"/>
+          <w:lang w:val="en-US"/>
         </w:rPr>
         <w:t xml:space="preserve">Table: ชื่อตาราง</w:t>
       </w:r>
@@ -7991,7 +7991,7 @@
       <w:r>
         <w:rPr>
           <w:cs/>
-          <w:lang w:val="en-US" w:bidi="th-TH"/>
+          <w:lang w:val="en-US"/>
         </w:rPr>
         <w:t xml:space="preserve"/>
       </w:r>
@@ -8003,7 +8003,7 @@
       <w:r>
         <w:rPr>
           <w:cs/>
-          <w:lang w:val="en-US" w:bidi="th-TH"/>
+          <w:lang w:val="en-US"/>
         </w:rPr>
         <w:t xml:space="preserve">| ก | ข |</w:t>
       </w:r>
@@ -8015,7 +8015,7 @@
       <w:r>
         <w:rPr>
           <w:cs/>
-          <w:lang w:val="en-US" w:bidi="th-TH"/>
+          <w:lang w:val="en-US"/>
         </w:rPr>
         <w:t xml:space="preserve">|---|---|</w:t>
       </w:r>
@@ -8032,7 +8032,7 @@
       <w:r>
         <w:rPr>
           <w:cs/>
-          <w:lang w:val="en-US" w:bidi="th-TH"/>
+          <w:lang w:val="en-US"/>
         </w:rPr>
         <w:t xml:space="preserve">| 1 | 2 |</w:t>
       </w:r>
@@ -8044,7 +8044,7 @@
       <w:r>
         <w:rPr>
           <w:cs/>
-          <w:lang w:val="en-US" w:bidi="th-TH"/>
+          <w:lang w:val="en-US"/>
         </w:rPr>
         <w:t xml:space="preserve">ประวัติผู้เขียน</w:t>
       </w:r>
@@ -8054,7 +8054,7 @@
       <w:r>
         <w:rPr>
           <w:cs/>
-          <w:lang w:val="en-US" w:bidi="th-TH"/>
+          <w:lang w:val="en-US"/>
         </w:rPr>
         <w:t xml:space="preserve">นางสาวตัวอย่าง ทดสอบระบบ เกิดเมื่อวันที่ 1 มกราคม 2540 ที่จังหวัดสมมติ สำเร็จการศึกษาระดับปริญญาตรีสาขาวิทยาการคอมพิวเตอร์ จากมหาวิทยาลัยตัวอย่างในปีการศึกษา 2562 และเข้าศึกษาต่อระดับปริญญาโทในปีการศึกษา 2566 มีความสนใจด้านการประมวลผลภาษาธรรมชาติ และการพัฒนาเครื่องมือสำหรับเอกสารภาษาไทย ข้อมูลทั้งหมดในหน้านี้เป็นข้อมูลสังเคราะห์ ไม่ได้อ้างอิงถึงบุคคลใด</w:t>
       </w:r>
@@ -8099,21 +8099,21 @@
         <w:rPr>
           <w:rStyle w:val="FootnoteReference"/>
           <w:cs/>
-          <w:lang w:val="en-US" w:bidi="th-TH"/>
+          <w:lang w:val="en-US"/>
         </w:rPr>
         <w:footnoteRef/>
       </w:r>
       <w:r>
         <w:rPr>
           <w:cs/>
-          <w:lang w:val="en-US" w:bidi="th-TH"/>
+          <w:lang w:val="en-US"/>
         </w:rPr>
         <w:tab/>
       </w:r>
       <w:r>
         <w:rPr>
           <w:cs/>
-          <w:lang w:val="en-US" w:bidi="th-TH"/>
+          <w:lang w:val="en-US"/>
         </w:rPr>
         <w:t xml:space="preserve">การเว้นวรรคระหว่างคำภาษาไทยขัดกับหลักการเขียนภาษาไทย และทำให้การค้นหาคำในเอกสาร</w:t>
       </w:r>
@@ -8122,7 +8122,7 @@
           <w:b/>
           <w:bCs/>
           <w:cs/>
-          <w:lang w:val="en-US" w:bidi="th-TH"/>
+          <w:lang w:val="en-US"/>
         </w:rPr>
         <w:t xml:space="preserve">ผิดพลาด</w:t>
       </w:r>
@@ -8137,21 +8137,21 @@
         <w:rPr>
           <w:rStyle w:val="FootnoteReference"/>
           <w:cs/>
-          <w:lang w:val="en-US" w:bidi="th-TH"/>
+          <w:lang w:val="en-US"/>
         </w:rPr>
         <w:footnoteRef/>
       </w:r>
       <w:r>
         <w:rPr>
           <w:cs/>
-          <w:lang w:val="en-US" w:bidi="th-TH"/>
+          <w:lang w:val="en-US"/>
         </w:rPr>
         <w:tab/>
       </w:r>
       <w:r>
         <w:rPr>
           <w:cs/>
-          <w:lang w:val="en-US" w:bidi="th-TH"/>
+          <w:lang w:val="en-US"/>
         </w:rPr>
         <w:t xml:space="preserve">ที่อยู่เว็บไซต์ในเอกสารนี้เป็นที่อยู่สมมติ ใช้สำหรับทดสอบการสร้างลิงก์เท่านั้น</w:t>
       </w:r>
@@ -8177,7 +8177,7 @@
         <w:sz w:val="30"/>
         <w:szCs w:val="30"/>
         <w:cs/>
-        <w:lang w:val="en-US" w:bidi="th-TH"/>
+        <w:lang w:val="en-US"/>
       </w:rPr>
     </w:lvl>
     <w:lvl w:ilvl="1">
@@ -8193,7 +8193,7 @@
         <w:sz w:val="30"/>
         <w:szCs w:val="30"/>
         <w:cs/>
-        <w:lang w:val="en-US" w:bidi="th-TH"/>
+        <w:lang w:val="en-US"/>
       </w:rPr>
     </w:lvl>
     <w:lvl w:ilvl="2">
@@ -8209,7 +8209,7 @@
         <w:sz w:val="30"/>
         <w:szCs w:val="30"/>
         <w:cs/>
-        <w:lang w:val="en-US" w:bidi="th-TH"/>
+        <w:lang w:val="en-US"/>
       </w:rPr>
     </w:lvl>
     <w:lvl w:ilvl="3">
@@ -8225,7 +8225,7 @@
         <w:sz w:val="30"/>
         <w:szCs w:val="30"/>
         <w:cs/>
-        <w:lang w:val="en-US" w:bidi="th-TH"/>
+        <w:lang w:val="en-US"/>
       </w:rPr>
     </w:lvl>
     <w:lvl w:ilvl="4">
@@ -8241,7 +8241,7 @@
         <w:sz w:val="30"/>
         <w:szCs w:val="30"/>
         <w:cs/>
-        <w:lang w:val="en-US" w:bidi="th-TH"/>
+        <w:lang w:val="en-US"/>
       </w:rPr>
     </w:lvl>
     <w:lvl w:ilvl="5">
@@ -8257,7 +8257,7 @@
         <w:sz w:val="30"/>
         <w:szCs w:val="30"/>
         <w:cs/>
-        <w:lang w:val="en-US" w:bidi="th-TH"/>
+        <w:lang w:val="en-US"/>
       </w:rPr>
     </w:lvl>
     <w:lvl w:ilvl="6">
@@ -8273,7 +8273,7 @@
         <w:sz w:val="30"/>
         <w:szCs w:val="30"/>
         <w:cs/>
-        <w:lang w:val="en-US" w:bidi="th-TH"/>
+        <w:lang w:val="en-US"/>
       </w:rPr>
     </w:lvl>
     <w:lvl w:ilvl="7">
@@ -8289,7 +8289,7 @@
         <w:sz w:val="30"/>
         <w:szCs w:val="30"/>
         <w:cs/>
-        <w:lang w:val="en-US" w:bidi="th-TH"/>
+        <w:lang w:val="en-US"/>
       </w:rPr>
     </w:lvl>
     <w:lvl w:ilvl="8">
@@ -8305,7 +8305,7 @@
         <w:sz w:val="30"/>
         <w:szCs w:val="30"/>
         <w:cs/>
-        <w:lang w:val="en-US" w:bidi="th-TH"/>
+        <w:lang w:val="en-US"/>
       </w:rPr>
     </w:lvl>
   </w:abstractNum>
@@ -8324,7 +8324,7 @@
         <w:sz w:val="30"/>
         <w:szCs w:val="30"/>
         <w:cs/>
-        <w:lang w:val="en-US" w:eastAsia="en-US" w:bidi="th-TH"/>
+        <w:lang w:val="en-US" w:eastAsia="en-US"/>
       </w:rPr>
     </w:rPrDefault>
     <w:pPrDefault>
@@ -8341,7 +8341,7 @@
       <w:sz w:val="30"/>
       <w:szCs w:val="30"/>
       <w:cs/>
-      <w:lang w:val="en-US" w:bidi="th-TH"/>
+      <w:lang w:val="en-US"/>
     </w:rPr>
   </w:style>
   <w:style w:type="paragraph" w:styleId="Heading1">

--- a/tests/golden/thesis-layout.docx
+++ b/tests/golden/thesis-layout.docx
@@ -1070,18 +1070,122 @@
     <w:p>
       <w:pPr>
         <w:pStyle w:val="TOC1"/>
+      </w:pPr>
+      <w:r>
+        <w:rPr>
+          <w:cs/>
+          <w:lang w:val="en-US"/>
+        </w:rPr>
+        <w:t xml:space="preserve">ประวัติผู้เขียน</w:t>
+      </w:r>
+      <w:r>
+        <w:rPr>
+          <w:cs/>
+          <w:lang w:val="en-US"/>
+        </w:rPr>
+        <w:fldChar w:fldCharType="end"/>
+      </w:r>
+    </w:p>
+    <w:p>
+      <w:pPr>
         <w:sectPr>
           <w:pgSz w:w="18720" w:h="12240" w:orient="landscape"/>
           <w:pgMar w:top="1440" w:right="1440" w:bottom="1440" w:left="1440" w:header="720" w:footer="720" w:gutter="0"/>
           <w:pgNumType w:fmt="thaiLetters"/>
         </w:sectPr>
       </w:pPr>
-      <w:r>
-        <w:rPr>
-          <w:cs/>
-          <w:lang w:val="en-US"/>
-        </w:rPr>
-        <w:t xml:space="preserve">ประวัติผู้เขียน</w:t>
+    </w:p>
+    <w:p>
+      <w:pPr>
+        <w:pStyle w:val="Heading1"/>
+      </w:pPr>
+      <w:r>
+        <w:rPr>
+          <w:cs/>
+          <w:lang w:val="en-US"/>
+        </w:rPr>
+        <w:t xml:space="preserve">สารบัญตาราง</w:t>
+      </w:r>
+    </w:p>
+    <w:p>
+      <w:pPr>
+        <w:pStyle w:val="TOC1"/>
+      </w:pPr>
+      <w:r>
+        <w:rPr>
+          <w:cs/>
+          <w:lang w:val="en-US"/>
+        </w:rPr>
+        <w:fldChar w:fldCharType="begin"/>
+      </w:r>
+      <w:r>
+        <w:rPr>
+          <w:cs/>
+          <w:lang w:val="en-US"/>
+        </w:rPr>
+        <w:instrText xml:space="preserve"> TOC \h \z \t "Table Caption,1" </w:instrText>
+      </w:r>
+      <w:r>
+        <w:rPr>
+          <w:cs/>
+          <w:lang w:val="en-US"/>
+        </w:rPr>
+        <w:fldChar w:fldCharType="separate"/>
+      </w:r>
+      <w:r>
+        <w:rPr>
+          <w:cs/>
+          <w:lang w:val="en-US"/>
+        </w:rPr>
+        <w:t xml:space="preserve">ตารางที่ 1-1 ประโยชน์ที่คาดว่าจะได้รับจำแนกตามกลุ่มผู้ใช้</w:t>
+      </w:r>
+    </w:p>
+    <w:p>
+      <w:pPr>
+        <w:pStyle w:val="TOC1"/>
+      </w:pPr>
+      <w:r>
+        <w:rPr>
+          <w:cs/>
+          <w:lang w:val="en-US"/>
+        </w:rPr>
+        <w:t xml:space="preserve">ตารางที่ 2-1 เปรียบเทียบคุณสมบัติข้อความละตินและข้อความ complex script</w:t>
+      </w:r>
+    </w:p>
+    <w:p>
+      <w:pPr>
+        <w:pStyle w:val="TOC1"/>
+      </w:pPr>
+      <w:r>
+        <w:rPr>
+          <w:cs/>
+          <w:lang w:val="en-US"/>
+        </w:rPr>
+        <w:t xml:space="preserve">ตารางที่ 4-1 ผลการตรวจการแสดงผลจำแนกตามรายการตรวจ</w:t>
+      </w:r>
+    </w:p>
+    <w:p>
+      <w:pPr>
+        <w:pStyle w:val="TOC1"/>
+      </w:pPr>
+      <w:r>
+        <w:rPr>
+          <w:cs/>
+          <w:lang w:val="en-US"/>
+        </w:rPr>
+        <w:t xml:space="preserve">ตารางที่ ก-1 ข้อมูลทั่วไปของผู้ตอบแบบสอบถาม</w:t>
+      </w:r>
+    </w:p>
+    <w:p>
+      <w:pPr>
+        <w:pStyle w:val="TOC1"/>
+      </w:pPr>
+      <w:r>
+        <w:rPr>
+          <w:cs/>
+          <w:lang w:val="en-US"/>
+        </w:rPr>
+        <w:t xml:space="preserve">ตารางที่ ข-1 ค่าดัชนีความสอดคล้องของแบบประเมิน</w:t>
       </w:r>
       <w:r>
         <w:rPr>
@@ -1093,100 +1197,92 @@
     </w:p>
     <w:p>
       <w:pPr>
-        <w:pStyle w:val="Heading1"/>
-      </w:pPr>
-      <w:r>
-        <w:rPr>
-          <w:cs/>
-          <w:lang w:val="en-US"/>
-        </w:rPr>
-        <w:t xml:space="preserve">สารบัญตาราง</w:t>
-      </w:r>
-    </w:p>
-    <w:p>
-      <w:pPr>
-        <w:pStyle w:val="TOC1"/>
-      </w:pPr>
-      <w:r>
-        <w:rPr>
-          <w:cs/>
-          <w:lang w:val="en-US"/>
-        </w:rPr>
-        <w:fldChar w:fldCharType="begin"/>
-      </w:r>
-      <w:r>
-        <w:rPr>
-          <w:cs/>
-          <w:lang w:val="en-US"/>
-        </w:rPr>
-        <w:instrText xml:space="preserve"> TOC \h \z \t "Table Caption,1" </w:instrText>
-      </w:r>
-      <w:r>
-        <w:rPr>
-          <w:cs/>
-          <w:lang w:val="en-US"/>
-        </w:rPr>
-        <w:fldChar w:fldCharType="separate"/>
-      </w:r>
-      <w:r>
-        <w:rPr>
-          <w:cs/>
-          <w:lang w:val="en-US"/>
-        </w:rPr>
-        <w:t xml:space="preserve">ตารางที่ 1-1 ประโยชน์ที่คาดว่าจะได้รับจำแนกตามกลุ่มผู้ใช้</w:t>
-      </w:r>
-    </w:p>
-    <w:p>
-      <w:pPr>
-        <w:pStyle w:val="TOC1"/>
-      </w:pPr>
-      <w:r>
-        <w:rPr>
-          <w:cs/>
-          <w:lang w:val="en-US"/>
-        </w:rPr>
-        <w:t xml:space="preserve">ตารางที่ 2-1 เปรียบเทียบคุณสมบัติข้อความละตินและข้อความ complex script</w:t>
-      </w:r>
-    </w:p>
-    <w:p>
-      <w:pPr>
-        <w:pStyle w:val="TOC1"/>
-      </w:pPr>
-      <w:r>
-        <w:rPr>
-          <w:cs/>
-          <w:lang w:val="en-US"/>
-        </w:rPr>
-        <w:t xml:space="preserve">ตารางที่ 4-1 ผลการตรวจการแสดงผลจำแนกตามรายการตรวจ</w:t>
-      </w:r>
-    </w:p>
-    <w:p>
-      <w:pPr>
-        <w:pStyle w:val="TOC1"/>
-      </w:pPr>
-      <w:r>
-        <w:rPr>
-          <w:cs/>
-          <w:lang w:val="en-US"/>
-        </w:rPr>
-        <w:t xml:space="preserve">ตารางที่ ก-1 ข้อมูลทั่วไปของผู้ตอบแบบสอบถาม</w:t>
-      </w:r>
-    </w:p>
-    <w:p>
-      <w:pPr>
-        <w:pStyle w:val="TOC1"/>
         <w:sectPr>
           <w:pgSz w:w="18720" w:h="12240" w:orient="landscape"/>
           <w:pgMar w:top="1440" w:right="1440" w:bottom="1440" w:left="1440" w:header="720" w:footer="720" w:gutter="0"/>
           <w:pgNumType w:fmt="thaiLetters"/>
         </w:sectPr>
       </w:pPr>
-      <w:r>
-        <w:rPr>
-          <w:cs/>
-          <w:lang w:val="en-US"/>
-        </w:rPr>
-        <w:t xml:space="preserve">ตารางที่ ข-1 ค่าดัชนีความสอดคล้องของแบบประเมิน</w:t>
+    </w:p>
+    <w:p>
+      <w:pPr>
+        <w:pStyle w:val="Heading1"/>
+      </w:pPr>
+      <w:r>
+        <w:rPr>
+          <w:cs/>
+          <w:lang w:val="en-US"/>
+        </w:rPr>
+        <w:t xml:space="preserve">สารบัญภาพ</w:t>
+      </w:r>
+    </w:p>
+    <w:p>
+      <w:pPr>
+        <w:pStyle w:val="TOC1"/>
+      </w:pPr>
+      <w:r>
+        <w:rPr>
+          <w:cs/>
+          <w:lang w:val="en-US"/>
+        </w:rPr>
+        <w:fldChar w:fldCharType="begin"/>
+      </w:r>
+      <w:r>
+        <w:rPr>
+          <w:cs/>
+          <w:lang w:val="en-US"/>
+        </w:rPr>
+        <w:instrText xml:space="preserve"> TOC \h \z \t "Figure Caption,1" </w:instrText>
+      </w:r>
+      <w:r>
+        <w:rPr>
+          <w:cs/>
+          <w:lang w:val="en-US"/>
+        </w:rPr>
+        <w:fldChar w:fldCharType="separate"/>
+      </w:r>
+      <w:r>
+        <w:rPr>
+          <w:cs/>
+          <w:lang w:val="en-US"/>
+        </w:rPr>
+        <w:t xml:space="preserve">รูปที่ 2-1 อัตราการแสดงผลถูกต้องจำแนกตามประเภทเอกสาร</w:t>
+      </w:r>
+    </w:p>
+    <w:p>
+      <w:pPr>
+        <w:pStyle w:val="TOC1"/>
+      </w:pPr>
+      <w:r>
+        <w:rPr>
+          <w:cs/>
+          <w:lang w:val="en-US"/>
+        </w:rPr>
+        <w:t xml:space="preserve">รูปที่ 3-1 ขั้นตอนการทำงานของระบบสร้างเอกสาร</w:t>
+      </w:r>
+    </w:p>
+    <w:p>
+      <w:pPr>
+        <w:pStyle w:val="TOC1"/>
+      </w:pPr>
+      <w:r>
+        <w:rPr>
+          <w:cs/>
+          <w:lang w:val="en-US"/>
+        </w:rPr>
+        <w:t xml:space="preserve">รูปที่ 4-1 สรุปผลการตรวจจำแนกตามโปรแกรม</w:t>
+      </w:r>
+    </w:p>
+    <w:p>
+      <w:pPr>
+        <w:pStyle w:val="TOC1"/>
+      </w:pPr>
+      <w:r>
+        <w:rPr>
+          <w:cs/>
+          <w:lang w:val="en-US"/>
+        </w:rPr>
+        <w:t xml:space="preserve">รูปที่ ข-1 ขั้นตอนการตรวจสอบความเที่ยงตรง</w:t>
       </w:r>
       <w:r>
         <w:rPr>
@@ -1198,96 +1294,12 @@
     </w:p>
     <w:p>
       <w:pPr>
-        <w:pStyle w:val="Heading1"/>
-      </w:pPr>
-      <w:r>
-        <w:rPr>
-          <w:cs/>
-          <w:lang w:val="en-US"/>
-        </w:rPr>
-        <w:t xml:space="preserve">สารบัญภาพ</w:t>
-      </w:r>
-    </w:p>
-    <w:p>
-      <w:pPr>
-        <w:pStyle w:val="TOC1"/>
-      </w:pPr>
-      <w:r>
-        <w:rPr>
-          <w:cs/>
-          <w:lang w:val="en-US"/>
-        </w:rPr>
-        <w:fldChar w:fldCharType="begin"/>
-      </w:r>
-      <w:r>
-        <w:rPr>
-          <w:cs/>
-          <w:lang w:val="en-US"/>
-        </w:rPr>
-        <w:instrText xml:space="preserve"> TOC \h \z \t "Figure Caption,1" </w:instrText>
-      </w:r>
-      <w:r>
-        <w:rPr>
-          <w:cs/>
-          <w:lang w:val="en-US"/>
-        </w:rPr>
-        <w:fldChar w:fldCharType="separate"/>
-      </w:r>
-      <w:r>
-        <w:rPr>
-          <w:cs/>
-          <w:lang w:val="en-US"/>
-        </w:rPr>
-        <w:t xml:space="preserve">รูปที่ 2-1 อัตราการแสดงผลถูกต้องจำแนกตามประเภทเอกสาร</w:t>
-      </w:r>
-    </w:p>
-    <w:p>
-      <w:pPr>
-        <w:pStyle w:val="TOC1"/>
-      </w:pPr>
-      <w:r>
-        <w:rPr>
-          <w:cs/>
-          <w:lang w:val="en-US"/>
-        </w:rPr>
-        <w:t xml:space="preserve">รูปที่ 3-1 ขั้นตอนการทำงานของระบบสร้างเอกสาร</w:t>
-      </w:r>
-    </w:p>
-    <w:p>
-      <w:pPr>
-        <w:pStyle w:val="TOC1"/>
-      </w:pPr>
-      <w:r>
-        <w:rPr>
-          <w:cs/>
-          <w:lang w:val="en-US"/>
-        </w:rPr>
-        <w:t xml:space="preserve">รูปที่ 4-1 สรุปผลการตรวจจำแนกตามโปรแกรม</w:t>
-      </w:r>
-    </w:p>
-    <w:p>
-      <w:pPr>
-        <w:pStyle w:val="TOC1"/>
         <w:sectPr>
           <w:pgSz w:w="18720" w:h="12240" w:orient="landscape"/>
           <w:pgMar w:top="1440" w:right="1440" w:bottom="1440" w:left="1440" w:header="720" w:footer="720" w:gutter="0"/>
           <w:pgNumType w:fmt="thaiLetters"/>
         </w:sectPr>
       </w:pPr>
-      <w:r>
-        <w:rPr>
-          <w:cs/>
-          <w:lang w:val="en-US"/>
-        </w:rPr>
-        <w:t xml:space="preserve">รูปที่ ข-1 ขั้นตอนการตรวจสอบความเที่ยงตรง</w:t>
-      </w:r>
-      <w:r>
-        <w:rPr>
-          <w:cs/>
-          <w:lang w:val="en-US"/>
-        </w:rPr>
-        <w:fldChar w:fldCharType="end"/>
-      </w:r>
     </w:p>
     <w:p>
       <w:pPr>

--- a/tests/golden/thesis-layout.docx
+++ b/tests/golden/thesis-layout.docx
@@ -7,30 +7,17 @@
         <w:pStyle w:val="TOC1"/>
       </w:pPr>
       <w:r>
-        <w:rPr>
-          <w:cs/>
-          <w:lang w:val="en-US"/>
-        </w:rPr>
         <w:fldChar w:fldCharType="begin"/>
       </w:r>
       <w:r>
-        <w:rPr>
-          <w:cs/>
-          <w:lang w:val="en-US"/>
-        </w:rPr>
         <w:instrText xml:space="preserve"> TOC \o "1-3" \h \z \u </w:instrText>
       </w:r>
       <w:r>
-        <w:rPr>
-          <w:cs/>
-          <w:lang w:val="en-US"/>
-        </w:rPr>
         <w:fldChar w:fldCharType="separate"/>
       </w:r>
       <w:r>
         <w:rPr>
           <w:cs/>
-          <w:lang w:val="en-US"/>
         </w:rPr>
         <w:t xml:space="preserve">บทคัดย่อ</w:t>
       </w:r>
@@ -40,10 +27,6 @@
         <w:pStyle w:val="TOC1"/>
       </w:pPr>
       <w:r>
-        <w:rPr>
-          <w:cs/>
-          <w:lang w:val="en-US"/>
-        </w:rPr>
         <w:t xml:space="preserve">Abstract</w:t>
       </w:r>
     </w:p>
@@ -54,7 +37,6 @@
       <w:r>
         <w:rPr>
           <w:cs/>
-          <w:lang w:val="en-US"/>
         </w:rPr>
         <w:t xml:space="preserve">กิตติกรรมประกาศ</w:t>
       </w:r>
@@ -66,7 +48,6 @@
       <w:r>
         <w:rPr>
           <w:cs/>
-          <w:lang w:val="en-US"/>
         </w:rPr>
         <w:t xml:space="preserve">สารบัญ</w:t>
       </w:r>
@@ -78,7 +59,6 @@
       <w:r>
         <w:rPr>
           <w:cs/>
-          <w:lang w:val="en-US"/>
         </w:rPr>
         <w:t xml:space="preserve">สารบัญตาราง</w:t>
       </w:r>
@@ -90,7 +70,6 @@
       <w:r>
         <w:rPr>
           <w:cs/>
-          <w:lang w:val="en-US"/>
         </w:rPr>
         <w:t xml:space="preserve">สารบัญภาพ</w:t>
       </w:r>
@@ -102,9 +81,17 @@
       <w:r>
         <w:rPr>
           <w:cs/>
-          <w:lang w:val="en-US"/>
-        </w:rPr>
-        <w:t xml:space="preserve">บทที่ 1 บทนำ</w:t>
+        </w:rPr>
+        <w:t xml:space="preserve">บทที่ </w:t>
+      </w:r>
+      <w:r>
+        <w:t xml:space="preserve">1 </w:t>
+      </w:r>
+      <w:r>
+        <w:rPr>
+          <w:cs/>
+        </w:rPr>
+        <w:t xml:space="preserve">บทนำ</w:t>
       </w:r>
     </w:p>
     <w:p>
@@ -114,7 +101,6 @@
       <w:r>
         <w:rPr>
           <w:cs/>
-          <w:lang w:val="en-US"/>
         </w:rPr>
         <w:t xml:space="preserve">ความเป็นมาและความสำคัญของปัญหา</w:t>
       </w:r>
@@ -126,7 +112,6 @@
       <w:r>
         <w:rPr>
           <w:cs/>
-          <w:lang w:val="en-US"/>
         </w:rPr>
         <w:t xml:space="preserve">วัตถุประสงค์ของการวิจัย</w:t>
       </w:r>
@@ -138,7 +123,6 @@
       <w:r>
         <w:rPr>
           <w:cs/>
-          <w:lang w:val="en-US"/>
         </w:rPr>
         <w:t xml:space="preserve">ขอบเขตของการวิจัย</w:t>
       </w:r>
@@ -150,7 +134,6 @@
       <w:r>
         <w:rPr>
           <w:cs/>
-          <w:lang w:val="en-US"/>
         </w:rPr>
         <w:t xml:space="preserve">ขอบเขตด้านเนื้อหา</w:t>
       </w:r>
@@ -162,7 +145,6 @@
       <w:r>
         <w:rPr>
           <w:cs/>
-          <w:lang w:val="en-US"/>
         </w:rPr>
         <w:t xml:space="preserve">ขอบเขตด้านเวลา</w:t>
       </w:r>
@@ -174,7 +156,6 @@
       <w:r>
         <w:rPr>
           <w:cs/>
-          <w:lang w:val="en-US"/>
         </w:rPr>
         <w:t xml:space="preserve">ประโยชน์ที่คาดว่าจะได้รับ</w:t>
       </w:r>
@@ -186,9 +167,17 @@
       <w:r>
         <w:rPr>
           <w:cs/>
-          <w:lang w:val="en-US"/>
-        </w:rPr>
-        <w:t xml:space="preserve">บทที่ 2 ทฤษฎีและงานวิจัยที่เกี่ยวข้อง</w:t>
+        </w:rPr>
+        <w:t xml:space="preserve">บทที่ </w:t>
+      </w:r>
+      <w:r>
+        <w:t xml:space="preserve">2 </w:t>
+      </w:r>
+      <w:r>
+        <w:rPr>
+          <w:cs/>
+        </w:rPr>
+        <w:t xml:space="preserve">ทฤษฎีและงานวิจัยที่เกี่ยวข้อง</w:t>
       </w:r>
     </w:p>
     <w:p>
@@ -198,7 +187,6 @@
       <w:r>
         <w:rPr>
           <w:cs/>
-          <w:lang w:val="en-US"/>
         </w:rPr>
         <w:t xml:space="preserve">ลักษณะของอักษรไทยในเอกสารดิจิทัล</w:t>
       </w:r>
@@ -210,9 +198,11 @@
       <w:r>
         <w:rPr>
           <w:cs/>
-          <w:lang w:val="en-US"/>
-        </w:rPr>
-        <w:t xml:space="preserve">รูปแบบไฟล์ Office Open XML</w:t>
+        </w:rPr>
+        <w:t xml:space="preserve">รูปแบบไฟล์ </w:t>
+      </w:r>
+      <w:r>
+        <w:t xml:space="preserve">Office Open XML</w:t>
       </w:r>
     </w:p>
     <w:p>
@@ -222,7 +212,6 @@
       <w:r>
         <w:rPr>
           <w:cs/>
-          <w:lang w:val="en-US"/>
         </w:rPr>
         <w:t xml:space="preserve">งานวิจัยที่เกี่ยวข้อง</w:t>
       </w:r>
@@ -234,9 +223,17 @@
       <w:r>
         <w:rPr>
           <w:cs/>
-          <w:lang w:val="en-US"/>
-        </w:rPr>
-        <w:t xml:space="preserve">บทที่ 3 วิธีดำเนินการวิจัย</w:t>
+        </w:rPr>
+        <w:t xml:space="preserve">บทที่ </w:t>
+      </w:r>
+      <w:r>
+        <w:t xml:space="preserve">3 </w:t>
+      </w:r>
+      <w:r>
+        <w:rPr>
+          <w:cs/>
+        </w:rPr>
+        <w:t xml:space="preserve">วิธีดำเนินการวิจัย</w:t>
       </w:r>
     </w:p>
     <w:p>
@@ -246,7 +243,6 @@
       <w:r>
         <w:rPr>
           <w:cs/>
-          <w:lang w:val="en-US"/>
         </w:rPr>
         <w:t xml:space="preserve">ประชากรและกลุ่มตัวอย่าง</w:t>
       </w:r>
@@ -258,7 +254,6 @@
       <w:r>
         <w:rPr>
           <w:cs/>
-          <w:lang w:val="en-US"/>
         </w:rPr>
         <w:t xml:space="preserve">เครื่องมือที่ใช้ในการวิจัย</w:t>
       </w:r>
@@ -270,7 +265,6 @@
       <w:r>
         <w:rPr>
           <w:cs/>
-          <w:lang w:val="en-US"/>
         </w:rPr>
         <w:t xml:space="preserve">การเก็บรวบรวมข้อมูล</w:t>
       </w:r>
@@ -282,9 +276,17 @@
       <w:r>
         <w:rPr>
           <w:cs/>
-          <w:lang w:val="en-US"/>
-        </w:rPr>
-        <w:t xml:space="preserve">บทที่ 4 ผลการวิจัย</w:t>
+        </w:rPr>
+        <w:t xml:space="preserve">บทที่ </w:t>
+      </w:r>
+      <w:r>
+        <w:t xml:space="preserve">4 </w:t>
+      </w:r>
+      <w:r>
+        <w:rPr>
+          <w:cs/>
+        </w:rPr>
+        <w:t xml:space="preserve">ผลการวิจัย</w:t>
       </w:r>
     </w:p>
     <w:p>
@@ -294,9 +296,17 @@
       <w:r>
         <w:rPr>
           <w:cs/>
-          <w:lang w:val="en-US"/>
-        </w:rPr>
-        <w:t xml:space="preserve">บทที่ 5 สรุป อภิปรายผล และข้อเสนอแนะ</w:t>
+        </w:rPr>
+        <w:t xml:space="preserve">บทที่ </w:t>
+      </w:r>
+      <w:r>
+        <w:t xml:space="preserve">5 </w:t>
+      </w:r>
+      <w:r>
+        <w:rPr>
+          <w:cs/>
+        </w:rPr>
+        <w:t xml:space="preserve">สรุป อภิปรายผล และข้อเสนอแนะ</w:t>
       </w:r>
     </w:p>
     <w:p>
@@ -306,7 +316,6 @@
       <w:r>
         <w:rPr>
           <w:cs/>
-          <w:lang w:val="en-US"/>
         </w:rPr>
         <w:t xml:space="preserve">สรุปผลการวิจัย</w:t>
       </w:r>
@@ -318,7 +327,6 @@
       <w:r>
         <w:rPr>
           <w:cs/>
-          <w:lang w:val="en-US"/>
         </w:rPr>
         <w:t xml:space="preserve">อภิปรายผล</w:t>
       </w:r>
@@ -330,7 +338,6 @@
       <w:r>
         <w:rPr>
           <w:cs/>
-          <w:lang w:val="en-US"/>
         </w:rPr>
         <w:t xml:space="preserve">ข้อเสนอแนะ</w:t>
       </w:r>
@@ -342,7 +349,6 @@
       <w:r>
         <w:rPr>
           <w:cs/>
-          <w:lang w:val="en-US"/>
         </w:rPr>
         <w:t xml:space="preserve">บรรณานุกรม</w:t>
       </w:r>
@@ -354,7 +360,6 @@
       <w:r>
         <w:rPr>
           <w:cs/>
-          <w:lang w:val="en-US"/>
         </w:rPr>
         <w:t xml:space="preserve">ภาคผนวก ก แบบสอบถามที่ใช้ในการวิจัย</w:t>
       </w:r>
@@ -366,9 +371,17 @@
       <w:r>
         <w:rPr>
           <w:cs/>
-          <w:lang w:val="en-US"/>
-        </w:rPr>
-        <w:t xml:space="preserve">ส่วนที่ 1 ข้อมูลทั่วไปของผู้ตอบแบบสอบถาม</w:t>
+        </w:rPr>
+        <w:t xml:space="preserve">ส่วนที่ </w:t>
+      </w:r>
+      <w:r>
+        <w:t xml:space="preserve">1 </w:t>
+      </w:r>
+      <w:r>
+        <w:rPr>
+          <w:cs/>
+        </w:rPr>
+        <w:t xml:space="preserve">ข้อมูลทั่วไปของผู้ตอบแบบสอบถาม</w:t>
       </w:r>
     </w:p>
     <w:p>
@@ -378,9 +391,17 @@
       <w:r>
         <w:rPr>
           <w:cs/>
-          <w:lang w:val="en-US"/>
-        </w:rPr>
-        <w:t xml:space="preserve">ส่วนที่ 2 ความคิดเห็นต่อระบบ</w:t>
+        </w:rPr>
+        <w:t xml:space="preserve">ส่วนที่ </w:t>
+      </w:r>
+      <w:r>
+        <w:t xml:space="preserve">2 </w:t>
+      </w:r>
+      <w:r>
+        <w:rPr>
+          <w:cs/>
+        </w:rPr>
+        <w:t xml:space="preserve">ความคิดเห็นต่อระบบ</w:t>
       </w:r>
     </w:p>
     <w:p>
@@ -390,7 +411,6 @@
       <w:r>
         <w:rPr>
           <w:cs/>
-          <w:lang w:val="en-US"/>
         </w:rPr>
         <w:t xml:space="preserve">ภาคผนวก ข ผลการตรวจสอบความเที่ยงตรงของเครื่องมือ</w:t>
       </w:r>
@@ -402,9 +422,17 @@
       <w:r>
         <w:rPr>
           <w:cs/>
-          <w:lang w:val="en-US"/>
-        </w:rPr>
-        <w:t xml:space="preserve">ภาคผนวก ค ตัวอย่างไฟล์ Markdown ที่ใช้ทดสอบ</w:t>
+        </w:rPr>
+        <w:t xml:space="preserve">ภาคผนวก ค ตัวอย่างไฟล์ </w:t>
+      </w:r>
+      <w:r>
+        <w:t xml:space="preserve">Markdown </w:t>
+      </w:r>
+      <w:r>
+        <w:rPr>
+          <w:cs/>
+        </w:rPr>
+        <w:t xml:space="preserve">ที่ใช้ทดสอบ</w:t>
       </w:r>
     </w:p>
     <w:p>
@@ -414,15 +442,10 @@
       <w:r>
         <w:rPr>
           <w:cs/>
-          <w:lang w:val="en-US"/>
         </w:rPr>
         <w:t xml:space="preserve">ประวัติผู้เขียน</w:t>
       </w:r>
       <w:r>
-        <w:rPr>
-          <w:cs/>
-          <w:lang w:val="en-US"/>
-        </w:rPr>
         <w:fldChar w:fldCharType="end"/>
       </w:r>
     </w:p>
@@ -436,19 +459,38 @@
           <w:b/>
           <w:bCs/>
           <w:cs/>
-          <w:lang w:val="en-US"/>
-        </w:rPr>
-        <w:t xml:space="preserve">การพัฒนาระบบสร้างเอกสาร Word ภาษาไทยจาก Markdown</w:t>
-      </w:r>
-    </w:p>
-    <w:p>
-      <w:pPr/>
+        </w:rPr>
+        <w:t xml:space="preserve">การพัฒนาระบบสร้างเอกสาร </w:t>
+      </w:r>
       <w:r>
         <w:rPr>
           <w:b/>
           <w:bCs/>
-          <w:cs/>
-          <w:lang w:val="en-US"/>
+        </w:rPr>
+        <w:t xml:space="preserve">Word </w:t>
+      </w:r>
+      <w:r>
+        <w:rPr>
+          <w:b/>
+          <w:bCs/>
+          <w:cs/>
+        </w:rPr>
+        <w:t xml:space="preserve">ภาษาไทยจาก </w:t>
+      </w:r>
+      <w:r>
+        <w:rPr>
+          <w:b/>
+          <w:bCs/>
+        </w:rPr>
+        <w:t xml:space="preserve">Markdown</w:t>
+      </w:r>
+    </w:p>
+    <w:p>
+      <w:pPr/>
+      <w:r>
+        <w:rPr>
+          <w:b/>
+          <w:bCs/>
         </w:rPr>
         <w:t xml:space="preserve">Development of a Thai Word Document Builder from Markdown</w:t>
       </w:r>
@@ -458,7 +500,6 @@
       <w:r>
         <w:rPr>
           <w:cs/>
-          <w:lang w:val="en-US"/>
         </w:rPr>
         <w:t xml:space="preserve">นางสาวตัวอย่าง ทดสอบระบบ</w:t>
       </w:r>
@@ -468,9 +509,11 @@
       <w:r>
         <w:rPr>
           <w:cs/>
-          <w:lang w:val="en-US"/>
-        </w:rPr>
-        <w:t xml:space="preserve">วิทยานิพนธ์นี้เป็นส่วนหนึ่งของการศึกษาตามหลักสูตรวิทยาศาสตรมหาบัณฑิต สาขาวิชาวิทยาการคอมพิวเตอร์ มหาวิทยาลัยตัวอย่าง ปีการศึกษา 2569</w:t>
+        </w:rPr>
+        <w:t xml:space="preserve">วิทยานิพนธ์นี้เป็นส่วนหนึ่งของการศึกษาตามหลักสูตรวิทยาศาสตรมหาบัณฑิต สาขาวิชาวิทยาการคอมพิวเตอร์ มหาวิทยาลัยตัวอย่าง ปีการศึกษา </w:t>
+      </w:r>
+      <w:r>
+        <w:t xml:space="preserve">2569</w:t>
       </w:r>
     </w:p>
     <w:p>
@@ -483,9 +526,17 @@
       <w:r>
         <w:rPr>
           <w:cs/>
-          <w:lang w:val="en-US"/>
-        </w:rPr>
-        <w:t xml:space="preserve">เอกสารฉบับนี้เป็นข้อมูลสังเคราะห์ทั้งหมด ใช้ทดสอบการแสดงผลของเอกสาร Word ภาษาไทยในโปรแกรมสำนักงาน ไม่ได้อ้างอิงถึงบุคคล หน่วยงาน หรือผลการวิจัยจริง</w:t>
+        </w:rPr>
+        <w:t xml:space="preserve">เอกสารฉบับนี้เป็นข้อมูลสังเคราะห์ทั้งหมด ใช้ทดสอบการแสดงผลของเอกสาร </w:t>
+      </w:r>
+      <w:r>
+        <w:t xml:space="preserve">Word </w:t>
+      </w:r>
+      <w:r>
+        <w:rPr>
+          <w:cs/>
+        </w:rPr>
+        <w:t xml:space="preserve">ภาษาไทยในโปรแกรมสำนักงาน ไม่ได้อ้างอิงถึงบุคคล หน่วยงาน หรือผลการวิจัยจริง</w:t>
       </w:r>
     </w:p>
     <w:p>
@@ -495,7 +546,6 @@
       <w:r>
         <w:rPr>
           <w:cs/>
-          <w:lang w:val="en-US"/>
         </w:rPr>
         <w:t xml:space="preserve">บทคัดย่อ</w:t>
       </w:r>
@@ -505,9 +555,26 @@
       <w:r>
         <w:rPr>
           <w:cs/>
-          <w:lang w:val="en-US"/>
-        </w:rPr>
-        <w:t xml:space="preserve">การวิจัยครั้งนี้มีวัตถุประสงค์เพื่อพัฒนาและประเมินระบบสร้างเอกสาร Microsoft Word ภาษาไทยจากไฟล์ Markdown ซึ่งเป็นรูปแบบข้อความที่เขียนง่ายและนิยมใช้ในงานเอกสารทางเทคนิค ปัญหาที่พบบ่อยในการสร้างเอกสารภาษาไทยด้วยโปรแกรมอัตโนมัติคือ ตัวอักษรไทยถูกกำหนดเป็นภาษาละติน ทำให้โปรแกรมตรวจคำสะกดขีดเส้นหยักใต้คำไทยทุกคำ การตัดบรรทัดเกิดขึ้นเฉพาะตำแหน่งที่มีช่องว่าง และตัวหนาหรือตัวเอียงไม่แสดงผลกับอักษรไทย ผู้วิจัยจึงออกแบบระบบที่กำหนดคุณสมบัติภาษาไทยให้ครบถ้วนในทุกส่วนของเอกสาร ตั้งแต่ข้อความในย่อหน้า ตาราง เชิงอรรถ ไปจนถึงหัวกระดาษและท้ายกระดาษ โดยไม่เปลี่ยนแปลงเนื้อหาที่ผู้เขียนพิมพ์ไว้แม้แต่ตัวอักษรเดียว</w:t>
+        </w:rPr>
+        <w:t xml:space="preserve">การวิจัยครั้งนี้มีวัตถุประสงค์เพื่อพัฒนาและประเมินระบบสร้างเอกสาร </w:t>
+      </w:r>
+      <w:r>
+        <w:t xml:space="preserve">Microsoft Word </w:t>
+      </w:r>
+      <w:r>
+        <w:rPr>
+          <w:cs/>
+        </w:rPr>
+        <w:t xml:space="preserve">ภาษาไทยจากไฟล์ </w:t>
+      </w:r>
+      <w:r>
+        <w:t xml:space="preserve">Markdown </w:t>
+      </w:r>
+      <w:r>
+        <w:rPr>
+          <w:cs/>
+        </w:rPr>
+        <w:t xml:space="preserve">ซึ่งเป็นรูปแบบข้อความที่เขียนง่ายและนิยมใช้ในงานเอกสารทางเทคนิค ปัญหาที่พบบ่อยในการสร้างเอกสารภาษาไทยด้วยโปรแกรมอัตโนมัติคือ ตัวอักษรไทยถูกกำหนดเป็นภาษาละติน ทำให้โปรแกรมตรวจคำสะกดขีดเส้นหยักใต้คำไทยทุกคำ การตัดบรรทัดเกิดขึ้นเฉพาะตำแหน่งที่มีช่องว่าง และตัวหนาหรือตัวเอียงไม่แสดงผลกับอักษรไทย ผู้วิจัยจึงออกแบบระบบที่กำหนดคุณสมบัติภาษาไทยให้ครบถ้วนในทุกส่วนของเอกสาร ตั้งแต่ข้อความในย่อหน้า ตาราง เชิงอรรถ ไปจนถึงหัวกระดาษและท้ายกระดาษ โดยไม่เปลี่ยนแปลงเนื้อหาที่ผู้เขียนพิมพ์ไว้แม้แต่ตัวอักษรเดียว</w:t>
       </w:r>
     </w:p>
     <w:p>
@@ -515,9 +582,53 @@
       <w:r>
         <w:rPr>
           <w:cs/>
-          <w:lang w:val="en-US"/>
-        </w:rPr>
-        <w:t xml:space="preserve">กลุ่มตัวอย่างเป็นเอกสารสังเคราะห์จำนวน 120 ฉบับ ครอบคลุมรายงานการประชุม หนังสือราชการ รายงานวิจัย และวิทยานิพนธ์ เครื่องมือที่ใช้ในการวิจัยประกอบด้วยชุดทดสอบอัตโนมัติที่ตรวจโครงสร้างไฟล์ และแบบประเมินการแสดงผลในโปรแกรมสำนักงาน 5 โปรแกรม ผลการวิจัยพบว่าเอกสารที่สร้างจากระบบแสดงผลภาษาไทยได้ถูกต้องร้อยละ 98.3 ของรายการตรวจทั้งหมด และเอกสารที่สร้างจากไฟล์ต้นทางเดียวกันมีเนื้อหาตรงกันทุกไบต์ทั้งเมื่อสร้างด้วย Python และ JavaScript ข้อผิดพลาดที่เหลืออยู่ส่วนใหญ่เกิดจากข้อจำกัดของโปรแกรมที่ใช้เปิดไฟล์ ไม่ใช่จากโครงสร้างของเอกสาร</w:t>
+        </w:rPr>
+        <w:t xml:space="preserve">กลุ่มตัวอย่างเป็นเอกสารสังเคราะห์จำนวน </w:t>
+      </w:r>
+      <w:r>
+        <w:t xml:space="preserve">120 </w:t>
+      </w:r>
+      <w:r>
+        <w:rPr>
+          <w:cs/>
+        </w:rPr>
+        <w:t xml:space="preserve">ฉบับ ครอบคลุมรายงานการประชุม หนังสือราชการ รายงานวิจัย และวิทยานิพนธ์ เครื่องมือที่ใช้ในการวิจัยประกอบด้วยชุดทดสอบอัตโนมัติที่ตรวจโครงสร้างไฟล์ และแบบประเมินการแสดงผลในโปรแกรมสำนักงาน </w:t>
+      </w:r>
+      <w:r>
+        <w:t xml:space="preserve">5 </w:t>
+      </w:r>
+      <w:r>
+        <w:rPr>
+          <w:cs/>
+        </w:rPr>
+        <w:t xml:space="preserve">โปรแกรม ผลการวิจัยพบว่าเอกสารที่สร้างจากระบบแสดงผลภาษาไทยได้ถูกต้องร้อยละ </w:t>
+      </w:r>
+      <w:r>
+        <w:t xml:space="preserve">98.3 </w:t>
+      </w:r>
+      <w:r>
+        <w:rPr>
+          <w:cs/>
+        </w:rPr>
+        <w:t xml:space="preserve">ของรายการตรวจทั้งหมด และเอกสารที่สร้างจากไฟล์ต้นทางเดียวกันมีเนื้อหาตรงกันทุกไบต์ทั้งเมื่อสร้างด้วย </w:t>
+      </w:r>
+      <w:r>
+        <w:t xml:space="preserve">Python </w:t>
+      </w:r>
+      <w:r>
+        <w:rPr>
+          <w:cs/>
+        </w:rPr>
+        <w:t xml:space="preserve">และ </w:t>
+      </w:r>
+      <w:r>
+        <w:t xml:space="preserve">JavaScript </w:t>
+      </w:r>
+      <w:r>
+        <w:rPr>
+          <w:cs/>
+        </w:rPr>
+        <w:t xml:space="preserve">ข้อผิดพลาดที่เหลืออยู่ส่วนใหญ่เกิดจากข้อจำกัดของโปรแกรมที่ใช้เปิดไฟล์ ไม่ใช่จากโครงสร้างของเอกสาร</w:t>
       </w:r>
     </w:p>
     <w:p>
@@ -525,7 +636,6 @@
       <w:r>
         <w:rPr>
           <w:cs/>
-          <w:lang w:val="en-US"/>
         </w:rPr>
         <w:t xml:space="preserve">ผลการวิจัยนี้ชี้ให้เห็นว่าการแก้ปัญหาการแสดงผลภาษาไทยควรทำด้วยการกำหนดคุณสมบัติของข้อความ มากกว่าการแทรกอักขระพิเศษที่มองไม่เห็นเพื่อบังคับการตัดคำ เพราะอักขระเหล่านั้นทำให้การค้นหาคำ การคัดลอกข้อความ และการตรวจทานเอกสารผิดพลาดโดยที่ผู้อ่านไม่อาจสังเกตเห็นได้</w:t>
       </w:r>
@@ -543,16 +653,33 @@
           <w:b/>
           <w:bCs/>
           <w:cs/>
-          <w:lang w:val="en-US"/>
-        </w:rPr>
-        <w:t xml:space="preserve">คำสำคัญ:</w:t>
-      </w:r>
-      <w:r>
-        <w:rPr>
-          <w:cs/>
-          <w:lang w:val="en-US"/>
-        </w:rPr>
-        <w:t xml:space="preserve"> เอกสารภาษาไทย, Markdown, Office Open XML, การตัดบรรทัด, complex script</w:t>
+        </w:rPr>
+        <w:t xml:space="preserve">คำสำคัญ</w:t>
+      </w:r>
+      <w:r>
+        <w:rPr>
+          <w:b/>
+          <w:bCs/>
+        </w:rPr>
+        <w:t xml:space="preserve">:</w:t>
+      </w:r>
+      <w:r>
+        <w:rPr>
+          <w:cs/>
+        </w:rPr>
+        <w:t xml:space="preserve"> เอกสารภาษาไทย</w:t>
+      </w:r>
+      <w:r>
+        <w:t xml:space="preserve">, Markdown, Office Open XML, </w:t>
+      </w:r>
+      <w:r>
+        <w:rPr>
+          <w:cs/>
+        </w:rPr>
+        <w:t xml:space="preserve">การตัดบรรทัด</w:t>
+      </w:r>
+      <w:r>
+        <w:t xml:space="preserve">, complex script</w:t>
       </w:r>
     </w:p>
     <w:p>
@@ -560,21 +687,19 @@
         <w:pStyle w:val="Heading1"/>
       </w:pPr>
       <w:r>
-        <w:rPr>
-          <w:cs/>
-          <w:lang w:val="en-US"/>
-        </w:rPr>
         <w:t xml:space="preserve">Abstract</w:t>
       </w:r>
     </w:p>
     <w:p>
       <w:pPr/>
       <w:r>
-        <w:rPr>
-          <w:cs/>
-          <w:lang w:val="en-US"/>
-        </w:rPr>
-        <w:t xml:space="preserve">This study develops and evaluates a builder that turns Markdown into Microsoft Word documents written in Thai, or in Thai mixed with English. Documents produced by common libraries mark Thai text as Latin, so Word underlines every Thai word, breaks lines only at spaces and drops bold and italic from Thai runs. The builder writes the complex-script attributes that Thai needs in every part of the package, checks the result against five known causes of broken Thai, and refuses to write a file whose text differs from the Markdown by a single character. Tested on 120 synthetic documents in five office applications, the output rendered correctly in 98.3 percent of the checks, and both implementations produced identical bytes. ภาษาไทยในบทคัดย่อภาษาอังกฤษนี้ใช้ทดสอบข้อความสองภาษาในย่อหน้าเดียวกัน</w:t>
+        <w:t xml:space="preserve">This study develops and evaluates a builder that turns Markdown into Microsoft Word documents written in Thai, or in Thai mixed with English. Documents produced by common libraries mark Thai text as Latin, so Word underlines every Thai word, breaks lines only at spaces and drops bold and italic from Thai runs. The builder writes the complex-script attributes that Thai needs in every part of the package, checks the result against five known causes of broken Thai, and refuses to write a file whose text differs from the Markdown by a single character. Tested on 120 synthetic documents in five office applications, the output rendered correctly in 98.3 percent of the checks, and both implementations produced identical bytes. </w:t>
+      </w:r>
+      <w:r>
+        <w:rPr>
+          <w:cs/>
+        </w:rPr>
+        <w:t xml:space="preserve">ภาษาไทยในบทคัดย่อภาษาอังกฤษนี้ใช้ทดสอบข้อความสองภาษาในย่อหน้าเดียวกัน</w:t>
       </w:r>
     </w:p>
     <w:p>
@@ -589,16 +714,10 @@
         <w:rPr>
           <w:b/>
           <w:bCs/>
-          <w:cs/>
-          <w:lang w:val="en-US"/>
         </w:rPr>
         <w:t xml:space="preserve">Keywords:</w:t>
       </w:r>
       <w:r>
-        <w:rPr>
-          <w:cs/>
-          <w:lang w:val="en-US"/>
-        </w:rPr>
         <w:t xml:space="preserve"> Thai documents, Markdown, Office Open XML, line breaking, complex script</w:t>
       </w:r>
     </w:p>
@@ -609,7 +728,6 @@
       <w:r>
         <w:rPr>
           <w:cs/>
-          <w:lang w:val="en-US"/>
         </w:rPr>
         <w:t xml:space="preserve">กิตติกรรมประกาศ</w:t>
       </w:r>
@@ -619,7 +737,6 @@
       <w:r>
         <w:rPr>
           <w:cs/>
-          <w:lang w:val="en-US"/>
         </w:rPr>
         <w:t xml:space="preserve">วิทยานิพนธ์ฉบับนี้สำเร็จลุล่วงได้ด้วยความกรุณาอย่างสูงจากอาจารย์ที่ปรึกษา ซึ่งได้ให้คำแนะนำ ตรวจทาน และแก้ไขข้อบกพร่องต่าง ๆ ด้วยความเอาใจใส่ตลอดระยะเวลาของการทำวิจัย ผู้วิจัยขอขอบพระคุณคณะกรรมการสอบทุกท่าน ที่สละเวลาอ่านและให้ข้อเสนอแนะอันเป็นประโยชน์ยิ่งต่อการปรับปรุงเนื้อหาให้สมบูรณ์ยิ่งขึ้น รวมทั้งขอขอบคุณผู้เชี่ยวชาญที่ตรวจสอบความเที่ยงตรงของเครื่องมือ และผู้ตอบแบบสอบถามทุกท่านที่ให้ความร่วมมือเป็นอย่างดี</w:t>
       </w:r>
@@ -629,7 +746,6 @@
       <w:r>
         <w:rPr>
           <w:cs/>
-          <w:lang w:val="en-US"/>
         </w:rPr>
         <w:t xml:space="preserve">ขอขอบคุณเพื่อนร่วมรุ่นที่แบ่งปันประสบการณ์และให้กำลังใจกันเสมอมา ขอบคุณเจ้าหน้าที่ห้องสมุดที่อำนวยความสะดวกในการค้นคว้าเอกสาร และสุดท้ายนี้ ขอกราบขอบพระคุณบิดามารดาและครอบครัวที่สนับสนุนทั้งกำลังทรัพย์และกำลังใจตลอดการศึกษา คุณค่าและประโยชน์อันพึงมีจากวิทยานิพนธ์ฉบับนี้ ผู้วิจัยขอมอบแด่ผู้มีพระคุณทุกท่าน</w:t>
       </w:r>
@@ -645,7 +761,6 @@
       <w:r>
         <w:rPr>
           <w:cs/>
-          <w:lang w:val="en-US"/>
         </w:rPr>
         <w:t xml:space="preserve">นางสาวตัวอย่าง ทดสอบระบบ</w:t>
       </w:r>
@@ -657,7 +772,6 @@
       <w:r>
         <w:rPr>
           <w:cs/>
-          <w:lang w:val="en-US"/>
         </w:rPr>
         <w:t xml:space="preserve">สารบัญ</w:t>
       </w:r>
@@ -667,30 +781,17 @@
         <w:pStyle w:val="TOC1"/>
       </w:pPr>
       <w:r>
-        <w:rPr>
-          <w:cs/>
-          <w:lang w:val="en-US"/>
-        </w:rPr>
         <w:fldChar w:fldCharType="begin"/>
       </w:r>
       <w:r>
-        <w:rPr>
-          <w:cs/>
-          <w:lang w:val="en-US"/>
-        </w:rPr>
         <w:instrText xml:space="preserve"> TOC \o "1-3" \h \z \u </w:instrText>
       </w:r>
       <w:r>
-        <w:rPr>
-          <w:cs/>
-          <w:lang w:val="en-US"/>
-        </w:rPr>
         <w:fldChar w:fldCharType="separate"/>
       </w:r>
       <w:r>
         <w:rPr>
           <w:cs/>
-          <w:lang w:val="en-US"/>
         </w:rPr>
         <w:t xml:space="preserve">บทคัดย่อ</w:t>
       </w:r>
@@ -700,10 +801,6 @@
         <w:pStyle w:val="TOC1"/>
       </w:pPr>
       <w:r>
-        <w:rPr>
-          <w:cs/>
-          <w:lang w:val="en-US"/>
-        </w:rPr>
         <w:t xml:space="preserve">Abstract</w:t>
       </w:r>
     </w:p>
@@ -714,7 +811,6 @@
       <w:r>
         <w:rPr>
           <w:cs/>
-          <w:lang w:val="en-US"/>
         </w:rPr>
         <w:t xml:space="preserve">กิตติกรรมประกาศ</w:t>
       </w:r>
@@ -726,7 +822,6 @@
       <w:r>
         <w:rPr>
           <w:cs/>
-          <w:lang w:val="en-US"/>
         </w:rPr>
         <w:t xml:space="preserve">สารบัญ</w:t>
       </w:r>
@@ -738,7 +833,6 @@
       <w:r>
         <w:rPr>
           <w:cs/>
-          <w:lang w:val="en-US"/>
         </w:rPr>
         <w:t xml:space="preserve">สารบัญตาราง</w:t>
       </w:r>
@@ -750,7 +844,6 @@
       <w:r>
         <w:rPr>
           <w:cs/>
-          <w:lang w:val="en-US"/>
         </w:rPr>
         <w:t xml:space="preserve">สารบัญภาพ</w:t>
       </w:r>
@@ -762,9 +855,17 @@
       <w:r>
         <w:rPr>
           <w:cs/>
-          <w:lang w:val="en-US"/>
-        </w:rPr>
-        <w:t xml:space="preserve">บทที่ 1 บทนำ</w:t>
+        </w:rPr>
+        <w:t xml:space="preserve">บทที่ </w:t>
+      </w:r>
+      <w:r>
+        <w:t xml:space="preserve">1 </w:t>
+      </w:r>
+      <w:r>
+        <w:rPr>
+          <w:cs/>
+        </w:rPr>
+        <w:t xml:space="preserve">บทนำ</w:t>
       </w:r>
     </w:p>
     <w:p>
@@ -774,7 +875,6 @@
       <w:r>
         <w:rPr>
           <w:cs/>
-          <w:lang w:val="en-US"/>
         </w:rPr>
         <w:t xml:space="preserve">ความเป็นมาและความสำคัญของปัญหา</w:t>
       </w:r>
@@ -786,7 +886,6 @@
       <w:r>
         <w:rPr>
           <w:cs/>
-          <w:lang w:val="en-US"/>
         </w:rPr>
         <w:t xml:space="preserve">วัตถุประสงค์ของการวิจัย</w:t>
       </w:r>
@@ -798,7 +897,6 @@
       <w:r>
         <w:rPr>
           <w:cs/>
-          <w:lang w:val="en-US"/>
         </w:rPr>
         <w:t xml:space="preserve">ขอบเขตของการวิจัย</w:t>
       </w:r>
@@ -810,7 +908,6 @@
       <w:r>
         <w:rPr>
           <w:cs/>
-          <w:lang w:val="en-US"/>
         </w:rPr>
         <w:t xml:space="preserve">ขอบเขตด้านเนื้อหา</w:t>
       </w:r>
@@ -822,7 +919,6 @@
       <w:r>
         <w:rPr>
           <w:cs/>
-          <w:lang w:val="en-US"/>
         </w:rPr>
         <w:t xml:space="preserve">ขอบเขตด้านเวลา</w:t>
       </w:r>
@@ -834,7 +930,6 @@
       <w:r>
         <w:rPr>
           <w:cs/>
-          <w:lang w:val="en-US"/>
         </w:rPr>
         <w:t xml:space="preserve">ประโยชน์ที่คาดว่าจะได้รับ</w:t>
       </w:r>
@@ -846,9 +941,17 @@
       <w:r>
         <w:rPr>
           <w:cs/>
-          <w:lang w:val="en-US"/>
-        </w:rPr>
-        <w:t xml:space="preserve">บทที่ 2 ทฤษฎีและงานวิจัยที่เกี่ยวข้อง</w:t>
+        </w:rPr>
+        <w:t xml:space="preserve">บทที่ </w:t>
+      </w:r>
+      <w:r>
+        <w:t xml:space="preserve">2 </w:t>
+      </w:r>
+      <w:r>
+        <w:rPr>
+          <w:cs/>
+        </w:rPr>
+        <w:t xml:space="preserve">ทฤษฎีและงานวิจัยที่เกี่ยวข้อง</w:t>
       </w:r>
     </w:p>
     <w:p>
@@ -858,7 +961,6 @@
       <w:r>
         <w:rPr>
           <w:cs/>
-          <w:lang w:val="en-US"/>
         </w:rPr>
         <w:t xml:space="preserve">ลักษณะของอักษรไทยในเอกสารดิจิทัล</w:t>
       </w:r>
@@ -870,9 +972,11 @@
       <w:r>
         <w:rPr>
           <w:cs/>
-          <w:lang w:val="en-US"/>
-        </w:rPr>
-        <w:t xml:space="preserve">รูปแบบไฟล์ Office Open XML</w:t>
+        </w:rPr>
+        <w:t xml:space="preserve">รูปแบบไฟล์ </w:t>
+      </w:r>
+      <w:r>
+        <w:t xml:space="preserve">Office Open XML</w:t>
       </w:r>
     </w:p>
     <w:p>
@@ -882,7 +986,6 @@
       <w:r>
         <w:rPr>
           <w:cs/>
-          <w:lang w:val="en-US"/>
         </w:rPr>
         <w:t xml:space="preserve">งานวิจัยที่เกี่ยวข้อง</w:t>
       </w:r>
@@ -894,9 +997,17 @@
       <w:r>
         <w:rPr>
           <w:cs/>
-          <w:lang w:val="en-US"/>
-        </w:rPr>
-        <w:t xml:space="preserve">บทที่ 3 วิธีดำเนินการวิจัย</w:t>
+        </w:rPr>
+        <w:t xml:space="preserve">บทที่ </w:t>
+      </w:r>
+      <w:r>
+        <w:t xml:space="preserve">3 </w:t>
+      </w:r>
+      <w:r>
+        <w:rPr>
+          <w:cs/>
+        </w:rPr>
+        <w:t xml:space="preserve">วิธีดำเนินการวิจัย</w:t>
       </w:r>
     </w:p>
     <w:p>
@@ -906,7 +1017,6 @@
       <w:r>
         <w:rPr>
           <w:cs/>
-          <w:lang w:val="en-US"/>
         </w:rPr>
         <w:t xml:space="preserve">ประชากรและกลุ่มตัวอย่าง</w:t>
       </w:r>
@@ -918,7 +1028,6 @@
       <w:r>
         <w:rPr>
           <w:cs/>
-          <w:lang w:val="en-US"/>
         </w:rPr>
         <w:t xml:space="preserve">เครื่องมือที่ใช้ในการวิจัย</w:t>
       </w:r>
@@ -930,7 +1039,6 @@
       <w:r>
         <w:rPr>
           <w:cs/>
-          <w:lang w:val="en-US"/>
         </w:rPr>
         <w:t xml:space="preserve">การเก็บรวบรวมข้อมูล</w:t>
       </w:r>
@@ -942,9 +1050,17 @@
       <w:r>
         <w:rPr>
           <w:cs/>
-          <w:lang w:val="en-US"/>
-        </w:rPr>
-        <w:t xml:space="preserve">บทที่ 4 ผลการวิจัย</w:t>
+        </w:rPr>
+        <w:t xml:space="preserve">บทที่ </w:t>
+      </w:r>
+      <w:r>
+        <w:t xml:space="preserve">4 </w:t>
+      </w:r>
+      <w:r>
+        <w:rPr>
+          <w:cs/>
+        </w:rPr>
+        <w:t xml:space="preserve">ผลการวิจัย</w:t>
       </w:r>
     </w:p>
     <w:p>
@@ -954,9 +1070,17 @@
       <w:r>
         <w:rPr>
           <w:cs/>
-          <w:lang w:val="en-US"/>
-        </w:rPr>
-        <w:t xml:space="preserve">บทที่ 5 สรุป อภิปรายผล และข้อเสนอแนะ</w:t>
+        </w:rPr>
+        <w:t xml:space="preserve">บทที่ </w:t>
+      </w:r>
+      <w:r>
+        <w:t xml:space="preserve">5 </w:t>
+      </w:r>
+      <w:r>
+        <w:rPr>
+          <w:cs/>
+        </w:rPr>
+        <w:t xml:space="preserve">สรุป อภิปรายผล และข้อเสนอแนะ</w:t>
       </w:r>
     </w:p>
     <w:p>
@@ -966,7 +1090,6 @@
       <w:r>
         <w:rPr>
           <w:cs/>
-          <w:lang w:val="en-US"/>
         </w:rPr>
         <w:t xml:space="preserve">สรุปผลการวิจัย</w:t>
       </w:r>
@@ -978,7 +1101,6 @@
       <w:r>
         <w:rPr>
           <w:cs/>
-          <w:lang w:val="en-US"/>
         </w:rPr>
         <w:t xml:space="preserve">อภิปรายผล</w:t>
       </w:r>
@@ -990,7 +1112,6 @@
       <w:r>
         <w:rPr>
           <w:cs/>
-          <w:lang w:val="en-US"/>
         </w:rPr>
         <w:t xml:space="preserve">ข้อเสนอแนะ</w:t>
       </w:r>
@@ -1002,7 +1123,6 @@
       <w:r>
         <w:rPr>
           <w:cs/>
-          <w:lang w:val="en-US"/>
         </w:rPr>
         <w:t xml:space="preserve">บรรณานุกรม</w:t>
       </w:r>
@@ -1014,7 +1134,6 @@
       <w:r>
         <w:rPr>
           <w:cs/>
-          <w:lang w:val="en-US"/>
         </w:rPr>
         <w:t xml:space="preserve">ภาคผนวก ก แบบสอบถามที่ใช้ในการวิจัย</w:t>
       </w:r>
@@ -1026,9 +1145,17 @@
       <w:r>
         <w:rPr>
           <w:cs/>
-          <w:lang w:val="en-US"/>
-        </w:rPr>
-        <w:t xml:space="preserve">ส่วนที่ 1 ข้อมูลทั่วไปของผู้ตอบแบบสอบถาม</w:t>
+        </w:rPr>
+        <w:t xml:space="preserve">ส่วนที่ </w:t>
+      </w:r>
+      <w:r>
+        <w:t xml:space="preserve">1 </w:t>
+      </w:r>
+      <w:r>
+        <w:rPr>
+          <w:cs/>
+        </w:rPr>
+        <w:t xml:space="preserve">ข้อมูลทั่วไปของผู้ตอบแบบสอบถาม</w:t>
       </w:r>
     </w:p>
     <w:p>
@@ -1038,9 +1165,17 @@
       <w:r>
         <w:rPr>
           <w:cs/>
-          <w:lang w:val="en-US"/>
-        </w:rPr>
-        <w:t xml:space="preserve">ส่วนที่ 2 ความคิดเห็นต่อระบบ</w:t>
+        </w:rPr>
+        <w:t xml:space="preserve">ส่วนที่ </w:t>
+      </w:r>
+      <w:r>
+        <w:t xml:space="preserve">2 </w:t>
+      </w:r>
+      <w:r>
+        <w:rPr>
+          <w:cs/>
+        </w:rPr>
+        <w:t xml:space="preserve">ความคิดเห็นต่อระบบ</w:t>
       </w:r>
     </w:p>
     <w:p>
@@ -1050,7 +1185,6 @@
       <w:r>
         <w:rPr>
           <w:cs/>
-          <w:lang w:val="en-US"/>
         </w:rPr>
         <w:t xml:space="preserve">ภาคผนวก ข ผลการตรวจสอบความเที่ยงตรงของเครื่องมือ</w:t>
       </w:r>
@@ -1062,9 +1196,17 @@
       <w:r>
         <w:rPr>
           <w:cs/>
-          <w:lang w:val="en-US"/>
-        </w:rPr>
-        <w:t xml:space="preserve">ภาคผนวก ค ตัวอย่างไฟล์ Markdown ที่ใช้ทดสอบ</w:t>
+        </w:rPr>
+        <w:t xml:space="preserve">ภาคผนวก ค ตัวอย่างไฟล์ </w:t>
+      </w:r>
+      <w:r>
+        <w:t xml:space="preserve">Markdown </w:t>
+      </w:r>
+      <w:r>
+        <w:rPr>
+          <w:cs/>
+        </w:rPr>
+        <w:t xml:space="preserve">ที่ใช้ทดสอบ</w:t>
       </w:r>
     </w:p>
     <w:p>
@@ -1074,15 +1216,10 @@
       <w:r>
         <w:rPr>
           <w:cs/>
-          <w:lang w:val="en-US"/>
         </w:rPr>
         <w:t xml:space="preserve">ประวัติผู้เขียน</w:t>
       </w:r>
       <w:r>
-        <w:rPr>
-          <w:cs/>
-          <w:lang w:val="en-US"/>
-        </w:rPr>
         <w:fldChar w:fldCharType="end"/>
       </w:r>
     </w:p>
@@ -1102,7 +1239,6 @@
       <w:r>
         <w:rPr>
           <w:cs/>
-          <w:lang w:val="en-US"/>
         </w:rPr>
         <w:t xml:space="preserve">สารบัญตาราง</w:t>
       </w:r>
@@ -1112,32 +1248,28 @@
         <w:pStyle w:val="TOC1"/>
       </w:pPr>
       <w:r>
-        <w:rPr>
-          <w:cs/>
-          <w:lang w:val="en-US"/>
-        </w:rPr>
         <w:fldChar w:fldCharType="begin"/>
       </w:r>
       <w:r>
-        <w:rPr>
-          <w:cs/>
-          <w:lang w:val="en-US"/>
-        </w:rPr>
         <w:instrText xml:space="preserve"> TOC \h \z \t "Table Caption,1" </w:instrText>
       </w:r>
       <w:r>
-        <w:rPr>
-          <w:cs/>
-          <w:lang w:val="en-US"/>
-        </w:rPr>
         <w:fldChar w:fldCharType="separate"/>
       </w:r>
       <w:r>
         <w:rPr>
           <w:cs/>
-          <w:lang w:val="en-US"/>
-        </w:rPr>
-        <w:t xml:space="preserve">ตารางที่ 1-1 ประโยชน์ที่คาดว่าจะได้รับจำแนกตามกลุ่มผู้ใช้</w:t>
+        </w:rPr>
+        <w:t xml:space="preserve">ตารางที่ </w:t>
+      </w:r>
+      <w:r>
+        <w:t xml:space="preserve">1-1 </w:t>
+      </w:r>
+      <w:r>
+        <w:rPr>
+          <w:cs/>
+        </w:rPr>
+        <w:t xml:space="preserve">ประโยชน์ที่คาดว่าจะได้รับจำแนกตามกลุ่มผู้ใช้</w:t>
       </w:r>
     </w:p>
     <w:p>
@@ -1147,9 +1279,20 @@
       <w:r>
         <w:rPr>
           <w:cs/>
-          <w:lang w:val="en-US"/>
-        </w:rPr>
-        <w:t xml:space="preserve">ตารางที่ 2-1 เปรียบเทียบคุณสมบัติข้อความละตินและข้อความ complex script</w:t>
+        </w:rPr>
+        <w:t xml:space="preserve">ตารางที่ </w:t>
+      </w:r>
+      <w:r>
+        <w:t xml:space="preserve">2-1 </w:t>
+      </w:r>
+      <w:r>
+        <w:rPr>
+          <w:cs/>
+        </w:rPr>
+        <w:t xml:space="preserve">เปรียบเทียบคุณสมบัติข้อความละตินและข้อความ </w:t>
+      </w:r>
+      <w:r>
+        <w:t xml:space="preserve">complex script</w:t>
       </w:r>
     </w:p>
     <w:p>
@@ -1159,9 +1302,17 @@
       <w:r>
         <w:rPr>
           <w:cs/>
-          <w:lang w:val="en-US"/>
-        </w:rPr>
-        <w:t xml:space="preserve">ตารางที่ 4-1 ผลการตรวจการแสดงผลจำแนกตามรายการตรวจ</w:t>
+        </w:rPr>
+        <w:t xml:space="preserve">ตารางที่ </w:t>
+      </w:r>
+      <w:r>
+        <w:t xml:space="preserve">4-1 </w:t>
+      </w:r>
+      <w:r>
+        <w:rPr>
+          <w:cs/>
+        </w:rPr>
+        <w:t xml:space="preserve">ผลการตรวจการแสดงผลจำแนกตามรายการตรวจ</w:t>
       </w:r>
     </w:p>
     <w:p>
@@ -1171,9 +1322,17 @@
       <w:r>
         <w:rPr>
           <w:cs/>
-          <w:lang w:val="en-US"/>
-        </w:rPr>
-        <w:t xml:space="preserve">ตารางที่ ก-1 ข้อมูลทั่วไปของผู้ตอบแบบสอบถาม</w:t>
+        </w:rPr>
+        <w:t xml:space="preserve">ตารางที่ ก</w:t>
+      </w:r>
+      <w:r>
+        <w:t xml:space="preserve">-1 </w:t>
+      </w:r>
+      <w:r>
+        <w:rPr>
+          <w:cs/>
+        </w:rPr>
+        <w:t xml:space="preserve">ข้อมูลทั่วไปของผู้ตอบแบบสอบถาม</w:t>
       </w:r>
     </w:p>
     <w:p>
@@ -1183,15 +1342,19 @@
       <w:r>
         <w:rPr>
           <w:cs/>
-          <w:lang w:val="en-US"/>
-        </w:rPr>
-        <w:t xml:space="preserve">ตารางที่ ข-1 ค่าดัชนีความสอดคล้องของแบบประเมิน</w:t>
-      </w:r>
-      <w:r>
-        <w:rPr>
-          <w:cs/>
-          <w:lang w:val="en-US"/>
-        </w:rPr>
+        </w:rPr>
+        <w:t xml:space="preserve">ตารางที่ ข</w:t>
+      </w:r>
+      <w:r>
+        <w:t xml:space="preserve">-1 </w:t>
+      </w:r>
+      <w:r>
+        <w:rPr>
+          <w:cs/>
+        </w:rPr>
+        <w:t xml:space="preserve">ค่าดัชนีความสอดคล้องของแบบประเมิน</w:t>
+      </w:r>
+      <w:r>
         <w:fldChar w:fldCharType="end"/>
       </w:r>
     </w:p>
@@ -1211,7 +1374,6 @@
       <w:r>
         <w:rPr>
           <w:cs/>
-          <w:lang w:val="en-US"/>
         </w:rPr>
         <w:t xml:space="preserve">สารบัญภาพ</w:t>
       </w:r>
@@ -1221,32 +1383,28 @@
         <w:pStyle w:val="TOC1"/>
       </w:pPr>
       <w:r>
-        <w:rPr>
-          <w:cs/>
-          <w:lang w:val="en-US"/>
-        </w:rPr>
         <w:fldChar w:fldCharType="begin"/>
       </w:r>
       <w:r>
-        <w:rPr>
-          <w:cs/>
-          <w:lang w:val="en-US"/>
-        </w:rPr>
         <w:instrText xml:space="preserve"> TOC \h \z \t "Figure Caption,1" </w:instrText>
       </w:r>
       <w:r>
-        <w:rPr>
-          <w:cs/>
-          <w:lang w:val="en-US"/>
-        </w:rPr>
         <w:fldChar w:fldCharType="separate"/>
       </w:r>
       <w:r>
         <w:rPr>
           <w:cs/>
-          <w:lang w:val="en-US"/>
-        </w:rPr>
-        <w:t xml:space="preserve">รูปที่ 2-1 อัตราการแสดงผลถูกต้องจำแนกตามประเภทเอกสาร</w:t>
+        </w:rPr>
+        <w:t xml:space="preserve">รูปที่ </w:t>
+      </w:r>
+      <w:r>
+        <w:t xml:space="preserve">2-1 </w:t>
+      </w:r>
+      <w:r>
+        <w:rPr>
+          <w:cs/>
+        </w:rPr>
+        <w:t xml:space="preserve">อัตราการแสดงผลถูกต้องจำแนกตามประเภทเอกสาร</w:t>
       </w:r>
     </w:p>
     <w:p>
@@ -1256,9 +1414,17 @@
       <w:r>
         <w:rPr>
           <w:cs/>
-          <w:lang w:val="en-US"/>
-        </w:rPr>
-        <w:t xml:space="preserve">รูปที่ 3-1 ขั้นตอนการทำงานของระบบสร้างเอกสาร</w:t>
+        </w:rPr>
+        <w:t xml:space="preserve">รูปที่ </w:t>
+      </w:r>
+      <w:r>
+        <w:t xml:space="preserve">3-1 </w:t>
+      </w:r>
+      <w:r>
+        <w:rPr>
+          <w:cs/>
+        </w:rPr>
+        <w:t xml:space="preserve">ขั้นตอนการทำงานของระบบสร้างเอกสาร</w:t>
       </w:r>
     </w:p>
     <w:p>
@@ -1268,9 +1434,17 @@
       <w:r>
         <w:rPr>
           <w:cs/>
-          <w:lang w:val="en-US"/>
-        </w:rPr>
-        <w:t xml:space="preserve">รูปที่ 4-1 สรุปผลการตรวจจำแนกตามโปรแกรม</w:t>
+        </w:rPr>
+        <w:t xml:space="preserve">รูปที่ </w:t>
+      </w:r>
+      <w:r>
+        <w:t xml:space="preserve">4-1 </w:t>
+      </w:r>
+      <w:r>
+        <w:rPr>
+          <w:cs/>
+        </w:rPr>
+        <w:t xml:space="preserve">สรุปผลการตรวจจำแนกตามโปรแกรม</w:t>
       </w:r>
     </w:p>
     <w:p>
@@ -1280,15 +1454,19 @@
       <w:r>
         <w:rPr>
           <w:cs/>
-          <w:lang w:val="en-US"/>
-        </w:rPr>
-        <w:t xml:space="preserve">รูปที่ ข-1 ขั้นตอนการตรวจสอบความเที่ยงตรง</w:t>
-      </w:r>
-      <w:r>
-        <w:rPr>
-          <w:cs/>
-          <w:lang w:val="en-US"/>
-        </w:rPr>
+        </w:rPr>
+        <w:t xml:space="preserve">รูปที่ ข</w:t>
+      </w:r>
+      <w:r>
+        <w:t xml:space="preserve">-1 </w:t>
+      </w:r>
+      <w:r>
+        <w:rPr>
+          <w:cs/>
+        </w:rPr>
+        <w:t xml:space="preserve">ขั้นตอนการตรวจสอบความเที่ยงตรง</w:t>
+      </w:r>
+      <w:r>
         <w:fldChar w:fldCharType="end"/>
       </w:r>
     </w:p>
@@ -1308,9 +1486,17 @@
       <w:r>
         <w:rPr>
           <w:cs/>
-          <w:lang w:val="en-US"/>
-        </w:rPr>
-        <w:t xml:space="preserve">บทที่ 1 บทนำ</w:t>
+        </w:rPr>
+        <w:t xml:space="preserve">บทที่ </w:t>
+      </w:r>
+      <w:r>
+        <w:t xml:space="preserve">1 </w:t>
+      </w:r>
+      <w:r>
+        <w:rPr>
+          <w:cs/>
+        </w:rPr>
+        <w:t xml:space="preserve">บทนำ</w:t>
       </w:r>
     </w:p>
     <w:p>
@@ -1320,7 +1506,6 @@
       <w:r>
         <w:rPr>
           <w:cs/>
-          <w:lang w:val="en-US"/>
         </w:rPr>
         <w:t xml:space="preserve">ความเป็นมาและความสำคัญของปัญหา</w:t>
       </w:r>
@@ -1330,23 +1515,29 @@
       <w:r>
         <w:rPr>
           <w:cs/>
-          <w:lang w:val="en-US"/>
-        </w:rPr>
-        <w:t xml:space="preserve">ปัจจุบันหน่วยงานภาครัฐและภาคเอกชนจำนวนมากเปลี่ยนมาจัดทำเอกสารด้วยระบบอัตโนมัติ ไม่ว่าจะเป็นรายงานประจำเดือน หนังสือแจ้งเวียน หรือเอกสารประกอบการประชุม ข้อมูลเหล่านี้มักถูกเขียนหรือสร้างขึ้นในรูปแบบข้อความธรรมดาก่อน แล้วจึงแปลงเป็นไฟล์ Word เพื่อส่งต่อให้ผู้รับที่คุ้นเคยกับโปรแกรมสำนักงาน </w:t>
+        </w:rPr>
+        <w:t xml:space="preserve">ปัจจุบันหน่วยงานภาครัฐและภาคเอกชนจำนวนมากเปลี่ยนมาจัดทำเอกสารด้วยระบบอัตโนมัติ ไม่ว่าจะเป็นรายงานประจำเดือน หนังสือแจ้งเวียน หรือเอกสารประกอบการประชุม ข้อมูลเหล่านี้มักถูกเขียนหรือสร้างขึ้นในรูปแบบข้อความธรรมดาก่อน แล้วจึงแปลงเป็นไฟล์ </w:t>
+      </w:r>
+      <w:r>
+        <w:t xml:space="preserve">Word </w:t>
+      </w:r>
+      <w:r>
+        <w:rPr>
+          <w:cs/>
+        </w:rPr>
+        <w:t xml:space="preserve">เพื่อส่งต่อให้ผู้รับที่คุ้นเคยกับโปรแกรมสำนักงาน </w:t>
       </w:r>
       <w:r>
         <w:rPr>
           <w:b/>
           <w:bCs/>
           <w:cs/>
-          <w:lang w:val="en-US"/>
         </w:rPr>
         <w:t xml:space="preserve">ปัญหาสำคัญ</w:t>
       </w:r>
       <w:r>
         <w:rPr>
           <w:cs/>
-          <w:lang w:val="en-US"/>
         </w:rPr>
         <w:t xml:space="preserve"> คือเครื่องมือแปลงเอกสารส่วนใหญ่ถูกออกแบบมาสำหรับภาษาที่ใช้อักษรละติน เมื่อนำมาใช้กับภาษาไทยจึงเกิดความผิดปกติหลายประการ เช่น </w:t>
       </w:r>
@@ -1355,14 +1546,12 @@
           <w:i/>
           <w:iCs/>
           <w:cs/>
-          <w:lang w:val="en-US"/>
         </w:rPr>
         <w:t xml:space="preserve">เส้นหยักสีแดงใต้คำที่สะกดถูกต้อง</w:t>
       </w:r>
       <w:r>
         <w:rPr>
           <w:cs/>
-          <w:lang w:val="en-US"/>
         </w:rPr>
         <w:t xml:space="preserve"> การตัดบรรทัดกลางคำ และตัวอักษรที่ควรเป็นตัวหนากลับแสดงเป็นตัวปกติ </w:t>
       </w:r>
@@ -1370,22 +1559,18 @@
         <w:rPr>
           <w:strike/>
           <w:cs/>
-          <w:lang w:val="en-US"/>
         </w:rPr>
         <w:t xml:space="preserve">ซึ่งผู้ใช้มักแก้ด้วยการเว้นวรรคระหว่างคำ</w:t>
       </w:r>
       <w:r>
         <w:rPr>
           <w:cs/>
-          <w:lang w:val="en-US"/>
         </w:rPr>
         <w:t xml:space="preserve"> ซึ่งผู้ใช้มักพยายามแก้ด้วยวิธีที่ทำให้เนื้อหาเปลี่ยนไปจากต้นฉบับ</w:t>
       </w:r>
       <w:r>
         <w:rPr>
           <w:rStyle w:val="FootnoteReference"/>
-          <w:cs/>
-          <w:lang w:val="en-US"/>
         </w:rPr>
         <w:footnoteReference w:id="1"/>
       </w:r>
@@ -1395,16 +1580,22 @@
       <w:r>
         <w:rPr>
           <w:cs/>
-          <w:lang w:val="en-US"/>
-        </w:rPr>
-        <w:t xml:space="preserve">จากการสำรวจเบื้องต้นในหน่วยงานตัวอย่างพบว่า เจ้าหน้าที่ใช้เวลาเฉลี่ย 25 นาทีต่อเอกสารหนึ่งฉบับในการแก้ไขรูปแบบหลังการแปลง โดยเฉพาะการเลือกฟอนต์ใหม่ การปรับระยะบรรทัด และการลบช่องว่างที่เกินมา งานเหล่านี้ไม่เพิ่มคุณค่าให้กับเนื้อหา แต่เพิ่มโอกาสที่เอกสารจะผิดพลาด ผู้วิจัยจึงสนใจศึกษาว่าหากกำหนดคุณสมบัติภาษาไทยให้ถูกต้องตั้งแต่ขั้นตอนการสร้างไฟล์ จะช่วยลดภาระดังกล่าวได้มากเพียงใด ดูรายละเอียดของข้อกำหนดได้ที่ </w:t>
+        </w:rPr>
+        <w:t xml:space="preserve">จากการสำรวจเบื้องต้นในหน่วยงานตัวอย่างพบว่า เจ้าหน้าที่ใช้เวลาเฉลี่ย </w:t>
+      </w:r>
+      <w:r>
+        <w:t xml:space="preserve">25 </w:t>
+      </w:r>
+      <w:r>
+        <w:rPr>
+          <w:cs/>
+        </w:rPr>
+        <w:t xml:space="preserve">นาทีต่อเอกสารหนึ่งฉบับในการแก้ไขรูปแบบหลังการแปลง โดยเฉพาะการเลือกฟอนต์ใหม่ การปรับระยะบรรทัด และการลบช่องว่างที่เกินมา งานเหล่านี้ไม่เพิ่มคุณค่าให้กับเนื้อหา แต่เพิ่มโอกาสที่เอกสารจะผิดพลาด ผู้วิจัยจึงสนใจศึกษาว่าหากกำหนดคุณสมบัติภาษาไทยให้ถูกต้องตั้งแต่ขั้นตอนการสร้างไฟล์ จะช่วยลดภาระดังกล่าวได้มากเพียงใด ดูรายละเอียดของข้อกำหนดได้ที่ </w:t>
       </w:r>
       <w:hyperlink r:id="rId1" w:history="1">
         <w:r>
           <w:rPr>
             <w:rStyle w:val="Hyperlink"/>
-            <w:cs/>
-            <w:lang w:val="en-US"/>
           </w:rPr>
           <w:t xml:space="preserve">ECMA-376</w:t>
         </w:r>
@@ -1412,7 +1603,6 @@
       <w:r>
         <w:rPr>
           <w:cs/>
-          <w:lang w:val="en-US"/>
         </w:rPr>
         <w:t xml:space="preserve"> และตัวอย่างการใช้งานที่ </w:t>
       </w:r>
@@ -1420,8 +1610,6 @@
         <w:r>
           <w:rPr>
             <w:rStyle w:val="Hyperlink"/>
-            <w:cs/>
-            <w:lang w:val="en-US"/>
           </w:rPr>
           <w:t xml:space="preserve">https://example.com/thai-docx</w:t>
         </w:r>
@@ -1429,15 +1617,12 @@
       <w:r>
         <w:rPr>
           <w:cs/>
-          <w:lang w:val="en-US"/>
         </w:rPr>
         <w:t xml:space="preserve"> ซึ่งเป็นที่อยู่สมมติสำหรับการทดสอบลิงก์</w:t>
       </w:r>
       <w:r>
         <w:rPr>
           <w:rStyle w:val="FootnoteReference"/>
-          <w:cs/>
-          <w:lang w:val="en-US"/>
         </w:rPr>
         <w:footnoteReference w:id="2"/>
       </w:r>
@@ -1447,52 +1632,45 @@
       <w:r>
         <w:rPr>
           <w:cs/>
-          <w:lang w:val="en-US"/>
-        </w:rPr>
-        <w:t xml:space="preserve">นอกจากนี้ งานเอกสารทางวิชาการยังมีองค์ประกอบเฉพาะที่ต้องการความถูกต้องสูง ได้แก่ สูตรทางเคมีอย่าง H</w:t>
+        </w:rPr>
+        <w:t xml:space="preserve">นอกจากนี้ งานเอกสารทางวิชาการยังมีองค์ประกอบเฉพาะที่ต้องการความถูกต้องสูง ได้แก่ สูตรทางเคมีอย่าง </w:t>
+      </w:r>
+      <w:r>
+        <w:t xml:space="preserve">H</w:t>
       </w:r>
       <w:r>
         <w:rPr>
           <w:vertAlign w:val="subscript"/>
-          <w:cs/>
-          <w:lang w:val="en-US"/>
         </w:rPr>
         <w:t xml:space="preserve">2</w:t>
       </w:r>
       <w:r>
-        <w:rPr>
-          <w:cs/>
-          <w:lang w:val="en-US"/>
-        </w:rPr>
         <w:t xml:space="preserve">SO</w:t>
       </w:r>
       <w:r>
         <w:rPr>
           <w:vertAlign w:val="subscript"/>
-          <w:cs/>
-          <w:lang w:val="en-US"/>
         </w:rPr>
         <w:t xml:space="preserve">4</w:t>
       </w:r>
       <w:r>
         <w:rPr>
           <w:cs/>
-          <w:lang w:val="en-US"/>
-        </w:rPr>
-        <w:t xml:space="preserve"> ค่ายกกำลังอย่าง 10</w:t>
+        </w:rPr>
+        <w:t xml:space="preserve"> ค่ายกกำลังอย่าง </w:t>
+      </w:r>
+      <w:r>
+        <w:t xml:space="preserve">10</w:t>
       </w:r>
       <w:r>
         <w:rPr>
           <w:vertAlign w:val="superscript"/>
-          <w:cs/>
-          <w:lang w:val="en-US"/>
         </w:rPr>
         <w:t xml:space="preserve">6</w:t>
       </w:r>
       <w:r>
         <w:rPr>
           <w:cs/>
-          <w:lang w:val="en-US"/>
         </w:rPr>
         <w:t xml:space="preserve"> คำที่ต้อง</w:t>
       </w:r>
@@ -1500,60 +1678,53 @@
         <w:rPr>
           <w:u w:val="single"/>
           <w:cs/>
-          <w:lang w:val="en-US"/>
         </w:rPr>
         <w:t xml:space="preserve">ขีดเส้นใต้</w:t>
       </w:r>
       <w:r>
         <w:rPr>
           <w:cs/>
-          <w:lang w:val="en-US"/>
         </w:rPr>
         <w:t xml:space="preserve">เพื่อเน้น และคำสั่งแป้นพิมพ์อย่าง </w:t>
       </w:r>
       <w:r>
         <w:rPr>
           <w:rFonts w:ascii="Consolas" w:hAnsi="Consolas" w:cs="TH Sarabun New"/>
-          <w:cs/>
-          <w:lang w:val="en-US"/>
         </w:rPr>
         <w:t xml:space="preserve">Ctrl</w:t>
       </w:r>
       <w:r>
-        <w:rPr>
-          <w:cs/>
-          <w:lang w:val="en-US"/>
-        </w:rPr>
         <w:t xml:space="preserve"> + </w:t>
       </w:r>
       <w:r>
         <w:rPr>
           <w:rFonts w:ascii="Consolas" w:hAnsi="Consolas" w:cs="TH Sarabun New"/>
-          <w:cs/>
-          <w:lang w:val="en-US"/>
         </w:rPr>
         <w:t xml:space="preserve">S</w:t>
       </w:r>
       <w:r>
         <w:rPr>
           <w:cs/>
-          <w:lang w:val="en-US"/>
         </w:rPr>
         <w:t xml:space="preserve"> องค์ประกอบเหล่านี้ต้องแสดงผลได้ถูกต้องเช่นเดียวกับข้อความภาษาไทยทั่วไป</w:t>
       </w:r>
       <w:r>
-        <w:rPr>
-          <w:cs/>
-          <w:lang w:val="en-US"/>
-        </w:rPr>
         <w:br/>
       </w:r>
       <w:r>
         <w:rPr>
           <w:cs/>
-          <w:lang w:val="en-US"/>
-        </w:rPr>
-        <w:t xml:space="preserve">บรรทัดนี้ขึ้นต้นหลังการขึ้นบรรทัดใหม่แบบ hard break เพื่อทดสอบว่าข้อความยังคงอยู่ในย่อหน้าเดียวกัน</w:t>
+        </w:rPr>
+        <w:t xml:space="preserve">บรรทัดนี้ขึ้นต้นหลังการขึ้นบรรทัดใหม่แบบ </w:t>
+      </w:r>
+      <w:r>
+        <w:t xml:space="preserve">hard break </w:t>
+      </w:r>
+      <w:r>
+        <w:rPr>
+          <w:cs/>
+        </w:rPr>
+        <w:t xml:space="preserve">เพื่อทดสอบว่าข้อความยังคงอยู่ในย่อหน้าเดียวกัน</w:t>
       </w:r>
     </w:p>
     <w:p>
@@ -1563,7 +1734,6 @@
       <w:r>
         <w:rPr>
           <w:cs/>
-          <w:lang w:val="en-US"/>
         </w:rPr>
         <w:t xml:space="preserve">วัตถุประสงค์ของการวิจัย</w:t>
       </w:r>
@@ -1574,25 +1744,34 @@
         <w:ind w:left="720" w:hanging="360"/>
       </w:pPr>
       <w:r>
-        <w:rPr>
-          <w:cs/>
-          <w:lang w:val="en-US"/>
-        </w:rPr>
         <w:t xml:space="preserve">1.</w:t>
       </w:r>
       <w:r>
-        <w:rPr>
-          <w:cs/>
-          <w:lang w:val="en-US"/>
-        </w:rPr>
         <w:tab/>
       </w:r>
       <w:r>
         <w:rPr>
           <w:cs/>
-          <w:lang w:val="en-US"/>
-        </w:rPr>
-        <w:t xml:space="preserve">เพื่อพัฒนาระบบสร้างเอกสาร Word ภาษาไทยจากไฟล์ Markdown ที่กำหนดคุณสมบัติภาษาไทยได้ครบถ้วนในทุกส่วนของเอกสาร</w:t>
+        </w:rPr>
+        <w:t xml:space="preserve">เพื่อพัฒนาระบบสร้างเอกสาร </w:t>
+      </w:r>
+      <w:r>
+        <w:t xml:space="preserve">Word </w:t>
+      </w:r>
+      <w:r>
+        <w:rPr>
+          <w:cs/>
+        </w:rPr>
+        <w:t xml:space="preserve">ภาษาไทยจากไฟล์ </w:t>
+      </w:r>
+      <w:r>
+        <w:t xml:space="preserve">Markdown </w:t>
+      </w:r>
+      <w:r>
+        <w:rPr>
+          <w:cs/>
+        </w:rPr>
+        <w:t xml:space="preserve">ที่กำหนดคุณสมบัติภาษาไทยได้ครบถ้วนในทุกส่วนของเอกสาร</w:t>
       </w:r>
     </w:p>
     <w:p>
@@ -1601,25 +1780,25 @@
         <w:ind w:left="720" w:hanging="360"/>
       </w:pPr>
       <w:r>
-        <w:rPr>
-          <w:cs/>
-          <w:lang w:val="en-US"/>
-        </w:rPr>
         <w:t xml:space="preserve">2.</w:t>
       </w:r>
       <w:r>
-        <w:rPr>
-          <w:cs/>
-          <w:lang w:val="en-US"/>
-        </w:rPr>
         <w:tab/>
       </w:r>
       <w:r>
         <w:rPr>
           <w:cs/>
-          <w:lang w:val="en-US"/>
-        </w:rPr>
-        <w:t xml:space="preserve">เพื่อประเมินความถูกต้องของการแสดงผลในโปรแกรมสำนักงาน 5 โปรแกรม ได้แก่</w:t>
+        </w:rPr>
+        <w:t xml:space="preserve">เพื่อประเมินความถูกต้องของการแสดงผลในโปรแกรมสำนักงาน </w:t>
+      </w:r>
+      <w:r>
+        <w:t xml:space="preserve">5 </w:t>
+      </w:r>
+      <w:r>
+        <w:rPr>
+          <w:cs/>
+        </w:rPr>
+        <w:t xml:space="preserve">โปรแกรม ได้แก่</w:t>
       </w:r>
     </w:p>
     <w:p>
@@ -1631,11 +1810,34 @@
         </w:numPr>
       </w:pPr>
       <w:r>
-        <w:rPr>
-          <w:cs/>
-          <w:lang w:val="en-US"/>
-        </w:rPr>
-        <w:t xml:space="preserve">Microsoft Word 365 บน Windows และ Word บน macOS</w:t>
+        <w:t xml:space="preserve">Microsoft Word 365 </w:t>
+      </w:r>
+      <w:r>
+        <w:rPr>
+          <w:cs/>
+        </w:rPr>
+        <w:t xml:space="preserve">บน </w:t>
+      </w:r>
+      <w:r>
+        <w:t xml:space="preserve">Windows </w:t>
+      </w:r>
+      <w:r>
+        <w:rPr>
+          <w:cs/>
+        </w:rPr>
+        <w:t xml:space="preserve">และ </w:t>
+      </w:r>
+      <w:r>
+        <w:t xml:space="preserve">Word </w:t>
+      </w:r>
+      <w:r>
+        <w:rPr>
+          <w:cs/>
+        </w:rPr>
+        <w:t xml:space="preserve">บน </w:t>
+      </w:r>
+      <w:r>
+        <w:t xml:space="preserve">macOS</w:t>
       </w:r>
     </w:p>
     <w:p>
@@ -1647,11 +1849,16 @@
         </w:numPr>
       </w:pPr>
       <w:r>
-        <w:rPr>
-          <w:cs/>
-          <w:lang w:val="en-US"/>
-        </w:rPr>
-        <w:t xml:space="preserve">LibreOffice Writer และ WPS Writer</w:t>
+        <w:t xml:space="preserve">LibreOffice Writer </w:t>
+      </w:r>
+      <w:r>
+        <w:rPr>
+          <w:cs/>
+        </w:rPr>
+        <w:t xml:space="preserve">และ </w:t>
+      </w:r>
+      <w:r>
+        <w:t xml:space="preserve">WPS Writer</w:t>
       </w:r>
     </w:p>
     <w:p>
@@ -1663,10 +1870,6 @@
         </w:numPr>
       </w:pPr>
       <w:r>
-        <w:rPr>
-          <w:cs/>
-          <w:lang w:val="en-US"/>
-        </w:rPr>
         <w:t xml:space="preserve">Google Docs</w:t>
       </w:r>
     </w:p>
@@ -1676,23 +1879,14 @@
         <w:ind w:left="720" w:hanging="360"/>
       </w:pPr>
       <w:r>
-        <w:rPr>
-          <w:cs/>
-          <w:lang w:val="en-US"/>
-        </w:rPr>
         <w:t xml:space="preserve">3.</w:t>
       </w:r>
       <w:r>
-        <w:rPr>
-          <w:cs/>
-          <w:lang w:val="en-US"/>
-        </w:rPr>
         <w:tab/>
       </w:r>
       <w:r>
         <w:rPr>
           <w:cs/>
-          <w:lang w:val="en-US"/>
         </w:rPr>
         <w:t xml:space="preserve">เพื่อเปรียบเทียบเวลาที่ใช้แก้ไขรูปแบบเอกสารก่อนและหลังใช้ระบบ</w:t>
       </w:r>
@@ -1704,7 +1898,6 @@
       <w:r>
         <w:rPr>
           <w:cs/>
-          <w:lang w:val="en-US"/>
         </w:rPr>
         <w:t xml:space="preserve">ขอบเขตของการวิจัย</w:t>
       </w:r>
@@ -1716,7 +1909,6 @@
       <w:r>
         <w:rPr>
           <w:cs/>
-          <w:lang w:val="en-US"/>
         </w:rPr>
         <w:t xml:space="preserve">ขอบเขตด้านเนื้อหา</w:t>
       </w:r>
@@ -1726,7 +1918,6 @@
       <w:r>
         <w:rPr>
           <w:cs/>
-          <w:lang w:val="en-US"/>
         </w:rPr>
         <w:t xml:space="preserve">การวิจัยครั้งนี้ครอบคลุมองค์ประกอบของเอกสารที่พบบ่อยในงานเอกสารภาษาไทย ได้แก่</w:t>
       </w:r>
@@ -1742,7 +1933,6 @@
       <w:r>
         <w:rPr>
           <w:cs/>
-          <w:lang w:val="en-US"/>
         </w:rPr>
         <w:t xml:space="preserve">หัวข้อหลายระดับ ย่อหน้า และข้อความที่ยกมา</w:t>
       </w:r>
@@ -1758,7 +1948,6 @@
       <w:r>
         <w:rPr>
           <w:cs/>
-          <w:lang w:val="en-US"/>
         </w:rPr>
         <w:t xml:space="preserve">รายการแบบสัญลักษณ์และแบบลำดับเลข รวมถึงรายการซ้อนหลายชั้น</w:t>
       </w:r>
@@ -1774,7 +1963,6 @@
       <w:r>
         <w:rPr>
           <w:cs/>
-          <w:lang w:val="en-US"/>
         </w:rPr>
         <w:t xml:space="preserve">รายการชั้นที่สองที่มีข้อความยาวจนต้องตัดบรรทัดเพื่อทดสอบการเยื้องของบรรทัดถัดไปในรายการ</w:t>
       </w:r>
@@ -1790,7 +1978,6 @@
       <w:r>
         <w:rPr>
           <w:cs/>
-          <w:lang w:val="en-US"/>
         </w:rPr>
         <w:t xml:space="preserve">รายการชั้นที่สาม</w:t>
       </w:r>
@@ -1806,7 +1993,6 @@
       <w:r>
         <w:rPr>
           <w:cs/>
-          <w:lang w:val="en-US"/>
         </w:rPr>
         <w:t xml:space="preserve">ตาราง รูปภาพ เชิงอรรถ ลิงก์ และโค้ด</w:t>
       </w:r>
@@ -1818,7 +2004,6 @@
       <w:r>
         <w:rPr>
           <w:cs/>
-          <w:lang w:val="en-US"/>
         </w:rPr>
         <w:t xml:space="preserve">ขอบเขตด้านเวลา</w:t>
       </w:r>
@@ -1828,9 +2013,35 @@
       <w:r>
         <w:rPr>
           <w:cs/>
-          <w:lang w:val="en-US"/>
-        </w:rPr>
-        <w:t xml:space="preserve">ระยะเวลาดำเนินการวิจัยตั้งแต่เดือนมิถุนายน 2568 ถึงเดือนพฤษภาคม 2569 รวม 12 เดือน โดยแบ่งงานเป็นขั้นตอนดังนี้</w:t>
+        </w:rPr>
+        <w:t xml:space="preserve">ระยะเวลาดำเนินการวิจัยตั้งแต่เดือนมิถุนายน </w:t>
+      </w:r>
+      <w:r>
+        <w:t xml:space="preserve">2568 </w:t>
+      </w:r>
+      <w:r>
+        <w:rPr>
+          <w:cs/>
+        </w:rPr>
+        <w:t xml:space="preserve">ถึงเดือนพฤษภาคม </w:t>
+      </w:r>
+      <w:r>
+        <w:t xml:space="preserve">2569 </w:t>
+      </w:r>
+      <w:r>
+        <w:rPr>
+          <w:cs/>
+        </w:rPr>
+        <w:t xml:space="preserve">รวม </w:t>
+      </w:r>
+      <w:r>
+        <w:t xml:space="preserve">12 </w:t>
+      </w:r>
+      <w:r>
+        <w:rPr>
+          <w:cs/>
+        </w:rPr>
+        <w:t xml:space="preserve">เดือน โดยแบ่งงานเป็นขั้นตอนดังนี้</w:t>
       </w:r>
     </w:p>
     <w:p>
@@ -1841,15 +2052,12 @@
       <w:r>
         <w:rPr>
           <w:rFonts w:ascii="Arial" w:hAnsi="Arial" w:cs="Arial"/>
-          <w:cs/>
-          <w:lang w:val="en-US"/>
         </w:rPr>
         <w:t xml:space="preserve">■ </w:t>
       </w:r>
       <w:r>
         <w:rPr>
           <w:cs/>
-          <w:lang w:val="en-US"/>
         </w:rPr>
         <w:t xml:space="preserve">ศึกษาข้อกำหนดของรูปแบบไฟล์และทบทวนวรรณกรรม</w:t>
       </w:r>
@@ -1862,15 +2070,12 @@
       <w:r>
         <w:rPr>
           <w:rFonts w:ascii="Arial" w:hAnsi="Arial" w:cs="Arial"/>
-          <w:cs/>
-          <w:lang w:val="en-US"/>
         </w:rPr>
         <w:t xml:space="preserve">■ </w:t>
       </w:r>
       <w:r>
         <w:rPr>
           <w:cs/>
-          <w:lang w:val="en-US"/>
         </w:rPr>
         <w:t xml:space="preserve">พัฒนาระบบและชุดทดสอบอัตโนมัติ</w:t>
       </w:r>
@@ -1883,15 +2088,12 @@
       <w:r>
         <w:rPr>
           <w:rFonts w:ascii="Arial" w:hAnsi="Arial" w:cs="Arial"/>
-          <w:cs/>
-          <w:lang w:val="en-US"/>
         </w:rPr>
         <w:t xml:space="preserve">□ </w:t>
       </w:r>
       <w:r>
         <w:rPr>
           <w:cs/>
-          <w:lang w:val="en-US"/>
         </w:rPr>
         <w:t xml:space="preserve">ทดสอบกับผู้ใช้งานจริงในหน่วยงานตัวอย่าง</w:t>
       </w:r>
@@ -1904,15 +2106,12 @@
       <w:r>
         <w:rPr>
           <w:rFonts w:ascii="Arial" w:hAnsi="Arial" w:cs="Arial"/>
-          <w:cs/>
-          <w:lang w:val="en-US"/>
         </w:rPr>
         <w:t xml:space="preserve">□ </w:t>
       </w:r>
       <w:r>
         <w:rPr>
           <w:cs/>
-          <w:lang w:val="en-US"/>
         </w:rPr>
         <w:t xml:space="preserve">เผยแพร่ผลการวิจัย</w:t>
       </w:r>
@@ -1924,7 +2123,6 @@
       <w:r>
         <w:rPr>
           <w:cs/>
-          <w:lang w:val="en-US"/>
         </w:rPr>
         <w:t xml:space="preserve">ประโยชน์ที่คาดว่าจะได้รับ</w:t>
       </w:r>
@@ -1939,14 +2137,19 @@
           <w:b/>
           <w:bCs/>
           <w:cs/>
-          <w:lang w:val="en-US"/>
-        </w:rPr>
-        <w:t xml:space="preserve">ตารางที่ 1-1</w:t>
-      </w:r>
-      <w:r>
-        <w:rPr>
-          <w:cs/>
-          <w:lang w:val="en-US"/>
+        </w:rPr>
+        <w:t xml:space="preserve">ตารางที่ </w:t>
+      </w:r>
+      <w:r>
+        <w:rPr>
+          <w:b/>
+          <w:bCs/>
+        </w:rPr>
+        <w:t xml:space="preserve">1-1</w:t>
+      </w:r>
+      <w:r>
+        <w:rPr>
+          <w:cs/>
         </w:rPr>
         <w:t xml:space="preserve"> ประโยชน์ที่คาดว่าจะได้รับจำแนกตามกลุ่มผู้ใช้</w:t>
       </w:r>
@@ -1987,7 +2190,6 @@
                 <w:b/>
                 <w:bCs/>
                 <w:cs/>
-                <w:lang w:val="en-US"/>
               </w:rPr>
               <w:t xml:space="preserve">กลุ่มผู้ใช้</w:t>
             </w:r>
@@ -2006,7 +2208,6 @@
                 <w:b/>
                 <w:bCs/>
                 <w:cs/>
-                <w:lang w:val="en-US"/>
               </w:rPr>
               <w:t xml:space="preserve">ประโยชน์ที่คาดว่าจะได้รับ</w:t>
             </w:r>
@@ -2026,7 +2227,6 @@
                 <w:b/>
                 <w:bCs/>
                 <w:cs/>
-                <w:lang w:val="en-US"/>
               </w:rPr>
               <w:t xml:space="preserve">ระดับ</w:t>
             </w:r>
@@ -2045,7 +2245,6 @@
             <w:r>
               <w:rPr>
                 <w:cs/>
-                <w:lang w:val="en-US"/>
               </w:rPr>
               <w:t xml:space="preserve">เจ้าหน้าที่ธุรการ</w:t>
             </w:r>
@@ -2062,7 +2261,6 @@
             <w:r>
               <w:rPr>
                 <w:cs/>
-                <w:lang w:val="en-US"/>
               </w:rPr>
               <w:t xml:space="preserve">ลดเวลาแก้ไขรูปแบบเอกสารหลังการแปลง และลดความผิดพลาดจากการพิมพ์ซ้ำ</w:t>
             </w:r>
@@ -2080,7 +2278,6 @@
             <w:r>
               <w:rPr>
                 <w:cs/>
-                <w:lang w:val="en-US"/>
               </w:rPr>
               <w:t xml:space="preserve">สูง</w:t>
             </w:r>
@@ -2099,7 +2296,6 @@
             <w:r>
               <w:rPr>
                 <w:cs/>
-                <w:lang w:val="en-US"/>
               </w:rPr>
               <w:t xml:space="preserve">นักวิจัยและนักศึกษา</w:t>
             </w:r>
@@ -2116,7 +2312,6 @@
             <w:r>
               <w:rPr>
                 <w:cs/>
-                <w:lang w:val="en-US"/>
               </w:rPr>
               <w:t xml:space="preserve">จัดทำรายงานและวิทยานิพนธ์ที่มีเลขบท ชื่อตาราง และสารบัญได้จากไฟล์ข้อความ</w:t>
             </w:r>
@@ -2134,7 +2329,6 @@
             <w:r>
               <w:rPr>
                 <w:cs/>
-                <w:lang w:val="en-US"/>
               </w:rPr>
               <w:t xml:space="preserve">สูง</w:t>
             </w:r>
@@ -2153,7 +2347,6 @@
             <w:r>
               <w:rPr>
                 <w:cs/>
-                <w:lang w:val="en-US"/>
               </w:rPr>
               <w:t xml:space="preserve">ผู้พัฒนาระบบ</w:t>
             </w:r>
@@ -2170,39 +2363,32 @@
             <w:r>
               <w:rPr>
                 <w:cs/>
-                <w:lang w:val="en-US"/>
               </w:rPr>
               <w:t xml:space="preserve">นำไปใช้ร่วมกับระบบสร้างเอกสารอัตโนมัติ</w:t>
             </w:r>
             <w:r>
+              <w:br/>
+            </w:r>
+            <w:r>
               <w:rPr>
                 <w:cs/>
-                <w:lang w:val="en-US"/>
-              </w:rPr>
-              <w:br/>
-            </w:r>
+              </w:rPr>
+              <w:t xml:space="preserve">โดยไม่ต้องติดตั้งไลบรารีเพิ่ม</w:t>
+            </w:r>
+          </w:p>
+        </w:tc>
+        <w:tc>
+          <w:tcPr>
+            <w:tcW w:w="2360" w:type="dxa"/>
+          </w:tcPr>
+          <w:p>
+            <w:pPr>
+              <w:spacing w:after="0"/>
+              <w:jc w:val="center"/>
+            </w:pPr>
             <w:r>
               <w:rPr>
                 <w:cs/>
-                <w:lang w:val="en-US"/>
-              </w:rPr>
-              <w:t xml:space="preserve">โดยไม่ต้องติดตั้งไลบรารีเพิ่ม</w:t>
-            </w:r>
-          </w:p>
-        </w:tc>
-        <w:tc>
-          <w:tcPr>
-            <w:tcW w:w="2360" w:type="dxa"/>
-          </w:tcPr>
-          <w:p>
-            <w:pPr>
-              <w:spacing w:after="0"/>
-              <w:jc w:val="center"/>
-            </w:pPr>
-            <w:r>
-              <w:rPr>
-                <w:cs/>
-                <w:lang w:val="en-US"/>
               </w:rPr>
               <w:t xml:space="preserve">ปานกลาง</w:t>
             </w:r>
@@ -2226,9 +2412,17 @@
       <w:r>
         <w:rPr>
           <w:cs/>
-          <w:lang w:val="en-US"/>
-        </w:rPr>
-        <w:t xml:space="preserve">บทที่ 2 ทฤษฎีและงานวิจัยที่เกี่ยวข้อง</w:t>
+        </w:rPr>
+        <w:t xml:space="preserve">บทที่ </w:t>
+      </w:r>
+      <w:r>
+        <w:t xml:space="preserve">2 </w:t>
+      </w:r>
+      <w:r>
+        <w:rPr>
+          <w:cs/>
+        </w:rPr>
+        <w:t xml:space="preserve">ทฤษฎีและงานวิจัยที่เกี่ยวข้อง</w:t>
       </w:r>
     </w:p>
     <w:p>
@@ -2238,7 +2432,6 @@
       <w:r>
         <w:rPr>
           <w:cs/>
-          <w:lang w:val="en-US"/>
         </w:rPr>
         <w:t xml:space="preserve">ลักษณะของอักษรไทยในเอกสารดิจิทัล</w:t>
       </w:r>
@@ -2248,9 +2441,26 @@
       <w:r>
         <w:rPr>
           <w:cs/>
-          <w:lang w:val="en-US"/>
-        </w:rPr>
-        <w:t xml:space="preserve">อักษรไทยเป็นระบบการเขียนแบบอักษรสระประกอบ ซึ่งสระและวรรณยุกต์อาจวางอยู่ด้านบน ด้านล่าง ด้านหน้า หรือด้านหลังของพยัญชนะ และภาษาไทยไม่เว้นวรรคระหว่างคำ แต่เว้นวรรคระหว่างวลีหรือประโยค โปรแกรมประมวลผลคำจึงต้องอาศัยพจนานุกรมในการหาตำแหน่งตัดบรรทัด ในรูปแบบไฟล์ Office Open XML ข้อความภาษาไทยจัดเป็นข้อความกลุ่ม complex script ซึ่งมีคุณสมบัติฟอนต์ ขนาด ตัวหนา และตัวเอียง แยกจากข้อความละติน หากกำหนดเฉพาะคุณสมบัติฝั่งละติน ข้อความไทยจะใช้ค่าตั้งต้นของโปรแกรมแทน ซึ่งมักเป็นฟอนต์และขนาดที่ไม่ตรงกับที่ผู้เขียนต้องการ ปัญหานี้อธิบายได้ว่าทำไมเอกสารบางฉบับจึงแสดงตัวหนาได้ในภาษาอังกฤษ แต่ไม่แสดงในภาษาไทย</w:t>
+        </w:rPr>
+        <w:t xml:space="preserve">อักษรไทยเป็นระบบการเขียนแบบอักษรสระประกอบ ซึ่งสระและวรรณยุกต์อาจวางอยู่ด้านบน ด้านล่าง ด้านหน้า หรือด้านหลังของพยัญชนะ และภาษาไทยไม่เว้นวรรคระหว่างคำ แต่เว้นวรรคระหว่างวลีหรือประโยค โปรแกรมประมวลผลคำจึงต้องอาศัยพจนานุกรมในการหาตำแหน่งตัดบรรทัด ในรูปแบบไฟล์ </w:t>
+      </w:r>
+      <w:r>
+        <w:t xml:space="preserve">Office Open XML </w:t>
+      </w:r>
+      <w:r>
+        <w:rPr>
+          <w:cs/>
+        </w:rPr>
+        <w:t xml:space="preserve">ข้อความภาษาไทยจัดเป็นข้อความกลุ่ม </w:t>
+      </w:r>
+      <w:r>
+        <w:t xml:space="preserve">complex script </w:t>
+      </w:r>
+      <w:r>
+        <w:rPr>
+          <w:cs/>
+        </w:rPr>
+        <w:t xml:space="preserve">ซึ่งมีคุณสมบัติฟอนต์ ขนาด ตัวหนา และตัวเอียง แยกจากข้อความละติน หากกำหนดเฉพาะคุณสมบัติฝั่งละติน ข้อความไทยจะใช้ค่าตั้งต้นของโปรแกรมแทน ซึ่งมักเป็นฟอนต์และขนาดที่ไม่ตรงกับที่ผู้เขียนต้องการ ปัญหานี้อธิบายได้ว่าทำไมเอกสารบางฉบับจึงแสดงตัวหนาได้ในภาษาอังกฤษ แต่ไม่แสดงในภาษาไทย</w:t>
       </w:r>
     </w:p>
     <w:p>
@@ -2258,11 +2468,16 @@
         <w:pStyle w:val="Quote"/>
       </w:pPr>
       <w:r>
-        <w:rPr>
-          <w:cs/>
-          <w:lang w:val="en-US"/>
-        </w:rPr>
-        <w:t xml:space="preserve">"ข้อความภาษาไทยที่ถูกกำหนดเป็นภาษาอื่น จะถูกตรวจคำสะกดและตัดบรรทัดตามกฎของภาษานั้นผลที่ผู้อ่านเห็นจึงเป็นเอกสารที่ดูผิดทั้งที่เนื้อหาถูกต้องทุกตัวอักษร"</w:t>
+        <w:t xml:space="preserve">"</w:t>
+      </w:r>
+      <w:r>
+        <w:rPr>
+          <w:cs/>
+        </w:rPr>
+        <w:t xml:space="preserve">ข้อความภาษาไทยที่ถูกกำหนดเป็นภาษาอื่น จะถูกตรวจคำสะกดและตัดบรรทัดตามกฎของภาษานั้นผลที่ผู้อ่านเห็นจึงเป็นเอกสารที่ดูผิดทั้งที่เนื้อหาถูกต้องทุกตัวอักษร</w:t>
+      </w:r>
+      <w:r>
+        <w:t xml:space="preserve">"</w:t>
       </w:r>
     </w:p>
     <w:p>
@@ -2270,9 +2485,17 @@
       <w:r>
         <w:rPr>
           <w:cs/>
-          <w:lang w:val="en-US"/>
-        </w:rPr>
-        <w:t xml:space="preserve">การตัดบรรทัดภาษาไทยในโปรแกรม Word ขึ้นอยู่กับภาษาที่กำหนดให้ข้อความ เมื่อข้อความถูกกำหนดเป็นภาษาไทย โปรแกรมจะใช้พจนานุกรมภาษาไทยหาขอบเขตของคำ และตัดบรรทัดระหว่างคำได้อย่างเป็นธรรมชาติ แต่เมื่อข้อความถูกกำหนดเป็นภาษาอังกฤษ โปรแกรมจะมองข้อความไทยทั้งประโยคเป็นคำเดียวที่ยาวมาก และตัดบรรทัดได้เฉพาะตำแหน่งที่มีช่องว่าง ผลที่ได้คือบรรทัดยาวไม่เท่ากันและมีช่องว่างขนาดใหญ่ท้ายบรรทัด โดยเฉพาะเมื่อจัดข้อความแบบกระจายหรือชิดขอบทั้งสองด้าน</w:t>
+        </w:rPr>
+        <w:t xml:space="preserve">การตัดบรรทัดภาษาไทยในโปรแกรม </w:t>
+      </w:r>
+      <w:r>
+        <w:t xml:space="preserve">Word </w:t>
+      </w:r>
+      <w:r>
+        <w:rPr>
+          <w:cs/>
+        </w:rPr>
+        <w:t xml:space="preserve">ขึ้นอยู่กับภาษาที่กำหนดให้ข้อความ เมื่อข้อความถูกกำหนดเป็นภาษาไทย โปรแกรมจะใช้พจนานุกรมภาษาไทยหาขอบเขตของคำ และตัดบรรทัดระหว่างคำได้อย่างเป็นธรรมชาติ แต่เมื่อข้อความถูกกำหนดเป็นภาษาอังกฤษ โปรแกรมจะมองข้อความไทยทั้งประโยคเป็นคำเดียวที่ยาวมาก และตัดบรรทัดได้เฉพาะตำแหน่งที่มีช่องว่าง ผลที่ได้คือบรรทัดยาวไม่เท่ากันและมีช่องว่างขนาดใหญ่ท้ายบรรทัด โดยเฉพาะเมื่อจัดข้อความแบบกระจายหรือชิดขอบทั้งสองด้าน</w:t>
       </w:r>
     </w:p>
     <w:p>
@@ -2285,16 +2508,24 @@
           <w:b/>
           <w:bCs/>
           <w:cs/>
-          <w:lang w:val="en-US"/>
-        </w:rPr>
-        <w:t xml:space="preserve">ตารางที่ 2-1</w:t>
-      </w:r>
-      <w:r>
-        <w:rPr>
-          <w:cs/>
-          <w:lang w:val="en-US"/>
-        </w:rPr>
-        <w:t xml:space="preserve"> เปรียบเทียบคุณสมบัติข้อความละตินและข้อความ complex script</w:t>
+        </w:rPr>
+        <w:t xml:space="preserve">ตารางที่ </w:t>
+      </w:r>
+      <w:r>
+        <w:rPr>
+          <w:b/>
+          <w:bCs/>
+        </w:rPr>
+        <w:t xml:space="preserve">2-1</w:t>
+      </w:r>
+      <w:r>
+        <w:rPr>
+          <w:cs/>
+        </w:rPr>
+        <w:t xml:space="preserve"> เปรียบเทียบคุณสมบัติข้อความละตินและข้อความ </w:t>
+      </w:r>
+      <w:r>
+        <w:t xml:space="preserve">complex script</w:t>
       </w:r>
     </w:p>
     <w:tbl>
@@ -2333,7 +2564,6 @@
                 <w:b/>
                 <w:bCs/>
                 <w:cs/>
-                <w:lang w:val="en-US"/>
               </w:rPr>
               <w:t xml:space="preserve">คุณสมบัติ</w:t>
             </w:r>
@@ -2353,7 +2583,6 @@
                 <w:b/>
                 <w:bCs/>
                 <w:cs/>
-                <w:lang w:val="en-US"/>
               </w:rPr>
               <w:t xml:space="preserve">ข้อความละติน</w:t>
             </w:r>
@@ -2373,9 +2602,15 @@
                 <w:b/>
                 <w:bCs/>
                 <w:cs/>
-                <w:lang w:val="en-US"/>
-              </w:rPr>
-              <w:t xml:space="preserve">ข้อความ complex script</w:t>
+              </w:rPr>
+              <w:t xml:space="preserve">ข้อความ </w:t>
+            </w:r>
+            <w:r>
+              <w:rPr>
+                <w:b/>
+                <w:bCs/>
+              </w:rPr>
+              <w:t xml:space="preserve">complex script</w:t>
             </w:r>
           </w:p>
         </w:tc>
@@ -2392,7 +2627,6 @@
             <w:r>
               <w:rPr>
                 <w:cs/>
-                <w:lang w:val="en-US"/>
               </w:rPr>
               <w:t xml:space="preserve">ฟอนต์</w:t>
             </w:r>
@@ -2410,8 +2644,6 @@
             <w:r>
               <w:rPr>
                 <w:rFonts w:ascii="Consolas" w:hAnsi="Consolas" w:cs="TH Sarabun New"/>
-                <w:cs/>
-                <w:lang w:val="en-US"/>
               </w:rPr>
               <w:t xml:space="preserve">w:ascii</w:t>
             </w:r>
@@ -2429,8 +2661,6 @@
             <w:r>
               <w:rPr>
                 <w:rFonts w:ascii="Consolas" w:hAnsi="Consolas" w:cs="TH Sarabun New"/>
-                <w:cs/>
-                <w:lang w:val="en-US"/>
               </w:rPr>
               <w:t xml:space="preserve">w:cs</w:t>
             </w:r>
@@ -2449,7 +2679,6 @@
             <w:r>
               <w:rPr>
                 <w:cs/>
-                <w:lang w:val="en-US"/>
               </w:rPr>
               <w:t xml:space="preserve">ขนาด</w:t>
             </w:r>
@@ -2467,8 +2696,6 @@
             <w:r>
               <w:rPr>
                 <w:rFonts w:ascii="Consolas" w:hAnsi="Consolas" w:cs="TH Sarabun New"/>
-                <w:cs/>
-                <w:lang w:val="en-US"/>
               </w:rPr>
               <w:t xml:space="preserve">w:sz</w:t>
             </w:r>
@@ -2486,8 +2713,6 @@
             <w:r>
               <w:rPr>
                 <w:rFonts w:ascii="Consolas" w:hAnsi="Consolas" w:cs="TH Sarabun New"/>
-                <w:cs/>
-                <w:lang w:val="en-US"/>
               </w:rPr>
               <w:t xml:space="preserve">w:szCs</w:t>
             </w:r>
@@ -2506,7 +2731,6 @@
             <w:r>
               <w:rPr>
                 <w:cs/>
-                <w:lang w:val="en-US"/>
               </w:rPr>
               <w:t xml:space="preserve">ตัวหนา</w:t>
             </w:r>
@@ -2524,8 +2748,6 @@
             <w:r>
               <w:rPr>
                 <w:rFonts w:ascii="Consolas" w:hAnsi="Consolas" w:cs="TH Sarabun New"/>
-                <w:cs/>
-                <w:lang w:val="en-US"/>
               </w:rPr>
               <w:t xml:space="preserve">w:b</w:t>
             </w:r>
@@ -2543,8 +2765,6 @@
             <w:r>
               <w:rPr>
                 <w:rFonts w:ascii="Consolas" w:hAnsi="Consolas" w:cs="TH Sarabun New"/>
-                <w:cs/>
-                <w:lang w:val="en-US"/>
               </w:rPr>
               <w:t xml:space="preserve">w:bCs</w:t>
             </w:r>
@@ -2563,7 +2783,6 @@
             <w:r>
               <w:rPr>
                 <w:cs/>
-                <w:lang w:val="en-US"/>
               </w:rPr>
               <w:t xml:space="preserve">ตัวเอียง</w:t>
             </w:r>
@@ -2581,8 +2800,6 @@
             <w:r>
               <w:rPr>
                 <w:rFonts w:ascii="Consolas" w:hAnsi="Consolas" w:cs="TH Sarabun New"/>
-                <w:cs/>
-                <w:lang w:val="en-US"/>
               </w:rPr>
               <w:t xml:space="preserve">w:i</w:t>
             </w:r>
@@ -2600,8 +2817,6 @@
             <w:r>
               <w:rPr>
                 <w:rFonts w:ascii="Consolas" w:hAnsi="Consolas" w:cs="TH Sarabun New"/>
-                <w:cs/>
-                <w:lang w:val="en-US"/>
               </w:rPr>
               <w:t xml:space="preserve">w:iCs</w:t>
             </w:r>
@@ -2617,10 +2832,6 @@
         <w:keepNext/>
       </w:pPr>
       <w:r>
-        <w:rPr>
-          <w:cs/>
-          <w:lang w:val="en-US"/>
-        </w:rPr>
         <w:drawing>
           <wp:inline distT="0" distB="0" distL="0" distR="0">
             <wp:extent cx="5715000" cy="3048000"/>
@@ -2664,14 +2875,19 @@
           <w:b/>
           <w:bCs/>
           <w:cs/>
-          <w:lang w:val="en-US"/>
-        </w:rPr>
-        <w:t xml:space="preserve">รูปที่ 2-1</w:t>
-      </w:r>
-      <w:r>
-        <w:rPr>
-          <w:cs/>
-          <w:lang w:val="en-US"/>
+        </w:rPr>
+        <w:t xml:space="preserve">รูปที่ </w:t>
+      </w:r>
+      <w:r>
+        <w:rPr>
+          <w:b/>
+          <w:bCs/>
+        </w:rPr>
+        <w:t xml:space="preserve">2-1</w:t>
+      </w:r>
+      <w:r>
+        <w:rPr>
+          <w:cs/>
         </w:rPr>
         <w:t xml:space="preserve"> อัตราการแสดงผลถูกต้องจำแนกตามประเภทเอกสาร</w:t>
       </w:r>
@@ -2683,9 +2899,11 @@
       <w:r>
         <w:rPr>
           <w:cs/>
-          <w:lang w:val="en-US"/>
-        </w:rPr>
-        <w:t xml:space="preserve">รูปแบบไฟล์ Office Open XML</w:t>
+        </w:rPr>
+        <w:t xml:space="preserve">รูปแบบไฟล์ </w:t>
+      </w:r>
+      <w:r>
+        <w:t xml:space="preserve">Office Open XML</w:t>
       </w:r>
     </w:p>
     <w:p>
@@ -2693,22 +2911,45 @@
       <w:r>
         <w:rPr>
           <w:cs/>
-          <w:lang w:val="en-US"/>
-        </w:rPr>
-        <w:t xml:space="preserve">ไฟล์ .docx เป็นไฟล์ zip ที่บรรจุเอกสาร XML หลายส่วน ส่วนที่สำคัญที่สุดคือ </w:t>
+        </w:rPr>
+        <w:t xml:space="preserve">ไฟล์ </w:t>
+      </w:r>
+      <w:r>
+        <w:t xml:space="preserve">.docx </w:t>
+      </w:r>
+      <w:r>
+        <w:rPr>
+          <w:cs/>
+        </w:rPr>
+        <w:t xml:space="preserve">เป็นไฟล์ </w:t>
+      </w:r>
+      <w:r>
+        <w:t xml:space="preserve">zip </w:t>
+      </w:r>
+      <w:r>
+        <w:rPr>
+          <w:cs/>
+        </w:rPr>
+        <w:t xml:space="preserve">ที่บรรจุเอกสาร </w:t>
+      </w:r>
+      <w:r>
+        <w:t xml:space="preserve">XML </w:t>
+      </w:r>
+      <w:r>
+        <w:rPr>
+          <w:cs/>
+        </w:rPr>
+        <w:t xml:space="preserve">หลายส่วน ส่วนที่สำคัญที่สุดคือ </w:t>
       </w:r>
       <w:r>
         <w:rPr>
           <w:rFonts w:ascii="Consolas" w:hAnsi="Consolas" w:cs="TH Sarabun New"/>
-          <w:cs/>
-          <w:lang w:val="en-US"/>
         </w:rPr>
         <w:t xml:space="preserve">word/document.xml</w:t>
       </w:r>
       <w:r>
         <w:rPr>
           <w:cs/>
-          <w:lang w:val="en-US"/>
         </w:rPr>
         <w:t xml:space="preserve"> ซึ่งเก็บเนื้อหาของเอกสาร ตัวอย่างข้อความไทยหนึ่งช่วงที่กำหนดคุณสมบัติครบถ้วนมีลักษณะดังนี้</w:t>
       </w:r>
@@ -2718,10 +2959,6 @@
         <w:pStyle w:val="CodeBlock"/>
       </w:pPr>
       <w:r>
-        <w:rPr>
-          <w:cs/>
-          <w:lang w:val="en-US"/>
-        </w:rPr>
         <w:t xml:space="preserve">&lt;w:r&gt;</w:t>
       </w:r>
     </w:p>
@@ -2730,10 +2967,6 @@
         <w:pStyle w:val="CodeBlock"/>
       </w:pPr>
       <w:r>
-        <w:rPr>
-          <w:cs/>
-          <w:lang w:val="en-US"/>
-        </w:rPr>
         <w:t xml:space="preserve">  &lt;w:rPr&gt;&lt;w:b/&gt;&lt;w:bCs/&gt;&lt;w:cs/&gt;&lt;w:lang w:val="en-US" w:bidi="th-TH"/&gt;&lt;/w:rPr&gt;</w:t>
       </w:r>
     </w:p>
@@ -2742,11 +2975,16 @@
         <w:pStyle w:val="CodeBlock"/>
       </w:pPr>
       <w:r>
-        <w:rPr>
-          <w:cs/>
-          <w:lang w:val="en-US"/>
-        </w:rPr>
-        <w:t xml:space="preserve">  &lt;w:t&gt;ข้อความภาษาไทย&lt;/w:t&gt;</w:t>
+        <w:t xml:space="preserve">  &lt;w:t&gt;</w:t>
+      </w:r>
+      <w:r>
+        <w:rPr>
+          <w:cs/>
+        </w:rPr>
+        <w:t xml:space="preserve">ข้อความภาษาไทย</w:t>
+      </w:r>
+      <w:r>
+        <w:t xml:space="preserve">&lt;/w:t&gt;</w:t>
       </w:r>
     </w:p>
     <w:p>
@@ -2754,10 +2992,6 @@
         <w:pStyle w:val="CodeBlock"/>
       </w:pPr>
       <w:r>
-        <w:rPr>
-          <w:cs/>
-          <w:lang w:val="en-US"/>
-        </w:rPr>
         <w:t xml:space="preserve">&lt;/w:r&gt;</w:t>
       </w:r>
     </w:p>
@@ -2768,7 +3002,6 @@
       <w:r>
         <w:rPr>
           <w:cs/>
-          <w:lang w:val="en-US"/>
         </w:rPr>
         <w:t xml:space="preserve">งานวิจัยที่เกี่ยวข้อง</w:t>
       </w:r>
@@ -2784,7 +3017,6 @@
       <w:r>
         <w:rPr>
           <w:cs/>
-          <w:lang w:val="en-US"/>
         </w:rPr>
         <w:t xml:space="preserve">งานวิจัยที่ผ่านมาเกี่ยวกับการสร้างเอกสารอัตโนมัติส่วนใหญ่มุ่งเน้นภาษาอังกฤษ งานที่ศึกษาภาษาไทยโดยตรงยังมีจำนวนน้อย และมักแก้ปัญหาการตัดคำด้วยการแทรกอักขระที่มองไม่เห็น ซึ่งทำให้เนื้อหาของเอกสารเปลี่ยนไปจากต้นฉบับ งานวิจัยนี้เลือกแนวทางที่ต่างออกไป คือกำหนดคุณสมบัติภาษาให้ถูกต้องแล้วปล่อยให้โปรแกรมตัดคำด้วยพจนานุกรมของตนเอง</w:t>
       </w:r>
@@ -2796,9 +3028,17 @@
       <w:r>
         <w:rPr>
           <w:cs/>
-          <w:lang w:val="en-US"/>
-        </w:rPr>
-        <w:t xml:space="preserve">บทที่ 3 วิธีดำเนินการวิจัย</w:t>
+        </w:rPr>
+        <w:t xml:space="preserve">บทที่ </w:t>
+      </w:r>
+      <w:r>
+        <w:t xml:space="preserve">3 </w:t>
+      </w:r>
+      <w:r>
+        <w:rPr>
+          <w:cs/>
+        </w:rPr>
+        <w:t xml:space="preserve">วิธีดำเนินการวิจัย</w:t>
       </w:r>
     </w:p>
     <w:p>
@@ -2808,7 +3048,6 @@
       <w:r>
         <w:rPr>
           <w:cs/>
-          <w:lang w:val="en-US"/>
         </w:rPr>
         <w:t xml:space="preserve">ประชากรและกลุ่มตัวอย่าง</w:t>
       </w:r>
@@ -2818,9 +3057,29 @@
       <w:r>
         <w:rPr>
           <w:cs/>
-          <w:lang w:val="en-US"/>
-        </w:rPr>
-        <w:t xml:space="preserve">ประชากรในการวิจัยครั้งนี้คือเอกสารภาษาไทยที่หน่วยงานตัวอย่างจัดทำขึ้นในปีงบประมาณ 2568 ผู้วิจัยสร้างเอกสารสังเคราะห์ ที่มีโครงสร้างเลียนแบบเอกสารจริง โดยไม่ใช้ข้อมูลส่วนบุคคลหรือข้อมูลของหน่วยงานใด ๆ เอกสารแต่ละฉบับประกอบด้วยหัวข้อหลายระดับ ย่อหน้ายาว รายการลำดับเลข ตาราง รูปภาพ เชิงอรรถ และลิงก์ เพื่อให้ครอบคลุมองค์ประกอบที่พบในเอกสารจริงมากที่สุด จากนั้นสุ่มแบ่งเอกสารออกเป็นกลุ่มพัฒนาและกลุ่มทดสอบในอัตราส่วน 70 ต่อ 30</w:t>
+        </w:rPr>
+        <w:t xml:space="preserve">ประชากรในการวิจัยครั้งนี้คือเอกสารภาษาไทยที่หน่วยงานตัวอย่างจัดทำขึ้นในปีงบประมาณ </w:t>
+      </w:r>
+      <w:r>
+        <w:t xml:space="preserve">2568 </w:t>
+      </w:r>
+      <w:r>
+        <w:rPr>
+          <w:cs/>
+        </w:rPr>
+        <w:t xml:space="preserve">ผู้วิจัยสร้างเอกสารสังเคราะห์ ที่มีโครงสร้างเลียนแบบเอกสารจริง โดยไม่ใช้ข้อมูลส่วนบุคคลหรือข้อมูลของหน่วยงานใด ๆ เอกสารแต่ละฉบับประกอบด้วยหัวข้อหลายระดับ ย่อหน้ายาว รายการลำดับเลข ตาราง รูปภาพ เชิงอรรถ และลิงก์ เพื่อให้ครอบคลุมองค์ประกอบที่พบในเอกสารจริงมากที่สุด จากนั้นสุ่มแบ่งเอกสารออกเป็นกลุ่มพัฒนาและกลุ่มทดสอบในอัตราส่วน </w:t>
+      </w:r>
+      <w:r>
+        <w:t xml:space="preserve">70 </w:t>
+      </w:r>
+      <w:r>
+        <w:rPr>
+          <w:cs/>
+        </w:rPr>
+        <w:t xml:space="preserve">ต่อ </w:t>
+      </w:r>
+      <w:r>
+        <w:t xml:space="preserve">30</w:t>
       </w:r>
     </w:p>
     <w:p>
@@ -2830,7 +3089,6 @@
       <w:r>
         <w:rPr>
           <w:cs/>
-          <w:lang w:val="en-US"/>
         </w:rPr>
         <w:t xml:space="preserve">เครื่องมือที่ใช้ในการวิจัย</w:t>
       </w:r>
@@ -2840,7 +3098,6 @@
       <w:r>
         <w:rPr>
           <w:cs/>
-          <w:lang w:val="en-US"/>
         </w:rPr>
         <w:t xml:space="preserve">เครื่องมือที่ใช้ประกอบด้วยระบบสร้างเอกสาร ชุดทดสอบอัตโนมัติ และแบบประเมินการแสดงผล ขั้นตอนการทำงานของระบบแสดงดังภาพต่อไปนี้</w:t>
       </w:r>
@@ -2850,10 +3107,6 @@
         <w:keepNext/>
       </w:pPr>
       <w:r>
-        <w:rPr>
-          <w:cs/>
-          <w:lang w:val="en-US"/>
-        </w:rPr>
         <w:drawing>
           <wp:inline distT="0" distB="0" distL="0" distR="0">
             <wp:extent cx="5715000" cy="2476500"/>
@@ -2897,14 +3150,19 @@
           <w:b/>
           <w:bCs/>
           <w:cs/>
-          <w:lang w:val="en-US"/>
-        </w:rPr>
-        <w:t xml:space="preserve">รูปที่ 3-1</w:t>
-      </w:r>
-      <w:r>
-        <w:rPr>
-          <w:cs/>
-          <w:lang w:val="en-US"/>
+        </w:rPr>
+        <w:t xml:space="preserve">รูปที่ </w:t>
+      </w:r>
+      <w:r>
+        <w:rPr>
+          <w:b/>
+          <w:bCs/>
+        </w:rPr>
+        <w:t xml:space="preserve">3-1</w:t>
+      </w:r>
+      <w:r>
+        <w:rPr>
+          <w:cs/>
         </w:rPr>
         <w:t xml:space="preserve"> ขั้นตอนการทำงานของระบบสร้างเอกสาร</w:t>
       </w:r>
@@ -2916,7 +3174,6 @@
       <w:r>
         <w:rPr>
           <w:cs/>
-          <w:lang w:val="en-US"/>
         </w:rPr>
         <w:t xml:space="preserve">การเก็บรวบรวมข้อมูล</w:t>
       </w:r>
@@ -2927,25 +3184,25 @@
         <w:ind w:left="720" w:hanging="360"/>
       </w:pPr>
       <w:r>
-        <w:rPr>
-          <w:cs/>
-          <w:lang w:val="en-US"/>
-        </w:rPr>
         <w:t xml:space="preserve">1.</w:t>
       </w:r>
       <w:r>
-        <w:rPr>
-          <w:cs/>
-          <w:lang w:val="en-US"/>
-        </w:rPr>
         <w:tab/>
       </w:r>
       <w:r>
         <w:rPr>
           <w:cs/>
-          <w:lang w:val="en-US"/>
-        </w:rPr>
-        <w:t xml:space="preserve">สร้างเอกสารจากไฟล์ Markdown ทุกฉบับด้วยทั้งสองภาษาโปรแกรม และเทียบไฟล์ผลลัพธ์ทีละไบต์</w:t>
+        </w:rPr>
+        <w:t xml:space="preserve">สร้างเอกสารจากไฟล์ </w:t>
+      </w:r>
+      <w:r>
+        <w:t xml:space="preserve">Markdown </w:t>
+      </w:r>
+      <w:r>
+        <w:rPr>
+          <w:cs/>
+        </w:rPr>
+        <w:t xml:space="preserve">ทุกฉบับด้วยทั้งสองภาษาโปรแกรม และเทียบไฟล์ผลลัพธ์ทีละไบต์</w:t>
       </w:r>
     </w:p>
     <w:p>
@@ -2954,23 +3211,14 @@
         <w:ind w:left="720" w:hanging="360"/>
       </w:pPr>
       <w:r>
-        <w:rPr>
-          <w:cs/>
-          <w:lang w:val="en-US"/>
-        </w:rPr>
         <w:t xml:space="preserve">2.</w:t>
       </w:r>
       <w:r>
-        <w:rPr>
-          <w:cs/>
-          <w:lang w:val="en-US"/>
-        </w:rPr>
         <w:tab/>
       </w:r>
       <w:r>
         <w:rPr>
           <w:cs/>
-          <w:lang w:val="en-US"/>
         </w:rPr>
         <w:t xml:space="preserve">เปิดเอกสารในโปรแกรมสำนักงานแต่ละโปรแกรม แล้วบันทึกผลตามแบบประเมิน</w:t>
       </w:r>
@@ -2986,23 +3234,14 @@
         </w:sectPr>
       </w:pPr>
       <w:r>
-        <w:rPr>
-          <w:cs/>
-          <w:lang w:val="en-US"/>
-        </w:rPr>
         <w:t xml:space="preserve">3.</w:t>
       </w:r>
       <w:r>
-        <w:rPr>
-          <w:cs/>
-          <w:lang w:val="en-US"/>
-        </w:rPr>
         <w:tab/>
       </w:r>
       <w:r>
         <w:rPr>
           <w:cs/>
-          <w:lang w:val="en-US"/>
         </w:rPr>
         <w:t xml:space="preserve">บันทึกภาพหน้าจอของทุกรายการที่ไม่ผ่าน พร้อมรุ่นของโปรแกรมที่ใช้</w:t>
       </w:r>
@@ -3014,9 +3253,17 @@
       <w:r>
         <w:rPr>
           <w:cs/>
-          <w:lang w:val="en-US"/>
-        </w:rPr>
-        <w:t xml:space="preserve">บทที่ 4 ผลการวิจัย</w:t>
+        </w:rPr>
+        <w:t xml:space="preserve">บทที่ </w:t>
+      </w:r>
+      <w:r>
+        <w:t xml:space="preserve">4 </w:t>
+      </w:r>
+      <w:r>
+        <w:rPr>
+          <w:cs/>
+        </w:rPr>
+        <w:t xml:space="preserve">ผลการวิจัย</w:t>
       </w:r>
     </w:p>
     <w:p>
@@ -3024,9 +3271,26 @@
       <w:r>
         <w:rPr>
           <w:cs/>
-          <w:lang w:val="en-US"/>
-        </w:rPr>
-        <w:t xml:space="preserve">ผลการทดสอบเอกสารทั้ง 120 ฉบับในโปรแกรมสำนักงาน 5 โปรแกรม แสดงในตารางต่อไปนี้ โดยแต่ละแถวคือรายการตรวจหนึ่งรายการ คอลัมน์ผ่านและไม่ผ่านนับเป็นจำนวนเอกสาร ตารางนี้มีความยาวหลายหน้า จึงใช้ทดสอบการแสดงแถวหัวตารางซ้ำทุกหน้าด้วย ผลโดยรวมพบว่ารายการที่เกี่ยวกับภาษาไทยโดยตรงผ่านเกือบทั้งหมด ส่วนรายการที่ไม่ผ่านเกิดกับโปรแกรมที่ไม่รองรับรูปแบบบางอย่าง เช่น การจัดข้อความแบบกระจายแบบไทย และการอัปเดตสารบัญอัตโนมัติ</w:t>
+        </w:rPr>
+        <w:t xml:space="preserve">ผลการทดสอบเอกสารทั้ง </w:t>
+      </w:r>
+      <w:r>
+        <w:t xml:space="preserve">120 </w:t>
+      </w:r>
+      <w:r>
+        <w:rPr>
+          <w:cs/>
+        </w:rPr>
+        <w:t xml:space="preserve">ฉบับในโปรแกรมสำนักงาน </w:t>
+      </w:r>
+      <w:r>
+        <w:t xml:space="preserve">5 </w:t>
+      </w:r>
+      <w:r>
+        <w:rPr>
+          <w:cs/>
+        </w:rPr>
+        <w:t xml:space="preserve">โปรแกรม แสดงในตารางต่อไปนี้ โดยแต่ละแถวคือรายการตรวจหนึ่งรายการ คอลัมน์ผ่านและไม่ผ่านนับเป็นจำนวนเอกสาร ตารางนี้มีความยาวหลายหน้า จึงใช้ทดสอบการแสดงแถวหัวตารางซ้ำทุกหน้าด้วย ผลโดยรวมพบว่ารายการที่เกี่ยวกับภาษาไทยโดยตรงผ่านเกือบทั้งหมด ส่วนรายการที่ไม่ผ่านเกิดกับโปรแกรมที่ไม่รองรับรูปแบบบางอย่าง เช่น การจัดข้อความแบบกระจายแบบไทย และการอัปเดตสารบัญอัตโนมัติ</w:t>
       </w:r>
     </w:p>
     <w:p>
@@ -3039,14 +3303,19 @@
           <w:b/>
           <w:bCs/>
           <w:cs/>
-          <w:lang w:val="en-US"/>
-        </w:rPr>
-        <w:t xml:space="preserve">ตารางที่ 4-1</w:t>
-      </w:r>
-      <w:r>
-        <w:rPr>
-          <w:cs/>
-          <w:lang w:val="en-US"/>
+        </w:rPr>
+        <w:t xml:space="preserve">ตารางที่ </w:t>
+      </w:r>
+      <w:r>
+        <w:rPr>
+          <w:b/>
+          <w:bCs/>
+        </w:rPr>
+        <w:t xml:space="preserve">4-1</w:t>
+      </w:r>
+      <w:r>
+        <w:rPr>
+          <w:cs/>
         </w:rPr>
         <w:t xml:space="preserve"> ผลการตรวจการแสดงผลจำแนกตามรายการตรวจ</w:t>
       </w:r>
@@ -3090,7 +3359,6 @@
                 <w:b/>
                 <w:bCs/>
                 <w:cs/>
-                <w:lang w:val="en-US"/>
               </w:rPr>
               <w:t xml:space="preserve">ลำดับ</w:t>
             </w:r>
@@ -3109,7 +3377,6 @@
                 <w:b/>
                 <w:bCs/>
                 <w:cs/>
-                <w:lang w:val="en-US"/>
               </w:rPr>
               <w:t xml:space="preserve">รายการตรวจ</w:t>
             </w:r>
@@ -3129,7 +3396,6 @@
                 <w:b/>
                 <w:bCs/>
                 <w:cs/>
-                <w:lang w:val="en-US"/>
               </w:rPr>
               <w:t xml:space="preserve">ผ่าน</w:t>
             </w:r>
@@ -3149,7 +3415,6 @@
                 <w:b/>
                 <w:bCs/>
                 <w:cs/>
-                <w:lang w:val="en-US"/>
               </w:rPr>
               <w:t xml:space="preserve">ไม่ผ่าน</w:t>
             </w:r>
@@ -3169,7 +3434,6 @@
                 <w:b/>
                 <w:bCs/>
                 <w:cs/>
-                <w:lang w:val="en-US"/>
               </w:rPr>
               <w:t xml:space="preserve">ร้อยละที่ผ่าน</w:t>
             </w:r>
@@ -3187,26 +3451,21 @@
               <w:jc w:val="right"/>
             </w:pPr>
             <w:r>
+              <w:t xml:space="preserve">1</w:t>
+            </w:r>
+          </w:p>
+        </w:tc>
+        <w:tc>
+          <w:tcPr>
+            <w:tcW w:w="6732" w:type="dxa"/>
+          </w:tcPr>
+          <w:p>
+            <w:pPr>
+              <w:spacing w:after="0"/>
+            </w:pPr>
+            <w:r>
               <w:rPr>
                 <w:cs/>
-                <w:lang w:val="en-US"/>
-              </w:rPr>
-              <w:t xml:space="preserve">1</w:t>
-            </w:r>
-          </w:p>
-        </w:tc>
-        <w:tc>
-          <w:tcPr>
-            <w:tcW w:w="6732" w:type="dxa"/>
-          </w:tcPr>
-          <w:p>
-            <w:pPr>
-              <w:spacing w:after="0"/>
-            </w:pPr>
-            <w:r>
-              <w:rPr>
-                <w:cs/>
-                <w:lang w:val="en-US"/>
               </w:rPr>
               <w:t xml:space="preserve">ฟอนต์ภาษาไทยถูกต้อง</w:t>
             </w:r>
@@ -3222,10 +3481,6 @@
               <w:jc w:val="right"/>
             </w:pPr>
             <w:r>
-              <w:rPr>
-                <w:cs/>
-                <w:lang w:val="en-US"/>
-              </w:rPr>
               <w:t xml:space="preserve">118</w:t>
             </w:r>
           </w:p>
@@ -3240,10 +3495,6 @@
               <w:jc w:val="right"/>
             </w:pPr>
             <w:r>
-              <w:rPr>
-                <w:cs/>
-                <w:lang w:val="en-US"/>
-              </w:rPr>
               <w:t xml:space="preserve">2</w:t>
             </w:r>
           </w:p>
@@ -3258,10 +3509,6 @@
               <w:jc w:val="right"/>
             </w:pPr>
             <w:r>
-              <w:rPr>
-                <w:cs/>
-                <w:lang w:val="en-US"/>
-              </w:rPr>
               <w:t xml:space="preserve">98.3</w:t>
             </w:r>
           </w:p>
@@ -3278,26 +3525,21 @@
               <w:jc w:val="right"/>
             </w:pPr>
             <w:r>
+              <w:t xml:space="preserve">2</w:t>
+            </w:r>
+          </w:p>
+        </w:tc>
+        <w:tc>
+          <w:tcPr>
+            <w:tcW w:w="6732" w:type="dxa"/>
+          </w:tcPr>
+          <w:p>
+            <w:pPr>
+              <w:spacing w:after="0"/>
+            </w:pPr>
+            <w:r>
               <w:rPr>
                 <w:cs/>
-                <w:lang w:val="en-US"/>
-              </w:rPr>
-              <w:t xml:space="preserve">2</w:t>
-            </w:r>
-          </w:p>
-        </w:tc>
-        <w:tc>
-          <w:tcPr>
-            <w:tcW w:w="6732" w:type="dxa"/>
-          </w:tcPr>
-          <w:p>
-            <w:pPr>
-              <w:spacing w:after="0"/>
-            </w:pPr>
-            <w:r>
-              <w:rPr>
-                <w:cs/>
-                <w:lang w:val="en-US"/>
               </w:rPr>
               <w:t xml:space="preserve">ไม่มีเส้นหยักใต้คำที่สะกดถูก</w:t>
             </w:r>
@@ -3313,10 +3555,6 @@
               <w:jc w:val="right"/>
             </w:pPr>
             <w:r>
-              <w:rPr>
-                <w:cs/>
-                <w:lang w:val="en-US"/>
-              </w:rPr>
               <w:t xml:space="preserve">120</w:t>
             </w:r>
           </w:p>
@@ -3331,10 +3569,6 @@
               <w:jc w:val="right"/>
             </w:pPr>
             <w:r>
-              <w:rPr>
-                <w:cs/>
-                <w:lang w:val="en-US"/>
-              </w:rPr>
               <w:t xml:space="preserve">0</w:t>
             </w:r>
           </w:p>
@@ -3349,10 +3583,6 @@
               <w:jc w:val="right"/>
             </w:pPr>
             <w:r>
-              <w:rPr>
-                <w:cs/>
-                <w:lang w:val="en-US"/>
-              </w:rPr>
               <w:t xml:space="preserve">100.0</w:t>
             </w:r>
           </w:p>
@@ -3369,69 +3599,56 @@
               <w:jc w:val="right"/>
             </w:pPr>
             <w:r>
+              <w:t xml:space="preserve">3</w:t>
+            </w:r>
+          </w:p>
+        </w:tc>
+        <w:tc>
+          <w:tcPr>
+            <w:tcW w:w="6732" w:type="dxa"/>
+          </w:tcPr>
+          <w:p>
+            <w:pPr>
+              <w:spacing w:after="0"/>
+            </w:pPr>
+            <w:r>
               <w:rPr>
                 <w:cs/>
-                <w:lang w:val="en-US"/>
-              </w:rPr>
+              </w:rPr>
+              <w:t xml:space="preserve">ตัดบรรทัดภายในคำไทย</w:t>
+            </w:r>
+          </w:p>
+        </w:tc>
+        <w:tc>
+          <w:tcPr>
+            <w:tcW w:w="1640" w:type="dxa"/>
+          </w:tcPr>
+          <w:p>
+            <w:pPr>
+              <w:spacing w:after="0"/>
+              <w:jc w:val="right"/>
+            </w:pPr>
+            <w:r>
+              <w:t xml:space="preserve">117</w:t>
+            </w:r>
+          </w:p>
+        </w:tc>
+        <w:tc>
+          <w:tcPr>
+            <w:tcW w:w="2206" w:type="dxa"/>
+          </w:tcPr>
+          <w:p>
+            <w:pPr>
+              <w:spacing w:after="0"/>
+              <w:jc w:val="right"/>
+            </w:pPr>
+            <w:r>
               <w:t xml:space="preserve">3</w:t>
             </w:r>
           </w:p>
         </w:tc>
         <w:tc>
           <w:tcPr>
-            <w:tcW w:w="6732" w:type="dxa"/>
-          </w:tcPr>
-          <w:p>
-            <w:pPr>
-              <w:spacing w:after="0"/>
-            </w:pPr>
-            <w:r>
-              <w:rPr>
-                <w:cs/>
-                <w:lang w:val="en-US"/>
-              </w:rPr>
-              <w:t xml:space="preserve">ตัดบรรทัดภายในคำไทย</w:t>
-            </w:r>
-          </w:p>
-        </w:tc>
-        <w:tc>
-          <w:tcPr>
-            <w:tcW w:w="1640" w:type="dxa"/>
-          </w:tcPr>
-          <w:p>
-            <w:pPr>
-              <w:spacing w:after="0"/>
-              <w:jc w:val="right"/>
-            </w:pPr>
-            <w:r>
-              <w:rPr>
-                <w:cs/>
-                <w:lang w:val="en-US"/>
-              </w:rPr>
-              <w:t xml:space="preserve">117</w:t>
-            </w:r>
-          </w:p>
-        </w:tc>
-        <w:tc>
-          <w:tcPr>
-            <w:tcW w:w="2206" w:type="dxa"/>
-          </w:tcPr>
-          <w:p>
-            <w:pPr>
-              <w:spacing w:after="0"/>
-              <w:jc w:val="right"/>
-            </w:pPr>
-            <w:r>
-              <w:rPr>
-                <w:cs/>
-                <w:lang w:val="en-US"/>
-              </w:rPr>
-              <w:t xml:space="preserve">3</w:t>
-            </w:r>
-          </w:p>
-        </w:tc>
-        <w:tc>
-          <w:tcPr>
             <w:tcW w:w="3339" w:type="dxa"/>
           </w:tcPr>
           <w:p>
@@ -3440,10 +3657,6 @@
               <w:jc w:val="right"/>
             </w:pPr>
             <w:r>
-              <w:rPr>
-                <w:cs/>
-                <w:lang w:val="en-US"/>
-              </w:rPr>
               <w:t xml:space="preserve">97.5</w:t>
             </w:r>
           </w:p>
@@ -3460,26 +3673,21 @@
               <w:jc w:val="right"/>
             </w:pPr>
             <w:r>
+              <w:t xml:space="preserve">4</w:t>
+            </w:r>
+          </w:p>
+        </w:tc>
+        <w:tc>
+          <w:tcPr>
+            <w:tcW w:w="6732" w:type="dxa"/>
+          </w:tcPr>
+          <w:p>
+            <w:pPr>
+              <w:spacing w:after="0"/>
+            </w:pPr>
+            <w:r>
               <w:rPr>
                 <w:cs/>
-                <w:lang w:val="en-US"/>
-              </w:rPr>
-              <w:t xml:space="preserve">4</w:t>
-            </w:r>
-          </w:p>
-        </w:tc>
-        <w:tc>
-          <w:tcPr>
-            <w:tcW w:w="6732" w:type="dxa"/>
-          </w:tcPr>
-          <w:p>
-            <w:pPr>
-              <w:spacing w:after="0"/>
-            </w:pPr>
-            <w:r>
-              <w:rPr>
-                <w:cs/>
-                <w:lang w:val="en-US"/>
               </w:rPr>
               <w:t xml:space="preserve">ตัวหนาแสดงกับอักษรไทย</w:t>
             </w:r>
@@ -3495,10 +3703,6 @@
               <w:jc w:val="right"/>
             </w:pPr>
             <w:r>
-              <w:rPr>
-                <w:cs/>
-                <w:lang w:val="en-US"/>
-              </w:rPr>
               <w:t xml:space="preserve">120</w:t>
             </w:r>
           </w:p>
@@ -3513,10 +3717,6 @@
               <w:jc w:val="right"/>
             </w:pPr>
             <w:r>
-              <w:rPr>
-                <w:cs/>
-                <w:lang w:val="en-US"/>
-              </w:rPr>
               <w:t xml:space="preserve">0</w:t>
             </w:r>
           </w:p>
@@ -3531,10 +3731,6 @@
               <w:jc w:val="right"/>
             </w:pPr>
             <w:r>
-              <w:rPr>
-                <w:cs/>
-                <w:lang w:val="en-US"/>
-              </w:rPr>
               <w:t xml:space="preserve">100.0</w:t>
             </w:r>
           </w:p>
@@ -3551,26 +3747,21 @@
               <w:jc w:val="right"/>
             </w:pPr>
             <w:r>
+              <w:t xml:space="preserve">5</w:t>
+            </w:r>
+          </w:p>
+        </w:tc>
+        <w:tc>
+          <w:tcPr>
+            <w:tcW w:w="6732" w:type="dxa"/>
+          </w:tcPr>
+          <w:p>
+            <w:pPr>
+              <w:spacing w:after="0"/>
+            </w:pPr>
+            <w:r>
               <w:rPr>
                 <w:cs/>
-                <w:lang w:val="en-US"/>
-              </w:rPr>
-              <w:t xml:space="preserve">5</w:t>
-            </w:r>
-          </w:p>
-        </w:tc>
-        <w:tc>
-          <w:tcPr>
-            <w:tcW w:w="6732" w:type="dxa"/>
-          </w:tcPr>
-          <w:p>
-            <w:pPr>
-              <w:spacing w:after="0"/>
-            </w:pPr>
-            <w:r>
-              <w:rPr>
-                <w:cs/>
-                <w:lang w:val="en-US"/>
               </w:rPr>
               <w:t xml:space="preserve">ตัวเอียงแสดงกับอักษรไทย</w:t>
             </w:r>
@@ -3586,10 +3777,6 @@
               <w:jc w:val="right"/>
             </w:pPr>
             <w:r>
-              <w:rPr>
-                <w:cs/>
-                <w:lang w:val="en-US"/>
-              </w:rPr>
               <w:t xml:space="preserve">119</w:t>
             </w:r>
           </w:p>
@@ -3604,10 +3791,6 @@
               <w:jc w:val="right"/>
             </w:pPr>
             <w:r>
-              <w:rPr>
-                <w:cs/>
-                <w:lang w:val="en-US"/>
-              </w:rPr>
               <w:t xml:space="preserve">1</w:t>
             </w:r>
           </w:p>
@@ -3622,10 +3805,6 @@
               <w:jc w:val="right"/>
             </w:pPr>
             <w:r>
-              <w:rPr>
-                <w:cs/>
-                <w:lang w:val="en-US"/>
-              </w:rPr>
               <w:t xml:space="preserve">99.1</w:t>
             </w:r>
           </w:p>
@@ -3642,26 +3821,21 @@
               <w:jc w:val="right"/>
             </w:pPr>
             <w:r>
+              <w:t xml:space="preserve">6</w:t>
+            </w:r>
+          </w:p>
+        </w:tc>
+        <w:tc>
+          <w:tcPr>
+            <w:tcW w:w="6732" w:type="dxa"/>
+          </w:tcPr>
+          <w:p>
+            <w:pPr>
+              <w:spacing w:after="0"/>
+            </w:pPr>
+            <w:r>
               <w:rPr>
                 <w:cs/>
-                <w:lang w:val="en-US"/>
-              </w:rPr>
-              <w:t xml:space="preserve">6</w:t>
-            </w:r>
-          </w:p>
-        </w:tc>
-        <w:tc>
-          <w:tcPr>
-            <w:tcW w:w="6732" w:type="dxa"/>
-          </w:tcPr>
-          <w:p>
-            <w:pPr>
-              <w:spacing w:after="0"/>
-            </w:pPr>
-            <w:r>
-              <w:rPr>
-                <w:cs/>
-                <w:lang w:val="en-US"/>
               </w:rPr>
               <w:t xml:space="preserve">สัญลักษณ์รายการแสดงเป็นจุด</w:t>
             </w:r>
@@ -3677,10 +3851,6 @@
               <w:jc w:val="right"/>
             </w:pPr>
             <w:r>
-              <w:rPr>
-                <w:cs/>
-                <w:lang w:val="en-US"/>
-              </w:rPr>
               <w:t xml:space="preserve">120</w:t>
             </w:r>
           </w:p>
@@ -3695,10 +3865,6 @@
               <w:jc w:val="right"/>
             </w:pPr>
             <w:r>
-              <w:rPr>
-                <w:cs/>
-                <w:lang w:val="en-US"/>
-              </w:rPr>
               <w:t xml:space="preserve">0</w:t>
             </w:r>
           </w:p>
@@ -3713,10 +3879,6 @@
               <w:jc w:val="right"/>
             </w:pPr>
             <w:r>
-              <w:rPr>
-                <w:cs/>
-                <w:lang w:val="en-US"/>
-              </w:rPr>
               <w:t xml:space="preserve">100.0</w:t>
             </w:r>
           </w:p>
@@ -3733,26 +3895,21 @@
               <w:jc w:val="right"/>
             </w:pPr>
             <w:r>
+              <w:t xml:space="preserve">7</w:t>
+            </w:r>
+          </w:p>
+        </w:tc>
+        <w:tc>
+          <w:tcPr>
+            <w:tcW w:w="6732" w:type="dxa"/>
+          </w:tcPr>
+          <w:p>
+            <w:pPr>
+              <w:spacing w:after="0"/>
+            </w:pPr>
+            <w:r>
               <w:rPr>
                 <w:cs/>
-                <w:lang w:val="en-US"/>
-              </w:rPr>
-              <w:t xml:space="preserve">7</w:t>
-            </w:r>
-          </w:p>
-        </w:tc>
-        <w:tc>
-          <w:tcPr>
-            <w:tcW w:w="6732" w:type="dxa"/>
-          </w:tcPr>
-          <w:p>
-            <w:pPr>
-              <w:spacing w:after="0"/>
-            </w:pPr>
-            <w:r>
-              <w:rPr>
-                <w:cs/>
-                <w:lang w:val="en-US"/>
               </w:rPr>
               <w:t xml:space="preserve">เลขลำดับรายการต่อเนื่อง</w:t>
             </w:r>
@@ -3768,10 +3925,6 @@
               <w:jc w:val="right"/>
             </w:pPr>
             <w:r>
-              <w:rPr>
-                <w:cs/>
-                <w:lang w:val="en-US"/>
-              </w:rPr>
               <w:t xml:space="preserve">116</w:t>
             </w:r>
           </w:p>
@@ -3786,10 +3939,6 @@
               <w:jc w:val="right"/>
             </w:pPr>
             <w:r>
-              <w:rPr>
-                <w:cs/>
-                <w:lang w:val="en-US"/>
-              </w:rPr>
               <w:t xml:space="preserve">4</w:t>
             </w:r>
           </w:p>
@@ -3804,10 +3953,6 @@
               <w:jc w:val="right"/>
             </w:pPr>
             <w:r>
-              <w:rPr>
-                <w:cs/>
-                <w:lang w:val="en-US"/>
-              </w:rPr>
               <w:t xml:space="preserve">96.6</w:t>
             </w:r>
           </w:p>
@@ -3824,26 +3969,21 @@
               <w:jc w:val="right"/>
             </w:pPr>
             <w:r>
+              <w:t xml:space="preserve">8</w:t>
+            </w:r>
+          </w:p>
+        </w:tc>
+        <w:tc>
+          <w:tcPr>
+            <w:tcW w:w="6732" w:type="dxa"/>
+          </w:tcPr>
+          <w:p>
+            <w:pPr>
+              <w:spacing w:after="0"/>
+            </w:pPr>
+            <w:r>
               <w:rPr>
                 <w:cs/>
-                <w:lang w:val="en-US"/>
-              </w:rPr>
-              <w:t xml:space="preserve">8</w:t>
-            </w:r>
-          </w:p>
-        </w:tc>
-        <w:tc>
-          <w:tcPr>
-            <w:tcW w:w="6732" w:type="dxa"/>
-          </w:tcPr>
-          <w:p>
-            <w:pPr>
-              <w:spacing w:after="0"/>
-            </w:pPr>
-            <w:r>
-              <w:rPr>
-                <w:cs/>
-                <w:lang w:val="en-US"/>
               </w:rPr>
               <w:t xml:space="preserve">ตารางไม่ล้นหน้ากระดาษ</w:t>
             </w:r>
@@ -3859,10 +3999,6 @@
               <w:jc w:val="right"/>
             </w:pPr>
             <w:r>
-              <w:rPr>
-                <w:cs/>
-                <w:lang w:val="en-US"/>
-              </w:rPr>
               <w:t xml:space="preserve">120</w:t>
             </w:r>
           </w:p>
@@ -3877,10 +4013,6 @@
               <w:jc w:val="right"/>
             </w:pPr>
             <w:r>
-              <w:rPr>
-                <w:cs/>
-                <w:lang w:val="en-US"/>
-              </w:rPr>
               <w:t xml:space="preserve">0</w:t>
             </w:r>
           </w:p>
@@ -3895,10 +4027,6 @@
               <w:jc w:val="right"/>
             </w:pPr>
             <w:r>
-              <w:rPr>
-                <w:cs/>
-                <w:lang w:val="en-US"/>
-              </w:rPr>
               <w:t xml:space="preserve">100.0</w:t>
             </w:r>
           </w:p>
@@ -3915,26 +4043,21 @@
               <w:jc w:val="right"/>
             </w:pPr>
             <w:r>
+              <w:t xml:space="preserve">9</w:t>
+            </w:r>
+          </w:p>
+        </w:tc>
+        <w:tc>
+          <w:tcPr>
+            <w:tcW w:w="6732" w:type="dxa"/>
+          </w:tcPr>
+          <w:p>
+            <w:pPr>
+              <w:spacing w:after="0"/>
+            </w:pPr>
+            <w:r>
               <w:rPr>
                 <w:cs/>
-                <w:lang w:val="en-US"/>
-              </w:rPr>
-              <w:t xml:space="preserve">9</w:t>
-            </w:r>
-          </w:p>
-        </w:tc>
-        <w:tc>
-          <w:tcPr>
-            <w:tcW w:w="6732" w:type="dxa"/>
-          </w:tcPr>
-          <w:p>
-            <w:pPr>
-              <w:spacing w:after="0"/>
-            </w:pPr>
-            <w:r>
-              <w:rPr>
-                <w:cs/>
-                <w:lang w:val="en-US"/>
               </w:rPr>
               <w:t xml:space="preserve">แถวหัวตารางซ้ำทุกหน้า</w:t>
             </w:r>
@@ -3950,10 +4073,6 @@
               <w:jc w:val="right"/>
             </w:pPr>
             <w:r>
-              <w:rPr>
-                <w:cs/>
-                <w:lang w:val="en-US"/>
-              </w:rPr>
               <w:t xml:space="preserve">112</w:t>
             </w:r>
           </w:p>
@@ -3968,10 +4087,6 @@
               <w:jc w:val="right"/>
             </w:pPr>
             <w:r>
-              <w:rPr>
-                <w:cs/>
-                <w:lang w:val="en-US"/>
-              </w:rPr>
               <w:t xml:space="preserve">8</w:t>
             </w:r>
           </w:p>
@@ -3986,10 +4101,6 @@
               <w:jc w:val="right"/>
             </w:pPr>
             <w:r>
-              <w:rPr>
-                <w:cs/>
-                <w:lang w:val="en-US"/>
-              </w:rPr>
               <w:t xml:space="preserve">93.3</w:t>
             </w:r>
           </w:p>
@@ -4006,26 +4117,21 @@
               <w:jc w:val="right"/>
             </w:pPr>
             <w:r>
+              <w:t xml:space="preserve">10</w:t>
+            </w:r>
+          </w:p>
+        </w:tc>
+        <w:tc>
+          <w:tcPr>
+            <w:tcW w:w="6732" w:type="dxa"/>
+          </w:tcPr>
+          <w:p>
+            <w:pPr>
+              <w:spacing w:after="0"/>
+            </w:pPr>
+            <w:r>
               <w:rPr>
                 <w:cs/>
-                <w:lang w:val="en-US"/>
-              </w:rPr>
-              <w:t xml:space="preserve">10</w:t>
-            </w:r>
-          </w:p>
-        </w:tc>
-        <w:tc>
-          <w:tcPr>
-            <w:tcW w:w="6732" w:type="dxa"/>
-          </w:tcPr>
-          <w:p>
-            <w:pPr>
-              <w:spacing w:after="0"/>
-            </w:pPr>
-            <w:r>
-              <w:rPr>
-                <w:cs/>
-                <w:lang w:val="en-US"/>
               </w:rPr>
               <w:t xml:space="preserve">ลิงก์เปิดได้</w:t>
             </w:r>
@@ -4041,10 +4147,6 @@
               <w:jc w:val="right"/>
             </w:pPr>
             <w:r>
-              <w:rPr>
-                <w:cs/>
-                <w:lang w:val="en-US"/>
-              </w:rPr>
               <w:t xml:space="preserve">120</w:t>
             </w:r>
           </w:p>
@@ -4059,10 +4161,6 @@
               <w:jc w:val="right"/>
             </w:pPr>
             <w:r>
-              <w:rPr>
-                <w:cs/>
-                <w:lang w:val="en-US"/>
-              </w:rPr>
               <w:t xml:space="preserve">0</w:t>
             </w:r>
           </w:p>
@@ -4077,10 +4175,6 @@
               <w:jc w:val="right"/>
             </w:pPr>
             <w:r>
-              <w:rPr>
-                <w:cs/>
-                <w:lang w:val="en-US"/>
-              </w:rPr>
               <w:t xml:space="preserve">100.0</w:t>
             </w:r>
           </w:p>
@@ -4097,26 +4191,21 @@
               <w:jc w:val="right"/>
             </w:pPr>
             <w:r>
+              <w:t xml:space="preserve">11</w:t>
+            </w:r>
+          </w:p>
+        </w:tc>
+        <w:tc>
+          <w:tcPr>
+            <w:tcW w:w="6732" w:type="dxa"/>
+          </w:tcPr>
+          <w:p>
+            <w:pPr>
+              <w:spacing w:after="0"/>
+            </w:pPr>
+            <w:r>
               <w:rPr>
                 <w:cs/>
-                <w:lang w:val="en-US"/>
-              </w:rPr>
-              <w:t xml:space="preserve">11</w:t>
-            </w:r>
-          </w:p>
-        </w:tc>
-        <w:tc>
-          <w:tcPr>
-            <w:tcW w:w="6732" w:type="dxa"/>
-          </w:tcPr>
-          <w:p>
-            <w:pPr>
-              <w:spacing w:after="0"/>
-            </w:pPr>
-            <w:r>
-              <w:rPr>
-                <w:cs/>
-                <w:lang w:val="en-US"/>
               </w:rPr>
               <w:t xml:space="preserve">เชิงอรรถอยู่ท้ายหน้า</w:t>
             </w:r>
@@ -4132,10 +4221,6 @@
               <w:jc w:val="right"/>
             </w:pPr>
             <w:r>
-              <w:rPr>
-                <w:cs/>
-                <w:lang w:val="en-US"/>
-              </w:rPr>
               <w:t xml:space="preserve">115</w:t>
             </w:r>
           </w:p>
@@ -4150,10 +4235,6 @@
               <w:jc w:val="right"/>
             </w:pPr>
             <w:r>
-              <w:rPr>
-                <w:cs/>
-                <w:lang w:val="en-US"/>
-              </w:rPr>
               <w:t xml:space="preserve">5</w:t>
             </w:r>
           </w:p>
@@ -4168,10 +4249,6 @@
               <w:jc w:val="right"/>
             </w:pPr>
             <w:r>
-              <w:rPr>
-                <w:cs/>
-                <w:lang w:val="en-US"/>
-              </w:rPr>
               <w:t xml:space="preserve">95.8</w:t>
             </w:r>
           </w:p>
@@ -4188,26 +4265,21 @@
               <w:jc w:val="right"/>
             </w:pPr>
             <w:r>
+              <w:t xml:space="preserve">12</w:t>
+            </w:r>
+          </w:p>
+        </w:tc>
+        <w:tc>
+          <w:tcPr>
+            <w:tcW w:w="6732" w:type="dxa"/>
+          </w:tcPr>
+          <w:p>
+            <w:pPr>
+              <w:spacing w:after="0"/>
+            </w:pPr>
+            <w:r>
               <w:rPr>
                 <w:cs/>
-                <w:lang w:val="en-US"/>
-              </w:rPr>
-              <w:t xml:space="preserve">12</w:t>
-            </w:r>
-          </w:p>
-        </w:tc>
-        <w:tc>
-          <w:tcPr>
-            <w:tcW w:w="6732" w:type="dxa"/>
-          </w:tcPr>
-          <w:p>
-            <w:pPr>
-              <w:spacing w:after="0"/>
-            </w:pPr>
-            <w:r>
-              <w:rPr>
-                <w:cs/>
-                <w:lang w:val="en-US"/>
               </w:rPr>
               <w:t xml:space="preserve">รูปภาพไม่ล้นหน้ากระดาษ</w:t>
             </w:r>
@@ -4223,10 +4295,6 @@
               <w:jc w:val="right"/>
             </w:pPr>
             <w:r>
-              <w:rPr>
-                <w:cs/>
-                <w:lang w:val="en-US"/>
-              </w:rPr>
               <w:t xml:space="preserve">120</w:t>
             </w:r>
           </w:p>
@@ -4241,10 +4309,6 @@
               <w:jc w:val="right"/>
             </w:pPr>
             <w:r>
-              <w:rPr>
-                <w:cs/>
-                <w:lang w:val="en-US"/>
-              </w:rPr>
               <w:t xml:space="preserve">0</w:t>
             </w:r>
           </w:p>
@@ -4259,10 +4323,6 @@
               <w:jc w:val="right"/>
             </w:pPr>
             <w:r>
-              <w:rPr>
-                <w:cs/>
-                <w:lang w:val="en-US"/>
-              </w:rPr>
               <w:t xml:space="preserve">100.0</w:t>
             </w:r>
           </w:p>
@@ -4279,26 +4339,21 @@
               <w:jc w:val="right"/>
             </w:pPr>
             <w:r>
+              <w:t xml:space="preserve">13</w:t>
+            </w:r>
+          </w:p>
+        </w:tc>
+        <w:tc>
+          <w:tcPr>
+            <w:tcW w:w="6732" w:type="dxa"/>
+          </w:tcPr>
+          <w:p>
+            <w:pPr>
+              <w:spacing w:after="0"/>
+            </w:pPr>
+            <w:r>
               <w:rPr>
                 <w:cs/>
-                <w:lang w:val="en-US"/>
-              </w:rPr>
-              <w:t xml:space="preserve">13</w:t>
-            </w:r>
-          </w:p>
-        </w:tc>
-        <w:tc>
-          <w:tcPr>
-            <w:tcW w:w="6732" w:type="dxa"/>
-          </w:tcPr>
-          <w:p>
-            <w:pPr>
-              <w:spacing w:after="0"/>
-            </w:pPr>
-            <w:r>
-              <w:rPr>
-                <w:cs/>
-                <w:lang w:val="en-US"/>
               </w:rPr>
               <w:t xml:space="preserve">ช่องทำเครื่องหมายแสดงผล</w:t>
             </w:r>
@@ -4314,10 +4369,6 @@
               <w:jc w:val="right"/>
             </w:pPr>
             <w:r>
-              <w:rPr>
-                <w:cs/>
-                <w:lang w:val="en-US"/>
-              </w:rPr>
               <w:t xml:space="preserve">114</w:t>
             </w:r>
           </w:p>
@@ -4332,10 +4383,6 @@
               <w:jc w:val="right"/>
             </w:pPr>
             <w:r>
-              <w:rPr>
-                <w:cs/>
-                <w:lang w:val="en-US"/>
-              </w:rPr>
               <w:t xml:space="preserve">6</w:t>
             </w:r>
           </w:p>
@@ -4350,10 +4397,6 @@
               <w:jc w:val="right"/>
             </w:pPr>
             <w:r>
-              <w:rPr>
-                <w:cs/>
-                <w:lang w:val="en-US"/>
-              </w:rPr>
               <w:t xml:space="preserve">95.0</w:t>
             </w:r>
           </w:p>
@@ -4370,26 +4413,21 @@
               <w:jc w:val="right"/>
             </w:pPr>
             <w:r>
+              <w:t xml:space="preserve">14</w:t>
+            </w:r>
+          </w:p>
+        </w:tc>
+        <w:tc>
+          <w:tcPr>
+            <w:tcW w:w="6732" w:type="dxa"/>
+          </w:tcPr>
+          <w:p>
+            <w:pPr>
+              <w:spacing w:after="0"/>
+            </w:pPr>
+            <w:r>
               <w:rPr>
                 <w:cs/>
-                <w:lang w:val="en-US"/>
-              </w:rPr>
-              <w:t xml:space="preserve">14</w:t>
-            </w:r>
-          </w:p>
-        </w:tc>
-        <w:tc>
-          <w:tcPr>
-            <w:tcW w:w="6732" w:type="dxa"/>
-          </w:tcPr>
-          <w:p>
-            <w:pPr>
-              <w:spacing w:after="0"/>
-            </w:pPr>
-            <w:r>
-              <w:rPr>
-                <w:cs/>
-                <w:lang w:val="en-US"/>
               </w:rPr>
               <w:t xml:space="preserve">หัวข้อมีรูปแบบตามที่กำหนด</w:t>
             </w:r>
@@ -4405,10 +4443,6 @@
               <w:jc w:val="right"/>
             </w:pPr>
             <w:r>
-              <w:rPr>
-                <w:cs/>
-                <w:lang w:val="en-US"/>
-              </w:rPr>
               <w:t xml:space="preserve">119</w:t>
             </w:r>
           </w:p>
@@ -4423,10 +4457,6 @@
               <w:jc w:val="right"/>
             </w:pPr>
             <w:r>
-              <w:rPr>
-                <w:cs/>
-                <w:lang w:val="en-US"/>
-              </w:rPr>
               <w:t xml:space="preserve">1</w:t>
             </w:r>
           </w:p>
@@ -4441,10 +4471,6 @@
               <w:jc w:val="right"/>
             </w:pPr>
             <w:r>
-              <w:rPr>
-                <w:cs/>
-                <w:lang w:val="en-US"/>
-              </w:rPr>
               <w:t xml:space="preserve">99.1</w:t>
             </w:r>
           </w:p>
@@ -4461,26 +4487,21 @@
               <w:jc w:val="right"/>
             </w:pPr>
             <w:r>
+              <w:t xml:space="preserve">15</w:t>
+            </w:r>
+          </w:p>
+        </w:tc>
+        <w:tc>
+          <w:tcPr>
+            <w:tcW w:w="6732" w:type="dxa"/>
+          </w:tcPr>
+          <w:p>
+            <w:pPr>
+              <w:spacing w:after="0"/>
+            </w:pPr>
+            <w:r>
               <w:rPr>
                 <w:cs/>
-                <w:lang w:val="en-US"/>
-              </w:rPr>
-              <w:t xml:space="preserve">15</w:t>
-            </w:r>
-          </w:p>
-        </w:tc>
-        <w:tc>
-          <w:tcPr>
-            <w:tcW w:w="6732" w:type="dxa"/>
-          </w:tcPr>
-          <w:p>
-            <w:pPr>
-              <w:spacing w:after="0"/>
-            </w:pPr>
-            <w:r>
-              <w:rPr>
-                <w:cs/>
-                <w:lang w:val="en-US"/>
               </w:rPr>
               <w:t xml:space="preserve">เลขบทแสดงถูกต้อง</w:t>
             </w:r>
@@ -4496,10 +4517,6 @@
               <w:jc w:val="right"/>
             </w:pPr>
             <w:r>
-              <w:rPr>
-                <w:cs/>
-                <w:lang w:val="en-US"/>
-              </w:rPr>
               <w:t xml:space="preserve">118</w:t>
             </w:r>
           </w:p>
@@ -4514,10 +4531,6 @@
               <w:jc w:val="right"/>
             </w:pPr>
             <w:r>
-              <w:rPr>
-                <w:cs/>
-                <w:lang w:val="en-US"/>
-              </w:rPr>
               <w:t xml:space="preserve">2</w:t>
             </w:r>
           </w:p>
@@ -4532,10 +4545,6 @@
               <w:jc w:val="right"/>
             </w:pPr>
             <w:r>
-              <w:rPr>
-                <w:cs/>
-                <w:lang w:val="en-US"/>
-              </w:rPr>
               <w:t xml:space="preserve">98.3</w:t>
             </w:r>
           </w:p>
@@ -4552,26 +4561,21 @@
               <w:jc w:val="right"/>
             </w:pPr>
             <w:r>
+              <w:t xml:space="preserve">16</w:t>
+            </w:r>
+          </w:p>
+        </w:tc>
+        <w:tc>
+          <w:tcPr>
+            <w:tcW w:w="6732" w:type="dxa"/>
+          </w:tcPr>
+          <w:p>
+            <w:pPr>
+              <w:spacing w:after="0"/>
+            </w:pPr>
+            <w:r>
               <w:rPr>
                 <w:cs/>
-                <w:lang w:val="en-US"/>
-              </w:rPr>
-              <w:t xml:space="preserve">16</w:t>
-            </w:r>
-          </w:p>
-        </w:tc>
-        <w:tc>
-          <w:tcPr>
-            <w:tcW w:w="6732" w:type="dxa"/>
-          </w:tcPr>
-          <w:p>
-            <w:pPr>
-              <w:spacing w:after="0"/>
-            </w:pPr>
-            <w:r>
-              <w:rPr>
-                <w:cs/>
-                <w:lang w:val="en-US"/>
               </w:rPr>
               <w:t xml:space="preserve">ชื่อตารางมีเลขบท</w:t>
             </w:r>
@@ -4587,10 +4591,6 @@
               <w:jc w:val="right"/>
             </w:pPr>
             <w:r>
-              <w:rPr>
-                <w:cs/>
-                <w:lang w:val="en-US"/>
-              </w:rPr>
               <w:t xml:space="preserve">117</w:t>
             </w:r>
           </w:p>
@@ -4605,10 +4605,6 @@
               <w:jc w:val="right"/>
             </w:pPr>
             <w:r>
-              <w:rPr>
-                <w:cs/>
-                <w:lang w:val="en-US"/>
-              </w:rPr>
               <w:t xml:space="preserve">3</w:t>
             </w:r>
           </w:p>
@@ -4623,10 +4619,6 @@
               <w:jc w:val="right"/>
             </w:pPr>
             <w:r>
-              <w:rPr>
-                <w:cs/>
-                <w:lang w:val="en-US"/>
-              </w:rPr>
               <w:t xml:space="preserve">97.5</w:t>
             </w:r>
           </w:p>
@@ -4643,26 +4635,21 @@
               <w:jc w:val="right"/>
             </w:pPr>
             <w:r>
+              <w:t xml:space="preserve">17</w:t>
+            </w:r>
+          </w:p>
+        </w:tc>
+        <w:tc>
+          <w:tcPr>
+            <w:tcW w:w="6732" w:type="dxa"/>
+          </w:tcPr>
+          <w:p>
+            <w:pPr>
+              <w:spacing w:after="0"/>
+            </w:pPr>
+            <w:r>
               <w:rPr>
                 <w:cs/>
-                <w:lang w:val="en-US"/>
-              </w:rPr>
-              <w:t xml:space="preserve">17</w:t>
-            </w:r>
-          </w:p>
-        </w:tc>
-        <w:tc>
-          <w:tcPr>
-            <w:tcW w:w="6732" w:type="dxa"/>
-          </w:tcPr>
-          <w:p>
-            <w:pPr>
-              <w:spacing w:after="0"/>
-            </w:pPr>
-            <w:r>
-              <w:rPr>
-                <w:cs/>
-                <w:lang w:val="en-US"/>
               </w:rPr>
               <w:t xml:space="preserve">ชื่อรูปมีเลขบท</w:t>
             </w:r>
@@ -4678,10 +4665,6 @@
               <w:jc w:val="right"/>
             </w:pPr>
             <w:r>
-              <w:rPr>
-                <w:cs/>
-                <w:lang w:val="en-US"/>
-              </w:rPr>
               <w:t xml:space="preserve">117</w:t>
             </w:r>
           </w:p>
@@ -4696,10 +4679,6 @@
               <w:jc w:val="right"/>
             </w:pPr>
             <w:r>
-              <w:rPr>
-                <w:cs/>
-                <w:lang w:val="en-US"/>
-              </w:rPr>
               <w:t xml:space="preserve">3</w:t>
             </w:r>
           </w:p>
@@ -4714,10 +4693,6 @@
               <w:jc w:val="right"/>
             </w:pPr>
             <w:r>
-              <w:rPr>
-                <w:cs/>
-                <w:lang w:val="en-US"/>
-              </w:rPr>
               <w:t xml:space="preserve">97.5</w:t>
             </w:r>
           </w:p>
@@ -4734,26 +4709,21 @@
               <w:jc w:val="right"/>
             </w:pPr>
             <w:r>
+              <w:t xml:space="preserve">18</w:t>
+            </w:r>
+          </w:p>
+        </w:tc>
+        <w:tc>
+          <w:tcPr>
+            <w:tcW w:w="6732" w:type="dxa"/>
+          </w:tcPr>
+          <w:p>
+            <w:pPr>
+              <w:spacing w:after="0"/>
+            </w:pPr>
+            <w:r>
               <w:rPr>
                 <w:cs/>
-                <w:lang w:val="en-US"/>
-              </w:rPr>
-              <w:t xml:space="preserve">18</w:t>
-            </w:r>
-          </w:p>
-        </w:tc>
-        <w:tc>
-          <w:tcPr>
-            <w:tcW w:w="6732" w:type="dxa"/>
-          </w:tcPr>
-          <w:p>
-            <w:pPr>
-              <w:spacing w:after="0"/>
-            </w:pPr>
-            <w:r>
-              <w:rPr>
-                <w:cs/>
-                <w:lang w:val="en-US"/>
               </w:rPr>
               <w:t xml:space="preserve">สารบัญมีเลขหน้า</w:t>
             </w:r>
@@ -4769,10 +4739,6 @@
               <w:jc w:val="right"/>
             </w:pPr>
             <w:r>
-              <w:rPr>
-                <w:cs/>
-                <w:lang w:val="en-US"/>
-              </w:rPr>
               <w:t xml:space="preserve">104</w:t>
             </w:r>
           </w:p>
@@ -4787,10 +4753,6 @@
               <w:jc w:val="right"/>
             </w:pPr>
             <w:r>
-              <w:rPr>
-                <w:cs/>
-                <w:lang w:val="en-US"/>
-              </w:rPr>
               <w:t xml:space="preserve">16</w:t>
             </w:r>
           </w:p>
@@ -4805,10 +4767,6 @@
               <w:jc w:val="right"/>
             </w:pPr>
             <w:r>
-              <w:rPr>
-                <w:cs/>
-                <w:lang w:val="en-US"/>
-              </w:rPr>
               <w:t xml:space="preserve">86.6</w:t>
             </w:r>
           </w:p>
@@ -4825,26 +4783,21 @@
               <w:jc w:val="right"/>
             </w:pPr>
             <w:r>
+              <w:t xml:space="preserve">19</w:t>
+            </w:r>
+          </w:p>
+        </w:tc>
+        <w:tc>
+          <w:tcPr>
+            <w:tcW w:w="6732" w:type="dxa"/>
+          </w:tcPr>
+          <w:p>
+            <w:pPr>
+              <w:spacing w:after="0"/>
+            </w:pPr>
+            <w:r>
               <w:rPr>
                 <w:cs/>
-                <w:lang w:val="en-US"/>
-              </w:rPr>
-              <w:t xml:space="preserve">19</w:t>
-            </w:r>
-          </w:p>
-        </w:tc>
-        <w:tc>
-          <w:tcPr>
-            <w:tcW w:w="6732" w:type="dxa"/>
-          </w:tcPr>
-          <w:p>
-            <w:pPr>
-              <w:spacing w:after="0"/>
-            </w:pPr>
-            <w:r>
-              <w:rPr>
-                <w:cs/>
-                <w:lang w:val="en-US"/>
               </w:rPr>
               <w:t xml:space="preserve">สารบัญตารางครบ</w:t>
             </w:r>
@@ -4860,10 +4813,6 @@
               <w:jc w:val="right"/>
             </w:pPr>
             <w:r>
-              <w:rPr>
-                <w:cs/>
-                <w:lang w:val="en-US"/>
-              </w:rPr>
               <w:t xml:space="preserve">106</w:t>
             </w:r>
           </w:p>
@@ -4878,10 +4827,6 @@
               <w:jc w:val="right"/>
             </w:pPr>
             <w:r>
-              <w:rPr>
-                <w:cs/>
-                <w:lang w:val="en-US"/>
-              </w:rPr>
               <w:t xml:space="preserve">14</w:t>
             </w:r>
           </w:p>
@@ -4896,10 +4841,6 @@
               <w:jc w:val="right"/>
             </w:pPr>
             <w:r>
-              <w:rPr>
-                <w:cs/>
-                <w:lang w:val="en-US"/>
-              </w:rPr>
               <w:t xml:space="preserve">88.3</w:t>
             </w:r>
           </w:p>
@@ -4916,26 +4857,21 @@
               <w:jc w:val="right"/>
             </w:pPr>
             <w:r>
+              <w:t xml:space="preserve">20</w:t>
+            </w:r>
+          </w:p>
+        </w:tc>
+        <w:tc>
+          <w:tcPr>
+            <w:tcW w:w="6732" w:type="dxa"/>
+          </w:tcPr>
+          <w:p>
+            <w:pPr>
+              <w:spacing w:after="0"/>
+            </w:pPr>
+            <w:r>
               <w:rPr>
                 <w:cs/>
-                <w:lang w:val="en-US"/>
-              </w:rPr>
-              <w:t xml:space="preserve">20</w:t>
-            </w:r>
-          </w:p>
-        </w:tc>
-        <w:tc>
-          <w:tcPr>
-            <w:tcW w:w="6732" w:type="dxa"/>
-          </w:tcPr>
-          <w:p>
-            <w:pPr>
-              <w:spacing w:after="0"/>
-            </w:pPr>
-            <w:r>
-              <w:rPr>
-                <w:cs/>
-                <w:lang w:val="en-US"/>
               </w:rPr>
               <w:t xml:space="preserve">สารบัญภาพครบ</w:t>
             </w:r>
@@ -4951,10 +4887,6 @@
               <w:jc w:val="right"/>
             </w:pPr>
             <w:r>
-              <w:rPr>
-                <w:cs/>
-                <w:lang w:val="en-US"/>
-              </w:rPr>
               <w:t xml:space="preserve">106</w:t>
             </w:r>
           </w:p>
@@ -4969,10 +4901,6 @@
               <w:jc w:val="right"/>
             </w:pPr>
             <w:r>
-              <w:rPr>
-                <w:cs/>
-                <w:lang w:val="en-US"/>
-              </w:rPr>
               <w:t xml:space="preserve">14</w:t>
             </w:r>
           </w:p>
@@ -4987,10 +4915,6 @@
               <w:jc w:val="right"/>
             </w:pPr>
             <w:r>
-              <w:rPr>
-                <w:cs/>
-                <w:lang w:val="en-US"/>
-              </w:rPr>
               <w:t xml:space="preserve">88.3</w:t>
             </w:r>
           </w:p>
@@ -5007,26 +4931,21 @@
               <w:jc w:val="right"/>
             </w:pPr>
             <w:r>
+              <w:t xml:space="preserve">21</w:t>
+            </w:r>
+          </w:p>
+        </w:tc>
+        <w:tc>
+          <w:tcPr>
+            <w:tcW w:w="6732" w:type="dxa"/>
+          </w:tcPr>
+          <w:p>
+            <w:pPr>
+              <w:spacing w:after="0"/>
+            </w:pPr>
+            <w:r>
               <w:rPr>
                 <w:cs/>
-                <w:lang w:val="en-US"/>
-              </w:rPr>
-              <w:t xml:space="preserve">21</w:t>
-            </w:r>
-          </w:p>
-        </w:tc>
-        <w:tc>
-          <w:tcPr>
-            <w:tcW w:w="6732" w:type="dxa"/>
-          </w:tcPr>
-          <w:p>
-            <w:pPr>
-              <w:spacing w:after="0"/>
-            </w:pPr>
-            <w:r>
-              <w:rPr>
-                <w:cs/>
-                <w:lang w:val="en-US"/>
               </w:rPr>
               <w:t xml:space="preserve">เลขหน้าส่วนหน้าเป็นตัวอักษร</w:t>
             </w:r>
@@ -5042,10 +4961,6 @@
               <w:jc w:val="right"/>
             </w:pPr>
             <w:r>
-              <w:rPr>
-                <w:cs/>
-                <w:lang w:val="en-US"/>
-              </w:rPr>
               <w:t xml:space="preserve">111</w:t>
             </w:r>
           </w:p>
@@ -5060,10 +4975,6 @@
               <w:jc w:val="right"/>
             </w:pPr>
             <w:r>
-              <w:rPr>
-                <w:cs/>
-                <w:lang w:val="en-US"/>
-              </w:rPr>
               <w:t xml:space="preserve">9</w:t>
             </w:r>
           </w:p>
@@ -5078,10 +4989,6 @@
               <w:jc w:val="right"/>
             </w:pPr>
             <w:r>
-              <w:rPr>
-                <w:cs/>
-                <w:lang w:val="en-US"/>
-              </w:rPr>
               <w:t xml:space="preserve">92.5</w:t>
             </w:r>
           </w:p>
@@ -5098,26 +5005,21 @@
               <w:jc w:val="right"/>
             </w:pPr>
             <w:r>
+              <w:t xml:space="preserve">22</w:t>
+            </w:r>
+          </w:p>
+        </w:tc>
+        <w:tc>
+          <w:tcPr>
+            <w:tcW w:w="6732" w:type="dxa"/>
+          </w:tcPr>
+          <w:p>
+            <w:pPr>
+              <w:spacing w:after="0"/>
+            </w:pPr>
+            <w:r>
               <w:rPr>
                 <w:cs/>
-                <w:lang w:val="en-US"/>
-              </w:rPr>
-              <w:t xml:space="preserve">22</w:t>
-            </w:r>
-          </w:p>
-        </w:tc>
-        <w:tc>
-          <w:tcPr>
-            <w:tcW w:w="6732" w:type="dxa"/>
-          </w:tcPr>
-          <w:p>
-            <w:pPr>
-              <w:spacing w:after="0"/>
-            </w:pPr>
-            <w:r>
-              <w:rPr>
-                <w:cs/>
-                <w:lang w:val="en-US"/>
               </w:rPr>
               <w:t xml:space="preserve">บทใหม่ขึ้นหน้าใหม่</w:t>
             </w:r>
@@ -5133,10 +5035,6 @@
               <w:jc w:val="right"/>
             </w:pPr>
             <w:r>
-              <w:rPr>
-                <w:cs/>
-                <w:lang w:val="en-US"/>
-              </w:rPr>
               <w:t xml:space="preserve">120</w:t>
             </w:r>
           </w:p>
@@ -5151,10 +5049,6 @@
               <w:jc w:val="right"/>
             </w:pPr>
             <w:r>
-              <w:rPr>
-                <w:cs/>
-                <w:lang w:val="en-US"/>
-              </w:rPr>
               <w:t xml:space="preserve">0</w:t>
             </w:r>
           </w:p>
@@ -5169,10 +5063,6 @@
               <w:jc w:val="right"/>
             </w:pPr>
             <w:r>
-              <w:rPr>
-                <w:cs/>
-                <w:lang w:val="en-US"/>
-              </w:rPr>
               <w:t xml:space="preserve">100.0</w:t>
             </w:r>
           </w:p>
@@ -5189,26 +5079,21 @@
               <w:jc w:val="right"/>
             </w:pPr>
             <w:r>
+              <w:t xml:space="preserve">23</w:t>
+            </w:r>
+          </w:p>
+        </w:tc>
+        <w:tc>
+          <w:tcPr>
+            <w:tcW w:w="6732" w:type="dxa"/>
+          </w:tcPr>
+          <w:p>
+            <w:pPr>
+              <w:spacing w:after="0"/>
+            </w:pPr>
+            <w:r>
               <w:rPr>
                 <w:cs/>
-                <w:lang w:val="en-US"/>
-              </w:rPr>
-              <w:t xml:space="preserve">23</w:t>
-            </w:r>
-          </w:p>
-        </w:tc>
-        <w:tc>
-          <w:tcPr>
-            <w:tcW w:w="6732" w:type="dxa"/>
-          </w:tcPr>
-          <w:p>
-            <w:pPr>
-              <w:spacing w:after="0"/>
-            </w:pPr>
-            <w:r>
-              <w:rPr>
-                <w:cs/>
-                <w:lang w:val="en-US"/>
               </w:rPr>
               <w:t xml:space="preserve">เลขภาคผนวกเป็นตัวอักษร</w:t>
             </w:r>
@@ -5224,10 +5109,6 @@
               <w:jc w:val="right"/>
             </w:pPr>
             <w:r>
-              <w:rPr>
-                <w:cs/>
-                <w:lang w:val="en-US"/>
-              </w:rPr>
               <w:t xml:space="preserve">113</w:t>
             </w:r>
           </w:p>
@@ -5242,10 +5123,6 @@
               <w:jc w:val="right"/>
             </w:pPr>
             <w:r>
-              <w:rPr>
-                <w:cs/>
-                <w:lang w:val="en-US"/>
-              </w:rPr>
               <w:t xml:space="preserve">7</w:t>
             </w:r>
           </w:p>
@@ -5260,10 +5137,6 @@
               <w:jc w:val="right"/>
             </w:pPr>
             <w:r>
-              <w:rPr>
-                <w:cs/>
-                <w:lang w:val="en-US"/>
-              </w:rPr>
               <w:t xml:space="preserve">94.1</w:t>
             </w:r>
           </w:p>
@@ -5280,26 +5153,21 @@
               <w:jc w:val="right"/>
             </w:pPr>
             <w:r>
+              <w:t xml:space="preserve">24</w:t>
+            </w:r>
+          </w:p>
+        </w:tc>
+        <w:tc>
+          <w:tcPr>
+            <w:tcW w:w="6732" w:type="dxa"/>
+          </w:tcPr>
+          <w:p>
+            <w:pPr>
+              <w:spacing w:after="0"/>
+            </w:pPr>
+            <w:r>
               <w:rPr>
                 <w:cs/>
-                <w:lang w:val="en-US"/>
-              </w:rPr>
-              <w:t xml:space="preserve">24</w:t>
-            </w:r>
-          </w:p>
-        </w:tc>
-        <w:tc>
-          <w:tcPr>
-            <w:tcW w:w="6732" w:type="dxa"/>
-          </w:tcPr>
-          <w:p>
-            <w:pPr>
-              <w:spacing w:after="0"/>
-            </w:pPr>
-            <w:r>
-              <w:rPr>
-                <w:cs/>
-                <w:lang w:val="en-US"/>
               </w:rPr>
               <w:t xml:space="preserve">หัวกระดาษแสดงข้อความ</w:t>
             </w:r>
@@ -5315,10 +5183,6 @@
               <w:jc w:val="right"/>
             </w:pPr>
             <w:r>
-              <w:rPr>
-                <w:cs/>
-                <w:lang w:val="en-US"/>
-              </w:rPr>
               <w:t xml:space="preserve">120</w:t>
             </w:r>
           </w:p>
@@ -5333,10 +5197,6 @@
               <w:jc w:val="right"/>
             </w:pPr>
             <w:r>
-              <w:rPr>
-                <w:cs/>
-                <w:lang w:val="en-US"/>
-              </w:rPr>
               <w:t xml:space="preserve">0</w:t>
             </w:r>
           </w:p>
@@ -5351,10 +5211,6 @@
               <w:jc w:val="right"/>
             </w:pPr>
             <w:r>
-              <w:rPr>
-                <w:cs/>
-                <w:lang w:val="en-US"/>
-              </w:rPr>
               <w:t xml:space="preserve">100.0</w:t>
             </w:r>
           </w:p>
@@ -5371,26 +5227,21 @@
               <w:jc w:val="right"/>
             </w:pPr>
             <w:r>
+              <w:t xml:space="preserve">25</w:t>
+            </w:r>
+          </w:p>
+        </w:tc>
+        <w:tc>
+          <w:tcPr>
+            <w:tcW w:w="6732" w:type="dxa"/>
+          </w:tcPr>
+          <w:p>
+            <w:pPr>
+              <w:spacing w:after="0"/>
+            </w:pPr>
+            <w:r>
               <w:rPr>
                 <w:cs/>
-                <w:lang w:val="en-US"/>
-              </w:rPr>
-              <w:t xml:space="preserve">25</w:t>
-            </w:r>
-          </w:p>
-        </w:tc>
-        <w:tc>
-          <w:tcPr>
-            <w:tcW w:w="6732" w:type="dxa"/>
-          </w:tcPr>
-          <w:p>
-            <w:pPr>
-              <w:spacing w:after="0"/>
-            </w:pPr>
-            <w:r>
-              <w:rPr>
-                <w:cs/>
-                <w:lang w:val="en-US"/>
               </w:rPr>
               <w:t xml:space="preserve">ท้ายกระดาษแสดงเลขหน้า</w:t>
             </w:r>
@@ -5406,10 +5257,6 @@
               <w:jc w:val="right"/>
             </w:pPr>
             <w:r>
-              <w:rPr>
-                <w:cs/>
-                <w:lang w:val="en-US"/>
-              </w:rPr>
               <w:t xml:space="preserve">120</w:t>
             </w:r>
           </w:p>
@@ -5424,10 +5271,6 @@
               <w:jc w:val="right"/>
             </w:pPr>
             <w:r>
-              <w:rPr>
-                <w:cs/>
-                <w:lang w:val="en-US"/>
-              </w:rPr>
               <w:t xml:space="preserve">0</w:t>
             </w:r>
           </w:p>
@@ -5442,10 +5285,6 @@
               <w:jc w:val="right"/>
             </w:pPr>
             <w:r>
-              <w:rPr>
-                <w:cs/>
-                <w:lang w:val="en-US"/>
-              </w:rPr>
               <w:t xml:space="preserve">100.0</w:t>
             </w:r>
           </w:p>
@@ -5462,26 +5301,21 @@
               <w:jc w:val="right"/>
             </w:pPr>
             <w:r>
+              <w:t xml:space="preserve">26</w:t>
+            </w:r>
+          </w:p>
+        </w:tc>
+        <w:tc>
+          <w:tcPr>
+            <w:tcW w:w="6732" w:type="dxa"/>
+          </w:tcPr>
+          <w:p>
+            <w:pPr>
+              <w:spacing w:after="0"/>
+            </w:pPr>
+            <w:r>
               <w:rPr>
                 <w:cs/>
-                <w:lang w:val="en-US"/>
-              </w:rPr>
-              <w:t xml:space="preserve">26</w:t>
-            </w:r>
-          </w:p>
-        </w:tc>
-        <w:tc>
-          <w:tcPr>
-            <w:tcW w:w="6732" w:type="dxa"/>
-          </w:tcPr>
-          <w:p>
-            <w:pPr>
-              <w:spacing w:after="0"/>
-            </w:pPr>
-            <w:r>
-              <w:rPr>
-                <w:cs/>
-                <w:lang w:val="en-US"/>
               </w:rPr>
               <w:t xml:space="preserve">ระยะบรรทัดตามที่กำหนด</w:t>
             </w:r>
@@ -5497,10 +5331,6 @@
               <w:jc w:val="right"/>
             </w:pPr>
             <w:r>
-              <w:rPr>
-                <w:cs/>
-                <w:lang w:val="en-US"/>
-              </w:rPr>
               <w:t xml:space="preserve">118</w:t>
             </w:r>
           </w:p>
@@ -5515,10 +5345,6 @@
               <w:jc w:val="right"/>
             </w:pPr>
             <w:r>
-              <w:rPr>
-                <w:cs/>
-                <w:lang w:val="en-US"/>
-              </w:rPr>
               <w:t xml:space="preserve">2</w:t>
             </w:r>
           </w:p>
@@ -5533,10 +5359,6 @@
               <w:jc w:val="right"/>
             </w:pPr>
             <w:r>
-              <w:rPr>
-                <w:cs/>
-                <w:lang w:val="en-US"/>
-              </w:rPr>
               <w:t xml:space="preserve">98.3</w:t>
             </w:r>
           </w:p>
@@ -5553,26 +5375,21 @@
               <w:jc w:val="right"/>
             </w:pPr>
             <w:r>
+              <w:t xml:space="preserve">27</w:t>
+            </w:r>
+          </w:p>
+        </w:tc>
+        <w:tc>
+          <w:tcPr>
+            <w:tcW w:w="6732" w:type="dxa"/>
+          </w:tcPr>
+          <w:p>
+            <w:pPr>
+              <w:spacing w:after="0"/>
+            </w:pPr>
+            <w:r>
               <w:rPr>
                 <w:cs/>
-                <w:lang w:val="en-US"/>
-              </w:rPr>
-              <w:t xml:space="preserve">27</w:t>
-            </w:r>
-          </w:p>
-        </w:tc>
-        <w:tc>
-          <w:tcPr>
-            <w:tcW w:w="6732" w:type="dxa"/>
-          </w:tcPr>
-          <w:p>
-            <w:pPr>
-              <w:spacing w:after="0"/>
-            </w:pPr>
-            <w:r>
-              <w:rPr>
-                <w:cs/>
-                <w:lang w:val="en-US"/>
               </w:rPr>
               <w:t xml:space="preserve">การเยื้องบรรทัดแรก</w:t>
             </w:r>
@@ -5588,10 +5405,6 @@
               <w:jc w:val="right"/>
             </w:pPr>
             <w:r>
-              <w:rPr>
-                <w:cs/>
-                <w:lang w:val="en-US"/>
-              </w:rPr>
               <w:t xml:space="preserve">119</w:t>
             </w:r>
           </w:p>
@@ -5606,10 +5419,6 @@
               <w:jc w:val="right"/>
             </w:pPr>
             <w:r>
-              <w:rPr>
-                <w:cs/>
-                <w:lang w:val="en-US"/>
-              </w:rPr>
               <w:t xml:space="preserve">1</w:t>
             </w:r>
           </w:p>
@@ -5624,10 +5433,6 @@
               <w:jc w:val="right"/>
             </w:pPr>
             <w:r>
-              <w:rPr>
-                <w:cs/>
-                <w:lang w:val="en-US"/>
-              </w:rPr>
               <w:t xml:space="preserve">99.1</w:t>
             </w:r>
           </w:p>
@@ -5644,26 +5449,21 @@
               <w:jc w:val="right"/>
             </w:pPr>
             <w:r>
+              <w:t xml:space="preserve">28</w:t>
+            </w:r>
+          </w:p>
+        </w:tc>
+        <w:tc>
+          <w:tcPr>
+            <w:tcW w:w="6732" w:type="dxa"/>
+          </w:tcPr>
+          <w:p>
+            <w:pPr>
+              <w:spacing w:after="0"/>
+            </w:pPr>
+            <w:r>
               <w:rPr>
                 <w:cs/>
-                <w:lang w:val="en-US"/>
-              </w:rPr>
-              <w:t xml:space="preserve">28</w:t>
-            </w:r>
-          </w:p>
-        </w:tc>
-        <w:tc>
-          <w:tcPr>
-            <w:tcW w:w="6732" w:type="dxa"/>
-          </w:tcPr>
-          <w:p>
-            <w:pPr>
-              <w:spacing w:after="0"/>
-            </w:pPr>
-            <w:r>
-              <w:rPr>
-                <w:cs/>
-                <w:lang w:val="en-US"/>
               </w:rPr>
               <w:t xml:space="preserve">การจัดข้อความแบบกระจาย</w:t>
             </w:r>
@@ -5679,10 +5479,6 @@
               <w:jc w:val="right"/>
             </w:pPr>
             <w:r>
-              <w:rPr>
-                <w:cs/>
-                <w:lang w:val="en-US"/>
-              </w:rPr>
               <w:t xml:space="preserve">96</w:t>
             </w:r>
           </w:p>
@@ -5697,10 +5493,6 @@
               <w:jc w:val="right"/>
             </w:pPr>
             <w:r>
-              <w:rPr>
-                <w:cs/>
-                <w:lang w:val="en-US"/>
-              </w:rPr>
               <w:t xml:space="preserve">24</w:t>
             </w:r>
           </w:p>
@@ -5715,10 +5507,6 @@
               <w:jc w:val="right"/>
             </w:pPr>
             <w:r>
-              <w:rPr>
-                <w:cs/>
-                <w:lang w:val="en-US"/>
-              </w:rPr>
               <w:t xml:space="preserve">80.0</w:t>
             </w:r>
           </w:p>
@@ -5735,26 +5523,21 @@
               <w:jc w:val="right"/>
             </w:pPr>
             <w:r>
+              <w:t xml:space="preserve">29</w:t>
+            </w:r>
+          </w:p>
+        </w:tc>
+        <w:tc>
+          <w:tcPr>
+            <w:tcW w:w="6732" w:type="dxa"/>
+          </w:tcPr>
+          <w:p>
+            <w:pPr>
+              <w:spacing w:after="0"/>
+            </w:pPr>
+            <w:r>
               <w:rPr>
                 <w:cs/>
-                <w:lang w:val="en-US"/>
-              </w:rPr>
-              <w:t xml:space="preserve">29</w:t>
-            </w:r>
-          </w:p>
-        </w:tc>
-        <w:tc>
-          <w:tcPr>
-            <w:tcW w:w="6732" w:type="dxa"/>
-          </w:tcPr>
-          <w:p>
-            <w:pPr>
-              <w:spacing w:after="0"/>
-            </w:pPr>
-            <w:r>
-              <w:rPr>
-                <w:cs/>
-                <w:lang w:val="en-US"/>
               </w:rPr>
               <w:t xml:space="preserve">เลขไทยในเลขหน้า</w:t>
             </w:r>
@@ -5770,10 +5553,6 @@
               <w:jc w:val="right"/>
             </w:pPr>
             <w:r>
-              <w:rPr>
-                <w:cs/>
-                <w:lang w:val="en-US"/>
-              </w:rPr>
               <w:t xml:space="preserve">109</w:t>
             </w:r>
           </w:p>
@@ -5788,10 +5567,6 @@
               <w:jc w:val="right"/>
             </w:pPr>
             <w:r>
-              <w:rPr>
-                <w:cs/>
-                <w:lang w:val="en-US"/>
-              </w:rPr>
               <w:t xml:space="preserve">11</w:t>
             </w:r>
           </w:p>
@@ -5806,10 +5581,6 @@
               <w:jc w:val="right"/>
             </w:pPr>
             <w:r>
-              <w:rPr>
-                <w:cs/>
-                <w:lang w:val="en-US"/>
-              </w:rPr>
               <w:t xml:space="preserve">90.8</w:t>
             </w:r>
           </w:p>
@@ -5826,26 +5597,21 @@
               <w:jc w:val="right"/>
             </w:pPr>
             <w:r>
+              <w:t xml:space="preserve">30</w:t>
+            </w:r>
+          </w:p>
+        </w:tc>
+        <w:tc>
+          <w:tcPr>
+            <w:tcW w:w="6732" w:type="dxa"/>
+          </w:tcPr>
+          <w:p>
+            <w:pPr>
+              <w:spacing w:after="0"/>
+            </w:pPr>
+            <w:r>
               <w:rPr>
                 <w:cs/>
-                <w:lang w:val="en-US"/>
-              </w:rPr>
-              <w:t xml:space="preserve">30</w:t>
-            </w:r>
-          </w:p>
-        </w:tc>
-        <w:tc>
-          <w:tcPr>
-            <w:tcW w:w="6732" w:type="dxa"/>
-          </w:tcPr>
-          <w:p>
-            <w:pPr>
-              <w:spacing w:after="0"/>
-            </w:pPr>
-            <w:r>
-              <w:rPr>
-                <w:cs/>
-                <w:lang w:val="en-US"/>
               </w:rPr>
               <w:t xml:space="preserve">ขนาดกระดาษถูกต้อง</w:t>
             </w:r>
@@ -5861,10 +5627,6 @@
               <w:jc w:val="right"/>
             </w:pPr>
             <w:r>
-              <w:rPr>
-                <w:cs/>
-                <w:lang w:val="en-US"/>
-              </w:rPr>
               <w:t xml:space="preserve">120</w:t>
             </w:r>
           </w:p>
@@ -5879,10 +5641,6 @@
               <w:jc w:val="right"/>
             </w:pPr>
             <w:r>
-              <w:rPr>
-                <w:cs/>
-                <w:lang w:val="en-US"/>
-              </w:rPr>
               <w:t xml:space="preserve">0</w:t>
             </w:r>
           </w:p>
@@ -5897,10 +5655,6 @@
               <w:jc w:val="right"/>
             </w:pPr>
             <w:r>
-              <w:rPr>
-                <w:cs/>
-                <w:lang w:val="en-US"/>
-              </w:rPr>
               <w:t xml:space="preserve">100.0</w:t>
             </w:r>
           </w:p>
@@ -5917,26 +5671,21 @@
               <w:jc w:val="right"/>
             </w:pPr>
             <w:r>
+              <w:t xml:space="preserve">31</w:t>
+            </w:r>
+          </w:p>
+        </w:tc>
+        <w:tc>
+          <w:tcPr>
+            <w:tcW w:w="6732" w:type="dxa"/>
+          </w:tcPr>
+          <w:p>
+            <w:pPr>
+              <w:spacing w:after="0"/>
+            </w:pPr>
+            <w:r>
               <w:rPr>
                 <w:cs/>
-                <w:lang w:val="en-US"/>
-              </w:rPr>
-              <w:t xml:space="preserve">31</w:t>
-            </w:r>
-          </w:p>
-        </w:tc>
-        <w:tc>
-          <w:tcPr>
-            <w:tcW w:w="6732" w:type="dxa"/>
-          </w:tcPr>
-          <w:p>
-            <w:pPr>
-              <w:spacing w:after="0"/>
-            </w:pPr>
-            <w:r>
-              <w:rPr>
-                <w:cs/>
-                <w:lang w:val="en-US"/>
               </w:rPr>
               <w:t xml:space="preserve">ขอบกระดาษถูกต้อง</w:t>
             </w:r>
@@ -5952,10 +5701,6 @@
               <w:jc w:val="right"/>
             </w:pPr>
             <w:r>
-              <w:rPr>
-                <w:cs/>
-                <w:lang w:val="en-US"/>
-              </w:rPr>
               <w:t xml:space="preserve">120</w:t>
             </w:r>
           </w:p>
@@ -5970,10 +5715,6 @@
               <w:jc w:val="right"/>
             </w:pPr>
             <w:r>
-              <w:rPr>
-                <w:cs/>
-                <w:lang w:val="en-US"/>
-              </w:rPr>
               <w:t xml:space="preserve">0</w:t>
             </w:r>
           </w:p>
@@ -5988,10 +5729,6 @@
               <w:jc w:val="right"/>
             </w:pPr>
             <w:r>
-              <w:rPr>
-                <w:cs/>
-                <w:lang w:val="en-US"/>
-              </w:rPr>
               <w:t xml:space="preserve">100.0</w:t>
             </w:r>
           </w:p>
@@ -6008,26 +5745,21 @@
               <w:jc w:val="right"/>
             </w:pPr>
             <w:r>
+              <w:t xml:space="preserve">32</w:t>
+            </w:r>
+          </w:p>
+        </w:tc>
+        <w:tc>
+          <w:tcPr>
+            <w:tcW w:w="6732" w:type="dxa"/>
+          </w:tcPr>
+          <w:p>
+            <w:pPr>
+              <w:spacing w:after="0"/>
+            </w:pPr>
+            <w:r>
               <w:rPr>
                 <w:cs/>
-                <w:lang w:val="en-US"/>
-              </w:rPr>
-              <w:t xml:space="preserve">32</w:t>
-            </w:r>
-          </w:p>
-        </w:tc>
-        <w:tc>
-          <w:tcPr>
-            <w:tcW w:w="6732" w:type="dxa"/>
-          </w:tcPr>
-          <w:p>
-            <w:pPr>
-              <w:spacing w:after="0"/>
-            </w:pPr>
-            <w:r>
-              <w:rPr>
-                <w:cs/>
-                <w:lang w:val="en-US"/>
               </w:rPr>
               <w:t xml:space="preserve">ข้อความยกมาเยื้องเข้า</w:t>
             </w:r>
@@ -6043,10 +5775,6 @@
               <w:jc w:val="right"/>
             </w:pPr>
             <w:r>
-              <w:rPr>
-                <w:cs/>
-                <w:lang w:val="en-US"/>
-              </w:rPr>
               <w:t xml:space="preserve">120</w:t>
             </w:r>
           </w:p>
@@ -6061,10 +5789,6 @@
               <w:jc w:val="right"/>
             </w:pPr>
             <w:r>
-              <w:rPr>
-                <w:cs/>
-                <w:lang w:val="en-US"/>
-              </w:rPr>
               <w:t xml:space="preserve">0</w:t>
             </w:r>
           </w:p>
@@ -6079,10 +5803,6 @@
               <w:jc w:val="right"/>
             </w:pPr>
             <w:r>
-              <w:rPr>
-                <w:cs/>
-                <w:lang w:val="en-US"/>
-              </w:rPr>
               <w:t xml:space="preserve">100.0</w:t>
             </w:r>
           </w:p>
@@ -6099,26 +5819,21 @@
               <w:jc w:val="right"/>
             </w:pPr>
             <w:r>
+              <w:t xml:space="preserve">33</w:t>
+            </w:r>
+          </w:p>
+        </w:tc>
+        <w:tc>
+          <w:tcPr>
+            <w:tcW w:w="6732" w:type="dxa"/>
+          </w:tcPr>
+          <w:p>
+            <w:pPr>
+              <w:spacing w:after="0"/>
+            </w:pPr>
+            <w:r>
               <w:rPr>
                 <w:cs/>
-                <w:lang w:val="en-US"/>
-              </w:rPr>
-              <w:t xml:space="preserve">33</w:t>
-            </w:r>
-          </w:p>
-        </w:tc>
-        <w:tc>
-          <w:tcPr>
-            <w:tcW w:w="6732" w:type="dxa"/>
-          </w:tcPr>
-          <w:p>
-            <w:pPr>
-              <w:spacing w:after="0"/>
-            </w:pPr>
-            <w:r>
-              <w:rPr>
-                <w:cs/>
-                <w:lang w:val="en-US"/>
               </w:rPr>
               <w:t xml:space="preserve">โค้ดใช้ฟอนต์ความกว้างคงที่</w:t>
             </w:r>
@@ -6134,10 +5849,6 @@
               <w:jc w:val="right"/>
             </w:pPr>
             <w:r>
-              <w:rPr>
-                <w:cs/>
-                <w:lang w:val="en-US"/>
-              </w:rPr>
               <w:t xml:space="preserve">118</w:t>
             </w:r>
           </w:p>
@@ -6152,10 +5863,6 @@
               <w:jc w:val="right"/>
             </w:pPr>
             <w:r>
-              <w:rPr>
-                <w:cs/>
-                <w:lang w:val="en-US"/>
-              </w:rPr>
               <w:t xml:space="preserve">2</w:t>
             </w:r>
           </w:p>
@@ -6170,10 +5877,6 @@
               <w:jc w:val="right"/>
             </w:pPr>
             <w:r>
-              <w:rPr>
-                <w:cs/>
-                <w:lang w:val="en-US"/>
-              </w:rPr>
               <w:t xml:space="preserve">98.3</w:t>
             </w:r>
           </w:p>
@@ -6190,26 +5893,21 @@
               <w:jc w:val="right"/>
             </w:pPr>
             <w:r>
+              <w:t xml:space="preserve">34</w:t>
+            </w:r>
+          </w:p>
+        </w:tc>
+        <w:tc>
+          <w:tcPr>
+            <w:tcW w:w="6732" w:type="dxa"/>
+          </w:tcPr>
+          <w:p>
+            <w:pPr>
+              <w:spacing w:after="0"/>
+            </w:pPr>
+            <w:r>
               <w:rPr>
                 <w:cs/>
-                <w:lang w:val="en-US"/>
-              </w:rPr>
-              <w:t xml:space="preserve">34</w:t>
-            </w:r>
-          </w:p>
-        </w:tc>
-        <w:tc>
-          <w:tcPr>
-            <w:tcW w:w="6732" w:type="dxa"/>
-          </w:tcPr>
-          <w:p>
-            <w:pPr>
-              <w:spacing w:after="0"/>
-            </w:pPr>
-            <w:r>
-              <w:rPr>
-                <w:cs/>
-                <w:lang w:val="en-US"/>
               </w:rPr>
               <w:t xml:space="preserve">ตัวยกและตัวห้อย</w:t>
             </w:r>
@@ -6225,10 +5923,6 @@
               <w:jc w:val="right"/>
             </w:pPr>
             <w:r>
-              <w:rPr>
-                <w:cs/>
-                <w:lang w:val="en-US"/>
-              </w:rPr>
               <w:t xml:space="preserve">120</w:t>
             </w:r>
           </w:p>
@@ -6243,10 +5937,6 @@
               <w:jc w:val="right"/>
             </w:pPr>
             <w:r>
-              <w:rPr>
-                <w:cs/>
-                <w:lang w:val="en-US"/>
-              </w:rPr>
               <w:t xml:space="preserve">0</w:t>
             </w:r>
           </w:p>
@@ -6261,10 +5951,6 @@
               <w:jc w:val="right"/>
             </w:pPr>
             <w:r>
-              <w:rPr>
-                <w:cs/>
-                <w:lang w:val="en-US"/>
-              </w:rPr>
               <w:t xml:space="preserve">100.0</w:t>
             </w:r>
           </w:p>
@@ -6281,26 +5967,21 @@
               <w:jc w:val="right"/>
             </w:pPr>
             <w:r>
+              <w:t xml:space="preserve">35</w:t>
+            </w:r>
+          </w:p>
+        </w:tc>
+        <w:tc>
+          <w:tcPr>
+            <w:tcW w:w="6732" w:type="dxa"/>
+          </w:tcPr>
+          <w:p>
+            <w:pPr>
+              <w:spacing w:after="0"/>
+            </w:pPr>
+            <w:r>
               <w:rPr>
                 <w:cs/>
-                <w:lang w:val="en-US"/>
-              </w:rPr>
-              <w:t xml:space="preserve">35</w:t>
-            </w:r>
-          </w:p>
-        </w:tc>
-        <w:tc>
-          <w:tcPr>
-            <w:tcW w:w="6732" w:type="dxa"/>
-          </w:tcPr>
-          <w:p>
-            <w:pPr>
-              <w:spacing w:after="0"/>
-            </w:pPr>
-            <w:r>
-              <w:rPr>
-                <w:cs/>
-                <w:lang w:val="en-US"/>
               </w:rPr>
               <w:t xml:space="preserve">ขีดเส้นใต้แสดงผล</w:t>
             </w:r>
@@ -6316,10 +5997,6 @@
               <w:jc w:val="right"/>
             </w:pPr>
             <w:r>
-              <w:rPr>
-                <w:cs/>
-                <w:lang w:val="en-US"/>
-              </w:rPr>
               <w:t xml:space="preserve">120</w:t>
             </w:r>
           </w:p>
@@ -6334,10 +6011,6 @@
               <w:jc w:val="right"/>
             </w:pPr>
             <w:r>
-              <w:rPr>
-                <w:cs/>
-                <w:lang w:val="en-US"/>
-              </w:rPr>
               <w:t xml:space="preserve">0</w:t>
             </w:r>
           </w:p>
@@ -6352,10 +6025,6 @@
               <w:jc w:val="right"/>
             </w:pPr>
             <w:r>
-              <w:rPr>
-                <w:cs/>
-                <w:lang w:val="en-US"/>
-              </w:rPr>
               <w:t xml:space="preserve">100.0</w:t>
             </w:r>
           </w:p>
@@ -6372,26 +6041,21 @@
               <w:jc w:val="right"/>
             </w:pPr>
             <w:r>
+              <w:t xml:space="preserve">36</w:t>
+            </w:r>
+          </w:p>
+        </w:tc>
+        <w:tc>
+          <w:tcPr>
+            <w:tcW w:w="6732" w:type="dxa"/>
+          </w:tcPr>
+          <w:p>
+            <w:pPr>
+              <w:spacing w:after="0"/>
+            </w:pPr>
+            <w:r>
               <w:rPr>
                 <w:cs/>
-                <w:lang w:val="en-US"/>
-              </w:rPr>
-              <w:t xml:space="preserve">36</w:t>
-            </w:r>
-          </w:p>
-        </w:tc>
-        <w:tc>
-          <w:tcPr>
-            <w:tcW w:w="6732" w:type="dxa"/>
-          </w:tcPr>
-          <w:p>
-            <w:pPr>
-              <w:spacing w:after="0"/>
-            </w:pPr>
-            <w:r>
-              <w:rPr>
-                <w:cs/>
-                <w:lang w:val="en-US"/>
               </w:rPr>
               <w:t xml:space="preserve">ขีดฆ่าแสดงผล</w:t>
             </w:r>
@@ -6407,10 +6071,6 @@
               <w:jc w:val="right"/>
             </w:pPr>
             <w:r>
-              <w:rPr>
-                <w:cs/>
-                <w:lang w:val="en-US"/>
-              </w:rPr>
               <w:t xml:space="preserve">120</w:t>
             </w:r>
           </w:p>
@@ -6425,10 +6085,6 @@
               <w:jc w:val="right"/>
             </w:pPr>
             <w:r>
-              <w:rPr>
-                <w:cs/>
-                <w:lang w:val="en-US"/>
-              </w:rPr>
               <w:t xml:space="preserve">0</w:t>
             </w:r>
           </w:p>
@@ -6443,10 +6099,6 @@
               <w:jc w:val="right"/>
             </w:pPr>
             <w:r>
-              <w:rPr>
-                <w:cs/>
-                <w:lang w:val="en-US"/>
-              </w:rPr>
               <w:t xml:space="preserve">100.0</w:t>
             </w:r>
           </w:p>
@@ -6463,26 +6115,21 @@
               <w:jc w:val="right"/>
             </w:pPr>
             <w:r>
+              <w:t xml:space="preserve">37</w:t>
+            </w:r>
+          </w:p>
+        </w:tc>
+        <w:tc>
+          <w:tcPr>
+            <w:tcW w:w="6732" w:type="dxa"/>
+          </w:tcPr>
+          <w:p>
+            <w:pPr>
+              <w:spacing w:after="0"/>
+            </w:pPr>
+            <w:r>
               <w:rPr>
                 <w:cs/>
-                <w:lang w:val="en-US"/>
-              </w:rPr>
-              <w:t xml:space="preserve">37</w:t>
-            </w:r>
-          </w:p>
-        </w:tc>
-        <w:tc>
-          <w:tcPr>
-            <w:tcW w:w="6732" w:type="dxa"/>
-          </w:tcPr>
-          <w:p>
-            <w:pPr>
-              <w:spacing w:after="0"/>
-            </w:pPr>
-            <w:r>
-              <w:rPr>
-                <w:cs/>
-                <w:lang w:val="en-US"/>
               </w:rPr>
               <w:t xml:space="preserve">คุณสมบัติเอกสารมีชื่อเรื่อง</w:t>
             </w:r>
@@ -6498,10 +6145,6 @@
               <w:jc w:val="right"/>
             </w:pPr>
             <w:r>
-              <w:rPr>
-                <w:cs/>
-                <w:lang w:val="en-US"/>
-              </w:rPr>
               <w:t xml:space="preserve">120</w:t>
             </w:r>
           </w:p>
@@ -6516,10 +6159,6 @@
               <w:jc w:val="right"/>
             </w:pPr>
             <w:r>
-              <w:rPr>
-                <w:cs/>
-                <w:lang w:val="en-US"/>
-              </w:rPr>
               <w:t xml:space="preserve">0</w:t>
             </w:r>
           </w:p>
@@ -6534,10 +6173,6 @@
               <w:jc w:val="right"/>
             </w:pPr>
             <w:r>
-              <w:rPr>
-                <w:cs/>
-                <w:lang w:val="en-US"/>
-              </w:rPr>
               <w:t xml:space="preserve">100.0</w:t>
             </w:r>
           </w:p>
@@ -6554,26 +6189,21 @@
               <w:jc w:val="right"/>
             </w:pPr>
             <w:r>
+              <w:t xml:space="preserve">38</w:t>
+            </w:r>
+          </w:p>
+        </w:tc>
+        <w:tc>
+          <w:tcPr>
+            <w:tcW w:w="6732" w:type="dxa"/>
+          </w:tcPr>
+          <w:p>
+            <w:pPr>
+              <w:spacing w:after="0"/>
+            </w:pPr>
+            <w:r>
               <w:rPr>
                 <w:cs/>
-                <w:lang w:val="en-US"/>
-              </w:rPr>
-              <w:t xml:space="preserve">38</w:t>
-            </w:r>
-          </w:p>
-        </w:tc>
-        <w:tc>
-          <w:tcPr>
-            <w:tcW w:w="6732" w:type="dxa"/>
-          </w:tcPr>
-          <w:p>
-            <w:pPr>
-              <w:spacing w:after="0"/>
-            </w:pPr>
-            <w:r>
-              <w:rPr>
-                <w:cs/>
-                <w:lang w:val="en-US"/>
               </w:rPr>
               <w:t xml:space="preserve">ไม่มีอักขระที่มองไม่เห็น</w:t>
             </w:r>
@@ -6589,10 +6219,6 @@
               <w:jc w:val="right"/>
             </w:pPr>
             <w:r>
-              <w:rPr>
-                <w:cs/>
-                <w:lang w:val="en-US"/>
-              </w:rPr>
               <w:t xml:space="preserve">120</w:t>
             </w:r>
           </w:p>
@@ -6607,10 +6233,6 @@
               <w:jc w:val="right"/>
             </w:pPr>
             <w:r>
-              <w:rPr>
-                <w:cs/>
-                <w:lang w:val="en-US"/>
-              </w:rPr>
               <w:t xml:space="preserve">0</w:t>
             </w:r>
           </w:p>
@@ -6625,10 +6247,6 @@
               <w:jc w:val="right"/>
             </w:pPr>
             <w:r>
-              <w:rPr>
-                <w:cs/>
-                <w:lang w:val="en-US"/>
-              </w:rPr>
               <w:t xml:space="preserve">100.0</w:t>
             </w:r>
           </w:p>
@@ -6645,26 +6263,21 @@
               <w:jc w:val="right"/>
             </w:pPr>
             <w:r>
+              <w:t xml:space="preserve">39</w:t>
+            </w:r>
+          </w:p>
+        </w:tc>
+        <w:tc>
+          <w:tcPr>
+            <w:tcW w:w="6732" w:type="dxa"/>
+          </w:tcPr>
+          <w:p>
+            <w:pPr>
+              <w:spacing w:after="0"/>
+            </w:pPr>
+            <w:r>
               <w:rPr>
                 <w:cs/>
-                <w:lang w:val="en-US"/>
-              </w:rPr>
-              <w:t xml:space="preserve">39</w:t>
-            </w:r>
-          </w:p>
-        </w:tc>
-        <w:tc>
-          <w:tcPr>
-            <w:tcW w:w="6732" w:type="dxa"/>
-          </w:tcPr>
-          <w:p>
-            <w:pPr>
-              <w:spacing w:after="0"/>
-            </w:pPr>
-            <w:r>
-              <w:rPr>
-                <w:cs/>
-                <w:lang w:val="en-US"/>
               </w:rPr>
               <w:t xml:space="preserve">เปิดไฟล์ได้โดยไม่มีคำเตือน</w:t>
             </w:r>
@@ -6680,10 +6293,6 @@
               <w:jc w:val="right"/>
             </w:pPr>
             <w:r>
-              <w:rPr>
-                <w:cs/>
-                <w:lang w:val="en-US"/>
-              </w:rPr>
               <w:t xml:space="preserve">117</w:t>
             </w:r>
           </w:p>
@@ -6698,10 +6307,6 @@
               <w:jc w:val="right"/>
             </w:pPr>
             <w:r>
-              <w:rPr>
-                <w:cs/>
-                <w:lang w:val="en-US"/>
-              </w:rPr>
               <w:t xml:space="preserve">3</w:t>
             </w:r>
           </w:p>
@@ -6716,10 +6321,6 @@
               <w:jc w:val="right"/>
             </w:pPr>
             <w:r>
-              <w:rPr>
-                <w:cs/>
-                <w:lang w:val="en-US"/>
-              </w:rPr>
               <w:t xml:space="preserve">97.5</w:t>
             </w:r>
           </w:p>
@@ -6736,26 +6337,21 @@
               <w:jc w:val="right"/>
             </w:pPr>
             <w:r>
+              <w:t xml:space="preserve">40</w:t>
+            </w:r>
+          </w:p>
+        </w:tc>
+        <w:tc>
+          <w:tcPr>
+            <w:tcW w:w="6732" w:type="dxa"/>
+          </w:tcPr>
+          <w:p>
+            <w:pPr>
+              <w:spacing w:after="0"/>
+            </w:pPr>
+            <w:r>
               <w:rPr>
                 <w:cs/>
-                <w:lang w:val="en-US"/>
-              </w:rPr>
-              <w:t xml:space="preserve">40</w:t>
-            </w:r>
-          </w:p>
-        </w:tc>
-        <w:tc>
-          <w:tcPr>
-            <w:tcW w:w="6732" w:type="dxa"/>
-          </w:tcPr>
-          <w:p>
-            <w:pPr>
-              <w:spacing w:after="0"/>
-            </w:pPr>
-            <w:r>
-              <w:rPr>
-                <w:cs/>
-                <w:lang w:val="en-US"/>
               </w:rPr>
               <w:t xml:space="preserve">เนื้อหาตรงกับต้นฉบับ</w:t>
             </w:r>
@@ -6771,10 +6367,6 @@
               <w:jc w:val="right"/>
             </w:pPr>
             <w:r>
-              <w:rPr>
-                <w:cs/>
-                <w:lang w:val="en-US"/>
-              </w:rPr>
               <w:t xml:space="preserve">120</w:t>
             </w:r>
           </w:p>
@@ -6789,10 +6381,6 @@
               <w:jc w:val="right"/>
             </w:pPr>
             <w:r>
-              <w:rPr>
-                <w:cs/>
-                <w:lang w:val="en-US"/>
-              </w:rPr>
               <w:t xml:space="preserve">0</w:t>
             </w:r>
           </w:p>
@@ -6807,10 +6395,6 @@
               <w:jc w:val="right"/>
             </w:pPr>
             <w:r>
-              <w:rPr>
-                <w:cs/>
-                <w:lang w:val="en-US"/>
-              </w:rPr>
               <w:t xml:space="preserve">100.0</w:t>
             </w:r>
           </w:p>
@@ -6825,10 +6409,6 @@
         <w:keepNext/>
       </w:pPr>
       <w:r>
-        <w:rPr>
-          <w:cs/>
-          <w:lang w:val="en-US"/>
-        </w:rPr>
         <w:drawing>
           <wp:inline distT="0" distB="0" distL="0" distR="0">
             <wp:extent cx="5715000" cy="3048000"/>
@@ -6877,14 +6457,19 @@
           <w:b/>
           <w:bCs/>
           <w:cs/>
-          <w:lang w:val="en-US"/>
-        </w:rPr>
-        <w:t xml:space="preserve">รูปที่ 4-1</w:t>
-      </w:r>
-      <w:r>
-        <w:rPr>
-          <w:cs/>
-          <w:lang w:val="en-US"/>
+        </w:rPr>
+        <w:t xml:space="preserve">รูปที่ </w:t>
+      </w:r>
+      <w:r>
+        <w:rPr>
+          <w:b/>
+          <w:bCs/>
+        </w:rPr>
+        <w:t xml:space="preserve">4-1</w:t>
+      </w:r>
+      <w:r>
+        <w:rPr>
+          <w:cs/>
         </w:rPr>
         <w:t xml:space="preserve"> สรุปผลการตรวจจำแนกตามโปรแกรม</w:t>
       </w:r>
@@ -6896,9 +6481,17 @@
       <w:r>
         <w:rPr>
           <w:cs/>
-          <w:lang w:val="en-US"/>
-        </w:rPr>
-        <w:t xml:space="preserve">บทที่ 5 สรุป อภิปรายผล และข้อเสนอแนะ</w:t>
+        </w:rPr>
+        <w:t xml:space="preserve">บทที่ </w:t>
+      </w:r>
+      <w:r>
+        <w:t xml:space="preserve">5 </w:t>
+      </w:r>
+      <w:r>
+        <w:rPr>
+          <w:cs/>
+        </w:rPr>
+        <w:t xml:space="preserve">สรุป อภิปรายผล และข้อเสนอแนะ</w:t>
       </w:r>
     </w:p>
     <w:p>
@@ -6908,7 +6501,6 @@
       <w:r>
         <w:rPr>
           <w:cs/>
-          <w:lang w:val="en-US"/>
         </w:rPr>
         <w:t xml:space="preserve">สรุปผลการวิจัย</w:t>
       </w:r>
@@ -6918,9 +6510,26 @@
       <w:r>
         <w:rPr>
           <w:cs/>
-          <w:lang w:val="en-US"/>
-        </w:rPr>
-        <w:t xml:space="preserve">ระบบที่พัฒนาขึ้นสร้างเอกสาร Word ภาษาไทยที่แสดงผลถูกต้องในโปรแกรมสำนักงานทั้ง 5 โปรแกรม โดยไม่เปลี่ยนแปลงเนื้อหาของต้นฉบับ และให้ผลลัพธ์ตรงกันทุกไบต์ทั้งสองภาษาโปรแกรม</w:t>
+        </w:rPr>
+        <w:t xml:space="preserve">ระบบที่พัฒนาขึ้นสร้างเอกสาร </w:t>
+      </w:r>
+      <w:r>
+        <w:t xml:space="preserve">Word </w:t>
+      </w:r>
+      <w:r>
+        <w:rPr>
+          <w:cs/>
+        </w:rPr>
+        <w:t xml:space="preserve">ภาษาไทยที่แสดงผลถูกต้องในโปรแกรมสำนักงานทั้ง </w:t>
+      </w:r>
+      <w:r>
+        <w:t xml:space="preserve">5 </w:t>
+      </w:r>
+      <w:r>
+        <w:rPr>
+          <w:cs/>
+        </w:rPr>
+        <w:t xml:space="preserve">โปรแกรม โดยไม่เปลี่ยนแปลงเนื้อหาของต้นฉบับ และให้ผลลัพธ์ตรงกันทุกไบต์ทั้งสองภาษาโปรแกรม</w:t>
       </w:r>
     </w:p>
     <w:p>
@@ -6930,7 +6539,6 @@
       <w:r>
         <w:rPr>
           <w:cs/>
-          <w:lang w:val="en-US"/>
         </w:rPr>
         <w:t xml:space="preserve">อภิปรายผล</w:t>
       </w:r>
@@ -6940,7 +6548,6 @@
       <w:r>
         <w:rPr>
           <w:cs/>
-          <w:lang w:val="en-US"/>
         </w:rPr>
         <w:t xml:space="preserve">ผลการวิจัยสอดคล้องกับสมมติฐานที่ว่าการกำหนดคุณสมบัติภาษาไทยให้ครบถ้วนตั้งแต่ขั้นตอนการสร้างไฟล์ ช่วยให้เอกสารแสดงผลได้ถูกต้องโดยไม่ต้องแก้ไขภายหลัง ประเด็นที่น่าสนใจคือโปรแกรมแต่ละโปรแกรมอ่านคุณสมบัติเดียวกันต่างกันเล็กน้อย ตัวอย่างเช่น บางโปรแกรมแสดงการจัดแบบกระจายแบบไทยเป็นการจัดชิดขอบทั้งสองด้าน และบางโปรแกรมไม่อัปเดตเลขหน้าในสารบัญจนกว่าผู้ใช้จะสั่งเอง ข้อแตกต่างเหล่านี้ไม่ทำให้เนื้อหาผิดพลาด แต่ผู้จัดทำเอกสารควรตรวจผลลัพธ์ในโปรแกรมที่ผู้รับจะใช้จริงก่อนส่งมอบทุกครั้ง</w:t>
       </w:r>
@@ -6952,7 +6559,6 @@
       <w:r>
         <w:rPr>
           <w:cs/>
-          <w:lang w:val="en-US"/>
         </w:rPr>
         <w:t xml:space="preserve">ข้อเสนอแนะ</w:t>
       </w:r>
@@ -6962,9 +6568,17 @@
       <w:r>
         <w:rPr>
           <w:cs/>
-          <w:lang w:val="en-US"/>
-        </w:rPr>
-        <w:t xml:space="preserve">ข้อเสนอแนะสำหรับการวิจัยครั้งต่อไป ได้แก่ การขยายขอบเขตไปยังภาษาอื่นในกลุ่ม complex script เช่น ภาษาลาว ภาษาเขมร และภาษาพม่า การรองรับสูตรคณิตศาสตร์ในรูปแบบที่แก้ไขได้ในโปรแกรม และการศึกษาความพึงพอใจของผู้ใช้งานจริงในระยะยาว นอกจากนี้ ควรศึกษาการสร้างเอกสารแบบหลายส่วนที่มีการวางหน้ากระดาษต่างกันในเอกสารเดียว เช่น หน้าตารางแนวนอนภายในเอกสารแนวตั้ง</w:t>
+        </w:rPr>
+        <w:t xml:space="preserve">ข้อเสนอแนะสำหรับการวิจัยครั้งต่อไป ได้แก่ การขยายขอบเขตไปยังภาษาอื่นในกลุ่ม </w:t>
+      </w:r>
+      <w:r>
+        <w:t xml:space="preserve">complex script </w:t>
+      </w:r>
+      <w:r>
+        <w:rPr>
+          <w:cs/>
+        </w:rPr>
+        <w:t xml:space="preserve">เช่น ภาษาลาว ภาษาเขมร และภาษาพม่า การรองรับสูตรคณิตศาสตร์ในรูปแบบที่แก้ไขได้ในโปรแกรม และการศึกษาความพึงพอใจของผู้ใช้งานจริงในระยะยาว นอกจากนี้ ควรศึกษาการสร้างเอกสารแบบหลายส่วนที่มีการวางหน้ากระดาษต่างกันในเอกสารเดียว เช่น หน้าตารางแนวนอนภายในเอกสารแนวตั้ง</w:t>
       </w:r>
     </w:p>
     <w:p>
@@ -6986,7 +6600,6 @@
       <w:r>
         <w:rPr>
           <w:cs/>
-          <w:lang w:val="en-US"/>
         </w:rPr>
         <w:t xml:space="preserve">บรรณานุกรม</w:t>
       </w:r>
@@ -6994,34 +6607,22 @@
     <w:p>
       <w:pPr/>
       <w:r>
-        <w:rPr>
-          <w:cs/>
-          <w:lang w:val="en-US"/>
-        </w:rPr>
         <w:t xml:space="preserve">Ecma International. (2021). </w:t>
       </w:r>
       <w:r>
         <w:rPr>
           <w:i/>
           <w:iCs/>
-          <w:cs/>
-          <w:lang w:val="en-US"/>
         </w:rPr>
         <w:t xml:space="preserve">ECMA-376: Office Open XML File Formats</w:t>
       </w:r>
       <w:r>
-        <w:rPr>
-          <w:cs/>
-          <w:lang w:val="en-US"/>
-        </w:rPr>
         <w:t xml:space="preserve"> (5th ed.). </w:t>
       </w:r>
       <w:hyperlink r:id="rId5" w:history="1">
         <w:r>
           <w:rPr>
             <w:rStyle w:val="Hyperlink"/>
-            <w:cs/>
-            <w:lang w:val="en-US"/>
           </w:rPr>
           <w:t xml:space="preserve">https://ecma-international.org/publications-and-standards/standards/ecma-376/</w:t>
         </w:r>
@@ -7030,34 +6631,22 @@
     <w:p>
       <w:pPr/>
       <w:r>
-        <w:rPr>
-          <w:cs/>
-          <w:lang w:val="en-US"/>
-        </w:rPr>
         <w:t xml:space="preserve">CommonMark. (2024). </w:t>
       </w:r>
       <w:r>
         <w:rPr>
           <w:i/>
           <w:iCs/>
-          <w:cs/>
-          <w:lang w:val="en-US"/>
         </w:rPr>
         <w:t xml:space="preserve">CommonMark Spec</w:t>
       </w:r>
       <w:r>
-        <w:rPr>
-          <w:cs/>
-          <w:lang w:val="en-US"/>
-        </w:rPr>
         <w:t xml:space="preserve"> (Version 0.31.2). </w:t>
       </w:r>
       <w:hyperlink r:id="rId6" w:history="1">
         <w:r>
           <w:rPr>
             <w:rStyle w:val="Hyperlink"/>
-            <w:cs/>
-            <w:lang w:val="en-US"/>
           </w:rPr>
           <w:t xml:space="preserve">https://spec.commonmark.org/0.31.2/</w:t>
         </w:r>
@@ -7074,24 +6663,30 @@
       <w:r>
         <w:rPr>
           <w:cs/>
-          <w:lang w:val="en-US"/>
-        </w:rPr>
-        <w:t xml:space="preserve">ตัวอย่าง ทดสอบระบบ. (2568). การตัดบรรทัดภาษาไทยในเอกสารอิเล็กทรอนิกส์. </w:t>
+        </w:rPr>
+        <w:t xml:space="preserve">ตัวอย่าง ทดสอบระบบ</w:t>
+      </w:r>
+      <w:r>
+        <w:t xml:space="preserve">. (2568). </w:t>
+      </w:r>
+      <w:r>
+        <w:rPr>
+          <w:cs/>
+        </w:rPr>
+        <w:t xml:space="preserve">การตัดบรรทัดภาษาไทยในเอกสารอิเล็กทรอนิกส์</w:t>
+      </w:r>
+      <w:r>
+        <w:t xml:space="preserve">. </w:t>
       </w:r>
       <w:r>
         <w:rPr>
           <w:i/>
           <w:iCs/>
           <w:cs/>
-          <w:lang w:val="en-US"/>
         </w:rPr>
         <w:t xml:space="preserve">วารสารสมมติด้านเทคโนโลยีสารสนเทศ</w:t>
       </w:r>
       <w:r>
-        <w:rPr>
-          <w:cs/>
-          <w:lang w:val="en-US"/>
-        </w:rPr>
         <w:t xml:space="preserve">, 12(3), 45–60.</w:t>
       </w:r>
     </w:p>
@@ -7102,7 +6697,6 @@
       <w:r>
         <w:rPr>
           <w:cs/>
-          <w:lang w:val="en-US"/>
         </w:rPr>
         <w:t xml:space="preserve">ภาคผนวก ก แบบสอบถามที่ใช้ในการวิจัย</w:t>
       </w:r>
@@ -7114,9 +6708,17 @@
       <w:r>
         <w:rPr>
           <w:cs/>
-          <w:lang w:val="en-US"/>
-        </w:rPr>
-        <w:t xml:space="preserve">ส่วนที่ 1 ข้อมูลทั่วไปของผู้ตอบแบบสอบถาม</w:t>
+        </w:rPr>
+        <w:t xml:space="preserve">ส่วนที่ </w:t>
+      </w:r>
+      <w:r>
+        <w:t xml:space="preserve">1 </w:t>
+      </w:r>
+      <w:r>
+        <w:rPr>
+          <w:cs/>
+        </w:rPr>
+        <w:t xml:space="preserve">ข้อมูลทั่วไปของผู้ตอบแบบสอบถาม</w:t>
       </w:r>
     </w:p>
     <w:p>
@@ -7124,7 +6726,6 @@
       <w:r>
         <w:rPr>
           <w:cs/>
-          <w:lang w:val="en-US"/>
         </w:rPr>
         <w:t xml:space="preserve">คำชี้แจง โปรดทำเครื่องหมายในช่องที่ตรงกับข้อมูลของท่าน</w:t>
       </w:r>
@@ -7137,15 +6738,12 @@
       <w:r>
         <w:rPr>
           <w:rFonts w:ascii="Arial" w:hAnsi="Arial" w:cs="Arial"/>
-          <w:cs/>
-          <w:lang w:val="en-US"/>
         </w:rPr>
         <w:t xml:space="preserve">□ </w:t>
       </w:r>
       <w:r>
         <w:rPr>
           <w:cs/>
-          <w:lang w:val="en-US"/>
         </w:rPr>
         <w:t xml:space="preserve">เจ้าหน้าที่ธุรการ</w:t>
       </w:r>
@@ -7158,15 +6756,12 @@
       <w:r>
         <w:rPr>
           <w:rFonts w:ascii="Arial" w:hAnsi="Arial" w:cs="Arial"/>
-          <w:cs/>
-          <w:lang w:val="en-US"/>
         </w:rPr>
         <w:t xml:space="preserve">□ </w:t>
       </w:r>
       <w:r>
         <w:rPr>
           <w:cs/>
-          <w:lang w:val="en-US"/>
         </w:rPr>
         <w:t xml:space="preserve">นักวิจัยหรืออาจารย์</w:t>
       </w:r>
@@ -7179,15 +6774,12 @@
       <w:r>
         <w:rPr>
           <w:rFonts w:ascii="Arial" w:hAnsi="Arial" w:cs="Arial"/>
-          <w:cs/>
-          <w:lang w:val="en-US"/>
         </w:rPr>
         <w:t xml:space="preserve">■ </w:t>
       </w:r>
       <w:r>
         <w:rPr>
           <w:cs/>
-          <w:lang w:val="en-US"/>
         </w:rPr>
         <w:t xml:space="preserve">นักศึกษา</w:t>
       </w:r>
@@ -7202,14 +6794,19 @@
           <w:b/>
           <w:bCs/>
           <w:cs/>
-          <w:lang w:val="en-US"/>
-        </w:rPr>
-        <w:t xml:space="preserve">ตารางที่ ก-1</w:t>
-      </w:r>
-      <w:r>
-        <w:rPr>
-          <w:cs/>
-          <w:lang w:val="en-US"/>
+        </w:rPr>
+        <w:t xml:space="preserve">ตารางที่ ก</w:t>
+      </w:r>
+      <w:r>
+        <w:rPr>
+          <w:b/>
+          <w:bCs/>
+        </w:rPr>
+        <w:t xml:space="preserve">-1</w:t>
+      </w:r>
+      <w:r>
+        <w:rPr>
+          <w:cs/>
         </w:rPr>
         <w:t xml:space="preserve"> ข้อมูลทั่วไปของผู้ตอบแบบสอบถาม</w:t>
       </w:r>
@@ -7250,7 +6847,6 @@
                 <w:b/>
                 <w:bCs/>
                 <w:cs/>
-                <w:lang w:val="en-US"/>
               </w:rPr>
               <w:t xml:space="preserve">ข้อมูล</w:t>
             </w:r>
@@ -7270,7 +6866,6 @@
                 <w:b/>
                 <w:bCs/>
                 <w:cs/>
-                <w:lang w:val="en-US"/>
               </w:rPr>
               <w:t xml:space="preserve">จำนวน</w:t>
             </w:r>
@@ -7290,7 +6885,6 @@
                 <w:b/>
                 <w:bCs/>
                 <w:cs/>
-                <w:lang w:val="en-US"/>
               </w:rPr>
               <w:t xml:space="preserve">ร้อยละ</w:t>
             </w:r>
@@ -7309,7 +6903,6 @@
             <w:r>
               <w:rPr>
                 <w:cs/>
-                <w:lang w:val="en-US"/>
               </w:rPr>
               <w:t xml:space="preserve">เพศหญิง</w:t>
             </w:r>
@@ -7325,10 +6918,6 @@
               <w:jc w:val="right"/>
             </w:pPr>
             <w:r>
-              <w:rPr>
-                <w:cs/>
-                <w:lang w:val="en-US"/>
-              </w:rPr>
               <w:t xml:space="preserve">72</w:t>
             </w:r>
           </w:p>
@@ -7343,10 +6932,6 @@
               <w:jc w:val="right"/>
             </w:pPr>
             <w:r>
-              <w:rPr>
-                <w:cs/>
-                <w:lang w:val="en-US"/>
-              </w:rPr>
               <w:t xml:space="preserve">60.0</w:t>
             </w:r>
           </w:p>
@@ -7364,7 +6949,6 @@
             <w:r>
               <w:rPr>
                 <w:cs/>
-                <w:lang w:val="en-US"/>
               </w:rPr>
               <w:t xml:space="preserve">เพศชาย</w:t>
             </w:r>
@@ -7380,10 +6964,6 @@
               <w:jc w:val="right"/>
             </w:pPr>
             <w:r>
-              <w:rPr>
-                <w:cs/>
-                <w:lang w:val="en-US"/>
-              </w:rPr>
               <w:t xml:space="preserve">48</w:t>
             </w:r>
           </w:p>
@@ -7398,10 +6978,6 @@
               <w:jc w:val="right"/>
             </w:pPr>
             <w:r>
-              <w:rPr>
-                <w:cs/>
-                <w:lang w:val="en-US"/>
-              </w:rPr>
               <w:t xml:space="preserve">40.0</w:t>
             </w:r>
           </w:p>
@@ -7418,9 +6994,17 @@
       <w:r>
         <w:rPr>
           <w:cs/>
-          <w:lang w:val="en-US"/>
-        </w:rPr>
-        <w:t xml:space="preserve">ส่วนที่ 2 ความคิดเห็นต่อระบบ</w:t>
+        </w:rPr>
+        <w:t xml:space="preserve">ส่วนที่ </w:t>
+      </w:r>
+      <w:r>
+        <w:t xml:space="preserve">2 </w:t>
+      </w:r>
+      <w:r>
+        <w:rPr>
+          <w:cs/>
+        </w:rPr>
+        <w:t xml:space="preserve">ความคิดเห็นต่อระบบ</w:t>
       </w:r>
     </w:p>
     <w:p>
@@ -7434,7 +7018,6 @@
       <w:r>
         <w:rPr>
           <w:cs/>
-          <w:lang w:val="en-US"/>
         </w:rPr>
         <w:t xml:space="preserve">ท่านคิดว่าระบบนี้ช่วยลดเวลาในการจัดทำเอกสารได้มากน้อยเพียงใด โปรดให้เหตุผลประกอบ</w:t>
       </w:r>
@@ -7446,7 +7029,6 @@
       <w:r>
         <w:rPr>
           <w:cs/>
-          <w:lang w:val="en-US"/>
         </w:rPr>
         <w:t xml:space="preserve">ภาคผนวก ข ผลการตรวจสอบความเที่ยงตรงของเครื่องมือ</w:t>
       </w:r>
@@ -7461,14 +7043,19 @@
           <w:b/>
           <w:bCs/>
           <w:cs/>
-          <w:lang w:val="en-US"/>
-        </w:rPr>
-        <w:t xml:space="preserve">ตารางที่ ข-1</w:t>
-      </w:r>
-      <w:r>
-        <w:rPr>
-          <w:cs/>
-          <w:lang w:val="en-US"/>
+        </w:rPr>
+        <w:t xml:space="preserve">ตารางที่ ข</w:t>
+      </w:r>
+      <w:r>
+        <w:rPr>
+          <w:b/>
+          <w:bCs/>
+        </w:rPr>
+        <w:t xml:space="preserve">-1</w:t>
+      </w:r>
+      <w:r>
+        <w:rPr>
+          <w:cs/>
         </w:rPr>
         <w:t xml:space="preserve"> ค่าดัชนีความสอดคล้องของแบบประเมิน</w:t>
       </w:r>
@@ -7512,7 +7099,6 @@
                 <w:b/>
                 <w:bCs/>
                 <w:cs/>
-                <w:lang w:val="en-US"/>
               </w:rPr>
               <w:t xml:space="preserve">ข้อ</w:t>
             </w:r>
@@ -7532,9 +7118,15 @@
                 <w:b/>
                 <w:bCs/>
                 <w:cs/>
-                <w:lang w:val="en-US"/>
-              </w:rPr>
-              <w:t xml:space="preserve">ผู้เชี่ยวชาญคนที่ 1</w:t>
+              </w:rPr>
+              <w:t xml:space="preserve">ผู้เชี่ยวชาญคนที่ </w:t>
+            </w:r>
+            <w:r>
+              <w:rPr>
+                <w:b/>
+                <w:bCs/>
+              </w:rPr>
+              <w:t xml:space="preserve">1</w:t>
             </w:r>
           </w:p>
         </w:tc>
@@ -7552,9 +7144,15 @@
                 <w:b/>
                 <w:bCs/>
                 <w:cs/>
-                <w:lang w:val="en-US"/>
-              </w:rPr>
-              <w:t xml:space="preserve">ผู้เชี่ยวชาญคนที่ 2</w:t>
+              </w:rPr>
+              <w:t xml:space="preserve">ผู้เชี่ยวชาญคนที่ </w:t>
+            </w:r>
+            <w:r>
+              <w:rPr>
+                <w:b/>
+                <w:bCs/>
+              </w:rPr>
+              <w:t xml:space="preserve">2</w:t>
             </w:r>
           </w:p>
         </w:tc>
@@ -7572,27 +7170,31 @@
                 <w:b/>
                 <w:bCs/>
                 <w:cs/>
-                <w:lang w:val="en-US"/>
-              </w:rPr>
-              <w:t xml:space="preserve">ผู้เชี่ยวชาญคนที่ 3</w:t>
-            </w:r>
-          </w:p>
-        </w:tc>
-        <w:tc>
-          <w:tcPr>
-            <w:tcW w:w="1848" w:type="dxa"/>
-          </w:tcPr>
-          <w:p>
-            <w:pPr>
-              <w:spacing w:after="0"/>
-              <w:jc w:val="center"/>
-            </w:pPr>
+              </w:rPr>
+              <w:t xml:space="preserve">ผู้เชี่ยวชาญคนที่ </w:t>
+            </w:r>
             <w:r>
               <w:rPr>
                 <w:b/>
                 <w:bCs/>
-                <w:cs/>
-                <w:lang w:val="en-US"/>
+              </w:rPr>
+              <w:t xml:space="preserve">3</w:t>
+            </w:r>
+          </w:p>
+        </w:tc>
+        <w:tc>
+          <w:tcPr>
+            <w:tcW w:w="1848" w:type="dxa"/>
+          </w:tcPr>
+          <w:p>
+            <w:pPr>
+              <w:spacing w:after="0"/>
+              <w:jc w:val="center"/>
+            </w:pPr>
+            <w:r>
+              <w:rPr>
+                <w:b/>
+                <w:bCs/>
               </w:rPr>
               <w:t xml:space="preserve">IOC</w:t>
             </w:r>
@@ -7610,10 +7212,6 @@
               <w:jc w:val="center"/>
             </w:pPr>
             <w:r>
-              <w:rPr>
-                <w:cs/>
-                <w:lang w:val="en-US"/>
-              </w:rPr>
               <w:t xml:space="preserve">1</w:t>
             </w:r>
           </w:p>
@@ -7628,10 +7226,6 @@
               <w:jc w:val="center"/>
             </w:pPr>
             <w:r>
-              <w:rPr>
-                <w:cs/>
-                <w:lang w:val="en-US"/>
-              </w:rPr>
               <w:t xml:space="preserve">+1</w:t>
             </w:r>
           </w:p>
@@ -7646,10 +7240,6 @@
               <w:jc w:val="center"/>
             </w:pPr>
             <w:r>
-              <w:rPr>
-                <w:cs/>
-                <w:lang w:val="en-US"/>
-              </w:rPr>
               <w:t xml:space="preserve">+1</w:t>
             </w:r>
           </w:p>
@@ -7664,10 +7254,6 @@
               <w:jc w:val="center"/>
             </w:pPr>
             <w:r>
-              <w:rPr>
-                <w:cs/>
-                <w:lang w:val="en-US"/>
-              </w:rPr>
               <w:t xml:space="preserve">+1</w:t>
             </w:r>
           </w:p>
@@ -7682,10 +7268,6 @@
               <w:jc w:val="center"/>
             </w:pPr>
             <w:r>
-              <w:rPr>
-                <w:cs/>
-                <w:lang w:val="en-US"/>
-              </w:rPr>
               <w:t xml:space="preserve">1.00</w:t>
             </w:r>
           </w:p>
@@ -7702,10 +7284,6 @@
               <w:jc w:val="center"/>
             </w:pPr>
             <w:r>
-              <w:rPr>
-                <w:cs/>
-                <w:lang w:val="en-US"/>
-              </w:rPr>
               <w:t xml:space="preserve">2</w:t>
             </w:r>
           </w:p>
@@ -7720,10 +7298,6 @@
               <w:jc w:val="center"/>
             </w:pPr>
             <w:r>
-              <w:rPr>
-                <w:cs/>
-                <w:lang w:val="en-US"/>
-              </w:rPr>
               <w:t xml:space="preserve">+1</w:t>
             </w:r>
           </w:p>
@@ -7738,10 +7312,6 @@
               <w:jc w:val="center"/>
             </w:pPr>
             <w:r>
-              <w:rPr>
-                <w:cs/>
-                <w:lang w:val="en-US"/>
-              </w:rPr>
               <w:t xml:space="preserve">0</w:t>
             </w:r>
           </w:p>
@@ -7756,10 +7326,6 @@
               <w:jc w:val="center"/>
             </w:pPr>
             <w:r>
-              <w:rPr>
-                <w:cs/>
-                <w:lang w:val="en-US"/>
-              </w:rPr>
               <w:t xml:space="preserve">+1</w:t>
             </w:r>
           </w:p>
@@ -7774,10 +7340,6 @@
               <w:jc w:val="center"/>
             </w:pPr>
             <w:r>
-              <w:rPr>
-                <w:cs/>
-                <w:lang w:val="en-US"/>
-              </w:rPr>
               <w:t xml:space="preserve">0.67</w:t>
             </w:r>
           </w:p>
@@ -7794,10 +7356,6 @@
               <w:jc w:val="center"/>
             </w:pPr>
             <w:r>
-              <w:rPr>
-                <w:cs/>
-                <w:lang w:val="en-US"/>
-              </w:rPr>
               <w:t xml:space="preserve">3</w:t>
             </w:r>
           </w:p>
@@ -7812,10 +7370,6 @@
               <w:jc w:val="center"/>
             </w:pPr>
             <w:r>
-              <w:rPr>
-                <w:cs/>
-                <w:lang w:val="en-US"/>
-              </w:rPr>
               <w:t xml:space="preserve">+1</w:t>
             </w:r>
           </w:p>
@@ -7830,10 +7384,6 @@
               <w:jc w:val="center"/>
             </w:pPr>
             <w:r>
-              <w:rPr>
-                <w:cs/>
-                <w:lang w:val="en-US"/>
-              </w:rPr>
               <w:t xml:space="preserve">+1</w:t>
             </w:r>
           </w:p>
@@ -7848,10 +7398,6 @@
               <w:jc w:val="center"/>
             </w:pPr>
             <w:r>
-              <w:rPr>
-                <w:cs/>
-                <w:lang w:val="en-US"/>
-              </w:rPr>
               <w:t xml:space="preserve">+1</w:t>
             </w:r>
           </w:p>
@@ -7866,10 +7412,6 @@
               <w:jc w:val="center"/>
             </w:pPr>
             <w:r>
-              <w:rPr>
-                <w:cs/>
-                <w:lang w:val="en-US"/>
-              </w:rPr>
               <w:t xml:space="preserve">1.00</w:t>
             </w:r>
           </w:p>
@@ -7884,10 +7426,6 @@
         <w:keepNext/>
       </w:pPr>
       <w:r>
-        <w:rPr>
-          <w:cs/>
-          <w:lang w:val="en-US"/>
-        </w:rPr>
         <w:drawing>
           <wp:inline distT="0" distB="0" distL="0" distR="0">
             <wp:extent cx="5715000" cy="2476500"/>
@@ -7936,14 +7474,19 @@
           <w:b/>
           <w:bCs/>
           <w:cs/>
-          <w:lang w:val="en-US"/>
-        </w:rPr>
-        <w:t xml:space="preserve">รูปที่ ข-1</w:t>
-      </w:r>
-      <w:r>
-        <w:rPr>
-          <w:cs/>
-          <w:lang w:val="en-US"/>
+        </w:rPr>
+        <w:t xml:space="preserve">รูปที่ ข</w:t>
+      </w:r>
+      <w:r>
+        <w:rPr>
+          <w:b/>
+          <w:bCs/>
+        </w:rPr>
+        <w:t xml:space="preserve">-1</w:t>
+      </w:r>
+      <w:r>
+        <w:rPr>
+          <w:cs/>
         </w:rPr>
         <w:t xml:space="preserve"> ขั้นตอนการตรวจสอบความเที่ยงตรง</w:t>
       </w:r>
@@ -7955,9 +7498,17 @@
       <w:r>
         <w:rPr>
           <w:cs/>
-          <w:lang w:val="en-US"/>
-        </w:rPr>
-        <w:t xml:space="preserve">ภาคผนวก ค ตัวอย่างไฟล์ Markdown ที่ใช้ทดสอบ</w:t>
+        </w:rPr>
+        <w:t xml:space="preserve">ภาคผนวก ค ตัวอย่างไฟล์ </w:t>
+      </w:r>
+      <w:r>
+        <w:t xml:space="preserve">Markdown </w:t>
+      </w:r>
+      <w:r>
+        <w:rPr>
+          <w:cs/>
+        </w:rPr>
+        <w:t xml:space="preserve">ที่ใช้ทดสอบ</w:t>
       </w:r>
     </w:p>
     <w:p>
@@ -7965,11 +7516,13 @@
         <w:pStyle w:val="CodeBlock"/>
       </w:pPr>
       <w:r>
-        <w:rPr>
-          <w:cs/>
-          <w:lang w:val="en-US"/>
-        </w:rPr>
-        <w:t xml:space="preserve"># บทนำ</w:t>
+        <w:t xml:space="preserve"># </w:t>
+      </w:r>
+      <w:r>
+        <w:rPr>
+          <w:cs/>
+        </w:rPr>
+        <w:t xml:space="preserve">บทนำ</w:t>
       </w:r>
     </w:p>
     <w:p>
@@ -7977,10 +7530,6 @@
         <w:pStyle w:val="CodeBlock"/>
       </w:pPr>
       <w:r>
-        <w:rPr>
-          <w:cs/>
-          <w:lang w:val="en-US"/>
-        </w:rPr>
         <w:t xml:space="preserve"/>
       </w:r>
     </w:p>
@@ -7989,11 +7538,13 @@
         <w:pStyle w:val="CodeBlock"/>
       </w:pPr>
       <w:r>
-        <w:rPr>
-          <w:cs/>
-          <w:lang w:val="en-US"/>
-        </w:rPr>
-        <w:t xml:space="preserve">Table: ชื่อตาราง</w:t>
+        <w:t xml:space="preserve">Table: </w:t>
+      </w:r>
+      <w:r>
+        <w:rPr>
+          <w:cs/>
+        </w:rPr>
+        <w:t xml:space="preserve">ชื่อตาราง</w:t>
       </w:r>
     </w:p>
     <w:p>
@@ -8001,10 +7552,6 @@
         <w:pStyle w:val="CodeBlock"/>
       </w:pPr>
       <w:r>
-        <w:rPr>
-          <w:cs/>
-          <w:lang w:val="en-US"/>
-        </w:rPr>
         <w:t xml:space="preserve"/>
       </w:r>
     </w:p>
@@ -8013,11 +7560,25 @@
         <w:pStyle w:val="CodeBlock"/>
       </w:pPr>
       <w:r>
-        <w:rPr>
-          <w:cs/>
-          <w:lang w:val="en-US"/>
-        </w:rPr>
-        <w:t xml:space="preserve">| ก | ข |</w:t>
+        <w:t xml:space="preserve">| </w:t>
+      </w:r>
+      <w:r>
+        <w:rPr>
+          <w:cs/>
+        </w:rPr>
+        <w:t xml:space="preserve">ก </w:t>
+      </w:r>
+      <w:r>
+        <w:t xml:space="preserve">| </w:t>
+      </w:r>
+      <w:r>
+        <w:rPr>
+          <w:cs/>
+        </w:rPr>
+        <w:t xml:space="preserve">ข </w:t>
+      </w:r>
+      <w:r>
+        <w:t xml:space="preserve">|</w:t>
       </w:r>
     </w:p>
     <w:p>
@@ -8025,10 +7586,6 @@
         <w:pStyle w:val="CodeBlock"/>
       </w:pPr>
       <w:r>
-        <w:rPr>
-          <w:cs/>
-          <w:lang w:val="en-US"/>
-        </w:rPr>
         <w:t xml:space="preserve">|---|---|</w:t>
       </w:r>
     </w:p>
@@ -8042,10 +7599,6 @@
         </w:sectPr>
       </w:pPr>
       <w:r>
-        <w:rPr>
-          <w:cs/>
-          <w:lang w:val="en-US"/>
-        </w:rPr>
         <w:t xml:space="preserve">| 1 | 2 |</w:t>
       </w:r>
     </w:p>
@@ -8056,7 +7609,6 @@
       <w:r>
         <w:rPr>
           <w:cs/>
-          <w:lang w:val="en-US"/>
         </w:rPr>
         <w:t xml:space="preserve">ประวัติผู้เขียน</w:t>
       </w:r>
@@ -8066,9 +7618,44 @@
       <w:r>
         <w:rPr>
           <w:cs/>
-          <w:lang w:val="en-US"/>
-        </w:rPr>
-        <w:t xml:space="preserve">นางสาวตัวอย่าง ทดสอบระบบ เกิดเมื่อวันที่ 1 มกราคม 2540 ที่จังหวัดสมมติ สำเร็จการศึกษาระดับปริญญาตรีสาขาวิทยาการคอมพิวเตอร์ จากมหาวิทยาลัยตัวอย่างในปีการศึกษา 2562 และเข้าศึกษาต่อระดับปริญญาโทในปีการศึกษา 2566 มีความสนใจด้านการประมวลผลภาษาธรรมชาติ และการพัฒนาเครื่องมือสำหรับเอกสารภาษาไทย ข้อมูลทั้งหมดในหน้านี้เป็นข้อมูลสังเคราะห์ ไม่ได้อ้างอิงถึงบุคคลใด</w:t>
+        </w:rPr>
+        <w:t xml:space="preserve">นางสาวตัวอย่าง ทดสอบระบบ เกิดเมื่อวันที่ </w:t>
+      </w:r>
+      <w:r>
+        <w:t xml:space="preserve">1 </w:t>
+      </w:r>
+      <w:r>
+        <w:rPr>
+          <w:cs/>
+        </w:rPr>
+        <w:t xml:space="preserve">มกราคม </w:t>
+      </w:r>
+      <w:r>
+        <w:t xml:space="preserve">2540 </w:t>
+      </w:r>
+      <w:r>
+        <w:rPr>
+          <w:cs/>
+        </w:rPr>
+        <w:t xml:space="preserve">ที่จังหวัดสมมติ สำเร็จการศึกษาระดับปริญญาตรีสาขาวิทยาการคอมพิวเตอร์ จากมหาวิทยาลัยตัวอย่างในปีการศึกษา </w:t>
+      </w:r>
+      <w:r>
+        <w:t xml:space="preserve">2562 </w:t>
+      </w:r>
+      <w:r>
+        <w:rPr>
+          <w:cs/>
+        </w:rPr>
+        <w:t xml:space="preserve">และเข้าศึกษาต่อระดับปริญญาโทในปีการศึกษา </w:t>
+      </w:r>
+      <w:r>
+        <w:t xml:space="preserve">2566 </w:t>
+      </w:r>
+      <w:r>
+        <w:rPr>
+          <w:cs/>
+        </w:rPr>
+        <w:t xml:space="preserve">มีความสนใจด้านการประมวลผลภาษาธรรมชาติ และการพัฒนาเครื่องมือสำหรับเอกสารภาษาไทย ข้อมูลทั้งหมดในหน้านี้เป็นข้อมูลสังเคราะห์ ไม่ได้อ้างอิงถึงบุคคลใด</w:t>
       </w:r>
     </w:p>
     <w:sectPr>
@@ -8110,22 +7697,15 @@
       <w:r>
         <w:rPr>
           <w:rStyle w:val="FootnoteReference"/>
-          <w:cs/>
-          <w:lang w:val="en-US"/>
         </w:rPr>
         <w:footnoteRef/>
       </w:r>
       <w:r>
-        <w:rPr>
-          <w:cs/>
-          <w:lang w:val="en-US"/>
-        </w:rPr>
         <w:tab/>
       </w:r>
       <w:r>
         <w:rPr>
           <w:cs/>
-          <w:lang w:val="en-US"/>
         </w:rPr>
         <w:t xml:space="preserve">การเว้นวรรคระหว่างคำภาษาไทยขัดกับหลักการเขียนภาษาไทย และทำให้การค้นหาคำในเอกสาร</w:t>
       </w:r>
@@ -8134,7 +7714,6 @@
           <w:b/>
           <w:bCs/>
           <w:cs/>
-          <w:lang w:val="en-US"/>
         </w:rPr>
         <w:t xml:space="preserve">ผิดพลาด</w:t>
       </w:r>
@@ -8148,22 +7727,15 @@
       <w:r>
         <w:rPr>
           <w:rStyle w:val="FootnoteReference"/>
-          <w:cs/>
-          <w:lang w:val="en-US"/>
         </w:rPr>
         <w:footnoteRef/>
       </w:r>
       <w:r>
-        <w:rPr>
-          <w:cs/>
-          <w:lang w:val="en-US"/>
-        </w:rPr>
         <w:tab/>
       </w:r>
       <w:r>
         <w:rPr>
           <w:cs/>
-          <w:lang w:val="en-US"/>
         </w:rPr>
         <w:t xml:space="preserve">ที่อยู่เว็บไซต์ในเอกสารนี้เป็นที่อยู่สมมติ ใช้สำหรับทดสอบการสร้างลิงก์เท่านั้น</w:t>
       </w:r>
@@ -8189,7 +7761,6 @@
         <w:sz w:val="30"/>
         <w:szCs w:val="30"/>
         <w:cs/>
-        <w:lang w:val="en-US"/>
       </w:rPr>
     </w:lvl>
     <w:lvl w:ilvl="1">
@@ -8205,7 +7776,6 @@
         <w:sz w:val="30"/>
         <w:szCs w:val="30"/>
         <w:cs/>
-        <w:lang w:val="en-US"/>
       </w:rPr>
     </w:lvl>
     <w:lvl w:ilvl="2">
@@ -8221,7 +7791,6 @@
         <w:sz w:val="30"/>
         <w:szCs w:val="30"/>
         <w:cs/>
-        <w:lang w:val="en-US"/>
       </w:rPr>
     </w:lvl>
     <w:lvl w:ilvl="3">
@@ -8237,7 +7806,6 @@
         <w:sz w:val="30"/>
         <w:szCs w:val="30"/>
         <w:cs/>
-        <w:lang w:val="en-US"/>
       </w:rPr>
     </w:lvl>
     <w:lvl w:ilvl="4">
@@ -8253,7 +7821,6 @@
         <w:sz w:val="30"/>
         <w:szCs w:val="30"/>
         <w:cs/>
-        <w:lang w:val="en-US"/>
       </w:rPr>
     </w:lvl>
     <w:lvl w:ilvl="5">
@@ -8269,7 +7836,6 @@
         <w:sz w:val="30"/>
         <w:szCs w:val="30"/>
         <w:cs/>
-        <w:lang w:val="en-US"/>
       </w:rPr>
     </w:lvl>
     <w:lvl w:ilvl="6">
@@ -8285,7 +7851,6 @@
         <w:sz w:val="30"/>
         <w:szCs w:val="30"/>
         <w:cs/>
-        <w:lang w:val="en-US"/>
       </w:rPr>
     </w:lvl>
     <w:lvl w:ilvl="7">
@@ -8301,7 +7866,6 @@
         <w:sz w:val="30"/>
         <w:szCs w:val="30"/>
         <w:cs/>
-        <w:lang w:val="en-US"/>
       </w:rPr>
     </w:lvl>
     <w:lvl w:ilvl="8">
@@ -8317,7 +7881,6 @@
         <w:sz w:val="30"/>
         <w:szCs w:val="30"/>
         <w:cs/>
-        <w:lang w:val="en-US"/>
       </w:rPr>
     </w:lvl>
   </w:abstractNum>
@@ -8335,7 +7898,6 @@
         <w:rFonts w:ascii="TH Sarabun New" w:hAnsi="TH Sarabun New" w:cs="TH Sarabun New" w:eastAsia="TH Sarabun New"/>
         <w:sz w:val="30"/>
         <w:szCs w:val="30"/>
-        <w:cs/>
         <w:lang w:val="en-US" w:eastAsia="en-US"/>
       </w:rPr>
     </w:rPrDefault>
@@ -8352,7 +7914,6 @@
       <w:rFonts w:ascii="TH Sarabun New" w:hAnsi="TH Sarabun New" w:cs="TH Sarabun New" w:eastAsia="TH Sarabun New"/>
       <w:sz w:val="30"/>
       <w:szCs w:val="30"/>
-      <w:cs/>
       <w:lang w:val="en-US"/>
     </w:rPr>
   </w:style>

--- a/tests/golden/thesis-layout.docx
+++ b/tests/golden/thesis-layout.docx
@@ -654,14 +654,7 @@
           <w:bCs/>
           <w:cs/>
         </w:rPr>
-        <w:t xml:space="preserve">คำสำคัญ</w:t>
-      </w:r>
-      <w:r>
-        <w:rPr>
-          <w:b/>
-          <w:bCs/>
-        </w:rPr>
-        <w:t xml:space="preserve">:</w:t>
+        <w:t xml:space="preserve">คำสำคัญ:</w:t>
       </w:r>
       <w:r>
         <w:rPr>
@@ -2468,16 +2461,10 @@
         <w:pStyle w:val="Quote"/>
       </w:pPr>
       <w:r>
-        <w:t xml:space="preserve">"</w:t>
-      </w:r>
-      <w:r>
-        <w:rPr>
-          <w:cs/>
-        </w:rPr>
-        <w:t xml:space="preserve">ข้อความภาษาไทยที่ถูกกำหนดเป็นภาษาอื่น จะถูกตรวจคำสะกดและตัดบรรทัดตามกฎของภาษานั้นผลที่ผู้อ่านเห็นจึงเป็นเอกสารที่ดูผิดทั้งที่เนื้อหาถูกต้องทุกตัวอักษร</w:t>
-      </w:r>
-      <w:r>
-        <w:t xml:space="preserve">"</w:t>
+        <w:rPr>
+          <w:cs/>
+        </w:rPr>
+        <w:t xml:space="preserve">"ข้อความภาษาไทยที่ถูกกำหนดเป็นภาษาอื่น จะถูกตรวจคำสะกดและตัดบรรทัดตามกฎของภาษานั้นผลที่ผู้อ่านเห็นจึงเป็นเอกสารที่ดูผิดทั้งที่เนื้อหาถูกต้องทุกตัวอักษร"</w:t>
       </w:r>
     </w:p>
     <w:p>
@@ -6673,10 +6660,7 @@
         <w:rPr>
           <w:cs/>
         </w:rPr>
-        <w:t xml:space="preserve">การตัดบรรทัดภาษาไทยในเอกสารอิเล็กทรอนิกส์</w:t>
-      </w:r>
-      <w:r>
-        <w:t xml:space="preserve">. </w:t>
+        <w:t xml:space="preserve">การตัดบรรทัดภาษาไทยในเอกสารอิเล็กทรอนิกส์. </w:t>
       </w:r>
       <w:r>
         <w:rPr>
@@ -7516,13 +7500,10 @@
         <w:pStyle w:val="CodeBlock"/>
       </w:pPr>
       <w:r>
-        <w:t xml:space="preserve"># </w:t>
-      </w:r>
-      <w:r>
-        <w:rPr>
-          <w:cs/>
-        </w:rPr>
-        <w:t xml:space="preserve">บทนำ</w:t>
+        <w:rPr>
+          <w:cs/>
+        </w:rPr>
+        <w:t xml:space="preserve"># บทนำ</w:t>
       </w:r>
     </w:p>
     <w:p>
@@ -7560,25 +7541,10 @@
         <w:pStyle w:val="CodeBlock"/>
       </w:pPr>
       <w:r>
-        <w:t xml:space="preserve">| </w:t>
-      </w:r>
-      <w:r>
-        <w:rPr>
-          <w:cs/>
-        </w:rPr>
-        <w:t xml:space="preserve">ก </w:t>
-      </w:r>
-      <w:r>
-        <w:t xml:space="preserve">| </w:t>
-      </w:r>
-      <w:r>
-        <w:rPr>
-          <w:cs/>
-        </w:rPr>
-        <w:t xml:space="preserve">ข </w:t>
-      </w:r>
-      <w:r>
-        <w:t xml:space="preserve">|</w:t>
+        <w:rPr>
+          <w:cs/>
+        </w:rPr>
+        <w:t xml:space="preserve">| ก | ข |</w:t>
       </w:r>
     </w:p>
     <w:p>

--- a/tests/golden/thesis-layout.docx
+++ b/tests/golden/thesis-layout.docx
@@ -2163,6 +2163,7 @@
           <w:left w:w="108" w:type="dxa"/>
           <w:right w:w="108" w:type="dxa"/>
         </w:tblCellMar>
+        <w:tblCaption w:val="ตารางที่ 1-1 ประโยชน์ที่คาดว่าจะได้รับจำแนกตามกลุ่มผู้ใช้"/>
       </w:tblPr>
       <w:tblGrid>
         <w:gridCol w:w="3399"/>
@@ -2531,6 +2532,7 @@
           <w:left w:w="108" w:type="dxa"/>
           <w:right w:w="108" w:type="dxa"/>
         </w:tblCellMar>
+        <w:tblCaption w:val="ตารางที่ 2-1 เปรียบเทียบคุณสมบัติข้อความละตินและข้อความ complex script"/>
       </w:tblPr>
       <w:tblGrid>
         <w:gridCol w:w="3246"/>
@@ -3323,6 +3325,7 @@
           <w:left w:w="108" w:type="dxa"/>
           <w:right w:w="108" w:type="dxa"/>
         </w:tblCellMar>
+        <w:tblCaption w:val="ตารางที่ 4-1 ผลการตรวจการแสดงผลจำแนกตามรายการตรวจ"/>
       </w:tblPr>
       <w:tblGrid>
         <w:gridCol w:w="1923"/>
@@ -6811,6 +6814,7 @@
           <w:left w:w="108" w:type="dxa"/>
           <w:right w:w="108" w:type="dxa"/>
         </w:tblCellMar>
+        <w:tblCaption w:val="ตารางที่ ก-1 ข้อมูลทั่วไปของผู้ตอบแบบสอบถาม"/>
       </w:tblPr>
       <w:tblGrid>
         <w:gridCol w:w="5775"/>
@@ -7060,6 +7064,7 @@
           <w:left w:w="108" w:type="dxa"/>
           <w:right w:w="108" w:type="dxa"/>
         </w:tblCellMar>
+        <w:tblCaption w:val="ตารางที่ ข-1 ค่าดัชนีความสอดคล้องของแบบประเมิน"/>
       </w:tblPr>
       <w:tblGrid>
         <w:gridCol w:w="1320"/>

--- a/tests/golden/thesis-layout.docx
+++ b/tests/golden/thesis-layout.docx
@@ -1683,6 +1683,7 @@
       <w:r>
         <w:rPr>
           <w:rFonts w:ascii="Consolas" w:hAnsi="Consolas" w:cs="TH Sarabun New"/>
+          <w:noProof/>
         </w:rPr>
         <w:t xml:space="preserve">Ctrl</w:t>
       </w:r>
@@ -1692,6 +1693,7 @@
       <w:r>
         <w:rPr>
           <w:rFonts w:ascii="Consolas" w:hAnsi="Consolas" w:cs="TH Sarabun New"/>
+          <w:noProof/>
         </w:rPr>
         <w:t xml:space="preserve">S</w:t>
       </w:r>
@@ -2633,6 +2635,7 @@
             <w:r>
               <w:rPr>
                 <w:rFonts w:ascii="Consolas" w:hAnsi="Consolas" w:cs="TH Sarabun New"/>
+                <w:noProof/>
               </w:rPr>
               <w:t xml:space="preserve">w:ascii</w:t>
             </w:r>
@@ -2650,6 +2653,7 @@
             <w:r>
               <w:rPr>
                 <w:rFonts w:ascii="Consolas" w:hAnsi="Consolas" w:cs="TH Sarabun New"/>
+                <w:noProof/>
               </w:rPr>
               <w:t xml:space="preserve">w:cs</w:t>
             </w:r>
@@ -2685,6 +2689,7 @@
             <w:r>
               <w:rPr>
                 <w:rFonts w:ascii="Consolas" w:hAnsi="Consolas" w:cs="TH Sarabun New"/>
+                <w:noProof/>
               </w:rPr>
               <w:t xml:space="preserve">w:sz</w:t>
             </w:r>
@@ -2702,6 +2707,7 @@
             <w:r>
               <w:rPr>
                 <w:rFonts w:ascii="Consolas" w:hAnsi="Consolas" w:cs="TH Sarabun New"/>
+                <w:noProof/>
               </w:rPr>
               <w:t xml:space="preserve">w:szCs</w:t>
             </w:r>
@@ -2737,6 +2743,7 @@
             <w:r>
               <w:rPr>
                 <w:rFonts w:ascii="Consolas" w:hAnsi="Consolas" w:cs="TH Sarabun New"/>
+                <w:noProof/>
               </w:rPr>
               <w:t xml:space="preserve">w:b</w:t>
             </w:r>
@@ -2754,6 +2761,7 @@
             <w:r>
               <w:rPr>
                 <w:rFonts w:ascii="Consolas" w:hAnsi="Consolas" w:cs="TH Sarabun New"/>
+                <w:noProof/>
               </w:rPr>
               <w:t xml:space="preserve">w:bCs</w:t>
             </w:r>
@@ -2789,6 +2797,7 @@
             <w:r>
               <w:rPr>
                 <w:rFonts w:ascii="Consolas" w:hAnsi="Consolas" w:cs="TH Sarabun New"/>
+                <w:noProof/>
               </w:rPr>
               <w:t xml:space="preserve">w:i</w:t>
             </w:r>
@@ -2806,6 +2815,7 @@
             <w:r>
               <w:rPr>
                 <w:rFonts w:ascii="Consolas" w:hAnsi="Consolas" w:cs="TH Sarabun New"/>
+                <w:noProof/>
               </w:rPr>
               <w:t xml:space="preserve">w:iCs</w:t>
             </w:r>
@@ -2933,6 +2943,7 @@
       <w:r>
         <w:rPr>
           <w:rFonts w:ascii="Consolas" w:hAnsi="Consolas" w:cs="TH Sarabun New"/>
+          <w:noProof/>
         </w:rPr>
         <w:t xml:space="preserve">word/document.xml</w:t>
       </w:r>
@@ -2948,6 +2959,9 @@
         <w:pStyle w:val="CodeBlock"/>
       </w:pPr>
       <w:r>
+        <w:rPr>
+          <w:noProof/>
+        </w:rPr>
         <w:t xml:space="preserve">&lt;w:r&gt;</w:t>
       </w:r>
     </w:p>
@@ -2956,6 +2970,9 @@
         <w:pStyle w:val="CodeBlock"/>
       </w:pPr>
       <w:r>
+        <w:rPr>
+          <w:noProof/>
+        </w:rPr>
         <w:t xml:space="preserve">  &lt;w:rPr&gt;&lt;w:b/&gt;&lt;w:bCs/&gt;&lt;w:cs/&gt;&lt;w:lang w:val="en-US" w:bidi="th-TH"/&gt;&lt;/w:rPr&gt;</w:t>
       </w:r>
     </w:p>
@@ -2964,6 +2981,9 @@
         <w:pStyle w:val="CodeBlock"/>
       </w:pPr>
       <w:r>
+        <w:rPr>
+          <w:noProof/>
+        </w:rPr>
         <w:t xml:space="preserve">  &lt;w:t&gt;</w:t>
       </w:r>
       <w:r>
@@ -2973,6 +2993,9 @@
         <w:t xml:space="preserve">ข้อความภาษาไทย</w:t>
       </w:r>
       <w:r>
+        <w:rPr>
+          <w:noProof/>
+        </w:rPr>
         <w:t xml:space="preserve">&lt;/w:t&gt;</w:t>
       </w:r>
     </w:p>
@@ -2981,6 +3004,9 @@
         <w:pStyle w:val="CodeBlock"/>
       </w:pPr>
       <w:r>
+        <w:rPr>
+          <w:noProof/>
+        </w:rPr>
         <w:t xml:space="preserve">&lt;/w:r&gt;</w:t>
       </w:r>
     </w:p>
@@ -7516,6 +7542,9 @@
         <w:pStyle w:val="CodeBlock"/>
       </w:pPr>
       <w:r>
+        <w:rPr>
+          <w:noProof/>
+        </w:rPr>
         <w:t xml:space="preserve"/>
       </w:r>
     </w:p>
@@ -7524,6 +7553,9 @@
         <w:pStyle w:val="CodeBlock"/>
       </w:pPr>
       <w:r>
+        <w:rPr>
+          <w:noProof/>
+        </w:rPr>
         <w:t xml:space="preserve">Table: </w:t>
       </w:r>
       <w:r>
@@ -7538,6 +7570,9 @@
         <w:pStyle w:val="CodeBlock"/>
       </w:pPr>
       <w:r>
+        <w:rPr>
+          <w:noProof/>
+        </w:rPr>
         <w:t xml:space="preserve"/>
       </w:r>
     </w:p>
@@ -7557,6 +7592,9 @@
         <w:pStyle w:val="CodeBlock"/>
       </w:pPr>
       <w:r>
+        <w:rPr>
+          <w:noProof/>
+        </w:rPr>
         <w:t xml:space="preserve">|---|---|</w:t>
       </w:r>
     </w:p>
@@ -7570,6 +7608,9 @@
         </w:sectPr>
       </w:pPr>
       <w:r>
+        <w:rPr>
+          <w:noProof/>
+        </w:rPr>
         <w:t xml:space="preserve">| 1 | 2 |</w:t>
       </w:r>
     </w:p>

--- a/tests/golden/thesis-layout.docx
+++ b/tests/golden/thesis-layout.docx
@@ -6427,7 +6427,7 @@
       <w:r>
         <w:drawing>
           <wp:inline distT="0" distB="0" distL="0" distR="0">
-            <wp:extent cx="5715000" cy="3048000"/>
+            <wp:extent cx="2286000" cy="1524000"/>
             <wp:docPr id="3" name="Picture 3" descr="แผนภูมิแท่งสรุปผล"/>
             <a:graphic>
               <a:graphicData uri="http://schemas.openxmlformats.org/drawingml/2006/picture">
@@ -6437,7 +6437,7 @@
                     <pic:cNvPicPr/>
                   </pic:nvPicPr>
                   <pic:blipFill>
-                    <a:blip r:embed="rId3"/>
+                    <a:blip r:embed="rId5"/>
                     <a:stretch>
                       <a:fillRect/>
                     </a:stretch>
@@ -6445,7 +6445,7 @@
                   <pic:spPr>
                     <a:xfrm>
                       <a:off x="0" y="0"/>
-                      <a:ext cx="5715000" cy="3048000"/>
+                      <a:ext cx="2286000" cy="1524000"/>
                     </a:xfrm>
                     <a:prstGeom prst="rect">
                       <a:avLst/>
@@ -6635,7 +6635,7 @@
       <w:r>
         <w:t xml:space="preserve"> (5th ed.). </w:t>
       </w:r>
-      <w:hyperlink r:id="rId5" w:history="1">
+      <w:hyperlink r:id="rId6" w:history="1">
         <w:r>
           <w:rPr>
             <w:rStyle w:val="Hyperlink"/>
@@ -6659,7 +6659,7 @@
       <w:r>
         <w:t xml:space="preserve"> (Version 0.31.2). </w:t>
       </w:r>
-      <w:hyperlink r:id="rId6" w:history="1">
+      <w:hyperlink r:id="rId7" w:history="1">
         <w:r>
           <w:rPr>
             <w:rStyle w:val="Hyperlink"/>
@@ -7443,7 +7443,7 @@
       <w:r>
         <w:drawing>
           <wp:inline distT="0" distB="0" distL="0" distR="0">
-            <wp:extent cx="5715000" cy="2476500"/>
+            <wp:extent cx="3810000" cy="1905000"/>
             <wp:docPr id="4" name="Picture 4" descr="แผนภาพขั้นตอนการตรวจสอบ"/>
             <a:graphic>
               <a:graphicData uri="http://schemas.openxmlformats.org/drawingml/2006/picture">
@@ -7453,7 +7453,7 @@
                     <pic:cNvPicPr/>
                   </pic:nvPicPr>
                   <pic:blipFill>
-                    <a:blip r:embed="rId4"/>
+                    <a:blip r:embed="rId8"/>
                     <a:stretch>
                       <a:fillRect/>
                     </a:stretch>
@@ -7461,7 +7461,7 @@
                   <pic:spPr>
                     <a:xfrm>
                       <a:off x="0" y="0"/>
-                      <a:ext cx="5715000" cy="2476500"/>
+                      <a:ext cx="3810000" cy="1905000"/>
                     </a:xfrm>
                     <a:prstGeom prst="rect">
                       <a:avLst/>

--- a/tests/golden/thesis-layout.docx
+++ b/tests/golden/thesis-layout.docx
@@ -7922,6 +7922,9 @@
   <w:style w:type="paragraph" w:default="1" w:styleId="Normal">
     <w:name w:val="Normal"/>
     <w:qFormat/>
+    <w:pPr>
+      <w:spacing w:after="120" w:line="240" w:lineRule="auto"/>
+    </w:pPr>
     <w:rPr>
       <w:rFonts w:ascii="TH Sarabun New" w:hAnsi="TH Sarabun New" w:cs="TH Sarabun New" w:eastAsia="TH Sarabun New"/>
       <w:sz w:val="30"/>
